--- a/plantillas_maestras/15_sistema_previsional_afp_onp/negativa_cobertura/1_ddo_banco_o_financiera/mujer/TPL_2834_2025_SISTEMA_PREVISIONAL_AFP_ONP_NEGATIVA_COBERTURA_BANCO_MUJER_R2.docx
+++ b/plantillas_maestras/15_sistema_previsional_afp_onp/negativa_cobertura/1_ddo_banco_o_financiera/mujer/TPL_2834_2025_SISTEMA_PREVISIONAL_AFP_ONP_NEGATIVA_COBERTURA_BANCO_MUJER_R2.docx
@@ -455,7 +455,7 @@
           <w14:ligatures w14:val="none"/>
         </w:rPr>
         <w:tab/>
-        <w:t xml:space="preserve">:       </w:t>
+        <w:t xml:space="preserve">: </w:t>
       </w:r>
       <w:r>
         <w:rPr>
@@ -894,7 +894,7 @@
           <w:lang w:val="es-ES" w:eastAsia="es-ES"/>
           <w14:ligatures w14:val="none"/>
         </w:rPr>
-        <w:t>por presuntas infracciones a la Ley N°29571, Código de Protección y Defensa del</w:t>
+        <w:t>por presuntas infracciones a la Ley 29571, Código de Protección y Defensa del</w:t>
       </w:r>
       <w:r>
         <w:rPr>
@@ -1014,7 +1014,7 @@
           <w:lang w:eastAsia="es-ES"/>
           <w14:ligatures w14:val="none"/>
         </w:rPr>
-        <w:t>N°</w:t>
+        <w:t/>
       </w:r>
       <w:proofErr w:type="spellEnd"/>
       <w:r>
@@ -1308,7 +1308,7 @@
           <w:lang w:eastAsia="es-ES"/>
           <w14:ligatures w14:val="none"/>
         </w:rPr>
-        <w:t>N°</w:t>
+        <w:t/>
       </w:r>
       <w:proofErr w:type="spellEnd"/>
       <w:r>
@@ -1724,7 +1724,7 @@
           <w:lang w:val="es-ES" w:eastAsia="es-ES"/>
           <w14:ligatures w14:val="none"/>
         </w:rPr>
-        <w:t>N°</w:t>
+        <w:t/>
       </w:r>
       <w:proofErr w:type="spellEnd"/>
       <w:r>
@@ -2659,7 +2659,7 @@
           <w:lang w:eastAsia="es-PE"/>
           <w14:ligatures w14:val="none"/>
         </w:rPr>
-        <w:t>Técnica de la Comisión de Protección al Consumidor N°1 (en adelante, la Secretaría Técnica), en ejercicio de sus facultades</w:t>
+        <w:t>Técnica de la Comisión de Protección al Consumidor 1 (en adelante, la Secretaría Técnica), en ejercicio de sus facultades</w:t>
       </w:r>
       <w:r>
         <w:rPr>
@@ -2717,7 +2717,7 @@
           <w:lang w:eastAsia="es-PE"/>
           <w14:ligatures w14:val="none"/>
         </w:rPr>
-        <w:t>N°</w:t>
+        <w:t/>
       </w:r>
       <w:proofErr w:type="spellEnd"/>
       <w:r>
@@ -2741,7 +2741,7 @@
           <w:lang w:eastAsia="es-PE"/>
           <w14:ligatures w14:val="none"/>
         </w:rPr>
-        <w:t>N°</w:t>
+        <w:t/>
       </w:r>
       <w:proofErr w:type="spellEnd"/>
       <w:r>
@@ -2771,7 +2771,7 @@
           <w:lang w:eastAsia="es-PE"/>
           <w14:ligatures w14:val="none"/>
         </w:rPr>
-        <w:t>°</w:t>
+        <w:t/>
       </w:r>
       <w:r>
         <w:rPr>
@@ -2789,7 +2789,7 @@
           <w:lang w:eastAsia="es-PE"/>
           <w14:ligatures w14:val="none"/>
         </w:rPr>
-        <w:t>°</w:t>
+        <w:t/>
       </w:r>
       <w:r>
         <w:rPr>
@@ -2891,7 +2891,7 @@
           <w:kern w:val="0"/>
           <w14:ligatures w14:val="none"/>
         </w:rPr>
-        <w:t>N°</w:t>
+        <w:t/>
       </w:r>
       <w:proofErr w:type="spellEnd"/>
       <w:r>
@@ -2909,7 +2909,7 @@
           <w:kern w:val="0"/>
           <w14:ligatures w14:val="none"/>
         </w:rPr>
-        <w:t>N°</w:t>
+        <w:t/>
       </w:r>
       <w:proofErr w:type="spellEnd"/>
       <w:r>
@@ -3014,7 +3014,7 @@
           <w:lang w:eastAsia="es-PE"/>
           <w14:ligatures w14:val="none"/>
         </w:rPr>
-        <w:t xml:space="preserve">) del artículo 56° </w:t>
+        <w:t xml:space="preserve">) del artículo 56 </w:t>
       </w:r>
       <w:r>
         <w:rPr>
@@ -3043,7 +3043,7 @@
           <w:lang w:eastAsia="es-PE"/>
           <w14:ligatures w14:val="none"/>
         </w:rPr>
-        <w:t xml:space="preserve">.  </w:t>
+        <w:t xml:space="preserve">. </w:t>
       </w:r>
     </w:p>
     <w:bookmarkEnd w:id="6"/>
@@ -3129,7 +3129,7 @@
           <w:kern w:val="0"/>
           <w14:ligatures w14:val="none"/>
         </w:rPr>
-        <w:t>N°</w:t>
+        <w:t/>
       </w:r>
       <w:proofErr w:type="spellEnd"/>
       <w:r>
@@ -3156,7 +3156,7 @@
           <w:lang w:eastAsia="es-PE"/>
           <w14:ligatures w14:val="none"/>
         </w:rPr>
-        <w:t>°</w:t>
+        <w:t/>
       </w:r>
       <w:r>
         <w:rPr>
@@ -3174,7 +3174,7 @@
           <w:lang w:eastAsia="es-PE"/>
           <w14:ligatures w14:val="none"/>
         </w:rPr>
-        <w:t>°</w:t>
+        <w:t/>
       </w:r>
       <w:r>
         <w:rPr>
@@ -3243,7 +3243,7 @@
         <w:rPr>
           <w:rFonts w:ascii="Arial Narrow" w:eastAsia="Arial Narrow" w:hAnsi="Arial Narrow" w:cs="Arial Narrow"/>
         </w:rPr>
-        <w:t>N°</w:t>
+        <w:t/>
       </w:r>
       <w:proofErr w:type="spellEnd"/>
       <w:r>
@@ -3263,7 +3263,7 @@
           <w:rFonts w:ascii="Arial Narrow" w:hAnsi="Arial Narrow" w:cs="Segoe UI"/>
           <w:color w:val="000000"/>
         </w:rPr>
-        <w:t>°</w:t>
+        <w:t/>
       </w:r>
       <w:r>
         <w:rPr>
@@ -3276,7 +3276,7 @@
           <w:rFonts w:ascii="Arial Narrow" w:hAnsi="Arial Narrow" w:cs="Segoe UI"/>
           <w:color w:val="000000"/>
         </w:rPr>
-        <w:t>°</w:t>
+        <w:t/>
       </w:r>
       <w:r>
         <w:rPr>
@@ -3641,7 +3641,7 @@
           <w:lang w:eastAsia="es-ES"/>
           <w14:ligatures w14:val="none"/>
         </w:rPr>
-        <w:t>N°</w:t>
+        <w:t/>
       </w:r>
       <w:proofErr w:type="spellEnd"/>
       <w:r>
@@ -3747,7 +3747,7 @@
           <w:lang w:val="es-ES" w:eastAsia="es-ES"/>
           <w14:ligatures w14:val="none"/>
         </w:rPr>
-        <w:t>N°</w:t>
+        <w:t/>
       </w:r>
       <w:proofErr w:type="spellEnd"/>
       <w:r>
@@ -3978,7 +3978,7 @@
           <w:lang w:eastAsia="es-ES"/>
           <w14:ligatures w14:val="none"/>
         </w:rPr>
-        <w:t>N°</w:t>
+        <w:t/>
       </w:r>
       <w:proofErr w:type="spellEnd"/>
       <w:r>
@@ -4135,7 +4135,7 @@
           <w:lang w:eastAsia="es-PE"/>
           <w14:ligatures w14:val="none"/>
         </w:rPr>
-        <w:t xml:space="preserve">RESOLUCIÓN DE LA SECRETARÍA TÉCNICA  </w:t>
+        <w:t xml:space="preserve">RESOLUCIÓN DE LA SECRETARÍA TÉCNICA </w:t>
       </w:r>
     </w:p>
     <w:p>
@@ -4450,7 +4450,7 @@
           <w:lang w:eastAsia="es-PE"/>
           <w14:ligatures w14:val="none"/>
         </w:rPr>
-        <w:t xml:space="preserve"> infracción a los artículos 18° y 19°</w:t>
+        <w:t xml:space="preserve"> infracción a los artículos 18 y 19</w:t>
       </w:r>
       <w:r>
         <w:rPr>
@@ -4555,7 +4555,7 @@
           <w:lang w:eastAsia="es-ES"/>
           <w14:ligatures w14:val="none"/>
         </w:rPr>
-        <w:t>N°</w:t>
+        <w:t/>
       </w:r>
       <w:proofErr w:type="spellEnd"/>
       <w:r>
@@ -4588,7 +4588,7 @@
           <w:lang w:eastAsia="es-ES"/>
           <w14:ligatures w14:val="none"/>
         </w:rPr>
-        <w:t>N°</w:t>
+        <w:t/>
       </w:r>
       <w:proofErr w:type="spellEnd"/>
       <w:r>
@@ -4705,7 +4705,7 @@
           <w:lang w:eastAsia="es-PE"/>
           <w14:ligatures w14:val="none"/>
         </w:rPr>
-        <w:t>del artículo 56° de la Ley 29571, Código de Protección y Defensa del Consumidor</w:t>
+        <w:t>del artículo 56 de la Ley 29571, Código de Protección y Defensa del Consumidor</w:t>
       </w:r>
       <w:r>
         <w:rPr>
@@ -4822,7 +4822,7 @@
           <w:lang w:eastAsia="es-ES"/>
           <w14:ligatures w14:val="none"/>
         </w:rPr>
-        <w:t>N°</w:t>
+        <w:t/>
       </w:r>
       <w:proofErr w:type="spellEnd"/>
       <w:r>
@@ -4874,7 +4874,7 @@
           <w:lang w:eastAsia="es-ES"/>
           <w14:ligatures w14:val="none"/>
         </w:rPr>
-        <w:t>N°</w:t>
+        <w:t/>
       </w:r>
       <w:proofErr w:type="spellEnd"/>
       <w:r>
@@ -4956,7 +4956,7 @@
           <w:lang w:eastAsia="es-PE"/>
           <w14:ligatures w14:val="none"/>
         </w:rPr>
-        <w:t xml:space="preserve"> infracción a los artículos 18° y 19°</w:t>
+        <w:t xml:space="preserve"> infracción a los artículos 18 y 19</w:t>
       </w:r>
       <w:r>
         <w:rPr>
@@ -5034,7 +5034,7 @@
           <w:lang w:eastAsia="es-ES"/>
           <w14:ligatures w14:val="none"/>
         </w:rPr>
-        <w:t>N°</w:t>
+        <w:t/>
       </w:r>
       <w:proofErr w:type="spellEnd"/>
       <w:r>
@@ -5167,14 +5167,14 @@
         <w:rPr>
           <w:rFonts w:ascii="Arial Narrow" w:eastAsia="Arial Narrow" w:hAnsi="Arial Narrow" w:cs="Arial Narrow"/>
         </w:rPr>
-        <w:t xml:space="preserve">resunta infracción de los artículos 18° y 19° de la Ley </w:t>
+        <w:t xml:space="preserve">resunta infracción de los artículos 18 y 19 de la Ley </w:t>
       </w:r>
       <w:proofErr w:type="spellStart"/>
       <w:r>
         <w:rPr>
           <w:rFonts w:ascii="Arial Narrow" w:eastAsia="Arial Narrow" w:hAnsi="Arial Narrow" w:cs="Arial Narrow"/>
         </w:rPr>
-        <w:t>N°</w:t>
+        <w:t/>
       </w:r>
       <w:proofErr w:type="spellEnd"/>
       <w:r>
@@ -5342,7 +5342,7 @@
           <w:rFonts w:ascii="Arial Narrow" w:eastAsia="Arial Narrow" w:hAnsi="Arial Narrow" w:cs="Arial Narrow"/>
           <w:bCs/>
         </w:rPr>
-        <w:t>N°</w:t>
+        <w:t/>
       </w:r>
       <w:proofErr w:type="spellEnd"/>
       <w:r>
@@ -5762,7 +5762,7 @@
           <w:lang w:eastAsia="es-PE"/>
           <w14:ligatures w14:val="none"/>
         </w:rPr>
-        <w:t>°</w:t>
+        <w:t/>
       </w:r>
       <w:r>
         <w:rPr>
@@ -5858,7 +5858,7 @@
           <w:lang w:eastAsia="es-PE"/>
           <w14:ligatures w14:val="none"/>
         </w:rPr>
-        <w:t>°</w:t>
+        <w:t/>
       </w:r>
       <w:r>
         <w:rPr>
@@ -6114,7 +6114,7 @@
           <w:lang w:eastAsia="es-PE"/>
           <w14:ligatures w14:val="none"/>
         </w:rPr>
-        <w:t>°</w:t>
+        <w:t/>
       </w:r>
       <w:r>
         <w:rPr>
@@ -6431,7 +6431,7 @@
           <w:lang w:eastAsia="es-ES"/>
           <w14:ligatures w14:val="none"/>
         </w:rPr>
-        <w:t>N°</w:t>
+        <w:t/>
       </w:r>
       <w:proofErr w:type="spellEnd"/>
       <w:r>
@@ -6529,7 +6529,7 @@
           <w:lang w:val="es-ES" w:eastAsia="es-ES"/>
           <w14:ligatures w14:val="none"/>
         </w:rPr>
-        <w:t>N°</w:t>
+        <w:t/>
       </w:r>
       <w:proofErr w:type="spellEnd"/>
       <w:r>
@@ -6771,7 +6771,7 @@
           <w:lang w:val="es-ES" w:eastAsia="es-ES"/>
           <w14:ligatures w14:val="none"/>
         </w:rPr>
-        <w:t xml:space="preserve">:  </w:t>
+        <w:t xml:space="preserve">: </w:t>
       </w:r>
     </w:p>
     <w:p>
@@ -6869,7 +6869,7 @@
           <w:lang w:eastAsia="es-ES"/>
           <w14:ligatures w14:val="none"/>
         </w:rPr>
-        <w:t>N°</w:t>
+        <w:t/>
       </w:r>
       <w:proofErr w:type="spellEnd"/>
       <w:r>
@@ -7023,7 +7023,7 @@
           <w:lang w:eastAsia="es-PE"/>
           <w14:ligatures w14:val="none"/>
         </w:rPr>
-        <w:t>°</w:t>
+        <w:t/>
       </w:r>
       <w:r>
         <w:rPr>
@@ -7064,7 +7064,7 @@
           <w:lang w:eastAsia="es-PE"/>
           <w14:ligatures w14:val="none"/>
         </w:rPr>
-        <w:t>°</w:t>
+        <w:t/>
       </w:r>
       <w:r>
         <w:rPr>
@@ -7084,7 +7084,7 @@
           <w:lang w:eastAsia="es-PE"/>
           <w14:ligatures w14:val="none"/>
         </w:rPr>
-        <w:t>°</w:t>
+        <w:t/>
       </w:r>
       <w:r>
         <w:rPr>
@@ -7104,7 +7104,7 @@
           <w:lang w:eastAsia="es-PE"/>
           <w14:ligatures w14:val="none"/>
         </w:rPr>
-        <w:t>°</w:t>
+        <w:t/>
       </w:r>
       <w:r>
         <w:rPr>
@@ -7157,7 +7157,7 @@
           <w:lang w:eastAsia="es-PE"/>
           <w14:ligatures w14:val="none"/>
         </w:rPr>
-        <w:t>°</w:t>
+        <w:t/>
       </w:r>
       <w:r>
         <w:rPr>
@@ -7258,7 +7258,7 @@
           <w:lang w:eastAsia="es-PE"/>
           <w14:ligatures w14:val="none"/>
         </w:rPr>
-        <w:t>°</w:t>
+        <w:t/>
       </w:r>
       <w:r>
         <w:rPr>
@@ -7351,7 +7351,7 @@
           <w:lang w:eastAsia="es-PE"/>
           <w14:ligatures w14:val="none"/>
         </w:rPr>
-        <w:t>°</w:t>
+        <w:t/>
       </w:r>
       <w:r>
         <w:rPr>
@@ -7368,7 +7368,7 @@
           <w:kern w:val="0"/>
           <w14:ligatures w14:val="none"/>
         </w:rPr>
-        <w:t>N°</w:t>
+        <w:t/>
       </w:r>
       <w:proofErr w:type="spellEnd"/>
       <w:r>
@@ -7827,7 +7827,7 @@
           <w:lang w:eastAsia="es-PE"/>
           <w14:ligatures w14:val="none"/>
         </w:rPr>
-        <w:t>°</w:t>
+        <w:t/>
       </w:r>
       <w:r>
         <w:rPr>
@@ -7842,7 +7842,7 @@
           <w:rFonts w:ascii="Arial Narrow" w:hAnsi="Arial Narrow"/>
           <w:color w:val="000000"/>
         </w:rPr>
-        <w:t>N°</w:t>
+        <w:t/>
       </w:r>
       <w:proofErr w:type="spellEnd"/>
       <w:r>
@@ -7860,7 +7860,7 @@
           <w:lang w:eastAsia="es-PE"/>
           <w14:ligatures w14:val="none"/>
         </w:rPr>
-        <w:t>°</w:t>
+        <w:t/>
       </w:r>
       <w:r>
         <w:rPr>
@@ -8427,7 +8427,7 @@
           <w:sz w:val="16"/>
           <w:szCs w:val="16"/>
         </w:rPr>
-        <w:t xml:space="preserve">  </w:t>
+        <w:t xml:space="preserve"> </w:t>
       </w:r>
       <w:r>
         <w:rPr>
@@ -8456,7 +8456,7 @@
           <w:sz w:val="16"/>
           <w:szCs w:val="16"/>
         </w:rPr>
-        <w:t>N°</w:t>
+        <w:t/>
       </w:r>
       <w:proofErr w:type="spellEnd"/>
       <w:r>
@@ -8478,7 +8478,7 @@
           <w:sz w:val="16"/>
           <w:szCs w:val="16"/>
         </w:rPr>
-        <w:t>N°</w:t>
+        <w:t/>
       </w:r>
       <w:proofErr w:type="spellEnd"/>
       <w:r>
@@ -8550,7 +8550,7 @@
           <w:sz w:val="16"/>
           <w:szCs w:val="16"/>
         </w:rPr>
-        <w:t>N°</w:t>
+        <w:t/>
       </w:r>
       <w:proofErr w:type="spellEnd"/>
       <w:r>
@@ -8644,7 +8644,7 @@
           <w:sz w:val="16"/>
           <w:szCs w:val="16"/>
         </w:rPr>
-        <w:t>N°</w:t>
+        <w:t/>
       </w:r>
       <w:proofErr w:type="spellEnd"/>
       <w:r>
@@ -8782,7 +8782,7 @@
           <w:sz w:val="16"/>
           <w:szCs w:val="16"/>
         </w:rPr>
-        <w:t xml:space="preserve">           </w:t>
+        <w:t xml:space="preserve"> </w:t>
       </w:r>
       <w:r>
         <w:rPr>
@@ -8811,7 +8811,7 @@
           <w:sz w:val="16"/>
           <w:szCs w:val="16"/>
         </w:rPr>
-        <w:t>N°</w:t>
+        <w:t/>
       </w:r>
       <w:proofErr w:type="spellEnd"/>
       <w:r>
@@ -8833,7 +8833,7 @@
           <w:sz w:val="16"/>
           <w:szCs w:val="16"/>
         </w:rPr>
-        <w:t>N°</w:t>
+        <w:t/>
       </w:r>
       <w:proofErr w:type="spellEnd"/>
       <w:r>
@@ -8844,7 +8844,7 @@
           <w:sz w:val="16"/>
           <w:szCs w:val="16"/>
         </w:rPr>
-        <w:t xml:space="preserve"> 1308   </w:t>
+        <w:t xml:space="preserve"> 1308 </w:t>
       </w:r>
     </w:p>
     <w:p>
@@ -8868,7 +8868,7 @@
           <w:sz w:val="16"/>
           <w:szCs w:val="16"/>
         </w:rPr>
-        <w:t xml:space="preserve">Artículo 18.- Idoneidad   </w:t>
+        <w:t xml:space="preserve">Artículo 18.- Idoneidad </w:t>
       </w:r>
     </w:p>
     <w:p>
@@ -8888,7 +8888,7 @@
           <w:sz w:val="16"/>
           <w:szCs w:val="16"/>
         </w:rPr>
-        <w:t xml:space="preserve">Se entiende por idoneidad la correspondencia entre lo que un consumidor espera y lo que efectivamente recibe, en función a lo que se le hubiera ofrecido, la publicidad e información transmitida, las condiciones y circunstancias de la transacción, las características y naturaleza del producto o servicio, el precio, entre otros factores, atendiendo a las circunstancias del caso.    </w:t>
+        <w:t xml:space="preserve">Se entiende por idoneidad la correspondencia entre lo que un consumidor espera y lo que efectivamente recibe, en función a lo que se le hubiera ofrecido, la publicidad e información transmitida, las condiciones y circunstancias de la transacción, las características y naturaleza del producto o servicio, el precio, entre otros factores, atendiendo a las circunstancias del caso. </w:t>
       </w:r>
     </w:p>
     <w:p>
@@ -9038,7 +9038,7 @@
           <w:sz w:val="16"/>
           <w:szCs w:val="16"/>
         </w:rPr>
-        <w:t>N°</w:t>
+        <w:t/>
       </w:r>
       <w:proofErr w:type="spellEnd"/>
       <w:r>
@@ -9060,7 +9060,7 @@
           <w:sz w:val="16"/>
           <w:szCs w:val="16"/>
         </w:rPr>
-        <w:t>N°</w:t>
+        <w:t/>
       </w:r>
       <w:proofErr w:type="spellEnd"/>
       <w:r>
@@ -9071,7 +9071,7 @@
           <w:sz w:val="16"/>
           <w:szCs w:val="16"/>
         </w:rPr>
-        <w:t xml:space="preserve"> 1308   </w:t>
+        <w:t xml:space="preserve"> 1308 </w:t>
       </w:r>
     </w:p>
     <w:p>
@@ -9230,7 +9230,7 @@
           <w:sz w:val="16"/>
           <w:szCs w:val="16"/>
         </w:rPr>
-        <w:t xml:space="preserve">  </w:t>
+        <w:t xml:space="preserve"> </w:t>
       </w:r>
       <w:r>
         <w:rPr>
@@ -9259,7 +9259,7 @@
           <w:sz w:val="16"/>
           <w:szCs w:val="16"/>
         </w:rPr>
-        <w:t>N°</w:t>
+        <w:t/>
       </w:r>
       <w:proofErr w:type="spellEnd"/>
       <w:r>
@@ -9455,7 +9455,7 @@
           <w:sz w:val="16"/>
           <w:szCs w:val="16"/>
         </w:rPr>
-        <w:t>Nº</w:t>
+        <w:t/>
       </w:r>
       <w:proofErr w:type="spellEnd"/>
       <w:r>
@@ -9571,7 +9571,7 @@
           <w:sz w:val="16"/>
           <w:szCs w:val="16"/>
         </w:rPr>
-        <w:t>N°</w:t>
+        <w:t/>
       </w:r>
       <w:proofErr w:type="spellEnd"/>
       <w:r>
@@ -9738,7 +9738,7 @@
           <w:szCs w:val="16"/>
           <w:vertAlign w:val="superscript"/>
         </w:rPr>
-        <w:t xml:space="preserve">  </w:t>
+        <w:t xml:space="preserve"> </w:t>
       </w:r>
       <w:r>
         <w:rPr>
@@ -9746,7 +9746,7 @@
           <w:sz w:val="16"/>
           <w:szCs w:val="16"/>
         </w:rPr>
-        <w:t xml:space="preserve">     </w:t>
+        <w:t xml:space="preserve"> </w:t>
       </w:r>
       <w:r>
         <w:rPr>
@@ -9792,7 +9792,7 @@
           <w:sz w:val="16"/>
           <w:szCs w:val="16"/>
         </w:rPr>
-        <w:t>N°</w:t>
+        <w:t/>
       </w:r>
       <w:proofErr w:type="spellEnd"/>
       <w:r>
@@ -9845,7 +9845,7 @@
           <w:sz w:val="16"/>
           <w:szCs w:val="16"/>
         </w:rPr>
-        <w:t>El órgano resolutivo puede sancionar las infracciones administrativas a que se refiere el artículo 108º con amonestación y multas de hasta cuatrocientos cincuenta (450) Unidades Impositivas Tributarias (UIT), las cuales son calificadas de la siguiente manera:</w:t>
+        <w:t>El órgano resolutivo puede sancionar las infracciones administrativas a que se refiere el artículo 108 con amonestación y multas de hasta cuatrocientos cincuenta (450) Unidades Impositivas Tributarias (UIT), las cuales son calificadas de la siguiente manera:</w:t>
       </w:r>
     </w:p>
     <w:p>
@@ -9968,7 +9968,7 @@
           <w:sz w:val="16"/>
           <w:szCs w:val="16"/>
         </w:rPr>
-        <w:t xml:space="preserve">        </w:t>
+        <w:t xml:space="preserve"> </w:t>
       </w:r>
       <w:r>
         <w:rPr>
@@ -10785,7 +10785,7 @@
           <w:sz w:val="16"/>
           <w:szCs w:val="16"/>
         </w:rPr>
-        <w:t xml:space="preserve">         </w:t>
+        <w:t xml:space="preserve"> </w:t>
       </w:r>
       <w:r>
         <w:rPr>
@@ -10831,7 +10831,7 @@
           <w:sz w:val="16"/>
           <w:szCs w:val="16"/>
         </w:rPr>
-        <w:t>N°</w:t>
+        <w:t/>
       </w:r>
       <w:proofErr w:type="spellEnd"/>
       <w:r>
@@ -11049,7 +11049,7 @@
           <w:sz w:val="16"/>
           <w:szCs w:val="16"/>
         </w:rPr>
-        <w:t>Nº</w:t>
+        <w:t/>
       </w:r>
       <w:proofErr w:type="spellEnd"/>
       <w:r>
@@ -11203,7 +11203,7 @@
           <w:sz w:val="16"/>
           <w:szCs w:val="16"/>
         </w:rPr>
-        <w:t>N°</w:t>
+        <w:t/>
       </w:r>
       <w:proofErr w:type="spellEnd"/>
       <w:r>
@@ -11488,7 +11488,7 @@
               <w:sz w:val="16"/>
               <w:szCs w:val="16"/>
             </w:rPr>
-            <w:t xml:space="preserve">CNICA DE LA    </w:t>
+            <w:t xml:space="preserve">CNICA DE LA </w:t>
           </w:r>
         </w:p>
         <w:p>

--- a/plantillas_maestras/15_sistema_previsional_afp_onp/negativa_cobertura/1_ddo_banco_o_financiera/mujer/TPL_2834_2025_SISTEMA_PREVISIONAL_AFP_ONP_NEGATIVA_COBERTURA_BANCO_MUJER_R2.docx
+++ b/plantillas_maestras/15_sistema_previsional_afp_onp/negativa_cobertura/1_ddo_banco_o_financiera/mujer/TPL_2834_2025_SISTEMA_PREVISIONAL_AFP_ONP_NEGATIVA_COBERTURA_BANCO_MUJER_R2.docx
@@ -130,7 +130,7 @@
           <w:lang w:eastAsia="es-PE"/>
           <w14:ligatures w14:val="none"/>
         </w:rPr>
-        <w:t>DENUNCIANTE</w:t>
+        <w:t xml:space="preserve">DENUNCIANTE:[DENUNCIANTE](SEÑORA [APELLIDO])</w:t>
       </w:r>
       <w:r>
         <w:rPr>
@@ -142,7 +142,7 @@
           <w14:ligatures w14:val="none"/>
         </w:rPr>
         <w:tab/>
-        <w:t>:</w:t>
+        <w:t/>
       </w:r>
       <w:r>
         <w:rPr>
@@ -164,40 +164,40 @@
           <w:lang w:eastAsia="es-PE"/>
           <w14:ligatures w14:val="none"/>
         </w:rPr>
-        <w:t>EMMA LUZ CRUZ RANGEL </w:t>
-      </w:r>
-      <w:r>
-        <w:rPr>
-          <w:rFonts w:ascii="Arial Narrow" w:eastAsia="Arial Narrow" w:hAnsi="Arial Narrow" w:cs="Arial Narrow"/>
-          <w:b/>
-          <w:color w:val="000000"/>
-          <w:kern w:val="0"/>
-          <w:lang w:eastAsia="es-PE"/>
-          <w14:ligatures w14:val="none"/>
-        </w:rPr>
-        <w:t>(SEÑOR</w:t>
-      </w:r>
-      <w:r>
-        <w:rPr>
-          <w:rFonts w:ascii="Arial Narrow" w:eastAsia="Arial Narrow" w:hAnsi="Arial Narrow" w:cs="Arial Narrow"/>
-          <w:b/>
-          <w:color w:val="000000"/>
-          <w:kern w:val="0"/>
-          <w:lang w:eastAsia="es-PE"/>
-          <w14:ligatures w14:val="none"/>
-        </w:rPr>
-        <w:t>A CRUZ</w:t>
-      </w:r>
-      <w:r>
-        <w:rPr>
-          <w:rFonts w:ascii="Arial Narrow" w:eastAsia="Arial Narrow" w:hAnsi="Arial Narrow" w:cs="Arial Narrow"/>
-          <w:b/>
-          <w:color w:val="000000"/>
-          <w:kern w:val="0"/>
-          <w:lang w:eastAsia="es-PE"/>
-          <w14:ligatures w14:val="none"/>
-        </w:rPr>
-        <w:t>)</w:t>
+        <w:t/>
+      </w:r>
+      <w:r>
+        <w:rPr>
+          <w:rFonts w:ascii="Arial Narrow" w:eastAsia="Arial Narrow" w:hAnsi="Arial Narrow" w:cs="Arial Narrow"/>
+          <w:b/>
+          <w:color w:val="000000"/>
+          <w:kern w:val="0"/>
+          <w:lang w:eastAsia="es-PE"/>
+          <w14:ligatures w14:val="none"/>
+        </w:rPr>
+        <w:t/>
+      </w:r>
+      <w:r>
+        <w:rPr>
+          <w:rFonts w:ascii="Arial Narrow" w:eastAsia="Arial Narrow" w:hAnsi="Arial Narrow" w:cs="Arial Narrow"/>
+          <w:b/>
+          <w:color w:val="000000"/>
+          <w:kern w:val="0"/>
+          <w:lang w:eastAsia="es-PE"/>
+          <w14:ligatures w14:val="none"/>
+        </w:rPr>
+        <w:t/>
+      </w:r>
+      <w:r>
+        <w:rPr>
+          <w:rFonts w:ascii="Arial Narrow" w:eastAsia="Arial Narrow" w:hAnsi="Arial Narrow" w:cs="Arial Narrow"/>
+          <w:b/>
+          <w:color w:val="000000"/>
+          <w:kern w:val="0"/>
+          <w:lang w:eastAsia="es-PE"/>
+          <w14:ligatures w14:val="none"/>
+        </w:rPr>
+        <w:t/>
       </w:r>
     </w:p>
     <w:p>
@@ -724,107 +724,107 @@
           <w:lang w:val="es-ES" w:eastAsia="es-ES"/>
           <w14:ligatures w14:val="none"/>
         </w:rPr>
-        <w:t xml:space="preserve">Mediante la denuncia del </w:t>
-      </w:r>
-      <w:r>
-        <w:rPr>
-          <w:rFonts w:ascii="Arial Narrow" w:eastAsia="Times New Roman" w:hAnsi="Arial Narrow" w:cs="Arial"/>
-          <w:color w:val="000000"/>
-          <w:kern w:val="0"/>
-          <w:lang w:val="es-ES" w:eastAsia="es-ES"/>
-          <w14:ligatures w14:val="none"/>
-        </w:rPr>
-        <w:t>2 de noviembre</w:t>
-      </w:r>
-      <w:r>
-        <w:rPr>
-          <w:rFonts w:ascii="Arial Narrow" w:eastAsia="Times New Roman" w:hAnsi="Arial Narrow" w:cs="Arial"/>
-          <w:color w:val="000000"/>
-          <w:kern w:val="0"/>
-          <w:lang w:val="es-ES" w:eastAsia="es-ES"/>
-          <w14:ligatures w14:val="none"/>
-        </w:rPr>
-        <w:t xml:space="preserve"> del 202</w:t>
-      </w:r>
-      <w:r>
-        <w:rPr>
-          <w:rFonts w:ascii="Arial Narrow" w:eastAsia="Times New Roman" w:hAnsi="Arial Narrow" w:cs="Arial"/>
-          <w:color w:val="000000"/>
-          <w:kern w:val="0"/>
-          <w:lang w:val="es-ES" w:eastAsia="es-ES"/>
-          <w14:ligatures w14:val="none"/>
-        </w:rPr>
-        <w:t>5</w:t>
-      </w:r>
-      <w:r>
-        <w:rPr>
-          <w:rFonts w:ascii="Arial Narrow" w:eastAsia="Times New Roman" w:hAnsi="Arial Narrow" w:cs="Arial"/>
-          <w:color w:val="000000"/>
-          <w:kern w:val="0"/>
-          <w:lang w:val="es-ES" w:eastAsia="es-ES"/>
-          <w14:ligatures w14:val="none"/>
-        </w:rPr>
-        <w:t xml:space="preserve">, subsanada mediante escrito del </w:t>
-      </w:r>
-      <w:r>
-        <w:rPr>
-          <w:rFonts w:ascii="Arial Narrow" w:eastAsia="Times New Roman" w:hAnsi="Arial Narrow" w:cs="Arial"/>
-          <w:color w:val="000000"/>
-          <w:kern w:val="0"/>
-          <w:lang w:val="es-ES" w:eastAsia="es-ES"/>
-          <w14:ligatures w14:val="none"/>
-        </w:rPr>
-        <w:t>2</w:t>
-      </w:r>
-      <w:r>
-        <w:rPr>
-          <w:rFonts w:ascii="Arial Narrow" w:eastAsia="Times New Roman" w:hAnsi="Arial Narrow" w:cs="Arial"/>
-          <w:color w:val="000000"/>
-          <w:kern w:val="0"/>
-          <w:lang w:val="es-ES" w:eastAsia="es-ES"/>
-          <w14:ligatures w14:val="none"/>
-        </w:rPr>
-        <w:t>7</w:t>
-      </w:r>
-      <w:r>
-        <w:rPr>
-          <w:rFonts w:ascii="Arial Narrow" w:eastAsia="Times New Roman" w:hAnsi="Arial Narrow" w:cs="Arial"/>
-          <w:color w:val="000000"/>
-          <w:kern w:val="0"/>
-          <w:lang w:val="es-ES" w:eastAsia="es-ES"/>
-          <w14:ligatures w14:val="none"/>
-        </w:rPr>
-        <w:t xml:space="preserve"> </w:t>
-      </w:r>
-      <w:r>
-        <w:rPr>
-          <w:rFonts w:ascii="Arial Narrow" w:eastAsia="Times New Roman" w:hAnsi="Arial Narrow" w:cs="Arial"/>
-          <w:color w:val="000000"/>
-          <w:kern w:val="0"/>
-          <w:lang w:val="es-ES" w:eastAsia="es-ES"/>
-          <w14:ligatures w14:val="none"/>
-        </w:rPr>
-        <w:t xml:space="preserve">de </w:t>
-      </w:r>
-      <w:r>
-        <w:rPr>
-          <w:rFonts w:ascii="Arial Narrow" w:eastAsia="Times New Roman" w:hAnsi="Arial Narrow" w:cs="Arial"/>
-          <w:color w:val="000000"/>
-          <w:kern w:val="0"/>
-          <w:lang w:val="es-ES" w:eastAsia="es-ES"/>
-          <w14:ligatures w14:val="none"/>
-        </w:rPr>
-        <w:t>noviembre</w:t>
-      </w:r>
-      <w:r>
-        <w:rPr>
-          <w:rFonts w:ascii="Arial Narrow" w:eastAsia="Times New Roman" w:hAnsi="Arial Narrow" w:cs="Arial"/>
-          <w:color w:val="000000"/>
-          <w:kern w:val="0"/>
-          <w:lang w:val="es-ES" w:eastAsia="es-ES"/>
-          <w14:ligatures w14:val="none"/>
-        </w:rPr>
-        <w:t xml:space="preserve"> de 2025</w:t>
+        <w:t xml:space="preserve">Mediante la denuncia del 2 de noviembre del 2025, subsanada mediante escrito del 27 de noviembre de 2025, la señora [APELLIDO] denunció al Banco por presuntas infracciones a la Ley 29571, Código de Protección y Defensa del Consumidor (en adelante, Código), señalando lo siguiente:</w:t>
+      </w:r>
+      <w:r>
+        <w:rPr>
+          <w:rFonts w:ascii="Arial Narrow" w:eastAsia="Times New Roman" w:hAnsi="Arial Narrow" w:cs="Arial"/>
+          <w:color w:val="000000"/>
+          <w:kern w:val="0"/>
+          <w:lang w:val="es-ES" w:eastAsia="es-ES"/>
+          <w14:ligatures w14:val="none"/>
+        </w:rPr>
+        <w:t/>
+      </w:r>
+      <w:r>
+        <w:rPr>
+          <w:rFonts w:ascii="Arial Narrow" w:eastAsia="Times New Roman" w:hAnsi="Arial Narrow" w:cs="Arial"/>
+          <w:color w:val="000000"/>
+          <w:kern w:val="0"/>
+          <w:lang w:val="es-ES" w:eastAsia="es-ES"/>
+          <w14:ligatures w14:val="none"/>
+        </w:rPr>
+        <w:t xml:space="preserve"/>
+      </w:r>
+      <w:r>
+        <w:rPr>
+          <w:rFonts w:ascii="Arial Narrow" w:eastAsia="Times New Roman" w:hAnsi="Arial Narrow" w:cs="Arial"/>
+          <w:color w:val="000000"/>
+          <w:kern w:val="0"/>
+          <w:lang w:val="es-ES" w:eastAsia="es-ES"/>
+          <w14:ligatures w14:val="none"/>
+        </w:rPr>
+        <w:t/>
+      </w:r>
+      <w:r>
+        <w:rPr>
+          <w:rFonts w:ascii="Arial Narrow" w:eastAsia="Times New Roman" w:hAnsi="Arial Narrow" w:cs="Arial"/>
+          <w:color w:val="000000"/>
+          <w:kern w:val="0"/>
+          <w:lang w:val="es-ES" w:eastAsia="es-ES"/>
+          <w14:ligatures w14:val="none"/>
+        </w:rPr>
+        <w:t xml:space="preserve"/>
+      </w:r>
+      <w:r>
+        <w:rPr>
+          <w:rFonts w:ascii="Arial Narrow" w:eastAsia="Times New Roman" w:hAnsi="Arial Narrow" w:cs="Arial"/>
+          <w:color w:val="000000"/>
+          <w:kern w:val="0"/>
+          <w:lang w:val="es-ES" w:eastAsia="es-ES"/>
+          <w14:ligatures w14:val="none"/>
+        </w:rPr>
+        <w:t/>
+      </w:r>
+      <w:r>
+        <w:rPr>
+          <w:rFonts w:ascii="Arial Narrow" w:eastAsia="Times New Roman" w:hAnsi="Arial Narrow" w:cs="Arial"/>
+          <w:color w:val="000000"/>
+          <w:kern w:val="0"/>
+          <w:lang w:val="es-ES" w:eastAsia="es-ES"/>
+          <w14:ligatures w14:val="none"/>
+        </w:rPr>
+        <w:t/>
+      </w:r>
+      <w:r>
+        <w:rPr>
+          <w:rFonts w:ascii="Arial Narrow" w:eastAsia="Times New Roman" w:hAnsi="Arial Narrow" w:cs="Arial"/>
+          <w:color w:val="000000"/>
+          <w:kern w:val="0"/>
+          <w:lang w:val="es-ES" w:eastAsia="es-ES"/>
+          <w14:ligatures w14:val="none"/>
+        </w:rPr>
+        <w:t xml:space="preserve"/>
+      </w:r>
+      <w:r>
+        <w:rPr>
+          <w:rFonts w:ascii="Arial Narrow" w:eastAsia="Times New Roman" w:hAnsi="Arial Narrow" w:cs="Arial"/>
+          <w:color w:val="000000"/>
+          <w:kern w:val="0"/>
+          <w:lang w:val="es-ES" w:eastAsia="es-ES"/>
+          <w14:ligatures w14:val="none"/>
+        </w:rPr>
+        <w:t xml:space="preserve"/>
+      </w:r>
+      <w:r>
+        <w:rPr>
+          <w:rFonts w:ascii="Arial Narrow" w:eastAsia="Times New Roman" w:hAnsi="Arial Narrow" w:cs="Arial"/>
+          <w:color w:val="000000"/>
+          <w:kern w:val="0"/>
+          <w:lang w:val="es-ES" w:eastAsia="es-ES"/>
+          <w14:ligatures w14:val="none"/>
+        </w:rPr>
+        <w:t/>
+      </w:r>
+      <w:r>
+        <w:rPr>
+          <w:rFonts w:ascii="Arial Narrow" w:eastAsia="Times New Roman" w:hAnsi="Arial Narrow" w:cs="Arial"/>
+          <w:color w:val="000000"/>
+          <w:kern w:val="0"/>
+          <w:lang w:val="es-ES" w:eastAsia="es-ES"/>
+          <w14:ligatures w14:val="none"/>
+        </w:rPr>
+        <w:t xml:space="preserve"/>
       </w:r>
       <w:r>
         <w:rPr>
@@ -832,7 +832,7 @@
           <w:kern w:val="0"/>
           <w14:ligatures w14:val="none"/>
         </w:rPr>
-        <w:t xml:space="preserve">, </w:t>
+        <w:t xml:space="preserve"/>
       </w:r>
       <w:r>
         <w:rPr>
@@ -840,7 +840,7 @@
           <w:kern w:val="0"/>
           <w14:ligatures w14:val="none"/>
         </w:rPr>
-        <w:t>la señor</w:t>
+        <w:t/>
       </w:r>
       <w:r>
         <w:rPr>
@@ -848,7 +848,7 @@
           <w:kern w:val="0"/>
           <w14:ligatures w14:val="none"/>
         </w:rPr>
-        <w:t>a</w:t>
+        <w:t/>
       </w:r>
       <w:r>
         <w:rPr>
@@ -856,7 +856,7 @@
           <w:kern w:val="0"/>
           <w14:ligatures w14:val="none"/>
         </w:rPr>
-        <w:t xml:space="preserve"> Cruz</w:t>
+        <w:t xml:space="preserve"/>
       </w:r>
       <w:r>
         <w:rPr>
@@ -864,47 +864,47 @@
           <w:kern w:val="0"/>
           <w14:ligatures w14:val="none"/>
         </w:rPr>
-        <w:t xml:space="preserve"> d</w:t>
-      </w:r>
-      <w:r>
-        <w:rPr>
-          <w:rFonts w:ascii="Arial Narrow" w:eastAsia="Times New Roman" w:hAnsi="Arial Narrow" w:cs="Arial"/>
-          <w:color w:val="000000"/>
-          <w:kern w:val="0"/>
-          <w:lang w:val="es-ES" w:eastAsia="es-ES"/>
-          <w14:ligatures w14:val="none"/>
-        </w:rPr>
-        <w:t>enunció a</w:t>
-      </w:r>
-      <w:r>
-        <w:rPr>
-          <w:rFonts w:ascii="Arial Narrow" w:eastAsia="Times New Roman" w:hAnsi="Arial Narrow" w:cs="Arial"/>
-          <w:color w:val="000000"/>
-          <w:kern w:val="0"/>
-          <w:lang w:val="es-ES" w:eastAsia="es-ES"/>
-          <w14:ligatures w14:val="none"/>
-        </w:rPr>
-        <w:t xml:space="preserve">l Banco </w:t>
-      </w:r>
-      <w:r>
-        <w:rPr>
-          <w:rFonts w:ascii="Arial Narrow" w:eastAsia="Times New Roman" w:hAnsi="Arial Narrow" w:cs="Arial"/>
-          <w:color w:val="000000"/>
-          <w:kern w:val="0"/>
-          <w:lang w:val="es-ES" w:eastAsia="es-ES"/>
-          <w14:ligatures w14:val="none"/>
-        </w:rPr>
-        <w:t>por presuntas infracciones a la Ley 29571, Código de Protección y Defensa del</w:t>
-      </w:r>
-      <w:r>
-        <w:rPr>
-          <w:rFonts w:ascii="Arial Narrow" w:eastAsia="Times New Roman" w:hAnsi="Arial Narrow" w:cs="Arial"/>
-          <w:color w:val="000000"/>
-          <w:kern w:val="0"/>
-          <w:lang w:val="es-ES" w:eastAsia="es-ES"/>
-          <w14:ligatures w14:val="none"/>
-        </w:rPr>
-        <w:t xml:space="preserve"> Consumidor (en adelante, Código)</w:t>
+        <w:t xml:space="preserve"/>
+      </w:r>
+      <w:r>
+        <w:rPr>
+          <w:rFonts w:ascii="Arial Narrow" w:eastAsia="Times New Roman" w:hAnsi="Arial Narrow" w:cs="Arial"/>
+          <w:color w:val="000000"/>
+          <w:kern w:val="0"/>
+          <w:lang w:val="es-ES" w:eastAsia="es-ES"/>
+          <w14:ligatures w14:val="none"/>
+        </w:rPr>
+        <w:t/>
+      </w:r>
+      <w:r>
+        <w:rPr>
+          <w:rFonts w:ascii="Arial Narrow" w:eastAsia="Times New Roman" w:hAnsi="Arial Narrow" w:cs="Arial"/>
+          <w:color w:val="000000"/>
+          <w:kern w:val="0"/>
+          <w:lang w:val="es-ES" w:eastAsia="es-ES"/>
+          <w14:ligatures w14:val="none"/>
+        </w:rPr>
+        <w:t xml:space="preserve"/>
+      </w:r>
+      <w:r>
+        <w:rPr>
+          <w:rFonts w:ascii="Arial Narrow" w:eastAsia="Times New Roman" w:hAnsi="Arial Narrow" w:cs="Arial"/>
+          <w:color w:val="000000"/>
+          <w:kern w:val="0"/>
+          <w:lang w:val="es-ES" w:eastAsia="es-ES"/>
+          <w14:ligatures w14:val="none"/>
+        </w:rPr>
+        <w:t/>
+      </w:r>
+      <w:r>
+        <w:rPr>
+          <w:rFonts w:ascii="Arial Narrow" w:eastAsia="Times New Roman" w:hAnsi="Arial Narrow" w:cs="Arial"/>
+          <w:color w:val="000000"/>
+          <w:kern w:val="0"/>
+          <w:lang w:val="es-ES" w:eastAsia="es-ES"/>
+          <w14:ligatures w14:val="none"/>
+        </w:rPr>
+        <w:t xml:space="preserve"/>
       </w:r>
       <w:r>
         <w:rPr>
@@ -925,7 +925,7 @@
           <w:lang w:val="es-ES" w:eastAsia="es-ES"/>
           <w14:ligatures w14:val="none"/>
         </w:rPr>
-        <w:t xml:space="preserve">, señalando </w:t>
+        <w:t xml:space="preserve"/>
       </w:r>
       <w:r>
         <w:rPr>
@@ -936,7 +936,7 @@
           <w:lang w:val="es-ES" w:eastAsia="es-ES"/>
           <w14:ligatures w14:val="none"/>
         </w:rPr>
-        <w:t>lo siguiente:</w:t>
+        <w:t/>
       </w:r>
     </w:p>
     <w:p>
@@ -983,27 +983,27 @@
           <w:lang w:eastAsia="es-ES"/>
           <w14:ligatures w14:val="none"/>
         </w:rPr>
-        <w:t>El 9 de agosto de 202</w:t>
-      </w:r>
-      <w:r>
-        <w:rPr>
-          <w:rFonts w:ascii="Arial Narrow" w:eastAsia="Times New Roman" w:hAnsi="Arial Narrow" w:cs="Arial"/>
-          <w:color w:val="000000"/>
-          <w:kern w:val="0"/>
-          <w:lang w:eastAsia="es-ES"/>
-          <w14:ligatures w14:val="none"/>
-        </w:rPr>
-        <w:t>3</w:t>
-      </w:r>
-      <w:r>
-        <w:rPr>
-          <w:rFonts w:ascii="Arial Narrow" w:eastAsia="Times New Roman" w:hAnsi="Arial Narrow" w:cs="Arial"/>
-          <w:color w:val="000000"/>
-          <w:kern w:val="0"/>
-          <w:lang w:eastAsia="es-ES"/>
-          <w14:ligatures w14:val="none"/>
-        </w:rPr>
-        <w:t xml:space="preserve">, realizó la apertura de la cuenta mancomunada </w:t>
+        <w:t xml:space="preserve">El 9 de agosto de 2023, realizó la apertura de la cuenta mancomunada  194-913xxxxx-0-00 en el Banco, conjuntamente con la señora [APELLIDO] Api Huamán de Pastor (en adelante, la señora [APELLIDO]). Simultáneamente, y contrató el Seguro de Protección de los Fondos de la cuenta mancomunada - Póliza  1000001429 (en adelante, Seguro de Protección de Fondos), designando a la señora [APELLIDO] Huamán como única titular de la tarjeta asociada a la cuenta.</w:t>
+      </w:r>
+      <w:r>
+        <w:rPr>
+          <w:rFonts w:ascii="Arial Narrow" w:eastAsia="Times New Roman" w:hAnsi="Arial Narrow" w:cs="Arial"/>
+          <w:color w:val="000000"/>
+          <w:kern w:val="0"/>
+          <w:lang w:eastAsia="es-ES"/>
+          <w14:ligatures w14:val="none"/>
+        </w:rPr>
+        <w:t/>
+      </w:r>
+      <w:r>
+        <w:rPr>
+          <w:rFonts w:ascii="Arial Narrow" w:eastAsia="Times New Roman" w:hAnsi="Arial Narrow" w:cs="Arial"/>
+          <w:color w:val="000000"/>
+          <w:kern w:val="0"/>
+          <w:lang w:eastAsia="es-ES"/>
+          <w14:ligatures w14:val="none"/>
+        </w:rPr>
+        <w:t xml:space="preserve"/>
       </w:r>
       <w:proofErr w:type="spellStart"/>
       <w:r>
@@ -1025,47 +1025,47 @@
           <w:lang w:eastAsia="es-ES"/>
           <w14:ligatures w14:val="none"/>
         </w:rPr>
-        <w:t xml:space="preserve"> 194-913</w:t>
-      </w:r>
-      <w:r>
-        <w:rPr>
-          <w:rFonts w:ascii="Arial Narrow" w:eastAsia="Times New Roman" w:hAnsi="Arial Narrow" w:cs="Arial"/>
-          <w:color w:val="000000"/>
-          <w:kern w:val="0"/>
-          <w:lang w:eastAsia="es-ES"/>
-          <w14:ligatures w14:val="none"/>
-        </w:rPr>
-        <w:t>xxxxx</w:t>
-      </w:r>
-      <w:r>
-        <w:rPr>
-          <w:rFonts w:ascii="Arial Narrow" w:eastAsia="Times New Roman" w:hAnsi="Arial Narrow" w:cs="Arial"/>
-          <w:color w:val="000000"/>
-          <w:kern w:val="0"/>
-          <w:lang w:eastAsia="es-ES"/>
-          <w14:ligatures w14:val="none"/>
-        </w:rPr>
-        <w:t>-0-00 en e</w:t>
-      </w:r>
-      <w:r>
-        <w:rPr>
-          <w:rFonts w:ascii="Arial Narrow" w:eastAsia="Times New Roman" w:hAnsi="Arial Narrow" w:cs="Arial"/>
-          <w:color w:val="000000"/>
-          <w:kern w:val="0"/>
-          <w:lang w:eastAsia="es-ES"/>
-          <w14:ligatures w14:val="none"/>
-        </w:rPr>
-        <w:t>l Banco</w:t>
-      </w:r>
-      <w:r>
-        <w:rPr>
-          <w:rFonts w:ascii="Arial Narrow" w:eastAsia="Times New Roman" w:hAnsi="Arial Narrow" w:cs="Arial"/>
-          <w:color w:val="000000"/>
-          <w:kern w:val="0"/>
-          <w:lang w:eastAsia="es-ES"/>
-          <w14:ligatures w14:val="none"/>
-        </w:rPr>
-        <w:t xml:space="preserve">, </w:t>
+        <w:t xml:space="preserve"/>
+      </w:r>
+      <w:r>
+        <w:rPr>
+          <w:rFonts w:ascii="Arial Narrow" w:eastAsia="Times New Roman" w:hAnsi="Arial Narrow" w:cs="Arial"/>
+          <w:color w:val="000000"/>
+          <w:kern w:val="0"/>
+          <w:lang w:eastAsia="es-ES"/>
+          <w14:ligatures w14:val="none"/>
+        </w:rPr>
+        <w:t/>
+      </w:r>
+      <w:r>
+        <w:rPr>
+          <w:rFonts w:ascii="Arial Narrow" w:eastAsia="Times New Roman" w:hAnsi="Arial Narrow" w:cs="Arial"/>
+          <w:color w:val="000000"/>
+          <w:kern w:val="0"/>
+          <w:lang w:eastAsia="es-ES"/>
+          <w14:ligatures w14:val="none"/>
+        </w:rPr>
+        <w:t/>
+      </w:r>
+      <w:r>
+        <w:rPr>
+          <w:rFonts w:ascii="Arial Narrow" w:eastAsia="Times New Roman" w:hAnsi="Arial Narrow" w:cs="Arial"/>
+          <w:color w:val="000000"/>
+          <w:kern w:val="0"/>
+          <w:lang w:eastAsia="es-ES"/>
+          <w14:ligatures w14:val="none"/>
+        </w:rPr>
+        <w:t/>
+      </w:r>
+      <w:r>
+        <w:rPr>
+          <w:rFonts w:ascii="Arial Narrow" w:eastAsia="Times New Roman" w:hAnsi="Arial Narrow" w:cs="Arial"/>
+          <w:color w:val="000000"/>
+          <w:kern w:val="0"/>
+          <w:lang w:eastAsia="es-ES"/>
+          <w14:ligatures w14:val="none"/>
+        </w:rPr>
+        <w:t xml:space="preserve"/>
       </w:r>
       <w:proofErr w:type="gramStart"/>
       <w:r>
@@ -1076,7 +1076,7 @@
           <w:lang w:eastAsia="es-ES"/>
           <w14:ligatures w14:val="none"/>
         </w:rPr>
-        <w:t>conjuntamente con</w:t>
+        <w:t/>
       </w:r>
       <w:proofErr w:type="gramEnd"/>
       <w:r>
@@ -1087,217 +1087,217 @@
           <w:lang w:eastAsia="es-ES"/>
           <w14:ligatures w14:val="none"/>
         </w:rPr>
-        <w:t xml:space="preserve"> la señora Elba Api Huamán de Pastor</w:t>
-      </w:r>
-      <w:r>
-        <w:rPr>
-          <w:rFonts w:ascii="Arial Narrow" w:eastAsia="Times New Roman" w:hAnsi="Arial Narrow" w:cs="Arial"/>
-          <w:color w:val="000000"/>
-          <w:kern w:val="0"/>
-          <w:lang w:eastAsia="es-ES"/>
-          <w14:ligatures w14:val="none"/>
-        </w:rPr>
-        <w:t xml:space="preserve"> </w:t>
-      </w:r>
-      <w:r>
-        <w:rPr>
-          <w:rFonts w:ascii="Arial Narrow" w:eastAsia="Times New Roman" w:hAnsi="Arial Narrow" w:cs="Arial"/>
-          <w:color w:val="000000"/>
-          <w:kern w:val="0"/>
-          <w:lang w:eastAsia="es-ES"/>
-          <w14:ligatures w14:val="none"/>
-        </w:rPr>
-        <w:t>(en adelante, la señora Api)</w:t>
-      </w:r>
-      <w:r>
-        <w:rPr>
-          <w:rFonts w:ascii="Arial Narrow" w:eastAsia="Times New Roman" w:hAnsi="Arial Narrow" w:cs="Arial"/>
-          <w:color w:val="000000"/>
-          <w:kern w:val="0"/>
-          <w:lang w:eastAsia="es-ES"/>
-          <w14:ligatures w14:val="none"/>
-        </w:rPr>
-        <w:t>.</w:t>
-      </w:r>
-      <w:r>
-        <w:rPr>
-          <w:rFonts w:ascii="Arial Narrow" w:eastAsia="Times New Roman" w:hAnsi="Arial Narrow" w:cs="Arial"/>
-          <w:color w:val="000000"/>
-          <w:kern w:val="0"/>
-          <w:lang w:eastAsia="es-ES"/>
-          <w14:ligatures w14:val="none"/>
-        </w:rPr>
-        <w:t xml:space="preserve"> </w:t>
-      </w:r>
-      <w:r>
-        <w:rPr>
-          <w:rFonts w:ascii="Arial Narrow" w:eastAsia="Times New Roman" w:hAnsi="Arial Narrow" w:cs="Arial"/>
-          <w:color w:val="000000"/>
-          <w:kern w:val="0"/>
-          <w:lang w:eastAsia="es-ES"/>
-          <w14:ligatures w14:val="none"/>
-        </w:rPr>
-        <w:t xml:space="preserve">Simultáneamente, </w:t>
-      </w:r>
-      <w:r>
-        <w:rPr>
-          <w:rFonts w:ascii="Arial Narrow" w:eastAsia="Times New Roman" w:hAnsi="Arial Narrow" w:cs="Arial"/>
-          <w:color w:val="000000"/>
-          <w:kern w:val="0"/>
-          <w:lang w:eastAsia="es-ES"/>
-          <w14:ligatures w14:val="none"/>
-        </w:rPr>
-        <w:t>y</w:t>
-      </w:r>
-      <w:r>
-        <w:rPr>
-          <w:rFonts w:ascii="Arial Narrow" w:eastAsia="Times New Roman" w:hAnsi="Arial Narrow" w:cs="Arial"/>
-          <w:color w:val="000000"/>
-          <w:kern w:val="0"/>
-          <w:lang w:eastAsia="es-ES"/>
-          <w14:ligatures w14:val="none"/>
-        </w:rPr>
-        <w:t xml:space="preserve"> contrató </w:t>
-      </w:r>
-      <w:r>
-        <w:rPr>
-          <w:rFonts w:ascii="Arial Narrow" w:eastAsia="Times New Roman" w:hAnsi="Arial Narrow" w:cs="Arial"/>
-          <w:color w:val="000000"/>
-          <w:kern w:val="0"/>
-          <w:lang w:eastAsia="es-ES"/>
-          <w14:ligatures w14:val="none"/>
-        </w:rPr>
-        <w:t>el</w:t>
-      </w:r>
-      <w:r>
-        <w:rPr>
-          <w:rFonts w:ascii="Arial Narrow" w:eastAsia="Times New Roman" w:hAnsi="Arial Narrow" w:cs="Arial"/>
-          <w:color w:val="000000"/>
-          <w:kern w:val="0"/>
-          <w:lang w:eastAsia="es-ES"/>
-          <w14:ligatures w14:val="none"/>
-        </w:rPr>
-        <w:t xml:space="preserve"> </w:t>
-      </w:r>
-      <w:r>
-        <w:rPr>
-          <w:rFonts w:ascii="Arial Narrow" w:eastAsia="Times New Roman" w:hAnsi="Arial Narrow" w:cs="Arial"/>
-          <w:color w:val="000000"/>
-          <w:kern w:val="0"/>
-          <w:lang w:eastAsia="es-ES"/>
-          <w14:ligatures w14:val="none"/>
-        </w:rPr>
-        <w:t>S</w:t>
-      </w:r>
-      <w:r>
-        <w:rPr>
-          <w:rFonts w:ascii="Arial Narrow" w:eastAsia="Times New Roman" w:hAnsi="Arial Narrow" w:cs="Arial"/>
-          <w:color w:val="000000"/>
-          <w:kern w:val="0"/>
-          <w:lang w:eastAsia="es-ES"/>
-          <w14:ligatures w14:val="none"/>
-        </w:rPr>
-        <w:t xml:space="preserve">eguro de </w:t>
-      </w:r>
-      <w:r>
-        <w:rPr>
-          <w:rFonts w:ascii="Arial Narrow" w:eastAsia="Times New Roman" w:hAnsi="Arial Narrow" w:cs="Arial"/>
-          <w:color w:val="000000"/>
-          <w:kern w:val="0"/>
-          <w:lang w:eastAsia="es-ES"/>
-          <w14:ligatures w14:val="none"/>
-        </w:rPr>
-        <w:t>P</w:t>
-      </w:r>
-      <w:r>
-        <w:rPr>
-          <w:rFonts w:ascii="Arial Narrow" w:eastAsia="Times New Roman" w:hAnsi="Arial Narrow" w:cs="Arial"/>
-          <w:color w:val="000000"/>
-          <w:kern w:val="0"/>
-          <w:lang w:eastAsia="es-ES"/>
-          <w14:ligatures w14:val="none"/>
-        </w:rPr>
-        <w:t xml:space="preserve">rotección de los </w:t>
-      </w:r>
-      <w:r>
-        <w:rPr>
-          <w:rFonts w:ascii="Arial Narrow" w:eastAsia="Times New Roman" w:hAnsi="Arial Narrow" w:cs="Arial"/>
-          <w:color w:val="000000"/>
-          <w:kern w:val="0"/>
-          <w:lang w:eastAsia="es-ES"/>
-          <w14:ligatures w14:val="none"/>
-        </w:rPr>
-        <w:t>F</w:t>
-      </w:r>
-      <w:r>
-        <w:rPr>
-          <w:rFonts w:ascii="Arial Narrow" w:eastAsia="Times New Roman" w:hAnsi="Arial Narrow" w:cs="Arial"/>
-          <w:color w:val="000000"/>
-          <w:kern w:val="0"/>
-          <w:lang w:eastAsia="es-ES"/>
-          <w14:ligatures w14:val="none"/>
-        </w:rPr>
-        <w:t xml:space="preserve">ondos </w:t>
-      </w:r>
-      <w:r>
-        <w:rPr>
-          <w:rFonts w:ascii="Arial Narrow" w:eastAsia="Times New Roman" w:hAnsi="Arial Narrow" w:cs="Arial"/>
-          <w:color w:val="000000"/>
-          <w:kern w:val="0"/>
-          <w:lang w:eastAsia="es-ES"/>
-          <w14:ligatures w14:val="none"/>
-        </w:rPr>
-        <w:t xml:space="preserve">de la </w:t>
-      </w:r>
-      <w:r>
-        <w:rPr>
-          <w:rFonts w:ascii="Arial Narrow" w:eastAsia="Times New Roman" w:hAnsi="Arial Narrow" w:cs="Arial"/>
-          <w:color w:val="000000"/>
-          <w:kern w:val="0"/>
-          <w:lang w:eastAsia="es-ES"/>
-          <w14:ligatures w14:val="none"/>
-        </w:rPr>
-        <w:t>cuenta mancomunada</w:t>
-      </w:r>
-      <w:r>
-        <w:rPr>
-          <w:rFonts w:ascii="Arial Narrow" w:eastAsia="Times New Roman" w:hAnsi="Arial Narrow" w:cs="Arial"/>
-          <w:color w:val="000000"/>
-          <w:kern w:val="0"/>
-          <w:lang w:eastAsia="es-ES"/>
-          <w14:ligatures w14:val="none"/>
-        </w:rPr>
-        <w:t xml:space="preserve"> </w:t>
-      </w:r>
-      <w:r>
-        <w:rPr>
-          <w:rFonts w:ascii="Arial Narrow" w:eastAsia="Times New Roman" w:hAnsi="Arial Narrow" w:cs="Arial"/>
-          <w:color w:val="000000"/>
-          <w:kern w:val="0"/>
-          <w:lang w:eastAsia="es-ES"/>
-          <w14:ligatures w14:val="none"/>
-        </w:rPr>
-        <w:t>-</w:t>
-      </w:r>
-      <w:r>
-        <w:rPr>
-          <w:rFonts w:ascii="Arial Narrow" w:eastAsia="Times New Roman" w:hAnsi="Arial Narrow" w:cs="Arial"/>
-          <w:color w:val="000000"/>
-          <w:kern w:val="0"/>
-          <w:lang w:eastAsia="es-ES"/>
-          <w14:ligatures w14:val="none"/>
-        </w:rPr>
-        <w:t xml:space="preserve"> </w:t>
-      </w:r>
-      <w:r>
-        <w:rPr>
-          <w:rFonts w:ascii="Arial Narrow" w:eastAsia="Times New Roman" w:hAnsi="Arial Narrow" w:cs="Arial"/>
-          <w:color w:val="000000"/>
-          <w:kern w:val="0"/>
-          <w:lang w:eastAsia="es-ES"/>
-          <w14:ligatures w14:val="none"/>
-        </w:rPr>
-        <w:t xml:space="preserve">Póliza </w:t>
+        <w:t xml:space="preserve"/>
+      </w:r>
+      <w:r>
+        <w:rPr>
+          <w:rFonts w:ascii="Arial Narrow" w:eastAsia="Times New Roman" w:hAnsi="Arial Narrow" w:cs="Arial"/>
+          <w:color w:val="000000"/>
+          <w:kern w:val="0"/>
+          <w:lang w:eastAsia="es-ES"/>
+          <w14:ligatures w14:val="none"/>
+        </w:rPr>
+        <w:t xml:space="preserve"/>
+      </w:r>
+      <w:r>
+        <w:rPr>
+          <w:rFonts w:ascii="Arial Narrow" w:eastAsia="Times New Roman" w:hAnsi="Arial Narrow" w:cs="Arial"/>
+          <w:color w:val="000000"/>
+          <w:kern w:val="0"/>
+          <w:lang w:eastAsia="es-ES"/>
+          <w14:ligatures w14:val="none"/>
+        </w:rPr>
+        <w:t/>
+      </w:r>
+      <w:r>
+        <w:rPr>
+          <w:rFonts w:ascii="Arial Narrow" w:eastAsia="Times New Roman" w:hAnsi="Arial Narrow" w:cs="Arial"/>
+          <w:color w:val="000000"/>
+          <w:kern w:val="0"/>
+          <w:lang w:eastAsia="es-ES"/>
+          <w14:ligatures w14:val="none"/>
+        </w:rPr>
+        <w:t/>
+      </w:r>
+      <w:r>
+        <w:rPr>
+          <w:rFonts w:ascii="Arial Narrow" w:eastAsia="Times New Roman" w:hAnsi="Arial Narrow" w:cs="Arial"/>
+          <w:color w:val="000000"/>
+          <w:kern w:val="0"/>
+          <w:lang w:eastAsia="es-ES"/>
+          <w14:ligatures w14:val="none"/>
+        </w:rPr>
+        <w:t xml:space="preserve"/>
+      </w:r>
+      <w:r>
+        <w:rPr>
+          <w:rFonts w:ascii="Arial Narrow" w:eastAsia="Times New Roman" w:hAnsi="Arial Narrow" w:cs="Arial"/>
+          <w:color w:val="000000"/>
+          <w:kern w:val="0"/>
+          <w:lang w:eastAsia="es-ES"/>
+          <w14:ligatures w14:val="none"/>
+        </w:rPr>
+        <w:t xml:space="preserve"/>
+      </w:r>
+      <w:r>
+        <w:rPr>
+          <w:rFonts w:ascii="Arial Narrow" w:eastAsia="Times New Roman" w:hAnsi="Arial Narrow" w:cs="Arial"/>
+          <w:color w:val="000000"/>
+          <w:kern w:val="0"/>
+          <w:lang w:eastAsia="es-ES"/>
+          <w14:ligatures w14:val="none"/>
+        </w:rPr>
+        <w:t/>
+      </w:r>
+      <w:r>
+        <w:rPr>
+          <w:rFonts w:ascii="Arial Narrow" w:eastAsia="Times New Roman" w:hAnsi="Arial Narrow" w:cs="Arial"/>
+          <w:color w:val="000000"/>
+          <w:kern w:val="0"/>
+          <w:lang w:eastAsia="es-ES"/>
+          <w14:ligatures w14:val="none"/>
+        </w:rPr>
+        <w:t xml:space="preserve"/>
+      </w:r>
+      <w:r>
+        <w:rPr>
+          <w:rFonts w:ascii="Arial Narrow" w:eastAsia="Times New Roman" w:hAnsi="Arial Narrow" w:cs="Arial"/>
+          <w:color w:val="000000"/>
+          <w:kern w:val="0"/>
+          <w:lang w:eastAsia="es-ES"/>
+          <w14:ligatures w14:val="none"/>
+        </w:rPr>
+        <w:t/>
+      </w:r>
+      <w:r>
+        <w:rPr>
+          <w:rFonts w:ascii="Arial Narrow" w:eastAsia="Times New Roman" w:hAnsi="Arial Narrow" w:cs="Arial"/>
+          <w:color w:val="000000"/>
+          <w:kern w:val="0"/>
+          <w:lang w:eastAsia="es-ES"/>
+          <w14:ligatures w14:val="none"/>
+        </w:rPr>
+        <w:t xml:space="preserve"/>
+      </w:r>
+      <w:r>
+        <w:rPr>
+          <w:rFonts w:ascii="Arial Narrow" w:eastAsia="Times New Roman" w:hAnsi="Arial Narrow" w:cs="Arial"/>
+          <w:color w:val="000000"/>
+          <w:kern w:val="0"/>
+          <w:lang w:eastAsia="es-ES"/>
+          <w14:ligatures w14:val="none"/>
+        </w:rPr>
+        <w:t/>
+      </w:r>
+      <w:r>
+        <w:rPr>
+          <w:rFonts w:ascii="Arial Narrow" w:eastAsia="Times New Roman" w:hAnsi="Arial Narrow" w:cs="Arial"/>
+          <w:color w:val="000000"/>
+          <w:kern w:val="0"/>
+          <w:lang w:eastAsia="es-ES"/>
+          <w14:ligatures w14:val="none"/>
+        </w:rPr>
+        <w:t xml:space="preserve"/>
+      </w:r>
+      <w:r>
+        <w:rPr>
+          <w:rFonts w:ascii="Arial Narrow" w:eastAsia="Times New Roman" w:hAnsi="Arial Narrow" w:cs="Arial"/>
+          <w:color w:val="000000"/>
+          <w:kern w:val="0"/>
+          <w:lang w:eastAsia="es-ES"/>
+          <w14:ligatures w14:val="none"/>
+        </w:rPr>
+        <w:t/>
+      </w:r>
+      <w:r>
+        <w:rPr>
+          <w:rFonts w:ascii="Arial Narrow" w:eastAsia="Times New Roman" w:hAnsi="Arial Narrow" w:cs="Arial"/>
+          <w:color w:val="000000"/>
+          <w:kern w:val="0"/>
+          <w:lang w:eastAsia="es-ES"/>
+          <w14:ligatures w14:val="none"/>
+        </w:rPr>
+        <w:t xml:space="preserve"/>
+      </w:r>
+      <w:r>
+        <w:rPr>
+          <w:rFonts w:ascii="Arial Narrow" w:eastAsia="Times New Roman" w:hAnsi="Arial Narrow" w:cs="Arial"/>
+          <w:color w:val="000000"/>
+          <w:kern w:val="0"/>
+          <w:lang w:eastAsia="es-ES"/>
+          <w14:ligatures w14:val="none"/>
+        </w:rPr>
+        <w:t/>
+      </w:r>
+      <w:r>
+        <w:rPr>
+          <w:rFonts w:ascii="Arial Narrow" w:eastAsia="Times New Roman" w:hAnsi="Arial Narrow" w:cs="Arial"/>
+          <w:color w:val="000000"/>
+          <w:kern w:val="0"/>
+          <w:lang w:eastAsia="es-ES"/>
+          <w14:ligatures w14:val="none"/>
+        </w:rPr>
+        <w:t xml:space="preserve"/>
+      </w:r>
+      <w:r>
+        <w:rPr>
+          <w:rFonts w:ascii="Arial Narrow" w:eastAsia="Times New Roman" w:hAnsi="Arial Narrow" w:cs="Arial"/>
+          <w:color w:val="000000"/>
+          <w:kern w:val="0"/>
+          <w:lang w:eastAsia="es-ES"/>
+          <w14:ligatures w14:val="none"/>
+        </w:rPr>
+        <w:t xml:space="preserve"/>
+      </w:r>
+      <w:r>
+        <w:rPr>
+          <w:rFonts w:ascii="Arial Narrow" w:eastAsia="Times New Roman" w:hAnsi="Arial Narrow" w:cs="Arial"/>
+          <w:color w:val="000000"/>
+          <w:kern w:val="0"/>
+          <w:lang w:eastAsia="es-ES"/>
+          <w14:ligatures w14:val="none"/>
+        </w:rPr>
+        <w:t/>
+      </w:r>
+      <w:r>
+        <w:rPr>
+          <w:rFonts w:ascii="Arial Narrow" w:eastAsia="Times New Roman" w:hAnsi="Arial Narrow" w:cs="Arial"/>
+          <w:color w:val="000000"/>
+          <w:kern w:val="0"/>
+          <w:lang w:eastAsia="es-ES"/>
+          <w14:ligatures w14:val="none"/>
+        </w:rPr>
+        <w:t xml:space="preserve"/>
+      </w:r>
+      <w:r>
+        <w:rPr>
+          <w:rFonts w:ascii="Arial Narrow" w:eastAsia="Times New Roman" w:hAnsi="Arial Narrow" w:cs="Arial"/>
+          <w:color w:val="000000"/>
+          <w:kern w:val="0"/>
+          <w:lang w:eastAsia="es-ES"/>
+          <w14:ligatures w14:val="none"/>
+        </w:rPr>
+        <w:t/>
+      </w:r>
+      <w:r>
+        <w:rPr>
+          <w:rFonts w:ascii="Arial Narrow" w:eastAsia="Times New Roman" w:hAnsi="Arial Narrow" w:cs="Arial"/>
+          <w:color w:val="000000"/>
+          <w:kern w:val="0"/>
+          <w:lang w:eastAsia="es-ES"/>
+          <w14:ligatures w14:val="none"/>
+        </w:rPr>
+        <w:t xml:space="preserve"/>
+      </w:r>
+      <w:r>
+        <w:rPr>
+          <w:rFonts w:ascii="Arial Narrow" w:eastAsia="Times New Roman" w:hAnsi="Arial Narrow" w:cs="Arial"/>
+          <w:color w:val="000000"/>
+          <w:kern w:val="0"/>
+          <w:lang w:eastAsia="es-ES"/>
+          <w14:ligatures w14:val="none"/>
+        </w:rPr>
+        <w:t xml:space="preserve"/>
       </w:r>
       <w:proofErr w:type="spellStart"/>
       <w:r>
@@ -1319,47 +1319,47 @@
           <w:lang w:eastAsia="es-ES"/>
           <w14:ligatures w14:val="none"/>
         </w:rPr>
-        <w:t xml:space="preserve"> 1000001429</w:t>
-      </w:r>
-      <w:r>
-        <w:rPr>
-          <w:rFonts w:ascii="Arial Narrow" w:eastAsia="Times New Roman" w:hAnsi="Arial Narrow" w:cs="Arial"/>
-          <w:color w:val="000000"/>
-          <w:kern w:val="0"/>
-          <w:lang w:eastAsia="es-ES"/>
-          <w14:ligatures w14:val="none"/>
-        </w:rPr>
-        <w:t xml:space="preserve"> (en adelante, </w:t>
-      </w:r>
-      <w:r>
-        <w:rPr>
-          <w:rFonts w:ascii="Arial Narrow" w:eastAsia="Times New Roman" w:hAnsi="Arial Narrow" w:cs="Arial"/>
-          <w:color w:val="000000"/>
-          <w:kern w:val="0"/>
-          <w:lang w:eastAsia="es-ES"/>
-          <w14:ligatures w14:val="none"/>
-        </w:rPr>
-        <w:t>Seguro de Protección de Fondos</w:t>
-      </w:r>
-      <w:r>
-        <w:rPr>
-          <w:rFonts w:ascii="Arial Narrow" w:eastAsia="Times New Roman" w:hAnsi="Arial Narrow" w:cs="Arial"/>
-          <w:color w:val="000000"/>
-          <w:kern w:val="0"/>
-          <w:lang w:eastAsia="es-ES"/>
-          <w14:ligatures w14:val="none"/>
-        </w:rPr>
-        <w:t>)</w:t>
-      </w:r>
-      <w:r>
-        <w:rPr>
-          <w:rFonts w:ascii="Arial Narrow" w:eastAsia="Times New Roman" w:hAnsi="Arial Narrow" w:cs="Arial"/>
-          <w:color w:val="000000"/>
-          <w:kern w:val="0"/>
-          <w:lang w:eastAsia="es-ES"/>
-          <w14:ligatures w14:val="none"/>
-        </w:rPr>
-        <w:t>, designando a la señora Elba Huamán como única titular de la tarjeta asociada a la cuenta.</w:t>
+        <w:t xml:space="preserve"/>
+      </w:r>
+      <w:r>
+        <w:rPr>
+          <w:rFonts w:ascii="Arial Narrow" w:eastAsia="Times New Roman" w:hAnsi="Arial Narrow" w:cs="Arial"/>
+          <w:color w:val="000000"/>
+          <w:kern w:val="0"/>
+          <w:lang w:eastAsia="es-ES"/>
+          <w14:ligatures w14:val="none"/>
+        </w:rPr>
+        <w:t xml:space="preserve"/>
+      </w:r>
+      <w:r>
+        <w:rPr>
+          <w:rFonts w:ascii="Arial Narrow" w:eastAsia="Times New Roman" w:hAnsi="Arial Narrow" w:cs="Arial"/>
+          <w:color w:val="000000"/>
+          <w:kern w:val="0"/>
+          <w:lang w:eastAsia="es-ES"/>
+          <w14:ligatures w14:val="none"/>
+        </w:rPr>
+        <w:t/>
+      </w:r>
+      <w:r>
+        <w:rPr>
+          <w:rFonts w:ascii="Arial Narrow" w:eastAsia="Times New Roman" w:hAnsi="Arial Narrow" w:cs="Arial"/>
+          <w:color w:val="000000"/>
+          <w:kern w:val="0"/>
+          <w:lang w:eastAsia="es-ES"/>
+          <w14:ligatures w14:val="none"/>
+        </w:rPr>
+        <w:t/>
+      </w:r>
+      <w:r>
+        <w:rPr>
+          <w:rFonts w:ascii="Arial Narrow" w:eastAsia="Times New Roman" w:hAnsi="Arial Narrow" w:cs="Arial"/>
+          <w:color w:val="000000"/>
+          <w:kern w:val="0"/>
+          <w:lang w:eastAsia="es-ES"/>
+          <w14:ligatures w14:val="none"/>
+        </w:rPr>
+        <w:t/>
       </w:r>
     </w:p>
     <w:p>
@@ -1673,47 +1673,47 @@
           <w:lang w:val="es-ES" w:eastAsia="es-ES"/>
           <w14:ligatures w14:val="none"/>
         </w:rPr>
-        <w:t>E</w:t>
-      </w:r>
-      <w:r>
-        <w:rPr>
-          <w:rFonts w:ascii="Arial Narrow" w:eastAsia="Times New Roman" w:hAnsi="Arial Narrow" w:cs="Arial"/>
-          <w:color w:val="000000"/>
-          <w:kern w:val="0"/>
-          <w:lang w:val="es-ES" w:eastAsia="es-ES"/>
-          <w14:ligatures w14:val="none"/>
-        </w:rPr>
-        <w:t>l Banco</w:t>
-      </w:r>
-      <w:r>
-        <w:rPr>
-          <w:rFonts w:ascii="Arial Narrow" w:eastAsia="Times New Roman" w:hAnsi="Arial Narrow" w:cs="Arial"/>
-          <w:color w:val="000000"/>
-          <w:kern w:val="0"/>
-          <w:lang w:val="es-ES" w:eastAsia="es-ES"/>
-          <w14:ligatures w14:val="none"/>
-        </w:rPr>
-        <w:t xml:space="preserve"> otorgó una indemnización parcial por el monto de S/ 30 000,00, mediante la activación de</w:t>
-      </w:r>
-      <w:r>
-        <w:rPr>
-          <w:rFonts w:ascii="Arial Narrow" w:eastAsia="Times New Roman" w:hAnsi="Arial Narrow" w:cs="Arial"/>
-          <w:color w:val="000000"/>
-          <w:kern w:val="0"/>
-          <w:lang w:val="es-ES" w:eastAsia="es-ES"/>
-          <w14:ligatures w14:val="none"/>
-        </w:rPr>
-        <w:t xml:space="preserve">l Seguro Personal - </w:t>
-      </w:r>
-      <w:r>
-        <w:rPr>
-          <w:rFonts w:ascii="Arial Narrow" w:eastAsia="Times New Roman" w:hAnsi="Arial Narrow" w:cs="Arial"/>
-          <w:color w:val="000000"/>
-          <w:kern w:val="0"/>
-          <w:lang w:val="es-ES" w:eastAsia="es-ES"/>
-          <w14:ligatures w14:val="none"/>
-        </w:rPr>
-        <w:t xml:space="preserve">Póliza </w:t>
+        <w:t xml:space="preserve">El Banco otorgó una indemnización parcial por el monto de S/ 30 000,00, mediante la activación del Seguro Personal - Póliza  9201780 (en adelante, Seguro Personal), consistente en un seguro previo destinado a proteger otras cuentas de la señora [APELLIDO]. Sin embargo, el Seguro de Protección de Fondos, específicamente solicitada para la cuenta afectada por el fraude nunca fue activada.</w:t>
+      </w:r>
+      <w:r>
+        <w:rPr>
+          <w:rFonts w:ascii="Arial Narrow" w:eastAsia="Times New Roman" w:hAnsi="Arial Narrow" w:cs="Arial"/>
+          <w:color w:val="000000"/>
+          <w:kern w:val="0"/>
+          <w:lang w:val="es-ES" w:eastAsia="es-ES"/>
+          <w14:ligatures w14:val="none"/>
+        </w:rPr>
+        <w:t/>
+      </w:r>
+      <w:r>
+        <w:rPr>
+          <w:rFonts w:ascii="Arial Narrow" w:eastAsia="Times New Roman" w:hAnsi="Arial Narrow" w:cs="Arial"/>
+          <w:color w:val="000000"/>
+          <w:kern w:val="0"/>
+          <w:lang w:val="es-ES" w:eastAsia="es-ES"/>
+          <w14:ligatures w14:val="none"/>
+        </w:rPr>
+        <w:t xml:space="preserve"/>
+      </w:r>
+      <w:r>
+        <w:rPr>
+          <w:rFonts w:ascii="Arial Narrow" w:eastAsia="Times New Roman" w:hAnsi="Arial Narrow" w:cs="Arial"/>
+          <w:color w:val="000000"/>
+          <w:kern w:val="0"/>
+          <w:lang w:val="es-ES" w:eastAsia="es-ES"/>
+          <w14:ligatures w14:val="none"/>
+        </w:rPr>
+        <w:t xml:space="preserve"/>
+      </w:r>
+      <w:r>
+        <w:rPr>
+          <w:rFonts w:ascii="Arial Narrow" w:eastAsia="Times New Roman" w:hAnsi="Arial Narrow" w:cs="Arial"/>
+          <w:color w:val="000000"/>
+          <w:kern w:val="0"/>
+          <w:lang w:val="es-ES" w:eastAsia="es-ES"/>
+          <w14:ligatures w14:val="none"/>
+        </w:rPr>
+        <w:t xml:space="preserve"/>
       </w:r>
       <w:proofErr w:type="spellStart"/>
       <w:r>
@@ -1735,107 +1735,107 @@
           <w:lang w:val="es-ES" w:eastAsia="es-ES"/>
           <w14:ligatures w14:val="none"/>
         </w:rPr>
-        <w:t xml:space="preserve"> 9201780</w:t>
-      </w:r>
-      <w:r>
-        <w:rPr>
-          <w:rFonts w:ascii="Arial Narrow" w:eastAsia="Times New Roman" w:hAnsi="Arial Narrow" w:cs="Arial"/>
-          <w:color w:val="000000"/>
-          <w:kern w:val="0"/>
-          <w:lang w:val="es-ES" w:eastAsia="es-ES"/>
-          <w14:ligatures w14:val="none"/>
-        </w:rPr>
-        <w:t xml:space="preserve"> (en adelante, </w:t>
-      </w:r>
-      <w:r>
-        <w:rPr>
-          <w:rFonts w:ascii="Arial Narrow" w:eastAsia="Times New Roman" w:hAnsi="Arial Narrow" w:cs="Arial"/>
-          <w:color w:val="000000"/>
-          <w:kern w:val="0"/>
-          <w:lang w:val="es-ES" w:eastAsia="es-ES"/>
-          <w14:ligatures w14:val="none"/>
-        </w:rPr>
-        <w:t>Seguro Personal</w:t>
-      </w:r>
-      <w:r>
-        <w:rPr>
-          <w:rFonts w:ascii="Arial Narrow" w:eastAsia="Times New Roman" w:hAnsi="Arial Narrow" w:cs="Arial"/>
-          <w:color w:val="000000"/>
-          <w:kern w:val="0"/>
-          <w:lang w:val="es-ES" w:eastAsia="es-ES"/>
-          <w14:ligatures w14:val="none"/>
-        </w:rPr>
-        <w:t xml:space="preserve">), consistente en </w:t>
-      </w:r>
-      <w:r>
-        <w:rPr>
-          <w:rFonts w:ascii="Arial Narrow" w:eastAsia="Times New Roman" w:hAnsi="Arial Narrow" w:cs="Arial"/>
-          <w:color w:val="000000"/>
-          <w:kern w:val="0"/>
-          <w:lang w:val="es-ES" w:eastAsia="es-ES"/>
-          <w14:ligatures w14:val="none"/>
-        </w:rPr>
-        <w:t xml:space="preserve">un seguro previo destinado a proteger otras cuentas de la </w:t>
-      </w:r>
-      <w:r>
-        <w:rPr>
-          <w:rFonts w:ascii="Arial Narrow" w:eastAsia="Times New Roman" w:hAnsi="Arial Narrow" w:cs="Arial"/>
-          <w:color w:val="000000"/>
-          <w:kern w:val="0"/>
-          <w:lang w:val="es-ES" w:eastAsia="es-ES"/>
-          <w14:ligatures w14:val="none"/>
-        </w:rPr>
-        <w:t>señora</w:t>
-      </w:r>
-      <w:r>
-        <w:rPr>
-          <w:rFonts w:ascii="Arial Narrow" w:eastAsia="Times New Roman" w:hAnsi="Arial Narrow" w:cs="Arial"/>
-          <w:color w:val="000000"/>
-          <w:kern w:val="0"/>
-          <w:lang w:val="es-ES" w:eastAsia="es-ES"/>
-          <w14:ligatures w14:val="none"/>
-        </w:rPr>
-        <w:t xml:space="preserve"> Api. Sin embargo, </w:t>
-      </w:r>
-      <w:r>
-        <w:rPr>
-          <w:rFonts w:ascii="Arial Narrow" w:eastAsia="Times New Roman" w:hAnsi="Arial Narrow" w:cs="Arial"/>
-          <w:color w:val="000000"/>
-          <w:kern w:val="0"/>
-          <w:lang w:val="es-ES" w:eastAsia="es-ES"/>
-          <w14:ligatures w14:val="none"/>
-        </w:rPr>
-        <w:t xml:space="preserve">el </w:t>
-      </w:r>
-      <w:r>
-        <w:rPr>
-          <w:rFonts w:ascii="Arial Narrow" w:eastAsia="Times New Roman" w:hAnsi="Arial Narrow" w:cs="Arial"/>
-          <w:color w:val="000000"/>
-          <w:kern w:val="0"/>
-          <w:lang w:eastAsia="es-ES"/>
-          <w14:ligatures w14:val="none"/>
-        </w:rPr>
-        <w:t>Seguro de Protección de Fondos</w:t>
-      </w:r>
-      <w:r>
-        <w:rPr>
-          <w:rFonts w:ascii="Arial Narrow" w:eastAsia="Times New Roman" w:hAnsi="Arial Narrow" w:cs="Arial"/>
-          <w:color w:val="000000"/>
-          <w:kern w:val="0"/>
-          <w:lang w:eastAsia="es-ES"/>
-          <w14:ligatures w14:val="none"/>
-        </w:rPr>
-        <w:t xml:space="preserve">, </w:t>
-      </w:r>
-      <w:r>
-        <w:rPr>
-          <w:rFonts w:ascii="Arial Narrow" w:eastAsia="Times New Roman" w:hAnsi="Arial Narrow" w:cs="Arial"/>
-          <w:color w:val="000000"/>
-          <w:kern w:val="0"/>
-          <w:lang w:val="es-ES" w:eastAsia="es-ES"/>
-          <w14:ligatures w14:val="none"/>
-        </w:rPr>
-        <w:t>específicamente solicitada para la cuenta afectada por el fraude nunca fue activada.</w:t>
+        <w:t xml:space="preserve"/>
+      </w:r>
+      <w:r>
+        <w:rPr>
+          <w:rFonts w:ascii="Arial Narrow" w:eastAsia="Times New Roman" w:hAnsi="Arial Narrow" w:cs="Arial"/>
+          <w:color w:val="000000"/>
+          <w:kern w:val="0"/>
+          <w:lang w:val="es-ES" w:eastAsia="es-ES"/>
+          <w14:ligatures w14:val="none"/>
+        </w:rPr>
+        <w:t xml:space="preserve"/>
+      </w:r>
+      <w:r>
+        <w:rPr>
+          <w:rFonts w:ascii="Arial Narrow" w:eastAsia="Times New Roman" w:hAnsi="Arial Narrow" w:cs="Arial"/>
+          <w:color w:val="000000"/>
+          <w:kern w:val="0"/>
+          <w:lang w:val="es-ES" w:eastAsia="es-ES"/>
+          <w14:ligatures w14:val="none"/>
+        </w:rPr>
+        <w:t/>
+      </w:r>
+      <w:r>
+        <w:rPr>
+          <w:rFonts w:ascii="Arial Narrow" w:eastAsia="Times New Roman" w:hAnsi="Arial Narrow" w:cs="Arial"/>
+          <w:color w:val="000000"/>
+          <w:kern w:val="0"/>
+          <w:lang w:val="es-ES" w:eastAsia="es-ES"/>
+          <w14:ligatures w14:val="none"/>
+        </w:rPr>
+        <w:t xml:space="preserve"/>
+      </w:r>
+      <w:r>
+        <w:rPr>
+          <w:rFonts w:ascii="Arial Narrow" w:eastAsia="Times New Roman" w:hAnsi="Arial Narrow" w:cs="Arial"/>
+          <w:color w:val="000000"/>
+          <w:kern w:val="0"/>
+          <w:lang w:val="es-ES" w:eastAsia="es-ES"/>
+          <w14:ligatures w14:val="none"/>
+        </w:rPr>
+        <w:t xml:space="preserve"/>
+      </w:r>
+      <w:r>
+        <w:rPr>
+          <w:rFonts w:ascii="Arial Narrow" w:eastAsia="Times New Roman" w:hAnsi="Arial Narrow" w:cs="Arial"/>
+          <w:color w:val="000000"/>
+          <w:kern w:val="0"/>
+          <w:lang w:val="es-ES" w:eastAsia="es-ES"/>
+          <w14:ligatures w14:val="none"/>
+        </w:rPr>
+        <w:t/>
+      </w:r>
+      <w:r>
+        <w:rPr>
+          <w:rFonts w:ascii="Arial Narrow" w:eastAsia="Times New Roman" w:hAnsi="Arial Narrow" w:cs="Arial"/>
+          <w:color w:val="000000"/>
+          <w:kern w:val="0"/>
+          <w:lang w:val="es-ES" w:eastAsia="es-ES"/>
+          <w14:ligatures w14:val="none"/>
+        </w:rPr>
+        <w:t xml:space="preserve"/>
+      </w:r>
+      <w:r>
+        <w:rPr>
+          <w:rFonts w:ascii="Arial Narrow" w:eastAsia="Times New Roman" w:hAnsi="Arial Narrow" w:cs="Arial"/>
+          <w:color w:val="000000"/>
+          <w:kern w:val="0"/>
+          <w:lang w:val="es-ES" w:eastAsia="es-ES"/>
+          <w14:ligatures w14:val="none"/>
+        </w:rPr>
+        <w:t xml:space="preserve"/>
+      </w:r>
+      <w:r>
+        <w:rPr>
+          <w:rFonts w:ascii="Arial Narrow" w:eastAsia="Times New Roman" w:hAnsi="Arial Narrow" w:cs="Arial"/>
+          <w:color w:val="000000"/>
+          <w:kern w:val="0"/>
+          <w:lang w:eastAsia="es-ES"/>
+          <w14:ligatures w14:val="none"/>
+        </w:rPr>
+        <w:t/>
+      </w:r>
+      <w:r>
+        <w:rPr>
+          <w:rFonts w:ascii="Arial Narrow" w:eastAsia="Times New Roman" w:hAnsi="Arial Narrow" w:cs="Arial"/>
+          <w:color w:val="000000"/>
+          <w:kern w:val="0"/>
+          <w:lang w:eastAsia="es-ES"/>
+          <w14:ligatures w14:val="none"/>
+        </w:rPr>
+        <w:t xml:space="preserve"/>
+      </w:r>
+      <w:r>
+        <w:rPr>
+          <w:rFonts w:ascii="Arial Narrow" w:eastAsia="Times New Roman" w:hAnsi="Arial Narrow" w:cs="Arial"/>
+          <w:color w:val="000000"/>
+          <w:kern w:val="0"/>
+          <w:lang w:val="es-ES" w:eastAsia="es-ES"/>
+          <w14:ligatures w14:val="none"/>
+        </w:rPr>
+        <w:t/>
       </w:r>
     </w:p>
     <w:p>
@@ -1878,87 +1878,87 @@
           <w:lang w:val="es-ES" w:eastAsia="es-ES"/>
           <w14:ligatures w14:val="none"/>
         </w:rPr>
-        <w:t>De esta manera, dos</w:t>
-      </w:r>
-      <w:r>
-        <w:rPr>
-          <w:rFonts w:ascii="Arial Narrow" w:eastAsia="Times New Roman" w:hAnsi="Arial Narrow" w:cs="Arial"/>
-          <w:color w:val="000000"/>
-          <w:kern w:val="0"/>
-          <w:lang w:val="es-ES" w:eastAsia="es-ES"/>
-          <w14:ligatures w14:val="none"/>
-        </w:rPr>
-        <w:t xml:space="preserve"> (2)</w:t>
-      </w:r>
-      <w:r>
-        <w:rPr>
-          <w:rFonts w:ascii="Arial Narrow" w:eastAsia="Times New Roman" w:hAnsi="Arial Narrow" w:cs="Arial"/>
-          <w:color w:val="000000"/>
-          <w:kern w:val="0"/>
-          <w:lang w:val="es-ES" w:eastAsia="es-ES"/>
-          <w14:ligatures w14:val="none"/>
-        </w:rPr>
-        <w:t xml:space="preserve"> pólizas quedaron vigentes: el </w:t>
-      </w:r>
-      <w:r>
-        <w:rPr>
-          <w:rFonts w:ascii="Arial Narrow" w:eastAsia="Times New Roman" w:hAnsi="Arial Narrow" w:cs="Arial"/>
-          <w:color w:val="000000"/>
-          <w:kern w:val="0"/>
-          <w:lang w:val="es-ES" w:eastAsia="es-ES"/>
-          <w14:ligatures w14:val="none"/>
-        </w:rPr>
-        <w:t xml:space="preserve">Seguro Personal </w:t>
-      </w:r>
-      <w:r>
-        <w:rPr>
-          <w:rFonts w:ascii="Arial Narrow" w:eastAsia="Times New Roman" w:hAnsi="Arial Narrow" w:cs="Arial"/>
-          <w:color w:val="000000"/>
-          <w:kern w:val="0"/>
-          <w:lang w:val="es-ES" w:eastAsia="es-ES"/>
-          <w14:ligatures w14:val="none"/>
-        </w:rPr>
-        <w:t xml:space="preserve">previo de </w:t>
-      </w:r>
-      <w:r>
-        <w:rPr>
-          <w:rFonts w:ascii="Arial Narrow" w:eastAsia="Times New Roman" w:hAnsi="Arial Narrow" w:cs="Arial"/>
-          <w:color w:val="000000"/>
-          <w:kern w:val="0"/>
-          <w:lang w:val="es-ES" w:eastAsia="es-ES"/>
-          <w14:ligatures w14:val="none"/>
-        </w:rPr>
-        <w:t>señora</w:t>
-      </w:r>
-      <w:r>
-        <w:rPr>
-          <w:rFonts w:ascii="Arial Narrow" w:eastAsia="Times New Roman" w:hAnsi="Arial Narrow" w:cs="Arial"/>
-          <w:color w:val="000000"/>
-          <w:kern w:val="0"/>
-          <w:lang w:val="es-ES" w:eastAsia="es-ES"/>
-          <w14:ligatures w14:val="none"/>
-        </w:rPr>
-        <w:t xml:space="preserve"> Api (utilizado para la indemnización parcial) y el seguro creado sin autorización a su nombre. A pesar de que los pagos de este último se realizaron regularmente, no se activó </w:t>
-      </w:r>
-      <w:r>
-        <w:rPr>
-          <w:rFonts w:ascii="Arial Narrow" w:eastAsia="Times New Roman" w:hAnsi="Arial Narrow" w:cs="Arial"/>
-          <w:color w:val="000000"/>
-          <w:kern w:val="0"/>
-          <w:lang w:val="es-ES" w:eastAsia="es-ES"/>
-          <w14:ligatures w14:val="none"/>
-        </w:rPr>
-        <w:t xml:space="preserve">la cobertura del seguro para </w:t>
-      </w:r>
-      <w:r>
-        <w:rPr>
-          <w:rFonts w:ascii="Arial Narrow" w:eastAsia="Times New Roman" w:hAnsi="Arial Narrow" w:cs="Arial"/>
-          <w:color w:val="000000"/>
-          <w:kern w:val="0"/>
-          <w:lang w:val="es-ES" w:eastAsia="es-ES"/>
-          <w14:ligatures w14:val="none"/>
-        </w:rPr>
-        <w:t>el siniestro ocurrido el 5 de mayo de 2024.</w:t>
+        <w:t xml:space="preserve">De esta manera, dos (2) pólizas quedaron vigentes: el Seguro Personal previo de señora [APELLIDO] (utilizado para la indemnización parcial) y el seguro creado sin autorización a su nombre. A pesar de que los pagos de este último se realizaron regularmente, no se activó la cobertura del seguro para el siniestro ocurrido el 5 de mayo de 2024.</w:t>
+      </w:r>
+      <w:r>
+        <w:rPr>
+          <w:rFonts w:ascii="Arial Narrow" w:eastAsia="Times New Roman" w:hAnsi="Arial Narrow" w:cs="Arial"/>
+          <w:color w:val="000000"/>
+          <w:kern w:val="0"/>
+          <w:lang w:val="es-ES" w:eastAsia="es-ES"/>
+          <w14:ligatures w14:val="none"/>
+        </w:rPr>
+        <w:t xml:space="preserve"/>
+      </w:r>
+      <w:r>
+        <w:rPr>
+          <w:rFonts w:ascii="Arial Narrow" w:eastAsia="Times New Roman" w:hAnsi="Arial Narrow" w:cs="Arial"/>
+          <w:color w:val="000000"/>
+          <w:kern w:val="0"/>
+          <w:lang w:val="es-ES" w:eastAsia="es-ES"/>
+          <w14:ligatures w14:val="none"/>
+        </w:rPr>
+        <w:t xml:space="preserve"/>
+      </w:r>
+      <w:r>
+        <w:rPr>
+          <w:rFonts w:ascii="Arial Narrow" w:eastAsia="Times New Roman" w:hAnsi="Arial Narrow" w:cs="Arial"/>
+          <w:color w:val="000000"/>
+          <w:kern w:val="0"/>
+          <w:lang w:val="es-ES" w:eastAsia="es-ES"/>
+          <w14:ligatures w14:val="none"/>
+        </w:rPr>
+        <w:t xml:space="preserve"/>
+      </w:r>
+      <w:r>
+        <w:rPr>
+          <w:rFonts w:ascii="Arial Narrow" w:eastAsia="Times New Roman" w:hAnsi="Arial Narrow" w:cs="Arial"/>
+          <w:color w:val="000000"/>
+          <w:kern w:val="0"/>
+          <w:lang w:val="es-ES" w:eastAsia="es-ES"/>
+          <w14:ligatures w14:val="none"/>
+        </w:rPr>
+        <w:t xml:space="preserve"/>
+      </w:r>
+      <w:r>
+        <w:rPr>
+          <w:rFonts w:ascii="Arial Narrow" w:eastAsia="Times New Roman" w:hAnsi="Arial Narrow" w:cs="Arial"/>
+          <w:color w:val="000000"/>
+          <w:kern w:val="0"/>
+          <w:lang w:val="es-ES" w:eastAsia="es-ES"/>
+          <w14:ligatures w14:val="none"/>
+        </w:rPr>
+        <w:t/>
+      </w:r>
+      <w:r>
+        <w:rPr>
+          <w:rFonts w:ascii="Arial Narrow" w:eastAsia="Times New Roman" w:hAnsi="Arial Narrow" w:cs="Arial"/>
+          <w:color w:val="000000"/>
+          <w:kern w:val="0"/>
+          <w:lang w:val="es-ES" w:eastAsia="es-ES"/>
+          <w14:ligatures w14:val="none"/>
+        </w:rPr>
+        <w:t xml:space="preserve"/>
+      </w:r>
+      <w:r>
+        <w:rPr>
+          <w:rFonts w:ascii="Arial Narrow" w:eastAsia="Times New Roman" w:hAnsi="Arial Narrow" w:cs="Arial"/>
+          <w:color w:val="000000"/>
+          <w:kern w:val="0"/>
+          <w:lang w:val="es-ES" w:eastAsia="es-ES"/>
+          <w14:ligatures w14:val="none"/>
+        </w:rPr>
+        <w:t xml:space="preserve"/>
+      </w:r>
+      <w:r>
+        <w:rPr>
+          <w:rFonts w:ascii="Arial Narrow" w:eastAsia="Times New Roman" w:hAnsi="Arial Narrow" w:cs="Arial"/>
+          <w:color w:val="000000"/>
+          <w:kern w:val="0"/>
+          <w:lang w:val="es-ES" w:eastAsia="es-ES"/>
+          <w14:ligatures w14:val="none"/>
+        </w:rPr>
+        <w:t/>
       </w:r>
     </w:p>
     <w:p>
@@ -2397,17 +2397,17 @@
           <w:lang w:val="es-ES" w:eastAsia="es-ES"/>
           <w14:ligatures w14:val="none"/>
         </w:rPr>
-        <w:t xml:space="preserve">La señora Cruz </w:t>
-      </w:r>
-      <w:r>
-        <w:rPr>
-          <w:rFonts w:ascii="Arial Narrow" w:eastAsia="Times New Roman" w:hAnsi="Arial Narrow" w:cs="Arial"/>
-          <w:color w:val="000000"/>
-          <w:kern w:val="0"/>
-          <w:lang w:val="es-ES" w:eastAsia="es-ES"/>
-          <w14:ligatures w14:val="none"/>
-        </w:rPr>
-        <w:t xml:space="preserve">solicitó, en calidad de medida correctiva, que </w:t>
+        <w:t xml:space="preserve">La señora [APELLIDO] solicitó, en calidad de medida correctiva, que el Banco y Pacífico cumplan con: i) la devolución del monto faltante ascendente a S/ 13 512,00, correspondiente a la diferencia no cubierta por la indemnización parcial del Seguro de Protección de Fondos, más los intereses legales correspondientes. Asimismo, requirió la devolución de las costas del proceso.</w:t>
+      </w:r>
+      <w:r>
+        <w:rPr>
+          <w:rFonts w:ascii="Arial Narrow" w:eastAsia="Times New Roman" w:hAnsi="Arial Narrow" w:cs="Arial"/>
+          <w:color w:val="000000"/>
+          <w:kern w:val="0"/>
+          <w:lang w:val="es-ES" w:eastAsia="es-ES"/>
+          <w14:ligatures w14:val="none"/>
+        </w:rPr>
+        <w:t xml:space="preserve"/>
       </w:r>
       <w:bookmarkStart w:id="1" w:name="_Hlk206587071"/>
       <w:r>
@@ -2418,117 +2418,117 @@
           <w:lang w:val="es-ES" w:eastAsia="es-ES"/>
           <w14:ligatures w14:val="none"/>
         </w:rPr>
-        <w:t>e</w:t>
-      </w:r>
-      <w:r>
-        <w:rPr>
-          <w:rFonts w:ascii="Arial Narrow" w:eastAsia="Times New Roman" w:hAnsi="Arial Narrow" w:cs="Arial"/>
-          <w:color w:val="000000"/>
-          <w:kern w:val="0"/>
-          <w:lang w:val="es-ES" w:eastAsia="es-ES"/>
-          <w14:ligatures w14:val="none"/>
-        </w:rPr>
-        <w:t>l Banco</w:t>
-      </w:r>
-      <w:r>
-        <w:rPr>
-          <w:rFonts w:ascii="Arial Narrow" w:eastAsia="Times New Roman" w:hAnsi="Arial Narrow" w:cs="Arial"/>
-          <w:color w:val="000000"/>
-          <w:kern w:val="0"/>
-          <w:lang w:val="es-ES" w:eastAsia="es-ES"/>
-          <w14:ligatures w14:val="none"/>
-        </w:rPr>
-        <w:t xml:space="preserve"> y </w:t>
-      </w:r>
-      <w:r>
-        <w:rPr>
-          <w:rFonts w:ascii="Arial Narrow" w:eastAsia="Times New Roman" w:hAnsi="Arial Narrow" w:cs="Arial"/>
-          <w:color w:val="000000"/>
-          <w:kern w:val="0"/>
-          <w:lang w:val="es-ES" w:eastAsia="es-ES"/>
-          <w14:ligatures w14:val="none"/>
-        </w:rPr>
-        <w:t>Pacífico</w:t>
-      </w:r>
-      <w:r>
-        <w:rPr>
-          <w:rFonts w:ascii="Arial Narrow" w:eastAsia="Times New Roman" w:hAnsi="Arial Narrow" w:cs="Arial"/>
-          <w:color w:val="000000"/>
-          <w:kern w:val="0"/>
-          <w:lang w:val="es-ES" w:eastAsia="es-ES"/>
-          <w14:ligatures w14:val="none"/>
-        </w:rPr>
-        <w:t xml:space="preserve"> </w:t>
-      </w:r>
-      <w:r>
-        <w:rPr>
-          <w:rFonts w:ascii="Arial Narrow" w:eastAsia="Times New Roman" w:hAnsi="Arial Narrow" w:cs="Arial"/>
-          <w:color w:val="000000"/>
-          <w:kern w:val="0"/>
-          <w:lang w:val="es-ES" w:eastAsia="es-ES"/>
-          <w14:ligatures w14:val="none"/>
-        </w:rPr>
-        <w:t>cumplan con: i)</w:t>
-      </w:r>
-      <w:r>
-        <w:rPr>
-          <w:rFonts w:ascii="Arial Narrow" w:eastAsia="Times New Roman" w:hAnsi="Arial Narrow" w:cs="Arial"/>
-          <w:color w:val="000000"/>
-          <w:kern w:val="0"/>
-          <w:lang w:eastAsia="es-ES"/>
-          <w14:ligatures w14:val="none"/>
-        </w:rPr>
-        <w:t xml:space="preserve"> la devolución del monto faltante ascendente a S/ 13 512,00, correspondiente a la diferencia no cubierta por la indemnización parcial</w:t>
-      </w:r>
-      <w:r>
-        <w:rPr>
-          <w:rFonts w:ascii="Arial Narrow" w:eastAsia="Times New Roman" w:hAnsi="Arial Narrow" w:cs="Arial"/>
-          <w:color w:val="000000"/>
-          <w:kern w:val="0"/>
-          <w:lang w:eastAsia="es-ES"/>
-          <w14:ligatures w14:val="none"/>
-        </w:rPr>
-        <w:t xml:space="preserve"> del </w:t>
-      </w:r>
-      <w:r>
-        <w:rPr>
-          <w:rFonts w:ascii="Arial Narrow" w:eastAsia="Times New Roman" w:hAnsi="Arial Narrow" w:cs="Arial"/>
-          <w:color w:val="000000"/>
-          <w:kern w:val="0"/>
-          <w:lang w:eastAsia="es-ES"/>
-          <w14:ligatures w14:val="none"/>
-        </w:rPr>
-        <w:t>Seguro de Protección de Fondos</w:t>
-      </w:r>
-      <w:r>
-        <w:rPr>
-          <w:rFonts w:ascii="Arial Narrow" w:eastAsia="Times New Roman" w:hAnsi="Arial Narrow" w:cs="Arial"/>
-          <w:color w:val="000000"/>
-          <w:kern w:val="0"/>
-          <w:lang w:eastAsia="es-ES"/>
-          <w14:ligatures w14:val="none"/>
-        </w:rPr>
-        <w:t>, más los intereses legales correspondientes</w:t>
-      </w:r>
-      <w:r>
-        <w:rPr>
-          <w:rFonts w:ascii="Arial Narrow" w:eastAsia="Times New Roman" w:hAnsi="Arial Narrow" w:cs="Arial"/>
-          <w:color w:val="000000"/>
-          <w:kern w:val="0"/>
-          <w:lang w:eastAsia="es-ES"/>
-          <w14:ligatures w14:val="none"/>
-        </w:rPr>
-        <w:t>.</w:t>
-      </w:r>
-      <w:r>
-        <w:rPr>
-          <w:rFonts w:ascii="Arial Narrow" w:eastAsia="Times New Roman" w:hAnsi="Arial Narrow" w:cs="Arial"/>
-          <w:color w:val="000000"/>
-          <w:kern w:val="0"/>
-          <w:lang w:eastAsia="es-ES"/>
-          <w14:ligatures w14:val="none"/>
-        </w:rPr>
-        <w:t xml:space="preserve"> Asimismo, </w:t>
+        <w:t/>
+      </w:r>
+      <w:r>
+        <w:rPr>
+          <w:rFonts w:ascii="Arial Narrow" w:eastAsia="Times New Roman" w:hAnsi="Arial Narrow" w:cs="Arial"/>
+          <w:color w:val="000000"/>
+          <w:kern w:val="0"/>
+          <w:lang w:val="es-ES" w:eastAsia="es-ES"/>
+          <w14:ligatures w14:val="none"/>
+        </w:rPr>
+        <w:t/>
+      </w:r>
+      <w:r>
+        <w:rPr>
+          <w:rFonts w:ascii="Arial Narrow" w:eastAsia="Times New Roman" w:hAnsi="Arial Narrow" w:cs="Arial"/>
+          <w:color w:val="000000"/>
+          <w:kern w:val="0"/>
+          <w:lang w:val="es-ES" w:eastAsia="es-ES"/>
+          <w14:ligatures w14:val="none"/>
+        </w:rPr>
+        <w:t xml:space="preserve"/>
+      </w:r>
+      <w:r>
+        <w:rPr>
+          <w:rFonts w:ascii="Arial Narrow" w:eastAsia="Times New Roman" w:hAnsi="Arial Narrow" w:cs="Arial"/>
+          <w:color w:val="000000"/>
+          <w:kern w:val="0"/>
+          <w:lang w:val="es-ES" w:eastAsia="es-ES"/>
+          <w14:ligatures w14:val="none"/>
+        </w:rPr>
+        <w:t/>
+      </w:r>
+      <w:r>
+        <w:rPr>
+          <w:rFonts w:ascii="Arial Narrow" w:eastAsia="Times New Roman" w:hAnsi="Arial Narrow" w:cs="Arial"/>
+          <w:color w:val="000000"/>
+          <w:kern w:val="0"/>
+          <w:lang w:val="es-ES" w:eastAsia="es-ES"/>
+          <w14:ligatures w14:val="none"/>
+        </w:rPr>
+        <w:t xml:space="preserve"/>
+      </w:r>
+      <w:r>
+        <w:rPr>
+          <w:rFonts w:ascii="Arial Narrow" w:eastAsia="Times New Roman" w:hAnsi="Arial Narrow" w:cs="Arial"/>
+          <w:color w:val="000000"/>
+          <w:kern w:val="0"/>
+          <w:lang w:val="es-ES" w:eastAsia="es-ES"/>
+          <w14:ligatures w14:val="none"/>
+        </w:rPr>
+        <w:t/>
+      </w:r>
+      <w:r>
+        <w:rPr>
+          <w:rFonts w:ascii="Arial Narrow" w:eastAsia="Times New Roman" w:hAnsi="Arial Narrow" w:cs="Arial"/>
+          <w:color w:val="000000"/>
+          <w:kern w:val="0"/>
+          <w:lang w:eastAsia="es-ES"/>
+          <w14:ligatures w14:val="none"/>
+        </w:rPr>
+        <w:t xml:space="preserve"/>
+      </w:r>
+      <w:r>
+        <w:rPr>
+          <w:rFonts w:ascii="Arial Narrow" w:eastAsia="Times New Roman" w:hAnsi="Arial Narrow" w:cs="Arial"/>
+          <w:color w:val="000000"/>
+          <w:kern w:val="0"/>
+          <w:lang w:eastAsia="es-ES"/>
+          <w14:ligatures w14:val="none"/>
+        </w:rPr>
+        <w:t xml:space="preserve"/>
+      </w:r>
+      <w:r>
+        <w:rPr>
+          <w:rFonts w:ascii="Arial Narrow" w:eastAsia="Times New Roman" w:hAnsi="Arial Narrow" w:cs="Arial"/>
+          <w:color w:val="000000"/>
+          <w:kern w:val="0"/>
+          <w:lang w:eastAsia="es-ES"/>
+          <w14:ligatures w14:val="none"/>
+        </w:rPr>
+        <w:t/>
+      </w:r>
+      <w:r>
+        <w:rPr>
+          <w:rFonts w:ascii="Arial Narrow" w:eastAsia="Times New Roman" w:hAnsi="Arial Narrow" w:cs="Arial"/>
+          <w:color w:val="000000"/>
+          <w:kern w:val="0"/>
+          <w:lang w:eastAsia="es-ES"/>
+          <w14:ligatures w14:val="none"/>
+        </w:rPr>
+        <w:t/>
+      </w:r>
+      <w:r>
+        <w:rPr>
+          <w:rFonts w:ascii="Arial Narrow" w:eastAsia="Times New Roman" w:hAnsi="Arial Narrow" w:cs="Arial"/>
+          <w:color w:val="000000"/>
+          <w:kern w:val="0"/>
+          <w:lang w:eastAsia="es-ES"/>
+          <w14:ligatures w14:val="none"/>
+        </w:rPr>
+        <w:t/>
+      </w:r>
+      <w:r>
+        <w:rPr>
+          <w:rFonts w:ascii="Arial Narrow" w:eastAsia="Times New Roman" w:hAnsi="Arial Narrow" w:cs="Arial"/>
+          <w:color w:val="000000"/>
+          <w:kern w:val="0"/>
+          <w:lang w:eastAsia="es-ES"/>
+          <w14:ligatures w14:val="none"/>
+        </w:rPr>
+        <w:t xml:space="preserve"/>
       </w:r>
       <w:r>
         <w:rPr>
@@ -2539,17 +2539,17 @@
           <w:lang w:eastAsia="es-ES"/>
           <w14:ligatures w14:val="none"/>
         </w:rPr>
-        <w:t>requirió la devolución de las costas del proceso</w:t>
-      </w:r>
-      <w:r>
-        <w:rPr>
-          <w:rFonts w:ascii="Arial Narrow" w:eastAsia="Times New Roman" w:hAnsi="Arial Narrow" w:cs="Arial"/>
-          <w:color w:val="000000"/>
-          <w:kern w:val="0"/>
-          <w:lang w:eastAsia="es-ES"/>
-          <w14:ligatures w14:val="none"/>
-        </w:rPr>
-        <w:t>.</w:t>
+        <w:t/>
+      </w:r>
+      <w:r>
+        <w:rPr>
+          <w:rFonts w:ascii="Arial Narrow" w:eastAsia="Times New Roman" w:hAnsi="Arial Narrow" w:cs="Arial"/>
+          <w:color w:val="000000"/>
+          <w:kern w:val="0"/>
+          <w:lang w:eastAsia="es-ES"/>
+          <w14:ligatures w14:val="none"/>
+        </w:rPr>
+        <w:t/>
       </w:r>
     </w:p>
     <w:bookmarkEnd w:id="1"/>
@@ -4173,7 +4173,7 @@
           <w:lang w:eastAsia="es-PE"/>
           <w14:ligatures w14:val="none"/>
         </w:rPr>
-        <w:t xml:space="preserve">PRIMERO: </w:t>
+        <w:t xml:space="preserve">PRIMERO: admitir a trámite la denuncia del 02 de noviembre del 2025, subsanada mediante escrito del 27 de noviembre de 2025, interpuesta por la señora [DENUNCIANTE]contra el Banco de Crédito del Perú S.A. y Pacífico Compañía de Seguros y Reaseguros S.A, por lo siguiente:</w:t>
       </w:r>
       <w:r>
         <w:rPr>
@@ -4184,7 +4184,7 @@
           <w:lang w:eastAsia="es-PE"/>
           <w14:ligatures w14:val="none"/>
         </w:rPr>
-        <w:t xml:space="preserve">admitir </w:t>
+        <w:t xml:space="preserve"/>
       </w:r>
       <w:r>
         <w:rPr>
@@ -4195,57 +4195,57 @@
           <w:lang w:eastAsia="es-PE"/>
           <w14:ligatures w14:val="none"/>
         </w:rPr>
-        <w:t xml:space="preserve">a trámite la denuncia del </w:t>
-      </w:r>
-      <w:r>
-        <w:rPr>
-          <w:rFonts w:ascii="Arial Narrow" w:eastAsia="Times New Roman" w:hAnsi="Arial Narrow" w:cs="Arial"/>
-          <w:color w:val="000000"/>
-          <w:kern w:val="0"/>
-          <w:lang w:val="es-ES" w:eastAsia="es-ES"/>
-          <w14:ligatures w14:val="none"/>
-        </w:rPr>
-        <w:t>02 de noviembre</w:t>
-      </w:r>
-      <w:r>
-        <w:rPr>
-          <w:rFonts w:ascii="Arial Narrow" w:eastAsia="Times New Roman" w:hAnsi="Arial Narrow" w:cs="Arial"/>
-          <w:color w:val="000000"/>
-          <w:kern w:val="0"/>
-          <w:lang w:val="es-ES" w:eastAsia="es-ES"/>
-          <w14:ligatures w14:val="none"/>
-        </w:rPr>
-        <w:t xml:space="preserve"> del 2025, subsanada mediante escrito del 2</w:t>
-      </w:r>
-      <w:r>
-        <w:rPr>
-          <w:rFonts w:ascii="Arial Narrow" w:eastAsia="Times New Roman" w:hAnsi="Arial Narrow" w:cs="Arial"/>
-          <w:color w:val="000000"/>
-          <w:kern w:val="0"/>
-          <w:lang w:val="es-ES" w:eastAsia="es-ES"/>
-          <w14:ligatures w14:val="none"/>
-        </w:rPr>
-        <w:t>7</w:t>
-      </w:r>
-      <w:r>
-        <w:rPr>
-          <w:rFonts w:ascii="Arial Narrow" w:eastAsia="Times New Roman" w:hAnsi="Arial Narrow" w:cs="Arial"/>
-          <w:color w:val="000000"/>
-          <w:kern w:val="0"/>
-          <w:lang w:val="es-ES" w:eastAsia="es-ES"/>
-          <w14:ligatures w14:val="none"/>
-        </w:rPr>
-        <w:t xml:space="preserve"> de noviembre de 2025</w:t>
-      </w:r>
-      <w:r>
-        <w:rPr>
-          <w:rFonts w:ascii="Arial Narrow" w:eastAsia="Times New Roman" w:hAnsi="Arial Narrow" w:cs="Arial"/>
-          <w:color w:val="000000"/>
-          <w:kern w:val="0"/>
-          <w:lang w:val="es-ES" w:eastAsia="es-ES"/>
-          <w14:ligatures w14:val="none"/>
-        </w:rPr>
-        <w:t xml:space="preserve">, </w:t>
+        <w:t xml:space="preserve"/>
+      </w:r>
+      <w:r>
+        <w:rPr>
+          <w:rFonts w:ascii="Arial Narrow" w:eastAsia="Times New Roman" w:hAnsi="Arial Narrow" w:cs="Arial"/>
+          <w:color w:val="000000"/>
+          <w:kern w:val="0"/>
+          <w:lang w:val="es-ES" w:eastAsia="es-ES"/>
+          <w14:ligatures w14:val="none"/>
+        </w:rPr>
+        <w:t/>
+      </w:r>
+      <w:r>
+        <w:rPr>
+          <w:rFonts w:ascii="Arial Narrow" w:eastAsia="Times New Roman" w:hAnsi="Arial Narrow" w:cs="Arial"/>
+          <w:color w:val="000000"/>
+          <w:kern w:val="0"/>
+          <w:lang w:val="es-ES" w:eastAsia="es-ES"/>
+          <w14:ligatures w14:val="none"/>
+        </w:rPr>
+        <w:t xml:space="preserve"/>
+      </w:r>
+      <w:r>
+        <w:rPr>
+          <w:rFonts w:ascii="Arial Narrow" w:eastAsia="Times New Roman" w:hAnsi="Arial Narrow" w:cs="Arial"/>
+          <w:color w:val="000000"/>
+          <w:kern w:val="0"/>
+          <w:lang w:val="es-ES" w:eastAsia="es-ES"/>
+          <w14:ligatures w14:val="none"/>
+        </w:rPr>
+        <w:t/>
+      </w:r>
+      <w:r>
+        <w:rPr>
+          <w:rFonts w:ascii="Arial Narrow" w:eastAsia="Times New Roman" w:hAnsi="Arial Narrow" w:cs="Arial"/>
+          <w:color w:val="000000"/>
+          <w:kern w:val="0"/>
+          <w:lang w:val="es-ES" w:eastAsia="es-ES"/>
+          <w14:ligatures w14:val="none"/>
+        </w:rPr>
+        <w:t xml:space="preserve"/>
+      </w:r>
+      <w:r>
+        <w:rPr>
+          <w:rFonts w:ascii="Arial Narrow" w:eastAsia="Times New Roman" w:hAnsi="Arial Narrow" w:cs="Arial"/>
+          <w:color w:val="000000"/>
+          <w:kern w:val="0"/>
+          <w:lang w:val="es-ES" w:eastAsia="es-ES"/>
+          <w14:ligatures w14:val="none"/>
+        </w:rPr>
+        <w:t xml:space="preserve"/>
       </w:r>
       <w:r>
         <w:rPr>
@@ -4256,7 +4256,7 @@
           <w:lang w:eastAsia="es-PE"/>
           <w14:ligatures w14:val="none"/>
         </w:rPr>
-        <w:t>interpuesta por l</w:t>
+        <w:t/>
       </w:r>
       <w:r>
         <w:rPr>
@@ -4267,7 +4267,7 @@
           <w:lang w:eastAsia="es-PE"/>
           <w14:ligatures w14:val="none"/>
         </w:rPr>
-        <w:t>a</w:t>
+        <w:t/>
       </w:r>
       <w:r>
         <w:rPr>
@@ -4278,7 +4278,7 @@
           <w:lang w:eastAsia="es-PE"/>
           <w14:ligatures w14:val="none"/>
         </w:rPr>
-        <w:t xml:space="preserve"> señor</w:t>
+        <w:t xml:space="preserve"/>
       </w:r>
       <w:r>
         <w:rPr>
@@ -4289,7 +4289,7 @@
           <w:lang w:eastAsia="es-PE"/>
           <w14:ligatures w14:val="none"/>
         </w:rPr>
-        <w:t xml:space="preserve">a </w:t>
+        <w:t xml:space="preserve"/>
       </w:r>
       <w:r>
         <w:rPr>
@@ -4300,18 +4300,18 @@
           <w:lang w:eastAsia="es-PE"/>
           <w14:ligatures w14:val="none"/>
         </w:rPr>
-        <w:t>Emma Luz Cruz Rangel</w:t>
-      </w:r>
-      <w:r>
-        <w:rPr>
-          <w:rFonts w:ascii="Arial Narrow" w:eastAsia="Arial Narrow" w:hAnsi="Arial Narrow" w:cs="Arial Narrow"/>
-          <w:b/>
-          <w:color w:val="000000"/>
-          <w:kern w:val="0"/>
-          <w:lang w:eastAsia="es-PE"/>
-          <w14:ligatures w14:val="none"/>
-        </w:rPr>
-        <w:t> </w:t>
+        <w:t/>
+      </w:r>
+      <w:r>
+        <w:rPr>
+          <w:rFonts w:ascii="Arial Narrow" w:eastAsia="Arial Narrow" w:hAnsi="Arial Narrow" w:cs="Arial Narrow"/>
+          <w:b/>
+          <w:color w:val="000000"/>
+          <w:kern w:val="0"/>
+          <w:lang w:eastAsia="es-PE"/>
+          <w14:ligatures w14:val="none"/>
+        </w:rPr>
+        <w:t/>
       </w:r>
       <w:r>
         <w:rPr>
@@ -4322,7 +4322,7 @@
           <w:lang w:eastAsia="es-PE"/>
           <w14:ligatures w14:val="none"/>
         </w:rPr>
-        <w:t>contra</w:t>
+        <w:t/>
       </w:r>
       <w:r>
         <w:rPr>
@@ -4333,7 +4333,7 @@
           <w:lang w:eastAsia="es-PE"/>
           <w14:ligatures w14:val="none"/>
         </w:rPr>
-        <w:t xml:space="preserve"> el Banco de Crédito del Perú</w:t>
+        <w:t xml:space="preserve"/>
       </w:r>
       <w:r>
         <w:rPr>
@@ -4344,7 +4344,7 @@
           <w:lang w:eastAsia="es-PE"/>
           <w14:ligatures w14:val="none"/>
         </w:rPr>
-        <w:t xml:space="preserve"> </w:t>
+        <w:t xml:space="preserve"/>
       </w:r>
       <w:r>
         <w:rPr>
@@ -4355,14 +4355,14 @@
           <w:lang w:eastAsia="es-PE"/>
           <w14:ligatures w14:val="none"/>
         </w:rPr>
-        <w:t xml:space="preserve">S.A. </w:t>
+        <w:t xml:space="preserve"/>
       </w:r>
       <w:r>
         <w:rPr>
           <w:rFonts w:ascii="Arial Narrow" w:eastAsia="Arial Narrow" w:hAnsi="Arial Narrow" w:cs="Arial Narrow"/>
           <w:bCs/>
         </w:rPr>
-        <w:t xml:space="preserve">y </w:t>
+        <w:t xml:space="preserve"/>
       </w:r>
       <w:r>
         <w:rPr>
@@ -4373,7 +4373,7 @@
           <w:lang w:eastAsia="es-PE"/>
           <w14:ligatures w14:val="none"/>
         </w:rPr>
-        <w:t>Pacífico Compañía de Seguros y Reaseguros S.A</w:t>
+        <w:t/>
       </w:r>
       <w:r>
         <w:rPr>
@@ -4384,7 +4384,7 @@
           <w:lang w:eastAsia="es-PE"/>
           <w14:ligatures w14:val="none"/>
         </w:rPr>
-        <w:t xml:space="preserve">, </w:t>
+        <w:t xml:space="preserve"/>
       </w:r>
       <w:r>
         <w:rPr>
@@ -4395,7 +4395,7 @@
           <w:lang w:eastAsia="es-PE"/>
           <w14:ligatures w14:val="none"/>
         </w:rPr>
-        <w:t>por lo siguiente:</w:t>
+        <w:t/>
       </w:r>
     </w:p>
     <w:p>
@@ -7522,7 +7522,7 @@
           <w:b/>
           <w:bCs/>
         </w:rPr>
-        <w:t>DÉCIMO</w:t>
+        <w:t xml:space="preserve">DÉCIMO PRIMERO: requerir a la señora [DENUNCIANTE]y al Banco de Crédito del Perú S.A. para que, dentro del plazo de dos (2) días hábiles siguientes a la fecha en que reciban la notificación en sus bandejas de correo electrónico, efectúen  la confirmación de recepción de la notificación remitida por este despacho a sus correos electrónicos, de conformidad con el segundo párrafo del numeral 4 del artículo 20 del Texto Único Ordenado de la Ley del Procedimiento Administrativo General, aprobado mediante Decreto Supremo  006-2026-JUS, bajo apercibimiento de rehacer el acto de notificación y notificarle conforme al numeral 1 del artículo 20 del citado cuerpo normativo.</w:t>
       </w:r>
       <w:r>
         <w:rPr>
@@ -7530,7 +7530,7 @@
           <w:b/>
           <w:bCs/>
         </w:rPr>
-        <w:t xml:space="preserve"> PRIMERO</w:t>
+        <w:t xml:space="preserve"/>
       </w:r>
       <w:r>
         <w:rPr>
@@ -7540,7 +7540,7 @@
           <w:kern w:val="0"/>
           <w14:ligatures w14:val="none"/>
         </w:rPr>
-        <w:t>:</w:t>
+        <w:t/>
       </w:r>
       <w:r>
         <w:rPr>
@@ -7550,7 +7550,7 @@
           <w:kern w:val="0"/>
           <w14:ligatures w14:val="none"/>
         </w:rPr>
-        <w:t xml:space="preserve"> </w:t>
+        <w:t xml:space="preserve"/>
       </w:r>
       <w:r>
         <w:rPr>
@@ -7560,7 +7560,7 @@
           <w:kern w:val="0"/>
           <w14:ligatures w14:val="none"/>
         </w:rPr>
-        <w:t>requerir a</w:t>
+        <w:t/>
       </w:r>
       <w:r>
         <w:rPr>
@@ -7570,7 +7570,7 @@
           <w:kern w:val="0"/>
           <w14:ligatures w14:val="none"/>
         </w:rPr>
-        <w:t xml:space="preserve"> </w:t>
+        <w:t xml:space="preserve"/>
       </w:r>
       <w:r>
         <w:rPr>
@@ -7581,7 +7581,7 @@
           <w:lang w:eastAsia="es-PE"/>
           <w14:ligatures w14:val="none"/>
         </w:rPr>
-        <w:t>l</w:t>
+        <w:t/>
       </w:r>
       <w:r>
         <w:rPr>
@@ -7592,7 +7592,7 @@
           <w:lang w:eastAsia="es-PE"/>
           <w14:ligatures w14:val="none"/>
         </w:rPr>
-        <w:t>a</w:t>
+        <w:t/>
       </w:r>
       <w:r>
         <w:rPr>
@@ -7603,7 +7603,7 @@
           <w:lang w:eastAsia="es-PE"/>
           <w14:ligatures w14:val="none"/>
         </w:rPr>
-        <w:t xml:space="preserve"> señor</w:t>
+        <w:t xml:space="preserve"/>
       </w:r>
       <w:r>
         <w:rPr>
@@ -7614,7 +7614,7 @@
           <w:lang w:eastAsia="es-PE"/>
           <w14:ligatures w14:val="none"/>
         </w:rPr>
-        <w:t xml:space="preserve">a </w:t>
+        <w:t xml:space="preserve"/>
       </w:r>
       <w:r>
         <w:rPr>
@@ -7625,7 +7625,7 @@
           <w:lang w:eastAsia="es-PE"/>
           <w14:ligatures w14:val="none"/>
         </w:rPr>
-        <w:t xml:space="preserve">Emma Luz Cruz </w:t>
+        <w:t xml:space="preserve"/>
       </w:r>
       <w:r>
         <w:rPr>
@@ -7636,7 +7636,7 @@
           <w:lang w:eastAsia="es-PE"/>
           <w14:ligatures w14:val="none"/>
         </w:rPr>
-        <w:t>Rangel </w:t>
+        <w:t/>
       </w:r>
       <w:r>
         <w:rPr>
@@ -7647,18 +7647,18 @@
           <w:lang w:eastAsia="es-PE"/>
           <w14:ligatures w14:val="none"/>
         </w:rPr>
-        <w:t>y al</w:t>
-      </w:r>
-      <w:r>
-        <w:rPr>
-          <w:rFonts w:ascii="Arial Narrow" w:eastAsia="Arial Narrow" w:hAnsi="Arial Narrow" w:cs="Arial Narrow"/>
-          <w:b/>
-          <w:color w:val="000000"/>
-          <w:kern w:val="0"/>
-          <w:lang w:eastAsia="es-PE"/>
-          <w14:ligatures w14:val="none"/>
-        </w:rPr>
-        <w:t xml:space="preserve"> </w:t>
+        <w:t/>
+      </w:r>
+      <w:r>
+        <w:rPr>
+          <w:rFonts w:ascii="Arial Narrow" w:eastAsia="Arial Narrow" w:hAnsi="Arial Narrow" w:cs="Arial Narrow"/>
+          <w:b/>
+          <w:color w:val="000000"/>
+          <w:kern w:val="0"/>
+          <w:lang w:eastAsia="es-PE"/>
+          <w14:ligatures w14:val="none"/>
+        </w:rPr>
+        <w:t xml:space="preserve"/>
       </w:r>
       <w:r>
         <w:rPr>
@@ -7669,7 +7669,7 @@
           <w:lang w:eastAsia="es-PE"/>
           <w14:ligatures w14:val="none"/>
         </w:rPr>
-        <w:t>Banco de Crédito del Perú</w:t>
+        <w:t/>
       </w:r>
       <w:r>
         <w:rPr>
@@ -7680,7 +7680,7 @@
           <w:lang w:eastAsia="es-PE"/>
           <w14:ligatures w14:val="none"/>
         </w:rPr>
-        <w:t xml:space="preserve"> S.A</w:t>
+        <w:t xml:space="preserve"/>
       </w:r>
       <w:r>
         <w:rPr>
@@ -7691,133 +7691,133 @@
           <w:lang w:eastAsia="es-PE"/>
           <w14:ligatures w14:val="none"/>
         </w:rPr>
-        <w:t>.</w:t>
+        <w:t/>
       </w:r>
       <w:r>
         <w:rPr>
           <w:rFonts w:ascii="Arial Narrow" w:hAnsi="Arial Narrow"/>
           <w:color w:val="000000"/>
         </w:rPr>
-        <w:t xml:space="preserve"> </w:t>
+        <w:t xml:space="preserve"/>
       </w:r>
       <w:r>
         <w:rPr>
           <w:rFonts w:ascii="Arial Narrow" w:hAnsi="Arial Narrow"/>
           <w:color w:val="000000"/>
         </w:rPr>
-        <w:t>para que, dentro del plazo de dos (2) días hábiles siguientes a la fecha en que reciba</w:t>
+        <w:t/>
       </w:r>
       <w:r>
         <w:rPr>
           <w:rFonts w:ascii="Arial Narrow" w:hAnsi="Arial Narrow"/>
           <w:color w:val="000000"/>
         </w:rPr>
-        <w:t>n</w:t>
+        <w:t/>
       </w:r>
       <w:r>
         <w:rPr>
           <w:rFonts w:ascii="Arial Narrow" w:hAnsi="Arial Narrow"/>
           <w:color w:val="000000"/>
         </w:rPr>
-        <w:t xml:space="preserve"> la notificación en su</w:t>
+        <w:t xml:space="preserve"/>
       </w:r>
       <w:r>
         <w:rPr>
           <w:rFonts w:ascii="Arial Narrow" w:hAnsi="Arial Narrow"/>
           <w:color w:val="000000"/>
         </w:rPr>
-        <w:t>s</w:t>
+        <w:t/>
       </w:r>
       <w:r>
         <w:rPr>
           <w:rFonts w:ascii="Arial Narrow" w:hAnsi="Arial Narrow"/>
           <w:color w:val="000000"/>
         </w:rPr>
-        <w:t xml:space="preserve"> bandeja</w:t>
+        <w:t xml:space="preserve"/>
       </w:r>
       <w:r>
         <w:rPr>
           <w:rFonts w:ascii="Arial Narrow" w:hAnsi="Arial Narrow"/>
           <w:color w:val="000000"/>
         </w:rPr>
-        <w:t>s</w:t>
+        <w:t/>
       </w:r>
       <w:r>
         <w:rPr>
           <w:rFonts w:ascii="Arial Narrow" w:hAnsi="Arial Narrow"/>
           <w:color w:val="000000"/>
         </w:rPr>
-        <w:t xml:space="preserve"> de correo electrónico, efectúe</w:t>
+        <w:t xml:space="preserve"/>
       </w:r>
       <w:r>
         <w:rPr>
           <w:rFonts w:ascii="Arial Narrow" w:hAnsi="Arial Narrow"/>
           <w:color w:val="000000"/>
         </w:rPr>
-        <w:t>n</w:t>
+        <w:t/>
       </w:r>
       <w:r>
         <w:rPr>
           <w:rFonts w:ascii="Arial Narrow" w:hAnsi="Arial Narrow"/>
           <w:color w:val="000000"/>
         </w:rPr>
-        <w:t xml:space="preserve"> </w:t>
+        <w:t xml:space="preserve"/>
       </w:r>
       <w:r>
         <w:rPr>
           <w:rFonts w:ascii="Arial Narrow" w:hAnsi="Arial Narrow"/>
           <w:color w:val="000000"/>
         </w:rPr>
-        <w:t xml:space="preserve"> la confirmación de recepción de la notificación remitida por este despacho a su</w:t>
+        <w:t xml:space="preserve"/>
       </w:r>
       <w:r>
         <w:rPr>
           <w:rFonts w:ascii="Arial Narrow" w:hAnsi="Arial Narrow"/>
           <w:color w:val="000000"/>
         </w:rPr>
-        <w:t>s</w:t>
+        <w:t/>
       </w:r>
       <w:r>
         <w:rPr>
           <w:rFonts w:ascii="Arial Narrow" w:hAnsi="Arial Narrow"/>
           <w:color w:val="000000"/>
         </w:rPr>
-        <w:t xml:space="preserve"> correo</w:t>
+        <w:t xml:space="preserve"/>
       </w:r>
       <w:r>
         <w:rPr>
           <w:rFonts w:ascii="Arial Narrow" w:hAnsi="Arial Narrow"/>
           <w:color w:val="000000"/>
         </w:rPr>
-        <w:t>s</w:t>
+        <w:t/>
       </w:r>
       <w:r>
         <w:rPr>
           <w:rFonts w:ascii="Arial Narrow" w:hAnsi="Arial Narrow"/>
           <w:color w:val="000000"/>
         </w:rPr>
-        <w:t xml:space="preserve"> electrónico</w:t>
+        <w:t xml:space="preserve"/>
       </w:r>
       <w:r>
         <w:rPr>
           <w:rFonts w:ascii="Arial Narrow" w:hAnsi="Arial Narrow"/>
           <w:color w:val="000000"/>
         </w:rPr>
-        <w:t>s</w:t>
+        <w:t/>
       </w:r>
       <w:r>
         <w:rPr>
           <w:rFonts w:ascii="Arial Narrow" w:hAnsi="Arial Narrow"/>
           <w:color w:val="000000"/>
         </w:rPr>
-        <w:t>, de conformidad con el segundo párrafo</w:t>
+        <w:t/>
       </w:r>
       <w:r>
         <w:rPr>
           <w:rFonts w:ascii="Arial Narrow" w:hAnsi="Arial Narrow"/>
           <w:color w:val="000000"/>
         </w:rPr>
-        <w:t xml:space="preserve"> del numeral 4 del artículo 20</w:t>
+        <w:t xml:space="preserve"/>
       </w:r>
       <w:r>
         <w:rPr>
@@ -7834,7 +7834,7 @@
           <w:rFonts w:ascii="Arial Narrow" w:hAnsi="Arial Narrow"/>
           <w:color w:val="000000"/>
         </w:rPr>
-        <w:t xml:space="preserve"> del Texto Único Ordenado de la Ley del Procedimiento Administrativo General, aprobado mediante Decreto Supremo </w:t>
+        <w:t xml:space="preserve"/>
       </w:r>
       <w:proofErr w:type="spellStart"/>
       <w:r>
@@ -7850,7 +7850,7 @@
           <w:rFonts w:ascii="Arial Narrow" w:hAnsi="Arial Narrow"/>
           <w:color w:val="000000"/>
         </w:rPr>
-        <w:t xml:space="preserve"> 006-2026-JUS, bajo apercibimiento de rehacer el acto de notificación y notificarle conforme al numeral 1 del artículo 20</w:t>
+        <w:t xml:space="preserve"/>
       </w:r>
       <w:r>
         <w:rPr>
@@ -7867,7 +7867,7 @@
           <w:rFonts w:ascii="Arial Narrow" w:hAnsi="Arial Narrow"/>
           <w:color w:val="000000"/>
         </w:rPr>
-        <w:t xml:space="preserve"> del citado cuerpo normativo</w:t>
+        <w:t xml:space="preserve"/>
       </w:r>
       <w:r>
         <w:rPr>
@@ -7880,7 +7880,7 @@
         <w:rPr>
           <w:rFonts w:ascii="Arial Narrow" w:hAnsi="Arial Narrow" w:cs="Arial"/>
         </w:rPr>
-        <w:t>.</w:t>
+        <w:t/>
       </w:r>
     </w:p>
     <w:p>

--- a/plantillas_maestras/15_sistema_previsional_afp_onp/negativa_cobertura/1_ddo_banco_o_financiera/mujer/TPL_2834_2025_SISTEMA_PREVISIONAL_AFP_ONP_NEGATIVA_COBERTURA_BANCO_MUJER_R2.docx
+++ b/plantillas_maestras/15_sistema_previsional_afp_onp/negativa_cobertura/1_ddo_banco_o_financiera/mujer/TPL_2834_2025_SISTEMA_PREVISIONAL_AFP_ONP_NEGATIVA_COBERTURA_BANCO_MUJER_R2.docx
@@ -983,7 +983,7 @@
           <w:lang w:eastAsia="es-ES"/>
           <w14:ligatures w14:val="none"/>
         </w:rPr>
-        <w:t xml:space="preserve">El 9 de agosto de 2023, realizó la apertura de la cuenta mancomunada  194-913xxxxx-0-00 en el Banco, conjuntamente con la señora [APELLIDO] Api Huamán de Pastor (en adelante, la señora [APELLIDO]). Simultáneamente, y contrató el Seguro de Protección de los Fondos de la cuenta mancomunada - Póliza  1000001429 (en adelante, Seguro de Protección de Fondos), designando a la señora [APELLIDO] Huamán como única titular de la tarjeta asociada a la cuenta.</w:t>
+        <w:t xml:space="preserve">El 9 de agosto de 2023, realizó la apertura de la cuenta mancomunada 194-913xxxxx-0-00 en el Banco, conjuntamente con la señora [APELLIDO] de Pastor (en adelante, la señora [APELLIDO] ). Simultáneamente, y contrató el Seguro de Protección de los Fondos de la cuenta mancomunada - Póliza 1000001429 (en adelante, Seguro de Protección de Fondos), designando a la señora [APELLIDO] como única titular de la tarjeta asociada a la cuenta.</w:t>
       </w:r>
       <w:r>
         <w:rPr>
@@ -1673,7 +1673,7 @@
           <w:lang w:val="es-ES" w:eastAsia="es-ES"/>
           <w14:ligatures w14:val="none"/>
         </w:rPr>
-        <w:t xml:space="preserve">El Banco otorgó una indemnización parcial por el monto de S/ 30 000,00, mediante la activación del Seguro Personal - Póliza  9201780 (en adelante, Seguro Personal), consistente en un seguro previo destinado a proteger otras cuentas de la señora [APELLIDO]. Sin embargo, el Seguro de Protección de Fondos, específicamente solicitada para la cuenta afectada por el fraude nunca fue activada.</w:t>
+        <w:t xml:space="preserve">El Banco otorgó una indemnización parcial por el monto de S/ 30 000,00, mediante la activación del Seguro Personal - Póliza 9201780 (en adelante, Seguro Personal), consistente en un seguro previo destinado a proteger otras cuentas de la señora [APELLIDO] . Sin embargo, el Seguro de Protección de Fondos, específicamente solicitada para la cuenta afectada por el fraude nunca fue activada.</w:t>
       </w:r>
       <w:r>
         <w:rPr>
@@ -7522,7 +7522,7 @@
           <w:b/>
           <w:bCs/>
         </w:rPr>
-        <w:t xml:space="preserve">DÉCIMO PRIMERO: requerir a la señora [DENUNCIANTE]y al Banco de Crédito del Perú S.A. para que, dentro del plazo de dos (2) días hábiles siguientes a la fecha en que reciban la notificación en sus bandejas de correo electrónico, efectúen  la confirmación de recepción de la notificación remitida por este despacho a sus correos electrónicos, de conformidad con el segundo párrafo del numeral 4 del artículo 20 del Texto Único Ordenado de la Ley del Procedimiento Administrativo General, aprobado mediante Decreto Supremo  006-2026-JUS, bajo apercibimiento de rehacer el acto de notificación y notificarle conforme al numeral 1 del artículo 20 del citado cuerpo normativo.</w:t>
+        <w:t xml:space="preserve">DÉCIMO PRIMERO: requerir a la señora [DENUNCIANTE]y al Banco de Crédito del Perú S.A. para que, dentro del plazo de dos (2) días hábiles siguientes a la fecha en que reciban la notificación en sus bandejas de correo electrónico, efectúen la confirmación de recepción de la notificación remitida por este despacho a sus correos electrónicos, de conformidad con el segundo párrafo del numeral 4 del artículo 20 del Texto Único Ordenado de la Ley del Procedimiento Administrativo General, aprobado mediante Decreto Supremo 006-2026-JUS, bajo apercibimiento de rehacer el acto de notificación y notificarle conforme al numeral 1 del artículo 20 del citado cuerpo normativo.</w:t>
       </w:r>
       <w:r>
         <w:rPr>

--- a/plantillas_maestras/15_sistema_previsional_afp_onp/negativa_cobertura/1_ddo_banco_o_financiera/mujer/TPL_2834_2025_SISTEMA_PREVISIONAL_AFP_ONP_NEGATIVA_COBERTURA_BANCO_MUJER_R2.docx
+++ b/plantillas_maestras/15_sistema_previsional_afp_onp/negativa_cobertura/1_ddo_banco_o_financiera/mujer/TPL_2834_2025_SISTEMA_PREVISIONAL_AFP_ONP_NEGATIVA_COBERTURA_BANCO_MUJER_R2.docx
@@ -908,6 +908,7 @@
       </w:r>
       <w:r>
         <w:rPr>
+          <w:rStyle w:val="Refdenotaalpie"/>
           <w:rFonts w:ascii="Arial Narrow" w:eastAsia="Times New Roman" w:hAnsi="Arial Narrow" w:cs="Times New Roman"/>
           <w:color w:val="000000"/>
           <w:kern w:val="0"/>
@@ -2663,6 +2664,7 @@
       </w:r>
       <w:r>
         <w:rPr>
+          <w:rStyle w:val="Refdenotaalpie"/>
           <w:rFonts w:ascii="Arial Narrow" w:eastAsia="Arial Narrow" w:hAnsi="Arial Narrow" w:cs="Arial Narrow"/>
           <w:kern w:val="0"/>
           <w:vertAlign w:val="superscript"/>
@@ -2802,6 +2804,7 @@
       <w:bookmarkStart w:id="5" w:name="_Hlk211599421"/>
       <w:r>
         <w:rPr>
+          <w:rStyle w:val="Refdenotaalpie"/>
           <w:rFonts w:ascii="Arial Narrow" w:eastAsia="Arial Narrow" w:hAnsi="Arial Narrow" w:cs="Arial"/>
           <w:kern w:val="0"/>
           <w:vertAlign w:val="superscript"/>
@@ -2828,7 +2831,6 @@
         <w:rPr>
           <w:rFonts w:ascii="Arial Narrow" w:eastAsia="Arial Narrow" w:hAnsi="Arial Narrow" w:cs="Arial Narrow"/>
           <w:kern w:val="0"/>
-          <w:highlight w:val="green"/>
           <w14:ligatures w14:val="none"/>
         </w:rPr>
       </w:pPr>
@@ -3029,6 +3031,7 @@
       </w:r>
       <w:r>
         <w:rPr>
+          <w:rStyle w:val="Refdenotaalpie"/>
           <w:vertAlign w:val="superscript"/>
           <w:lang w:eastAsia="es-PE"/>
         </w:rPr>
@@ -3332,6 +3335,7 @@
       </w:r>
       <w:r>
         <w:rPr>
+          <w:rStyle w:val="Refdenotaalpie"/>
           <w:rFonts w:ascii="Arial Narrow" w:eastAsia="Arial Narrow" w:hAnsi="Arial Narrow" w:cs="Arial Narrow"/>
           <w:kern w:val="0"/>
           <w:vertAlign w:val="superscript"/>
@@ -5835,6 +5839,7 @@
       </w:r>
       <w:r>
         <w:rPr>
+          <w:rStyle w:val="Refdenotaalpie"/>
           <w:rFonts w:ascii="Arial Narrow" w:eastAsia="Calibri" w:hAnsi="Arial Narrow" w:cs="Arial"/>
           <w:kern w:val="0"/>
           <w:vertAlign w:val="superscript"/>
@@ -5879,6 +5884,7 @@
       </w:r>
       <w:r>
         <w:rPr>
+          <w:rStyle w:val="Refdenotaalpie"/>
           <w:rFonts w:ascii="Arial Narrow" w:eastAsia="Calibri" w:hAnsi="Arial Narrow" w:cs="Arial"/>
           <w:spacing w:val="-2"/>
           <w:kern w:val="0"/>
@@ -7037,6 +7043,7 @@
       </w:r>
       <w:r>
         <w:rPr>
+          <w:rStyle w:val="Refdenotaalpie"/>
           <w:rFonts w:ascii="Arial Narrow" w:eastAsia="Arial Narrow" w:hAnsi="Arial Narrow" w:cs="Times New Roman"/>
           <w:color w:val="000000"/>
           <w:kern w:val="0"/>
@@ -7118,6 +7125,7 @@
       </w:r>
       <w:r>
         <w:rPr>
+          <w:rStyle w:val="Refdenotaalpie"/>
           <w:rFonts w:ascii="Arial Narrow" w:eastAsia="Arial Narrow" w:hAnsi="Arial Narrow" w:cs="Times New Roman"/>
           <w:color w:val="000000"/>
           <w:kern w:val="0"/>
@@ -7171,6 +7179,7 @@
       </w:r>
       <w:r>
         <w:rPr>
+          <w:rStyle w:val="Refdenotaalpie"/>
           <w:rFonts w:ascii="Arial Narrow" w:eastAsia="Arial Narrow" w:hAnsi="Arial Narrow" w:cs="Times New Roman"/>
           <w:color w:val="000000"/>
           <w:kern w:val="0"/>
@@ -7381,6 +7390,7 @@
       </w:r>
       <w:r>
         <w:rPr>
+          <w:rStyle w:val="Refdenotaalpie"/>
           <w:rFonts w:ascii="Arial Narrow" w:eastAsia="Calibri" w:hAnsi="Arial Narrow" w:cs="Arial"/>
           <w:kern w:val="0"/>
           <w:vertAlign w:val="superscript"/>
@@ -7871,6 +7881,7 @@
       </w:r>
       <w:r>
         <w:rPr>
+          <w:rStyle w:val="Refdenotaalpie"/>
           <w:rFonts w:ascii="Arial Narrow" w:hAnsi="Arial Narrow"/>
           <w:vertAlign w:val="superscript"/>
         </w:rPr>
@@ -8241,14 +8252,14 @@
         <w:tab w:val="right" w:pos="8838"/>
       </w:tabs>
       <w:rPr>
-        <w:rFonts w:ascii="Arial" w:eastAsia="Arial" w:hAnsi="Arial" w:cs="Arial"/>
+        <w:rFonts w:ascii="Arial Narrow" w:eastAsia="Arial" w:hAnsi="Arial Narrow" w:cs="Arial"/>
         <w:sz w:val="16"/>
         <w:szCs w:val="16"/>
       </w:rPr>
     </w:pPr>
     <w:r>
       <w:rPr>
-        <w:rFonts w:ascii="Arial" w:eastAsia="Arial" w:hAnsi="Arial" w:cs="Arial"/>
+        <w:rFonts w:ascii="Arial Narrow" w:eastAsia="Arial" w:hAnsi="Arial Narrow" w:cs="Arial"/>
         <w:sz w:val="16"/>
         <w:szCs w:val="16"/>
       </w:rPr>
@@ -8262,7 +8273,7 @@
     </w:pPr>
     <w:r>
       <w:rPr>
-        <w:rFonts w:ascii="Arial" w:eastAsia="Arial" w:hAnsi="Arial" w:cs="Arial"/>
+        <w:rFonts w:ascii="Arial Narrow" w:eastAsia="Arial" w:hAnsi="Arial Narrow" w:cs="Arial"/>
         <w:sz w:val="16"/>
         <w:szCs w:val="16"/>
       </w:rPr>
@@ -8270,7 +8281,7 @@
     </w:r>
     <w:r>
       <w:rPr>
-        <w:rFonts w:ascii="Arial" w:eastAsia="Arial" w:hAnsi="Arial" w:cs="Arial"/>
+        <w:rFonts w:ascii="Arial Narrow" w:eastAsia="Arial" w:hAnsi="Arial Narrow" w:cs="Arial"/>
         <w:sz w:val="16"/>
         <w:szCs w:val="16"/>
       </w:rPr>
@@ -8278,7 +8289,7 @@
     </w:r>
     <w:r>
       <w:rPr>
-        <w:rFonts w:ascii="Arial" w:eastAsia="Arial" w:hAnsi="Arial" w:cs="Arial"/>
+        <w:rFonts w:ascii="Arial Narrow" w:eastAsia="Arial" w:hAnsi="Arial Narrow" w:cs="Arial"/>
         <w:sz w:val="16"/>
         <w:szCs w:val="16"/>
       </w:rPr>
@@ -8286,7 +8297,7 @@
     </w:r>
     <w:r>
       <w:rPr>
-        <w:rFonts w:ascii="Arial" w:eastAsia="Arial" w:hAnsi="Arial" w:cs="Arial"/>
+        <w:rFonts w:ascii="Arial Narrow" w:eastAsia="Arial" w:hAnsi="Arial Narrow" w:cs="Arial"/>
         <w:sz w:val="16"/>
         <w:szCs w:val="16"/>
       </w:rPr>
@@ -8294,7 +8305,7 @@
     </w:r>
     <w:r>
       <w:rPr>
-        <w:rFonts w:ascii="Arial" w:eastAsia="Arial" w:hAnsi="Arial" w:cs="Arial"/>
+        <w:rFonts w:ascii="Arial Narrow" w:eastAsia="Arial" w:hAnsi="Arial Narrow" w:cs="Arial"/>
         <w:sz w:val="16"/>
         <w:szCs w:val="16"/>
       </w:rPr>
@@ -8344,6 +8355,7 @@
           <w:rFonts w:ascii="Arial Narrow" w:hAnsi="Arial Narrow" w:cs="Arial"/>
           <w:sz w:val="16"/>
           <w:szCs w:val="16"/>
+          <w:vertAlign w:val="superscript"/>
         </w:rPr>
         <w:footnoteRef/>
       </w:r>
@@ -8418,6 +8430,7 @@
           <w:rFonts w:ascii="Arial Narrow" w:hAnsi="Arial Narrow" w:cs="Arial"/>
           <w:sz w:val="16"/>
           <w:szCs w:val="16"/>
+          <w:vertAlign w:val="superscript"/>
         </w:rPr>
         <w:footnoteRef/>
       </w:r>
@@ -8773,6 +8786,7 @@
           <w:rFonts w:ascii="Arial Narrow" w:hAnsi="Arial Narrow"/>
           <w:sz w:val="16"/>
           <w:szCs w:val="16"/>
+          <w:vertAlign w:val="superscript"/>
         </w:rPr>
         <w:footnoteRef/>
       </w:r>
@@ -9000,6 +9014,7 @@
           <w:rFonts w:ascii="Arial Narrow" w:hAnsi="Arial Narrow"/>
           <w:sz w:val="16"/>
           <w:szCs w:val="16"/>
+          <w:vertAlign w:val="superscript"/>
         </w:rPr>
         <w:footnoteRef/>
       </w:r>
@@ -9221,6 +9236,7 @@
           <w:rFonts w:ascii="Arial Narrow" w:hAnsi="Arial Narrow" w:cs="Arial"/>
           <w:sz w:val="16"/>
           <w:szCs w:val="16"/>
+          <w:vertAlign w:val="superscript"/>
         </w:rPr>
         <w:footnoteRef/>
       </w:r>
@@ -9428,6 +9444,7 @@
           <w:rFonts w:ascii="Arial Narrow" w:hAnsi="Arial Narrow" w:cs="Arial"/>
           <w:sz w:val="16"/>
           <w:szCs w:val="16"/>
+          <w:vertAlign w:val="superscript"/>
         </w:rPr>
         <w:footnoteRef/>
       </w:r>
@@ -9516,6 +9533,7 @@
           <w:rFonts w:ascii="Arial Narrow" w:hAnsi="Arial Narrow" w:cs="Arial"/>
           <w:sz w:val="16"/>
           <w:szCs w:val="16"/>
+          <w:vertAlign w:val="superscript"/>
         </w:rPr>
         <w:footnoteRef/>
       </w:r>
@@ -9723,7 +9741,7 @@
       </w:pPr>
       <w:r>
         <w:rPr>
-          <w:rStyle w:val="TextonotapieCar"/>
+          <w:rStyle w:val="Refdenotaalpie"/>
           <w:rFonts w:ascii="Arial Narrow" w:hAnsi="Arial Narrow" w:cs="Arial"/>
           <w:sz w:val="16"/>
           <w:szCs w:val="16"/>
@@ -9959,6 +9977,7 @@
           <w:rFonts w:ascii="Arial Narrow" w:hAnsi="Arial Narrow" w:cs="Arial"/>
           <w:sz w:val="16"/>
           <w:szCs w:val="16"/>
+          <w:vertAlign w:val="superscript"/>
         </w:rPr>
         <w:footnoteRef/>
       </w:r>
@@ -10776,6 +10795,7 @@
           <w:rFonts w:ascii="Arial Narrow" w:hAnsi="Arial Narrow" w:cs="Arial"/>
           <w:sz w:val="16"/>
           <w:szCs w:val="16"/>
+          <w:vertAlign w:val="superscript"/>
         </w:rPr>
         <w:footnoteRef/>
       </w:r>
@@ -11016,6 +11036,7 @@
           <w:bCs/>
           <w:sz w:val="16"/>
           <w:szCs w:val="16"/>
+          <w:vertAlign w:val="superscript"/>
         </w:rPr>
         <w:footnoteRef/>
       </w:r>
@@ -11167,6 +11188,7 @@
           <w:rFonts w:ascii="Arial Narrow" w:hAnsi="Arial Narrow" w:cs="Arial"/>
           <w:sz w:val="16"/>
           <w:szCs w:val="16"/>
+          <w:vertAlign w:val="superscript"/>
         </w:rPr>
         <w:footnoteRef/>
       </w:r>
@@ -14141,6 +14163,17 @@
       <w:szCs w:val="20"/>
     </w:rPr>
   </w:style>
+  <w:style w:type="character" w:styleId="FootnoteReference">
+    <w:name w:val="footnote reference"/>
+    <w:basedOn w:val="Fuentedeprrafopredeter"/>
+    <w:uiPriority w:val="99"/>
+    <w:semiHidden/>
+    <w:unhideWhenUsed/>
+    <w:rPr>
+      <w:rFonts w:ascii="Arial Narrow" w:hAnsi="Arial Narrow"/>
+      <w:vertAlign w:val="superscript"/>
+    </w:rPr>
+  </w:style>
 </w:styles>
 </file>
 

--- a/plantillas_maestras/15_sistema_previsional_afp_onp/negativa_cobertura/1_ddo_banco_o_financiera/mujer/TPL_2834_2025_SISTEMA_PREVISIONAL_AFP_ONP_NEGATIVA_COBERTURA_BANCO_MUJER_R2.docx
+++ b/plantillas_maestras/15_sistema_previsional_afp_onp/negativa_cobertura/1_ddo_banco_o_financiera/mujer/TPL_2834_2025_SISTEMA_PREVISIONAL_AFP_ONP_NEGATIVA_COBERTURA_BANCO_MUJER_R2.docx
@@ -1,8 +1,8 @@
 
 <file path=word/document.xml><?xml version="1.0" encoding="utf-8"?>
-<w:document xmlns:wpc="http://schemas.microsoft.com/office/word/2010/wordprocessingCanvas" xmlns:cx="http://schemas.microsoft.com/office/drawing/2014/chartex" xmlns:cx1="http://schemas.microsoft.com/office/drawing/2015/9/8/chartex" xmlns:cx2="http://schemas.microsoft.com/office/drawing/2015/10/21/chartex" xmlns:cx3="http://schemas.microsoft.com/office/drawing/2016/5/9/chartex" xmlns:cx4="http://schemas.microsoft.com/office/drawing/2016/5/10/chartex" xmlns:cx5="http://schemas.microsoft.com/office/drawing/2016/5/11/chartex" xmlns:cx6="http://schemas.microsoft.com/office/drawing/2016/5/12/chartex" xmlns:cx7="http://schemas.microsoft.com/office/drawing/2016/5/13/chartex" xmlns:cx8="http://schemas.microsoft.com/office/drawing/2016/5/14/chartex" xmlns:mc="http://schemas.openxmlformats.org/markup-compatibility/2006" xmlns:aink="http://schemas.microsoft.com/office/drawing/2016/ink" xmlns:am3d="http://schemas.microsoft.com/office/drawing/2017/model3d" xmlns:o="urn:schemas-microsoft-com:office:office" xmlns:oel="http://schemas.microsoft.com/office/2019/extlst" xmlns:r="http://schemas.openxmlformats.org/officeDocument/2006/relationships" xmlns:m="http://schemas.openxmlformats.org/officeDocument/2006/math" xmlns:v="urn:schemas-microsoft-com:vml" xmlns:wp14="http://schemas.microsoft.com/office/word/2010/wordprocessingDrawing" xmlns:wp="http://schemas.openxmlformats.org/drawingml/2006/wordprocessingDrawing" xmlns:w10="urn:schemas-microsoft-com:office:word" xmlns:w="http://schemas.openxmlformats.org/wordprocessingml/2006/main" xmlns:w14="http://schemas.microsoft.com/office/word/2010/wordml" xmlns:w15="http://schemas.microsoft.com/office/word/2012/wordml" xmlns:w16cex="http://schemas.microsoft.com/office/word/2018/wordml/cex" xmlns:w16cid="http://schemas.microsoft.com/office/word/2016/wordml/cid" xmlns:w16="http://schemas.microsoft.com/office/word/2018/wordml" xmlns:w16du="http://schemas.microsoft.com/office/word/2023/wordml/word16du" xmlns:w16sdtdh="http://schemas.microsoft.com/office/word/2020/wordml/sdtdatahash" xmlns:w16sdtfl="http://schemas.microsoft.com/office/word/2024/wordml/sdtformatlock" xmlns:w16se="http://schemas.microsoft.com/office/word/2015/wordml/symex" xmlns:wpg="http://schemas.microsoft.com/office/word/2010/wordprocessingGroup" xmlns:wpi="http://schemas.microsoft.com/office/word/2010/wordprocessingInk" xmlns:wne="http://schemas.microsoft.com/office/word/2006/wordml" xmlns:wps="http://schemas.microsoft.com/office/word/2010/wordprocessingShape" mc:Ignorable="w14 w15 w16se w16cid w16 w16cex w16sdtdh w16sdtfl w16du wp14">
+<w:document xmlns:ns1="http://schemas.openxmlformats.org/markup-compatibility/2006" xmlns:ns2="http://schemas.microsoft.com/office/word/2010/wordml" xmlns:ns3="http://schemas.openxmlformats.org/officeDocument/2006/relationships" xmlns:w="http://schemas.openxmlformats.org/wordprocessingml/2006/main" ns1:Ignorable="w14 w15 w16se w16cid w16 w16cex w16sdtdh w16sdtfl w16du wp14">
   <w:body>
-    <w:p>
+    <w:p ns2:paraId="29AE11BC" ns2:textId="5C8BBC81">
       <w:pPr>
         <w:tabs>
           <w:tab w:val="left" w:pos="1701"/>
@@ -14,7 +14,7 @@
           <w:color w:val="000000"/>
           <w:kern w:val="0"/>
           <w:lang w:eastAsia="es-PE"/>
-          <w14:ligatures w14:val="none"/>
+          <ns2:ligatures ns2:val="none"/>
         </w:rPr>
       </w:pPr>
       <w:bookmarkStart w:id="0" w:name="_Hlk80343540"/>
@@ -25,7 +25,7 @@
           <w:color w:val="000000"/>
           <w:kern w:val="0"/>
           <w:lang w:eastAsia="es-PE"/>
-          <w14:ligatures w14:val="none"/>
+          <ns2:ligatures ns2:val="none"/>
         </w:rPr>
         <w:t>EX</w:t>
       </w:r>
@@ -36,7 +36,7 @@
           <w:color w:val="000000"/>
           <w:kern w:val="0"/>
           <w:lang w:eastAsia="es-PE"/>
-          <w14:ligatures w14:val="none"/>
+          <ns2:ligatures ns2:val="none"/>
         </w:rPr>
         <w:t xml:space="preserve">PEDIENTE </w:t>
       </w:r>
@@ -47,7 +47,7 @@
           <w:color w:val="000000"/>
           <w:kern w:val="0"/>
           <w:lang w:eastAsia="es-PE"/>
-          <w14:ligatures w14:val="none"/>
+          <ns2:ligatures ns2:val="none"/>
         </w:rPr>
         <w:tab/>
         <w:t>:</w:t>
@@ -59,7 +59,7 @@
           <w:color w:val="000000"/>
           <w:kern w:val="0"/>
           <w:lang w:eastAsia="es-PE"/>
-          <w14:ligatures w14:val="none"/>
+          <ns2:ligatures ns2:val="none"/>
         </w:rPr>
         <w:tab/>
       </w:r>
@@ -72,7 +72,7 @@
           <w:kern w:val="0"/>
           <w:shd w:val="clear" w:color="auto" w:fill="FFFFFF"/>
           <w:lang w:eastAsia="es-PE"/>
-          <w14:ligatures w14:val="none"/>
+          <ns2:ligatures ns2:val="none"/>
         </w:rPr>
         <w:t>28</w:t>
       </w:r>
@@ -85,7 +85,7 @@
           <w:kern w:val="0"/>
           <w:shd w:val="clear" w:color="auto" w:fill="FFFFFF"/>
           <w:lang w:eastAsia="es-PE"/>
-          <w14:ligatures w14:val="none"/>
+          <ns2:ligatures ns2:val="none"/>
         </w:rPr>
         <w:t>34</w:t>
       </w:r>
@@ -98,12 +98,12 @@
           <w:kern w:val="0"/>
           <w:shd w:val="clear" w:color="auto" w:fill="FFFFFF"/>
           <w:lang w:eastAsia="es-PE"/>
-          <w14:ligatures w14:val="none"/>
+          <ns2:ligatures ns2:val="none"/>
         </w:rPr>
         <w:t>-2025/CC1</w:t>
       </w:r>
     </w:p>
-    <w:p>
+    <w:p ns2:paraId="15EB13D2" ns2:textId="1857D4A0">
       <w:pPr>
         <w:tabs>
           <w:tab w:val="left" w:pos="1701"/>
@@ -118,17 +118,17 @@
           <w:color w:val="000000"/>
           <w:kern w:val="0"/>
           <w:lang w:eastAsia="es-PE"/>
-          <w14:ligatures w14:val="none"/>
-        </w:rPr>
-      </w:pPr>
-      <w:r>
-        <w:rPr>
-          <w:rFonts w:ascii="Arial Narrow" w:eastAsia="Arial Narrow" w:hAnsi="Arial Narrow" w:cs="Arial Narrow"/>
-          <w:b/>
-          <w:color w:val="000000"/>
-          <w:kern w:val="0"/>
-          <w:lang w:eastAsia="es-PE"/>
-          <w14:ligatures w14:val="none"/>
+          <ns2:ligatures ns2:val="none"/>
+        </w:rPr>
+      </w:pPr>
+      <w:r>
+        <w:rPr>
+          <w:rFonts w:ascii="Arial Narrow" w:eastAsia="Arial Narrow" w:hAnsi="Arial Narrow" w:cs="Arial Narrow"/>
+          <w:b/>
+          <w:color w:val="000000"/>
+          <w:kern w:val="0"/>
+          <w:lang w:eastAsia="es-PE"/>
+          <ns2:ligatures ns2:val="none"/>
         </w:rPr>
         <w:t xml:space="preserve">DENUNCIANTE:[DENUNCIANTE](SEÑORA [APELLIDO])</w:t>
       </w:r>
@@ -139,7 +139,7 @@
           <w:color w:val="000000"/>
           <w:kern w:val="0"/>
           <w:lang w:eastAsia="es-PE"/>
-          <w14:ligatures w14:val="none"/>
+          <ns2:ligatures ns2:val="none"/>
         </w:rPr>
         <w:tab/>
         <w:t/>
@@ -151,7 +151,7 @@
           <w:color w:val="000000"/>
           <w:kern w:val="0"/>
           <w:lang w:eastAsia="es-PE"/>
-          <w14:ligatures w14:val="none"/>
+          <ns2:ligatures ns2:val="none"/>
         </w:rPr>
         <w:tab/>
       </w:r>
@@ -162,7 +162,7 @@
           <w:color w:val="000000"/>
           <w:kern w:val="0"/>
           <w:lang w:eastAsia="es-PE"/>
-          <w14:ligatures w14:val="none"/>
+          <ns2:ligatures ns2:val="none"/>
         </w:rPr>
         <w:t/>
       </w:r>
@@ -173,7 +173,7 @@
           <w:color w:val="000000"/>
           <w:kern w:val="0"/>
           <w:lang w:eastAsia="es-PE"/>
-          <w14:ligatures w14:val="none"/>
+          <ns2:ligatures ns2:val="none"/>
         </w:rPr>
         <w:t/>
       </w:r>
@@ -184,7 +184,7 @@
           <w:color w:val="000000"/>
           <w:kern w:val="0"/>
           <w:lang w:eastAsia="es-PE"/>
-          <w14:ligatures w14:val="none"/>
+          <ns2:ligatures ns2:val="none"/>
         </w:rPr>
         <w:t/>
       </w:r>
@@ -195,12 +195,12 @@
           <w:color w:val="000000"/>
           <w:kern w:val="0"/>
           <w:lang w:eastAsia="es-PE"/>
-          <w14:ligatures w14:val="none"/>
+          <ns2:ligatures ns2:val="none"/>
         </w:rPr>
         <w:t/>
       </w:r>
     </w:p>
-    <w:p>
+    <w:p ns2:paraId="7764A40E" ns2:textId="095B971D">
       <w:pPr>
         <w:tabs>
           <w:tab w:val="left" w:pos="1701"/>
@@ -215,17 +215,17 @@
           <w:color w:val="000000"/>
           <w:kern w:val="0"/>
           <w:lang w:eastAsia="es-PE"/>
-          <w14:ligatures w14:val="none"/>
-        </w:rPr>
-      </w:pPr>
-      <w:r>
-        <w:rPr>
-          <w:rFonts w:ascii="Arial Narrow" w:eastAsia="Arial Narrow" w:hAnsi="Arial Narrow" w:cs="Arial Narrow"/>
-          <w:b/>
-          <w:color w:val="000000"/>
-          <w:kern w:val="0"/>
-          <w:lang w:eastAsia="es-PE"/>
-          <w14:ligatures w14:val="none"/>
+          <ns2:ligatures ns2:val="none"/>
+        </w:rPr>
+      </w:pPr>
+      <w:r>
+        <w:rPr>
+          <w:rFonts w:ascii="Arial Narrow" w:eastAsia="Arial Narrow" w:hAnsi="Arial Narrow" w:cs="Arial Narrow"/>
+          <w:b/>
+          <w:color w:val="000000"/>
+          <w:kern w:val="0"/>
+          <w:lang w:eastAsia="es-PE"/>
+          <ns2:ligatures ns2:val="none"/>
         </w:rPr>
         <w:t>DENUNCIADO</w:t>
       </w:r>
@@ -236,7 +236,7 @@
           <w:color w:val="000000"/>
           <w:kern w:val="0"/>
           <w:lang w:eastAsia="es-PE"/>
-          <w14:ligatures w14:val="none"/>
+          <ns2:ligatures ns2:val="none"/>
         </w:rPr>
         <w:tab/>
         <w:t>:</w:t>
@@ -248,7 +248,7 @@
           <w:color w:val="000000"/>
           <w:kern w:val="0"/>
           <w:lang w:eastAsia="es-PE"/>
-          <w14:ligatures w14:val="none"/>
+          <ns2:ligatures ns2:val="none"/>
         </w:rPr>
         <w:tab/>
       </w:r>
@@ -259,7 +259,7 @@
           <w:color w:val="000000"/>
           <w:kern w:val="0"/>
           <w:lang w:eastAsia="es-PE"/>
-          <w14:ligatures w14:val="none"/>
+          <ns2:ligatures ns2:val="none"/>
         </w:rPr>
         <w:t>BANCO DE CRÉDITO DEL PERÚ</w:t>
       </w:r>
@@ -270,7 +270,7 @@
           <w:color w:val="000000"/>
           <w:kern w:val="0"/>
           <w:lang w:eastAsia="es-PE"/>
-          <w14:ligatures w14:val="none"/>
+          <ns2:ligatures ns2:val="none"/>
         </w:rPr>
         <w:t xml:space="preserve"> S.A.</w:t>
       </w:r>
@@ -281,7 +281,7 @@
           <w:color w:val="000000"/>
           <w:kern w:val="0"/>
           <w:lang w:eastAsia="es-PE"/>
-          <w14:ligatures w14:val="none"/>
+          <ns2:ligatures ns2:val="none"/>
         </w:rPr>
         <w:t xml:space="preserve"> (</w:t>
       </w:r>
@@ -292,7 +292,7 @@
           <w:color w:val="000000"/>
           <w:kern w:val="0"/>
           <w:lang w:eastAsia="es-PE"/>
-          <w14:ligatures w14:val="none"/>
+          <ns2:ligatures ns2:val="none"/>
         </w:rPr>
         <w:t>BANCO</w:t>
       </w:r>
@@ -303,7 +303,7 @@
           <w:color w:val="000000"/>
           <w:kern w:val="0"/>
           <w:lang w:eastAsia="es-PE"/>
-          <w14:ligatures w14:val="none"/>
+          <ns2:ligatures ns2:val="none"/>
         </w:rPr>
         <w:t>)</w:t>
       </w:r>
@@ -314,12 +314,12 @@
           <w:color w:val="000000"/>
           <w:kern w:val="0"/>
           <w:lang w:eastAsia="es-PE"/>
-          <w14:ligatures w14:val="none"/>
+          <ns2:ligatures ns2:val="none"/>
         </w:rPr>
         <w:tab/>
       </w:r>
     </w:p>
-    <w:p>
+    <w:p ns2:paraId="6494009B" ns2:textId="4B25CCCE">
       <w:pPr>
         <w:tabs>
           <w:tab w:val="left" w:pos="1701"/>
@@ -334,17 +334,17 @@
           <w:color w:val="000000"/>
           <w:kern w:val="0"/>
           <w:lang w:eastAsia="es-PE"/>
-          <w14:ligatures w14:val="none"/>
-        </w:rPr>
-      </w:pPr>
-      <w:r>
-        <w:rPr>
-          <w:rFonts w:ascii="Arial Narrow" w:eastAsia="Arial Narrow" w:hAnsi="Arial Narrow" w:cs="Arial Narrow"/>
-          <w:b/>
-          <w:color w:val="000000"/>
-          <w:kern w:val="0"/>
-          <w:lang w:eastAsia="es-PE"/>
-          <w14:ligatures w14:val="none"/>
+          <ns2:ligatures ns2:val="none"/>
+        </w:rPr>
+      </w:pPr>
+      <w:r>
+        <w:rPr>
+          <w:rFonts w:ascii="Arial Narrow" w:eastAsia="Arial Narrow" w:hAnsi="Arial Narrow" w:cs="Arial Narrow"/>
+          <w:b/>
+          <w:color w:val="000000"/>
+          <w:kern w:val="0"/>
+          <w:lang w:eastAsia="es-PE"/>
+          <ns2:ligatures ns2:val="none"/>
         </w:rPr>
         <w:tab/>
       </w:r>
@@ -355,7 +355,7 @@
           <w:color w:val="000000"/>
           <w:kern w:val="0"/>
           <w:lang w:eastAsia="es-PE"/>
-          <w14:ligatures w14:val="none"/>
+          <ns2:ligatures ns2:val="none"/>
         </w:rPr>
         <w:tab/>
         <w:t>PACÍFICO</w:t>
@@ -367,7 +367,7 @@
           <w:color w:val="000000"/>
           <w:kern w:val="0"/>
           <w:lang w:eastAsia="es-PE"/>
-          <w14:ligatures w14:val="none"/>
+          <ns2:ligatures ns2:val="none"/>
         </w:rPr>
         <w:t xml:space="preserve"> COMPAÑÍA DE SEGUROS </w:t>
       </w:r>
@@ -378,7 +378,7 @@
           <w:color w:val="000000"/>
           <w:kern w:val="0"/>
           <w:lang w:eastAsia="es-PE"/>
-          <w14:ligatures w14:val="none"/>
+          <ns2:ligatures ns2:val="none"/>
         </w:rPr>
         <w:t xml:space="preserve">Y REASEGUROS </w:t>
       </w:r>
@@ -389,7 +389,7 @@
           <w:color w:val="000000"/>
           <w:kern w:val="0"/>
           <w:lang w:eastAsia="es-PE"/>
-          <w14:ligatures w14:val="none"/>
+          <ns2:ligatures ns2:val="none"/>
         </w:rPr>
         <w:t>S.A. (</w:t>
       </w:r>
@@ -400,7 +400,7 @@
           <w:color w:val="000000"/>
           <w:kern w:val="0"/>
           <w:lang w:eastAsia="es-PE"/>
-          <w14:ligatures w14:val="none"/>
+          <ns2:ligatures ns2:val="none"/>
         </w:rPr>
         <w:t>PACÍFIC</w:t>
       </w:r>
@@ -411,12 +411,12 @@
           <w:color w:val="000000"/>
           <w:kern w:val="0"/>
           <w:lang w:eastAsia="es-PE"/>
-          <w14:ligatures w14:val="none"/>
+          <ns2:ligatures ns2:val="none"/>
         </w:rPr>
         <w:t>O)</w:t>
       </w:r>
     </w:p>
-    <w:p>
+    <w:p ns2:paraId="6AF69E9A" ns2:textId="77777777">
       <w:pPr>
         <w:tabs>
           <w:tab w:val="left" w:pos="1701"/>
@@ -431,17 +431,17 @@
           <w:color w:val="000000"/>
           <w:kern w:val="0"/>
           <w:lang w:eastAsia="es-PE"/>
-          <w14:ligatures w14:val="none"/>
-        </w:rPr>
-      </w:pPr>
-      <w:r>
-        <w:rPr>
-          <w:rFonts w:ascii="Arial Narrow" w:eastAsia="Arial Narrow" w:hAnsi="Arial Narrow" w:cs="Arial Narrow"/>
-          <w:b/>
-          <w:color w:val="000000"/>
-          <w:kern w:val="0"/>
-          <w:lang w:eastAsia="es-PE"/>
-          <w14:ligatures w14:val="none"/>
+          <ns2:ligatures ns2:val="none"/>
+        </w:rPr>
+      </w:pPr>
+      <w:r>
+        <w:rPr>
+          <w:rFonts w:ascii="Arial Narrow" w:eastAsia="Arial Narrow" w:hAnsi="Arial Narrow" w:cs="Arial Narrow"/>
+          <w:b/>
+          <w:color w:val="000000"/>
+          <w:kern w:val="0"/>
+          <w:lang w:eastAsia="es-PE"/>
+          <ns2:ligatures ns2:val="none"/>
         </w:rPr>
         <w:t>MATERIAS</w:t>
       </w:r>
@@ -452,7 +452,7 @@
           <w:color w:val="000000"/>
           <w:kern w:val="0"/>
           <w:lang w:eastAsia="es-PE"/>
-          <w14:ligatures w14:val="none"/>
+          <ns2:ligatures ns2:val="none"/>
         </w:rPr>
         <w:tab/>
         <w:t xml:space="preserve">: </w:t>
@@ -464,13 +464,13 @@
           <w:color w:val="000000"/>
           <w:kern w:val="0"/>
           <w:lang w:eastAsia="es-PE"/>
-          <w14:ligatures w14:val="none"/>
+          <ns2:ligatures ns2:val="none"/>
         </w:rPr>
         <w:tab/>
         <w:t>ADMISIÓN A TRÁMITE</w:t>
       </w:r>
     </w:p>
-    <w:p>
+    <w:p ns2:paraId="122F5AFB" ns2:textId="77777777">
       <w:pPr>
         <w:tabs>
           <w:tab w:val="left" w:pos="1701"/>
@@ -485,22 +485,22 @@
           <w:color w:val="000000"/>
           <w:kern w:val="0"/>
           <w:lang w:eastAsia="es-PE"/>
-          <w14:ligatures w14:val="none"/>
-        </w:rPr>
-      </w:pPr>
-      <w:r>
-        <w:rPr>
-          <w:rFonts w:ascii="Arial Narrow" w:eastAsia="Arial Narrow" w:hAnsi="Arial Narrow" w:cs="Arial Narrow"/>
-          <w:b/>
-          <w:color w:val="000000"/>
-          <w:kern w:val="0"/>
-          <w:lang w:eastAsia="es-PE"/>
-          <w14:ligatures w14:val="none"/>
+          <ns2:ligatures ns2:val="none"/>
+        </w:rPr>
+      </w:pPr>
+      <w:r>
+        <w:rPr>
+          <w:rFonts w:ascii="Arial Narrow" w:eastAsia="Arial Narrow" w:hAnsi="Arial Narrow" w:cs="Arial Narrow"/>
+          <w:b/>
+          <w:color w:val="000000"/>
+          <w:kern w:val="0"/>
+          <w:lang w:eastAsia="es-PE"/>
+          <ns2:ligatures ns2:val="none"/>
         </w:rPr>
         <w:t xml:space="preserve">REQUERIMIENTO DE INFORMACIÓN </w:t>
       </w:r>
     </w:p>
-    <w:p>
+    <w:p ns2:paraId="3DC20B5A" ns2:textId="0091C702">
       <w:pPr>
         <w:tabs>
           <w:tab w:val="left" w:pos="1701"/>
@@ -514,17 +514,17 @@
           <w:color w:val="000000"/>
           <w:kern w:val="0"/>
           <w:lang w:eastAsia="es-PE"/>
-          <w14:ligatures w14:val="none"/>
-        </w:rPr>
-      </w:pPr>
-      <w:r>
-        <w:rPr>
-          <w:rFonts w:ascii="Arial Narrow" w:eastAsia="Arial Narrow" w:hAnsi="Arial Narrow" w:cs="Arial Narrow"/>
-          <w:b/>
-          <w:color w:val="000000"/>
-          <w:kern w:val="0"/>
-          <w:lang w:eastAsia="es-PE"/>
-          <w14:ligatures w14:val="none"/>
+          <ns2:ligatures ns2:val="none"/>
+        </w:rPr>
+      </w:pPr>
+      <w:r>
+        <w:rPr>
+          <w:rFonts w:ascii="Arial Narrow" w:eastAsia="Arial Narrow" w:hAnsi="Arial Narrow" w:cs="Arial Narrow"/>
+          <w:b/>
+          <w:color w:val="000000"/>
+          <w:kern w:val="0"/>
+          <w:lang w:eastAsia="es-PE"/>
+          <ns2:ligatures ns2:val="none"/>
         </w:rPr>
         <w:t xml:space="preserve">RESOLUCIÓN </w:t>
       </w:r>
@@ -535,7 +535,7 @@
           <w:color w:val="000000"/>
           <w:kern w:val="0"/>
           <w:lang w:eastAsia="es-PE"/>
-          <w14:ligatures w14:val="none"/>
+          <ns2:ligatures ns2:val="none"/>
         </w:rPr>
         <w:tab/>
         <w:t>:</w:t>
@@ -547,7 +547,7 @@
           <w:color w:val="000000"/>
           <w:kern w:val="0"/>
           <w:lang w:eastAsia="es-PE"/>
-          <w14:ligatures w14:val="none"/>
+          <ns2:ligatures ns2:val="none"/>
         </w:rPr>
         <w:tab/>
       </w:r>
@@ -558,12 +558,12 @@
           <w:color w:val="000000"/>
           <w:kern w:val="0"/>
           <w:lang w:eastAsia="es-PE"/>
-          <w14:ligatures w14:val="none"/>
+          <ns2:ligatures ns2:val="none"/>
         </w:rPr>
         <w:t>2</w:t>
       </w:r>
     </w:p>
-    <w:p>
+    <w:p ns2:paraId="26BE4AD0" ns2:textId="583A5010">
       <w:pPr>
         <w:tabs>
           <w:tab w:val="left" w:pos="1701"/>
@@ -576,11 +576,11 @@
           <w:kern w:val="0"/>
           <w:shd w:val="clear" w:color="auto" w:fill="FFFFFF"/>
           <w:lang w:eastAsia="es-PE"/>
-          <w14:ligatures w14:val="none"/>
-        </w:rPr>
-      </w:pPr>
-    </w:p>
-    <w:p>
+          <ns2:ligatures ns2:val="none"/>
+        </w:rPr>
+      </w:pPr>
+    </w:p>
+    <w:p ns2:paraId="6D48DA83" ns2:textId="395E3CBA">
       <w:pPr>
         <w:tabs>
           <w:tab w:val="left" w:pos="1014"/>
@@ -593,7 +593,7 @@
           <w:kern w:val="0"/>
           <w:shd w:val="clear" w:color="auto" w:fill="FFFFFF"/>
           <w:lang w:eastAsia="es-PE"/>
-          <w14:ligatures w14:val="none"/>
+          <ns2:ligatures ns2:val="none"/>
         </w:rPr>
       </w:pPr>
       <w:r>
@@ -603,7 +603,7 @@
           <w:kern w:val="0"/>
           <w:shd w:val="clear" w:color="auto" w:fill="FFFFFF"/>
           <w:lang w:eastAsia="es-PE"/>
-          <w14:ligatures w14:val="none"/>
+          <ns2:ligatures ns2:val="none"/>
         </w:rPr>
         <w:t xml:space="preserve">Lima, </w:t>
       </w:r>
@@ -614,7 +614,7 @@
           <w:kern w:val="0"/>
           <w:shd w:val="clear" w:color="auto" w:fill="FFFFFF"/>
           <w:lang w:eastAsia="es-PE"/>
-          <w14:ligatures w14:val="none"/>
+          <ns2:ligatures ns2:val="none"/>
         </w:rPr>
         <w:t>5</w:t>
       </w:r>
@@ -625,7 +625,7 @@
           <w:kern w:val="0"/>
           <w:shd w:val="clear" w:color="auto" w:fill="FFFFFF"/>
           <w:lang w:eastAsia="es-PE"/>
-          <w14:ligatures w14:val="none"/>
+          <ns2:ligatures ns2:val="none"/>
         </w:rPr>
         <w:t xml:space="preserve"> de diciembre </w:t>
       </w:r>
@@ -636,12 +636,12 @@
           <w:kern w:val="0"/>
           <w:shd w:val="clear" w:color="auto" w:fill="FFFFFF"/>
           <w:lang w:eastAsia="es-PE"/>
-          <w14:ligatures w14:val="none"/>
+          <ns2:ligatures ns2:val="none"/>
         </w:rPr>
         <w:t>de 2025</w:t>
       </w:r>
     </w:p>
-    <w:p>
+    <w:p ns2:paraId="1EF3C256" ns2:textId="77777777">
       <w:pPr>
         <w:tabs>
           <w:tab w:val="left" w:pos="1014"/>
@@ -653,11 +653,11 @@
           <w:color w:val="000000"/>
           <w:kern w:val="0"/>
           <w:lang w:eastAsia="es-PE"/>
-          <w14:ligatures w14:val="none"/>
-        </w:rPr>
-      </w:pPr>
-    </w:p>
-    <w:p>
+          <ns2:ligatures ns2:val="none"/>
+        </w:rPr>
+      </w:pPr>
+    </w:p>
+    <w:p ns2:paraId="087322B4" ns2:textId="77777777">
       <w:pPr>
         <w:numPr>
           <w:ilvl w:val="0"/>
@@ -671,22 +671,22 @@
           <w:color w:val="000000"/>
           <w:kern w:val="0"/>
           <w:lang w:eastAsia="es-PE"/>
-          <w14:ligatures w14:val="none"/>
-        </w:rPr>
-      </w:pPr>
-      <w:r>
-        <w:rPr>
-          <w:rFonts w:ascii="Arial Narrow" w:eastAsia="Arial Narrow" w:hAnsi="Arial Narrow" w:cs="Arial Narrow"/>
-          <w:b/>
-          <w:color w:val="000000"/>
-          <w:kern w:val="0"/>
-          <w:lang w:eastAsia="es-PE"/>
-          <w14:ligatures w14:val="none"/>
+          <ns2:ligatures ns2:val="none"/>
+        </w:rPr>
+      </w:pPr>
+      <w:r>
+        <w:rPr>
+          <w:rFonts w:ascii="Arial Narrow" w:eastAsia="Arial Narrow" w:hAnsi="Arial Narrow" w:cs="Arial Narrow"/>
+          <w:b/>
+          <w:color w:val="000000"/>
+          <w:kern w:val="0"/>
+          <w:lang w:eastAsia="es-PE"/>
+          <ns2:ligatures ns2:val="none"/>
         </w:rPr>
         <w:t xml:space="preserve">HECHOS </w:t>
       </w:r>
     </w:p>
-    <w:p>
+    <w:p ns2:paraId="4407157A" ns2:textId="77777777">
       <w:pPr>
         <w:spacing w:after="0" w:line="240" w:lineRule="auto"/>
         <w:jc w:val="both"/>
@@ -695,11 +695,11 @@
           <w:color w:val="000000"/>
           <w:kern w:val="0"/>
           <w:lang w:eastAsia="es-PE"/>
-          <w14:ligatures w14:val="none"/>
-        </w:rPr>
-      </w:pPr>
-    </w:p>
-    <w:p>
+          <ns2:ligatures ns2:val="none"/>
+        </w:rPr>
+      </w:pPr>
+    </w:p>
+    <w:p ns2:paraId="5ECFCB1A" ns2:textId="63A86962">
       <w:pPr>
         <w:numPr>
           <w:ilvl w:val="1"/>
@@ -713,16 +713,16 @@
           <w:color w:val="000000"/>
           <w:kern w:val="0"/>
           <w:lang w:val="es-ES" w:eastAsia="es-ES"/>
-          <w14:ligatures w14:val="none"/>
-        </w:rPr>
-      </w:pPr>
-      <w:r>
-        <w:rPr>
-          <w:rFonts w:ascii="Arial Narrow" w:eastAsia="Times New Roman" w:hAnsi="Arial Narrow" w:cs="Arial"/>
-          <w:color w:val="000000"/>
-          <w:kern w:val="0"/>
-          <w:lang w:val="es-ES" w:eastAsia="es-ES"/>
-          <w14:ligatures w14:val="none"/>
+          <ns2:ligatures ns2:val="none"/>
+        </w:rPr>
+      </w:pPr>
+      <w:r>
+        <w:rPr>
+          <w:rFonts w:ascii="Arial Narrow" w:eastAsia="Times New Roman" w:hAnsi="Arial Narrow" w:cs="Arial"/>
+          <w:color w:val="000000"/>
+          <w:kern w:val="0"/>
+          <w:lang w:val="es-ES" w:eastAsia="es-ES"/>
+          <ns2:ligatures ns2:val="none"/>
         </w:rPr>
         <w:t xml:space="preserve">Mediante la denuncia del 2 de noviembre del 2025, subsanada mediante escrito del 27 de noviembre de 2025, la señora [APELLIDO] denunció al Banco por presuntas infracciones a la Ley 29571, Código de Protección y Defensa del Consumidor (en adelante, Código), señalando lo siguiente:</w:t>
       </w:r>
@@ -732,7 +732,7 @@
           <w:color w:val="000000"/>
           <w:kern w:val="0"/>
           <w:lang w:val="es-ES" w:eastAsia="es-ES"/>
-          <w14:ligatures w14:val="none"/>
+          <ns2:ligatures ns2:val="none"/>
         </w:rPr>
         <w:t/>
       </w:r>
@@ -742,7 +742,7 @@
           <w:color w:val="000000"/>
           <w:kern w:val="0"/>
           <w:lang w:val="es-ES" w:eastAsia="es-ES"/>
-          <w14:ligatures w14:val="none"/>
+          <ns2:ligatures ns2:val="none"/>
         </w:rPr>
         <w:t xml:space="preserve"/>
       </w:r>
@@ -752,7 +752,7 @@
           <w:color w:val="000000"/>
           <w:kern w:val="0"/>
           <w:lang w:val="es-ES" w:eastAsia="es-ES"/>
-          <w14:ligatures w14:val="none"/>
+          <ns2:ligatures ns2:val="none"/>
         </w:rPr>
         <w:t/>
       </w:r>
@@ -762,7 +762,7 @@
           <w:color w:val="000000"/>
           <w:kern w:val="0"/>
           <w:lang w:val="es-ES" w:eastAsia="es-ES"/>
-          <w14:ligatures w14:val="none"/>
+          <ns2:ligatures ns2:val="none"/>
         </w:rPr>
         <w:t xml:space="preserve"/>
       </w:r>
@@ -772,7 +772,7 @@
           <w:color w:val="000000"/>
           <w:kern w:val="0"/>
           <w:lang w:val="es-ES" w:eastAsia="es-ES"/>
-          <w14:ligatures w14:val="none"/>
+          <ns2:ligatures ns2:val="none"/>
         </w:rPr>
         <w:t/>
       </w:r>
@@ -782,7 +782,7 @@
           <w:color w:val="000000"/>
           <w:kern w:val="0"/>
           <w:lang w:val="es-ES" w:eastAsia="es-ES"/>
-          <w14:ligatures w14:val="none"/>
+          <ns2:ligatures ns2:val="none"/>
         </w:rPr>
         <w:t/>
       </w:r>
@@ -792,7 +792,7 @@
           <w:color w:val="000000"/>
           <w:kern w:val="0"/>
           <w:lang w:val="es-ES" w:eastAsia="es-ES"/>
-          <w14:ligatures w14:val="none"/>
+          <ns2:ligatures ns2:val="none"/>
         </w:rPr>
         <w:t xml:space="preserve"/>
       </w:r>
@@ -802,7 +802,7 @@
           <w:color w:val="000000"/>
           <w:kern w:val="0"/>
           <w:lang w:val="es-ES" w:eastAsia="es-ES"/>
-          <w14:ligatures w14:val="none"/>
+          <ns2:ligatures ns2:val="none"/>
         </w:rPr>
         <w:t xml:space="preserve"/>
       </w:r>
@@ -812,7 +812,7 @@
           <w:color w:val="000000"/>
           <w:kern w:val="0"/>
           <w:lang w:val="es-ES" w:eastAsia="es-ES"/>
-          <w14:ligatures w14:val="none"/>
+          <ns2:ligatures ns2:val="none"/>
         </w:rPr>
         <w:t/>
       </w:r>
@@ -822,7 +822,7 @@
           <w:color w:val="000000"/>
           <w:kern w:val="0"/>
           <w:lang w:val="es-ES" w:eastAsia="es-ES"/>
-          <w14:ligatures w14:val="none"/>
+          <ns2:ligatures ns2:val="none"/>
         </w:rPr>
         <w:t xml:space="preserve"/>
       </w:r>
@@ -830,7 +830,7 @@
         <w:rPr>
           <w:rFonts w:ascii="Arial Narrow" w:eastAsia="Calibri" w:hAnsi="Arial Narrow" w:cs="Arial"/>
           <w:kern w:val="0"/>
-          <w14:ligatures w14:val="none"/>
+          <ns2:ligatures ns2:val="none"/>
         </w:rPr>
         <w:t xml:space="preserve"/>
       </w:r>
@@ -838,7 +838,7 @@
         <w:rPr>
           <w:rFonts w:ascii="Arial Narrow" w:eastAsia="Calibri" w:hAnsi="Arial Narrow" w:cs="Arial"/>
           <w:kern w:val="0"/>
-          <w14:ligatures w14:val="none"/>
+          <ns2:ligatures ns2:val="none"/>
         </w:rPr>
         <w:t/>
       </w:r>
@@ -846,7 +846,7 @@
         <w:rPr>
           <w:rFonts w:ascii="Arial Narrow" w:eastAsia="Calibri" w:hAnsi="Arial Narrow" w:cs="Arial"/>
           <w:kern w:val="0"/>
-          <w14:ligatures w14:val="none"/>
+          <ns2:ligatures ns2:val="none"/>
         </w:rPr>
         <w:t/>
       </w:r>
@@ -854,7 +854,7 @@
         <w:rPr>
           <w:rFonts w:ascii="Arial Narrow" w:eastAsia="Calibri" w:hAnsi="Arial Narrow" w:cs="Arial"/>
           <w:kern w:val="0"/>
-          <w14:ligatures w14:val="none"/>
+          <ns2:ligatures ns2:val="none"/>
         </w:rPr>
         <w:t xml:space="preserve"/>
       </w:r>
@@ -862,7 +862,7 @@
         <w:rPr>
           <w:rFonts w:ascii="Arial Narrow" w:eastAsia="Calibri" w:hAnsi="Arial Narrow" w:cs="Arial"/>
           <w:kern w:val="0"/>
-          <w14:ligatures w14:val="none"/>
+          <ns2:ligatures ns2:val="none"/>
         </w:rPr>
         <w:t xml:space="preserve"/>
       </w:r>
@@ -872,7 +872,7 @@
           <w:color w:val="000000"/>
           <w:kern w:val="0"/>
           <w:lang w:val="es-ES" w:eastAsia="es-ES"/>
-          <w14:ligatures w14:val="none"/>
+          <ns2:ligatures ns2:val="none"/>
         </w:rPr>
         <w:t/>
       </w:r>
@@ -882,7 +882,7 @@
           <w:color w:val="000000"/>
           <w:kern w:val="0"/>
           <w:lang w:val="es-ES" w:eastAsia="es-ES"/>
-          <w14:ligatures w14:val="none"/>
+          <ns2:ligatures ns2:val="none"/>
         </w:rPr>
         <w:t xml:space="preserve"/>
       </w:r>
@@ -892,7 +892,7 @@
           <w:color w:val="000000"/>
           <w:kern w:val="0"/>
           <w:lang w:val="es-ES" w:eastAsia="es-ES"/>
-          <w14:ligatures w14:val="none"/>
+          <ns2:ligatures ns2:val="none"/>
         </w:rPr>
         <w:t/>
       </w:r>
@@ -902,7 +902,7 @@
           <w:color w:val="000000"/>
           <w:kern w:val="0"/>
           <w:lang w:val="es-ES" w:eastAsia="es-ES"/>
-          <w14:ligatures w14:val="none"/>
+          <ns2:ligatures ns2:val="none"/>
         </w:rPr>
         <w:t xml:space="preserve"/>
       </w:r>
@@ -914,7 +914,7 @@
           <w:kern w:val="0"/>
           <w:vertAlign w:val="superscript"/>
           <w:lang w:val="es-ES" w:eastAsia="es-ES"/>
-          <w14:ligatures w14:val="none"/>
+          <ns2:ligatures ns2:val="none"/>
         </w:rPr>
         <w:footnoteReference w:id="1"/>
       </w:r>
@@ -924,7 +924,7 @@
           <w:color w:val="000000"/>
           <w:kern w:val="0"/>
           <w:lang w:val="es-ES" w:eastAsia="es-ES"/>
-          <w14:ligatures w14:val="none"/>
+          <ns2:ligatures ns2:val="none"/>
         </w:rPr>
         <w:t xml:space="preserve"/>
       </w:r>
@@ -935,12 +935,12 @@
           <w:color w:val="000000"/>
           <w:kern w:val="0"/>
           <w:lang w:val="es-ES" w:eastAsia="es-ES"/>
-          <w14:ligatures w14:val="none"/>
+          <ns2:ligatures ns2:val="none"/>
         </w:rPr>
         <w:t/>
       </w:r>
     </w:p>
-    <w:p>
+    <w:p ns2:paraId="64AF7FDB" ns2:textId="77777777">
       <w:pPr>
         <w:tabs>
           <w:tab w:val="left" w:pos="1134"/>
@@ -952,11 +952,11 @@
           <w:color w:val="000000"/>
           <w:kern w:val="0"/>
           <w:lang w:val="es-ES" w:eastAsia="es-ES"/>
-          <w14:ligatures w14:val="none"/>
-        </w:rPr>
-      </w:pPr>
-    </w:p>
-    <w:p>
+          <ns2:ligatures ns2:val="none"/>
+        </w:rPr>
+      </w:pPr>
+    </w:p>
+    <w:p ns2:paraId="30043C1D" ns2:textId="2BB8AEB1">
       <w:pPr>
         <w:pStyle w:val="Prrafodelista"/>
         <w:numPr>
@@ -973,16 +973,16 @@
           <w:color w:val="000000"/>
           <w:kern w:val="0"/>
           <w:lang w:eastAsia="es-ES"/>
-          <w14:ligatures w14:val="none"/>
-        </w:rPr>
-      </w:pPr>
-      <w:r>
-        <w:rPr>
-          <w:rFonts w:ascii="Arial Narrow" w:eastAsia="Times New Roman" w:hAnsi="Arial Narrow" w:cs="Arial"/>
-          <w:color w:val="000000"/>
-          <w:kern w:val="0"/>
-          <w:lang w:eastAsia="es-ES"/>
-          <w14:ligatures w14:val="none"/>
+          <ns2:ligatures ns2:val="none"/>
+        </w:rPr>
+      </w:pPr>
+      <w:r>
+        <w:rPr>
+          <w:rFonts w:ascii="Arial Narrow" w:eastAsia="Times New Roman" w:hAnsi="Arial Narrow" w:cs="Arial"/>
+          <w:color w:val="000000"/>
+          <w:kern w:val="0"/>
+          <w:lang w:eastAsia="es-ES"/>
+          <ns2:ligatures ns2:val="none"/>
         </w:rPr>
         <w:t xml:space="preserve">El 9 de agosto de 2023, realizó la apertura de la cuenta mancomunada 194-913xxxxx-0-00 en el Banco, conjuntamente con la señora [APELLIDO] de Pastor (en adelante, la señora [APELLIDO] ). Simultáneamente, y contrató el Seguro de Protección de los Fondos de la cuenta mancomunada - Póliza 1000001429 (en adelante, Seguro de Protección de Fondos), designando a la señora [APELLIDO] como única titular de la tarjeta asociada a la cuenta.</w:t>
       </w:r>
@@ -992,7 +992,7 @@
           <w:color w:val="000000"/>
           <w:kern w:val="0"/>
           <w:lang w:eastAsia="es-ES"/>
-          <w14:ligatures w14:val="none"/>
+          <ns2:ligatures ns2:val="none"/>
         </w:rPr>
         <w:t/>
       </w:r>
@@ -1002,7 +1002,7 @@
           <w:color w:val="000000"/>
           <w:kern w:val="0"/>
           <w:lang w:eastAsia="es-ES"/>
-          <w14:ligatures w14:val="none"/>
+          <ns2:ligatures ns2:val="none"/>
         </w:rPr>
         <w:t xml:space="preserve"/>
       </w:r>
@@ -1013,7 +1013,7 @@
           <w:color w:val="000000"/>
           <w:kern w:val="0"/>
           <w:lang w:eastAsia="es-ES"/>
-          <w14:ligatures w14:val="none"/>
+          <ns2:ligatures ns2:val="none"/>
         </w:rPr>
         <w:t/>
       </w:r>
@@ -1024,7 +1024,7 @@
           <w:color w:val="000000"/>
           <w:kern w:val="0"/>
           <w:lang w:eastAsia="es-ES"/>
-          <w14:ligatures w14:val="none"/>
+          <ns2:ligatures ns2:val="none"/>
         </w:rPr>
         <w:t xml:space="preserve"/>
       </w:r>
@@ -1034,7 +1034,7 @@
           <w:color w:val="000000"/>
           <w:kern w:val="0"/>
           <w:lang w:eastAsia="es-ES"/>
-          <w14:ligatures w14:val="none"/>
+          <ns2:ligatures ns2:val="none"/>
         </w:rPr>
         <w:t/>
       </w:r>
@@ -1044,7 +1044,7 @@
           <w:color w:val="000000"/>
           <w:kern w:val="0"/>
           <w:lang w:eastAsia="es-ES"/>
-          <w14:ligatures w14:val="none"/>
+          <ns2:ligatures ns2:val="none"/>
         </w:rPr>
         <w:t/>
       </w:r>
@@ -1054,7 +1054,7 @@
           <w:color w:val="000000"/>
           <w:kern w:val="0"/>
           <w:lang w:eastAsia="es-ES"/>
-          <w14:ligatures w14:val="none"/>
+          <ns2:ligatures ns2:val="none"/>
         </w:rPr>
         <w:t/>
       </w:r>
@@ -1064,7 +1064,7 @@
           <w:color w:val="000000"/>
           <w:kern w:val="0"/>
           <w:lang w:eastAsia="es-ES"/>
-          <w14:ligatures w14:val="none"/>
+          <ns2:ligatures ns2:val="none"/>
         </w:rPr>
         <w:t xml:space="preserve"/>
       </w:r>
@@ -1075,7 +1075,7 @@
           <w:color w:val="000000"/>
           <w:kern w:val="0"/>
           <w:lang w:eastAsia="es-ES"/>
-          <w14:ligatures w14:val="none"/>
+          <ns2:ligatures ns2:val="none"/>
         </w:rPr>
         <w:t/>
       </w:r>
@@ -1086,7 +1086,7 @@
           <w:color w:val="000000"/>
           <w:kern w:val="0"/>
           <w:lang w:eastAsia="es-ES"/>
-          <w14:ligatures w14:val="none"/>
+          <ns2:ligatures ns2:val="none"/>
         </w:rPr>
         <w:t xml:space="preserve"/>
       </w:r>
@@ -1096,7 +1096,7 @@
           <w:color w:val="000000"/>
           <w:kern w:val="0"/>
           <w:lang w:eastAsia="es-ES"/>
-          <w14:ligatures w14:val="none"/>
+          <ns2:ligatures ns2:val="none"/>
         </w:rPr>
         <w:t xml:space="preserve"/>
       </w:r>
@@ -1106,7 +1106,7 @@
           <w:color w:val="000000"/>
           <w:kern w:val="0"/>
           <w:lang w:eastAsia="es-ES"/>
-          <w14:ligatures w14:val="none"/>
+          <ns2:ligatures ns2:val="none"/>
         </w:rPr>
         <w:t/>
       </w:r>
@@ -1116,7 +1116,7 @@
           <w:color w:val="000000"/>
           <w:kern w:val="0"/>
           <w:lang w:eastAsia="es-ES"/>
-          <w14:ligatures w14:val="none"/>
+          <ns2:ligatures ns2:val="none"/>
         </w:rPr>
         <w:t/>
       </w:r>
@@ -1126,7 +1126,7 @@
           <w:color w:val="000000"/>
           <w:kern w:val="0"/>
           <w:lang w:eastAsia="es-ES"/>
-          <w14:ligatures w14:val="none"/>
+          <ns2:ligatures ns2:val="none"/>
         </w:rPr>
         <w:t xml:space="preserve"/>
       </w:r>
@@ -1136,7 +1136,7 @@
           <w:color w:val="000000"/>
           <w:kern w:val="0"/>
           <w:lang w:eastAsia="es-ES"/>
-          <w14:ligatures w14:val="none"/>
+          <ns2:ligatures ns2:val="none"/>
         </w:rPr>
         <w:t xml:space="preserve"/>
       </w:r>
@@ -1146,7 +1146,7 @@
           <w:color w:val="000000"/>
           <w:kern w:val="0"/>
           <w:lang w:eastAsia="es-ES"/>
-          <w14:ligatures w14:val="none"/>
+          <ns2:ligatures ns2:val="none"/>
         </w:rPr>
         <w:t/>
       </w:r>
@@ -1156,7 +1156,7 @@
           <w:color w:val="000000"/>
           <w:kern w:val="0"/>
           <w:lang w:eastAsia="es-ES"/>
-          <w14:ligatures w14:val="none"/>
+          <ns2:ligatures ns2:val="none"/>
         </w:rPr>
         <w:t xml:space="preserve"/>
       </w:r>
@@ -1166,7 +1166,7 @@
           <w:color w:val="000000"/>
           <w:kern w:val="0"/>
           <w:lang w:eastAsia="es-ES"/>
-          <w14:ligatures w14:val="none"/>
+          <ns2:ligatures ns2:val="none"/>
         </w:rPr>
         <w:t/>
       </w:r>
@@ -1176,7 +1176,7 @@
           <w:color w:val="000000"/>
           <w:kern w:val="0"/>
           <w:lang w:eastAsia="es-ES"/>
-          <w14:ligatures w14:val="none"/>
+          <ns2:ligatures ns2:val="none"/>
         </w:rPr>
         <w:t xml:space="preserve"/>
       </w:r>
@@ -1186,7 +1186,7 @@
           <w:color w:val="000000"/>
           <w:kern w:val="0"/>
           <w:lang w:eastAsia="es-ES"/>
-          <w14:ligatures w14:val="none"/>
+          <ns2:ligatures ns2:val="none"/>
         </w:rPr>
         <w:t/>
       </w:r>
@@ -1196,7 +1196,7 @@
           <w:color w:val="000000"/>
           <w:kern w:val="0"/>
           <w:lang w:eastAsia="es-ES"/>
-          <w14:ligatures w14:val="none"/>
+          <ns2:ligatures ns2:val="none"/>
         </w:rPr>
         <w:t xml:space="preserve"/>
       </w:r>
@@ -1206,7 +1206,7 @@
           <w:color w:val="000000"/>
           <w:kern w:val="0"/>
           <w:lang w:eastAsia="es-ES"/>
-          <w14:ligatures w14:val="none"/>
+          <ns2:ligatures ns2:val="none"/>
         </w:rPr>
         <w:t/>
       </w:r>
@@ -1216,7 +1216,7 @@
           <w:color w:val="000000"/>
           <w:kern w:val="0"/>
           <w:lang w:eastAsia="es-ES"/>
-          <w14:ligatures w14:val="none"/>
+          <ns2:ligatures ns2:val="none"/>
         </w:rPr>
         <w:t xml:space="preserve"/>
       </w:r>
@@ -1226,7 +1226,7 @@
           <w:color w:val="000000"/>
           <w:kern w:val="0"/>
           <w:lang w:eastAsia="es-ES"/>
-          <w14:ligatures w14:val="none"/>
+          <ns2:ligatures ns2:val="none"/>
         </w:rPr>
         <w:t/>
       </w:r>
@@ -1236,7 +1236,7 @@
           <w:color w:val="000000"/>
           <w:kern w:val="0"/>
           <w:lang w:eastAsia="es-ES"/>
-          <w14:ligatures w14:val="none"/>
+          <ns2:ligatures ns2:val="none"/>
         </w:rPr>
         <w:t xml:space="preserve"/>
       </w:r>
@@ -1246,7 +1246,7 @@
           <w:color w:val="000000"/>
           <w:kern w:val="0"/>
           <w:lang w:eastAsia="es-ES"/>
-          <w14:ligatures w14:val="none"/>
+          <ns2:ligatures ns2:val="none"/>
         </w:rPr>
         <w:t xml:space="preserve"/>
       </w:r>
@@ -1256,7 +1256,7 @@
           <w:color w:val="000000"/>
           <w:kern w:val="0"/>
           <w:lang w:eastAsia="es-ES"/>
-          <w14:ligatures w14:val="none"/>
+          <ns2:ligatures ns2:val="none"/>
         </w:rPr>
         <w:t/>
       </w:r>
@@ -1266,7 +1266,7 @@
           <w:color w:val="000000"/>
           <w:kern w:val="0"/>
           <w:lang w:eastAsia="es-ES"/>
-          <w14:ligatures w14:val="none"/>
+          <ns2:ligatures ns2:val="none"/>
         </w:rPr>
         <w:t xml:space="preserve"/>
       </w:r>
@@ -1276,7 +1276,7 @@
           <w:color w:val="000000"/>
           <w:kern w:val="0"/>
           <w:lang w:eastAsia="es-ES"/>
-          <w14:ligatures w14:val="none"/>
+          <ns2:ligatures ns2:val="none"/>
         </w:rPr>
         <w:t/>
       </w:r>
@@ -1286,7 +1286,7 @@
           <w:color w:val="000000"/>
           <w:kern w:val="0"/>
           <w:lang w:eastAsia="es-ES"/>
-          <w14:ligatures w14:val="none"/>
+          <ns2:ligatures ns2:val="none"/>
         </w:rPr>
         <w:t xml:space="preserve"/>
       </w:r>
@@ -1296,7 +1296,7 @@
           <w:color w:val="000000"/>
           <w:kern w:val="0"/>
           <w:lang w:eastAsia="es-ES"/>
-          <w14:ligatures w14:val="none"/>
+          <ns2:ligatures ns2:val="none"/>
         </w:rPr>
         <w:t xml:space="preserve"/>
       </w:r>
@@ -1307,7 +1307,7 @@
           <w:color w:val="000000"/>
           <w:kern w:val="0"/>
           <w:lang w:eastAsia="es-ES"/>
-          <w14:ligatures w14:val="none"/>
+          <ns2:ligatures ns2:val="none"/>
         </w:rPr>
         <w:t/>
       </w:r>
@@ -1318,7 +1318,7 @@
           <w:color w:val="000000"/>
           <w:kern w:val="0"/>
           <w:lang w:eastAsia="es-ES"/>
-          <w14:ligatures w14:val="none"/>
+          <ns2:ligatures ns2:val="none"/>
         </w:rPr>
         <w:t xml:space="preserve"/>
       </w:r>
@@ -1328,7 +1328,7 @@
           <w:color w:val="000000"/>
           <w:kern w:val="0"/>
           <w:lang w:eastAsia="es-ES"/>
-          <w14:ligatures w14:val="none"/>
+          <ns2:ligatures ns2:val="none"/>
         </w:rPr>
         <w:t xml:space="preserve"/>
       </w:r>
@@ -1338,7 +1338,7 @@
           <w:color w:val="000000"/>
           <w:kern w:val="0"/>
           <w:lang w:eastAsia="es-ES"/>
-          <w14:ligatures w14:val="none"/>
+          <ns2:ligatures ns2:val="none"/>
         </w:rPr>
         <w:t/>
       </w:r>
@@ -1348,7 +1348,7 @@
           <w:color w:val="000000"/>
           <w:kern w:val="0"/>
           <w:lang w:eastAsia="es-ES"/>
-          <w14:ligatures w14:val="none"/>
+          <ns2:ligatures ns2:val="none"/>
         </w:rPr>
         <w:t/>
       </w:r>
@@ -1358,12 +1358,12 @@
           <w:color w:val="000000"/>
           <w:kern w:val="0"/>
           <w:lang w:eastAsia="es-ES"/>
-          <w14:ligatures w14:val="none"/>
+          <ns2:ligatures ns2:val="none"/>
         </w:rPr>
         <w:t/>
       </w:r>
     </w:p>
-    <w:p>
+    <w:p ns2:paraId="6E150AFD" ns2:textId="77777777">
       <w:pPr>
         <w:pStyle w:val="Prrafodelista"/>
         <w:spacing w:after="0" w:line="240" w:lineRule="auto"/>
@@ -1374,11 +1374,11 @@
           <w:color w:val="000000"/>
           <w:kern w:val="0"/>
           <w:lang w:eastAsia="es-ES"/>
-          <w14:ligatures w14:val="none"/>
-        </w:rPr>
-      </w:pPr>
-    </w:p>
-    <w:p>
+          <ns2:ligatures ns2:val="none"/>
+        </w:rPr>
+      </w:pPr>
+    </w:p>
+    <w:p ns2:paraId="63C17764" ns2:textId="2DDACC0E">
       <w:pPr>
         <w:pStyle w:val="Prrafodelista"/>
         <w:numPr>
@@ -1395,16 +1395,16 @@
           <w:color w:val="000000"/>
           <w:kern w:val="0"/>
           <w:lang w:eastAsia="es-ES"/>
-          <w14:ligatures w14:val="none"/>
-        </w:rPr>
-      </w:pPr>
-      <w:r>
-        <w:rPr>
-          <w:rFonts w:ascii="Arial Narrow" w:eastAsia="Times New Roman" w:hAnsi="Arial Narrow" w:cs="Arial"/>
-          <w:color w:val="000000"/>
-          <w:kern w:val="0"/>
-          <w:lang w:eastAsia="es-ES"/>
-          <w14:ligatures w14:val="none"/>
+          <ns2:ligatures ns2:val="none"/>
+        </w:rPr>
+      </w:pPr>
+      <w:r>
+        <w:rPr>
+          <w:rFonts w:ascii="Arial Narrow" w:eastAsia="Times New Roman" w:hAnsi="Arial Narrow" w:cs="Arial"/>
+          <w:color w:val="000000"/>
+          <w:kern w:val="0"/>
+          <w:lang w:eastAsia="es-ES"/>
+          <ns2:ligatures ns2:val="none"/>
         </w:rPr>
         <w:t>El 5 de mayo de 2024, luego de detectarse un retiro fraudulento de la totalidad de los fondos de la cuenta mancomunada, se verificó que e</w:t>
       </w:r>
@@ -1414,7 +1414,7 @@
           <w:color w:val="000000"/>
           <w:kern w:val="0"/>
           <w:lang w:eastAsia="es-ES"/>
-          <w14:ligatures w14:val="none"/>
+          <ns2:ligatures ns2:val="none"/>
         </w:rPr>
         <w:t>l Banco</w:t>
       </w:r>
@@ -1424,7 +1424,7 @@
           <w:color w:val="000000"/>
           <w:kern w:val="0"/>
           <w:lang w:eastAsia="es-ES"/>
-          <w14:ligatures w14:val="none"/>
+          <ns2:ligatures ns2:val="none"/>
         </w:rPr>
         <w:t xml:space="preserve"> nunca había activado el </w:t>
       </w:r>
@@ -1434,7 +1434,7 @@
           <w:color w:val="000000"/>
           <w:kern w:val="0"/>
           <w:lang w:eastAsia="es-ES"/>
-          <w14:ligatures w14:val="none"/>
+          <ns2:ligatures ns2:val="none"/>
         </w:rPr>
         <w:t>Seguro de Protección de Fondos</w:t>
       </w:r>
@@ -1444,7 +1444,7 @@
           <w:color w:val="000000"/>
           <w:kern w:val="0"/>
           <w:lang w:eastAsia="es-ES"/>
-          <w14:ligatures w14:val="none"/>
+          <ns2:ligatures ns2:val="none"/>
         </w:rPr>
         <w:t xml:space="preserve"> </w:t>
       </w:r>
@@ -1454,7 +1454,7 @@
           <w:color w:val="000000"/>
           <w:kern w:val="0"/>
           <w:lang w:eastAsia="es-ES"/>
-          <w14:ligatures w14:val="none"/>
+          <ns2:ligatures ns2:val="none"/>
         </w:rPr>
         <w:t>solicitado originalmente.</w:t>
       </w:r>
@@ -1464,7 +1464,7 @@
           <w:color w:val="000000"/>
           <w:kern w:val="0"/>
           <w:lang w:eastAsia="es-ES"/>
-          <w14:ligatures w14:val="none"/>
+          <ns2:ligatures ns2:val="none"/>
         </w:rPr>
         <w:t xml:space="preserve"> </w:t>
       </w:r>
@@ -1474,7 +1474,7 @@
           <w:color w:val="000000"/>
           <w:kern w:val="0"/>
           <w:lang w:eastAsia="es-ES"/>
-          <w14:ligatures w14:val="none"/>
+          <ns2:ligatures ns2:val="none"/>
         </w:rPr>
         <w:t>Por el contrario, se constató que e</w:t>
       </w:r>
@@ -1484,7 +1484,7 @@
           <w:color w:val="000000"/>
           <w:kern w:val="0"/>
           <w:lang w:eastAsia="es-ES"/>
-          <w14:ligatures w14:val="none"/>
+          <ns2:ligatures ns2:val="none"/>
         </w:rPr>
         <w:t>l Banco</w:t>
       </w:r>
@@ -1494,7 +1494,7 @@
           <w:color w:val="000000"/>
           <w:kern w:val="0"/>
           <w:lang w:eastAsia="es-ES"/>
-          <w14:ligatures w14:val="none"/>
+          <ns2:ligatures ns2:val="none"/>
         </w:rPr>
         <w:t xml:space="preserve"> y Pacífico habían contratado un </w:t>
       </w:r>
@@ -1504,7 +1504,7 @@
           <w:color w:val="000000"/>
           <w:kern w:val="0"/>
           <w:lang w:eastAsia="es-ES"/>
-          <w14:ligatures w14:val="none"/>
+          <ns2:ligatures ns2:val="none"/>
         </w:rPr>
         <w:t xml:space="preserve">tipo de </w:t>
       </w:r>
@@ -1514,7 +1514,7 @@
           <w:color w:val="000000"/>
           <w:kern w:val="0"/>
           <w:lang w:eastAsia="es-ES"/>
-          <w14:ligatures w14:val="none"/>
+          <ns2:ligatures ns2:val="none"/>
         </w:rPr>
         <w:t xml:space="preserve">seguro distinto a su nombre, sin mediar consentimiento previo y </w:t>
       </w:r>
@@ -1524,7 +1524,7 @@
           <w:color w:val="000000"/>
           <w:kern w:val="0"/>
           <w:lang w:eastAsia="es-ES"/>
-          <w14:ligatures w14:val="none"/>
+          <ns2:ligatures ns2:val="none"/>
         </w:rPr>
         <w:t>pese a</w:t>
       </w:r>
@@ -1534,7 +1534,7 @@
           <w:color w:val="000000"/>
           <w:kern w:val="0"/>
           <w:lang w:eastAsia="es-ES"/>
-          <w14:ligatures w14:val="none"/>
+          <ns2:ligatures ns2:val="none"/>
         </w:rPr>
         <w:t xml:space="preserve"> que se había detallado a otra persona como la usuaria de la tarjeta.</w:t>
       </w:r>
@@ -1544,12 +1544,12 @@
           <w:color w:val="000000"/>
           <w:kern w:val="0"/>
           <w:lang w:eastAsia="es-ES"/>
-          <w14:ligatures w14:val="none"/>
+          <ns2:ligatures ns2:val="none"/>
         </w:rPr>
         <w:t xml:space="preserve"> </w:t>
       </w:r>
     </w:p>
-    <w:p>
+    <w:p ns2:paraId="100E16A4" ns2:textId="77777777">
       <w:pPr>
         <w:pStyle w:val="Prrafodelista"/>
         <w:rPr>
@@ -1557,11 +1557,11 @@
           <w:color w:val="000000"/>
           <w:kern w:val="0"/>
           <w:lang w:val="es-ES" w:eastAsia="es-ES"/>
-          <w14:ligatures w14:val="none"/>
-        </w:rPr>
-      </w:pPr>
-    </w:p>
-    <w:p>
+          <ns2:ligatures ns2:val="none"/>
+        </w:rPr>
+      </w:pPr>
+    </w:p>
+    <w:p ns2:paraId="5F02D872" ns2:textId="15B071AB">
       <w:pPr>
         <w:pStyle w:val="Prrafodelista"/>
         <w:numPr>
@@ -1578,16 +1578,16 @@
           <w:color w:val="000000"/>
           <w:kern w:val="0"/>
           <w:lang w:eastAsia="es-ES"/>
-          <w14:ligatures w14:val="none"/>
-        </w:rPr>
-      </w:pPr>
-      <w:r>
-        <w:rPr>
-          <w:rFonts w:ascii="Arial Narrow" w:eastAsia="Times New Roman" w:hAnsi="Arial Narrow" w:cs="Arial"/>
-          <w:color w:val="000000"/>
-          <w:kern w:val="0"/>
-          <w:lang w:val="es-ES" w:eastAsia="es-ES"/>
-          <w14:ligatures w14:val="none"/>
+          <ns2:ligatures ns2:val="none"/>
+        </w:rPr>
+      </w:pPr>
+      <w:r>
+        <w:rPr>
+          <w:rFonts w:ascii="Arial Narrow" w:eastAsia="Times New Roman" w:hAnsi="Arial Narrow" w:cs="Arial"/>
+          <w:color w:val="000000"/>
+          <w:kern w:val="0"/>
+          <w:lang w:val="es-ES" w:eastAsia="es-ES"/>
+          <ns2:ligatures ns2:val="none"/>
         </w:rPr>
         <w:t>E</w:t>
       </w:r>
@@ -1597,7 +1597,7 @@
           <w:color w:val="000000"/>
           <w:kern w:val="0"/>
           <w:lang w:val="es-ES" w:eastAsia="es-ES"/>
-          <w14:ligatures w14:val="none"/>
+          <ns2:ligatures ns2:val="none"/>
         </w:rPr>
         <w:t>l Banco</w:t>
       </w:r>
@@ -1607,7 +1607,7 @@
           <w:color w:val="000000"/>
           <w:kern w:val="0"/>
           <w:lang w:val="es-ES" w:eastAsia="es-ES"/>
-          <w14:ligatures w14:val="none"/>
+          <ns2:ligatures ns2:val="none"/>
         </w:rPr>
         <w:t xml:space="preserve"> omitió informar sobre cualquier limitación para la emisión del seguro solicitado o sobre el cambio de titularidad </w:t>
       </w:r>
@@ -1618,7 +1618,7 @@
           <w:color w:val="000000"/>
           <w:kern w:val="0"/>
           <w:lang w:val="es-ES" w:eastAsia="es-ES"/>
-          <w14:ligatures w14:val="none"/>
+          <ns2:ligatures ns2:val="none"/>
         </w:rPr>
         <w:t>del mismo</w:t>
       </w:r>
@@ -1629,12 +1629,12 @@
           <w:color w:val="000000"/>
           <w:kern w:val="0"/>
           <w:lang w:val="es-ES" w:eastAsia="es-ES"/>
-          <w14:ligatures w14:val="none"/>
+          <ns2:ligatures ns2:val="none"/>
         </w:rPr>
         <w:t>, ejerciendo una variación unilateral de las condiciones del contrato, realizada sin ninguna autorización.</w:t>
       </w:r>
     </w:p>
-    <w:p>
+    <w:p ns2:paraId="0B368228" ns2:textId="77777777">
       <w:pPr>
         <w:pStyle w:val="Prrafodelista"/>
         <w:rPr>
@@ -1642,11 +1642,11 @@
           <w:color w:val="000000"/>
           <w:kern w:val="0"/>
           <w:lang w:val="es-ES" w:eastAsia="es-ES"/>
-          <w14:ligatures w14:val="none"/>
-        </w:rPr>
-      </w:pPr>
-    </w:p>
-    <w:p>
+          <ns2:ligatures ns2:val="none"/>
+        </w:rPr>
+      </w:pPr>
+    </w:p>
+    <w:p ns2:paraId="147E8E41" ns2:textId="371A832F">
       <w:pPr>
         <w:pStyle w:val="Prrafodelista"/>
         <w:numPr>
@@ -1663,16 +1663,16 @@
           <w:color w:val="000000"/>
           <w:kern w:val="0"/>
           <w:lang w:eastAsia="es-ES"/>
-          <w14:ligatures w14:val="none"/>
-        </w:rPr>
-      </w:pPr>
-      <w:r>
-        <w:rPr>
-          <w:rFonts w:ascii="Arial Narrow" w:eastAsia="Times New Roman" w:hAnsi="Arial Narrow" w:cs="Arial"/>
-          <w:color w:val="000000"/>
-          <w:kern w:val="0"/>
-          <w:lang w:val="es-ES" w:eastAsia="es-ES"/>
-          <w14:ligatures w14:val="none"/>
+          <ns2:ligatures ns2:val="none"/>
+        </w:rPr>
+      </w:pPr>
+      <w:r>
+        <w:rPr>
+          <w:rFonts w:ascii="Arial Narrow" w:eastAsia="Times New Roman" w:hAnsi="Arial Narrow" w:cs="Arial"/>
+          <w:color w:val="000000"/>
+          <w:kern w:val="0"/>
+          <w:lang w:val="es-ES" w:eastAsia="es-ES"/>
+          <ns2:ligatures ns2:val="none"/>
         </w:rPr>
         <w:t xml:space="preserve">El Banco otorgó una indemnización parcial por el monto de S/ 30 000,00, mediante la activación del Seguro Personal - Póliza 9201780 (en adelante, Seguro Personal), consistente en un seguro previo destinado a proteger otras cuentas de la señora [APELLIDO] . Sin embargo, el Seguro de Protección de Fondos, específicamente solicitada para la cuenta afectada por el fraude nunca fue activada.</w:t>
       </w:r>
@@ -1682,7 +1682,7 @@
           <w:color w:val="000000"/>
           <w:kern w:val="0"/>
           <w:lang w:val="es-ES" w:eastAsia="es-ES"/>
-          <w14:ligatures w14:val="none"/>
+          <ns2:ligatures ns2:val="none"/>
         </w:rPr>
         <w:t/>
       </w:r>
@@ -1692,7 +1692,7 @@
           <w:color w:val="000000"/>
           <w:kern w:val="0"/>
           <w:lang w:val="es-ES" w:eastAsia="es-ES"/>
-          <w14:ligatures w14:val="none"/>
+          <ns2:ligatures ns2:val="none"/>
         </w:rPr>
         <w:t xml:space="preserve"/>
       </w:r>
@@ -1702,7 +1702,7 @@
           <w:color w:val="000000"/>
           <w:kern w:val="0"/>
           <w:lang w:val="es-ES" w:eastAsia="es-ES"/>
-          <w14:ligatures w14:val="none"/>
+          <ns2:ligatures ns2:val="none"/>
         </w:rPr>
         <w:t xml:space="preserve"/>
       </w:r>
@@ -1712,7 +1712,7 @@
           <w:color w:val="000000"/>
           <w:kern w:val="0"/>
           <w:lang w:val="es-ES" w:eastAsia="es-ES"/>
-          <w14:ligatures w14:val="none"/>
+          <ns2:ligatures ns2:val="none"/>
         </w:rPr>
         <w:t xml:space="preserve"/>
       </w:r>
@@ -1723,7 +1723,7 @@
           <w:color w:val="000000"/>
           <w:kern w:val="0"/>
           <w:lang w:val="es-ES" w:eastAsia="es-ES"/>
-          <w14:ligatures w14:val="none"/>
+          <ns2:ligatures ns2:val="none"/>
         </w:rPr>
         <w:t/>
       </w:r>
@@ -1734,7 +1734,7 @@
           <w:color w:val="000000"/>
           <w:kern w:val="0"/>
           <w:lang w:val="es-ES" w:eastAsia="es-ES"/>
-          <w14:ligatures w14:val="none"/>
+          <ns2:ligatures ns2:val="none"/>
         </w:rPr>
         <w:t xml:space="preserve"/>
       </w:r>
@@ -1744,7 +1744,7 @@
           <w:color w:val="000000"/>
           <w:kern w:val="0"/>
           <w:lang w:val="es-ES" w:eastAsia="es-ES"/>
-          <w14:ligatures w14:val="none"/>
+          <ns2:ligatures ns2:val="none"/>
         </w:rPr>
         <w:t xml:space="preserve"/>
       </w:r>
@@ -1754,7 +1754,7 @@
           <w:color w:val="000000"/>
           <w:kern w:val="0"/>
           <w:lang w:val="es-ES" w:eastAsia="es-ES"/>
-          <w14:ligatures w14:val="none"/>
+          <ns2:ligatures ns2:val="none"/>
         </w:rPr>
         <w:t/>
       </w:r>
@@ -1764,7 +1764,7 @@
           <w:color w:val="000000"/>
           <w:kern w:val="0"/>
           <w:lang w:val="es-ES" w:eastAsia="es-ES"/>
-          <w14:ligatures w14:val="none"/>
+          <ns2:ligatures ns2:val="none"/>
         </w:rPr>
         <w:t xml:space="preserve"/>
       </w:r>
@@ -1774,7 +1774,7 @@
           <w:color w:val="000000"/>
           <w:kern w:val="0"/>
           <w:lang w:val="es-ES" w:eastAsia="es-ES"/>
-          <w14:ligatures w14:val="none"/>
+          <ns2:ligatures ns2:val="none"/>
         </w:rPr>
         <w:t xml:space="preserve"/>
       </w:r>
@@ -1784,7 +1784,7 @@
           <w:color w:val="000000"/>
           <w:kern w:val="0"/>
           <w:lang w:val="es-ES" w:eastAsia="es-ES"/>
-          <w14:ligatures w14:val="none"/>
+          <ns2:ligatures ns2:val="none"/>
         </w:rPr>
         <w:t/>
       </w:r>
@@ -1794,7 +1794,7 @@
           <w:color w:val="000000"/>
           <w:kern w:val="0"/>
           <w:lang w:val="es-ES" w:eastAsia="es-ES"/>
-          <w14:ligatures w14:val="none"/>
+          <ns2:ligatures ns2:val="none"/>
         </w:rPr>
         <w:t xml:space="preserve"/>
       </w:r>
@@ -1804,7 +1804,7 @@
           <w:color w:val="000000"/>
           <w:kern w:val="0"/>
           <w:lang w:val="es-ES" w:eastAsia="es-ES"/>
-          <w14:ligatures w14:val="none"/>
+          <ns2:ligatures ns2:val="none"/>
         </w:rPr>
         <w:t xml:space="preserve"/>
       </w:r>
@@ -1814,7 +1814,7 @@
           <w:color w:val="000000"/>
           <w:kern w:val="0"/>
           <w:lang w:eastAsia="es-ES"/>
-          <w14:ligatures w14:val="none"/>
+          <ns2:ligatures ns2:val="none"/>
         </w:rPr>
         <w:t/>
       </w:r>
@@ -1824,7 +1824,7 @@
           <w:color w:val="000000"/>
           <w:kern w:val="0"/>
           <w:lang w:eastAsia="es-ES"/>
-          <w14:ligatures w14:val="none"/>
+          <ns2:ligatures ns2:val="none"/>
         </w:rPr>
         <w:t xml:space="preserve"/>
       </w:r>
@@ -1834,12 +1834,12 @@
           <w:color w:val="000000"/>
           <w:kern w:val="0"/>
           <w:lang w:val="es-ES" w:eastAsia="es-ES"/>
-          <w14:ligatures w14:val="none"/>
+          <ns2:ligatures ns2:val="none"/>
         </w:rPr>
         <w:t/>
       </w:r>
     </w:p>
-    <w:p>
+    <w:p ns2:paraId="75112828" ns2:textId="77777777">
       <w:pPr>
         <w:pStyle w:val="Prrafodelista"/>
         <w:rPr>
@@ -1847,11 +1847,11 @@
           <w:color w:val="000000"/>
           <w:kern w:val="0"/>
           <w:lang w:eastAsia="es-ES"/>
-          <w14:ligatures w14:val="none"/>
-        </w:rPr>
-      </w:pPr>
-    </w:p>
-    <w:p>
+          <ns2:ligatures ns2:val="none"/>
+        </w:rPr>
+      </w:pPr>
+    </w:p>
+    <w:p ns2:paraId="6478458D" ns2:textId="20D2FA37">
       <w:pPr>
         <w:pStyle w:val="Prrafodelista"/>
         <w:numPr>
@@ -1868,16 +1868,16 @@
           <w:color w:val="000000"/>
           <w:kern w:val="0"/>
           <w:lang w:eastAsia="es-ES"/>
-          <w14:ligatures w14:val="none"/>
-        </w:rPr>
-      </w:pPr>
-      <w:r>
-        <w:rPr>
-          <w:rFonts w:ascii="Arial Narrow" w:eastAsia="Times New Roman" w:hAnsi="Arial Narrow" w:cs="Arial"/>
-          <w:color w:val="000000"/>
-          <w:kern w:val="0"/>
-          <w:lang w:val="es-ES" w:eastAsia="es-ES"/>
-          <w14:ligatures w14:val="none"/>
+          <ns2:ligatures ns2:val="none"/>
+        </w:rPr>
+      </w:pPr>
+      <w:r>
+        <w:rPr>
+          <w:rFonts w:ascii="Arial Narrow" w:eastAsia="Times New Roman" w:hAnsi="Arial Narrow" w:cs="Arial"/>
+          <w:color w:val="000000"/>
+          <w:kern w:val="0"/>
+          <w:lang w:val="es-ES" w:eastAsia="es-ES"/>
+          <ns2:ligatures ns2:val="none"/>
         </w:rPr>
         <w:t xml:space="preserve">De esta manera, dos (2) pólizas quedaron vigentes: el Seguro Personal previo de señora [APELLIDO] (utilizado para la indemnización parcial) y el seguro creado sin autorización a su nombre. A pesar de que los pagos de este último se realizaron regularmente, no se activó la cobertura del seguro para el siniestro ocurrido el 5 de mayo de 2024.</w:t>
       </w:r>
@@ -1887,7 +1887,7 @@
           <w:color w:val="000000"/>
           <w:kern w:val="0"/>
           <w:lang w:val="es-ES" w:eastAsia="es-ES"/>
-          <w14:ligatures w14:val="none"/>
+          <ns2:ligatures ns2:val="none"/>
         </w:rPr>
         <w:t xml:space="preserve"/>
       </w:r>
@@ -1897,7 +1897,7 @@
           <w:color w:val="000000"/>
           <w:kern w:val="0"/>
           <w:lang w:val="es-ES" w:eastAsia="es-ES"/>
-          <w14:ligatures w14:val="none"/>
+          <ns2:ligatures ns2:val="none"/>
         </w:rPr>
         <w:t xml:space="preserve"/>
       </w:r>
@@ -1907,7 +1907,7 @@
           <w:color w:val="000000"/>
           <w:kern w:val="0"/>
           <w:lang w:val="es-ES" w:eastAsia="es-ES"/>
-          <w14:ligatures w14:val="none"/>
+          <ns2:ligatures ns2:val="none"/>
         </w:rPr>
         <w:t xml:space="preserve"/>
       </w:r>
@@ -1917,7 +1917,7 @@
           <w:color w:val="000000"/>
           <w:kern w:val="0"/>
           <w:lang w:val="es-ES" w:eastAsia="es-ES"/>
-          <w14:ligatures w14:val="none"/>
+          <ns2:ligatures ns2:val="none"/>
         </w:rPr>
         <w:t xml:space="preserve"/>
       </w:r>
@@ -1927,7 +1927,7 @@
           <w:color w:val="000000"/>
           <w:kern w:val="0"/>
           <w:lang w:val="es-ES" w:eastAsia="es-ES"/>
-          <w14:ligatures w14:val="none"/>
+          <ns2:ligatures ns2:val="none"/>
         </w:rPr>
         <w:t/>
       </w:r>
@@ -1937,7 +1937,7 @@
           <w:color w:val="000000"/>
           <w:kern w:val="0"/>
           <w:lang w:val="es-ES" w:eastAsia="es-ES"/>
-          <w14:ligatures w14:val="none"/>
+          <ns2:ligatures ns2:val="none"/>
         </w:rPr>
         <w:t xml:space="preserve"/>
       </w:r>
@@ -1947,7 +1947,7 @@
           <w:color w:val="000000"/>
           <w:kern w:val="0"/>
           <w:lang w:val="es-ES" w:eastAsia="es-ES"/>
-          <w14:ligatures w14:val="none"/>
+          <ns2:ligatures ns2:val="none"/>
         </w:rPr>
         <w:t xml:space="preserve"/>
       </w:r>
@@ -1957,12 +1957,12 @@
           <w:color w:val="000000"/>
           <w:kern w:val="0"/>
           <w:lang w:val="es-ES" w:eastAsia="es-ES"/>
-          <w14:ligatures w14:val="none"/>
+          <ns2:ligatures ns2:val="none"/>
         </w:rPr>
         <w:t/>
       </w:r>
     </w:p>
-    <w:p>
+    <w:p ns2:paraId="52F63A2E" ns2:textId="77777777">
       <w:pPr>
         <w:pStyle w:val="Prrafodelista"/>
         <w:rPr>
@@ -1970,11 +1970,11 @@
           <w:color w:val="000000"/>
           <w:kern w:val="0"/>
           <w:lang w:eastAsia="es-ES"/>
-          <w14:ligatures w14:val="none"/>
-        </w:rPr>
-      </w:pPr>
-    </w:p>
-    <w:p>
+          <ns2:ligatures ns2:val="none"/>
+        </w:rPr>
+      </w:pPr>
+    </w:p>
+    <w:p ns2:paraId="3084A276" ns2:textId="3DD2F60D">
       <w:pPr>
         <w:pStyle w:val="Prrafodelista"/>
         <w:numPr>
@@ -1991,16 +1991,16 @@
           <w:color w:val="000000"/>
           <w:kern w:val="0"/>
           <w:lang w:eastAsia="es-ES"/>
-          <w14:ligatures w14:val="none"/>
-        </w:rPr>
-      </w:pPr>
-      <w:r>
-        <w:rPr>
-          <w:rFonts w:ascii="Arial Narrow" w:eastAsia="Times New Roman" w:hAnsi="Arial Narrow" w:cs="Arial"/>
-          <w:color w:val="000000"/>
-          <w:kern w:val="0"/>
-          <w:lang w:val="es-ES" w:eastAsia="es-ES"/>
-          <w14:ligatures w14:val="none"/>
+          <ns2:ligatures ns2:val="none"/>
+        </w:rPr>
+      </w:pPr>
+      <w:r>
+        <w:rPr>
+          <w:rFonts w:ascii="Arial Narrow" w:eastAsia="Times New Roman" w:hAnsi="Arial Narrow" w:cs="Arial"/>
+          <w:color w:val="000000"/>
+          <w:kern w:val="0"/>
+          <w:lang w:val="es-ES" w:eastAsia="es-ES"/>
+          <ns2:ligatures ns2:val="none"/>
         </w:rPr>
         <w:t xml:space="preserve">Desde marzo de 2025, solicitó la devolución del monto restante para cubrir la totalidad del siniestro, adjuntando la documentación correspondiente. No obstante, </w:t>
       </w:r>
@@ -2010,7 +2010,7 @@
           <w:color w:val="000000"/>
           <w:kern w:val="0"/>
           <w:lang w:eastAsia="es-ES"/>
-          <w14:ligatures w14:val="none"/>
+          <ns2:ligatures ns2:val="none"/>
         </w:rPr>
         <w:t>e</w:t>
       </w:r>
@@ -2020,7 +2020,7 @@
           <w:color w:val="000000"/>
           <w:kern w:val="0"/>
           <w:lang w:eastAsia="es-ES"/>
-          <w14:ligatures w14:val="none"/>
+          <ns2:ligatures ns2:val="none"/>
         </w:rPr>
         <w:t>l Banco</w:t>
       </w:r>
@@ -2030,7 +2030,7 @@
           <w:color w:val="000000"/>
           <w:kern w:val="0"/>
           <w:lang w:eastAsia="es-ES"/>
-          <w14:ligatures w14:val="none"/>
+          <ns2:ligatures ns2:val="none"/>
         </w:rPr>
         <w:t xml:space="preserve"> </w:t>
       </w:r>
@@ -2040,7 +2040,7 @@
           <w:color w:val="000000"/>
           <w:kern w:val="0"/>
           <w:lang w:eastAsia="es-ES"/>
-          <w14:ligatures w14:val="none"/>
+          <ns2:ligatures ns2:val="none"/>
         </w:rPr>
         <w:lastRenderedPageBreak/>
         <w:t>denegó el reclamo argumentando que</w:t>
@@ -2051,7 +2051,7 @@
           <w:color w:val="000000"/>
           <w:kern w:val="0"/>
           <w:lang w:eastAsia="es-ES"/>
-          <w14:ligatures w14:val="none"/>
+          <ns2:ligatures ns2:val="none"/>
         </w:rPr>
         <w:t xml:space="preserve"> </w:t>
       </w:r>
@@ -2061,7 +2061,7 @@
           <w:color w:val="000000"/>
           <w:kern w:val="0"/>
           <w:lang w:eastAsia="es-ES"/>
-          <w14:ligatures w14:val="none"/>
+          <ns2:ligatures ns2:val="none"/>
         </w:rPr>
         <w:t xml:space="preserve">la persona señalada como titular del seguro </w:t>
       </w:r>
@@ -2071,7 +2071,7 @@
           <w:color w:val="000000"/>
           <w:kern w:val="0"/>
           <w:lang w:eastAsia="es-ES"/>
-          <w14:ligatures w14:val="none"/>
+          <ns2:ligatures ns2:val="none"/>
         </w:rPr>
         <w:t>no contaba con tarjeta física</w:t>
       </w:r>
@@ -2081,12 +2081,12 @@
           <w:color w:val="000000"/>
           <w:kern w:val="0"/>
           <w:lang w:eastAsia="es-ES"/>
-          <w14:ligatures w14:val="none"/>
+          <ns2:ligatures ns2:val="none"/>
         </w:rPr>
         <w:t xml:space="preserve"> de su entidad bancaria.</w:t>
       </w:r>
     </w:p>
-    <w:p>
+    <w:p ns2:paraId="6B5957D7" ns2:textId="77777777">
       <w:pPr>
         <w:pStyle w:val="Prrafodelista"/>
         <w:rPr>
@@ -2094,11 +2094,11 @@
           <w:color w:val="000000"/>
           <w:kern w:val="0"/>
           <w:lang w:val="es-ES" w:eastAsia="es-ES"/>
-          <w14:ligatures w14:val="none"/>
-        </w:rPr>
-      </w:pPr>
-    </w:p>
-    <w:p>
+          <ns2:ligatures ns2:val="none"/>
+        </w:rPr>
+      </w:pPr>
+    </w:p>
+    <w:p ns2:paraId="44C44AB0" ns2:textId="3A6E8FCA">
       <w:pPr>
         <w:pStyle w:val="Prrafodelista"/>
         <w:numPr>
@@ -2115,16 +2115,16 @@
           <w:color w:val="000000"/>
           <w:kern w:val="0"/>
           <w:lang w:eastAsia="es-ES"/>
-          <w14:ligatures w14:val="none"/>
-        </w:rPr>
-      </w:pPr>
-      <w:r>
-        <w:rPr>
-          <w:rFonts w:ascii="Arial Narrow" w:eastAsia="Times New Roman" w:hAnsi="Arial Narrow" w:cs="Arial"/>
-          <w:color w:val="000000"/>
-          <w:kern w:val="0"/>
-          <w:lang w:val="es-ES" w:eastAsia="es-ES"/>
-          <w14:ligatures w14:val="none"/>
+          <ns2:ligatures ns2:val="none"/>
+        </w:rPr>
+      </w:pPr>
+      <w:r>
+        <w:rPr>
+          <w:rFonts w:ascii="Arial Narrow" w:eastAsia="Times New Roman" w:hAnsi="Arial Narrow" w:cs="Arial"/>
+          <w:color w:val="000000"/>
+          <w:kern w:val="0"/>
+          <w:lang w:val="es-ES" w:eastAsia="es-ES"/>
+          <ns2:ligatures ns2:val="none"/>
         </w:rPr>
         <w:t>El argumento de la falta de tarjeta se considera arbitrario, dado que e</w:t>
       </w:r>
@@ -2134,7 +2134,7 @@
           <w:color w:val="000000"/>
           <w:kern w:val="0"/>
           <w:lang w:val="es-ES" w:eastAsia="es-ES"/>
-          <w14:ligatures w14:val="none"/>
+          <ns2:ligatures ns2:val="none"/>
         </w:rPr>
         <w:t>l Banco</w:t>
       </w:r>
@@ -2144,12 +2144,12 @@
           <w:color w:val="000000"/>
           <w:kern w:val="0"/>
           <w:lang w:val="es-ES" w:eastAsia="es-ES"/>
-          <w14:ligatures w14:val="none"/>
+          <ns2:ligatures ns2:val="none"/>
         </w:rPr>
         <w:t xml:space="preserve"> conocía esta condición desde la apertura de la cuenta, siendo precisamente la razón por la cual se solicitó la contratación del seguro a nombre de la Sra. Api Huamán (como única titular de la tarjeta asociada).</w:t>
       </w:r>
     </w:p>
-    <w:p>
+    <w:p ns2:paraId="7E8EAD22" ns2:textId="77777777">
       <w:pPr>
         <w:pStyle w:val="Prrafodelista"/>
         <w:rPr>
@@ -2157,11 +2157,11 @@
           <w:color w:val="000000"/>
           <w:kern w:val="0"/>
           <w:lang w:eastAsia="es-ES"/>
-          <w14:ligatures w14:val="none"/>
-        </w:rPr>
-      </w:pPr>
-    </w:p>
-    <w:p>
+          <ns2:ligatures ns2:val="none"/>
+        </w:rPr>
+      </w:pPr>
+    </w:p>
+    <w:p ns2:paraId="576F8D20" ns2:textId="1112BDFC">
       <w:pPr>
         <w:pStyle w:val="Prrafodelista"/>
         <w:numPr>
@@ -2178,16 +2178,16 @@
           <w:color w:val="000000"/>
           <w:kern w:val="0"/>
           <w:lang w:eastAsia="es-ES"/>
-          <w14:ligatures w14:val="none"/>
-        </w:rPr>
-      </w:pPr>
-      <w:r>
-        <w:rPr>
-          <w:rFonts w:ascii="Arial Narrow" w:eastAsia="Times New Roman" w:hAnsi="Arial Narrow" w:cs="Arial"/>
-          <w:color w:val="000000"/>
-          <w:kern w:val="0"/>
-          <w:lang w:eastAsia="es-ES"/>
-          <w14:ligatures w14:val="none"/>
+          <ns2:ligatures ns2:val="none"/>
+        </w:rPr>
+      </w:pPr>
+      <w:r>
+        <w:rPr>
+          <w:rFonts w:ascii="Arial Narrow" w:eastAsia="Times New Roman" w:hAnsi="Arial Narrow" w:cs="Arial"/>
+          <w:color w:val="000000"/>
+          <w:kern w:val="0"/>
+          <w:lang w:eastAsia="es-ES"/>
+          <ns2:ligatures ns2:val="none"/>
         </w:rPr>
         <w:t>E</w:t>
       </w:r>
@@ -2197,7 +2197,7 @@
           <w:color w:val="000000"/>
           <w:kern w:val="0"/>
           <w:lang w:eastAsia="es-ES"/>
-          <w14:ligatures w14:val="none"/>
+          <ns2:ligatures ns2:val="none"/>
         </w:rPr>
         <w:t>l Banco</w:t>
       </w:r>
@@ -2207,7 +2207,7 @@
           <w:color w:val="000000"/>
           <w:kern w:val="0"/>
           <w:lang w:eastAsia="es-ES"/>
-          <w14:ligatures w14:val="none"/>
+          <ns2:ligatures ns2:val="none"/>
         </w:rPr>
         <w:t xml:space="preserve"> no activó alertas ni bloqueos, permitiendo el</w:t>
       </w:r>
@@ -2217,7 +2217,7 @@
           <w:color w:val="000000"/>
           <w:kern w:val="0"/>
           <w:lang w:eastAsia="es-ES"/>
-          <w14:ligatures w14:val="none"/>
+          <ns2:ligatures ns2:val="none"/>
         </w:rPr>
         <w:t xml:space="preserve"> retiro</w:t>
       </w:r>
@@ -2227,7 +2227,7 @@
           <w:color w:val="000000"/>
           <w:kern w:val="0"/>
           <w:lang w:eastAsia="es-ES"/>
-          <w14:ligatures w14:val="none"/>
+          <ns2:ligatures ns2:val="none"/>
         </w:rPr>
         <w:t xml:space="preserve"> fraudulento de los fondos</w:t>
       </w:r>
@@ -2237,7 +2237,7 @@
           <w:color w:val="000000"/>
           <w:kern w:val="0"/>
           <w:lang w:eastAsia="es-ES"/>
-          <w14:ligatures w14:val="none"/>
+          <ns2:ligatures ns2:val="none"/>
         </w:rPr>
         <w:t xml:space="preserve"> de </w:t>
       </w:r>
@@ -2247,7 +2247,7 @@
           <w:color w:val="000000"/>
           <w:kern w:val="0"/>
           <w:lang w:eastAsia="es-ES"/>
-          <w14:ligatures w14:val="none"/>
+          <ns2:ligatures ns2:val="none"/>
         </w:rPr>
         <w:t>la cuenta mancomunad</w:t>
       </w:r>
@@ -2257,7 +2257,7 @@
           <w:color w:val="000000"/>
           <w:kern w:val="0"/>
           <w:lang w:eastAsia="es-ES"/>
-          <w14:ligatures w14:val="none"/>
+          <ns2:ligatures ns2:val="none"/>
         </w:rPr>
         <w:t>a.</w:t>
       </w:r>
@@ -2267,7 +2267,7 @@
           <w:color w:val="000000"/>
           <w:kern w:val="0"/>
           <w:lang w:eastAsia="es-ES"/>
-          <w14:ligatures w14:val="none"/>
+          <ns2:ligatures ns2:val="none"/>
         </w:rPr>
         <w:t xml:space="preserve"> </w:t>
       </w:r>
@@ -2277,7 +2277,7 @@
           <w:color w:val="000000"/>
           <w:kern w:val="0"/>
           <w:lang w:eastAsia="es-ES"/>
-          <w14:ligatures w14:val="none"/>
+          <ns2:ligatures ns2:val="none"/>
         </w:rPr>
         <w:t>P</w:t>
       </w:r>
@@ -2287,7 +2287,7 @@
           <w:color w:val="000000"/>
           <w:kern w:val="0"/>
           <w:lang w:eastAsia="es-ES"/>
-          <w14:ligatures w14:val="none"/>
+          <ns2:ligatures ns2:val="none"/>
         </w:rPr>
         <w:t xml:space="preserve">osterior al fraude, </w:t>
       </w:r>
@@ -2297,7 +2297,7 @@
           <w:color w:val="000000"/>
           <w:kern w:val="0"/>
           <w:lang w:eastAsia="es-ES"/>
-          <w14:ligatures w14:val="none"/>
+          <ns2:ligatures ns2:val="none"/>
         </w:rPr>
         <w:t xml:space="preserve">recién informó </w:t>
       </w:r>
@@ -2307,7 +2307,7 @@
           <w:color w:val="000000"/>
           <w:kern w:val="0"/>
           <w:lang w:eastAsia="es-ES"/>
-          <w14:ligatures w14:val="none"/>
+          <ns2:ligatures ns2:val="none"/>
         </w:rPr>
         <w:t>sobre la habilitación de su sistema "ALERTAS BCP"</w:t>
       </w:r>
@@ -2317,7 +2317,7 @@
           <w:color w:val="000000"/>
           <w:kern w:val="0"/>
           <w:lang w:eastAsia="es-ES"/>
-          <w14:ligatures w14:val="none"/>
+          <ns2:ligatures ns2:val="none"/>
         </w:rPr>
         <w:t xml:space="preserve">, lo que </w:t>
       </w:r>
@@ -2327,7 +2327,7 @@
           <w:color w:val="000000"/>
           <w:kern w:val="0"/>
           <w:lang w:eastAsia="es-ES"/>
-          <w14:ligatures w14:val="none"/>
+          <ns2:ligatures ns2:val="none"/>
         </w:rPr>
         <w:t>dem</w:t>
       </w:r>
@@ -2337,7 +2337,7 @@
           <w:color w:val="000000"/>
           <w:kern w:val="0"/>
           <w:lang w:eastAsia="es-ES"/>
-          <w14:ligatures w14:val="none"/>
+          <ns2:ligatures ns2:val="none"/>
         </w:rPr>
         <w:t>ostraría</w:t>
       </w:r>
@@ -2347,12 +2347,12 @@
           <w:color w:val="000000"/>
           <w:kern w:val="0"/>
           <w:lang w:eastAsia="es-ES"/>
-          <w14:ligatures w14:val="none"/>
+          <ns2:ligatures ns2:val="none"/>
         </w:rPr>
         <w:t xml:space="preserve"> que a la fecha del siniestro (05 de mayo de 2024) no contaba con mecanismos de seguridad adecuados, facilitando la sustracción de fondos.</w:t>
       </w:r>
     </w:p>
-    <w:p>
+    <w:p ns2:paraId="41ADE1C7" ns2:textId="77777777">
       <w:pPr>
         <w:tabs>
           <w:tab w:val="num" w:pos="1440"/>
@@ -2365,11 +2365,11 @@
           <w:color w:val="000000"/>
           <w:kern w:val="0"/>
           <w:lang w:val="es-ES" w:eastAsia="es-ES"/>
-          <w14:ligatures w14:val="none"/>
-        </w:rPr>
-      </w:pPr>
-    </w:p>
-    <w:p>
+          <ns2:ligatures ns2:val="none"/>
+        </w:rPr>
+      </w:pPr>
+    </w:p>
+    <w:p ns2:paraId="4FB15987" ns2:textId="32A2C57D">
       <w:pPr>
         <w:numPr>
           <w:ilvl w:val="1"/>
@@ -2387,16 +2387,16 @@
           <w:color w:val="000000"/>
           <w:kern w:val="0"/>
           <w:lang w:val="es-ES" w:eastAsia="es-ES"/>
-          <w14:ligatures w14:val="none"/>
-        </w:rPr>
-      </w:pPr>
-      <w:r>
-        <w:rPr>
-          <w:rFonts w:ascii="Arial Narrow" w:eastAsia="Times New Roman" w:hAnsi="Arial Narrow" w:cs="Arial"/>
-          <w:color w:val="000000"/>
-          <w:kern w:val="0"/>
-          <w:lang w:val="es-ES" w:eastAsia="es-ES"/>
-          <w14:ligatures w14:val="none"/>
+          <ns2:ligatures ns2:val="none"/>
+        </w:rPr>
+      </w:pPr>
+      <w:r>
+        <w:rPr>
+          <w:rFonts w:ascii="Arial Narrow" w:eastAsia="Times New Roman" w:hAnsi="Arial Narrow" w:cs="Arial"/>
+          <w:color w:val="000000"/>
+          <w:kern w:val="0"/>
+          <w:lang w:val="es-ES" w:eastAsia="es-ES"/>
+          <ns2:ligatures ns2:val="none"/>
         </w:rPr>
         <w:t xml:space="preserve">La señora [APELLIDO] solicitó, en calidad de medida correctiva, que el Banco y Pacífico cumplan con: i) la devolución del monto faltante ascendente a S/ 13 512,00, correspondiente a la diferencia no cubierta por la indemnización parcial del Seguro de Protección de Fondos, más los intereses legales correspondientes. Asimismo, requirió la devolución de las costas del proceso.</w:t>
       </w:r>
@@ -2406,7 +2406,7 @@
           <w:color w:val="000000"/>
           <w:kern w:val="0"/>
           <w:lang w:val="es-ES" w:eastAsia="es-ES"/>
-          <w14:ligatures w14:val="none"/>
+          <ns2:ligatures ns2:val="none"/>
         </w:rPr>
         <w:t xml:space="preserve"/>
       </w:r>
@@ -2417,7 +2417,7 @@
           <w:color w:val="000000"/>
           <w:kern w:val="0"/>
           <w:lang w:val="es-ES" w:eastAsia="es-ES"/>
-          <w14:ligatures w14:val="none"/>
+          <ns2:ligatures ns2:val="none"/>
         </w:rPr>
         <w:t/>
       </w:r>
@@ -2427,7 +2427,7 @@
           <w:color w:val="000000"/>
           <w:kern w:val="0"/>
           <w:lang w:val="es-ES" w:eastAsia="es-ES"/>
-          <w14:ligatures w14:val="none"/>
+          <ns2:ligatures ns2:val="none"/>
         </w:rPr>
         <w:t/>
       </w:r>
@@ -2437,7 +2437,7 @@
           <w:color w:val="000000"/>
           <w:kern w:val="0"/>
           <w:lang w:val="es-ES" w:eastAsia="es-ES"/>
-          <w14:ligatures w14:val="none"/>
+          <ns2:ligatures ns2:val="none"/>
         </w:rPr>
         <w:t xml:space="preserve"/>
       </w:r>
@@ -2447,7 +2447,7 @@
           <w:color w:val="000000"/>
           <w:kern w:val="0"/>
           <w:lang w:val="es-ES" w:eastAsia="es-ES"/>
-          <w14:ligatures w14:val="none"/>
+          <ns2:ligatures ns2:val="none"/>
         </w:rPr>
         <w:t/>
       </w:r>
@@ -2457,7 +2457,7 @@
           <w:color w:val="000000"/>
           <w:kern w:val="0"/>
           <w:lang w:val="es-ES" w:eastAsia="es-ES"/>
-          <w14:ligatures w14:val="none"/>
+          <ns2:ligatures ns2:val="none"/>
         </w:rPr>
         <w:t xml:space="preserve"/>
       </w:r>
@@ -2467,7 +2467,7 @@
           <w:color w:val="000000"/>
           <w:kern w:val="0"/>
           <w:lang w:val="es-ES" w:eastAsia="es-ES"/>
-          <w14:ligatures w14:val="none"/>
+          <ns2:ligatures ns2:val="none"/>
         </w:rPr>
         <w:t/>
       </w:r>
@@ -2477,7 +2477,7 @@
           <w:color w:val="000000"/>
           <w:kern w:val="0"/>
           <w:lang w:eastAsia="es-ES"/>
-          <w14:ligatures w14:val="none"/>
+          <ns2:ligatures ns2:val="none"/>
         </w:rPr>
         <w:t xml:space="preserve"/>
       </w:r>
@@ -2487,7 +2487,7 @@
           <w:color w:val="000000"/>
           <w:kern w:val="0"/>
           <w:lang w:eastAsia="es-ES"/>
-          <w14:ligatures w14:val="none"/>
+          <ns2:ligatures ns2:val="none"/>
         </w:rPr>
         <w:t xml:space="preserve"/>
       </w:r>
@@ -2497,7 +2497,7 @@
           <w:color w:val="000000"/>
           <w:kern w:val="0"/>
           <w:lang w:eastAsia="es-ES"/>
-          <w14:ligatures w14:val="none"/>
+          <ns2:ligatures ns2:val="none"/>
         </w:rPr>
         <w:t/>
       </w:r>
@@ -2507,7 +2507,7 @@
           <w:color w:val="000000"/>
           <w:kern w:val="0"/>
           <w:lang w:eastAsia="es-ES"/>
-          <w14:ligatures w14:val="none"/>
+          <ns2:ligatures ns2:val="none"/>
         </w:rPr>
         <w:t/>
       </w:r>
@@ -2517,7 +2517,7 @@
           <w:color w:val="000000"/>
           <w:kern w:val="0"/>
           <w:lang w:eastAsia="es-ES"/>
-          <w14:ligatures w14:val="none"/>
+          <ns2:ligatures ns2:val="none"/>
         </w:rPr>
         <w:t/>
       </w:r>
@@ -2527,7 +2527,7 @@
           <w:color w:val="000000"/>
           <w:kern w:val="0"/>
           <w:lang w:eastAsia="es-ES"/>
-          <w14:ligatures w14:val="none"/>
+          <ns2:ligatures ns2:val="none"/>
         </w:rPr>
         <w:t xml:space="preserve"/>
       </w:r>
@@ -2538,7 +2538,7 @@
           <w:kern w:val="0"/>
           <w:u w:val="single"/>
           <w:lang w:eastAsia="es-ES"/>
-          <w14:ligatures w14:val="none"/>
+          <ns2:ligatures ns2:val="none"/>
         </w:rPr>
         <w:t/>
       </w:r>
@@ -2548,13 +2548,13 @@
           <w:color w:val="000000"/>
           <w:kern w:val="0"/>
           <w:lang w:eastAsia="es-ES"/>
-          <w14:ligatures w14:val="none"/>
+          <ns2:ligatures ns2:val="none"/>
         </w:rPr>
         <w:t/>
       </w:r>
     </w:p>
     <w:bookmarkEnd w:id="1"/>
-    <w:p>
+    <w:p ns2:paraId="61C46995" ns2:textId="77777777">
       <w:pPr>
         <w:spacing w:after="0" w:line="240" w:lineRule="auto"/>
         <w:contextualSpacing/>
@@ -2565,11 +2565,11 @@
           <w:color w:val="000000"/>
           <w:kern w:val="0"/>
           <w:lang w:eastAsia="es-PE"/>
-          <w14:ligatures w14:val="none"/>
-        </w:rPr>
-      </w:pPr>
-    </w:p>
-    <w:p>
+          <ns2:ligatures ns2:val="none"/>
+        </w:rPr>
+      </w:pPr>
+    </w:p>
+    <w:p ns2:paraId="4713554A" ns2:textId="77777777">
       <w:pPr>
         <w:pStyle w:val="Prrafodelista"/>
         <w:numPr>
@@ -2589,22 +2589,22 @@
           <w:color w:val="000000"/>
           <w:kern w:val="0"/>
           <w:lang w:eastAsia="es-PE"/>
-          <w14:ligatures w14:val="none"/>
-        </w:rPr>
-      </w:pPr>
-      <w:r>
-        <w:rPr>
-          <w:rFonts w:ascii="Arial Narrow" w:eastAsia="Arial Narrow" w:hAnsi="Arial Narrow" w:cs="Arial Narrow"/>
-          <w:b/>
-          <w:color w:val="000000"/>
-          <w:kern w:val="0"/>
-          <w:lang w:eastAsia="es-PE"/>
-          <w14:ligatures w14:val="none"/>
+          <ns2:ligatures ns2:val="none"/>
+        </w:rPr>
+      </w:pPr>
+      <w:r>
+        <w:rPr>
+          <w:rFonts w:ascii="Arial Narrow" w:eastAsia="Arial Narrow" w:hAnsi="Arial Narrow" w:cs="Arial Narrow"/>
+          <w:b/>
+          <w:color w:val="000000"/>
+          <w:kern w:val="0"/>
+          <w:lang w:eastAsia="es-PE"/>
+          <ns2:ligatures ns2:val="none"/>
         </w:rPr>
         <w:t>DE LA ADMISIÓN A TRÁMITE DE LA DENUNCIA</w:t>
       </w:r>
     </w:p>
-    <w:p>
+    <w:p ns2:paraId="4BBBE1C2" ns2:textId="77777777">
       <w:pPr>
         <w:spacing w:after="0" w:line="240" w:lineRule="auto"/>
         <w:ind w:left="567"/>
@@ -2616,11 +2616,11 @@
           <w:color w:val="000000"/>
           <w:kern w:val="0"/>
           <w:lang w:eastAsia="es-PE"/>
-          <w14:ligatures w14:val="none"/>
-        </w:rPr>
-      </w:pPr>
-    </w:p>
-    <w:p>
+          <ns2:ligatures ns2:val="none"/>
+        </w:rPr>
+      </w:pPr>
+    </w:p>
+    <w:p ns2:paraId="749C69A0" ns2:textId="3A5E86C2">
       <w:pPr>
         <w:pStyle w:val="Prrafodelista"/>
         <w:numPr>
@@ -2633,7 +2633,7 @@
         <w:rPr>
           <w:rFonts w:ascii="Arial Narrow" w:eastAsia="Arial Narrow" w:hAnsi="Arial Narrow" w:cs="Arial Narrow"/>
           <w:kern w:val="0"/>
-          <w14:ligatures w14:val="none"/>
+          <ns2:ligatures ns2:val="none"/>
         </w:rPr>
       </w:pPr>
       <w:bookmarkStart w:id="2" w:name="_Hlk140755208"/>
@@ -2645,7 +2645,7 @@
           <w:color w:val="000000"/>
           <w:kern w:val="0"/>
           <w:lang w:eastAsia="es-PE"/>
-          <w14:ligatures w14:val="none"/>
+          <ns2:ligatures ns2:val="none"/>
         </w:rPr>
         <w:t xml:space="preserve">La Secretaría </w:t>
       </w:r>
@@ -2658,7 +2658,7 @@
           <w:color w:val="000000"/>
           <w:kern w:val="0"/>
           <w:lang w:eastAsia="es-PE"/>
-          <w14:ligatures w14:val="none"/>
+          <ns2:ligatures ns2:val="none"/>
         </w:rPr>
         <w:t>Técnica de la Comisión de Protección al Consumidor 1 (en adelante, la Secretaría Técnica), en ejercicio de sus facultades</w:t>
       </w:r>
@@ -2668,7 +2668,7 @@
           <w:rFonts w:ascii="Arial Narrow" w:eastAsia="Arial Narrow" w:hAnsi="Arial Narrow" w:cs="Arial Narrow"/>
           <w:kern w:val="0"/>
           <w:vertAlign w:val="superscript"/>
-          <w14:ligatures w14:val="none"/>
+          <ns2:ligatures ns2:val="none"/>
         </w:rPr>
         <w:footnoteReference w:id="2"/>
       </w:r>
@@ -2678,7 +2678,7 @@
           <w:color w:val="000000"/>
           <w:kern w:val="0"/>
           <w:lang w:eastAsia="es-PE"/>
-          <w14:ligatures w14:val="none"/>
+          <ns2:ligatures ns2:val="none"/>
         </w:rPr>
         <w:t xml:space="preserve">, considera </w:t>
       </w:r>
@@ -2686,7 +2686,7 @@
         <w:rPr>
           <w:rFonts w:ascii="Arial Narrow" w:eastAsia="Arial Narrow" w:hAnsi="Arial Narrow" w:cs="Arial Narrow"/>
           <w:kern w:val="0"/>
-          <w14:ligatures w14:val="none"/>
+          <ns2:ligatures ns2:val="none"/>
         </w:rPr>
         <w:t xml:space="preserve">que el hecho denunciado, </w:t>
       </w:r>
@@ -2694,7 +2694,7 @@
         <w:rPr>
           <w:rFonts w:ascii="Arial Narrow" w:eastAsia="Arial Narrow" w:hAnsi="Arial Narrow" w:cs="Arial Narrow"/>
           <w:kern w:val="0"/>
-          <w14:ligatures w14:val="none"/>
+          <ns2:ligatures ns2:val="none"/>
         </w:rPr>
         <w:t xml:space="preserve">consistente en que </w:t>
       </w:r>
@@ -2705,7 +2705,7 @@
           <w:kern w:val="0"/>
           <w:shd w:val="clear" w:color="auto" w:fill="FFFFFF"/>
           <w:lang w:eastAsia="es-PE"/>
-          <w14:ligatures w14:val="none"/>
+          <ns2:ligatures ns2:val="none"/>
         </w:rPr>
         <w:t xml:space="preserve">el Banco de Crédito del Perú S.A. habría negado injustificadamente otorgar la cobertura del monto reclamado por el siniestro ocurrido el 5 de mayo de 2024, pese a que al momento de la contratación de la Póliza </w:t>
       </w:r>
@@ -2717,7 +2717,7 @@
           <w:kern w:val="0"/>
           <w:shd w:val="clear" w:color="auto" w:fill="FFFFFF"/>
           <w:lang w:eastAsia="es-PE"/>
-          <w14:ligatures w14:val="none"/>
+          <ns2:ligatures ns2:val="none"/>
         </w:rPr>
         <w:t/>
       </w:r>
@@ -2729,7 +2729,7 @@
           <w:kern w:val="0"/>
           <w:shd w:val="clear" w:color="auto" w:fill="FFFFFF"/>
           <w:lang w:eastAsia="es-PE"/>
-          <w14:ligatures w14:val="none"/>
+          <ns2:ligatures ns2:val="none"/>
         </w:rPr>
         <w:t xml:space="preserve"> 1000001429 se ofreció una cobertura total de los fondos de la cuenta mancomunada </w:t>
       </w:r>
@@ -2741,7 +2741,7 @@
           <w:kern w:val="0"/>
           <w:shd w:val="clear" w:color="auto" w:fill="FFFFFF"/>
           <w:lang w:eastAsia="es-PE"/>
-          <w14:ligatures w14:val="none"/>
+          <ns2:ligatures ns2:val="none"/>
         </w:rPr>
         <w:t/>
       </w:r>
@@ -2753,7 +2753,7 @@
           <w:kern w:val="0"/>
           <w:shd w:val="clear" w:color="auto" w:fill="FFFFFF"/>
           <w:lang w:eastAsia="es-PE"/>
-          <w14:ligatures w14:val="none"/>
+          <ns2:ligatures ns2:val="none"/>
         </w:rPr>
         <w:t xml:space="preserve"> 194-913xxxxx-0-00</w:t>
       </w:r>
@@ -2761,7 +2761,7 @@
         <w:rPr>
           <w:rFonts w:ascii="Arial Narrow" w:eastAsia="Arial Narrow" w:hAnsi="Arial Narrow" w:cs="Arial Narrow"/>
           <w:kern w:val="0"/>
-          <w14:ligatures w14:val="none"/>
+          <ns2:ligatures ns2:val="none"/>
         </w:rPr>
         <w:t>; involucraría una presunta afectación a sus expectativas, quien no habría encontrado una correspondencia entre lo que esperaba recibir de parte del proveedor y lo que realmente recibió. Por consiguiente, corresponde calificar el hecho materia de denuncia como una presunta infracción al deber de idoneidad, tipificado en los artículos 18</w:t>
       </w:r>
@@ -2771,7 +2771,7 @@
           <w:color w:val="000000"/>
           <w:kern w:val="0"/>
           <w:lang w:eastAsia="es-PE"/>
-          <w14:ligatures w14:val="none"/>
+          <ns2:ligatures ns2:val="none"/>
         </w:rPr>
         <w:t/>
       </w:r>
@@ -2779,7 +2779,7 @@
         <w:rPr>
           <w:rFonts w:ascii="Arial Narrow" w:eastAsia="Arial Narrow" w:hAnsi="Arial Narrow" w:cs="Arial Narrow"/>
           <w:kern w:val="0"/>
-          <w14:ligatures w14:val="none"/>
+          <ns2:ligatures ns2:val="none"/>
         </w:rPr>
         <w:t xml:space="preserve"> y 19</w:t>
       </w:r>
@@ -2789,7 +2789,7 @@
           <w:color w:val="000000"/>
           <w:kern w:val="0"/>
           <w:lang w:eastAsia="es-PE"/>
-          <w14:ligatures w14:val="none"/>
+          <ns2:ligatures ns2:val="none"/>
         </w:rPr>
         <w:t/>
       </w:r>
@@ -2797,7 +2797,7 @@
         <w:rPr>
           <w:rFonts w:ascii="Arial Narrow" w:eastAsia="Arial Narrow" w:hAnsi="Arial Narrow" w:cs="Arial Narrow"/>
           <w:kern w:val="0"/>
-          <w14:ligatures w14:val="none"/>
+          <ns2:ligatures ns2:val="none"/>
         </w:rPr>
         <w:t xml:space="preserve"> del Código</w:t>
       </w:r>
@@ -2808,7 +2808,7 @@
           <w:rFonts w:ascii="Arial Narrow" w:eastAsia="Arial Narrow" w:hAnsi="Arial Narrow" w:cs="Arial"/>
           <w:kern w:val="0"/>
           <w:vertAlign w:val="superscript"/>
-          <w14:ligatures w14:val="none"/>
+          <ns2:ligatures ns2:val="none"/>
         </w:rPr>
         <w:footnoteReference w:id="3"/>
       </w:r>
@@ -2816,13 +2816,13 @@
         <w:rPr>
           <w:rFonts w:ascii="Arial Narrow" w:eastAsia="Arial Narrow" w:hAnsi="Arial Narrow" w:cs="Arial Narrow"/>
           <w:kern w:val="0"/>
-          <w14:ligatures w14:val="none"/>
+          <ns2:ligatures ns2:val="none"/>
         </w:rPr>
         <w:t>.</w:t>
       </w:r>
       <w:bookmarkEnd w:id="5"/>
     </w:p>
-    <w:p>
+    <w:p ns2:paraId="2F8D23C0" ns2:textId="77777777">
       <w:pPr>
         <w:pStyle w:val="Prrafodelista"/>
         <w:spacing w:after="0" w:line="240" w:lineRule="auto"/>
@@ -2831,11 +2831,11 @@
         <w:rPr>
           <w:rFonts w:ascii="Arial Narrow" w:eastAsia="Arial Narrow" w:hAnsi="Arial Narrow" w:cs="Arial Narrow"/>
           <w:kern w:val="0"/>
-          <w14:ligatures w14:val="none"/>
-        </w:rPr>
-      </w:pPr>
-    </w:p>
-    <w:p>
+          <ns2:ligatures ns2:val="none"/>
+        </w:rPr>
+      </w:pPr>
+    </w:p>
+    <w:p ns2:paraId="54A143B5" ns2:textId="17918C2C">
       <w:pPr>
         <w:pStyle w:val="Prrafodelista"/>
         <w:numPr>
@@ -2848,14 +2848,14 @@
         <w:rPr>
           <w:rFonts w:ascii="Arial Narrow" w:eastAsia="Arial Narrow" w:hAnsi="Arial Narrow" w:cs="Arial Narrow"/>
           <w:kern w:val="0"/>
-          <w14:ligatures w14:val="none"/>
-        </w:rPr>
-      </w:pPr>
-      <w:r>
-        <w:rPr>
-          <w:rFonts w:ascii="Arial Narrow" w:eastAsia="Arial Narrow" w:hAnsi="Arial Narrow" w:cs="Arial Narrow"/>
-          <w:kern w:val="0"/>
-          <w14:ligatures w14:val="none"/>
+          <ns2:ligatures ns2:val="none"/>
+        </w:rPr>
+      </w:pPr>
+      <w:r>
+        <w:rPr>
+          <w:rFonts w:ascii="Arial Narrow" w:eastAsia="Arial Narrow" w:hAnsi="Arial Narrow" w:cs="Arial Narrow"/>
+          <w:kern w:val="0"/>
+          <ns2:ligatures ns2:val="none"/>
         </w:rPr>
         <w:t xml:space="preserve">Así también, la Secretaría Técnica, en ejercicio de sus facultades, </w:t>
       </w:r>
@@ -2866,7 +2866,7 @@
           <w:color w:val="000000"/>
           <w:kern w:val="0"/>
           <w:lang w:eastAsia="es-PE"/>
-          <w14:ligatures w14:val="none"/>
+          <ns2:ligatures ns2:val="none"/>
         </w:rPr>
         <w:t xml:space="preserve">considera </w:t>
       </w:r>
@@ -2874,7 +2874,7 @@
         <w:rPr>
           <w:rFonts w:ascii="Arial Narrow" w:eastAsia="Arial Narrow" w:hAnsi="Arial Narrow" w:cs="Arial Narrow"/>
           <w:kern w:val="0"/>
-          <w14:ligatures w14:val="none"/>
+          <ns2:ligatures ns2:val="none"/>
         </w:rPr>
         <w:t xml:space="preserve">que el hecho denunciado, consistente en que </w:t>
       </w:r>
@@ -2882,7 +2882,7 @@
         <w:rPr>
           <w:rFonts w:ascii="Arial Narrow" w:eastAsia="Arial Narrow" w:hAnsi="Arial Narrow" w:cs="Arial Narrow"/>
           <w:kern w:val="0"/>
-          <w14:ligatures w14:val="none"/>
+          <ns2:ligatures ns2:val="none"/>
         </w:rPr>
         <w:t xml:space="preserve">el Banco de Crédito del Perú S.A. y Pacífico Compañía de Seguros y Reaseguros S.A. habrían incurrido en métodos comerciales coercitivos al contratar indebidamente la Póliza </w:t>
       </w:r>
@@ -2891,7 +2891,7 @@
         <w:rPr>
           <w:rFonts w:ascii="Arial Narrow" w:eastAsia="Arial Narrow" w:hAnsi="Arial Narrow" w:cs="Arial Narrow"/>
           <w:kern w:val="0"/>
-          <w14:ligatures w14:val="none"/>
+          <ns2:ligatures ns2:val="none"/>
         </w:rPr>
         <w:t/>
       </w:r>
@@ -2900,7 +2900,7 @@
         <w:rPr>
           <w:rFonts w:ascii="Arial Narrow" w:eastAsia="Arial Narrow" w:hAnsi="Arial Narrow" w:cs="Arial Narrow"/>
           <w:kern w:val="0"/>
-          <w14:ligatures w14:val="none"/>
+          <ns2:ligatures ns2:val="none"/>
         </w:rPr>
         <w:t xml:space="preserve"> 1000001429 y designar a un titular no autorizado, modificando unilateralmente las condiciones acordadas al momento de la suscripción del contrato y dejando en desprotección a la cuenta mancomunada </w:t>
       </w:r>
@@ -2909,7 +2909,7 @@
         <w:rPr>
           <w:rFonts w:ascii="Arial Narrow" w:eastAsia="Arial Narrow" w:hAnsi="Arial Narrow" w:cs="Arial Narrow"/>
           <w:kern w:val="0"/>
-          <w14:ligatures w14:val="none"/>
+          <ns2:ligatures ns2:val="none"/>
         </w:rPr>
         <w:t/>
       </w:r>
@@ -2918,7 +2918,7 @@
         <w:rPr>
           <w:rFonts w:ascii="Arial Narrow" w:eastAsia="Arial Narrow" w:hAnsi="Arial Narrow" w:cs="Arial Narrow"/>
           <w:kern w:val="0"/>
-          <w14:ligatures w14:val="none"/>
+          <ns2:ligatures ns2:val="none"/>
         </w:rPr>
         <w:t xml:space="preserve"> 194-913xxxxx-0-00</w:t>
       </w:r>
@@ -2926,7 +2926,7 @@
         <w:rPr>
           <w:rFonts w:ascii="Arial Narrow" w:eastAsia="Arial Narrow" w:hAnsi="Arial Narrow" w:cs="Arial Narrow"/>
           <w:kern w:val="0"/>
-          <w14:ligatures w14:val="none"/>
+          <ns2:ligatures ns2:val="none"/>
         </w:rPr>
         <w:t xml:space="preserve">. </w:t>
       </w:r>
@@ -2937,7 +2937,7 @@
           <w:color w:val="000000"/>
           <w:kern w:val="0"/>
           <w:lang w:eastAsia="es-PE"/>
-          <w14:ligatures w14:val="none"/>
+          <ns2:ligatures ns2:val="none"/>
         </w:rPr>
         <w:t>Por consiguiente, corresponde calificar el hecho materia de denuncia como una presunta infracción al deber de protección contra los métodos comerciales</w:t>
       </w:r>
@@ -2948,7 +2948,7 @@
           <w:color w:val="000000"/>
           <w:kern w:val="0"/>
           <w:lang w:eastAsia="es-PE"/>
-          <w14:ligatures w14:val="none"/>
+          <ns2:ligatures ns2:val="none"/>
         </w:rPr>
         <w:t xml:space="preserve"> coercitivos</w:t>
       </w:r>
@@ -2959,7 +2959,7 @@
           <w:color w:val="000000"/>
           <w:kern w:val="0"/>
           <w:lang w:eastAsia="es-PE"/>
-          <w14:ligatures w14:val="none"/>
+          <ns2:ligatures ns2:val="none"/>
         </w:rPr>
         <w:t xml:space="preserve">, tipificado en </w:t>
       </w:r>
@@ -2970,7 +2970,7 @@
           <w:kern w:val="0"/>
           <w:shd w:val="clear" w:color="auto" w:fill="FFFFFF"/>
           <w:lang w:eastAsia="es-PE"/>
-          <w14:ligatures w14:val="none"/>
+          <ns2:ligatures ns2:val="none"/>
         </w:rPr>
         <w:t>literal</w:t>
       </w:r>
@@ -2981,7 +2981,7 @@
           <w:kern w:val="0"/>
           <w:shd w:val="clear" w:color="auto" w:fill="FFFFFF"/>
           <w:lang w:eastAsia="es-PE"/>
-          <w14:ligatures w14:val="none"/>
+          <ns2:ligatures ns2:val="none"/>
         </w:rPr>
         <w:t xml:space="preserve"> c) y</w:t>
       </w:r>
@@ -2992,7 +2992,7 @@
           <w:kern w:val="0"/>
           <w:shd w:val="clear" w:color="auto" w:fill="FFFFFF"/>
           <w:lang w:eastAsia="es-PE"/>
-          <w14:ligatures w14:val="none"/>
+          <ns2:ligatures ns2:val="none"/>
         </w:rPr>
         <w:t xml:space="preserve"> </w:t>
       </w:r>
@@ -3003,7 +3003,7 @@
           <w:kern w:val="0"/>
           <w:shd w:val="clear" w:color="auto" w:fill="FFFFFF"/>
           <w:lang w:eastAsia="es-PE"/>
-          <w14:ligatures w14:val="none"/>
+          <ns2:ligatures ns2:val="none"/>
         </w:rPr>
         <w:t>d</w:t>
       </w:r>
@@ -3014,7 +3014,7 @@
           <w:kern w:val="0"/>
           <w:shd w:val="clear" w:color="auto" w:fill="FFFFFF"/>
           <w:lang w:eastAsia="es-PE"/>
-          <w14:ligatures w14:val="none"/>
+          <ns2:ligatures ns2:val="none"/>
         </w:rPr>
         <w:t xml:space="preserve">) del artículo 56 </w:t>
       </w:r>
@@ -3025,7 +3025,7 @@
           <w:color w:val="000000"/>
           <w:kern w:val="0"/>
           <w:lang w:eastAsia="es-PE"/>
-          <w14:ligatures w14:val="none"/>
+          <ns2:ligatures ns2:val="none"/>
         </w:rPr>
         <w:t>del Código</w:t>
       </w:r>
@@ -3044,13 +3044,13 @@
           <w:color w:val="000000"/>
           <w:kern w:val="0"/>
           <w:lang w:eastAsia="es-PE"/>
-          <w14:ligatures w14:val="none"/>
+          <ns2:ligatures ns2:val="none"/>
         </w:rPr>
         <w:t xml:space="preserve">. </w:t>
       </w:r>
     </w:p>
     <w:bookmarkEnd w:id="6"/>
-    <w:p>
+    <w:p ns2:paraId="61A06595" ns2:textId="77777777">
       <w:pPr>
         <w:pStyle w:val="Prrafodelista"/>
         <w:spacing w:line="240" w:lineRule="auto"/>
@@ -3061,11 +3061,11 @@
           <w:color w:val="000000"/>
           <w:kern w:val="0"/>
           <w:lang w:eastAsia="es-PE"/>
-          <w14:ligatures w14:val="none"/>
-        </w:rPr>
-      </w:pPr>
-    </w:p>
-    <w:p>
+          <ns2:ligatures ns2:val="none"/>
+        </w:rPr>
+      </w:pPr>
+    </w:p>
+    <w:p ns2:paraId="12CC45FE" ns2:textId="5D353DD2">
       <w:pPr>
         <w:pStyle w:val="Prrafodelista"/>
         <w:numPr>
@@ -3079,7 +3079,7 @@
           <w:rFonts w:ascii="Arial Narrow" w:eastAsia="Calibri" w:hAnsi="Arial Narrow" w:cs="Arial Narrow"/>
           <w:kern w:val="0"/>
           <w:lang w:eastAsia="es-PE"/>
-          <w14:ligatures w14:val="none"/>
+          <ns2:ligatures ns2:val="none"/>
         </w:rPr>
       </w:pPr>
       <w:r>
@@ -3087,7 +3087,7 @@
           <w:rFonts w:ascii="Arial Narrow" w:eastAsia="Calibri" w:hAnsi="Arial Narrow" w:cs="Arial Narrow"/>
           <w:kern w:val="0"/>
           <w:lang w:eastAsia="es-PE"/>
-          <w14:ligatures w14:val="none"/>
+          <ns2:ligatures ns2:val="none"/>
         </w:rPr>
         <w:t xml:space="preserve">Del mismo modo, </w:t>
       </w:r>
@@ -3095,7 +3095,7 @@
         <w:rPr>
           <w:rFonts w:ascii="Arial Narrow" w:eastAsia="Arial Narrow" w:hAnsi="Arial Narrow" w:cs="Arial Narrow"/>
           <w:kern w:val="0"/>
-          <w14:ligatures w14:val="none"/>
+          <ns2:ligatures ns2:val="none"/>
         </w:rPr>
         <w:t xml:space="preserve">la Secretaría Técnica, en ejercicio de sus facultades, </w:t>
       </w:r>
@@ -3105,7 +3105,7 @@
           <w:color w:val="000000"/>
           <w:kern w:val="0"/>
           <w:lang w:eastAsia="es-PE"/>
-          <w14:ligatures w14:val="none"/>
+          <ns2:ligatures ns2:val="none"/>
         </w:rPr>
         <w:t xml:space="preserve">considera </w:t>
       </w:r>
@@ -3113,7 +3113,7 @@
         <w:rPr>
           <w:rFonts w:ascii="Arial Narrow" w:eastAsia="Arial Narrow" w:hAnsi="Arial Narrow" w:cs="Arial Narrow"/>
           <w:kern w:val="0"/>
-          <w14:ligatures w14:val="none"/>
+          <ns2:ligatures ns2:val="none"/>
         </w:rPr>
         <w:t xml:space="preserve">que el hecho denunciado, consistente en que </w:t>
       </w:r>
@@ -3121,7 +3121,7 @@
         <w:rPr>
           <w:rFonts w:ascii="Arial Narrow" w:eastAsia="Arial Narrow" w:hAnsi="Arial Narrow" w:cs="Arial Narrow"/>
           <w:kern w:val="0"/>
-          <w14:ligatures w14:val="none"/>
+          <ns2:ligatures ns2:val="none"/>
         </w:rPr>
         <w:t xml:space="preserve">el Banco de Crédito del Perú S.A. no habría adoptado las medidas de seguridad de forma idónea y oportuna para prevenir el retiro fraudulento de los fondos de la cuenta mancomunada </w:t>
       </w:r>
@@ -3130,7 +3130,7 @@
         <w:rPr>
           <w:rFonts w:ascii="Arial Narrow" w:eastAsia="Arial Narrow" w:hAnsi="Arial Narrow" w:cs="Arial Narrow"/>
           <w:kern w:val="0"/>
-          <w14:ligatures w14:val="none"/>
+          <ns2:ligatures ns2:val="none"/>
         </w:rPr>
         <w:t/>
       </w:r>
@@ -3139,7 +3139,7 @@
         <w:rPr>
           <w:rFonts w:ascii="Arial Narrow" w:eastAsia="Arial Narrow" w:hAnsi="Arial Narrow" w:cs="Arial Narrow"/>
           <w:kern w:val="0"/>
-          <w14:ligatures w14:val="none"/>
+          <ns2:ligatures ns2:val="none"/>
         </w:rPr>
         <w:t xml:space="preserve"> 194-913xxxxx-0-00, al no emitir oportunamente los correspondientes mecanismos de alerta ni bloqueos preventivos</w:t>
       </w:r>
@@ -3147,7 +3147,7 @@
         <w:rPr>
           <w:rFonts w:ascii="Arial Narrow" w:eastAsia="Arial Narrow" w:hAnsi="Arial Narrow" w:cs="Arial Narrow"/>
           <w:kern w:val="0"/>
-          <w14:ligatures w14:val="none"/>
+          <ns2:ligatures ns2:val="none"/>
         </w:rPr>
         <w:t>; involucraría una presunta afectación a sus expectativas, quien no habría encontrado una correspondencia entre lo que esperaba recibir de parte del proveedor y lo que realmente recibió. Por consiguiente, corresponde calificar el hecho materia de denuncia como una presunta infracción al deber de idoneidad, tipificado en los artículos 18</w:t>
       </w:r>
@@ -3157,7 +3157,7 @@
           <w:color w:val="000000"/>
           <w:kern w:val="0"/>
           <w:lang w:eastAsia="es-PE"/>
-          <w14:ligatures w14:val="none"/>
+          <ns2:ligatures ns2:val="none"/>
         </w:rPr>
         <w:t/>
       </w:r>
@@ -3165,7 +3165,7 @@
         <w:rPr>
           <w:rFonts w:ascii="Arial Narrow" w:eastAsia="Arial Narrow" w:hAnsi="Arial Narrow" w:cs="Arial Narrow"/>
           <w:kern w:val="0"/>
-          <w14:ligatures w14:val="none"/>
+          <ns2:ligatures ns2:val="none"/>
         </w:rPr>
         <w:t xml:space="preserve"> y 19</w:t>
       </w:r>
@@ -3175,7 +3175,7 @@
           <w:color w:val="000000"/>
           <w:kern w:val="0"/>
           <w:lang w:eastAsia="es-PE"/>
-          <w14:ligatures w14:val="none"/>
+          <ns2:ligatures ns2:val="none"/>
         </w:rPr>
         <w:t/>
       </w:r>
@@ -3183,23 +3183,23 @@
         <w:rPr>
           <w:rFonts w:ascii="Arial Narrow" w:eastAsia="Arial Narrow" w:hAnsi="Arial Narrow" w:cs="Arial Narrow"/>
           <w:kern w:val="0"/>
-          <w14:ligatures w14:val="none"/>
+          <ns2:ligatures ns2:val="none"/>
         </w:rPr>
         <w:t xml:space="preserve"> del Código.</w:t>
       </w:r>
     </w:p>
-    <w:p>
+    <w:p ns2:paraId="52889FB4" ns2:textId="77777777">
       <w:pPr>
         <w:pStyle w:val="Prrafodelista"/>
         <w:rPr>
           <w:rFonts w:ascii="Arial Narrow" w:eastAsia="Calibri" w:hAnsi="Arial Narrow" w:cs="Arial Narrow"/>
           <w:kern w:val="0"/>
           <w:lang w:eastAsia="es-PE"/>
-          <w14:ligatures w14:val="none"/>
-        </w:rPr>
-      </w:pPr>
-    </w:p>
-    <w:p>
+          <ns2:ligatures ns2:val="none"/>
+        </w:rPr>
+      </w:pPr>
+    </w:p>
+    <w:p ns2:paraId="0AFE22C5" ns2:textId="5A1D01CE">
       <w:pPr>
         <w:pStyle w:val="Prrafodelista"/>
         <w:numPr>
@@ -3213,7 +3213,7 @@
           <w:rFonts w:ascii="Arial Narrow" w:eastAsia="Calibri" w:hAnsi="Arial Narrow" w:cs="Arial Narrow"/>
           <w:kern w:val="0"/>
           <w:lang w:eastAsia="es-PE"/>
-          <w14:ligatures w14:val="none"/>
+          <ns2:ligatures ns2:val="none"/>
         </w:rPr>
       </w:pPr>
       <w:r>
@@ -3294,7 +3294,7 @@
         <w:t>.</w:t>
       </w:r>
     </w:p>
-    <w:p>
+    <w:p ns2:paraId="41A5E5AF" ns2:textId="77777777">
       <w:pPr>
         <w:pStyle w:val="Prrafodelista"/>
         <w:rPr>
@@ -3302,11 +3302,11 @@
           <w:color w:val="000000"/>
           <w:kern w:val="0"/>
           <w:lang w:eastAsia="es-PE"/>
-          <w14:ligatures w14:val="none"/>
-        </w:rPr>
-      </w:pPr>
-    </w:p>
-    <w:p>
+          <ns2:ligatures ns2:val="none"/>
+        </w:rPr>
+      </w:pPr>
+    </w:p>
+    <w:p ns2:paraId="37321452" ns2:textId="3DD79718">
       <w:pPr>
         <w:pStyle w:val="Prrafodelista"/>
         <w:numPr>
@@ -3320,7 +3320,7 @@
           <w:rFonts w:ascii="Arial Narrow" w:eastAsia="Calibri" w:hAnsi="Arial Narrow" w:cs="Arial Narrow"/>
           <w:kern w:val="0"/>
           <w:lang w:eastAsia="es-PE"/>
-          <w14:ligatures w14:val="none"/>
+          <ns2:ligatures ns2:val="none"/>
         </w:rPr>
       </w:pPr>
       <w:r>
@@ -3329,7 +3329,7 @@
           <w:color w:val="000000"/>
           <w:kern w:val="0"/>
           <w:lang w:eastAsia="es-PE"/>
-          <w14:ligatures w14:val="none"/>
+          <ns2:ligatures ns2:val="none"/>
         </w:rPr>
         <w:t>En tanto la denuncia reúne los requisitos establecidos por la norma citada, corresponde admitirla a trámite</w:t>
       </w:r>
@@ -3339,7 +3339,7 @@
           <w:rFonts w:ascii="Arial Narrow" w:eastAsia="Arial Narrow" w:hAnsi="Arial Narrow" w:cs="Arial Narrow"/>
           <w:kern w:val="0"/>
           <w:vertAlign w:val="superscript"/>
-          <w14:ligatures w14:val="none"/>
+          <ns2:ligatures ns2:val="none"/>
         </w:rPr>
         <w:footnoteReference w:id="5"/>
       </w:r>
@@ -3349,12 +3349,12 @@
           <w:color w:val="000000"/>
           <w:kern w:val="0"/>
           <w:lang w:eastAsia="es-PE"/>
-          <w14:ligatures w14:val="none"/>
+          <ns2:ligatures ns2:val="none"/>
         </w:rPr>
         <w:t>.</w:t>
       </w:r>
     </w:p>
-    <w:p>
+    <w:p ns2:paraId="17426A8E" ns2:textId="77777777">
       <w:pPr>
         <w:spacing w:after="0" w:line="240" w:lineRule="auto"/>
         <w:ind w:left="567"/>
@@ -3365,11 +3365,11 @@
           <w:color w:val="000000"/>
           <w:kern w:val="0"/>
           <w:lang w:eastAsia="es-PE"/>
-          <w14:ligatures w14:val="none"/>
-        </w:rPr>
-      </w:pPr>
-    </w:p>
-    <w:p>
+          <ns2:ligatures ns2:val="none"/>
+        </w:rPr>
+      </w:pPr>
+    </w:p>
+    <w:p ns2:paraId="69FE781D" ns2:textId="77777777">
       <w:pPr>
         <w:pStyle w:val="Prrafodelista"/>
         <w:numPr>
@@ -3389,22 +3389,22 @@
           <w:color w:val="000000"/>
           <w:kern w:val="0"/>
           <w:lang w:eastAsia="es-PE"/>
-          <w14:ligatures w14:val="none"/>
-        </w:rPr>
-      </w:pPr>
-      <w:r>
-        <w:rPr>
-          <w:rFonts w:ascii="Arial Narrow" w:eastAsia="Arial Narrow" w:hAnsi="Arial Narrow" w:cs="Arial Narrow"/>
-          <w:b/>
-          <w:color w:val="000000"/>
-          <w:kern w:val="0"/>
-          <w:lang w:eastAsia="es-PE"/>
-          <w14:ligatures w14:val="none"/>
+          <ns2:ligatures ns2:val="none"/>
+        </w:rPr>
+      </w:pPr>
+      <w:r>
+        <w:rPr>
+          <w:rFonts w:ascii="Arial Narrow" w:eastAsia="Arial Narrow" w:hAnsi="Arial Narrow" w:cs="Arial Narrow"/>
+          <w:b/>
+          <w:color w:val="000000"/>
+          <w:kern w:val="0"/>
+          <w:lang w:eastAsia="es-PE"/>
+          <ns2:ligatures ns2:val="none"/>
         </w:rPr>
         <w:t>REQUERIMIENTO DE INFORMACION</w:t>
       </w:r>
     </w:p>
-    <w:p>
+    <w:p ns2:paraId="6252E905" ns2:textId="77777777">
       <w:pPr>
         <w:spacing w:after="0" w:line="240" w:lineRule="auto"/>
         <w:jc w:val="both"/>
@@ -3413,11 +3413,11 @@
           <w:color w:val="000000"/>
           <w:kern w:val="0"/>
           <w:lang w:val="es-ES" w:eastAsia="es-ES"/>
-          <w14:ligatures w14:val="none"/>
-        </w:rPr>
-      </w:pPr>
-    </w:p>
-    <w:p>
+          <ns2:ligatures ns2:val="none"/>
+        </w:rPr>
+      </w:pPr>
+    </w:p>
+    <w:p ns2:paraId="32FA4A2D" ns2:textId="77777777">
       <w:pPr>
         <w:pStyle w:val="Prrafodelista"/>
         <w:numPr>
@@ -3432,16 +3432,16 @@
           <w:color w:val="000000"/>
           <w:kern w:val="0"/>
           <w:lang w:val="es-ES" w:eastAsia="es-ES"/>
-          <w14:ligatures w14:val="none"/>
-        </w:rPr>
-      </w:pPr>
-      <w:r>
-        <w:rPr>
-          <w:rFonts w:ascii="Arial Narrow" w:eastAsia="Times New Roman" w:hAnsi="Arial Narrow" w:cs="Arial"/>
-          <w:color w:val="000000"/>
-          <w:kern w:val="0"/>
-          <w:lang w:val="es-ES" w:eastAsia="es-ES"/>
-          <w14:ligatures w14:val="none"/>
+          <ns2:ligatures ns2:val="none"/>
+        </w:rPr>
+      </w:pPr>
+      <w:r>
+        <w:rPr>
+          <w:rFonts w:ascii="Arial Narrow" w:eastAsia="Times New Roman" w:hAnsi="Arial Narrow" w:cs="Arial"/>
+          <w:color w:val="000000"/>
+          <w:kern w:val="0"/>
+          <w:lang w:val="es-ES" w:eastAsia="es-ES"/>
+          <ns2:ligatures ns2:val="none"/>
         </w:rPr>
         <w:t xml:space="preserve">A efectos de tener mayores elementos que sirvan para la </w:t>
       </w:r>
@@ -3451,7 +3451,7 @@
           <w:color w:val="000000"/>
           <w:kern w:val="0"/>
           <w:lang w:val="es-ES" w:eastAsia="es-ES"/>
-          <w14:ligatures w14:val="none"/>
+          <ns2:ligatures ns2:val="none"/>
         </w:rPr>
         <w:t xml:space="preserve">resolución definitiva del presente caso, la Secretaría Técnica, en ejercicio de las facultades que la ley le confiere, </w:t>
       </w:r>
@@ -3462,7 +3462,7 @@
           <w:color w:val="000000"/>
           <w:kern w:val="0"/>
           <w:lang w:val="es-ES" w:eastAsia="es-ES"/>
-          <w14:ligatures w14:val="none"/>
+          <ns2:ligatures ns2:val="none"/>
         </w:rPr>
         <w:t xml:space="preserve">conviene requerir a los proveedores denunciados </w:t>
       </w:r>
@@ -3473,7 +3473,7 @@
           <w:color w:val="000000"/>
           <w:kern w:val="0"/>
           <w:lang w:val="es-ES" w:eastAsia="es-ES"/>
-          <w14:ligatures w14:val="none"/>
+          <ns2:ligatures ns2:val="none"/>
         </w:rPr>
         <w:t xml:space="preserve">que, en un plazo no mayor de cinco (5) días hábiles contado a partir del día siguiente de la notificación de la presente resolución, </w:t>
       </w:r>
@@ -3484,12 +3484,12 @@
           <w:color w:val="000000"/>
           <w:kern w:val="0"/>
           <w:lang w:val="es-ES" w:eastAsia="es-ES"/>
-          <w14:ligatures w14:val="none"/>
+          <ns2:ligatures ns2:val="none"/>
         </w:rPr>
         <w:t>cumplan con lo siguiente:</w:t>
       </w:r>
     </w:p>
-    <w:p>
+    <w:p ns2:paraId="5F3031E0" ns2:textId="77777777">
       <w:pPr>
         <w:pStyle w:val="Prrafodelista"/>
         <w:spacing w:after="0" w:line="240" w:lineRule="auto"/>
@@ -3500,12 +3500,12 @@
           <w:color w:val="000000"/>
           <w:kern w:val="0"/>
           <w:lang w:val="es-ES" w:eastAsia="es-ES"/>
-          <w14:ligatures w14:val="none"/>
+          <ns2:ligatures ns2:val="none"/>
         </w:rPr>
       </w:pPr>
     </w:p>
     <w:bookmarkEnd w:id="8"/>
-    <w:p>
+    <w:p ns2:paraId="49A6DA59" ns2:textId="181C3159">
       <w:pPr>
         <w:spacing w:after="0" w:line="240" w:lineRule="auto"/>
         <w:ind w:left="567"/>
@@ -3513,7 +3513,7 @@
         <w:rPr>
           <w:rFonts w:ascii="Arial Narrow" w:eastAsia="Arial Narrow" w:hAnsi="Arial Narrow" w:cs="Arial Narrow"/>
           <w:kern w:val="0"/>
-          <w14:ligatures w14:val="none"/>
+          <ns2:ligatures ns2:val="none"/>
         </w:rPr>
       </w:pPr>
       <w:r>
@@ -3523,7 +3523,7 @@
           <w:kern w:val="0"/>
           <w:u w:val="single"/>
           <w:lang w:val="es-ES" w:eastAsia="es-ES"/>
-          <w14:ligatures w14:val="none"/>
+          <ns2:ligatures ns2:val="none"/>
         </w:rPr>
         <w:t>A</w:t>
       </w:r>
@@ -3534,7 +3534,7 @@
           <w:kern w:val="0"/>
           <w:u w:val="single"/>
           <w:lang w:val="es-ES" w:eastAsia="es-ES"/>
-          <w14:ligatures w14:val="none"/>
+          <ns2:ligatures ns2:val="none"/>
         </w:rPr>
         <w:t>l Banco</w:t>
       </w:r>
@@ -3544,7 +3544,7 @@
           <w:color w:val="000000"/>
           <w:kern w:val="0"/>
           <w:lang w:eastAsia="es-ES"/>
-          <w14:ligatures w14:val="none"/>
+          <ns2:ligatures ns2:val="none"/>
         </w:rPr>
         <w:t xml:space="preserve">: </w:t>
       </w:r>
@@ -3554,7 +3554,7 @@
           <w:color w:val="000000"/>
           <w:kern w:val="0"/>
           <w:lang w:val="es-ES" w:eastAsia="es-ES"/>
-          <w14:ligatures w14:val="none"/>
+          <ns2:ligatures ns2:val="none"/>
         </w:rPr>
         <w:t xml:space="preserve">(i) </w:t>
       </w:r>
@@ -3564,7 +3564,7 @@
           <w:color w:val="000000"/>
           <w:kern w:val="0"/>
           <w:lang w:eastAsia="es-ES"/>
-          <w14:ligatures w14:val="none"/>
+          <ns2:ligatures ns2:val="none"/>
         </w:rPr>
         <w:t>presentar</w:t>
       </w:r>
@@ -3574,7 +3574,7 @@
           <w:color w:val="000000"/>
           <w:kern w:val="0"/>
           <w:lang w:val="es-ES" w:eastAsia="es-ES"/>
-          <w14:ligatures w14:val="none"/>
+          <ns2:ligatures ns2:val="none"/>
         </w:rPr>
         <w:t xml:space="preserve"> una copia</w:t>
       </w:r>
@@ -3584,7 +3584,7 @@
           <w:color w:val="000000"/>
           <w:kern w:val="0"/>
           <w:lang w:val="es-ES" w:eastAsia="es-ES"/>
-          <w14:ligatures w14:val="none"/>
+          <ns2:ligatures ns2:val="none"/>
         </w:rPr>
         <w:t xml:space="preserve"> completa, legible y</w:t>
       </w:r>
@@ -3594,7 +3594,7 @@
           <w:color w:val="000000"/>
           <w:kern w:val="0"/>
           <w:lang w:val="es-ES" w:eastAsia="es-ES"/>
-          <w14:ligatures w14:val="none"/>
+          <ns2:ligatures ns2:val="none"/>
         </w:rPr>
         <w:t xml:space="preserve"> debidamente suscrit</w:t>
       </w:r>
@@ -3604,7 +3604,7 @@
           <w:color w:val="000000"/>
           <w:kern w:val="0"/>
           <w:lang w:val="es-ES" w:eastAsia="es-ES"/>
-          <w14:ligatures w14:val="none"/>
+          <ns2:ligatures ns2:val="none"/>
         </w:rPr>
         <w:t>o</w:t>
       </w:r>
@@ -3614,7 +3614,7 @@
           <w:color w:val="000000"/>
           <w:kern w:val="0"/>
           <w:lang w:val="es-ES" w:eastAsia="es-ES"/>
-          <w14:ligatures w14:val="none"/>
+          <ns2:ligatures ns2:val="none"/>
         </w:rPr>
         <w:t xml:space="preserve"> </w:t>
       </w:r>
@@ -3624,7 +3624,7 @@
           <w:color w:val="000000"/>
           <w:kern w:val="0"/>
           <w:lang w:val="es-ES" w:eastAsia="es-ES"/>
-          <w14:ligatures w14:val="none"/>
+          <ns2:ligatures ns2:val="none"/>
         </w:rPr>
         <w:t xml:space="preserve">del contrato de apertura de la </w:t>
       </w:r>
@@ -3632,7 +3632,7 @@
         <w:rPr>
           <w:rFonts w:ascii="Arial Narrow" w:eastAsia="Arial Narrow" w:hAnsi="Arial Narrow" w:cs="Arial Narrow"/>
           <w:kern w:val="0"/>
-          <w14:ligatures w14:val="none"/>
+          <ns2:ligatures ns2:val="none"/>
         </w:rPr>
         <w:t xml:space="preserve">cuenta mancomunada </w:t>
       </w:r>
@@ -3643,7 +3643,7 @@
           <w:color w:val="000000"/>
           <w:kern w:val="0"/>
           <w:lang w:eastAsia="es-ES"/>
-          <w14:ligatures w14:val="none"/>
+          <ns2:ligatures ns2:val="none"/>
         </w:rPr>
         <w:t/>
       </w:r>
@@ -3654,7 +3654,7 @@
           <w:color w:val="000000"/>
           <w:kern w:val="0"/>
           <w:lang w:eastAsia="es-ES"/>
-          <w14:ligatures w14:val="none"/>
+          <ns2:ligatures ns2:val="none"/>
         </w:rPr>
         <w:t xml:space="preserve"> </w:t>
       </w:r>
@@ -3664,7 +3664,7 @@
           <w:color w:val="000000"/>
           <w:kern w:val="0"/>
           <w:lang w:eastAsia="es-ES"/>
-          <w14:ligatures w14:val="none"/>
+          <ns2:ligatures ns2:val="none"/>
         </w:rPr>
         <w:t>194-913</w:t>
       </w:r>
@@ -3674,7 +3674,7 @@
           <w:color w:val="000000"/>
           <w:kern w:val="0"/>
           <w:lang w:eastAsia="es-ES"/>
-          <w14:ligatures w14:val="none"/>
+          <ns2:ligatures ns2:val="none"/>
         </w:rPr>
         <w:t>xxxxx</w:t>
       </w:r>
@@ -3684,7 +3684,7 @@
           <w:color w:val="000000"/>
           <w:kern w:val="0"/>
           <w:lang w:eastAsia="es-ES"/>
-          <w14:ligatures w14:val="none"/>
+          <ns2:ligatures ns2:val="none"/>
         </w:rPr>
         <w:t>-0-00</w:t>
       </w:r>
@@ -3692,7 +3692,7 @@
         <w:rPr>
           <w:rFonts w:ascii="Arial Narrow" w:eastAsia="Arial Narrow" w:hAnsi="Arial Narrow" w:cs="Arial Narrow"/>
           <w:kern w:val="0"/>
-          <w14:ligatures w14:val="none"/>
+          <ns2:ligatures ns2:val="none"/>
         </w:rPr>
         <w:t xml:space="preserve">; </w:t>
       </w:r>
@@ -3700,7 +3700,7 @@
         <w:rPr>
           <w:rFonts w:ascii="Arial Narrow" w:eastAsia="Arial Narrow" w:hAnsi="Arial Narrow" w:cs="Arial Narrow"/>
           <w:kern w:val="0"/>
-          <w14:ligatures w14:val="none"/>
+          <ns2:ligatures ns2:val="none"/>
         </w:rPr>
         <w:t>(</w:t>
       </w:r>
@@ -3709,7 +3709,7 @@
         <w:rPr>
           <w:rFonts w:ascii="Arial Narrow" w:eastAsia="Arial Narrow" w:hAnsi="Arial Narrow" w:cs="Arial Narrow"/>
           <w:kern w:val="0"/>
-          <w14:ligatures w14:val="none"/>
+          <ns2:ligatures ns2:val="none"/>
         </w:rPr>
         <w:t>ii</w:t>
       </w:r>
@@ -3718,7 +3718,7 @@
         <w:rPr>
           <w:rFonts w:ascii="Arial Narrow" w:eastAsia="Arial Narrow" w:hAnsi="Arial Narrow" w:cs="Arial Narrow"/>
           <w:kern w:val="0"/>
-          <w14:ligatures w14:val="none"/>
+          <ns2:ligatures ns2:val="none"/>
         </w:rPr>
         <w:t xml:space="preserve">) </w:t>
       </w:r>
@@ -3728,7 +3728,7 @@
           <w:color w:val="000000"/>
           <w:kern w:val="0"/>
           <w:lang w:eastAsia="es-ES"/>
-          <w14:ligatures w14:val="none"/>
+          <ns2:ligatures ns2:val="none"/>
         </w:rPr>
         <w:t xml:space="preserve">una copia completa, legible y debidamente suscrita de la </w:t>
       </w:r>
@@ -3738,7 +3738,7 @@
           <w:color w:val="000000"/>
           <w:kern w:val="0"/>
           <w:lang w:val="es-ES" w:eastAsia="es-ES"/>
-          <w14:ligatures w14:val="none"/>
+          <ns2:ligatures ns2:val="none"/>
         </w:rPr>
         <w:t xml:space="preserve">Póliza </w:t>
       </w:r>
@@ -3749,7 +3749,7 @@
           <w:color w:val="000000"/>
           <w:kern w:val="0"/>
           <w:lang w:val="es-ES" w:eastAsia="es-ES"/>
-          <w14:ligatures w14:val="none"/>
+          <ns2:ligatures ns2:val="none"/>
         </w:rPr>
         <w:t/>
       </w:r>
@@ -3760,7 +3760,7 @@
           <w:color w:val="000000"/>
           <w:kern w:val="0"/>
           <w:lang w:val="es-ES" w:eastAsia="es-ES"/>
-          <w14:ligatures w14:val="none"/>
+          <ns2:ligatures ns2:val="none"/>
         </w:rPr>
         <w:t xml:space="preserve"> 9201780</w:t>
       </w:r>
@@ -3770,7 +3770,7 @@
           <w:color w:val="000000"/>
           <w:kern w:val="0"/>
           <w:lang w:val="es-ES" w:eastAsia="es-ES"/>
-          <w14:ligatures w14:val="none"/>
+          <ns2:ligatures ns2:val="none"/>
         </w:rPr>
         <w:t xml:space="preserve"> </w:t>
       </w:r>
@@ -3780,7 +3780,7 @@
           <w:color w:val="000000"/>
           <w:kern w:val="0"/>
           <w:lang w:eastAsia="es-ES"/>
-          <w14:ligatures w14:val="none"/>
+          <ns2:ligatures ns2:val="none"/>
         </w:rPr>
         <w:t xml:space="preserve">materia de denuncia, al igual que, el cargo de remisión de </w:t>
       </w:r>
@@ -3791,7 +3791,7 @@
           <w:color w:val="000000"/>
           <w:kern w:val="0"/>
           <w:lang w:eastAsia="es-ES"/>
-          <w14:ligatures w14:val="none"/>
+          <ns2:ligatures ns2:val="none"/>
         </w:rPr>
         <w:t>la misma</w:t>
       </w:r>
@@ -3802,12 +3802,12 @@
           <w:color w:val="000000"/>
           <w:kern w:val="0"/>
           <w:lang w:eastAsia="es-ES"/>
-          <w14:ligatures w14:val="none"/>
+          <ns2:ligatures ns2:val="none"/>
         </w:rPr>
         <w:t>;</w:t>
       </w:r>
     </w:p>
-    <w:p>
+    <w:p ns2:paraId="37C5A63B" ns2:textId="3E8801EA">
       <w:pPr>
         <w:spacing w:after="0" w:line="240" w:lineRule="auto"/>
         <w:ind w:left="567"/>
@@ -3817,14 +3817,14 @@
           <w:color w:val="000000"/>
           <w:kern w:val="0"/>
           <w:lang w:val="es-ES" w:eastAsia="es-ES"/>
-          <w14:ligatures w14:val="none"/>
-        </w:rPr>
-      </w:pPr>
-      <w:r>
-        <w:rPr>
-          <w:rFonts w:ascii="Arial Narrow" w:eastAsia="Arial Narrow" w:hAnsi="Arial Narrow" w:cs="Arial Narrow"/>
-          <w:kern w:val="0"/>
-          <w14:ligatures w14:val="none"/>
+          <ns2:ligatures ns2:val="none"/>
+        </w:rPr>
+      </w:pPr>
+      <w:r>
+        <w:rPr>
+          <w:rFonts w:ascii="Arial Narrow" w:eastAsia="Arial Narrow" w:hAnsi="Arial Narrow" w:cs="Arial Narrow"/>
+          <w:kern w:val="0"/>
+          <ns2:ligatures ns2:val="none"/>
         </w:rPr>
         <w:t>y,</w:t>
       </w:r>
@@ -3834,7 +3834,7 @@
           <w:color w:val="000000"/>
           <w:kern w:val="0"/>
           <w:lang w:val="es-ES" w:eastAsia="es-ES"/>
-          <w14:ligatures w14:val="none"/>
+          <ns2:ligatures ns2:val="none"/>
         </w:rPr>
         <w:t xml:space="preserve"> (</w:t>
       </w:r>
@@ -3845,7 +3845,7 @@
           <w:color w:val="000000"/>
           <w:kern w:val="0"/>
           <w:lang w:val="es-ES" w:eastAsia="es-ES"/>
-          <w14:ligatures w14:val="none"/>
+          <ns2:ligatures ns2:val="none"/>
         </w:rPr>
         <w:t>i</w:t>
       </w:r>
@@ -3855,7 +3855,7 @@
           <w:color w:val="000000"/>
           <w:kern w:val="0"/>
           <w:lang w:val="es-ES" w:eastAsia="es-ES"/>
-          <w14:ligatures w14:val="none"/>
+          <ns2:ligatures ns2:val="none"/>
         </w:rPr>
         <w:t>i</w:t>
       </w:r>
@@ -3865,7 +3865,7 @@
           <w:color w:val="000000"/>
           <w:kern w:val="0"/>
           <w:lang w:val="es-ES" w:eastAsia="es-ES"/>
-          <w14:ligatures w14:val="none"/>
+          <ns2:ligatures ns2:val="none"/>
         </w:rPr>
         <w:t>i</w:t>
       </w:r>
@@ -3876,12 +3876,12 @@
           <w:color w:val="000000"/>
           <w:kern w:val="0"/>
           <w:lang w:val="es-ES" w:eastAsia="es-ES"/>
-          <w14:ligatures w14:val="none"/>
+          <ns2:ligatures ns2:val="none"/>
         </w:rPr>
         <w:t>) presentar todas las comunicaciones cursadas con la parte denunciante en virtud de los hechos materia de denuncia.</w:t>
       </w:r>
     </w:p>
-    <w:p>
+    <w:p ns2:paraId="45AE8DA2" ns2:textId="77777777">
       <w:pPr>
         <w:pStyle w:val="Prrafodelista"/>
         <w:spacing w:after="0" w:line="240" w:lineRule="auto"/>
@@ -3892,11 +3892,11 @@
           <w:color w:val="000000"/>
           <w:kern w:val="0"/>
           <w:lang w:val="es-ES" w:eastAsia="es-ES"/>
-          <w14:ligatures w14:val="none"/>
-        </w:rPr>
-      </w:pPr>
-    </w:p>
-    <w:p>
+          <ns2:ligatures ns2:val="none"/>
+        </w:rPr>
+      </w:pPr>
+    </w:p>
+    <w:p ns2:paraId="263FF827" ns2:textId="77777777">
       <w:pPr>
         <w:spacing w:after="0" w:line="240" w:lineRule="auto"/>
         <w:ind w:left="567"/>
@@ -3906,7 +3906,7 @@
           <w:color w:val="000000"/>
           <w:kern w:val="0"/>
           <w:lang w:val="es-ES" w:eastAsia="es-ES"/>
-          <w14:ligatures w14:val="none"/>
+          <ns2:ligatures ns2:val="none"/>
         </w:rPr>
       </w:pPr>
       <w:r>
@@ -3916,7 +3916,7 @@
           <w:kern w:val="0"/>
           <w:u w:val="single"/>
           <w:lang w:val="es-ES" w:eastAsia="es-ES"/>
-          <w14:ligatures w14:val="none"/>
+          <ns2:ligatures ns2:val="none"/>
         </w:rPr>
         <w:t xml:space="preserve">A </w:t>
       </w:r>
@@ -3928,7 +3928,7 @@
           <w:kern w:val="0"/>
           <w:u w:val="single"/>
           <w:lang w:eastAsia="es-PE"/>
-          <w14:ligatures w14:val="none"/>
+          <ns2:ligatures ns2:val="none"/>
         </w:rPr>
         <w:t>Pacífico</w:t>
       </w:r>
@@ -3939,7 +3939,7 @@
           <w:kern w:val="0"/>
           <w:u w:val="single"/>
           <w:lang w:val="es-ES" w:eastAsia="es-ES"/>
-          <w14:ligatures w14:val="none"/>
+          <ns2:ligatures ns2:val="none"/>
         </w:rPr>
         <w:t>:</w:t>
       </w:r>
@@ -3949,7 +3949,7 @@
           <w:color w:val="000000"/>
           <w:kern w:val="0"/>
           <w:lang w:val="es-ES" w:eastAsia="es-ES"/>
-          <w14:ligatures w14:val="none"/>
+          <ns2:ligatures ns2:val="none"/>
         </w:rPr>
         <w:t xml:space="preserve"> </w:t>
       </w:r>
@@ -3959,7 +3959,7 @@
           <w:color w:val="000000"/>
           <w:kern w:val="0"/>
           <w:lang w:val="es-ES" w:eastAsia="es-ES"/>
-          <w14:ligatures w14:val="none"/>
+          <ns2:ligatures ns2:val="none"/>
         </w:rPr>
         <w:t xml:space="preserve">(i) </w:t>
       </w:r>
@@ -3969,7 +3969,7 @@
           <w:color w:val="000000"/>
           <w:kern w:val="0"/>
           <w:lang w:eastAsia="es-ES"/>
-          <w14:ligatures w14:val="none"/>
+          <ns2:ligatures ns2:val="none"/>
         </w:rPr>
         <w:t xml:space="preserve">una copia completa, legible y debidamente suscrita de la Póliza </w:t>
       </w:r>
@@ -3980,7 +3980,7 @@
           <w:color w:val="000000"/>
           <w:kern w:val="0"/>
           <w:lang w:eastAsia="es-ES"/>
-          <w14:ligatures w14:val="none"/>
+          <ns2:ligatures ns2:val="none"/>
         </w:rPr>
         <w:t/>
       </w:r>
@@ -3991,7 +3991,7 @@
           <w:color w:val="000000"/>
           <w:kern w:val="0"/>
           <w:lang w:eastAsia="es-ES"/>
-          <w14:ligatures w14:val="none"/>
+          <ns2:ligatures ns2:val="none"/>
         </w:rPr>
         <w:t xml:space="preserve"> 1000001429 materia de denuncia, al igual que, el cargo de remisión de </w:t>
       </w:r>
@@ -4002,7 +4002,7 @@
           <w:color w:val="000000"/>
           <w:kern w:val="0"/>
           <w:lang w:eastAsia="es-ES"/>
-          <w14:ligatures w14:val="none"/>
+          <ns2:ligatures ns2:val="none"/>
         </w:rPr>
         <w:t>la misma</w:t>
       </w:r>
@@ -4013,7 +4013,7 @@
           <w:color w:val="000000"/>
           <w:kern w:val="0"/>
           <w:lang w:eastAsia="es-ES"/>
-          <w14:ligatures w14:val="none"/>
+          <ns2:ligatures ns2:val="none"/>
         </w:rPr>
         <w:t xml:space="preserve">. </w:t>
       </w:r>
@@ -4024,7 +4024,7 @@
           <w:kern w:val="0"/>
           <w:u w:val="single"/>
           <w:lang w:eastAsia="es-ES"/>
-          <w14:ligatures w14:val="none"/>
+          <ns2:ligatures ns2:val="none"/>
         </w:rPr>
         <w:t>Asimismo, en caso de haber existido modificaciones a las condiciones de dicho producto, presentar los medios probatorios que sustenten el procedimiento seguido para proceder con ello</w:t>
       </w:r>
@@ -4035,7 +4035,7 @@
           <w:kern w:val="0"/>
           <w:u w:val="single"/>
           <w:lang w:eastAsia="es-ES"/>
-          <w14:ligatures w14:val="none"/>
+          <ns2:ligatures ns2:val="none"/>
         </w:rPr>
         <w:t>;</w:t>
       </w:r>
@@ -4045,7 +4045,7 @@
           <w:color w:val="000000"/>
           <w:kern w:val="0"/>
           <w:lang w:eastAsia="es-ES"/>
-          <w14:ligatures w14:val="none"/>
+          <ns2:ligatures ns2:val="none"/>
         </w:rPr>
         <w:t xml:space="preserve"> y, </w:t>
       </w:r>
@@ -4055,7 +4055,7 @@
           <w:color w:val="000000"/>
           <w:kern w:val="0"/>
           <w:lang w:eastAsia="es-ES"/>
-          <w14:ligatures w14:val="none"/>
+          <ns2:ligatures ns2:val="none"/>
         </w:rPr>
         <w:t>(</w:t>
       </w:r>
@@ -4066,7 +4066,7 @@
           <w:color w:val="000000"/>
           <w:kern w:val="0"/>
           <w:lang w:eastAsia="es-ES"/>
-          <w14:ligatures w14:val="none"/>
+          <ns2:ligatures ns2:val="none"/>
         </w:rPr>
         <w:t>ii</w:t>
       </w:r>
@@ -4077,7 +4077,7 @@
           <w:color w:val="000000"/>
           <w:kern w:val="0"/>
           <w:lang w:eastAsia="es-ES"/>
-          <w14:ligatures w14:val="none"/>
+          <ns2:ligatures ns2:val="none"/>
         </w:rPr>
         <w:t xml:space="preserve">) </w:t>
       </w:r>
@@ -4087,12 +4087,12 @@
           <w:color w:val="000000"/>
           <w:kern w:val="0"/>
           <w:lang w:val="es-ES" w:eastAsia="es-ES"/>
-          <w14:ligatures w14:val="none"/>
+          <ns2:ligatures ns2:val="none"/>
         </w:rPr>
         <w:t xml:space="preserve">presentar todas las comunicaciones cursadas con la parte denunciante en virtud del hecho materia de denuncia. </w:t>
       </w:r>
     </w:p>
-    <w:p>
+    <w:p ns2:paraId="76AC2520" ns2:textId="77777777">
       <w:pPr>
         <w:pStyle w:val="Prrafodelista"/>
         <w:spacing w:after="0" w:line="240" w:lineRule="auto"/>
@@ -4103,11 +4103,11 @@
           <w:color w:val="000000"/>
           <w:kern w:val="0"/>
           <w:lang w:val="es-ES" w:eastAsia="es-ES"/>
-          <w14:ligatures w14:val="none"/>
-        </w:rPr>
-      </w:pPr>
-    </w:p>
-    <w:p>
+          <ns2:ligatures ns2:val="none"/>
+        </w:rPr>
+      </w:pPr>
+    </w:p>
+    <w:p ns2:paraId="45192A8B" ns2:textId="77777777">
       <w:pPr>
         <w:pStyle w:val="Prrafodelista"/>
         <w:numPr>
@@ -4127,22 +4127,22 @@
           <w:color w:val="000000"/>
           <w:kern w:val="0"/>
           <w:lang w:eastAsia="es-PE"/>
-          <w14:ligatures w14:val="none"/>
-        </w:rPr>
-      </w:pPr>
-      <w:r>
-        <w:rPr>
-          <w:rFonts w:ascii="Arial Narrow" w:eastAsia="Arial Narrow" w:hAnsi="Arial Narrow" w:cs="Arial Narrow"/>
-          <w:b/>
-          <w:color w:val="000000"/>
-          <w:kern w:val="0"/>
-          <w:lang w:eastAsia="es-PE"/>
-          <w14:ligatures w14:val="none"/>
+          <ns2:ligatures ns2:val="none"/>
+        </w:rPr>
+      </w:pPr>
+      <w:r>
+        <w:rPr>
+          <w:rFonts w:ascii="Arial Narrow" w:eastAsia="Arial Narrow" w:hAnsi="Arial Narrow" w:cs="Arial Narrow"/>
+          <w:b/>
+          <w:color w:val="000000"/>
+          <w:kern w:val="0"/>
+          <w:lang w:eastAsia="es-PE"/>
+          <ns2:ligatures ns2:val="none"/>
         </w:rPr>
         <w:t xml:space="preserve">RESOLUCIÓN DE LA SECRETARÍA TÉCNICA </w:t>
       </w:r>
     </w:p>
-    <w:p>
+    <w:p ns2:paraId="71820251" ns2:textId="77777777">
       <w:pPr>
         <w:spacing w:after="0" w:line="240" w:lineRule="auto"/>
         <w:jc w:val="both"/>
@@ -4152,11 +4152,11 @@
           <w:color w:val="000000"/>
           <w:kern w:val="0"/>
           <w:lang w:eastAsia="es-PE"/>
-          <w14:ligatures w14:val="none"/>
-        </w:rPr>
-      </w:pPr>
-    </w:p>
-    <w:p>
+          <ns2:ligatures ns2:val="none"/>
+        </w:rPr>
+      </w:pPr>
+    </w:p>
+    <w:p ns2:paraId="5E432484" ns2:textId="56A3FF26">
       <w:pPr>
         <w:spacing w:after="0" w:line="240" w:lineRule="auto"/>
         <w:jc w:val="both"/>
@@ -4165,17 +4165,17 @@
           <w:color w:val="000000"/>
           <w:kern w:val="0"/>
           <w:lang w:eastAsia="es-PE"/>
-          <w14:ligatures w14:val="none"/>
-        </w:rPr>
-      </w:pPr>
-      <w:r>
-        <w:rPr>
-          <w:rFonts w:ascii="Arial Narrow" w:eastAsia="Arial Narrow" w:hAnsi="Arial Narrow" w:cs="Arial Narrow"/>
-          <w:b/>
-          <w:color w:val="000000"/>
-          <w:kern w:val="0"/>
-          <w:lang w:eastAsia="es-PE"/>
-          <w14:ligatures w14:val="none"/>
+          <ns2:ligatures ns2:val="none"/>
+        </w:rPr>
+      </w:pPr>
+      <w:r>
+        <w:rPr>
+          <w:rFonts w:ascii="Arial Narrow" w:eastAsia="Arial Narrow" w:hAnsi="Arial Narrow" w:cs="Arial Narrow"/>
+          <w:b/>
+          <w:color w:val="000000"/>
+          <w:kern w:val="0"/>
+          <w:lang w:eastAsia="es-PE"/>
+          <ns2:ligatures ns2:val="none"/>
         </w:rPr>
         <w:t xml:space="preserve">PRIMERO: admitir a trámite la denuncia del 02 de noviembre del 2025, subsanada mediante escrito del 27 de noviembre de 2025, interpuesta por la señora [DENUNCIANTE]contra el Banco de Crédito del Perú S.A. y Pacífico Compañía de Seguros y Reaseguros S.A, por lo siguiente:</w:t>
       </w:r>
@@ -4186,7 +4186,7 @@
           <w:kern w:val="0"/>
           <w:shd w:val="clear" w:color="auto" w:fill="FFFFFF"/>
           <w:lang w:eastAsia="es-PE"/>
-          <w14:ligatures w14:val="none"/>
+          <ns2:ligatures ns2:val="none"/>
         </w:rPr>
         <w:t xml:space="preserve"/>
       </w:r>
@@ -4197,7 +4197,7 @@
           <w:kern w:val="0"/>
           <w:shd w:val="clear" w:color="auto" w:fill="FFFFFF"/>
           <w:lang w:eastAsia="es-PE"/>
-          <w14:ligatures w14:val="none"/>
+          <ns2:ligatures ns2:val="none"/>
         </w:rPr>
         <w:t xml:space="preserve"/>
       </w:r>
@@ -4207,7 +4207,7 @@
           <w:color w:val="000000"/>
           <w:kern w:val="0"/>
           <w:lang w:val="es-ES" w:eastAsia="es-ES"/>
-          <w14:ligatures w14:val="none"/>
+          <ns2:ligatures ns2:val="none"/>
         </w:rPr>
         <w:t/>
       </w:r>
@@ -4217,7 +4217,7 @@
           <w:color w:val="000000"/>
           <w:kern w:val="0"/>
           <w:lang w:val="es-ES" w:eastAsia="es-ES"/>
-          <w14:ligatures w14:val="none"/>
+          <ns2:ligatures ns2:val="none"/>
         </w:rPr>
         <w:t xml:space="preserve"/>
       </w:r>
@@ -4227,7 +4227,7 @@
           <w:color w:val="000000"/>
           <w:kern w:val="0"/>
           <w:lang w:val="es-ES" w:eastAsia="es-ES"/>
-          <w14:ligatures w14:val="none"/>
+          <ns2:ligatures ns2:val="none"/>
         </w:rPr>
         <w:t/>
       </w:r>
@@ -4237,7 +4237,7 @@
           <w:color w:val="000000"/>
           <w:kern w:val="0"/>
           <w:lang w:val="es-ES" w:eastAsia="es-ES"/>
-          <w14:ligatures w14:val="none"/>
+          <ns2:ligatures ns2:val="none"/>
         </w:rPr>
         <w:t xml:space="preserve"/>
       </w:r>
@@ -4247,7 +4247,7 @@
           <w:color w:val="000000"/>
           <w:kern w:val="0"/>
           <w:lang w:val="es-ES" w:eastAsia="es-ES"/>
-          <w14:ligatures w14:val="none"/>
+          <ns2:ligatures ns2:val="none"/>
         </w:rPr>
         <w:t xml:space="preserve"/>
       </w:r>
@@ -4258,7 +4258,7 @@
           <w:kern w:val="0"/>
           <w:shd w:val="clear" w:color="auto" w:fill="FFFFFF"/>
           <w:lang w:eastAsia="es-PE"/>
-          <w14:ligatures w14:val="none"/>
+          <ns2:ligatures ns2:val="none"/>
         </w:rPr>
         <w:t/>
       </w:r>
@@ -4269,7 +4269,7 @@
           <w:kern w:val="0"/>
           <w:shd w:val="clear" w:color="auto" w:fill="FFFFFF"/>
           <w:lang w:eastAsia="es-PE"/>
-          <w14:ligatures w14:val="none"/>
+          <ns2:ligatures ns2:val="none"/>
         </w:rPr>
         <w:t/>
       </w:r>
@@ -4280,7 +4280,7 @@
           <w:kern w:val="0"/>
           <w:shd w:val="clear" w:color="auto" w:fill="FFFFFF"/>
           <w:lang w:eastAsia="es-PE"/>
-          <w14:ligatures w14:val="none"/>
+          <ns2:ligatures ns2:val="none"/>
         </w:rPr>
         <w:t xml:space="preserve"/>
       </w:r>
@@ -4291,7 +4291,7 @@
           <w:kern w:val="0"/>
           <w:shd w:val="clear" w:color="auto" w:fill="FFFFFF"/>
           <w:lang w:eastAsia="es-PE"/>
-          <w14:ligatures w14:val="none"/>
+          <ns2:ligatures ns2:val="none"/>
         </w:rPr>
         <w:t xml:space="preserve"/>
       </w:r>
@@ -4302,7 +4302,7 @@
           <w:color w:val="000000"/>
           <w:kern w:val="0"/>
           <w:lang w:eastAsia="es-PE"/>
-          <w14:ligatures w14:val="none"/>
+          <ns2:ligatures ns2:val="none"/>
         </w:rPr>
         <w:t/>
       </w:r>
@@ -4313,7 +4313,7 @@
           <w:color w:val="000000"/>
           <w:kern w:val="0"/>
           <w:lang w:eastAsia="es-PE"/>
-          <w14:ligatures w14:val="none"/>
+          <ns2:ligatures ns2:val="none"/>
         </w:rPr>
         <w:t/>
       </w:r>
@@ -4324,7 +4324,7 @@
           <w:kern w:val="0"/>
           <w:shd w:val="clear" w:color="auto" w:fill="FFFFFF"/>
           <w:lang w:eastAsia="es-PE"/>
-          <w14:ligatures w14:val="none"/>
+          <ns2:ligatures ns2:val="none"/>
         </w:rPr>
         <w:t/>
       </w:r>
@@ -4335,7 +4335,7 @@
           <w:color w:val="000000"/>
           <w:kern w:val="0"/>
           <w:lang w:eastAsia="es-PE"/>
-          <w14:ligatures w14:val="none"/>
+          <ns2:ligatures ns2:val="none"/>
         </w:rPr>
         <w:t xml:space="preserve"/>
       </w:r>
@@ -4346,7 +4346,7 @@
           <w:kern w:val="0"/>
           <w:shd w:val="clear" w:color="auto" w:fill="FFFFFF"/>
           <w:lang w:eastAsia="es-PE"/>
-          <w14:ligatures w14:val="none"/>
+          <ns2:ligatures ns2:val="none"/>
         </w:rPr>
         <w:t xml:space="preserve"/>
       </w:r>
@@ -4357,7 +4357,7 @@
           <w:kern w:val="0"/>
           <w:shd w:val="clear" w:color="auto" w:fill="FFFFFF"/>
           <w:lang w:eastAsia="es-PE"/>
-          <w14:ligatures w14:val="none"/>
+          <ns2:ligatures ns2:val="none"/>
         </w:rPr>
         <w:t xml:space="preserve"/>
       </w:r>
@@ -4375,7 +4375,7 @@
           <w:color w:val="000000"/>
           <w:kern w:val="0"/>
           <w:lang w:eastAsia="es-PE"/>
-          <w14:ligatures w14:val="none"/>
+          <ns2:ligatures ns2:val="none"/>
         </w:rPr>
         <w:t/>
       </w:r>
@@ -4386,7 +4386,7 @@
           <w:kern w:val="0"/>
           <w:shd w:val="clear" w:color="auto" w:fill="FFFFFF"/>
           <w:lang w:eastAsia="es-PE"/>
-          <w14:ligatures w14:val="none"/>
+          <ns2:ligatures ns2:val="none"/>
         </w:rPr>
         <w:t xml:space="preserve"/>
       </w:r>
@@ -4397,12 +4397,12 @@
           <w:kern w:val="0"/>
           <w:shd w:val="clear" w:color="auto" w:fill="FFFFFF"/>
           <w:lang w:eastAsia="es-PE"/>
-          <w14:ligatures w14:val="none"/>
+          <ns2:ligatures ns2:val="none"/>
         </w:rPr>
         <w:t/>
       </w:r>
     </w:p>
-    <w:p>
+    <w:p ns2:paraId="50DCBB7C" ns2:textId="77777777">
       <w:pPr>
         <w:spacing w:after="0" w:line="240" w:lineRule="auto"/>
         <w:jc w:val="both"/>
@@ -4411,11 +4411,11 @@
           <w:color w:val="000000"/>
           <w:kern w:val="0"/>
           <w:lang w:eastAsia="es-PE"/>
-          <w14:ligatures w14:val="none"/>
-        </w:rPr>
-      </w:pPr>
-    </w:p>
-    <w:p>
+          <ns2:ligatures ns2:val="none"/>
+        </w:rPr>
+      </w:pPr>
+    </w:p>
+    <w:p ns2:paraId="3F117497" ns2:textId="22938357">
       <w:pPr>
         <w:pStyle w:val="Prrafodelista"/>
         <w:numPr>
@@ -4433,7 +4433,7 @@
           <w:rFonts w:ascii="Arial Narrow" w:eastAsia="Calibri" w:hAnsi="Arial Narrow" w:cs="Arial Narrow"/>
           <w:kern w:val="0"/>
           <w:lang w:eastAsia="es-PE"/>
-          <w14:ligatures w14:val="none"/>
+          <ns2:ligatures ns2:val="none"/>
         </w:rPr>
       </w:pPr>
       <w:r>
@@ -4442,7 +4442,7 @@
           <w:color w:val="000000"/>
           <w:kern w:val="0"/>
           <w:lang w:eastAsia="es-PE"/>
-          <w14:ligatures w14:val="none"/>
+          <ns2:ligatures ns2:val="none"/>
         </w:rPr>
         <w:t>Presunta</w:t>
       </w:r>
@@ -4452,7 +4452,7 @@
           <w:kern w:val="0"/>
           <w:shd w:val="clear" w:color="auto" w:fill="FFFFFF"/>
           <w:lang w:eastAsia="es-PE"/>
-          <w14:ligatures w14:val="none"/>
+          <ns2:ligatures ns2:val="none"/>
         </w:rPr>
         <w:t xml:space="preserve"> infracción a los artículos 18 y 19</w:t>
       </w:r>
@@ -4461,7 +4461,7 @@
           <w:rFonts w:ascii="Arial Narrow" w:eastAsia="Calibri" w:hAnsi="Arial Narrow" w:cs="Arial Narrow"/>
           <w:kern w:val="0"/>
           <w:lang w:eastAsia="es-PE"/>
-          <w14:ligatures w14:val="none"/>
+          <ns2:ligatures ns2:val="none"/>
         </w:rPr>
         <w:t xml:space="preserve"> de </w:t>
       </w:r>
@@ -4471,7 +4471,7 @@
           <w:kern w:val="0"/>
           <w:shd w:val="clear" w:color="auto" w:fill="FFFFFF"/>
           <w:lang w:eastAsia="es-PE"/>
-          <w14:ligatures w14:val="none"/>
+          <ns2:ligatures ns2:val="none"/>
         </w:rPr>
         <w:t xml:space="preserve">la Ley 29571, Código de Protección y Defensa del Consumidor, en tanto </w:t>
       </w:r>
@@ -4481,7 +4481,7 @@
           <w:kern w:val="0"/>
           <w:shd w:val="clear" w:color="auto" w:fill="FFFFFF"/>
           <w:lang w:eastAsia="es-PE"/>
-          <w14:ligatures w14:val="none"/>
+          <ns2:ligatures ns2:val="none"/>
         </w:rPr>
         <w:t xml:space="preserve">el </w:t>
       </w:r>
@@ -4492,7 +4492,7 @@
           <w:color w:val="000000"/>
           <w:kern w:val="0"/>
           <w:lang w:eastAsia="es-PE"/>
-          <w14:ligatures w14:val="none"/>
+          <ns2:ligatures ns2:val="none"/>
         </w:rPr>
         <w:t>Banco de Crédito del Perú</w:t>
       </w:r>
@@ -4503,7 +4503,7 @@
           <w:color w:val="000000"/>
           <w:kern w:val="0"/>
           <w:lang w:eastAsia="es-PE"/>
-          <w14:ligatures w14:val="none"/>
+          <ns2:ligatures ns2:val="none"/>
         </w:rPr>
         <w:t xml:space="preserve"> S.A.</w:t>
       </w:r>
@@ -4514,7 +4514,7 @@
           <w:kern w:val="0"/>
           <w:shd w:val="clear" w:color="auto" w:fill="FFFFFF"/>
           <w:lang w:eastAsia="es-PE"/>
-          <w14:ligatures w14:val="none"/>
+          <ns2:ligatures ns2:val="none"/>
         </w:rPr>
         <w:t xml:space="preserve"> habría negado injustificadamente otorgar la cobertura del monto reclamado por el siniestro ocurrido el 5 de mayo de 2024, </w:t>
       </w:r>
@@ -4525,7 +4525,7 @@
           <w:kern w:val="0"/>
           <w:shd w:val="clear" w:color="auto" w:fill="FFFFFF"/>
           <w:lang w:eastAsia="es-PE"/>
-          <w14:ligatures w14:val="none"/>
+          <ns2:ligatures ns2:val="none"/>
         </w:rPr>
         <w:t>pese a</w:t>
       </w:r>
@@ -4536,7 +4536,7 @@
           <w:kern w:val="0"/>
           <w:shd w:val="clear" w:color="auto" w:fill="FFFFFF"/>
           <w:lang w:eastAsia="es-PE"/>
-          <w14:ligatures w14:val="none"/>
+          <ns2:ligatures ns2:val="none"/>
         </w:rPr>
         <w:t xml:space="preserve"> que al momento de la contratación de la </w:t>
       </w:r>
@@ -4546,7 +4546,7 @@
           <w:color w:val="000000"/>
           <w:kern w:val="0"/>
           <w:lang w:eastAsia="es-ES"/>
-          <w14:ligatures w14:val="none"/>
+          <ns2:ligatures ns2:val="none"/>
         </w:rPr>
         <w:t xml:space="preserve">Póliza </w:t>
       </w:r>
@@ -4557,7 +4557,7 @@
           <w:color w:val="000000"/>
           <w:kern w:val="0"/>
           <w:lang w:eastAsia="es-ES"/>
-          <w14:ligatures w14:val="none"/>
+          <ns2:ligatures ns2:val="none"/>
         </w:rPr>
         <w:t/>
       </w:r>
@@ -4568,7 +4568,7 @@
           <w:color w:val="000000"/>
           <w:kern w:val="0"/>
           <w:lang w:eastAsia="es-ES"/>
-          <w14:ligatures w14:val="none"/>
+          <ns2:ligatures ns2:val="none"/>
         </w:rPr>
         <w:t xml:space="preserve"> 1000001429 </w:t>
       </w:r>
@@ -4579,7 +4579,7 @@
           <w:kern w:val="0"/>
           <w:shd w:val="clear" w:color="auto" w:fill="FFFFFF"/>
           <w:lang w:eastAsia="es-PE"/>
-          <w14:ligatures w14:val="none"/>
+          <ns2:ligatures ns2:val="none"/>
         </w:rPr>
         <w:t xml:space="preserve">se ofreció una cobertura total de los fondos de la cuenta mancomunada </w:t>
       </w:r>
@@ -4590,7 +4590,7 @@
           <w:color w:val="000000"/>
           <w:kern w:val="0"/>
           <w:lang w:eastAsia="es-ES"/>
-          <w14:ligatures w14:val="none"/>
+          <ns2:ligatures ns2:val="none"/>
         </w:rPr>
         <w:t/>
       </w:r>
@@ -4601,7 +4601,7 @@
           <w:color w:val="000000"/>
           <w:kern w:val="0"/>
           <w:lang w:eastAsia="es-ES"/>
-          <w14:ligatures w14:val="none"/>
+          <ns2:ligatures ns2:val="none"/>
         </w:rPr>
         <w:t xml:space="preserve"> </w:t>
       </w:r>
@@ -4611,7 +4611,7 @@
           <w:color w:val="000000"/>
           <w:kern w:val="0"/>
           <w:lang w:eastAsia="es-ES"/>
-          <w14:ligatures w14:val="none"/>
+          <ns2:ligatures ns2:val="none"/>
         </w:rPr>
         <w:t>194-913xxxxx-0-00</w:t>
       </w:r>
@@ -4621,12 +4621,12 @@
           <w:color w:val="000000"/>
           <w:kern w:val="0"/>
           <w:lang w:eastAsia="es-ES"/>
-          <w14:ligatures w14:val="none"/>
+          <ns2:ligatures ns2:val="none"/>
         </w:rPr>
         <w:t>.</w:t>
       </w:r>
     </w:p>
-    <w:p>
+    <w:p ns2:paraId="1BB297F4" ns2:textId="77777777">
       <w:pPr>
         <w:pStyle w:val="Prrafodelista"/>
         <w:spacing w:after="0" w:line="240" w:lineRule="auto"/>
@@ -4636,11 +4636,11 @@
           <w:rFonts w:ascii="Arial Narrow" w:eastAsia="Calibri" w:hAnsi="Arial Narrow" w:cs="Arial Narrow"/>
           <w:kern w:val="0"/>
           <w:lang w:eastAsia="es-PE"/>
-          <w14:ligatures w14:val="none"/>
-        </w:rPr>
-      </w:pPr>
-    </w:p>
-    <w:p>
+          <ns2:ligatures ns2:val="none"/>
+        </w:rPr>
+      </w:pPr>
+    </w:p>
+    <w:p ns2:paraId="029B1FE7" ns2:textId="1350E10E">
       <w:pPr>
         <w:pStyle w:val="Prrafodelista"/>
         <w:numPr>
@@ -4658,7 +4658,7 @@
           <w:rFonts w:ascii="Arial Narrow" w:eastAsia="Calibri" w:hAnsi="Arial Narrow" w:cs="Arial Narrow"/>
           <w:kern w:val="0"/>
           <w:lang w:eastAsia="es-PE"/>
-          <w14:ligatures w14:val="none"/>
+          <ns2:ligatures ns2:val="none"/>
         </w:rPr>
       </w:pPr>
       <w:r>
@@ -4667,7 +4667,7 @@
           <w:color w:val="000000"/>
           <w:kern w:val="0"/>
           <w:lang w:eastAsia="es-PE"/>
-          <w14:ligatures w14:val="none"/>
+          <ns2:ligatures ns2:val="none"/>
         </w:rPr>
         <w:t xml:space="preserve">Presunta infracción al literal </w:t>
       </w:r>
@@ -4677,7 +4677,7 @@
           <w:color w:val="000000"/>
           <w:kern w:val="0"/>
           <w:lang w:eastAsia="es-PE"/>
-          <w14:ligatures w14:val="none"/>
+          <ns2:ligatures ns2:val="none"/>
         </w:rPr>
         <w:t>c</w:t>
       </w:r>
@@ -4687,7 +4687,7 @@
           <w:color w:val="000000"/>
           <w:kern w:val="0"/>
           <w:lang w:eastAsia="es-PE"/>
-          <w14:ligatures w14:val="none"/>
+          <ns2:ligatures ns2:val="none"/>
         </w:rPr>
         <w:t xml:space="preserve">) </w:t>
       </w:r>
@@ -4697,7 +4697,7 @@
           <w:color w:val="000000"/>
           <w:kern w:val="0"/>
           <w:lang w:eastAsia="es-PE"/>
-          <w14:ligatures w14:val="none"/>
+          <ns2:ligatures ns2:val="none"/>
         </w:rPr>
         <w:t xml:space="preserve">y d) </w:t>
       </w:r>
@@ -4707,7 +4707,7 @@
           <w:color w:val="000000"/>
           <w:kern w:val="0"/>
           <w:lang w:eastAsia="es-PE"/>
-          <w14:ligatures w14:val="none"/>
+          <ns2:ligatures ns2:val="none"/>
         </w:rPr>
         <w:t>del artículo 56 de la Ley 29571, Código de Protección y Defensa del Consumidor</w:t>
       </w:r>
@@ -4717,7 +4717,7 @@
           <w:kern w:val="0"/>
           <w:shd w:val="clear" w:color="auto" w:fill="FFFFFF"/>
           <w:lang w:eastAsia="es-PE"/>
-          <w14:ligatures w14:val="none"/>
+          <ns2:ligatures ns2:val="none"/>
         </w:rPr>
         <w:t xml:space="preserve">, en tanto </w:t>
       </w:r>
@@ -4728,7 +4728,7 @@
           <w:kern w:val="0"/>
           <w:shd w:val="clear" w:color="auto" w:fill="FFFFFF"/>
           <w:lang w:eastAsia="es-PE"/>
-          <w14:ligatures w14:val="none"/>
+          <ns2:ligatures ns2:val="none"/>
         </w:rPr>
         <w:t xml:space="preserve">el </w:t>
       </w:r>
@@ -4739,7 +4739,7 @@
           <w:color w:val="000000"/>
           <w:kern w:val="0"/>
           <w:lang w:eastAsia="es-PE"/>
-          <w14:ligatures w14:val="none"/>
+          <ns2:ligatures ns2:val="none"/>
         </w:rPr>
         <w:t>Banco de Crédito del Perú</w:t>
       </w:r>
@@ -4750,7 +4750,7 @@
           <w:color w:val="000000"/>
           <w:kern w:val="0"/>
           <w:lang w:eastAsia="es-PE"/>
-          <w14:ligatures w14:val="none"/>
+          <ns2:ligatures ns2:val="none"/>
         </w:rPr>
         <w:t xml:space="preserve"> </w:t>
       </w:r>
@@ -4761,7 +4761,7 @@
           <w:color w:val="000000"/>
           <w:kern w:val="0"/>
           <w:lang w:eastAsia="es-PE"/>
-          <w14:ligatures w14:val="none"/>
+          <ns2:ligatures ns2:val="none"/>
         </w:rPr>
         <w:t xml:space="preserve">S.A. </w:t>
       </w:r>
@@ -4772,7 +4772,7 @@
           <w:color w:val="000000"/>
           <w:kern w:val="0"/>
           <w:lang w:eastAsia="es-PE"/>
-          <w14:ligatures w14:val="none"/>
+          <ns2:ligatures ns2:val="none"/>
         </w:rPr>
         <w:t xml:space="preserve">y </w:t>
       </w:r>
@@ -4782,7 +4782,7 @@
           <w:kern w:val="0"/>
           <w:shd w:val="clear" w:color="auto" w:fill="FFFFFF"/>
           <w:lang w:eastAsia="es-PE"/>
-          <w14:ligatures w14:val="none"/>
+          <ns2:ligatures ns2:val="none"/>
         </w:rPr>
         <w:t>Pacífico Compañía de Seguros y Reaseguros S.A.</w:t>
       </w:r>
@@ -4792,7 +4792,7 @@
           <w:kern w:val="0"/>
           <w:shd w:val="clear" w:color="auto" w:fill="FFFFFF"/>
           <w:lang w:eastAsia="es-PE"/>
-          <w14:ligatures w14:val="none"/>
+          <ns2:ligatures ns2:val="none"/>
         </w:rPr>
         <w:t xml:space="preserve"> </w:t>
       </w:r>
@@ -4803,7 +4803,7 @@
           <w:color w:val="000000"/>
           <w:kern w:val="0"/>
           <w:lang w:eastAsia="es-PE"/>
-          <w14:ligatures w14:val="none"/>
+          <ns2:ligatures ns2:val="none"/>
         </w:rPr>
         <w:t xml:space="preserve">habrían incurrido en métodos comerciales coercitivos al contratar indebidamente la </w:t>
       </w:r>
@@ -4813,7 +4813,7 @@
           <w:color w:val="000000"/>
           <w:kern w:val="0"/>
           <w:lang w:eastAsia="es-ES"/>
-          <w14:ligatures w14:val="none"/>
+          <ns2:ligatures ns2:val="none"/>
         </w:rPr>
         <w:t xml:space="preserve">Póliza </w:t>
       </w:r>
@@ -4824,7 +4824,7 @@
           <w:color w:val="000000"/>
           <w:kern w:val="0"/>
           <w:lang w:eastAsia="es-ES"/>
-          <w14:ligatures w14:val="none"/>
+          <ns2:ligatures ns2:val="none"/>
         </w:rPr>
         <w:t/>
       </w:r>
@@ -4835,7 +4835,7 @@
           <w:color w:val="000000"/>
           <w:kern w:val="0"/>
           <w:lang w:eastAsia="es-ES"/>
-          <w14:ligatures w14:val="none"/>
+          <ns2:ligatures ns2:val="none"/>
         </w:rPr>
         <w:t xml:space="preserve"> 1000001429 </w:t>
       </w:r>
@@ -4846,7 +4846,7 @@
           <w:color w:val="000000"/>
           <w:kern w:val="0"/>
           <w:lang w:eastAsia="es-PE"/>
-          <w14:ligatures w14:val="none"/>
+          <ns2:ligatures ns2:val="none"/>
         </w:rPr>
         <w:t>y designar a un titular no autorizado</w:t>
       </w:r>
@@ -4854,7 +4854,7 @@
         <w:rPr>
           <w:rFonts w:ascii="Arial Narrow" w:eastAsia="Arial Narrow" w:hAnsi="Arial Narrow" w:cs="Arial Narrow"/>
           <w:kern w:val="0"/>
-          <w14:ligatures w14:val="none"/>
+          <ns2:ligatures ns2:val="none"/>
         </w:rPr>
         <w:t xml:space="preserve">, </w:t>
       </w:r>
@@ -4865,7 +4865,7 @@
           <w:color w:val="000000"/>
           <w:kern w:val="0"/>
           <w:lang w:eastAsia="es-PE"/>
-          <w14:ligatures w14:val="none"/>
+          <ns2:ligatures ns2:val="none"/>
         </w:rPr>
         <w:t xml:space="preserve">modificando unilateralmente las condiciones acordadas al momento de la suscripción del contrato y dejando en desprotección a la cuenta mancomunada </w:t>
       </w:r>
@@ -4876,7 +4876,7 @@
           <w:color w:val="000000"/>
           <w:kern w:val="0"/>
           <w:lang w:eastAsia="es-ES"/>
-          <w14:ligatures w14:val="none"/>
+          <ns2:ligatures ns2:val="none"/>
         </w:rPr>
         <w:t/>
       </w:r>
@@ -4887,7 +4887,7 @@
           <w:color w:val="000000"/>
           <w:kern w:val="0"/>
           <w:lang w:eastAsia="es-ES"/>
-          <w14:ligatures w14:val="none"/>
+          <ns2:ligatures ns2:val="none"/>
         </w:rPr>
         <w:t xml:space="preserve"> </w:t>
       </w:r>
@@ -4897,7 +4897,7 @@
           <w:color w:val="000000"/>
           <w:kern w:val="0"/>
           <w:lang w:eastAsia="es-ES"/>
-          <w14:ligatures w14:val="none"/>
+          <ns2:ligatures ns2:val="none"/>
         </w:rPr>
         <w:t>194-913xxxxx-0-00</w:t>
       </w:r>
@@ -4905,23 +4905,23 @@
         <w:rPr>
           <w:rFonts w:ascii="Arial Narrow" w:eastAsia="Arial Narrow" w:hAnsi="Arial Narrow" w:cs="Arial Narrow"/>
           <w:kern w:val="0"/>
-          <w14:ligatures w14:val="none"/>
+          <ns2:ligatures ns2:val="none"/>
         </w:rPr>
         <w:t>.</w:t>
       </w:r>
     </w:p>
-    <w:p>
+    <w:p ns2:paraId="7082DEB1" ns2:textId="77777777">
       <w:pPr>
         <w:pStyle w:val="Prrafodelista"/>
         <w:rPr>
           <w:rFonts w:ascii="Arial Narrow" w:eastAsia="Calibri" w:hAnsi="Arial Narrow" w:cs="Arial Narrow"/>
           <w:kern w:val="0"/>
           <w:lang w:eastAsia="es-PE"/>
-          <w14:ligatures w14:val="none"/>
-        </w:rPr>
-      </w:pPr>
-    </w:p>
-    <w:p>
+          <ns2:ligatures ns2:val="none"/>
+        </w:rPr>
+      </w:pPr>
+    </w:p>
+    <w:p ns2:paraId="1D5F6A6F" ns2:textId="50D7D14F">
       <w:pPr>
         <w:pStyle w:val="Prrafodelista"/>
         <w:numPr>
@@ -4939,7 +4939,7 @@
           <w:rFonts w:ascii="Arial Narrow" w:eastAsia="Calibri" w:hAnsi="Arial Narrow" w:cs="Arial Narrow"/>
           <w:kern w:val="0"/>
           <w:lang w:eastAsia="es-PE"/>
-          <w14:ligatures w14:val="none"/>
+          <ns2:ligatures ns2:val="none"/>
         </w:rPr>
       </w:pPr>
       <w:r>
@@ -4948,7 +4948,7 @@
           <w:color w:val="000000"/>
           <w:kern w:val="0"/>
           <w:lang w:eastAsia="es-PE"/>
-          <w14:ligatures w14:val="none"/>
+          <ns2:ligatures ns2:val="none"/>
         </w:rPr>
         <w:t>Presunta</w:t>
       </w:r>
@@ -4958,7 +4958,7 @@
           <w:kern w:val="0"/>
           <w:shd w:val="clear" w:color="auto" w:fill="FFFFFF"/>
           <w:lang w:eastAsia="es-PE"/>
-          <w14:ligatures w14:val="none"/>
+          <ns2:ligatures ns2:val="none"/>
         </w:rPr>
         <w:t xml:space="preserve"> infracción a los artículos 18 y 19</w:t>
       </w:r>
@@ -4967,7 +4967,7 @@
           <w:rFonts w:ascii="Arial Narrow" w:eastAsia="Calibri" w:hAnsi="Arial Narrow" w:cs="Arial Narrow"/>
           <w:kern w:val="0"/>
           <w:lang w:eastAsia="es-PE"/>
-          <w14:ligatures w14:val="none"/>
+          <ns2:ligatures ns2:val="none"/>
         </w:rPr>
         <w:t xml:space="preserve"> de </w:t>
       </w:r>
@@ -4977,7 +4977,7 @@
           <w:kern w:val="0"/>
           <w:shd w:val="clear" w:color="auto" w:fill="FFFFFF"/>
           <w:lang w:eastAsia="es-PE"/>
-          <w14:ligatures w14:val="none"/>
+          <ns2:ligatures ns2:val="none"/>
         </w:rPr>
         <w:t xml:space="preserve">la Ley 29571, Código de Protección y Defensa del Consumidor, en tanto </w:t>
       </w:r>
@@ -4987,7 +4987,7 @@
           <w:kern w:val="0"/>
           <w:shd w:val="clear" w:color="auto" w:fill="FFFFFF"/>
           <w:lang w:eastAsia="es-PE"/>
-          <w14:ligatures w14:val="none"/>
+          <ns2:ligatures ns2:val="none"/>
         </w:rPr>
         <w:t>e</w:t>
       </w:r>
@@ -4997,7 +4997,7 @@
           <w:kern w:val="0"/>
           <w:shd w:val="clear" w:color="auto" w:fill="FFFFFF"/>
           <w:lang w:eastAsia="es-PE"/>
-          <w14:ligatures w14:val="none"/>
+          <ns2:ligatures ns2:val="none"/>
         </w:rPr>
         <w:t xml:space="preserve">l </w:t>
       </w:r>
@@ -5007,7 +5007,7 @@
           <w:kern w:val="0"/>
           <w:shd w:val="clear" w:color="auto" w:fill="FFFFFF"/>
           <w:lang w:eastAsia="es-PE"/>
-          <w14:ligatures w14:val="none"/>
+          <ns2:ligatures ns2:val="none"/>
         </w:rPr>
         <w:t>Banco de Crédito del Perú S.A.</w:t>
       </w:r>
@@ -5017,7 +5017,7 @@
           <w:kern w:val="0"/>
           <w:shd w:val="clear" w:color="auto" w:fill="FFFFFF"/>
           <w:lang w:eastAsia="es-PE"/>
-          <w14:ligatures w14:val="none"/>
+          <ns2:ligatures ns2:val="none"/>
         </w:rPr>
         <w:t xml:space="preserve"> </w:t>
       </w:r>
@@ -5025,7 +5025,7 @@
         <w:rPr>
           <w:rFonts w:ascii="Arial Narrow" w:eastAsia="Arial Narrow" w:hAnsi="Arial Narrow" w:cs="Arial Narrow"/>
           <w:kern w:val="0"/>
-          <w14:ligatures w14:val="none"/>
+          <ns2:ligatures ns2:val="none"/>
         </w:rPr>
         <w:t xml:space="preserve">no habría adoptado las medidas de seguridad de forma idónea y oportuna para prevenir el retiro fraudulento de los fondos de la cuenta mancomunada </w:t>
       </w:r>
@@ -5036,7 +5036,7 @@
           <w:color w:val="000000"/>
           <w:kern w:val="0"/>
           <w:lang w:eastAsia="es-ES"/>
-          <w14:ligatures w14:val="none"/>
+          <ns2:ligatures ns2:val="none"/>
         </w:rPr>
         <w:t/>
       </w:r>
@@ -5047,7 +5047,7 @@
           <w:color w:val="000000"/>
           <w:kern w:val="0"/>
           <w:lang w:eastAsia="es-ES"/>
-          <w14:ligatures w14:val="none"/>
+          <ns2:ligatures ns2:val="none"/>
         </w:rPr>
         <w:t xml:space="preserve"> </w:t>
       </w:r>
@@ -5057,7 +5057,7 @@
           <w:color w:val="000000"/>
           <w:kern w:val="0"/>
           <w:lang w:eastAsia="es-ES"/>
-          <w14:ligatures w14:val="none"/>
+          <ns2:ligatures ns2:val="none"/>
         </w:rPr>
         <w:t>194-913xxxxx-0-00</w:t>
       </w:r>
@@ -5065,7 +5065,7 @@
         <w:rPr>
           <w:rFonts w:ascii="Arial Narrow" w:eastAsia="Arial Narrow" w:hAnsi="Arial Narrow" w:cs="Arial Narrow"/>
           <w:kern w:val="0"/>
-          <w14:ligatures w14:val="none"/>
+          <ns2:ligatures ns2:val="none"/>
         </w:rPr>
         <w:t xml:space="preserve">, </w:t>
       </w:r>
@@ -5074,7 +5074,7 @@
         <w:rPr>
           <w:rFonts w:ascii="Arial Narrow" w:eastAsia="Arial Narrow" w:hAnsi="Arial Narrow" w:cs="Arial Narrow"/>
           <w:kern w:val="0"/>
-          <w14:ligatures w14:val="none"/>
+          <ns2:ligatures ns2:val="none"/>
         </w:rPr>
         <w:t>al</w:t>
       </w:r>
@@ -5083,7 +5083,7 @@
         <w:rPr>
           <w:rFonts w:ascii="Arial Narrow" w:eastAsia="Arial Narrow" w:hAnsi="Arial Narrow" w:cs="Arial Narrow"/>
           <w:kern w:val="0"/>
-          <w14:ligatures w14:val="none"/>
+          <ns2:ligatures ns2:val="none"/>
         </w:rPr>
         <w:t xml:space="preserve"> no emitir oportunamente</w:t>
       </w:r>
@@ -5091,7 +5091,7 @@
         <w:rPr>
           <w:rFonts w:ascii="Arial Narrow" w:eastAsia="Arial Narrow" w:hAnsi="Arial Narrow" w:cs="Arial Narrow"/>
           <w:kern w:val="0"/>
-          <w14:ligatures w14:val="none"/>
+          <ns2:ligatures ns2:val="none"/>
         </w:rPr>
         <w:t xml:space="preserve"> l</w:t>
       </w:r>
@@ -5099,7 +5099,7 @@
         <w:rPr>
           <w:rFonts w:ascii="Arial Narrow" w:eastAsia="Arial Narrow" w:hAnsi="Arial Narrow" w:cs="Arial Narrow"/>
           <w:kern w:val="0"/>
-          <w14:ligatures w14:val="none"/>
+          <ns2:ligatures ns2:val="none"/>
         </w:rPr>
         <w:t xml:space="preserve">os correspondientes mecanismos </w:t>
       </w:r>
@@ -5107,7 +5107,7 @@
         <w:rPr>
           <w:rFonts w:ascii="Arial Narrow" w:eastAsia="Arial Narrow" w:hAnsi="Arial Narrow" w:cs="Arial Narrow"/>
           <w:kern w:val="0"/>
-          <w14:ligatures w14:val="none"/>
+          <ns2:ligatures ns2:val="none"/>
         </w:rPr>
         <w:t>de alerta ni bloqueos preventivo</w:t>
       </w:r>
@@ -5115,7 +5115,7 @@
         <w:rPr>
           <w:rFonts w:ascii="Arial Narrow" w:eastAsia="Arial Narrow" w:hAnsi="Arial Narrow" w:cs="Arial Narrow"/>
           <w:kern w:val="0"/>
-          <w14:ligatures w14:val="none"/>
+          <ns2:ligatures ns2:val="none"/>
         </w:rPr>
         <w:t>s</w:t>
       </w:r>
@@ -5123,23 +5123,23 @@
         <w:rPr>
           <w:rFonts w:ascii="Arial Narrow" w:eastAsia="Arial Narrow" w:hAnsi="Arial Narrow" w:cs="Arial Narrow"/>
           <w:kern w:val="0"/>
-          <w14:ligatures w14:val="none"/>
+          <ns2:ligatures ns2:val="none"/>
         </w:rPr>
         <w:t>.</w:t>
       </w:r>
     </w:p>
-    <w:p>
+    <w:p ns2:paraId="32D1B87C" ns2:textId="77777777">
       <w:pPr>
         <w:pStyle w:val="Prrafodelista"/>
         <w:rPr>
           <w:rFonts w:ascii="Arial Narrow" w:eastAsia="Calibri" w:hAnsi="Arial Narrow" w:cs="Arial Narrow"/>
           <w:kern w:val="0"/>
           <w:lang w:eastAsia="es-PE"/>
-          <w14:ligatures w14:val="none"/>
-        </w:rPr>
-      </w:pPr>
-    </w:p>
-    <w:p>
+          <ns2:ligatures ns2:val="none"/>
+        </w:rPr>
+      </w:pPr>
+    </w:p>
+    <w:p ns2:paraId="24633B94" ns2:textId="122F46BC">
       <w:pPr>
         <w:pStyle w:val="Prrafodelista"/>
         <w:numPr>
@@ -5157,7 +5157,7 @@
           <w:rFonts w:ascii="Arial Narrow" w:eastAsia="Calibri" w:hAnsi="Arial Narrow" w:cs="Arial Narrow"/>
           <w:kern w:val="0"/>
           <w:lang w:eastAsia="es-PE"/>
-          <w14:ligatures w14:val="none"/>
+          <ns2:ligatures ns2:val="none"/>
         </w:rPr>
       </w:pPr>
       <w:r>
@@ -5240,7 +5240,7 @@
           <w:color w:val="000000"/>
           <w:kern w:val="0"/>
           <w:lang w:eastAsia="es-ES"/>
-          <w14:ligatures w14:val="none"/>
+          <ns2:ligatures ns2:val="none"/>
         </w:rPr>
         <w:t xml:space="preserve">seguros </w:t>
       </w:r>
@@ -5250,7 +5250,7 @@
           <w:color w:val="000000"/>
           <w:kern w:val="0"/>
           <w:lang w:eastAsia="es-ES"/>
-          <w14:ligatures w14:val="none"/>
+          <ns2:ligatures ns2:val="none"/>
         </w:rPr>
         <w:t xml:space="preserve">de </w:t>
       </w:r>
@@ -5260,7 +5260,7 @@
           <w:color w:val="000000"/>
           <w:kern w:val="0"/>
           <w:lang w:eastAsia="es-ES"/>
-          <w14:ligatures w14:val="none"/>
+          <ns2:ligatures ns2:val="none"/>
         </w:rPr>
         <w:t>protección</w:t>
       </w:r>
@@ -5270,7 +5270,7 @@
           <w:color w:val="000000"/>
           <w:kern w:val="0"/>
           <w:lang w:eastAsia="es-ES"/>
-          <w14:ligatures w14:val="none"/>
+          <ns2:ligatures ns2:val="none"/>
         </w:rPr>
         <w:t xml:space="preserve"> de </w:t>
       </w:r>
@@ -5280,7 +5280,7 @@
           <w:color w:val="000000"/>
           <w:kern w:val="0"/>
           <w:lang w:eastAsia="es-ES"/>
-          <w14:ligatures w14:val="none"/>
+          <ns2:ligatures ns2:val="none"/>
         </w:rPr>
         <w:t xml:space="preserve">fondos </w:t>
       </w:r>
@@ -5371,18 +5371,18 @@
         <w:t>.</w:t>
       </w:r>
     </w:p>
-    <w:p>
+    <w:p ns2:paraId="1DEB3481" ns2:textId="77777777">
       <w:pPr>
         <w:spacing w:after="0" w:line="240" w:lineRule="auto"/>
         <w:jc w:val="both"/>
         <w:rPr>
           <w:rFonts w:ascii="Arial Narrow" w:eastAsia="Arial Narrow" w:hAnsi="Arial Narrow" w:cs="Arial Narrow"/>
           <w:kern w:val="0"/>
-          <w14:ligatures w14:val="none"/>
-        </w:rPr>
-      </w:pPr>
-    </w:p>
-    <w:p>
+          <ns2:ligatures ns2:val="none"/>
+        </w:rPr>
+      </w:pPr>
+    </w:p>
+    <w:p ns2:paraId="2AF03E3F" ns2:textId="6081D410">
       <w:pPr>
         <w:spacing w:line="240" w:lineRule="auto"/>
         <w:contextualSpacing/>
@@ -5392,17 +5392,17 @@
           <w:color w:val="000000"/>
           <w:kern w:val="0"/>
           <w:lang w:val="es-ES" w:eastAsia="es-ES"/>
-          <w14:ligatures w14:val="none"/>
-        </w:rPr>
-      </w:pPr>
-      <w:r>
-        <w:rPr>
-          <w:rFonts w:ascii="Arial Narrow" w:eastAsia="Arial Narrow" w:hAnsi="Arial Narrow" w:cs="Arial Narrow"/>
-          <w:b/>
-          <w:color w:val="000000"/>
-          <w:kern w:val="0"/>
-          <w:lang w:eastAsia="es-PE"/>
-          <w14:ligatures w14:val="none"/>
+          <ns2:ligatures ns2:val="none"/>
+        </w:rPr>
+      </w:pPr>
+      <w:r>
+        <w:rPr>
+          <w:rFonts w:ascii="Arial Narrow" w:eastAsia="Arial Narrow" w:hAnsi="Arial Narrow" w:cs="Arial Narrow"/>
+          <w:b/>
+          <w:color w:val="000000"/>
+          <w:kern w:val="0"/>
+          <w:lang w:eastAsia="es-PE"/>
+          <ns2:ligatures ns2:val="none"/>
         </w:rPr>
         <w:lastRenderedPageBreak/>
         <w:t>SEGUNDO:</w:t>
@@ -5413,7 +5413,7 @@
           <w:color w:val="000000"/>
           <w:kern w:val="0"/>
           <w:lang w:eastAsia="es-PE"/>
-          <w14:ligatures w14:val="none"/>
+          <ns2:ligatures ns2:val="none"/>
         </w:rPr>
         <w:t xml:space="preserve"> tener por ofrecidos los medios probatorios presentados en el escrito de denuncia</w:t>
       </w:r>
@@ -5423,7 +5423,7 @@
           <w:color w:val="000000"/>
           <w:kern w:val="0"/>
           <w:lang w:eastAsia="es-PE"/>
-          <w14:ligatures w14:val="none"/>
+          <ns2:ligatures ns2:val="none"/>
         </w:rPr>
         <w:t xml:space="preserve"> </w:t>
       </w:r>
@@ -5434,7 +5434,7 @@
           <w:kern w:val="0"/>
           <w:shd w:val="clear" w:color="auto" w:fill="FFFFFF"/>
           <w:lang w:eastAsia="es-PE"/>
-          <w14:ligatures w14:val="none"/>
+          <ns2:ligatures ns2:val="none"/>
         </w:rPr>
         <w:t xml:space="preserve">del </w:t>
       </w:r>
@@ -5444,7 +5444,7 @@
           <w:color w:val="000000"/>
           <w:kern w:val="0"/>
           <w:lang w:val="es-ES" w:eastAsia="es-ES"/>
-          <w14:ligatures w14:val="none"/>
+          <ns2:ligatures ns2:val="none"/>
         </w:rPr>
         <w:t>02 de noviembre</w:t>
       </w:r>
@@ -5454,7 +5454,7 @@
           <w:color w:val="000000"/>
           <w:kern w:val="0"/>
           <w:lang w:val="es-ES" w:eastAsia="es-ES"/>
-          <w14:ligatures w14:val="none"/>
+          <ns2:ligatures ns2:val="none"/>
         </w:rPr>
         <w:t xml:space="preserve"> del 2025, subsanada mediante escrito del 2</w:t>
       </w:r>
@@ -5464,7 +5464,7 @@
           <w:color w:val="000000"/>
           <w:kern w:val="0"/>
           <w:lang w:val="es-ES" w:eastAsia="es-ES"/>
-          <w14:ligatures w14:val="none"/>
+          <ns2:ligatures ns2:val="none"/>
         </w:rPr>
         <w:t>7</w:t>
       </w:r>
@@ -5474,7 +5474,7 @@
           <w:color w:val="000000"/>
           <w:kern w:val="0"/>
           <w:lang w:val="es-ES" w:eastAsia="es-ES"/>
-          <w14:ligatures w14:val="none"/>
+          <ns2:ligatures ns2:val="none"/>
         </w:rPr>
         <w:t xml:space="preserve"> de noviembre de 2025</w:t>
       </w:r>
@@ -5484,12 +5484,12 @@
           <w:color w:val="000000"/>
           <w:kern w:val="0"/>
           <w:lang w:val="es-ES" w:eastAsia="es-ES"/>
-          <w14:ligatures w14:val="none"/>
+          <ns2:ligatures ns2:val="none"/>
         </w:rPr>
         <w:t>.</w:t>
       </w:r>
     </w:p>
-    <w:p>
+    <w:p ns2:paraId="67019C5C" ns2:textId="77777777">
       <w:pPr>
         <w:spacing w:line="240" w:lineRule="auto"/>
         <w:contextualSpacing/>
@@ -5499,11 +5499,11 @@
           <w:color w:val="000000"/>
           <w:kern w:val="0"/>
           <w:lang w:eastAsia="es-PE"/>
-          <w14:ligatures w14:val="none"/>
-        </w:rPr>
-      </w:pPr>
-    </w:p>
-    <w:p>
+          <ns2:ligatures ns2:val="none"/>
+        </w:rPr>
+      </w:pPr>
+    </w:p>
+    <w:p ns2:paraId="5D90C1F7" ns2:textId="759F553D">
       <w:pPr>
         <w:spacing w:after="0" w:line="240" w:lineRule="auto"/>
         <w:jc w:val="both"/>
@@ -5512,17 +5512,17 @@
           <w:color w:val="000000"/>
           <w:kern w:val="0"/>
           <w:lang w:eastAsia="es-PE"/>
-          <w14:ligatures w14:val="none"/>
-        </w:rPr>
-      </w:pPr>
-      <w:r>
-        <w:rPr>
-          <w:rFonts w:ascii="Arial Narrow" w:eastAsia="Arial Narrow" w:hAnsi="Arial Narrow" w:cs="Arial Narrow"/>
-          <w:b/>
-          <w:color w:val="000000"/>
-          <w:kern w:val="0"/>
-          <w:lang w:eastAsia="es-PE"/>
-          <w14:ligatures w14:val="none"/>
+          <ns2:ligatures ns2:val="none"/>
+        </w:rPr>
+      </w:pPr>
+      <w:r>
+        <w:rPr>
+          <w:rFonts w:ascii="Arial Narrow" w:eastAsia="Arial Narrow" w:hAnsi="Arial Narrow" w:cs="Arial Narrow"/>
+          <w:b/>
+          <w:color w:val="000000"/>
+          <w:kern w:val="0"/>
+          <w:lang w:eastAsia="es-PE"/>
+          <ns2:ligatures ns2:val="none"/>
         </w:rPr>
         <w:t xml:space="preserve">TERCERO: </w:t>
       </w:r>
@@ -5532,7 +5532,7 @@
           <w:color w:val="000000"/>
           <w:kern w:val="0"/>
           <w:lang w:eastAsia="es-PE"/>
-          <w14:ligatures w14:val="none"/>
+          <ns2:ligatures ns2:val="none"/>
         </w:rPr>
         <w:t xml:space="preserve">requerir a </w:t>
       </w:r>
@@ -5543,7 +5543,7 @@
           <w:color w:val="000000"/>
           <w:kern w:val="0"/>
           <w:lang w:eastAsia="es-PE"/>
-          <w14:ligatures w14:val="none"/>
+          <ns2:ligatures ns2:val="none"/>
         </w:rPr>
         <w:t>Banco de Crédito del Perú</w:t>
       </w:r>
@@ -5554,7 +5554,7 @@
           <w:color w:val="000000"/>
           <w:kern w:val="0"/>
           <w:lang w:eastAsia="es-PE"/>
-          <w14:ligatures w14:val="none"/>
+          <ns2:ligatures ns2:val="none"/>
         </w:rPr>
         <w:t xml:space="preserve"> S.A.</w:t>
       </w:r>
@@ -5565,7 +5565,7 @@
           <w:kern w:val="0"/>
           <w:shd w:val="clear" w:color="auto" w:fill="FFFFFF"/>
           <w:lang w:eastAsia="es-PE"/>
-          <w14:ligatures w14:val="none"/>
+          <ns2:ligatures ns2:val="none"/>
         </w:rPr>
         <w:t xml:space="preserve"> </w:t>
       </w:r>
@@ -5583,7 +5583,7 @@
           <w:color w:val="000000"/>
           <w:kern w:val="0"/>
           <w:lang w:eastAsia="es-PE"/>
-          <w14:ligatures w14:val="none"/>
+          <ns2:ligatures ns2:val="none"/>
         </w:rPr>
         <w:t>Pacífico Compañía de Seguros y Reaseguros S.A</w:t>
       </w:r>
@@ -5594,7 +5594,7 @@
           <w:kern w:val="0"/>
           <w:shd w:val="clear" w:color="auto" w:fill="FFFFFF"/>
           <w:lang w:eastAsia="es-PE"/>
-          <w14:ligatures w14:val="none"/>
+          <ns2:ligatures ns2:val="none"/>
         </w:rPr>
         <w:t>.,</w:t>
       </w:r>
@@ -5611,7 +5611,7 @@
           <w:color w:val="000000"/>
           <w:kern w:val="0"/>
           <w:lang w:eastAsia="es-PE"/>
-          <w14:ligatures w14:val="none"/>
+          <ns2:ligatures ns2:val="none"/>
         </w:rPr>
         <w:t>que cumpla</w:t>
       </w:r>
@@ -5621,7 +5621,7 @@
           <w:color w:val="000000"/>
           <w:kern w:val="0"/>
           <w:lang w:eastAsia="es-PE"/>
-          <w14:ligatures w14:val="none"/>
+          <ns2:ligatures ns2:val="none"/>
         </w:rPr>
         <w:t>n</w:t>
       </w:r>
@@ -5631,12 +5631,12 @@
           <w:color w:val="000000"/>
           <w:kern w:val="0"/>
           <w:lang w:eastAsia="es-PE"/>
-          <w14:ligatures w14:val="none"/>
+          <ns2:ligatures ns2:val="none"/>
         </w:rPr>
         <w:t xml:space="preserve"> con lo siguiente:</w:t>
       </w:r>
     </w:p>
-    <w:p>
+    <w:p ns2:paraId="156DFAB9" ns2:textId="77777777">
       <w:pPr>
         <w:spacing w:after="0" w:line="240" w:lineRule="auto"/>
         <w:jc w:val="both"/>
@@ -5645,11 +5645,11 @@
           <w:color w:val="000000"/>
           <w:kern w:val="0"/>
           <w:lang w:eastAsia="es-PE"/>
-          <w14:ligatures w14:val="none"/>
-        </w:rPr>
-      </w:pPr>
-    </w:p>
-    <w:p>
+          <ns2:ligatures ns2:val="none"/>
+        </w:rPr>
+      </w:pPr>
+    </w:p>
+    <w:p ns2:paraId="37384474" ns2:textId="77777777">
       <w:pPr>
         <w:numPr>
           <w:ilvl w:val="0"/>
@@ -5663,21 +5663,21 @@
           <w:color w:val="000000"/>
           <w:kern w:val="0"/>
           <w:lang w:eastAsia="es-PE"/>
-          <w14:ligatures w14:val="none"/>
-        </w:rPr>
-      </w:pPr>
-      <w:r>
-        <w:rPr>
-          <w:rFonts w:ascii="Arial Narrow" w:eastAsia="Arial Narrow" w:hAnsi="Arial Narrow" w:cs="Arial Narrow"/>
-          <w:color w:val="000000"/>
-          <w:kern w:val="0"/>
-          <w:lang w:eastAsia="es-PE"/>
-          <w14:ligatures w14:val="none"/>
+          <ns2:ligatures ns2:val="none"/>
+        </w:rPr>
+      </w:pPr>
+      <w:r>
+        <w:rPr>
+          <w:rFonts w:ascii="Arial Narrow" w:eastAsia="Arial Narrow" w:hAnsi="Arial Narrow" w:cs="Arial Narrow"/>
+          <w:color w:val="000000"/>
+          <w:kern w:val="0"/>
+          <w:lang w:eastAsia="es-PE"/>
+          <ns2:ligatures ns2:val="none"/>
         </w:rPr>
         <w:t>presentar documentos que acrediten su inscripción en los Registros Públicos o una declaración jurada que indique que cuenta con dicha inscripción;</w:t>
       </w:r>
     </w:p>
-    <w:p>
+    <w:p ns2:paraId="04A6E74B" ns2:textId="77777777">
       <w:pPr>
         <w:numPr>
           <w:ilvl w:val="0"/>
@@ -5691,21 +5691,21 @@
           <w:color w:val="000000"/>
           <w:kern w:val="0"/>
           <w:lang w:eastAsia="es-PE"/>
-          <w14:ligatures w14:val="none"/>
-        </w:rPr>
-      </w:pPr>
-      <w:r>
-        <w:rPr>
-          <w:rFonts w:ascii="Arial Narrow" w:eastAsia="Arial Narrow" w:hAnsi="Arial Narrow" w:cs="Arial Narrow"/>
-          <w:color w:val="000000"/>
-          <w:kern w:val="0"/>
-          <w:lang w:eastAsia="es-PE"/>
-          <w14:ligatures w14:val="none"/>
+          <ns2:ligatures ns2:val="none"/>
+        </w:rPr>
+      </w:pPr>
+      <w:r>
+        <w:rPr>
+          <w:rFonts w:ascii="Arial Narrow" w:eastAsia="Arial Narrow" w:hAnsi="Arial Narrow" w:cs="Arial Narrow"/>
+          <w:color w:val="000000"/>
+          <w:kern w:val="0"/>
+          <w:lang w:eastAsia="es-PE"/>
+          <ns2:ligatures ns2:val="none"/>
         </w:rPr>
         <w:t>presentar copia simple de las facultades de representación de su representante legal en el presente procedimiento o la declaración jurada que indique que cuenta con dichas facultades y que estas se encuentran vigentes;</w:t>
       </w:r>
     </w:p>
-    <w:p>
+    <w:p ns2:paraId="1203D0DC" ns2:textId="77777777">
       <w:pPr>
         <w:numPr>
           <w:ilvl w:val="0"/>
@@ -5719,21 +5719,21 @@
           <w:color w:val="000000"/>
           <w:kern w:val="0"/>
           <w:lang w:eastAsia="es-PE"/>
-          <w14:ligatures w14:val="none"/>
-        </w:rPr>
-      </w:pPr>
-      <w:r>
-        <w:rPr>
-          <w:rFonts w:ascii="Arial Narrow" w:eastAsia="Arial Narrow" w:hAnsi="Arial Narrow" w:cs="Arial Narrow"/>
-          <w:color w:val="000000"/>
-          <w:kern w:val="0"/>
-          <w:lang w:eastAsia="es-PE"/>
-          <w14:ligatures w14:val="none"/>
+          <ns2:ligatures ns2:val="none"/>
+        </w:rPr>
+      </w:pPr>
+      <w:r>
+        <w:rPr>
+          <w:rFonts w:ascii="Arial Narrow" w:eastAsia="Arial Narrow" w:hAnsi="Arial Narrow" w:cs="Arial Narrow"/>
+          <w:color w:val="000000"/>
+          <w:kern w:val="0"/>
+          <w:lang w:eastAsia="es-PE"/>
+          <ns2:ligatures ns2:val="none"/>
         </w:rPr>
         <w:t>consignar el Número de Registro Único de Contribuyentes (RUC); y,</w:t>
       </w:r>
     </w:p>
-    <w:p>
+    <w:p ns2:paraId="37704CA2" ns2:textId="77777777">
       <w:pPr>
         <w:numPr>
           <w:ilvl w:val="0"/>
@@ -5745,16 +5745,16 @@
         <w:rPr>
           <w:rFonts w:ascii="Arial Narrow" w:eastAsia="Calibri" w:hAnsi="Arial Narrow" w:cs="Arial"/>
           <w:kern w:val="0"/>
-          <w14:ligatures w14:val="none"/>
-        </w:rPr>
-      </w:pPr>
-      <w:r>
-        <w:rPr>
-          <w:rFonts w:ascii="Arial Narrow" w:eastAsia="Arial Narrow" w:hAnsi="Arial Narrow" w:cs="Arial Narrow"/>
-          <w:color w:val="000000"/>
-          <w:kern w:val="0"/>
-          <w:lang w:eastAsia="es-PE"/>
-          <w14:ligatures w14:val="none"/>
+          <ns2:ligatures ns2:val="none"/>
+        </w:rPr>
+      </w:pPr>
+      <w:r>
+        <w:rPr>
+          <w:rFonts w:ascii="Arial Narrow" w:eastAsia="Arial Narrow" w:hAnsi="Arial Narrow" w:cs="Arial Narrow"/>
+          <w:color w:val="000000"/>
+          <w:kern w:val="0"/>
+          <w:lang w:eastAsia="es-PE"/>
+          <ns2:ligatures ns2:val="none"/>
         </w:rPr>
         <w:t>fijar domicilio procesal para el procedimiento, de conformidad con el numeral 1 del artículo 442</w:t>
       </w:r>
@@ -5764,7 +5764,7 @@
           <w:color w:val="000000"/>
           <w:kern w:val="0"/>
           <w:lang w:eastAsia="es-PE"/>
-          <w14:ligatures w14:val="none"/>
+          <ns2:ligatures ns2:val="none"/>
         </w:rPr>
         <w:t/>
       </w:r>
@@ -5774,7 +5774,7 @@
           <w:color w:val="000000"/>
           <w:kern w:val="0"/>
           <w:lang w:eastAsia="es-PE"/>
-          <w14:ligatures w14:val="none"/>
+          <ns2:ligatures ns2:val="none"/>
         </w:rPr>
         <w:t xml:space="preserve"> del Código Procesal Civil. </w:t>
       </w:r>
@@ -5782,7 +5782,7 @@
         <w:rPr>
           <w:rFonts w:ascii="Arial Narrow" w:eastAsia="Calibri" w:hAnsi="Arial Narrow" w:cs="Arial"/>
           <w:kern w:val="0"/>
-          <w14:ligatures w14:val="none"/>
+          <ns2:ligatures ns2:val="none"/>
         </w:rPr>
         <w:t>Para ello podrá señalar domicilio físico o una dirección electrónica a la que pueda remitirse las notificaciones</w:t>
       </w:r>
@@ -5791,12 +5791,12 @@
           <w:rFonts w:ascii="Arial Narrow" w:eastAsia="Arial" w:hAnsi="Arial Narrow" w:cs="Arial"/>
           <w:kern w:val="0"/>
           <w:lang w:val="es"/>
-          <w14:ligatures w14:val="none"/>
+          <ns2:ligatures ns2:val="none"/>
         </w:rPr>
         <w:t>;</w:t>
       </w:r>
     </w:p>
-    <w:p>
+    <w:p ns2:paraId="6A38ABFB" ns2:textId="77777777">
       <w:pPr>
         <w:numPr>
           <w:ilvl w:val="0"/>
@@ -5808,14 +5808,14 @@
         <w:rPr>
           <w:rFonts w:ascii="Arial Narrow" w:eastAsia="Calibri" w:hAnsi="Arial Narrow" w:cs="Arial"/>
           <w:kern w:val="0"/>
-          <w14:ligatures w14:val="none"/>
+          <ns2:ligatures ns2:val="none"/>
         </w:rPr>
       </w:pPr>
       <w:r>
         <w:rPr>
           <w:rFonts w:ascii="Arial Narrow" w:eastAsia="Calibri" w:hAnsi="Arial Narrow" w:cs="Arial"/>
           <w:kern w:val="0"/>
-          <w14:ligatures w14:val="none"/>
+          <ns2:ligatures ns2:val="none"/>
         </w:rPr>
         <w:t xml:space="preserve">en caso califique como </w:t>
       </w:r>
@@ -5824,7 +5824,7 @@
         <w:rPr>
           <w:rFonts w:ascii="Arial Narrow" w:eastAsia="Calibri" w:hAnsi="Arial Narrow" w:cs="Arial"/>
           <w:kern w:val="0"/>
-          <w14:ligatures w14:val="none"/>
+          <ns2:ligatures ns2:val="none"/>
         </w:rPr>
         <w:t>micro empresa</w:t>
       </w:r>
@@ -5833,7 +5833,7 @@
         <w:rPr>
           <w:rFonts w:ascii="Arial Narrow" w:eastAsia="Calibri" w:hAnsi="Arial Narrow" w:cs="Arial"/>
           <w:kern w:val="0"/>
-          <w14:ligatures w14:val="none"/>
+          <ns2:ligatures ns2:val="none"/>
         </w:rPr>
         <w:t xml:space="preserve"> o pequeña empresa, presentar los documentos que acrediten su volumen de ventas o ingresos brutos percibidos el año anterior relativo a todas sus actividades económicas y el número de trabajadores con el que cuenta</w:t>
       </w:r>
@@ -5843,7 +5843,7 @@
           <w:rFonts w:ascii="Arial Narrow" w:eastAsia="Calibri" w:hAnsi="Arial Narrow" w:cs="Arial"/>
           <w:kern w:val="0"/>
           <w:vertAlign w:val="superscript"/>
-          <w14:ligatures w14:val="none"/>
+          <ns2:ligatures ns2:val="none"/>
         </w:rPr>
         <w:footnoteReference w:id="6"/>
       </w:r>
@@ -5851,7 +5851,7 @@
         <w:rPr>
           <w:rFonts w:ascii="Arial Narrow" w:eastAsia="Calibri" w:hAnsi="Arial Narrow" w:cs="Arial"/>
           <w:kern w:val="0"/>
-          <w14:ligatures w14:val="none"/>
+          <ns2:ligatures ns2:val="none"/>
         </w:rPr>
         <w:t>. Ello, a fin de que la Comisión pueda meritar dicha documentación, conforme lo establece el artículo 110</w:t>
       </w:r>
@@ -5861,7 +5861,7 @@
           <w:color w:val="000000"/>
           <w:kern w:val="0"/>
           <w:lang w:eastAsia="es-PE"/>
-          <w14:ligatures w14:val="none"/>
+          <ns2:ligatures ns2:val="none"/>
         </w:rPr>
         <w:t/>
       </w:r>
@@ -5869,7 +5869,7 @@
         <w:rPr>
           <w:rFonts w:ascii="Arial Narrow" w:eastAsia="Calibri" w:hAnsi="Arial Narrow" w:cs="Arial"/>
           <w:kern w:val="0"/>
-          <w14:ligatures w14:val="none"/>
+          <ns2:ligatures ns2:val="none"/>
         </w:rPr>
         <w:t xml:space="preserve"> del </w:t>
       </w:r>
@@ -5878,7 +5878,7 @@
           <w:rFonts w:ascii="Arial Narrow" w:eastAsia="Calibri" w:hAnsi="Arial Narrow" w:cs="Arial"/>
           <w:spacing w:val="-2"/>
           <w:kern w:val="0"/>
-          <w14:ligatures w14:val="none"/>
+          <ns2:ligatures ns2:val="none"/>
         </w:rPr>
         <w:t>Código</w:t>
       </w:r>
@@ -5889,7 +5889,7 @@
           <w:spacing w:val="-2"/>
           <w:kern w:val="0"/>
           <w:vertAlign w:val="superscript"/>
-          <w14:ligatures w14:val="none"/>
+          <ns2:ligatures ns2:val="none"/>
         </w:rPr>
         <w:footnoteReference w:id="7"/>
       </w:r>
@@ -5898,12 +5898,12 @@
           <w:rFonts w:ascii="Arial Narrow" w:eastAsia="Calibri" w:hAnsi="Arial Narrow" w:cs="Arial"/>
           <w:spacing w:val="-2"/>
           <w:kern w:val="0"/>
-          <w14:ligatures w14:val="none"/>
+          <ns2:ligatures ns2:val="none"/>
         </w:rPr>
         <w:t>.</w:t>
       </w:r>
     </w:p>
-    <w:p>
+    <w:p ns2:paraId="1B2AA0D1" ns2:textId="77777777">
       <w:pPr>
         <w:spacing w:after="0" w:line="240" w:lineRule="auto"/>
         <w:ind w:left="567"/>
@@ -5913,7 +5913,7 @@
           <w:color w:val="000000"/>
           <w:kern w:val="0"/>
           <w:lang w:eastAsia="es-PE"/>
-          <w14:ligatures w14:val="none"/>
+          <ns2:ligatures ns2:val="none"/>
         </w:rPr>
       </w:pPr>
     </w:p>
@@ -5926,29 +5926,602 @@
           <w:color w:val="000000"/>
           <w:kern w:val="0"/>
           <w:lang w:eastAsia="es-PE"/>
-          <w14:ligatures w14:val="none"/>
-        </w:rPr>
-      </w:pPr>
-      <w:r>
-        <w:rPr>
-          <w:rFonts w:ascii="Arial Narrow" w:eastAsia="Arial Narrow" w:hAnsi="Arial Narrow" w:cs="Arial Narrow"/>
-          <w:b/>
-          <w:color w:val="000000"/>
-          <w:kern w:val="0"/>
-          <w:lang w:eastAsia="es-PE"/>
-          <w14:ligatures w14:val="none"/>
+          <ns2:ligatures ns2:val="none"/>
+        </w:rPr>
+      </w:pPr>
+      <w:r>
+        <w:rPr>
+          <w:rFonts w:ascii="Arial Narrow" w:hAnsi="Arial Narrow" w:cs="Arial Narrow"/>
+          <w:b w:val="1"/>
+          <w:bCs w:val="1"/>
+          <w:sz w:val="20"/>
+          <w:szCs w:val="20"/>
         </w:rPr>
         <w:t xml:space="preserve">CUARTO: </w:t>
       </w:r>
       <w:r>
         <w:rPr>
-          <w:rFonts w:ascii="Arial Narrow" w:eastAsia="Arial Narrow" w:hAnsi="Arial Narrow" w:cs="Arial Narrow"/>
-          <w:color w:val="000000"/>
-          <w:kern w:val="0"/>
-          <w:lang w:eastAsia="es-PE"/>
-          <w14:ligatures w14:val="none"/>
-        </w:rPr>
-        <w:t xml:space="preserve">correr traslado de la denuncia interpuesta </w:t>
+          <w:rFonts w:ascii="Arial Narrow" w:hAnsi="Arial Narrow" w:cs="Arial Narrow"/>
+          <w:sz w:val="20"/>
+          <w:szCs w:val="20"/>
+        </w:rPr>
+        <w:t xml:space="preserve">correr traslado de la presente resolución a Banco de Crédito del Perú S.A. y Pacífico Compañía de Seguros y Reaseguros S.A para que, de conformidad con lo dispuesto por el artículo 26° de la Ley sobre Facultades, Normas y Organización del Indecopi, aprobado por Decreto Legislativo N° 8079, presente sus descargos sobre la imputación de cargos realizada en un plazo no mayor a cinco (5) días hábiles contado a partir del día siguiente de la notificación de la presente resolución, vencido el cual, el Secretario Técnico declarará en rebeldía a los denunciados que no lo hubieran presentado. Debe precisarse que de conformidad con lo establecido por el artículo 223° del Texto Único Ordenado de la Ley N° 27444, Ley del Procedimiento Administrativo General, las alegaciones y los hechos relevantes de la reclamación, salvo que hayan sido específicamente negadas en la contestación, se tendrán por aceptadas o meritadas como ciertas.</w:t>
+      </w:r>
+    </w:p>
+    <w:p ns2:paraId="2F1C55D7" ns2:textId="77777777">
+      <w:pPr>
+        <w:spacing w:after="0" w:line="240" w:lineRule="auto"/>
+        <w:jc w:val="both"/>
+        <w:rPr>
+          <w:rFonts w:ascii="Arial Narrow" w:eastAsia="Arial Narrow" w:hAnsi="Arial Narrow" w:cs="Arial Narrow"/>
+          <w:color w:val="000000"/>
+          <w:kern w:val="0"/>
+          <w:lang w:eastAsia="es-PE"/>
+          <ns2:ligatures ns2:val="none"/>
+        </w:rPr>
+      </w:pPr>
+    </w:p>
+    <w:p ns2:paraId="04B46A83" ns2:textId="492BF663">
+      <w:pPr>
+        <w:spacing w:after="0" w:line="240" w:lineRule="auto"/>
+        <w:jc w:val="both"/>
+        <w:rPr>
+          <w:rFonts w:ascii="Arial Narrow" w:eastAsia="Times New Roman" w:hAnsi="Arial Narrow" w:cs="Arial"/>
+          <w:color w:val="000000"/>
+          <w:kern w:val="0"/>
+          <w:lang w:val="es-ES" w:eastAsia="es-ES"/>
+          <ns2:ligatures ns2:val="none"/>
+        </w:rPr>
+      </w:pPr>
+      <w:r>
+        <w:rPr>
+          <w:rFonts w:ascii="Arial Narrow" w:eastAsia="Arial Narrow" w:hAnsi="Arial Narrow" w:cs="Arial Narrow"/>
+          <w:b/>
+          <w:color w:val="000000"/>
+          <w:kern w:val="0"/>
+          <w:lang w:eastAsia="es-PE"/>
+          <ns2:ligatures ns2:val="none"/>
+        </w:rPr>
+        <w:t xml:space="preserve">QUINTO: </w:t>
+      </w:r>
+      <w:bookmarkStart w:id="9" w:name="_Hlk188286813"/>
+      <w:r>
+        <w:rPr>
+          <w:rFonts w:ascii="Arial Narrow" w:eastAsia="Times New Roman" w:hAnsi="Arial Narrow" w:cs="Arial"/>
+          <w:color w:val="000000"/>
+          <w:kern w:val="0"/>
+          <w:lang w:eastAsia="es-ES"/>
+          <ns2:ligatures ns2:val="none"/>
+        </w:rPr>
+        <w:t xml:space="preserve">requerir </w:t>
+      </w:r>
+      <w:r>
+        <w:rPr>
+          <w:rFonts w:ascii="Arial Narrow" w:eastAsia="Times New Roman" w:hAnsi="Arial Narrow" w:cs="Arial"/>
+          <w:color w:val="000000"/>
+          <w:kern w:val="0"/>
+          <w:lang w:val="es-ES" w:eastAsia="es-ES"/>
+          <ns2:ligatures ns2:val="none"/>
+        </w:rPr>
+        <w:t xml:space="preserve">que, en un </w:t>
+      </w:r>
+      <w:r>
+        <w:rPr>
+          <w:rFonts w:ascii="Arial Narrow" w:eastAsia="Times New Roman" w:hAnsi="Arial Narrow" w:cs="Arial"/>
+          <w:color w:val="000000"/>
+          <w:kern w:val="0"/>
+          <w:lang w:eastAsia="es-ES"/>
+          <ns2:ligatures ns2:val="none"/>
+        </w:rPr>
+        <w:t>plazo no mayor de cinco (5) días hábiles contado a partir del día siguiente de la notificación de la presente resolución</w:t>
+      </w:r>
+      <w:bookmarkEnd w:id="9"/>
+      <w:r>
+        <w:rPr>
+          <w:rFonts w:ascii="Arial Narrow" w:eastAsia="Times New Roman" w:hAnsi="Arial Narrow" w:cs="Arial"/>
+          <w:color w:val="000000"/>
+          <w:kern w:val="0"/>
+          <w:lang w:eastAsia="es-ES"/>
+          <ns2:ligatures ns2:val="none"/>
+        </w:rPr>
+        <w:t xml:space="preserve">, </w:t>
+      </w:r>
+      <w:bookmarkStart w:id="10" w:name="_Hlk188286828"/>
+      <w:r>
+        <w:rPr>
+          <w:rFonts w:ascii="Arial Narrow" w:eastAsia="Times New Roman" w:hAnsi="Arial Narrow" w:cs="Arial"/>
+          <w:color w:val="000000"/>
+          <w:kern w:val="0"/>
+          <w:lang w:eastAsia="es-ES"/>
+          <ns2:ligatures ns2:val="none"/>
+        </w:rPr>
+        <w:t xml:space="preserve">el </w:t>
+      </w:r>
+      <w:r>
+        <w:rPr>
+          <w:rFonts w:ascii="Arial Narrow" w:eastAsia="Arial Narrow" w:hAnsi="Arial Narrow" w:cs="Arial Narrow"/>
+          <w:bCs/>
+          <w:color w:val="000000"/>
+          <w:kern w:val="0"/>
+          <w:lang w:eastAsia="es-PE"/>
+          <ns2:ligatures ns2:val="none"/>
+        </w:rPr>
+        <w:t>Banco de Crédito del Perú</w:t>
+      </w:r>
+      <w:r>
+        <w:rPr>
+          <w:rFonts w:ascii="Arial Narrow" w:eastAsia="Times New Roman" w:hAnsi="Arial Narrow" w:cs="Arial"/>
+          <w:color w:val="000000"/>
+          <w:kern w:val="0"/>
+          <w:lang w:eastAsia="es-ES"/>
+          <ns2:ligatures ns2:val="none"/>
+        </w:rPr>
+        <w:t xml:space="preserve"> </w:t>
+      </w:r>
+      <w:bookmarkEnd w:id="10"/>
+      <w:r>
+        <w:rPr>
+          <w:rFonts w:ascii="Arial Narrow" w:eastAsia="Times New Roman" w:hAnsi="Arial Narrow" w:cs="Arial"/>
+          <w:color w:val="000000"/>
+          <w:kern w:val="0"/>
+          <w:lang w:eastAsia="es-ES"/>
+          <ns2:ligatures ns2:val="none"/>
+        </w:rPr>
+        <w:t xml:space="preserve">S.A. </w:t>
+      </w:r>
+      <w:r>
+        <w:rPr>
+          <w:rFonts w:ascii="Arial Narrow" w:eastAsia="Times New Roman" w:hAnsi="Arial Narrow" w:cs="Arial"/>
+          <w:color w:val="000000"/>
+          <w:kern w:val="0"/>
+          <w:lang w:val="es-ES" w:eastAsia="es-ES"/>
+          <ns2:ligatures ns2:val="none"/>
+        </w:rPr>
+        <w:t>cumpla</w:t>
+      </w:r>
+      <w:r>
+        <w:rPr>
+          <w:rFonts w:ascii="Arial Narrow" w:eastAsia="Times New Roman" w:hAnsi="Arial Narrow" w:cs="Arial"/>
+          <w:color w:val="000000"/>
+          <w:kern w:val="0"/>
+          <w:lang w:val="es-ES" w:eastAsia="es-ES"/>
+          <ns2:ligatures ns2:val="none"/>
+        </w:rPr>
+        <w:t xml:space="preserve"> </w:t>
+      </w:r>
+      <w:r>
+        <w:rPr>
+          <w:rFonts w:ascii="Arial Narrow" w:eastAsia="Times New Roman" w:hAnsi="Arial Narrow" w:cs="Arial"/>
+          <w:color w:val="000000"/>
+          <w:kern w:val="0"/>
+          <w:lang w:val="es-ES" w:eastAsia="es-ES"/>
+          <ns2:ligatures ns2:val="none"/>
+        </w:rPr>
+        <w:t>con:</w:t>
+      </w:r>
+      <w:r>
+        <w:rPr>
+          <w:rFonts w:ascii="Arial Narrow" w:eastAsia="Times New Roman" w:hAnsi="Arial Narrow" w:cs="Arial"/>
+          <w:color w:val="000000"/>
+          <w:kern w:val="0"/>
+          <w:lang w:val="es-ES" w:eastAsia="es-ES"/>
+          <ns2:ligatures ns2:val="none"/>
+        </w:rPr>
+        <w:t xml:space="preserve"> </w:t>
+      </w:r>
+    </w:p>
+    <w:p ns2:paraId="39F6F423" ns2:textId="77777777">
+      <w:pPr>
+        <w:spacing w:after="0" w:line="240" w:lineRule="auto"/>
+        <w:jc w:val="both"/>
+        <w:rPr>
+          <w:rFonts w:ascii="Arial Narrow" w:eastAsia="Times New Roman" w:hAnsi="Arial Narrow" w:cs="Arial"/>
+          <w:color w:val="000000"/>
+          <w:kern w:val="0"/>
+          <w:lang w:val="es-ES" w:eastAsia="es-ES"/>
+          <ns2:ligatures ns2:val="none"/>
+        </w:rPr>
+      </w:pPr>
+    </w:p>
+    <w:p ns2:paraId="7EAE58BA" ns2:textId="732079EF">
+      <w:pPr>
+        <w:spacing w:after="0" w:line="240" w:lineRule="auto"/>
+        <w:jc w:val="both"/>
+        <w:rPr>
+          <w:rFonts w:ascii="Arial Narrow" w:eastAsia="Times New Roman" w:hAnsi="Arial Narrow" w:cs="Arial"/>
+          <w:color w:val="000000"/>
+          <w:kern w:val="0"/>
+          <w:lang w:val="es-ES" w:eastAsia="es-ES"/>
+          <ns2:ligatures ns2:val="none"/>
+        </w:rPr>
+      </w:pPr>
+      <w:r>
+        <w:rPr>
+          <w:rFonts w:ascii="Arial Narrow" w:eastAsia="Times New Roman" w:hAnsi="Arial Narrow" w:cs="Arial"/>
+          <w:color w:val="000000"/>
+          <w:kern w:val="0"/>
+          <w:lang w:val="es-ES" w:eastAsia="es-ES"/>
+          <ns2:ligatures ns2:val="none"/>
+        </w:rPr>
+        <w:t xml:space="preserve">(i) </w:t>
+      </w:r>
+      <w:r>
+        <w:rPr>
+          <w:rFonts w:ascii="Arial Narrow" w:eastAsia="Times New Roman" w:hAnsi="Arial Narrow" w:cs="Arial"/>
+          <w:color w:val="000000"/>
+          <w:kern w:val="0"/>
+          <w:lang w:eastAsia="es-ES"/>
+          <ns2:ligatures ns2:val="none"/>
+        </w:rPr>
+        <w:t>presentar</w:t>
+      </w:r>
+      <w:r>
+        <w:rPr>
+          <w:rFonts w:ascii="Arial Narrow" w:eastAsia="Times New Roman" w:hAnsi="Arial Narrow" w:cs="Arial"/>
+          <w:color w:val="000000"/>
+          <w:kern w:val="0"/>
+          <w:lang w:val="es-ES" w:eastAsia="es-ES"/>
+          <ns2:ligatures ns2:val="none"/>
+        </w:rPr>
+        <w:t xml:space="preserve"> una copia</w:t>
+      </w:r>
+      <w:r>
+        <w:rPr>
+          <w:rFonts w:ascii="Arial Narrow" w:eastAsia="Times New Roman" w:hAnsi="Arial Narrow" w:cs="Arial"/>
+          <w:color w:val="000000"/>
+          <w:kern w:val="0"/>
+          <w:lang w:val="es-ES" w:eastAsia="es-ES"/>
+          <ns2:ligatures ns2:val="none"/>
+        </w:rPr>
+        <w:t xml:space="preserve"> completa, legible y</w:t>
+      </w:r>
+      <w:r>
+        <w:rPr>
+          <w:rFonts w:ascii="Arial Narrow" w:eastAsia="Times New Roman" w:hAnsi="Arial Narrow" w:cs="Arial"/>
+          <w:color w:val="000000"/>
+          <w:kern w:val="0"/>
+          <w:lang w:val="es-ES" w:eastAsia="es-ES"/>
+          <ns2:ligatures ns2:val="none"/>
+        </w:rPr>
+        <w:t xml:space="preserve"> debidamente suscrit</w:t>
+      </w:r>
+      <w:r>
+        <w:rPr>
+          <w:rFonts w:ascii="Arial Narrow" w:eastAsia="Times New Roman" w:hAnsi="Arial Narrow" w:cs="Arial"/>
+          <w:color w:val="000000"/>
+          <w:kern w:val="0"/>
+          <w:lang w:val="es-ES" w:eastAsia="es-ES"/>
+          <ns2:ligatures ns2:val="none"/>
+        </w:rPr>
+        <w:t>o</w:t>
+      </w:r>
+      <w:r>
+        <w:rPr>
+          <w:rFonts w:ascii="Arial Narrow" w:eastAsia="Times New Roman" w:hAnsi="Arial Narrow" w:cs="Arial"/>
+          <w:color w:val="000000"/>
+          <w:kern w:val="0"/>
+          <w:lang w:val="es-ES" w:eastAsia="es-ES"/>
+          <ns2:ligatures ns2:val="none"/>
+        </w:rPr>
+        <w:t xml:space="preserve"> </w:t>
+      </w:r>
+      <w:r>
+        <w:rPr>
+          <w:rFonts w:ascii="Arial Narrow" w:eastAsia="Times New Roman" w:hAnsi="Arial Narrow" w:cs="Arial"/>
+          <w:color w:val="000000"/>
+          <w:kern w:val="0"/>
+          <w:lang w:val="es-ES" w:eastAsia="es-ES"/>
+          <ns2:ligatures ns2:val="none"/>
+        </w:rPr>
+        <w:t xml:space="preserve">del contrato de apertura de la </w:t>
+      </w:r>
+      <w:r>
+        <w:rPr>
+          <w:rFonts w:ascii="Arial Narrow" w:eastAsia="Arial Narrow" w:hAnsi="Arial Narrow" w:cs="Arial Narrow"/>
+          <w:kern w:val="0"/>
+          <ns2:ligatures ns2:val="none"/>
+        </w:rPr>
+        <w:t xml:space="preserve">cuenta mancomunada </w:t>
+      </w:r>
+      <w:proofErr w:type="spellStart"/>
+      <w:r>
+        <w:rPr>
+          <w:rFonts w:ascii="Arial Narrow" w:eastAsia="Times New Roman" w:hAnsi="Arial Narrow" w:cs="Arial"/>
+          <w:color w:val="000000"/>
+          <w:kern w:val="0"/>
+          <w:lang w:eastAsia="es-ES"/>
+          <ns2:ligatures ns2:val="none"/>
+        </w:rPr>
+        <w:t/>
+      </w:r>
+      <w:proofErr w:type="spellEnd"/>
+      <w:r>
+        <w:rPr>
+          <w:rFonts w:ascii="Arial Narrow" w:eastAsia="Times New Roman" w:hAnsi="Arial Narrow" w:cs="Arial"/>
+          <w:color w:val="000000"/>
+          <w:kern w:val="0"/>
+          <w:lang w:eastAsia="es-ES"/>
+          <ns2:ligatures ns2:val="none"/>
+        </w:rPr>
+        <w:t xml:space="preserve"> </w:t>
+      </w:r>
+      <w:r>
+        <w:rPr>
+          <w:rFonts w:ascii="Arial Narrow" w:eastAsia="Times New Roman" w:hAnsi="Arial Narrow" w:cs="Arial"/>
+          <w:color w:val="000000"/>
+          <w:kern w:val="0"/>
+          <w:lang w:eastAsia="es-ES"/>
+          <ns2:ligatures ns2:val="none"/>
+        </w:rPr>
+        <w:t>194-913</w:t>
+      </w:r>
+      <w:r>
+        <w:rPr>
+          <w:rFonts w:ascii="Arial Narrow" w:eastAsia="Times New Roman" w:hAnsi="Arial Narrow" w:cs="Arial"/>
+          <w:color w:val="000000"/>
+          <w:kern w:val="0"/>
+          <w:lang w:eastAsia="es-ES"/>
+          <ns2:ligatures ns2:val="none"/>
+        </w:rPr>
+        <w:t>xxxxx</w:t>
+      </w:r>
+      <w:r>
+        <w:rPr>
+          <w:rFonts w:ascii="Arial Narrow" w:eastAsia="Times New Roman" w:hAnsi="Arial Narrow" w:cs="Arial"/>
+          <w:color w:val="000000"/>
+          <w:kern w:val="0"/>
+          <w:lang w:eastAsia="es-ES"/>
+          <ns2:ligatures ns2:val="none"/>
+        </w:rPr>
+        <w:t>-0-00</w:t>
+      </w:r>
+      <w:r>
+        <w:rPr>
+          <w:rFonts w:ascii="Arial Narrow" w:eastAsia="Arial Narrow" w:hAnsi="Arial Narrow" w:cs="Arial Narrow"/>
+          <w:kern w:val="0"/>
+          <ns2:ligatures ns2:val="none"/>
+        </w:rPr>
+        <w:t>; (</w:t>
+      </w:r>
+      <w:proofErr w:type="spellStart"/>
+      <w:r>
+        <w:rPr>
+          <w:rFonts w:ascii="Arial Narrow" w:eastAsia="Arial Narrow" w:hAnsi="Arial Narrow" w:cs="Arial Narrow"/>
+          <w:kern w:val="0"/>
+          <ns2:ligatures ns2:val="none"/>
+        </w:rPr>
+        <w:t>ii</w:t>
+      </w:r>
+      <w:proofErr w:type="spellEnd"/>
+      <w:r>
+        <w:rPr>
+          <w:rFonts w:ascii="Arial Narrow" w:eastAsia="Arial Narrow" w:hAnsi="Arial Narrow" w:cs="Arial Narrow"/>
+          <w:kern w:val="0"/>
+          <ns2:ligatures ns2:val="none"/>
+        </w:rPr>
+        <w:t xml:space="preserve">) </w:t>
+      </w:r>
+      <w:r>
+        <w:rPr>
+          <w:rFonts w:ascii="Arial Narrow" w:eastAsia="Times New Roman" w:hAnsi="Arial Narrow" w:cs="Arial"/>
+          <w:color w:val="000000"/>
+          <w:kern w:val="0"/>
+          <w:lang w:eastAsia="es-ES"/>
+          <ns2:ligatures ns2:val="none"/>
+        </w:rPr>
+        <w:t xml:space="preserve">una copia completa, legible y debidamente suscrita de la </w:t>
+      </w:r>
+      <w:r>
+        <w:rPr>
+          <w:rFonts w:ascii="Arial Narrow" w:eastAsia="Times New Roman" w:hAnsi="Arial Narrow" w:cs="Arial"/>
+          <w:color w:val="000000"/>
+          <w:kern w:val="0"/>
+          <w:lang w:val="es-ES" w:eastAsia="es-ES"/>
+          <ns2:ligatures ns2:val="none"/>
+        </w:rPr>
+        <w:t xml:space="preserve">Póliza </w:t>
+      </w:r>
+      <w:proofErr w:type="spellStart"/>
+      <w:r>
+        <w:rPr>
+          <w:rFonts w:ascii="Arial Narrow" w:eastAsia="Times New Roman" w:hAnsi="Arial Narrow" w:cs="Arial"/>
+          <w:color w:val="000000"/>
+          <w:kern w:val="0"/>
+          <w:lang w:val="es-ES" w:eastAsia="es-ES"/>
+          <ns2:ligatures ns2:val="none"/>
+        </w:rPr>
+        <w:t/>
+      </w:r>
+      <w:proofErr w:type="spellEnd"/>
+      <w:r>
+        <w:rPr>
+          <w:rFonts w:ascii="Arial Narrow" w:eastAsia="Times New Roman" w:hAnsi="Arial Narrow" w:cs="Arial"/>
+          <w:color w:val="000000"/>
+          <w:kern w:val="0"/>
+          <w:lang w:val="es-ES" w:eastAsia="es-ES"/>
+          <ns2:ligatures ns2:val="none"/>
+        </w:rPr>
+        <w:t xml:space="preserve"> 9201780</w:t>
+      </w:r>
+      <w:r>
+        <w:rPr>
+          <w:rFonts w:ascii="Arial Narrow" w:eastAsia="Times New Roman" w:hAnsi="Arial Narrow" w:cs="Arial"/>
+          <w:color w:val="000000"/>
+          <w:kern w:val="0"/>
+          <w:lang w:val="es-ES" w:eastAsia="es-ES"/>
+          <ns2:ligatures ns2:val="none"/>
+        </w:rPr>
+        <w:t xml:space="preserve"> </w:t>
+      </w:r>
+      <w:r>
+        <w:rPr>
+          <w:rFonts w:ascii="Arial Narrow" w:eastAsia="Times New Roman" w:hAnsi="Arial Narrow" w:cs="Arial"/>
+          <w:color w:val="000000"/>
+          <w:kern w:val="0"/>
+          <w:lang w:eastAsia="es-ES"/>
+          <ns2:ligatures ns2:val="none"/>
+        </w:rPr>
+        <w:t xml:space="preserve">materia de denuncia, al igual que, el cargo de remisión de </w:t>
+      </w:r>
+      <w:proofErr w:type="gramStart"/>
+      <w:r>
+        <w:rPr>
+          <w:rFonts w:ascii="Arial Narrow" w:eastAsia="Times New Roman" w:hAnsi="Arial Narrow" w:cs="Arial"/>
+          <w:color w:val="000000"/>
+          <w:kern w:val="0"/>
+          <w:lang w:eastAsia="es-ES"/>
+          <ns2:ligatures ns2:val="none"/>
+        </w:rPr>
+        <w:t>la misma</w:t>
+      </w:r>
+      <w:proofErr w:type="gramEnd"/>
+      <w:r>
+        <w:rPr>
+          <w:rFonts w:ascii="Arial Narrow" w:eastAsia="Arial Narrow" w:hAnsi="Arial Narrow" w:cs="Arial Narrow"/>
+          <w:kern w:val="0"/>
+          <ns2:ligatures ns2:val="none"/>
+        </w:rPr>
+        <w:t>; y,</w:t>
+      </w:r>
+      <w:r>
+        <w:rPr>
+          <w:rFonts w:ascii="Arial Narrow" w:eastAsia="Times New Roman" w:hAnsi="Arial Narrow" w:cs="Arial"/>
+          <w:color w:val="000000"/>
+          <w:kern w:val="0"/>
+          <w:lang w:val="es-ES" w:eastAsia="es-ES"/>
+          <ns2:ligatures ns2:val="none"/>
+        </w:rPr>
+        <w:t xml:space="preserve"> (</w:t>
+      </w:r>
+      <w:proofErr w:type="spellStart"/>
+      <w:r>
+        <w:rPr>
+          <w:rFonts w:ascii="Arial Narrow" w:eastAsia="Times New Roman" w:hAnsi="Arial Narrow" w:cs="Arial"/>
+          <w:color w:val="000000"/>
+          <w:kern w:val="0"/>
+          <w:lang w:val="es-ES" w:eastAsia="es-ES"/>
+          <ns2:ligatures ns2:val="none"/>
+        </w:rPr>
+        <w:t>i</w:t>
+      </w:r>
+      <w:r>
+        <w:rPr>
+          <w:rFonts w:ascii="Arial Narrow" w:eastAsia="Times New Roman" w:hAnsi="Arial Narrow" w:cs="Arial"/>
+          <w:color w:val="000000"/>
+          <w:kern w:val="0"/>
+          <w:lang w:val="es-ES" w:eastAsia="es-ES"/>
+          <ns2:ligatures ns2:val="none"/>
+        </w:rPr>
+        <w:t>i</w:t>
+      </w:r>
+      <w:r>
+        <w:rPr>
+          <w:rFonts w:ascii="Arial Narrow" w:eastAsia="Times New Roman" w:hAnsi="Arial Narrow" w:cs="Arial"/>
+          <w:color w:val="000000"/>
+          <w:kern w:val="0"/>
+          <w:lang w:val="es-ES" w:eastAsia="es-ES"/>
+          <ns2:ligatures ns2:val="none"/>
+        </w:rPr>
+        <w:t>i</w:t>
+      </w:r>
+      <w:proofErr w:type="spellEnd"/>
+      <w:r>
+        <w:rPr>
+          <w:rFonts w:ascii="Arial Narrow" w:eastAsia="Times New Roman" w:hAnsi="Arial Narrow" w:cs="Arial"/>
+          <w:color w:val="000000"/>
+          <w:kern w:val="0"/>
+          <w:lang w:val="es-ES" w:eastAsia="es-ES"/>
+          <ns2:ligatures ns2:val="none"/>
+        </w:rPr>
+        <w:t>) presentar todas las comunicaciones cursadas con la parte denunciante en virtud de los hechos materia de denuncia.</w:t>
+      </w:r>
+    </w:p>
+    <w:p ns2:paraId="26C2FC28" ns2:textId="77777777">
+      <w:pPr>
+        <w:spacing w:after="0" w:line="240" w:lineRule="auto"/>
+        <w:jc w:val="both"/>
+        <w:rPr>
+          <w:rFonts w:ascii="Arial Narrow" w:eastAsia="Times New Roman" w:hAnsi="Arial Narrow" w:cs="Arial"/>
+          <w:color w:val="000000"/>
+          <w:kern w:val="0"/>
+          <w:lang w:val="es-ES" w:eastAsia="es-ES"/>
+          <ns2:ligatures ns2:val="none"/>
+        </w:rPr>
+      </w:pPr>
+    </w:p>
+    <w:p ns2:paraId="5ECD4D79" ns2:textId="77777777">
+      <w:pPr>
+        <w:spacing w:after="0" w:line="240" w:lineRule="auto"/>
+        <w:jc w:val="both"/>
+        <w:rPr>
+          <w:rFonts w:ascii="Arial Narrow" w:eastAsia="Times New Roman" w:hAnsi="Arial Narrow" w:cs="Arial"/>
+          <w:color w:val="000000"/>
+          <w:kern w:val="0"/>
+          <w:lang w:val="es-ES" w:eastAsia="es-ES"/>
+          <ns2:ligatures ns2:val="none"/>
+        </w:rPr>
+      </w:pPr>
+      <w:r>
+        <w:rPr>
+          <w:rFonts w:ascii="Arial Narrow" w:eastAsia="Arial Narrow" w:hAnsi="Arial Narrow" w:cs="Arial Narrow"/>
+          <w:b/>
+          <w:color w:val="000000"/>
+          <w:kern w:val="0"/>
+          <w:lang w:eastAsia="es-PE"/>
+          <ns2:ligatures ns2:val="none"/>
+        </w:rPr>
+        <w:t xml:space="preserve">SEXTO: </w:t>
+      </w:r>
+      <w:r>
+        <w:rPr>
+          <w:rFonts w:ascii="Arial Narrow" w:eastAsia="Times New Roman" w:hAnsi="Arial Narrow" w:cs="Arial"/>
+          <w:color w:val="000000"/>
+          <w:kern w:val="0"/>
+          <w:lang w:eastAsia="es-ES"/>
+          <ns2:ligatures ns2:val="none"/>
+        </w:rPr>
+        <w:t xml:space="preserve">requerir </w:t>
+      </w:r>
+      <w:r>
+        <w:rPr>
+          <w:rFonts w:ascii="Arial Narrow" w:eastAsia="Times New Roman" w:hAnsi="Arial Narrow" w:cs="Arial"/>
+          <w:color w:val="000000"/>
+          <w:kern w:val="0"/>
+          <w:lang w:val="es-ES" w:eastAsia="es-ES"/>
+          <ns2:ligatures ns2:val="none"/>
+        </w:rPr>
+        <w:t xml:space="preserve">que, en un </w:t>
+      </w:r>
+      <w:r>
+        <w:rPr>
+          <w:rFonts w:ascii="Arial Narrow" w:eastAsia="Times New Roman" w:hAnsi="Arial Narrow" w:cs="Arial"/>
+          <w:color w:val="000000"/>
+          <w:kern w:val="0"/>
+          <w:lang w:eastAsia="es-ES"/>
+          <ns2:ligatures ns2:val="none"/>
+        </w:rPr>
+        <w:t>plazo no mayor de cinco (5) días hábiles contado a partir del día siguiente de la notificación de la presente resolución</w:t>
+      </w:r>
+      <w:r>
+        <w:rPr>
+          <w:rFonts w:ascii="Arial Narrow" w:eastAsia="Times New Roman" w:hAnsi="Arial Narrow" w:cs="Arial"/>
+          <w:color w:val="000000"/>
+          <w:kern w:val="0"/>
+          <w:lang w:eastAsia="es-ES"/>
+          <ns2:ligatures ns2:val="none"/>
+        </w:rPr>
+        <w:t xml:space="preserve">, </w:t>
+      </w:r>
+      <w:r>
+        <w:rPr>
+          <w:rFonts w:ascii="Arial Narrow" w:eastAsia="Arial Narrow" w:hAnsi="Arial Narrow" w:cs="Arial Narrow"/>
+          <w:bCs/>
+          <w:color w:val="000000"/>
+          <w:kern w:val="0"/>
+          <w:lang w:eastAsia="es-PE"/>
+          <ns2:ligatures ns2:val="none"/>
+        </w:rPr>
+        <w:t>Pacífico Compañía de Seguros y Reaseguros S.A</w:t>
       </w:r>
       <w:r>
         <w:rPr>
@@ -5957,216 +6530,65 @@
           <w:kern w:val="0"/>
           <w:shd w:val="clear" w:color="auto" w:fill="FFFFFF"/>
           <w:lang w:eastAsia="es-PE"/>
-          <w14:ligatures w14:val="none"/>
-        </w:rPr>
-        <w:t xml:space="preserve">el </w:t>
-      </w:r>
-      <w:r>
-        <w:rPr>
-          <w:rFonts w:ascii="Arial Narrow" w:eastAsia="Times New Roman" w:hAnsi="Arial Narrow" w:cs="Arial"/>
-          <w:color w:val="000000"/>
-          <w:kern w:val="0"/>
-          <w:lang w:val="es-ES" w:eastAsia="es-ES"/>
-          <w14:ligatures w14:val="none"/>
-        </w:rPr>
-        <w:t>02 de noviembre</w:t>
-      </w:r>
-      <w:r>
-        <w:rPr>
-          <w:rFonts w:ascii="Arial Narrow" w:eastAsia="Times New Roman" w:hAnsi="Arial Narrow" w:cs="Arial"/>
-          <w:color w:val="000000"/>
-          <w:kern w:val="0"/>
-          <w:lang w:val="es-ES" w:eastAsia="es-ES"/>
-          <w14:ligatures w14:val="none"/>
-        </w:rPr>
-        <w:t xml:space="preserve"> del 2025, subsanada mediante escrito del 2</w:t>
-      </w:r>
-      <w:r>
-        <w:rPr>
-          <w:rFonts w:ascii="Arial Narrow" w:eastAsia="Times New Roman" w:hAnsi="Arial Narrow" w:cs="Arial"/>
-          <w:color w:val="000000"/>
-          <w:kern w:val="0"/>
-          <w:lang w:val="es-ES" w:eastAsia="es-ES"/>
-          <w14:ligatures w14:val="none"/>
-        </w:rPr>
-        <w:t>7</w:t>
-      </w:r>
-      <w:r>
-        <w:rPr>
-          <w:rFonts w:ascii="Arial Narrow" w:eastAsia="Times New Roman" w:hAnsi="Arial Narrow" w:cs="Arial"/>
-          <w:color w:val="000000"/>
-          <w:kern w:val="0"/>
-          <w:lang w:val="es-ES" w:eastAsia="es-ES"/>
-          <w14:ligatures w14:val="none"/>
-        </w:rPr>
-        <w:t xml:space="preserve"> de noviembre de 2025</w:t>
-      </w:r>
-      <w:r>
-        <w:rPr>
-          <w:rFonts w:ascii="Arial Narrow" w:eastAsia="Calibri" w:hAnsi="Arial Narrow" w:cs="Arial"/>
-          <w:kern w:val="0"/>
-          <w14:ligatures w14:val="none"/>
+          <ns2:ligatures ns2:val="none"/>
+        </w:rPr>
+        <w:t>.</w:t>
+      </w:r>
+      <w:r>
+        <w:rPr>
+          <w:rFonts w:ascii="Arial Narrow" w:eastAsia="Times New Roman" w:hAnsi="Arial Narrow" w:cs="Arial"/>
+          <w:color w:val="000000"/>
+          <w:kern w:val="0"/>
+          <w:lang w:eastAsia="es-ES"/>
+          <ns2:ligatures ns2:val="none"/>
         </w:rPr>
         <w:t xml:space="preserve">, </w:t>
       </w:r>
       <w:r>
         <w:rPr>
-          <w:rFonts w:ascii="Arial Narrow" w:eastAsia="Arial Narrow" w:hAnsi="Arial Narrow" w:cs="Arial Narrow"/>
-          <w:color w:val="000000"/>
-          <w:kern w:val="0"/>
-          <w:lang w:eastAsia="es-PE"/>
-          <w14:ligatures w14:val="none"/>
-        </w:rPr>
-        <w:t>a</w:t>
-      </w:r>
-      <w:r>
-        <w:rPr>
-          <w:rFonts w:ascii="Arial Narrow" w:eastAsia="Times New Roman" w:hAnsi="Arial Narrow" w:cs="Times New Roman"/>
-          <w:color w:val="000000"/>
-          <w:kern w:val="0"/>
-          <w:shd w:val="clear" w:color="auto" w:fill="FFFFFF"/>
-          <w:lang w:eastAsia="es-PE"/>
-          <w14:ligatures w14:val="none"/>
-        </w:rPr>
-        <w:t xml:space="preserve"> </w:t>
-      </w:r>
-      <w:r>
-        <w:rPr>
-          <w:rFonts w:ascii="Arial Narrow" w:eastAsia="Arial Narrow" w:hAnsi="Arial Narrow" w:cs="Arial Narrow"/>
-          <w:bCs/>
-          <w:color w:val="000000"/>
-          <w:kern w:val="0"/>
-          <w:lang w:eastAsia="es-PE"/>
-          <w14:ligatures w14:val="none"/>
-        </w:rPr>
-        <w:t>Banco de Crédito del Perú</w:t>
-      </w:r>
-      <w:r>
-        <w:rPr>
-          <w:rFonts w:ascii="Arial Narrow" w:eastAsia="Arial Narrow" w:hAnsi="Arial Narrow" w:cs="Arial Narrow"/>
-          <w:bCs/>
-          <w:color w:val="000000"/>
-          <w:kern w:val="0"/>
-          <w:lang w:eastAsia="es-PE"/>
-          <w14:ligatures w14:val="none"/>
-        </w:rPr>
-        <w:t xml:space="preserve"> S.A.</w:t>
-      </w:r>
-      <w:r>
-        <w:rPr>
-          <w:rFonts w:ascii="Arial Narrow" w:eastAsia="Times New Roman" w:hAnsi="Arial Narrow" w:cs="Times New Roman"/>
-          <w:color w:val="000000"/>
-          <w:kern w:val="0"/>
-          <w:shd w:val="clear" w:color="auto" w:fill="FFFFFF"/>
-          <w:lang w:eastAsia="es-PE"/>
-          <w14:ligatures w14:val="none"/>
-        </w:rPr>
-        <w:t xml:space="preserve"> </w:t>
-      </w:r>
-      <w:r>
-        <w:rPr>
-          <w:rFonts w:ascii="Arial Narrow" w:eastAsia="Arial Narrow" w:hAnsi="Arial Narrow" w:cs="Arial Narrow"/>
-          <w:bCs/>
-        </w:rPr>
-        <w:t xml:space="preserve">y </w:t>
-      </w:r>
-      <w:r>
-        <w:rPr>
-          <w:rFonts w:ascii="Arial Narrow" w:eastAsia="Arial Narrow" w:hAnsi="Arial Narrow" w:cs="Arial Narrow"/>
-          <w:bCs/>
-          <w:color w:val="000000"/>
-          <w:kern w:val="0"/>
-          <w:lang w:eastAsia="es-PE"/>
-          <w14:ligatures w14:val="none"/>
-        </w:rPr>
-        <w:t>Pacífico Compañía de Seguros y Reaseguros S.A</w:t>
-      </w:r>
-      <w:r>
-        <w:rPr>
-          <w:rFonts w:ascii="Arial Narrow" w:eastAsia="Times New Roman" w:hAnsi="Arial Narrow" w:cs="Times New Roman"/>
-          <w:color w:val="000000"/>
-          <w:kern w:val="0"/>
-          <w:shd w:val="clear" w:color="auto" w:fill="FFFFFF"/>
-          <w:lang w:eastAsia="es-PE"/>
-          <w14:ligatures w14:val="none"/>
-        </w:rPr>
-        <w:t>.</w:t>
-      </w:r>
-      <w:r>
-        <w:rPr>
-          <w:rFonts w:ascii="Arial Narrow" w:eastAsia="Arial Narrow" w:hAnsi="Arial Narrow" w:cs="Arial Narrow"/>
-          <w:color w:val="000000"/>
-          <w:kern w:val="0"/>
-          <w:lang w:eastAsia="es-PE"/>
-          <w14:ligatures w14:val="none"/>
-        </w:rPr>
-        <w:t>, pa</w:t>
-      </w:r>
-      <w:r>
-        <w:rPr>
-          <w:rFonts w:ascii="Arial Narrow" w:eastAsia="Arial Narrow" w:hAnsi="Arial Narrow" w:cs="Arial Narrow"/>
-          <w:color w:val="000000"/>
-          <w:kern w:val="0"/>
-          <w:lang w:eastAsia="es-PE"/>
-          <w14:ligatures w14:val="none"/>
-        </w:rPr>
-        <w:t>ra que, de conformidad con lo dispuesto por el artículo 26</w:t>
-      </w:r>
-      <w:r>
-        <w:rPr>
-          <w:rFonts w:ascii="Arial Narrow" w:eastAsia="Times New Roman" w:hAnsi="Arial Narrow" w:cs="Segoe UI"/>
-          <w:color w:val="000000"/>
-          <w:kern w:val="0"/>
-          <w:lang w:eastAsia="es-PE"/>
-          <w14:ligatures w14:val="none"/>
-        </w:rPr>
-        <w:t/>
-      </w:r>
-      <w:r>
-        <w:rPr>
-          <w:rFonts w:ascii="Arial Narrow" w:eastAsia="Arial Narrow" w:hAnsi="Arial Narrow" w:cs="Arial Narrow"/>
-          <w:color w:val="000000"/>
-          <w:kern w:val="0"/>
-          <w:lang w:eastAsia="es-PE"/>
-          <w14:ligatures w14:val="none"/>
-        </w:rPr>
-        <w:t xml:space="preserve"> de la Ley sobre Facultades, Normas y Organización del Indecopi, aprobada por Decreto Legislativo 807, </w:t>
-      </w:r>
-      <w:r>
-        <w:rPr>
-          <w:rFonts w:ascii="Arial Narrow" w:eastAsia="Arial Narrow" w:hAnsi="Arial Narrow" w:cs="Arial Narrow"/>
-          <w:color w:val="000000"/>
-          <w:kern w:val="0"/>
-          <w:lang w:eastAsia="es-PE"/>
-          <w14:ligatures w14:val="none"/>
-        </w:rPr>
-        <w:t>presenten</w:t>
-      </w:r>
-      <w:r>
-        <w:rPr>
-          <w:rFonts w:ascii="Arial Narrow" w:eastAsia="Arial Narrow" w:hAnsi="Arial Narrow" w:cs="Arial Narrow"/>
-          <w:color w:val="000000"/>
-          <w:kern w:val="0"/>
-          <w:lang w:eastAsia="es-PE"/>
-          <w14:ligatures w14:val="none"/>
-        </w:rPr>
-        <w:t xml:space="preserve"> sus descargos en un plazo no mayor de cinco (5) días hábiles contados desde la notificación. </w:t>
-      </w:r>
-    </w:p>
-    <w:p>
+          <w:rFonts w:ascii="Arial Narrow" w:eastAsia="Times New Roman" w:hAnsi="Arial Narrow" w:cs="Arial"/>
+          <w:color w:val="000000"/>
+          <w:kern w:val="0"/>
+          <w:lang w:val="es-ES" w:eastAsia="es-ES"/>
+          <ns2:ligatures ns2:val="none"/>
+        </w:rPr>
+        <w:t>cumpla con</w:t>
+      </w:r>
+      <w:r>
+        <w:rPr>
+          <w:rFonts w:ascii="Arial Narrow" w:eastAsia="Times New Roman" w:hAnsi="Arial Narrow" w:cs="Arial"/>
+          <w:color w:val="000000"/>
+          <w:kern w:val="0"/>
+          <w:lang w:val="es-ES" w:eastAsia="es-ES"/>
+          <ns2:ligatures ns2:val="none"/>
+        </w:rPr>
+        <w:t xml:space="preserve"> presentar</w:t>
+      </w:r>
+      <w:r>
+        <w:rPr>
+          <w:rFonts w:ascii="Arial Narrow" w:eastAsia="Times New Roman" w:hAnsi="Arial Narrow" w:cs="Arial"/>
+          <w:color w:val="000000"/>
+          <w:kern w:val="0"/>
+          <w:lang w:val="es-ES" w:eastAsia="es-ES"/>
+          <ns2:ligatures ns2:val="none"/>
+        </w:rPr>
+        <w:t xml:space="preserve">: </w:t>
+      </w:r>
+    </w:p>
+    <w:p ns2:paraId="06ACDA43" ns2:textId="77777777">
       <w:pPr>
         <w:spacing w:after="0" w:line="240" w:lineRule="auto"/>
         <w:jc w:val="both"/>
         <w:rPr>
-          <w:rFonts w:ascii="Arial Narrow" w:eastAsia="Arial Narrow" w:hAnsi="Arial Narrow" w:cs="Arial Narrow"/>
-          <w:color w:val="000000"/>
-          <w:kern w:val="0"/>
-          <w:lang w:eastAsia="es-PE"/>
-          <w14:ligatures w14:val="none"/>
-        </w:rPr>
-      </w:pPr>
-    </w:p>
-    <w:p>
+          <w:rFonts w:ascii="Arial Narrow" w:eastAsia="Times New Roman" w:hAnsi="Arial Narrow" w:cs="Arial"/>
+          <w:color w:val="000000"/>
+          <w:kern w:val="0"/>
+          <w:lang w:val="es-ES" w:eastAsia="es-ES"/>
+          <ns2:ligatures ns2:val="none"/>
+        </w:rPr>
+      </w:pPr>
+    </w:p>
+    <w:p ns2:paraId="06C45676" ns2:textId="3DC49310">
       <w:pPr>
         <w:spacing w:after="0" w:line="240" w:lineRule="auto"/>
         <w:jc w:val="both"/>
@@ -6175,643 +6597,16 @@
           <w:color w:val="000000"/>
           <w:kern w:val="0"/>
           <w:lang w:val="es-ES" w:eastAsia="es-ES"/>
-          <w14:ligatures w14:val="none"/>
-        </w:rPr>
-      </w:pPr>
-      <w:r>
-        <w:rPr>
-          <w:rFonts w:ascii="Arial Narrow" w:eastAsia="Arial Narrow" w:hAnsi="Arial Narrow" w:cs="Arial Narrow"/>
-          <w:b/>
-          <w:color w:val="000000"/>
-          <w:kern w:val="0"/>
-          <w:lang w:eastAsia="es-PE"/>
-          <w14:ligatures w14:val="none"/>
-        </w:rPr>
-        <w:t xml:space="preserve">QUINTO: </w:t>
-      </w:r>
-      <w:bookmarkStart w:id="9" w:name="_Hlk188286813"/>
-      <w:r>
-        <w:rPr>
-          <w:rFonts w:ascii="Arial Narrow" w:eastAsia="Times New Roman" w:hAnsi="Arial Narrow" w:cs="Arial"/>
-          <w:color w:val="000000"/>
-          <w:kern w:val="0"/>
-          <w:lang w:eastAsia="es-ES"/>
-          <w14:ligatures w14:val="none"/>
-        </w:rPr>
-        <w:t xml:space="preserve">requerir </w:t>
-      </w:r>
-      <w:r>
-        <w:rPr>
-          <w:rFonts w:ascii="Arial Narrow" w:eastAsia="Times New Roman" w:hAnsi="Arial Narrow" w:cs="Arial"/>
-          <w:color w:val="000000"/>
-          <w:kern w:val="0"/>
-          <w:lang w:val="es-ES" w:eastAsia="es-ES"/>
-          <w14:ligatures w14:val="none"/>
-        </w:rPr>
-        <w:t xml:space="preserve">que, en un </w:t>
-      </w:r>
-      <w:r>
-        <w:rPr>
-          <w:rFonts w:ascii="Arial Narrow" w:eastAsia="Times New Roman" w:hAnsi="Arial Narrow" w:cs="Arial"/>
-          <w:color w:val="000000"/>
-          <w:kern w:val="0"/>
-          <w:lang w:eastAsia="es-ES"/>
-          <w14:ligatures w14:val="none"/>
-        </w:rPr>
-        <w:t>plazo no mayor de cinco (5) días hábiles contado a partir del día siguiente de la notificación de la presente resolución</w:t>
-      </w:r>
-      <w:bookmarkEnd w:id="9"/>
-      <w:r>
-        <w:rPr>
-          <w:rFonts w:ascii="Arial Narrow" w:eastAsia="Times New Roman" w:hAnsi="Arial Narrow" w:cs="Arial"/>
-          <w:color w:val="000000"/>
-          <w:kern w:val="0"/>
-          <w:lang w:eastAsia="es-ES"/>
-          <w14:ligatures w14:val="none"/>
-        </w:rPr>
-        <w:t xml:space="preserve">, </w:t>
-      </w:r>
-      <w:bookmarkStart w:id="10" w:name="_Hlk188286828"/>
-      <w:r>
-        <w:rPr>
-          <w:rFonts w:ascii="Arial Narrow" w:eastAsia="Times New Roman" w:hAnsi="Arial Narrow" w:cs="Arial"/>
-          <w:color w:val="000000"/>
-          <w:kern w:val="0"/>
-          <w:lang w:eastAsia="es-ES"/>
-          <w14:ligatures w14:val="none"/>
-        </w:rPr>
-        <w:t xml:space="preserve">el </w:t>
-      </w:r>
-      <w:r>
-        <w:rPr>
-          <w:rFonts w:ascii="Arial Narrow" w:eastAsia="Arial Narrow" w:hAnsi="Arial Narrow" w:cs="Arial Narrow"/>
-          <w:bCs/>
-          <w:color w:val="000000"/>
-          <w:kern w:val="0"/>
-          <w:lang w:eastAsia="es-PE"/>
-          <w14:ligatures w14:val="none"/>
-        </w:rPr>
-        <w:t>Banco de Crédito del Perú</w:t>
-      </w:r>
-      <w:r>
-        <w:rPr>
-          <w:rFonts w:ascii="Arial Narrow" w:eastAsia="Times New Roman" w:hAnsi="Arial Narrow" w:cs="Arial"/>
-          <w:color w:val="000000"/>
-          <w:kern w:val="0"/>
-          <w:lang w:eastAsia="es-ES"/>
-          <w14:ligatures w14:val="none"/>
-        </w:rPr>
-        <w:t xml:space="preserve"> </w:t>
-      </w:r>
-      <w:bookmarkEnd w:id="10"/>
-      <w:r>
-        <w:rPr>
-          <w:rFonts w:ascii="Arial Narrow" w:eastAsia="Times New Roman" w:hAnsi="Arial Narrow" w:cs="Arial"/>
-          <w:color w:val="000000"/>
-          <w:kern w:val="0"/>
-          <w:lang w:eastAsia="es-ES"/>
-          <w14:ligatures w14:val="none"/>
-        </w:rPr>
-        <w:t xml:space="preserve">S.A. </w:t>
-      </w:r>
-      <w:r>
-        <w:rPr>
-          <w:rFonts w:ascii="Arial Narrow" w:eastAsia="Times New Roman" w:hAnsi="Arial Narrow" w:cs="Arial"/>
-          <w:color w:val="000000"/>
-          <w:kern w:val="0"/>
-          <w:lang w:val="es-ES" w:eastAsia="es-ES"/>
-          <w14:ligatures w14:val="none"/>
-        </w:rPr>
-        <w:t>cumpla</w:t>
-      </w:r>
-      <w:r>
-        <w:rPr>
-          <w:rFonts w:ascii="Arial Narrow" w:eastAsia="Times New Roman" w:hAnsi="Arial Narrow" w:cs="Arial"/>
-          <w:color w:val="000000"/>
-          <w:kern w:val="0"/>
-          <w:lang w:val="es-ES" w:eastAsia="es-ES"/>
-          <w14:ligatures w14:val="none"/>
-        </w:rPr>
-        <w:t xml:space="preserve"> </w:t>
-      </w:r>
-      <w:r>
-        <w:rPr>
-          <w:rFonts w:ascii="Arial Narrow" w:eastAsia="Times New Roman" w:hAnsi="Arial Narrow" w:cs="Arial"/>
-          <w:color w:val="000000"/>
-          <w:kern w:val="0"/>
-          <w:lang w:val="es-ES" w:eastAsia="es-ES"/>
-          <w14:ligatures w14:val="none"/>
-        </w:rPr>
-        <w:t>con:</w:t>
-      </w:r>
-      <w:r>
-        <w:rPr>
-          <w:rFonts w:ascii="Arial Narrow" w:eastAsia="Times New Roman" w:hAnsi="Arial Narrow" w:cs="Arial"/>
-          <w:color w:val="000000"/>
-          <w:kern w:val="0"/>
-          <w:lang w:val="es-ES" w:eastAsia="es-ES"/>
-          <w14:ligatures w14:val="none"/>
-        </w:rPr>
-        <w:t xml:space="preserve"> </w:t>
-      </w:r>
-    </w:p>
-    <w:p>
-      <w:pPr>
-        <w:spacing w:after="0" w:line="240" w:lineRule="auto"/>
-        <w:jc w:val="both"/>
-        <w:rPr>
-          <w:rFonts w:ascii="Arial Narrow" w:eastAsia="Times New Roman" w:hAnsi="Arial Narrow" w:cs="Arial"/>
-          <w:color w:val="000000"/>
-          <w:kern w:val="0"/>
-          <w:lang w:val="es-ES" w:eastAsia="es-ES"/>
-          <w14:ligatures w14:val="none"/>
-        </w:rPr>
-      </w:pPr>
-    </w:p>
-    <w:p>
-      <w:pPr>
-        <w:spacing w:after="0" w:line="240" w:lineRule="auto"/>
-        <w:jc w:val="both"/>
-        <w:rPr>
-          <w:rFonts w:ascii="Arial Narrow" w:eastAsia="Times New Roman" w:hAnsi="Arial Narrow" w:cs="Arial"/>
-          <w:color w:val="000000"/>
-          <w:kern w:val="0"/>
-          <w:lang w:val="es-ES" w:eastAsia="es-ES"/>
-          <w14:ligatures w14:val="none"/>
-        </w:rPr>
-      </w:pPr>
-      <w:r>
-        <w:rPr>
-          <w:rFonts w:ascii="Arial Narrow" w:eastAsia="Times New Roman" w:hAnsi="Arial Narrow" w:cs="Arial"/>
-          <w:color w:val="000000"/>
-          <w:kern w:val="0"/>
-          <w:lang w:val="es-ES" w:eastAsia="es-ES"/>
-          <w14:ligatures w14:val="none"/>
-        </w:rPr>
-        <w:t xml:space="preserve">(i) </w:t>
-      </w:r>
-      <w:r>
-        <w:rPr>
-          <w:rFonts w:ascii="Arial Narrow" w:eastAsia="Times New Roman" w:hAnsi="Arial Narrow" w:cs="Arial"/>
-          <w:color w:val="000000"/>
-          <w:kern w:val="0"/>
-          <w:lang w:eastAsia="es-ES"/>
-          <w14:ligatures w14:val="none"/>
-        </w:rPr>
-        <w:t>presentar</w:t>
-      </w:r>
-      <w:r>
-        <w:rPr>
-          <w:rFonts w:ascii="Arial Narrow" w:eastAsia="Times New Roman" w:hAnsi="Arial Narrow" w:cs="Arial"/>
-          <w:color w:val="000000"/>
-          <w:kern w:val="0"/>
-          <w:lang w:val="es-ES" w:eastAsia="es-ES"/>
-          <w14:ligatures w14:val="none"/>
-        </w:rPr>
-        <w:t xml:space="preserve"> una copia</w:t>
-      </w:r>
-      <w:r>
-        <w:rPr>
-          <w:rFonts w:ascii="Arial Narrow" w:eastAsia="Times New Roman" w:hAnsi="Arial Narrow" w:cs="Arial"/>
-          <w:color w:val="000000"/>
-          <w:kern w:val="0"/>
-          <w:lang w:val="es-ES" w:eastAsia="es-ES"/>
-          <w14:ligatures w14:val="none"/>
-        </w:rPr>
-        <w:t xml:space="preserve"> completa, legible y</w:t>
-      </w:r>
-      <w:r>
-        <w:rPr>
-          <w:rFonts w:ascii="Arial Narrow" w:eastAsia="Times New Roman" w:hAnsi="Arial Narrow" w:cs="Arial"/>
-          <w:color w:val="000000"/>
-          <w:kern w:val="0"/>
-          <w:lang w:val="es-ES" w:eastAsia="es-ES"/>
-          <w14:ligatures w14:val="none"/>
-        </w:rPr>
-        <w:t xml:space="preserve"> debidamente suscrit</w:t>
-      </w:r>
-      <w:r>
-        <w:rPr>
-          <w:rFonts w:ascii="Arial Narrow" w:eastAsia="Times New Roman" w:hAnsi="Arial Narrow" w:cs="Arial"/>
-          <w:color w:val="000000"/>
-          <w:kern w:val="0"/>
-          <w:lang w:val="es-ES" w:eastAsia="es-ES"/>
-          <w14:ligatures w14:val="none"/>
-        </w:rPr>
-        <w:t>o</w:t>
-      </w:r>
-      <w:r>
-        <w:rPr>
-          <w:rFonts w:ascii="Arial Narrow" w:eastAsia="Times New Roman" w:hAnsi="Arial Narrow" w:cs="Arial"/>
-          <w:color w:val="000000"/>
-          <w:kern w:val="0"/>
-          <w:lang w:val="es-ES" w:eastAsia="es-ES"/>
-          <w14:ligatures w14:val="none"/>
-        </w:rPr>
-        <w:t xml:space="preserve"> </w:t>
-      </w:r>
-      <w:r>
-        <w:rPr>
-          <w:rFonts w:ascii="Arial Narrow" w:eastAsia="Times New Roman" w:hAnsi="Arial Narrow" w:cs="Arial"/>
-          <w:color w:val="000000"/>
-          <w:kern w:val="0"/>
-          <w:lang w:val="es-ES" w:eastAsia="es-ES"/>
-          <w14:ligatures w14:val="none"/>
-        </w:rPr>
-        <w:t xml:space="preserve">del contrato de apertura de la </w:t>
-      </w:r>
-      <w:r>
-        <w:rPr>
-          <w:rFonts w:ascii="Arial Narrow" w:eastAsia="Arial Narrow" w:hAnsi="Arial Narrow" w:cs="Arial Narrow"/>
-          <w:kern w:val="0"/>
-          <w14:ligatures w14:val="none"/>
-        </w:rPr>
-        <w:t xml:space="preserve">cuenta mancomunada </w:t>
-      </w:r>
-      <w:proofErr w:type="spellStart"/>
-      <w:r>
-        <w:rPr>
-          <w:rFonts w:ascii="Arial Narrow" w:eastAsia="Times New Roman" w:hAnsi="Arial Narrow" w:cs="Arial"/>
-          <w:color w:val="000000"/>
-          <w:kern w:val="0"/>
-          <w:lang w:eastAsia="es-ES"/>
-          <w14:ligatures w14:val="none"/>
-        </w:rPr>
-        <w:t/>
-      </w:r>
-      <w:proofErr w:type="spellEnd"/>
-      <w:r>
-        <w:rPr>
-          <w:rFonts w:ascii="Arial Narrow" w:eastAsia="Times New Roman" w:hAnsi="Arial Narrow" w:cs="Arial"/>
-          <w:color w:val="000000"/>
-          <w:kern w:val="0"/>
-          <w:lang w:eastAsia="es-ES"/>
-          <w14:ligatures w14:val="none"/>
-        </w:rPr>
-        <w:t xml:space="preserve"> </w:t>
-      </w:r>
-      <w:r>
-        <w:rPr>
-          <w:rFonts w:ascii="Arial Narrow" w:eastAsia="Times New Roman" w:hAnsi="Arial Narrow" w:cs="Arial"/>
-          <w:color w:val="000000"/>
-          <w:kern w:val="0"/>
-          <w:lang w:eastAsia="es-ES"/>
-          <w14:ligatures w14:val="none"/>
-        </w:rPr>
-        <w:t>194-913</w:t>
-      </w:r>
-      <w:r>
-        <w:rPr>
-          <w:rFonts w:ascii="Arial Narrow" w:eastAsia="Times New Roman" w:hAnsi="Arial Narrow" w:cs="Arial"/>
-          <w:color w:val="000000"/>
-          <w:kern w:val="0"/>
-          <w:lang w:eastAsia="es-ES"/>
-          <w14:ligatures w14:val="none"/>
-        </w:rPr>
-        <w:t>xxxxx</w:t>
-      </w:r>
-      <w:r>
-        <w:rPr>
-          <w:rFonts w:ascii="Arial Narrow" w:eastAsia="Times New Roman" w:hAnsi="Arial Narrow" w:cs="Arial"/>
-          <w:color w:val="000000"/>
-          <w:kern w:val="0"/>
-          <w:lang w:eastAsia="es-ES"/>
-          <w14:ligatures w14:val="none"/>
-        </w:rPr>
-        <w:t>-0-00</w:t>
-      </w:r>
-      <w:r>
-        <w:rPr>
-          <w:rFonts w:ascii="Arial Narrow" w:eastAsia="Arial Narrow" w:hAnsi="Arial Narrow" w:cs="Arial Narrow"/>
-          <w:kern w:val="0"/>
-          <w14:ligatures w14:val="none"/>
-        </w:rPr>
-        <w:t>; (</w:t>
-      </w:r>
-      <w:proofErr w:type="spellStart"/>
-      <w:r>
-        <w:rPr>
-          <w:rFonts w:ascii="Arial Narrow" w:eastAsia="Arial Narrow" w:hAnsi="Arial Narrow" w:cs="Arial Narrow"/>
-          <w:kern w:val="0"/>
-          <w14:ligatures w14:val="none"/>
-        </w:rPr>
-        <w:t>ii</w:t>
-      </w:r>
-      <w:proofErr w:type="spellEnd"/>
-      <w:r>
-        <w:rPr>
-          <w:rFonts w:ascii="Arial Narrow" w:eastAsia="Arial Narrow" w:hAnsi="Arial Narrow" w:cs="Arial Narrow"/>
-          <w:kern w:val="0"/>
-          <w14:ligatures w14:val="none"/>
-        </w:rPr>
-        <w:t xml:space="preserve">) </w:t>
-      </w:r>
-      <w:r>
-        <w:rPr>
-          <w:rFonts w:ascii="Arial Narrow" w:eastAsia="Times New Roman" w:hAnsi="Arial Narrow" w:cs="Arial"/>
-          <w:color w:val="000000"/>
-          <w:kern w:val="0"/>
-          <w:lang w:eastAsia="es-ES"/>
-          <w14:ligatures w14:val="none"/>
-        </w:rPr>
-        <w:t xml:space="preserve">una copia completa, legible y debidamente suscrita de la </w:t>
-      </w:r>
-      <w:r>
-        <w:rPr>
-          <w:rFonts w:ascii="Arial Narrow" w:eastAsia="Times New Roman" w:hAnsi="Arial Narrow" w:cs="Arial"/>
-          <w:color w:val="000000"/>
-          <w:kern w:val="0"/>
-          <w:lang w:val="es-ES" w:eastAsia="es-ES"/>
-          <w14:ligatures w14:val="none"/>
-        </w:rPr>
-        <w:t xml:space="preserve">Póliza </w:t>
-      </w:r>
-      <w:proofErr w:type="spellStart"/>
-      <w:r>
-        <w:rPr>
-          <w:rFonts w:ascii="Arial Narrow" w:eastAsia="Times New Roman" w:hAnsi="Arial Narrow" w:cs="Arial"/>
-          <w:color w:val="000000"/>
-          <w:kern w:val="0"/>
-          <w:lang w:val="es-ES" w:eastAsia="es-ES"/>
-          <w14:ligatures w14:val="none"/>
-        </w:rPr>
-        <w:t/>
-      </w:r>
-      <w:proofErr w:type="spellEnd"/>
-      <w:r>
-        <w:rPr>
-          <w:rFonts w:ascii="Arial Narrow" w:eastAsia="Times New Roman" w:hAnsi="Arial Narrow" w:cs="Arial"/>
-          <w:color w:val="000000"/>
-          <w:kern w:val="0"/>
-          <w:lang w:val="es-ES" w:eastAsia="es-ES"/>
-          <w14:ligatures w14:val="none"/>
-        </w:rPr>
-        <w:t xml:space="preserve"> 9201780</w:t>
-      </w:r>
-      <w:r>
-        <w:rPr>
-          <w:rFonts w:ascii="Arial Narrow" w:eastAsia="Times New Roman" w:hAnsi="Arial Narrow" w:cs="Arial"/>
-          <w:color w:val="000000"/>
-          <w:kern w:val="0"/>
-          <w:lang w:val="es-ES" w:eastAsia="es-ES"/>
-          <w14:ligatures w14:val="none"/>
-        </w:rPr>
-        <w:t xml:space="preserve"> </w:t>
-      </w:r>
-      <w:r>
-        <w:rPr>
-          <w:rFonts w:ascii="Arial Narrow" w:eastAsia="Times New Roman" w:hAnsi="Arial Narrow" w:cs="Arial"/>
-          <w:color w:val="000000"/>
-          <w:kern w:val="0"/>
-          <w:lang w:eastAsia="es-ES"/>
-          <w14:ligatures w14:val="none"/>
-        </w:rPr>
-        <w:t xml:space="preserve">materia de denuncia, al igual que, el cargo de remisión de </w:t>
-      </w:r>
-      <w:proofErr w:type="gramStart"/>
-      <w:r>
-        <w:rPr>
-          <w:rFonts w:ascii="Arial Narrow" w:eastAsia="Times New Roman" w:hAnsi="Arial Narrow" w:cs="Arial"/>
-          <w:color w:val="000000"/>
-          <w:kern w:val="0"/>
-          <w:lang w:eastAsia="es-ES"/>
-          <w14:ligatures w14:val="none"/>
-        </w:rPr>
-        <w:t>la misma</w:t>
-      </w:r>
-      <w:proofErr w:type="gramEnd"/>
-      <w:r>
-        <w:rPr>
-          <w:rFonts w:ascii="Arial Narrow" w:eastAsia="Arial Narrow" w:hAnsi="Arial Narrow" w:cs="Arial Narrow"/>
-          <w:kern w:val="0"/>
-          <w14:ligatures w14:val="none"/>
-        </w:rPr>
-        <w:t>; y,</w:t>
-      </w:r>
-      <w:r>
-        <w:rPr>
-          <w:rFonts w:ascii="Arial Narrow" w:eastAsia="Times New Roman" w:hAnsi="Arial Narrow" w:cs="Arial"/>
-          <w:color w:val="000000"/>
-          <w:kern w:val="0"/>
-          <w:lang w:val="es-ES" w:eastAsia="es-ES"/>
-          <w14:ligatures w14:val="none"/>
-        </w:rPr>
-        <w:t xml:space="preserve"> (</w:t>
-      </w:r>
-      <w:proofErr w:type="spellStart"/>
-      <w:r>
-        <w:rPr>
-          <w:rFonts w:ascii="Arial Narrow" w:eastAsia="Times New Roman" w:hAnsi="Arial Narrow" w:cs="Arial"/>
-          <w:color w:val="000000"/>
-          <w:kern w:val="0"/>
-          <w:lang w:val="es-ES" w:eastAsia="es-ES"/>
-          <w14:ligatures w14:val="none"/>
-        </w:rPr>
-        <w:t>i</w:t>
-      </w:r>
-      <w:r>
-        <w:rPr>
-          <w:rFonts w:ascii="Arial Narrow" w:eastAsia="Times New Roman" w:hAnsi="Arial Narrow" w:cs="Arial"/>
-          <w:color w:val="000000"/>
-          <w:kern w:val="0"/>
-          <w:lang w:val="es-ES" w:eastAsia="es-ES"/>
-          <w14:ligatures w14:val="none"/>
-        </w:rPr>
-        <w:t>i</w:t>
-      </w:r>
-      <w:r>
-        <w:rPr>
-          <w:rFonts w:ascii="Arial Narrow" w:eastAsia="Times New Roman" w:hAnsi="Arial Narrow" w:cs="Arial"/>
-          <w:color w:val="000000"/>
-          <w:kern w:val="0"/>
-          <w:lang w:val="es-ES" w:eastAsia="es-ES"/>
-          <w14:ligatures w14:val="none"/>
-        </w:rPr>
-        <w:t>i</w:t>
-      </w:r>
-      <w:proofErr w:type="spellEnd"/>
-      <w:r>
-        <w:rPr>
-          <w:rFonts w:ascii="Arial Narrow" w:eastAsia="Times New Roman" w:hAnsi="Arial Narrow" w:cs="Arial"/>
-          <w:color w:val="000000"/>
-          <w:kern w:val="0"/>
-          <w:lang w:val="es-ES" w:eastAsia="es-ES"/>
-          <w14:ligatures w14:val="none"/>
-        </w:rPr>
-        <w:t>) presentar todas las comunicaciones cursadas con la parte denunciante en virtud de los hechos materia de denuncia.</w:t>
-      </w:r>
-    </w:p>
-    <w:p>
-      <w:pPr>
-        <w:spacing w:after="0" w:line="240" w:lineRule="auto"/>
-        <w:jc w:val="both"/>
-        <w:rPr>
-          <w:rFonts w:ascii="Arial Narrow" w:eastAsia="Times New Roman" w:hAnsi="Arial Narrow" w:cs="Arial"/>
-          <w:color w:val="000000"/>
-          <w:kern w:val="0"/>
-          <w:lang w:val="es-ES" w:eastAsia="es-ES"/>
-          <w14:ligatures w14:val="none"/>
-        </w:rPr>
-      </w:pPr>
-    </w:p>
-    <w:p>
-      <w:pPr>
-        <w:spacing w:after="0" w:line="240" w:lineRule="auto"/>
-        <w:jc w:val="both"/>
-        <w:rPr>
-          <w:rFonts w:ascii="Arial Narrow" w:eastAsia="Times New Roman" w:hAnsi="Arial Narrow" w:cs="Arial"/>
-          <w:color w:val="000000"/>
-          <w:kern w:val="0"/>
-          <w:lang w:val="es-ES" w:eastAsia="es-ES"/>
-          <w14:ligatures w14:val="none"/>
-        </w:rPr>
-      </w:pPr>
-      <w:r>
-        <w:rPr>
-          <w:rFonts w:ascii="Arial Narrow" w:eastAsia="Arial Narrow" w:hAnsi="Arial Narrow" w:cs="Arial Narrow"/>
-          <w:b/>
-          <w:color w:val="000000"/>
-          <w:kern w:val="0"/>
-          <w:lang w:eastAsia="es-PE"/>
-          <w14:ligatures w14:val="none"/>
-        </w:rPr>
-        <w:t xml:space="preserve">SEXTO: </w:t>
-      </w:r>
-      <w:r>
-        <w:rPr>
-          <w:rFonts w:ascii="Arial Narrow" w:eastAsia="Times New Roman" w:hAnsi="Arial Narrow" w:cs="Arial"/>
-          <w:color w:val="000000"/>
-          <w:kern w:val="0"/>
-          <w:lang w:eastAsia="es-ES"/>
-          <w14:ligatures w14:val="none"/>
-        </w:rPr>
-        <w:t xml:space="preserve">requerir </w:t>
-      </w:r>
-      <w:r>
-        <w:rPr>
-          <w:rFonts w:ascii="Arial Narrow" w:eastAsia="Times New Roman" w:hAnsi="Arial Narrow" w:cs="Arial"/>
-          <w:color w:val="000000"/>
-          <w:kern w:val="0"/>
-          <w:lang w:val="es-ES" w:eastAsia="es-ES"/>
-          <w14:ligatures w14:val="none"/>
-        </w:rPr>
-        <w:t xml:space="preserve">que, en un </w:t>
-      </w:r>
-      <w:r>
-        <w:rPr>
-          <w:rFonts w:ascii="Arial Narrow" w:eastAsia="Times New Roman" w:hAnsi="Arial Narrow" w:cs="Arial"/>
-          <w:color w:val="000000"/>
-          <w:kern w:val="0"/>
-          <w:lang w:eastAsia="es-ES"/>
-          <w14:ligatures w14:val="none"/>
-        </w:rPr>
-        <w:t>plazo no mayor de cinco (5) días hábiles contado a partir del día siguiente de la notificación de la presente resolución</w:t>
-      </w:r>
-      <w:r>
-        <w:rPr>
-          <w:rFonts w:ascii="Arial Narrow" w:eastAsia="Times New Roman" w:hAnsi="Arial Narrow" w:cs="Arial"/>
-          <w:color w:val="000000"/>
-          <w:kern w:val="0"/>
-          <w:lang w:eastAsia="es-ES"/>
-          <w14:ligatures w14:val="none"/>
-        </w:rPr>
-        <w:t xml:space="preserve">, </w:t>
-      </w:r>
-      <w:r>
-        <w:rPr>
-          <w:rFonts w:ascii="Arial Narrow" w:eastAsia="Arial Narrow" w:hAnsi="Arial Narrow" w:cs="Arial Narrow"/>
-          <w:bCs/>
-          <w:color w:val="000000"/>
-          <w:kern w:val="0"/>
-          <w:lang w:eastAsia="es-PE"/>
-          <w14:ligatures w14:val="none"/>
-        </w:rPr>
-        <w:t>Pacífico Compañía de Seguros y Reaseguros S.A</w:t>
-      </w:r>
-      <w:r>
-        <w:rPr>
-          <w:rFonts w:ascii="Arial Narrow" w:eastAsia="Times New Roman" w:hAnsi="Arial Narrow" w:cs="Times New Roman"/>
-          <w:color w:val="000000"/>
-          <w:kern w:val="0"/>
-          <w:shd w:val="clear" w:color="auto" w:fill="FFFFFF"/>
-          <w:lang w:eastAsia="es-PE"/>
-          <w14:ligatures w14:val="none"/>
-        </w:rPr>
-        <w:t>.</w:t>
-      </w:r>
-      <w:r>
-        <w:rPr>
-          <w:rFonts w:ascii="Arial Narrow" w:eastAsia="Times New Roman" w:hAnsi="Arial Narrow" w:cs="Arial"/>
-          <w:color w:val="000000"/>
-          <w:kern w:val="0"/>
-          <w:lang w:eastAsia="es-ES"/>
-          <w14:ligatures w14:val="none"/>
-        </w:rPr>
-        <w:t xml:space="preserve">, </w:t>
-      </w:r>
-      <w:r>
-        <w:rPr>
-          <w:rFonts w:ascii="Arial Narrow" w:eastAsia="Times New Roman" w:hAnsi="Arial Narrow" w:cs="Arial"/>
-          <w:color w:val="000000"/>
-          <w:kern w:val="0"/>
-          <w:lang w:val="es-ES" w:eastAsia="es-ES"/>
-          <w14:ligatures w14:val="none"/>
-        </w:rPr>
-        <w:t>cumpla con</w:t>
-      </w:r>
-      <w:r>
-        <w:rPr>
-          <w:rFonts w:ascii="Arial Narrow" w:eastAsia="Times New Roman" w:hAnsi="Arial Narrow" w:cs="Arial"/>
-          <w:color w:val="000000"/>
-          <w:kern w:val="0"/>
-          <w:lang w:val="es-ES" w:eastAsia="es-ES"/>
-          <w14:ligatures w14:val="none"/>
-        </w:rPr>
-        <w:t xml:space="preserve"> presentar</w:t>
-      </w:r>
-      <w:r>
-        <w:rPr>
-          <w:rFonts w:ascii="Arial Narrow" w:eastAsia="Times New Roman" w:hAnsi="Arial Narrow" w:cs="Arial"/>
-          <w:color w:val="000000"/>
-          <w:kern w:val="0"/>
-          <w:lang w:val="es-ES" w:eastAsia="es-ES"/>
-          <w14:ligatures w14:val="none"/>
-        </w:rPr>
-        <w:t xml:space="preserve">: </w:t>
-      </w:r>
-    </w:p>
-    <w:p>
-      <w:pPr>
-        <w:spacing w:after="0" w:line="240" w:lineRule="auto"/>
-        <w:jc w:val="both"/>
-        <w:rPr>
-          <w:rFonts w:ascii="Arial Narrow" w:eastAsia="Times New Roman" w:hAnsi="Arial Narrow" w:cs="Arial"/>
-          <w:color w:val="000000"/>
-          <w:kern w:val="0"/>
-          <w:lang w:val="es-ES" w:eastAsia="es-ES"/>
-          <w14:ligatures w14:val="none"/>
-        </w:rPr>
-      </w:pPr>
-    </w:p>
-    <w:p>
-      <w:pPr>
-        <w:spacing w:after="0" w:line="240" w:lineRule="auto"/>
-        <w:jc w:val="both"/>
-        <w:rPr>
-          <w:rFonts w:ascii="Arial Narrow" w:eastAsia="Times New Roman" w:hAnsi="Arial Narrow" w:cs="Arial"/>
-          <w:color w:val="000000"/>
-          <w:kern w:val="0"/>
-          <w:lang w:val="es-ES" w:eastAsia="es-ES"/>
-          <w14:ligatures w14:val="none"/>
-        </w:rPr>
-      </w:pPr>
-      <w:r>
-        <w:rPr>
-          <w:rFonts w:ascii="Arial Narrow" w:eastAsia="Times New Roman" w:hAnsi="Arial Narrow" w:cs="Arial"/>
-          <w:color w:val="000000"/>
-          <w:kern w:val="0"/>
-          <w:lang w:val="es-ES" w:eastAsia="es-ES"/>
-          <w14:ligatures w14:val="none"/>
+          <ns2:ligatures ns2:val="none"/>
+        </w:rPr>
+      </w:pPr>
+      <w:r>
+        <w:rPr>
+          <w:rFonts w:ascii="Arial Narrow" w:eastAsia="Times New Roman" w:hAnsi="Arial Narrow" w:cs="Arial"/>
+          <w:color w:val="000000"/>
+          <w:kern w:val="0"/>
+          <w:lang w:val="es-ES" w:eastAsia="es-ES"/>
+          <ns2:ligatures ns2:val="none"/>
         </w:rPr>
         <w:lastRenderedPageBreak/>
         <w:t xml:space="preserve">(i) </w:t>
@@ -6822,7 +6617,7 @@
           <w:color w:val="000000"/>
           <w:kern w:val="0"/>
           <w:lang w:eastAsia="es-ES"/>
-          <w14:ligatures w14:val="none"/>
+          <ns2:ligatures ns2:val="none"/>
         </w:rPr>
         <w:t xml:space="preserve">una copia completa, legible y debidamente </w:t>
       </w:r>
@@ -6832,7 +6627,7 @@
           <w:color w:val="000000"/>
           <w:kern w:val="0"/>
           <w:lang w:val="es-ES" w:eastAsia="es-ES"/>
-          <w14:ligatures w14:val="none"/>
+          <ns2:ligatures ns2:val="none"/>
         </w:rPr>
         <w:t>suscrita</w:t>
       </w:r>
@@ -6842,7 +6637,7 @@
           <w:color w:val="000000"/>
           <w:kern w:val="0"/>
           <w:lang w:eastAsia="es-ES"/>
-          <w14:ligatures w14:val="none"/>
+          <ns2:ligatures ns2:val="none"/>
         </w:rPr>
         <w:t xml:space="preserve"> de la</w:t>
       </w:r>
@@ -6852,7 +6647,7 @@
           <w:color w:val="000000"/>
           <w:kern w:val="0"/>
           <w:lang w:eastAsia="es-ES"/>
-          <w14:ligatures w14:val="none"/>
+          <ns2:ligatures ns2:val="none"/>
         </w:rPr>
         <w:t>s</w:t>
       </w:r>
@@ -6862,7 +6657,7 @@
           <w:color w:val="000000"/>
           <w:kern w:val="0"/>
           <w:lang w:eastAsia="es-ES"/>
-          <w14:ligatures w14:val="none"/>
+          <ns2:ligatures ns2:val="none"/>
         </w:rPr>
         <w:t xml:space="preserve"> Póliza </w:t>
       </w:r>
@@ -6873,7 +6668,7 @@
           <w:color w:val="000000"/>
           <w:kern w:val="0"/>
           <w:lang w:eastAsia="es-ES"/>
-          <w14:ligatures w14:val="none"/>
+          <ns2:ligatures ns2:val="none"/>
         </w:rPr>
         <w:t/>
       </w:r>
@@ -6884,7 +6679,7 @@
           <w:color w:val="000000"/>
           <w:kern w:val="0"/>
           <w:lang w:eastAsia="es-ES"/>
-          <w14:ligatures w14:val="none"/>
+          <ns2:ligatures ns2:val="none"/>
         </w:rPr>
         <w:t xml:space="preserve"> 1000001429 materia de denuncia, al igual que, el cargo de remisión de </w:t>
       </w:r>
@@ -6895,7 +6690,7 @@
           <w:color w:val="000000"/>
           <w:kern w:val="0"/>
           <w:lang w:eastAsia="es-ES"/>
-          <w14:ligatures w14:val="none"/>
+          <ns2:ligatures ns2:val="none"/>
         </w:rPr>
         <w:t>la misma</w:t>
       </w:r>
@@ -6906,7 +6701,7 @@
           <w:color w:val="000000"/>
           <w:kern w:val="0"/>
           <w:lang w:eastAsia="es-ES"/>
-          <w14:ligatures w14:val="none"/>
+          <ns2:ligatures ns2:val="none"/>
         </w:rPr>
         <w:t xml:space="preserve">. </w:t>
       </w:r>
@@ -6917,7 +6712,7 @@
           <w:kern w:val="0"/>
           <w:u w:val="single"/>
           <w:lang w:eastAsia="es-ES"/>
-          <w14:ligatures w14:val="none"/>
+          <ns2:ligatures ns2:val="none"/>
         </w:rPr>
         <w:t>Asimismo, en caso de haber existido modificaciones a las condiciones de dicho producto, presentar los medios probatorios que sustenten el procedimiento seguido para proceder con ello;</w:t>
       </w:r>
@@ -6927,7 +6722,7 @@
           <w:color w:val="000000"/>
           <w:kern w:val="0"/>
           <w:lang w:eastAsia="es-ES"/>
-          <w14:ligatures w14:val="none"/>
+          <ns2:ligatures ns2:val="none"/>
         </w:rPr>
         <w:t xml:space="preserve"> y, (</w:t>
       </w:r>
@@ -6938,7 +6733,7 @@
           <w:color w:val="000000"/>
           <w:kern w:val="0"/>
           <w:lang w:eastAsia="es-ES"/>
-          <w14:ligatures w14:val="none"/>
+          <ns2:ligatures ns2:val="none"/>
         </w:rPr>
         <w:t>ii</w:t>
       </w:r>
@@ -6949,7 +6744,7 @@
           <w:color w:val="000000"/>
           <w:kern w:val="0"/>
           <w:lang w:eastAsia="es-ES"/>
-          <w14:ligatures w14:val="none"/>
+          <ns2:ligatures ns2:val="none"/>
         </w:rPr>
         <w:t xml:space="preserve">) </w:t>
       </w:r>
@@ -6959,12 +6754,12 @@
           <w:color w:val="000000"/>
           <w:kern w:val="0"/>
           <w:lang w:val="es-ES" w:eastAsia="es-ES"/>
-          <w14:ligatures w14:val="none"/>
+          <ns2:ligatures ns2:val="none"/>
         </w:rPr>
         <w:t xml:space="preserve">presentar todas las comunicaciones cursadas con la parte denunciante en virtud del hecho materia de denuncia. </w:t>
       </w:r>
     </w:p>
-    <w:p>
+    <w:p ns2:paraId="786FA426" ns2:textId="77777777">
       <w:pPr>
         <w:spacing w:after="0" w:line="240" w:lineRule="auto"/>
         <w:jc w:val="both"/>
@@ -6973,11 +6768,11 @@
           <w:color w:val="000000"/>
           <w:kern w:val="0"/>
           <w:lang w:val="es-ES" w:eastAsia="es-ES"/>
-          <w14:ligatures w14:val="none"/>
-        </w:rPr>
-      </w:pPr>
-    </w:p>
-    <w:p>
+          <ns2:ligatures ns2:val="none"/>
+        </w:rPr>
+      </w:pPr>
+    </w:p>
+    <w:p ns2:paraId="58D4E496" ns2:textId="77777777">
       <w:pPr>
         <w:spacing w:after="0" w:line="240" w:lineRule="auto"/>
         <w:jc w:val="both"/>
@@ -6986,17 +6781,17 @@
           <w:color w:val="000000"/>
           <w:kern w:val="0"/>
           <w:lang w:eastAsia="es-PE"/>
-          <w14:ligatures w14:val="none"/>
-        </w:rPr>
-      </w:pPr>
-      <w:r>
-        <w:rPr>
-          <w:rFonts w:ascii="Arial Narrow" w:eastAsia="Arial Narrow" w:hAnsi="Arial Narrow" w:cs="Arial Narrow"/>
-          <w:b/>
-          <w:color w:val="000000"/>
-          <w:kern w:val="0"/>
-          <w:lang w:eastAsia="es-PE"/>
-          <w14:ligatures w14:val="none"/>
+          <ns2:ligatures ns2:val="none"/>
+        </w:rPr>
+      </w:pPr>
+      <w:r>
+        <w:rPr>
+          <w:rFonts w:ascii="Arial Narrow" w:eastAsia="Arial Narrow" w:hAnsi="Arial Narrow" w:cs="Arial Narrow"/>
+          <w:b/>
+          <w:color w:val="000000"/>
+          <w:kern w:val="0"/>
+          <w:lang w:eastAsia="es-PE"/>
+          <ns2:ligatures ns2:val="none"/>
         </w:rPr>
         <w:t>SÉTIMO:</w:t>
       </w:r>
@@ -7006,7 +6801,7 @@
           <w:color w:val="000000"/>
           <w:kern w:val="0"/>
           <w:lang w:eastAsia="es-PE"/>
-          <w14:ligatures w14:val="none"/>
+          <ns2:ligatures ns2:val="none"/>
         </w:rPr>
         <w:t xml:space="preserve"> </w:t>
       </w:r>
@@ -7017,7 +6812,7 @@
           <w:color w:val="000000"/>
           <w:kern w:val="0"/>
           <w:lang w:eastAsia="es-PE"/>
-          <w14:ligatures w14:val="none"/>
+          <ns2:ligatures ns2:val="none"/>
         </w:rPr>
         <w:t>informar a las partes que el artículo 110</w:t>
       </w:r>
@@ -7027,7 +6822,7 @@
           <w:color w:val="000000"/>
           <w:kern w:val="0"/>
           <w:lang w:eastAsia="es-PE"/>
-          <w14:ligatures w14:val="none"/>
+          <ns2:ligatures ns2:val="none"/>
         </w:rPr>
         <w:t/>
       </w:r>
@@ -7037,7 +6832,7 @@
           <w:color w:val="000000"/>
           <w:kern w:val="0"/>
           <w:lang w:eastAsia="es-PE"/>
-          <w14:ligatures w14:val="none"/>
+          <ns2:ligatures ns2:val="none"/>
         </w:rPr>
         <w:t xml:space="preserve"> de la Ley 29571, Código de Protección y Defensa del Consumidor</w:t>
       </w:r>
@@ -7049,7 +6844,7 @@
           <w:kern w:val="0"/>
           <w:vertAlign w:val="superscript"/>
           <w:lang w:eastAsia="es-PE"/>
-          <w14:ligatures w14:val="none"/>
+          <ns2:ligatures ns2:val="none"/>
         </w:rPr>
         <w:footnoteReference w:id="8"/>
       </w:r>
@@ -7059,7 +6854,7 @@
           <w:color w:val="000000"/>
           <w:kern w:val="0"/>
           <w:lang w:eastAsia="es-PE"/>
-          <w14:ligatures w14:val="none"/>
+          <ns2:ligatures ns2:val="none"/>
         </w:rPr>
         <w:t>, faculta a la Comisión a calificar las infracciones de la referida norma como leves, graves o muy graves e imponer sanciones que van desde una amonestación hasta una multa por un máximo de 450 Unidades Impositivas Tributarias, sin perjuicio de las medidas correctivas, reparadoras y complementarias, que puedan ordenarse de acuerdo a lo estipulado en los artículos 114</w:t>
       </w:r>
@@ -7069,7 +6864,7 @@
           <w:color w:val="000000"/>
           <w:kern w:val="0"/>
           <w:lang w:eastAsia="es-PE"/>
-          <w14:ligatures w14:val="none"/>
+          <ns2:ligatures ns2:val="none"/>
         </w:rPr>
         <w:t/>
       </w:r>
@@ -7079,7 +6874,7 @@
           <w:color w:val="000000"/>
           <w:kern w:val="0"/>
           <w:lang w:eastAsia="es-PE"/>
-          <w14:ligatures w14:val="none"/>
+          <ns2:ligatures ns2:val="none"/>
         </w:rPr>
         <w:t>, 115</w:t>
       </w:r>
@@ -7089,7 +6884,7 @@
           <w:color w:val="000000"/>
           <w:kern w:val="0"/>
           <w:lang w:eastAsia="es-PE"/>
-          <w14:ligatures w14:val="none"/>
+          <ns2:ligatures ns2:val="none"/>
         </w:rPr>
         <w:t/>
       </w:r>
@@ -7099,7 +6894,7 @@
           <w:color w:val="000000"/>
           <w:kern w:val="0"/>
           <w:lang w:eastAsia="es-PE"/>
-          <w14:ligatures w14:val="none"/>
+          <ns2:ligatures ns2:val="none"/>
         </w:rPr>
         <w:t xml:space="preserve"> y 116</w:t>
       </w:r>
@@ -7109,7 +6904,7 @@
           <w:color w:val="000000"/>
           <w:kern w:val="0"/>
           <w:lang w:eastAsia="es-PE"/>
-          <w14:ligatures w14:val="none"/>
+          <ns2:ligatures ns2:val="none"/>
         </w:rPr>
         <w:t/>
       </w:r>
@@ -7119,7 +6914,7 @@
           <w:color w:val="000000"/>
           <w:kern w:val="0"/>
           <w:lang w:eastAsia="es-PE"/>
-          <w14:ligatures w14:val="none"/>
+          <ns2:ligatures ns2:val="none"/>
         </w:rPr>
         <w:t xml:space="preserve"> de la referida norma</w:t>
       </w:r>
@@ -7131,7 +6926,7 @@
           <w:kern w:val="0"/>
           <w:vertAlign w:val="superscript"/>
           <w:lang w:eastAsia="es-PE"/>
-          <w14:ligatures w14:val="none"/>
+          <ns2:ligatures ns2:val="none"/>
         </w:rPr>
         <w:footnoteReference w:id="9"/>
       </w:r>
@@ -7141,7 +6936,7 @@
           <w:color w:val="000000"/>
           <w:kern w:val="0"/>
           <w:lang w:eastAsia="es-PE"/>
-          <w14:ligatures w14:val="none"/>
+          <ns2:ligatures ns2:val="none"/>
         </w:rPr>
         <w:t xml:space="preserve">. </w:t>
       </w:r>
@@ -7152,7 +6947,7 @@
           <w:color w:val="000000"/>
           <w:kern w:val="0"/>
           <w:lang w:eastAsia="es-PE"/>
-          <w14:ligatures w14:val="none"/>
+          <ns2:ligatures ns2:val="none"/>
         </w:rPr>
         <w:lastRenderedPageBreak/>
         <w:t>Asimismo, se consideran circunstancias atenuantes para la graduación de la sanción, el allanamiento de la denuncia o el reconocimiento de las pretensiones en ella contenidas, de acuerdo con el artículo 112</w:t>
@@ -7163,7 +6958,7 @@
           <w:color w:val="000000"/>
           <w:kern w:val="0"/>
           <w:lang w:eastAsia="es-PE"/>
-          <w14:ligatures w14:val="none"/>
+          <ns2:ligatures ns2:val="none"/>
         </w:rPr>
         <w:t/>
       </w:r>
@@ -7173,7 +6968,7 @@
           <w:color w:val="000000"/>
           <w:kern w:val="0"/>
           <w:lang w:eastAsia="es-PE"/>
-          <w14:ligatures w14:val="none"/>
+          <ns2:ligatures ns2:val="none"/>
         </w:rPr>
         <w:t xml:space="preserve"> del Código</w:t>
       </w:r>
@@ -7185,7 +6980,7 @@
           <w:kern w:val="0"/>
           <w:vertAlign w:val="superscript"/>
           <w:lang w:eastAsia="es-PE"/>
-          <w14:ligatures w14:val="none"/>
+          <ns2:ligatures ns2:val="none"/>
         </w:rPr>
         <w:footnoteReference w:id="10"/>
       </w:r>
@@ -7195,12 +6990,12 @@
           <w:color w:val="000000"/>
           <w:kern w:val="0"/>
           <w:lang w:eastAsia="es-PE"/>
-          <w14:ligatures w14:val="none"/>
+          <ns2:ligatures ns2:val="none"/>
         </w:rPr>
         <w:t>.</w:t>
       </w:r>
     </w:p>
-    <w:p>
+    <w:p ns2:paraId="7A5236A4" ns2:textId="77777777">
       <w:pPr>
         <w:shd w:val="clear" w:color="auto" w:fill="FFFFFF"/>
         <w:spacing w:after="0" w:line="240" w:lineRule="auto"/>
@@ -7211,11 +7006,11 @@
           <w:color w:val="000000"/>
           <w:kern w:val="0"/>
           <w:lang w:eastAsia="es-PE"/>
-          <w14:ligatures w14:val="none"/>
-        </w:rPr>
-      </w:pPr>
-    </w:p>
-    <w:p>
+          <ns2:ligatures ns2:val="none"/>
+        </w:rPr>
+      </w:pPr>
+    </w:p>
+    <w:p ns2:paraId="3F071DDA" ns2:textId="77777777">
       <w:pPr>
         <w:shd w:val="clear" w:color="auto" w:fill="FFFFFF"/>
         <w:spacing w:after="0" w:line="240" w:lineRule="auto"/>
@@ -7225,7 +7020,7 @@
           <w:color w:val="000000"/>
           <w:kern w:val="0"/>
           <w:lang w:eastAsia="es-PE"/>
-          <w14:ligatures w14:val="none"/>
+          <ns2:ligatures ns2:val="none"/>
         </w:rPr>
       </w:pPr>
       <w:r>
@@ -7234,7 +7029,7 @@
           <w:b/>
           <w:bCs/>
           <w:kern w:val="0"/>
-          <w14:ligatures w14:val="none"/>
+          <ns2:ligatures ns2:val="none"/>
         </w:rPr>
         <w:t>OCTAVO</w:t>
       </w:r>
@@ -7245,7 +7040,7 @@
           <w:color w:val="000000"/>
           <w:kern w:val="0"/>
           <w:lang w:eastAsia="es-PE"/>
-          <w14:ligatures w14:val="none"/>
+          <ns2:ligatures ns2:val="none"/>
         </w:rPr>
         <w:t>:</w:t>
       </w:r>
@@ -7255,7 +7050,7 @@
           <w:color w:val="000000"/>
           <w:kern w:val="0"/>
           <w:lang w:eastAsia="es-PE"/>
-          <w14:ligatures w14:val="none"/>
+          <ns2:ligatures ns2:val="none"/>
         </w:rPr>
         <w:t xml:space="preserve"> informar a las partes que conforme a lo establecido en el artículo 39</w:t>
       </w:r>
@@ -7265,7 +7060,7 @@
           <w:color w:val="000000"/>
           <w:kern w:val="0"/>
           <w:lang w:eastAsia="es-PE"/>
-          <w14:ligatures w14:val="none"/>
+          <ns2:ligatures ns2:val="none"/>
         </w:rPr>
         <w:t/>
       </w:r>
@@ -7275,12 +7070,12 @@
           <w:color w:val="000000"/>
           <w:kern w:val="0"/>
           <w:lang w:eastAsia="es-PE"/>
-          <w14:ligatures w14:val="none"/>
+          <ns2:ligatures ns2:val="none"/>
         </w:rPr>
         <w:t xml:space="preserve"> de la Ley sobre Facultades, Normas y Organización del Indecopi, aprobada por Decreto Legislativo 807, los gastos por los peritajes realizados, actuación de pruebas, inspecciones y otros derivados de la tramitación del proceso serán de cargo de la parte que solicita la prueba, salvo pacto en contrario. En todos los casos, la resolución final determinará si los gastos deben ser asumidos por alguna de las partes, o reembolsados a la otra parte o al Indecopi, según sea el caso, de manera adicional a la sanción que haya podido imponerse. </w:t>
       </w:r>
     </w:p>
-    <w:p>
+    <w:p ns2:paraId="0F10F9CF" ns2:textId="77777777">
       <w:pPr>
         <w:shd w:val="clear" w:color="auto" w:fill="FFFFFF"/>
         <w:spacing w:after="0" w:line="240" w:lineRule="auto"/>
@@ -7290,11 +7085,11 @@
           <w:color w:val="000000"/>
           <w:kern w:val="0"/>
           <w:lang w:eastAsia="es-PE"/>
-          <w14:ligatures w14:val="none"/>
-        </w:rPr>
-      </w:pPr>
-    </w:p>
-    <w:p>
+          <ns2:ligatures ns2:val="none"/>
+        </w:rPr>
+      </w:pPr>
+    </w:p>
+    <w:p ns2:paraId="194C23DD" ns2:textId="77777777">
       <w:pPr>
         <w:suppressAutoHyphens/>
         <w:spacing w:after="0" w:line="240" w:lineRule="auto"/>
@@ -7303,7 +7098,7 @@
           <w:rFonts w:ascii="Arial Narrow" w:eastAsia="Calibri" w:hAnsi="Arial Narrow" w:cs="Arial"/>
           <w:kern w:val="0"/>
           <w:u w:val="single"/>
-          <w14:ligatures w14:val="none"/>
+          <ns2:ligatures ns2:val="none"/>
         </w:rPr>
       </w:pPr>
       <w:r>
@@ -7313,7 +7108,7 @@
           <w:color w:val="000000"/>
           <w:kern w:val="0"/>
           <w:lang w:eastAsia="es-PE"/>
-          <w14:ligatures w14:val="none"/>
+          <ns2:ligatures ns2:val="none"/>
         </w:rPr>
         <w:t>NOVENO</w:t>
       </w:r>
@@ -7322,7 +7117,7 @@
           <w:rFonts w:ascii="Arial Narrow" w:eastAsia="Calibri" w:hAnsi="Arial Narrow" w:cs="Arial"/>
           <w:b/>
           <w:kern w:val="0"/>
-          <w14:ligatures w14:val="none"/>
+          <ns2:ligatures ns2:val="none"/>
         </w:rPr>
         <w:t>:</w:t>
       </w:r>
@@ -7330,7 +7125,7 @@
         <w:rPr>
           <w:rFonts w:ascii="Arial Narrow" w:eastAsia="Calibri" w:hAnsi="Arial Narrow" w:cs="Arial"/>
           <w:kern w:val="0"/>
-          <w14:ligatures w14:val="none"/>
+          <ns2:ligatures ns2:val="none"/>
         </w:rPr>
         <w:t xml:space="preserve"> comunicar a las partes que, </w:t>
       </w:r>
@@ -7339,7 +7134,7 @@
         <w:rPr>
           <w:rFonts w:ascii="Arial Narrow" w:eastAsia="Calibri" w:hAnsi="Arial Narrow" w:cs="Arial"/>
           <w:kern w:val="0"/>
-          <w14:ligatures w14:val="none"/>
+          <ns2:ligatures ns2:val="none"/>
         </w:rPr>
         <w:t>de acuerdo a</w:t>
       </w:r>
@@ -7348,7 +7143,7 @@
         <w:rPr>
           <w:rFonts w:ascii="Arial Narrow" w:eastAsia="Calibri" w:hAnsi="Arial Narrow" w:cs="Arial"/>
           <w:kern w:val="0"/>
-          <w14:ligatures w14:val="none"/>
+          <ns2:ligatures ns2:val="none"/>
         </w:rPr>
         <w:t xml:space="preserve"> lo señalado por el artículo 29</w:t>
       </w:r>
@@ -7358,7 +7153,7 @@
           <w:color w:val="000000"/>
           <w:kern w:val="0"/>
           <w:lang w:eastAsia="es-PE"/>
-          <w14:ligatures w14:val="none"/>
+          <ns2:ligatures ns2:val="none"/>
         </w:rPr>
         <w:t/>
       </w:r>
@@ -7366,7 +7161,7 @@
         <w:rPr>
           <w:rFonts w:ascii="Arial Narrow" w:eastAsia="Calibri" w:hAnsi="Arial Narrow" w:cs="Arial"/>
           <w:kern w:val="0"/>
-          <w14:ligatures w14:val="none"/>
+          <ns2:ligatures ns2:val="none"/>
         </w:rPr>
         <w:t xml:space="preserve"> del Decreto Legislativo </w:t>
       </w:r>
@@ -7375,7 +7170,7 @@
         <w:rPr>
           <w:rFonts w:ascii="Arial Narrow" w:eastAsia="Calibri" w:hAnsi="Arial Narrow" w:cs="Arial"/>
           <w:kern w:val="0"/>
-          <w14:ligatures w14:val="none"/>
+          <ns2:ligatures ns2:val="none"/>
         </w:rPr>
         <w:t/>
       </w:r>
@@ -7384,7 +7179,7 @@
         <w:rPr>
           <w:rFonts w:ascii="Arial Narrow" w:eastAsia="Calibri" w:hAnsi="Arial Narrow" w:cs="Arial"/>
           <w:kern w:val="0"/>
-          <w14:ligatures w14:val="none"/>
+          <ns2:ligatures ns2:val="none"/>
         </w:rPr>
         <w:t xml:space="preserve"> 807</w:t>
       </w:r>
@@ -7394,7 +7189,7 @@
           <w:rFonts w:ascii="Arial Narrow" w:eastAsia="Calibri" w:hAnsi="Arial Narrow" w:cs="Arial"/>
           <w:kern w:val="0"/>
           <w:vertAlign w:val="superscript"/>
-          <w14:ligatures w14:val="none"/>
+          <ns2:ligatures ns2:val="none"/>
         </w:rPr>
         <w:footnoteReference w:id="11"/>
       </w:r>
@@ -7402,7 +7197,7 @@
         <w:rPr>
           <w:rFonts w:ascii="Arial Narrow" w:eastAsia="Calibri" w:hAnsi="Arial Narrow" w:cs="Arial"/>
           <w:kern w:val="0"/>
-          <w14:ligatures w14:val="none"/>
+          <ns2:ligatures ns2:val="none"/>
         </w:rPr>
         <w:t xml:space="preserve">, hasta antes de la emisión de la Resolución Final tienen la posibilidad de solicitar una audiencia de conciliación. En caso deleguen a favor de una tercera persona su actuación en la diligencia programada, esta deberá presentar un poder especial con firma legalizada ante Notario Público, donde conste </w:t>
       </w:r>
@@ -7411,7 +7206,7 @@
           <w:rFonts w:ascii="Arial Narrow" w:eastAsia="Calibri" w:hAnsi="Arial Narrow" w:cs="Arial"/>
           <w:kern w:val="0"/>
           <w:u w:val="single"/>
-          <w14:ligatures w14:val="none"/>
+          <ns2:ligatures ns2:val="none"/>
         </w:rPr>
         <w:t>expresamente su facultad para asistir y conciliar en su representación</w:t>
       </w:r>
@@ -7420,7 +7215,7 @@
           <w:rFonts w:ascii="Arial Narrow" w:eastAsia="Calibri" w:hAnsi="Arial Narrow" w:cs="Arial"/>
           <w:bCs/>
           <w:kern w:val="0"/>
-          <w14:ligatures w14:val="none"/>
+          <ns2:ligatures ns2:val="none"/>
         </w:rPr>
         <w:t>.</w:t>
       </w:r>
@@ -7430,7 +7225,7 @@
           <w:b/>
           <w:bCs/>
           <w:kern w:val="0"/>
-          <w14:ligatures w14:val="none"/>
+          <ns2:ligatures ns2:val="none"/>
         </w:rPr>
         <w:t xml:space="preserve"> </w:t>
       </w:r>
@@ -7439,12 +7234,12 @@
           <w:rFonts w:ascii="Arial Narrow" w:eastAsia="Calibri" w:hAnsi="Arial Narrow" w:cs="Arial"/>
           <w:kern w:val="0"/>
           <w:u w:val="single"/>
-          <w14:ligatures w14:val="none"/>
+          <ns2:ligatures ns2:val="none"/>
         </w:rPr>
         <w:t xml:space="preserve">Ello bajo apercibimiento de no realizar la audiencia de conciliación y levantar el acta de inasistencia correspondiente. </w:t>
       </w:r>
     </w:p>
-    <w:p>
+    <w:p ns2:paraId="19088877" ns2:textId="77777777">
       <w:pPr>
         <w:suppressAutoHyphens/>
         <w:spacing w:after="0" w:line="240" w:lineRule="auto"/>
@@ -7453,11 +7248,11 @@
           <w:rFonts w:ascii="Arial Narrow" w:eastAsia="Calibri" w:hAnsi="Arial Narrow" w:cs="Arial"/>
           <w:kern w:val="0"/>
           <w:u w:val="single"/>
-          <w14:ligatures w14:val="none"/>
-        </w:rPr>
-      </w:pPr>
-    </w:p>
-    <w:p>
+          <ns2:ligatures ns2:val="none"/>
+        </w:rPr>
+      </w:pPr>
+    </w:p>
+    <w:p ns2:paraId="7767F307" ns2:textId="77777777">
       <w:pPr>
         <w:suppressAutoHyphens/>
         <w:spacing w:after="0" w:line="240" w:lineRule="auto"/>
@@ -7474,7 +7269,7 @@
           <w:b/>
           <w:spacing w:val="-3"/>
           <w:kern w:val="0"/>
-          <w14:ligatures w14:val="none"/>
+          <ns2:ligatures ns2:val="none"/>
         </w:rPr>
         <w:lastRenderedPageBreak/>
         <w:t>DÉCIMO</w:t>
@@ -7486,7 +7281,7 @@
           <w:color w:val="000000"/>
           <w:kern w:val="0"/>
           <w:lang w:eastAsia="es-PE"/>
-          <w14:ligatures w14:val="none"/>
+          <ns2:ligatures ns2:val="none"/>
         </w:rPr>
         <w:t>:</w:t>
       </w:r>
@@ -7496,14 +7291,14 @@
           <w:color w:val="000000"/>
           <w:kern w:val="0"/>
           <w:lang w:eastAsia="es-PE"/>
-          <w14:ligatures w14:val="none"/>
+          <ns2:ligatures ns2:val="none"/>
         </w:rPr>
         <w:t xml:space="preserve"> poner en conocimiento de las partes que, antes de la emisión de la Resolución Final, tienen la posibilidad de formular su desistimiento o presentar el acuerdo arribado mediante la conciliación, mediación, transacción o cualquier otro que, de forma indubitable, deje constancia que se ha solucionado la controversia materia de denuncia.</w:t>
       </w:r>
       <w:bookmarkStart w:id="12" w:name="h.gjdgxs" w:colFirst="0" w:colLast="0"/>
       <w:bookmarkEnd w:id="12"/>
     </w:p>
-    <w:p>
+    <w:p ns2:paraId="69E33D6A" ns2:textId="77777777">
       <w:pPr>
         <w:suppressAutoHyphens/>
         <w:spacing w:after="0" w:line="240" w:lineRule="auto"/>
@@ -7513,11 +7308,11 @@
           <w:color w:val="000000"/>
           <w:kern w:val="0"/>
           <w:lang w:eastAsia="es-PE"/>
-          <w14:ligatures w14:val="none"/>
-        </w:rPr>
-      </w:pPr>
-    </w:p>
-    <w:p>
+          <ns2:ligatures ns2:val="none"/>
+        </w:rPr>
+      </w:pPr>
+    </w:p>
+    <w:p ns2:paraId="4DB7FEAC" ns2:textId="166515C6">
       <w:pPr>
         <w:suppressAutoHyphens/>
         <w:spacing w:after="0" w:line="240" w:lineRule="auto"/>
@@ -7548,7 +7343,7 @@
           <w:b/>
           <w:spacing w:val="-3"/>
           <w:kern w:val="0"/>
-          <w14:ligatures w14:val="none"/>
+          <ns2:ligatures ns2:val="none"/>
         </w:rPr>
         <w:t/>
       </w:r>
@@ -7558,7 +7353,7 @@
           <w:bCs/>
           <w:spacing w:val="-3"/>
           <w:kern w:val="0"/>
-          <w14:ligatures w14:val="none"/>
+          <ns2:ligatures ns2:val="none"/>
         </w:rPr>
         <w:t xml:space="preserve"/>
       </w:r>
@@ -7568,7 +7363,7 @@
           <w:bCs/>
           <w:spacing w:val="-3"/>
           <w:kern w:val="0"/>
-          <w14:ligatures w14:val="none"/>
+          <ns2:ligatures ns2:val="none"/>
         </w:rPr>
         <w:t/>
       </w:r>
@@ -7578,7 +7373,7 @@
           <w:bCs/>
           <w:spacing w:val="-3"/>
           <w:kern w:val="0"/>
-          <w14:ligatures w14:val="none"/>
+          <ns2:ligatures ns2:val="none"/>
         </w:rPr>
         <w:t xml:space="preserve"/>
       </w:r>
@@ -7589,7 +7384,7 @@
           <w:kern w:val="0"/>
           <w:shd w:val="clear" w:color="auto" w:fill="FFFFFF"/>
           <w:lang w:eastAsia="es-PE"/>
-          <w14:ligatures w14:val="none"/>
+          <ns2:ligatures ns2:val="none"/>
         </w:rPr>
         <w:t/>
       </w:r>
@@ -7600,7 +7395,7 @@
           <w:kern w:val="0"/>
           <w:shd w:val="clear" w:color="auto" w:fill="FFFFFF"/>
           <w:lang w:eastAsia="es-PE"/>
-          <w14:ligatures w14:val="none"/>
+          <ns2:ligatures ns2:val="none"/>
         </w:rPr>
         <w:t/>
       </w:r>
@@ -7611,7 +7406,7 @@
           <w:kern w:val="0"/>
           <w:shd w:val="clear" w:color="auto" w:fill="FFFFFF"/>
           <w:lang w:eastAsia="es-PE"/>
-          <w14:ligatures w14:val="none"/>
+          <ns2:ligatures ns2:val="none"/>
         </w:rPr>
         <w:t xml:space="preserve"/>
       </w:r>
@@ -7622,7 +7417,7 @@
           <w:kern w:val="0"/>
           <w:shd w:val="clear" w:color="auto" w:fill="FFFFFF"/>
           <w:lang w:eastAsia="es-PE"/>
-          <w14:ligatures w14:val="none"/>
+          <ns2:ligatures ns2:val="none"/>
         </w:rPr>
         <w:t xml:space="preserve"/>
       </w:r>
@@ -7633,7 +7428,7 @@
           <w:color w:val="000000"/>
           <w:kern w:val="0"/>
           <w:lang w:eastAsia="es-PE"/>
-          <w14:ligatures w14:val="none"/>
+          <ns2:ligatures ns2:val="none"/>
         </w:rPr>
         <w:t xml:space="preserve"/>
       </w:r>
@@ -7644,7 +7439,7 @@
           <w:color w:val="000000"/>
           <w:kern w:val="0"/>
           <w:lang w:eastAsia="es-PE"/>
-          <w14:ligatures w14:val="none"/>
+          <ns2:ligatures ns2:val="none"/>
         </w:rPr>
         <w:t/>
       </w:r>
@@ -7655,7 +7450,7 @@
           <w:color w:val="000000"/>
           <w:kern w:val="0"/>
           <w:lang w:eastAsia="es-PE"/>
-          <w14:ligatures w14:val="none"/>
+          <ns2:ligatures ns2:val="none"/>
         </w:rPr>
         <w:t/>
       </w:r>
@@ -7666,7 +7461,7 @@
           <w:color w:val="000000"/>
           <w:kern w:val="0"/>
           <w:lang w:eastAsia="es-PE"/>
-          <w14:ligatures w14:val="none"/>
+          <ns2:ligatures ns2:val="none"/>
         </w:rPr>
         <w:t xml:space="preserve"/>
       </w:r>
@@ -7677,7 +7472,7 @@
           <w:color w:val="000000"/>
           <w:kern w:val="0"/>
           <w:lang w:eastAsia="es-PE"/>
-          <w14:ligatures w14:val="none"/>
+          <ns2:ligatures ns2:val="none"/>
         </w:rPr>
         <w:t/>
       </w:r>
@@ -7688,7 +7483,7 @@
           <w:color w:val="000000"/>
           <w:kern w:val="0"/>
           <w:lang w:eastAsia="es-PE"/>
-          <w14:ligatures w14:val="none"/>
+          <ns2:ligatures ns2:val="none"/>
         </w:rPr>
         <w:t xml:space="preserve"/>
       </w:r>
@@ -7699,7 +7494,7 @@
           <w:color w:val="000000"/>
           <w:kern w:val="0"/>
           <w:lang w:eastAsia="es-PE"/>
-          <w14:ligatures w14:val="none"/>
+          <ns2:ligatures ns2:val="none"/>
         </w:rPr>
         <w:t/>
       </w:r>
@@ -7835,7 +7630,7 @@
           <w:color w:val="000000"/>
           <w:kern w:val="0"/>
           <w:lang w:eastAsia="es-PE"/>
-          <w14:ligatures w14:val="none"/>
+          <ns2:ligatures ns2:val="none"/>
         </w:rPr>
         <w:t/>
       </w:r>
@@ -7868,7 +7663,7 @@
           <w:color w:val="000000"/>
           <w:kern w:val="0"/>
           <w:lang w:eastAsia="es-PE"/>
-          <w14:ligatures w14:val="none"/>
+          <ns2:ligatures ns2:val="none"/>
         </w:rPr>
         <w:t/>
       </w:r>
@@ -7894,7 +7689,7 @@
         <w:t/>
       </w:r>
     </w:p>
-    <w:p>
+    <w:p ns2:paraId="26B1ED4B" ns2:textId="77777777">
       <w:pPr>
         <w:suppressAutoHyphens/>
         <w:spacing w:after="0" w:line="240" w:lineRule="auto"/>
@@ -7904,7 +7699,7 @@
         </w:rPr>
       </w:pPr>
     </w:p>
-    <w:p>
+    <w:p ns2:paraId="12E923CD" ns2:textId="0474FE01">
       <w:pPr>
         <w:suppressAutoHyphens/>
         <w:spacing w:line="240" w:lineRule="auto"/>
@@ -7957,7 +7752,7 @@
           <w:color w:val="000000"/>
           <w:kern w:val="0"/>
           <w:lang w:eastAsia="es-PE"/>
-          <w14:ligatures w14:val="none"/>
+          <ns2:ligatures ns2:val="none"/>
         </w:rPr>
         <w:t>Pacífico Compañía de Seguros y Reaseguros S.A</w:t>
       </w:r>
@@ -7968,7 +7763,7 @@
           <w:kern w:val="0"/>
           <w:shd w:val="clear" w:color="auto" w:fill="FFFFFF"/>
           <w:lang w:eastAsia="es-PE"/>
-          <w14:ligatures w14:val="none"/>
+          <ns2:ligatures ns2:val="none"/>
         </w:rPr>
         <w:t>.</w:t>
       </w:r>
@@ -7994,7 +7789,7 @@
       </w:r>
     </w:p>
     <w:bookmarkEnd w:id="0"/>
-    <w:p>
+    <w:p ns2:paraId="41C37225" ns2:textId="77777777">
       <w:pPr>
         <w:spacing w:after="0" w:line="240" w:lineRule="auto"/>
         <w:jc w:val="both"/>
@@ -8004,11 +7799,11 @@
           <w:color w:val="000000"/>
           <w:kern w:val="0"/>
           <w:lang w:eastAsia="es-PE"/>
-          <w14:ligatures w14:val="none"/>
-        </w:rPr>
-      </w:pPr>
-    </w:p>
-    <w:p>
+          <ns2:ligatures ns2:val="none"/>
+        </w:rPr>
+      </w:pPr>
+    </w:p>
+    <w:p ns2:paraId="00CDB54B" ns2:textId="77777777">
       <w:pPr>
         <w:spacing w:after="0" w:line="240" w:lineRule="auto"/>
         <w:jc w:val="both"/>
@@ -8018,11 +7813,11 @@
           <w:color w:val="000000"/>
           <w:kern w:val="0"/>
           <w:lang w:eastAsia="es-PE"/>
-          <w14:ligatures w14:val="none"/>
-        </w:rPr>
-      </w:pPr>
-    </w:p>
-    <w:p>
+          <ns2:ligatures ns2:val="none"/>
+        </w:rPr>
+      </w:pPr>
+    </w:p>
+    <w:p ns2:paraId="0931F3D1" ns2:textId="77777777">
       <w:pPr>
         <w:spacing w:after="0" w:line="240" w:lineRule="auto"/>
         <w:jc w:val="both"/>
@@ -8032,11 +7827,11 @@
           <w:color w:val="000000"/>
           <w:kern w:val="0"/>
           <w:lang w:eastAsia="es-PE"/>
-          <w14:ligatures w14:val="none"/>
-        </w:rPr>
-      </w:pPr>
-    </w:p>
-    <w:p>
+          <ns2:ligatures ns2:val="none"/>
+        </w:rPr>
+      </w:pPr>
+    </w:p>
+    <w:p ns2:paraId="6B4B3C7F" ns2:textId="77777777">
       <w:pPr>
         <w:spacing w:after="0" w:line="240" w:lineRule="auto"/>
         <w:jc w:val="both"/>
@@ -8046,11 +7841,11 @@
           <w:color w:val="000000"/>
           <w:kern w:val="0"/>
           <w:lang w:eastAsia="es-PE"/>
-          <w14:ligatures w14:val="none"/>
-        </w:rPr>
-      </w:pPr>
-    </w:p>
-    <w:p>
+          <ns2:ligatures ns2:val="none"/>
+        </w:rPr>
+      </w:pPr>
+    </w:p>
+    <w:p ns2:paraId="43D224C9" ns2:textId="77777777">
       <w:pPr>
         <w:spacing w:after="0" w:line="240" w:lineRule="auto"/>
         <w:jc w:val="both"/>
@@ -8060,11 +7855,11 @@
           <w:color w:val="000000"/>
           <w:kern w:val="0"/>
           <w:lang w:eastAsia="es-PE"/>
-          <w14:ligatures w14:val="none"/>
-        </w:rPr>
-      </w:pPr>
-    </w:p>
-    <w:p>
+          <ns2:ligatures ns2:val="none"/>
+        </w:rPr>
+      </w:pPr>
+    </w:p>
+    <w:p ns2:paraId="44C416C1" ns2:textId="77777777">
       <w:pPr>
         <w:shd w:val="clear" w:color="auto" w:fill="FFFFFF"/>
         <w:spacing w:after="0" w:line="240" w:lineRule="auto"/>
@@ -8075,7 +7870,7 @@
           <w:bCs/>
           <w:color w:val="000000"/>
           <w:kern w:val="0"/>
-          <w14:ligatures w14:val="none"/>
+          <ns2:ligatures ns2:val="none"/>
         </w:rPr>
       </w:pPr>
       <w:r>
@@ -8085,12 +7880,12 @@
           <w:bCs/>
           <w:color w:val="000000"/>
           <w:kern w:val="0"/>
-          <w14:ligatures w14:val="none"/>
+          <ns2:ligatures ns2:val="none"/>
         </w:rPr>
         <w:t>EVELING ROA QUISPE</w:t>
       </w:r>
     </w:p>
-    <w:p>
+    <w:p ns2:paraId="31A9CE85" ns2:textId="77777777">
       <w:pPr>
         <w:shd w:val="clear" w:color="auto" w:fill="FFFFFF"/>
         <w:spacing w:after="0" w:line="240" w:lineRule="auto"/>
@@ -8101,7 +7896,7 @@
           <w:bCs/>
           <w:color w:val="000000"/>
           <w:kern w:val="0"/>
-          <w14:ligatures w14:val="none"/>
+          <ns2:ligatures ns2:val="none"/>
         </w:rPr>
       </w:pPr>
       <w:r>
@@ -8111,12 +7906,12 @@
           <w:bCs/>
           <w:color w:val="000000"/>
           <w:kern w:val="0"/>
-          <w14:ligatures w14:val="none"/>
+          <ns2:ligatures ns2:val="none"/>
         </w:rPr>
         <w:t>Secretaria Técnica</w:t>
       </w:r>
     </w:p>
-    <w:p>
+    <w:p ns2:paraId="5A648714" ns2:textId="77777777">
       <w:pPr>
         <w:shd w:val="clear" w:color="auto" w:fill="FFFFFF"/>
         <w:spacing w:after="0" w:line="240" w:lineRule="auto"/>
@@ -8127,7 +7922,7 @@
           <w:bCs/>
           <w:color w:val="000000"/>
           <w:kern w:val="0"/>
-          <w14:ligatures w14:val="none"/>
+          <ns2:ligatures ns2:val="none"/>
         </w:rPr>
       </w:pPr>
       <w:r>
@@ -8137,12 +7932,12 @@
           <w:bCs/>
           <w:color w:val="000000"/>
           <w:kern w:val="0"/>
-          <w14:ligatures w14:val="none"/>
+          <ns2:ligatures ns2:val="none"/>
         </w:rPr>
         <w:t>Comisión de Protección al Consumidor 1</w:t>
       </w:r>
     </w:p>
-    <w:p>
+    <w:p ns2:paraId="5D9EDE09" ns2:textId="77777777">
       <w:pPr>
         <w:spacing w:after="0" w:line="240" w:lineRule="auto"/>
         <w:jc w:val="both"/>
@@ -8152,11 +7947,11 @@
           <w:color w:val="000000"/>
           <w:kern w:val="0"/>
           <w:lang w:eastAsia="es-PE"/>
-          <w14:ligatures w14:val="none"/>
-        </w:rPr>
-      </w:pPr>
-    </w:p>
-    <w:p>
+          <ns2:ligatures ns2:val="none"/>
+        </w:rPr>
+      </w:pPr>
+    </w:p>
+    <w:p ns2:paraId="32B8DBF5" ns2:textId="7427E8A8">
       <w:pPr>
         <w:spacing w:after="0" w:line="240" w:lineRule="auto"/>
         <w:jc w:val="both"/>
@@ -8174,7 +7969,7 @@
           <w:sz w:val="16"/>
           <w:szCs w:val="16"/>
           <w:lang w:eastAsia="es-PE"/>
-          <w14:ligatures w14:val="none"/>
+          <ns2:ligatures ns2:val="none"/>
         </w:rPr>
         <w:t>LSM/</w:t>
       </w:r>
@@ -8186,12 +7981,12 @@
           <w:sz w:val="16"/>
           <w:szCs w:val="16"/>
           <w:lang w:eastAsia="es-PE"/>
-          <w14:ligatures w14:val="none"/>
+          <ns2:ligatures ns2:val="none"/>
         </w:rPr>
         <w:t>LCG</w:t>
       </w:r>
     </w:p>
-    <w:p>
+    <w:p ns2:paraId="68107EE2" ns2:textId="77777777">
       <w:pPr>
         <w:spacing w:line="240" w:lineRule="auto"/>
         <w:rPr>
@@ -8200,8 +7995,8 @@
       </w:pPr>
     </w:p>
     <w:sectPr>
-      <w:headerReference w:type="default" r:id="rId8"/>
-      <w:footerReference w:type="default" r:id="rId9"/>
+      <w:headerReference w:type="default" ns3:id="rId8"/>
+      <w:footerReference w:type="default" ns3:id="rId9"/>
       <w:pgSz w:w="11906" w:h="16838"/>
       <w:pgMar w:top="1417" w:right="1701" w:bottom="1417" w:left="1701" w:header="708" w:footer="708" w:gutter="0"/>
       <w:cols w:space="708"/>

--- a/plantillas_maestras/15_sistema_previsional_afp_onp/negativa_cobertura/1_ddo_banco_o_financiera/mujer/TPL_2834_2025_SISTEMA_PREVISIONAL_AFP_ONP_NEGATIVA_COBERTURA_BANCO_MUJER_R2.docx
+++ b/plantillas_maestras/15_sistema_previsional_afp_onp/negativa_cobertura/1_ddo_banco_o_financiera/mujer/TPL_2834_2025_SISTEMA_PREVISIONAL_AFP_ONP_NEGATIVA_COBERTURA_BANCO_MUJER_R2.docx
@@ -5945,7 +5945,7 @@
           <w:sz w:val="20"/>
           <w:szCs w:val="20"/>
         </w:rPr>
-        <w:t xml:space="preserve">correr traslado de la presente resolución a Banco de Crédito del Perú S.A. y Pacífico Compañía de Seguros y Reaseguros S.A para que, de conformidad con lo dispuesto por el artículo 26° de la Ley sobre Facultades, Normas y Organización del Indecopi, aprobado por Decreto Legislativo N° 8079, presente sus descargos sobre la imputación de cargos realizada en un plazo no mayor a cinco (5) días hábiles contado a partir del día siguiente de la notificación de la presente resolución, vencido el cual, el Secretario Técnico declarará en rebeldía a los denunciados que no lo hubieran presentado. Debe precisarse que de conformidad con lo establecido por el artículo 223° del Texto Único Ordenado de la Ley N° 27444, Ley del Procedimiento Administrativo General, las alegaciones y los hechos relevantes de la reclamación, salvo que hayan sido específicamente negadas en la contestación, se tendrán por aceptadas o meritadas como ciertas.</w:t>
+        <w:t xml:space="preserve">correr traslado de la presente resolución a Banco de Crédito del Perú S.A. y Pacífico Compañía de Seguros y Reaseguros S.A. para que, de conformidad con lo dispuesto por el artículo 26 de la Ley sobre Facultades, Normas y Organización del Indecopi, aprobada por Decreto Legislativo 807, presenten sus descargos sobre la imputación de cargos realizada en un plazo no mayor a cinco (5) días hábiles contado a partir del día siguiente de la notificación de la presente resolución, vencido el cual, el Secretario Técnico declarará en rebeldía a los denunciados que no lo hubieran presentado. Debe precisarse que de conformidad con lo establecido por el artículo 223 del Texto Único Ordenado de la Ley 27444, Ley del Procedimiento Administrativo General, las alegaciones y los hechos relevantes de la reclamación, salvo que hayan sido específicamente negadas en la contestación, se tendrán por aceptadas o merituadas como ciertas.</w:t>
       </w:r>
     </w:p>
     <w:p ns2:paraId="2F1C55D7" ns2:textId="77777777">

--- a/plantillas_maestras/15_sistema_previsional_afp_onp/negativa_cobertura/1_ddo_banco_o_financiera/mujer/TPL_2834_2025_SISTEMA_PREVISIONAL_AFP_ONP_NEGATIVA_COBERTURA_BANCO_MUJER_R2.docx
+++ b/plantillas_maestras/15_sistema_previsional_afp_onp/negativa_cobertura/1_ddo_banco_o_financiera/mujer/TPL_2834_2025_SISTEMA_PREVISIONAL_AFP_ONP_NEGATIVA_COBERTURA_BANCO_MUJER_R2.docx
@@ -616,7 +616,7 @@
           <w:lang w:eastAsia="es-PE"/>
           <ns2:ligatures ns2:val="none"/>
         </w:rPr>
-        <w:t>5</w:t>
+        <w:t xml:space="preserve">5 de diciembre de 2025</w:t>
       </w:r>
       <w:r>
         <w:rPr>
@@ -627,7 +627,7 @@
           <w:lang w:eastAsia="es-PE"/>
           <ns2:ligatures ns2:val="none"/>
         </w:rPr>
-        <w:t xml:space="preserve"> de diciembre </w:t>
+        <w:t xml:space="preserve"/>
       </w:r>
       <w:r>
         <w:rPr>
@@ -638,7 +638,7 @@
           <w:lang w:eastAsia="es-PE"/>
           <ns2:ligatures ns2:val="none"/>
         </w:rPr>
-        <w:t>de 2025</w:t>
+        <w:t xml:space="preserve"/>
       </w:r>
     </w:p>
     <w:p ns2:paraId="1EF3C256" ns2:textId="77777777">
@@ -724,7 +724,7 @@
           <w:lang w:val="es-ES" w:eastAsia="es-ES"/>
           <ns2:ligatures ns2:val="none"/>
         </w:rPr>
-        <w:t xml:space="preserve">Mediante la denuncia del 2 de noviembre del 2025, subsanada mediante escrito del 27 de noviembre de 2025, la señora [APELLIDO] denunció al Banco por presuntas infracciones a la Ley 29571, Código de Protección y Defensa del Consumidor (en adelante, Código), señalando lo siguiente:</w:t>
+        <w:t xml:space="preserve">Mediante la denuncia del 2 de noviembre de 2025, subsanada mediante escrito del 27 de noviembre de 2025, la señora [APELLIDO] denunció al Banco por presuntas infracciones a la Ley 29571, Código de Protección y Defensa del Consumidor (en adelante, Código), señalando lo siguiente:</w:t>
       </w:r>
       <w:r>
         <w:rPr>
@@ -4177,7 +4177,7 @@
           <w:lang w:eastAsia="es-PE"/>
           <ns2:ligatures ns2:val="none"/>
         </w:rPr>
-        <w:t xml:space="preserve">PRIMERO: admitir a trámite la denuncia del 02 de noviembre del 2025, subsanada mediante escrito del 27 de noviembre de 2025, interpuesta por la señora [DENUNCIANTE]contra el Banco de Crédito del Perú S.A. y Pacífico Compañía de Seguros y Reaseguros S.A, por lo siguiente:</w:t>
+        <w:t xml:space="preserve">PRIMERO: admitir a trámite la denuncia del 02 de noviembre de 2025, subsanada mediante escrito del 27 de noviembre de 2025, interpuesta por la señora [DENUNCIANTE]contra el Banco de Crédito del Perú S.A. y Pacífico Compañía de Seguros y Reaseguros S.A, por lo siguiente:</w:t>
       </w:r>
       <w:r>
         <w:rPr>
@@ -5446,37 +5446,37 @@
           <w:lang w:val="es-ES" w:eastAsia="es-ES"/>
           <ns2:ligatures ns2:val="none"/>
         </w:rPr>
-        <w:t>02 de noviembre</w:t>
-      </w:r>
-      <w:r>
-        <w:rPr>
-          <w:rFonts w:ascii="Arial Narrow" w:eastAsia="Times New Roman" w:hAnsi="Arial Narrow" w:cs="Arial"/>
-          <w:color w:val="000000"/>
-          <w:kern w:val="0"/>
-          <w:lang w:val="es-ES" w:eastAsia="es-ES"/>
-          <ns2:ligatures ns2:val="none"/>
-        </w:rPr>
-        <w:t xml:space="preserve"> del 2025, subsanada mediante escrito del 2</w:t>
-      </w:r>
-      <w:r>
-        <w:rPr>
-          <w:rFonts w:ascii="Arial Narrow" w:eastAsia="Times New Roman" w:hAnsi="Arial Narrow" w:cs="Arial"/>
-          <w:color w:val="000000"/>
-          <w:kern w:val="0"/>
-          <w:lang w:val="es-ES" w:eastAsia="es-ES"/>
-          <ns2:ligatures ns2:val="none"/>
-        </w:rPr>
-        <w:t>7</w:t>
-      </w:r>
-      <w:r>
-        <w:rPr>
-          <w:rFonts w:ascii="Arial Narrow" w:eastAsia="Times New Roman" w:hAnsi="Arial Narrow" w:cs="Arial"/>
-          <w:color w:val="000000"/>
-          <w:kern w:val="0"/>
-          <w:lang w:val="es-ES" w:eastAsia="es-ES"/>
-          <ns2:ligatures ns2:val="none"/>
-        </w:rPr>
-        <w:t xml:space="preserve"> de noviembre de 2025</w:t>
+        <w:t xml:space="preserve">02 de noviembre de 2025</w:t>
+      </w:r>
+      <w:r>
+        <w:rPr>
+          <w:rFonts w:ascii="Arial Narrow" w:eastAsia="Times New Roman" w:hAnsi="Arial Narrow" w:cs="Arial"/>
+          <w:color w:val="000000"/>
+          <w:kern w:val="0"/>
+          <w:lang w:val="es-ES" w:eastAsia="es-ES"/>
+          <ns2:ligatures ns2:val="none"/>
+        </w:rPr>
+        <w:t xml:space="preserve">, subsanada mediante escrito del 27 de noviembre de 2025</w:t>
+      </w:r>
+      <w:r>
+        <w:rPr>
+          <w:rFonts w:ascii="Arial Narrow" w:eastAsia="Times New Roman" w:hAnsi="Arial Narrow" w:cs="Arial"/>
+          <w:color w:val="000000"/>
+          <w:kern w:val="0"/>
+          <w:lang w:val="es-ES" w:eastAsia="es-ES"/>
+          <ns2:ligatures ns2:val="none"/>
+        </w:rPr>
+        <w:t xml:space="preserve"/>
+      </w:r>
+      <w:r>
+        <w:rPr>
+          <w:rFonts w:ascii="Arial Narrow" w:eastAsia="Times New Roman" w:hAnsi="Arial Narrow" w:cs="Arial"/>
+          <w:color w:val="000000"/>
+          <w:kern w:val="0"/>
+          <w:lang w:val="es-ES" w:eastAsia="es-ES"/>
+          <ns2:ligatures ns2:val="none"/>
+        </w:rPr>
+        <w:t xml:space="preserve"/>
       </w:r>
       <w:r>
         <w:rPr>
@@ -8186,7 +8186,7 @@
           <w:sz w:val="16"/>
           <w:szCs w:val="16"/>
         </w:rPr>
-        <w:t>el 2 de setiembre del 2010 en el Diario Oficial El Peruano, vigente desde el 2 de octubre del 2010 y modificado por Decreto Legislativo 1308.</w:t>
+        <w:t xml:space="preserve">el 2 de setiembre de 2010 en el Diario Oficial El Peruano, vigente desde el 2 de octubre de 2010 y modificado por Decreto Legislativo 1308.</w:t>
       </w:r>
     </w:p>
     <w:p>

--- a/plantillas_maestras/15_sistema_previsional_afp_onp/negativa_cobertura/1_ddo_banco_o_financiera/mujer/TPL_2834_2025_SISTEMA_PREVISIONAL_AFP_ONP_NEGATIVA_COBERTURA_BANCO_MUJER_R2.docx
+++ b/plantillas_maestras/15_sistema_previsional_afp_onp/negativa_cobertura/1_ddo_banco_o_financiera/mujer/TPL_2834_2025_SISTEMA_PREVISIONAL_AFP_ONP_NEGATIVA_COBERTURA_BANCO_MUJER_R2.docx
@@ -1,8 +1,8 @@
 
 <file path=word/document.xml><?xml version="1.0" encoding="utf-8"?>
-<w:document xmlns:ns1="http://schemas.openxmlformats.org/markup-compatibility/2006" xmlns:ns2="http://schemas.microsoft.com/office/word/2010/wordml" xmlns:ns3="http://schemas.openxmlformats.org/officeDocument/2006/relationships" xmlns:w="http://schemas.openxmlformats.org/wordprocessingml/2006/main" ns1:Ignorable="w14 w15 w16se w16cid w16 w16cex w16sdtdh w16sdtfl w16du wp14">
+<w:document xmlns:mc="http://schemas.openxmlformats.org/markup-compatibility/2006" xmlns:r="http://schemas.openxmlformats.org/officeDocument/2006/relationships" xmlns:w="http://schemas.openxmlformats.org/wordprocessingml/2006/main" xmlns:w14="http://schemas.microsoft.com/office/word/2010/wordml" xmlns:w15="http://schemas.microsoft.com/office/word/2012/wordml" xmlns:w16="http://schemas.microsoft.com/office/word/2018/wordml" xmlns:w16cex="http://schemas.microsoft.com/office/word/2018/wordml/cex" xmlns:w16cid="http://schemas.microsoft.com/office/word/2016/wordml/cid" xmlns:w16du="http://schemas.microsoft.com/office/word/2023/wordml/word16du" xmlns:w16sdtdh="http://schemas.microsoft.com/office/word/2020/wordml/sdtdatahash" xmlns:w16se="http://schemas.microsoft.com/office/word/2015/wordml/symex" xmlns:wp14="http://schemas.microsoft.com/office/word/2010/wordprocessingDrawing" mc:Ignorable="w14 w15 w16se w16cid w16 w16cex w16sdtdh w16du wp14">
   <w:body>
-    <w:p ns2:paraId="29AE11BC" ns2:textId="5C8BBC81">
+    <w:p>
       <w:pPr>
         <w:tabs>
           <w:tab w:val="left" w:pos="1701"/>
@@ -14,7 +14,7 @@
           <w:color w:val="000000"/>
           <w:kern w:val="0"/>
           <w:lang w:eastAsia="es-PE"/>
-          <ns2:ligatures ns2:val="none"/>
+          <w14:ligatures w14:val="none"/>
         </w:rPr>
       </w:pPr>
       <w:bookmarkStart w:id="0" w:name="_Hlk80343540"/>
@@ -25,7 +25,7 @@
           <w:color w:val="000000"/>
           <w:kern w:val="0"/>
           <w:lang w:eastAsia="es-PE"/>
-          <ns2:ligatures ns2:val="none"/>
+          <w14:ligatures w14:val="none"/>
         </w:rPr>
         <w:t>EX</w:t>
       </w:r>
@@ -36,7 +36,7 @@
           <w:color w:val="000000"/>
           <w:kern w:val="0"/>
           <w:lang w:eastAsia="es-PE"/>
-          <ns2:ligatures ns2:val="none"/>
+          <w14:ligatures w14:val="none"/>
         </w:rPr>
         <w:t xml:space="preserve">PEDIENTE </w:t>
       </w:r>
@@ -47,7 +47,7 @@
           <w:color w:val="000000"/>
           <w:kern w:val="0"/>
           <w:lang w:eastAsia="es-PE"/>
-          <ns2:ligatures ns2:val="none"/>
+          <w14:ligatures w14:val="none"/>
         </w:rPr>
         <w:tab/>
         <w:t>:</w:t>
@@ -59,7 +59,7 @@
           <w:color w:val="000000"/>
           <w:kern w:val="0"/>
           <w:lang w:eastAsia="es-PE"/>
-          <ns2:ligatures ns2:val="none"/>
+          <w14:ligatures w14:val="none"/>
         </w:rPr>
         <w:tab/>
       </w:r>
@@ -72,7 +72,7 @@
           <w:kern w:val="0"/>
           <w:shd w:val="clear" w:color="auto" w:fill="FFFFFF"/>
           <w:lang w:eastAsia="es-PE"/>
-          <ns2:ligatures ns2:val="none"/>
+          <w14:ligatures w14:val="none"/>
         </w:rPr>
         <w:t>28</w:t>
       </w:r>
@@ -85,7 +85,7 @@
           <w:kern w:val="0"/>
           <w:shd w:val="clear" w:color="auto" w:fill="FFFFFF"/>
           <w:lang w:eastAsia="es-PE"/>
-          <ns2:ligatures ns2:val="none"/>
+          <w14:ligatures w14:val="none"/>
         </w:rPr>
         <w:t>34</w:t>
       </w:r>
@@ -98,12 +98,12 @@
           <w:kern w:val="0"/>
           <w:shd w:val="clear" w:color="auto" w:fill="FFFFFF"/>
           <w:lang w:eastAsia="es-PE"/>
-          <ns2:ligatures ns2:val="none"/>
+          <w14:ligatures w14:val="none"/>
         </w:rPr>
         <w:t>-2025/CC1</w:t>
       </w:r>
     </w:p>
-    <w:p ns2:paraId="15EB13D2" ns2:textId="1857D4A0">
+    <w:p>
       <w:pPr>
         <w:tabs>
           <w:tab w:val="left" w:pos="1701"/>
@@ -118,89 +118,26 @@
           <w:color w:val="000000"/>
           <w:kern w:val="0"/>
           <w:lang w:eastAsia="es-PE"/>
-          <ns2:ligatures ns2:val="none"/>
-        </w:rPr>
-      </w:pPr>
-      <w:r>
-        <w:rPr>
-          <w:rFonts w:ascii="Arial Narrow" w:eastAsia="Arial Narrow" w:hAnsi="Arial Narrow" w:cs="Arial Narrow"/>
-          <w:b/>
-          <w:color w:val="000000"/>
-          <w:kern w:val="0"/>
-          <w:lang w:eastAsia="es-PE"/>
-          <ns2:ligatures ns2:val="none"/>
-        </w:rPr>
-        <w:t xml:space="preserve">DENUNCIANTE:[DENUNCIANTE](SEÑORA [APELLIDO])</w:t>
-      </w:r>
-      <w:r>
-        <w:rPr>
-          <w:rFonts w:ascii="Arial Narrow" w:eastAsia="Arial Narrow" w:hAnsi="Arial Narrow" w:cs="Arial Narrow"/>
-          <w:b/>
-          <w:color w:val="000000"/>
-          <w:kern w:val="0"/>
-          <w:lang w:eastAsia="es-PE"/>
-          <ns2:ligatures ns2:val="none"/>
-        </w:rPr>
+          <w14:ligatures w14:val="none"/>
+        </w:rPr>
+      </w:pPr>
+      <w:r>
+        <w:rPr>
+          <w:rFonts w:ascii="Arial Narrow" w:eastAsia="Arial Narrow" w:hAnsi="Arial Narrow" w:cs="Arial Narrow"/>
+          <w:b/>
+          <w:color w:val="000000"/>
+          <w:kern w:val="0"/>
+          <w:lang w:eastAsia="es-PE"/>
+          <w14:ligatures w14:val="none"/>
+        </w:rPr>
+        <w:t>DENUNCIANTE</w:t>
         <w:tab/>
-        <w:t/>
-      </w:r>
-      <w:r>
-        <w:rPr>
-          <w:rFonts w:ascii="Arial Narrow" w:eastAsia="Arial Narrow" w:hAnsi="Arial Narrow" w:cs="Arial Narrow"/>
-          <w:b/>
-          <w:color w:val="000000"/>
-          <w:kern w:val="0"/>
-          <w:lang w:eastAsia="es-PE"/>
-          <ns2:ligatures ns2:val="none"/>
-        </w:rPr>
+        <w:t>:</w:t>
         <w:tab/>
-      </w:r>
-      <w:r>
-        <w:rPr>
-          <w:rFonts w:ascii="Arial Narrow" w:eastAsia="Arial Narrow" w:hAnsi="Arial Narrow" w:cs="Arial Narrow"/>
-          <w:b/>
-          <w:color w:val="000000"/>
-          <w:kern w:val="0"/>
-          <w:lang w:eastAsia="es-PE"/>
-          <ns2:ligatures ns2:val="none"/>
-        </w:rPr>
-        <w:t/>
-      </w:r>
-      <w:r>
-        <w:rPr>
-          <w:rFonts w:ascii="Arial Narrow" w:eastAsia="Arial Narrow" w:hAnsi="Arial Narrow" w:cs="Arial Narrow"/>
-          <w:b/>
-          <w:color w:val="000000"/>
-          <w:kern w:val="0"/>
-          <w:lang w:eastAsia="es-PE"/>
-          <ns2:ligatures ns2:val="none"/>
-        </w:rPr>
-        <w:t/>
-      </w:r>
-      <w:r>
-        <w:rPr>
-          <w:rFonts w:ascii="Arial Narrow" w:eastAsia="Arial Narrow" w:hAnsi="Arial Narrow" w:cs="Arial Narrow"/>
-          <w:b/>
-          <w:color w:val="000000"/>
-          <w:kern w:val="0"/>
-          <w:lang w:eastAsia="es-PE"/>
-          <ns2:ligatures ns2:val="none"/>
-        </w:rPr>
-        <w:t/>
-      </w:r>
-      <w:r>
-        <w:rPr>
-          <w:rFonts w:ascii="Arial Narrow" w:eastAsia="Arial Narrow" w:hAnsi="Arial Narrow" w:cs="Arial Narrow"/>
-          <w:b/>
-          <w:color w:val="000000"/>
-          <w:kern w:val="0"/>
-          <w:lang w:eastAsia="es-PE"/>
-          <ns2:ligatures ns2:val="none"/>
-        </w:rPr>
-        <w:t/>
-      </w:r>
-    </w:p>
-    <w:p ns2:paraId="7764A40E" ns2:textId="095B971D">
+        <w:t xml:space="preserve">[DENUNCIANTE](SEÑORA [APELLIDO])</w:t>
+      </w:r>
+    </w:p>
+    <w:p>
       <w:pPr>
         <w:tabs>
           <w:tab w:val="left" w:pos="1701"/>
@@ -215,17 +152,17 @@
           <w:color w:val="000000"/>
           <w:kern w:val="0"/>
           <w:lang w:eastAsia="es-PE"/>
-          <ns2:ligatures ns2:val="none"/>
-        </w:rPr>
-      </w:pPr>
-      <w:r>
-        <w:rPr>
-          <w:rFonts w:ascii="Arial Narrow" w:eastAsia="Arial Narrow" w:hAnsi="Arial Narrow" w:cs="Arial Narrow"/>
-          <w:b/>
-          <w:color w:val="000000"/>
-          <w:kern w:val="0"/>
-          <w:lang w:eastAsia="es-PE"/>
-          <ns2:ligatures ns2:val="none"/>
+          <w14:ligatures w14:val="none"/>
+        </w:rPr>
+      </w:pPr>
+      <w:r>
+        <w:rPr>
+          <w:rFonts w:ascii="Arial Narrow" w:eastAsia="Arial Narrow" w:hAnsi="Arial Narrow" w:cs="Arial Narrow"/>
+          <w:b/>
+          <w:color w:val="000000"/>
+          <w:kern w:val="0"/>
+          <w:lang w:eastAsia="es-PE"/>
+          <w14:ligatures w14:val="none"/>
         </w:rPr>
         <w:t>DENUNCIADO</w:t>
       </w:r>
@@ -236,7 +173,7 @@
           <w:color w:val="000000"/>
           <w:kern w:val="0"/>
           <w:lang w:eastAsia="es-PE"/>
-          <ns2:ligatures ns2:val="none"/>
+          <w14:ligatures w14:val="none"/>
         </w:rPr>
         <w:tab/>
         <w:t>:</w:t>
@@ -248,7 +185,7 @@
           <w:color w:val="000000"/>
           <w:kern w:val="0"/>
           <w:lang w:eastAsia="es-PE"/>
-          <ns2:ligatures ns2:val="none"/>
+          <w14:ligatures w14:val="none"/>
         </w:rPr>
         <w:tab/>
       </w:r>
@@ -259,7 +196,7 @@
           <w:color w:val="000000"/>
           <w:kern w:val="0"/>
           <w:lang w:eastAsia="es-PE"/>
-          <ns2:ligatures ns2:val="none"/>
+          <w14:ligatures w14:val="none"/>
         </w:rPr>
         <w:t>BANCO DE CRÉDITO DEL PERÚ</w:t>
       </w:r>
@@ -270,7 +207,7 @@
           <w:color w:val="000000"/>
           <w:kern w:val="0"/>
           <w:lang w:eastAsia="es-PE"/>
-          <ns2:ligatures ns2:val="none"/>
+          <w14:ligatures w14:val="none"/>
         </w:rPr>
         <w:t xml:space="preserve"> S.A.</w:t>
       </w:r>
@@ -281,7 +218,7 @@
           <w:color w:val="000000"/>
           <w:kern w:val="0"/>
           <w:lang w:eastAsia="es-PE"/>
-          <ns2:ligatures ns2:val="none"/>
+          <w14:ligatures w14:val="none"/>
         </w:rPr>
         <w:t xml:space="preserve"> (</w:t>
       </w:r>
@@ -292,7 +229,7 @@
           <w:color w:val="000000"/>
           <w:kern w:val="0"/>
           <w:lang w:eastAsia="es-PE"/>
-          <ns2:ligatures ns2:val="none"/>
+          <w14:ligatures w14:val="none"/>
         </w:rPr>
         <w:t>BANCO</w:t>
       </w:r>
@@ -303,7 +240,7 @@
           <w:color w:val="000000"/>
           <w:kern w:val="0"/>
           <w:lang w:eastAsia="es-PE"/>
-          <ns2:ligatures ns2:val="none"/>
+          <w14:ligatures w14:val="none"/>
         </w:rPr>
         <w:t>)</w:t>
       </w:r>
@@ -314,12 +251,12 @@
           <w:color w:val="000000"/>
           <w:kern w:val="0"/>
           <w:lang w:eastAsia="es-PE"/>
-          <ns2:ligatures ns2:val="none"/>
+          <w14:ligatures w14:val="none"/>
         </w:rPr>
         <w:tab/>
       </w:r>
     </w:p>
-    <w:p ns2:paraId="6494009B" ns2:textId="4B25CCCE">
+    <w:p>
       <w:pPr>
         <w:tabs>
           <w:tab w:val="left" w:pos="1701"/>
@@ -334,17 +271,17 @@
           <w:color w:val="000000"/>
           <w:kern w:val="0"/>
           <w:lang w:eastAsia="es-PE"/>
-          <ns2:ligatures ns2:val="none"/>
-        </w:rPr>
-      </w:pPr>
-      <w:r>
-        <w:rPr>
-          <w:rFonts w:ascii="Arial Narrow" w:eastAsia="Arial Narrow" w:hAnsi="Arial Narrow" w:cs="Arial Narrow"/>
-          <w:b/>
-          <w:color w:val="000000"/>
-          <w:kern w:val="0"/>
-          <w:lang w:eastAsia="es-PE"/>
-          <ns2:ligatures ns2:val="none"/>
+          <w14:ligatures w14:val="none"/>
+        </w:rPr>
+      </w:pPr>
+      <w:r>
+        <w:rPr>
+          <w:rFonts w:ascii="Arial Narrow" w:eastAsia="Arial Narrow" w:hAnsi="Arial Narrow" w:cs="Arial Narrow"/>
+          <w:b/>
+          <w:color w:val="000000"/>
+          <w:kern w:val="0"/>
+          <w:lang w:eastAsia="es-PE"/>
+          <w14:ligatures w14:val="none"/>
         </w:rPr>
         <w:tab/>
       </w:r>
@@ -355,7 +292,7 @@
           <w:color w:val="000000"/>
           <w:kern w:val="0"/>
           <w:lang w:eastAsia="es-PE"/>
-          <ns2:ligatures ns2:val="none"/>
+          <w14:ligatures w14:val="none"/>
         </w:rPr>
         <w:tab/>
         <w:t>PACÍFICO</w:t>
@@ -367,7 +304,7 @@
           <w:color w:val="000000"/>
           <w:kern w:val="0"/>
           <w:lang w:eastAsia="es-PE"/>
-          <ns2:ligatures ns2:val="none"/>
+          <w14:ligatures w14:val="none"/>
         </w:rPr>
         <w:t xml:space="preserve"> COMPAÑÍA DE SEGUROS </w:t>
       </w:r>
@@ -378,7 +315,7 @@
           <w:color w:val="000000"/>
           <w:kern w:val="0"/>
           <w:lang w:eastAsia="es-PE"/>
-          <ns2:ligatures ns2:val="none"/>
+          <w14:ligatures w14:val="none"/>
         </w:rPr>
         <w:t xml:space="preserve">Y REASEGUROS </w:t>
       </w:r>
@@ -389,7 +326,7 @@
           <w:color w:val="000000"/>
           <w:kern w:val="0"/>
           <w:lang w:eastAsia="es-PE"/>
-          <ns2:ligatures ns2:val="none"/>
+          <w14:ligatures w14:val="none"/>
         </w:rPr>
         <w:t>S.A. (</w:t>
       </w:r>
@@ -400,7 +337,7 @@
           <w:color w:val="000000"/>
           <w:kern w:val="0"/>
           <w:lang w:eastAsia="es-PE"/>
-          <ns2:ligatures ns2:val="none"/>
+          <w14:ligatures w14:val="none"/>
         </w:rPr>
         <w:t>PACÍFIC</w:t>
       </w:r>
@@ -411,12 +348,12 @@
           <w:color w:val="000000"/>
           <w:kern w:val="0"/>
           <w:lang w:eastAsia="es-PE"/>
-          <ns2:ligatures ns2:val="none"/>
+          <w14:ligatures w14:val="none"/>
         </w:rPr>
         <w:t>O)</w:t>
       </w:r>
     </w:p>
-    <w:p ns2:paraId="6AF69E9A" ns2:textId="77777777">
+    <w:p>
       <w:pPr>
         <w:tabs>
           <w:tab w:val="left" w:pos="1701"/>
@@ -431,17 +368,17 @@
           <w:color w:val="000000"/>
           <w:kern w:val="0"/>
           <w:lang w:eastAsia="es-PE"/>
-          <ns2:ligatures ns2:val="none"/>
-        </w:rPr>
-      </w:pPr>
-      <w:r>
-        <w:rPr>
-          <w:rFonts w:ascii="Arial Narrow" w:eastAsia="Arial Narrow" w:hAnsi="Arial Narrow" w:cs="Arial Narrow"/>
-          <w:b/>
-          <w:color w:val="000000"/>
-          <w:kern w:val="0"/>
-          <w:lang w:eastAsia="es-PE"/>
-          <ns2:ligatures ns2:val="none"/>
+          <w14:ligatures w14:val="none"/>
+        </w:rPr>
+      </w:pPr>
+      <w:r>
+        <w:rPr>
+          <w:rFonts w:ascii="Arial Narrow" w:eastAsia="Arial Narrow" w:hAnsi="Arial Narrow" w:cs="Arial Narrow"/>
+          <w:b/>
+          <w:color w:val="000000"/>
+          <w:kern w:val="0"/>
+          <w:lang w:eastAsia="es-PE"/>
+          <w14:ligatures w14:val="none"/>
         </w:rPr>
         <w:t>MATERIAS</w:t>
       </w:r>
@@ -452,7 +389,7 @@
           <w:color w:val="000000"/>
           <w:kern w:val="0"/>
           <w:lang w:eastAsia="es-PE"/>
-          <ns2:ligatures ns2:val="none"/>
+          <w14:ligatures w14:val="none"/>
         </w:rPr>
         <w:tab/>
         <w:t xml:space="preserve">: </w:t>
@@ -464,13 +401,13 @@
           <w:color w:val="000000"/>
           <w:kern w:val="0"/>
           <w:lang w:eastAsia="es-PE"/>
-          <ns2:ligatures ns2:val="none"/>
+          <w14:ligatures w14:val="none"/>
         </w:rPr>
         <w:tab/>
         <w:t>ADMISIÓN A TRÁMITE</w:t>
       </w:r>
     </w:p>
-    <w:p ns2:paraId="122F5AFB" ns2:textId="77777777">
+    <w:p>
       <w:pPr>
         <w:tabs>
           <w:tab w:val="left" w:pos="1701"/>
@@ -485,22 +422,22 @@
           <w:color w:val="000000"/>
           <w:kern w:val="0"/>
           <w:lang w:eastAsia="es-PE"/>
-          <ns2:ligatures ns2:val="none"/>
-        </w:rPr>
-      </w:pPr>
-      <w:r>
-        <w:rPr>
-          <w:rFonts w:ascii="Arial Narrow" w:eastAsia="Arial Narrow" w:hAnsi="Arial Narrow" w:cs="Arial Narrow"/>
-          <w:b/>
-          <w:color w:val="000000"/>
-          <w:kern w:val="0"/>
-          <w:lang w:eastAsia="es-PE"/>
-          <ns2:ligatures ns2:val="none"/>
+          <w14:ligatures w14:val="none"/>
+        </w:rPr>
+      </w:pPr>
+      <w:r>
+        <w:rPr>
+          <w:rFonts w:ascii="Arial Narrow" w:eastAsia="Arial Narrow" w:hAnsi="Arial Narrow" w:cs="Arial Narrow"/>
+          <w:b/>
+          <w:color w:val="000000"/>
+          <w:kern w:val="0"/>
+          <w:lang w:eastAsia="es-PE"/>
+          <w14:ligatures w14:val="none"/>
         </w:rPr>
         <w:t xml:space="preserve">REQUERIMIENTO DE INFORMACIÓN </w:t>
       </w:r>
     </w:p>
-    <w:p ns2:paraId="3DC20B5A" ns2:textId="0091C702">
+    <w:p>
       <w:pPr>
         <w:tabs>
           <w:tab w:val="left" w:pos="1701"/>
@@ -514,17 +451,17 @@
           <w:color w:val="000000"/>
           <w:kern w:val="0"/>
           <w:lang w:eastAsia="es-PE"/>
-          <ns2:ligatures ns2:val="none"/>
-        </w:rPr>
-      </w:pPr>
-      <w:r>
-        <w:rPr>
-          <w:rFonts w:ascii="Arial Narrow" w:eastAsia="Arial Narrow" w:hAnsi="Arial Narrow" w:cs="Arial Narrow"/>
-          <w:b/>
-          <w:color w:val="000000"/>
-          <w:kern w:val="0"/>
-          <w:lang w:eastAsia="es-PE"/>
-          <ns2:ligatures ns2:val="none"/>
+          <w14:ligatures w14:val="none"/>
+        </w:rPr>
+      </w:pPr>
+      <w:r>
+        <w:rPr>
+          <w:rFonts w:ascii="Arial Narrow" w:eastAsia="Arial Narrow" w:hAnsi="Arial Narrow" w:cs="Arial Narrow"/>
+          <w:b/>
+          <w:color w:val="000000"/>
+          <w:kern w:val="0"/>
+          <w:lang w:eastAsia="es-PE"/>
+          <w14:ligatures w14:val="none"/>
         </w:rPr>
         <w:t xml:space="preserve">RESOLUCIÓN </w:t>
       </w:r>
@@ -535,7 +472,7 @@
           <w:color w:val="000000"/>
           <w:kern w:val="0"/>
           <w:lang w:eastAsia="es-PE"/>
-          <ns2:ligatures ns2:val="none"/>
+          <w14:ligatures w14:val="none"/>
         </w:rPr>
         <w:tab/>
         <w:t>:</w:t>
@@ -547,7 +484,7 @@
           <w:color w:val="000000"/>
           <w:kern w:val="0"/>
           <w:lang w:eastAsia="es-PE"/>
-          <ns2:ligatures ns2:val="none"/>
+          <w14:ligatures w14:val="none"/>
         </w:rPr>
         <w:tab/>
       </w:r>
@@ -558,12 +495,12 @@
           <w:color w:val="000000"/>
           <w:kern w:val="0"/>
           <w:lang w:eastAsia="es-PE"/>
-          <ns2:ligatures ns2:val="none"/>
+          <w14:ligatures w14:val="none"/>
         </w:rPr>
         <w:t>2</w:t>
       </w:r>
     </w:p>
-    <w:p ns2:paraId="26BE4AD0" ns2:textId="583A5010">
+    <w:p>
       <w:pPr>
         <w:tabs>
           <w:tab w:val="left" w:pos="1701"/>
@@ -576,11 +513,11 @@
           <w:kern w:val="0"/>
           <w:shd w:val="clear" w:color="auto" w:fill="FFFFFF"/>
           <w:lang w:eastAsia="es-PE"/>
-          <ns2:ligatures ns2:val="none"/>
-        </w:rPr>
-      </w:pPr>
-    </w:p>
-    <w:p ns2:paraId="6D48DA83" ns2:textId="395E3CBA">
+          <w14:ligatures w14:val="none"/>
+        </w:rPr>
+      </w:pPr>
+    </w:p>
+    <w:p>
       <w:pPr>
         <w:tabs>
           <w:tab w:val="left" w:pos="1014"/>
@@ -593,7 +530,7 @@
           <w:kern w:val="0"/>
           <w:shd w:val="clear" w:color="auto" w:fill="FFFFFF"/>
           <w:lang w:eastAsia="es-PE"/>
-          <ns2:ligatures ns2:val="none"/>
+          <w14:ligatures w14:val="none"/>
         </w:rPr>
       </w:pPr>
       <w:r>
@@ -603,7 +540,7 @@
           <w:kern w:val="0"/>
           <w:shd w:val="clear" w:color="auto" w:fill="FFFFFF"/>
           <w:lang w:eastAsia="es-PE"/>
-          <ns2:ligatures ns2:val="none"/>
+          <w14:ligatures w14:val="none"/>
         </w:rPr>
         <w:t xml:space="preserve">Lima, </w:t>
       </w:r>
@@ -614,7 +551,7 @@
           <w:kern w:val="0"/>
           <w:shd w:val="clear" w:color="auto" w:fill="FFFFFF"/>
           <w:lang w:eastAsia="es-PE"/>
-          <ns2:ligatures ns2:val="none"/>
+          <w14:ligatures w14:val="none"/>
         </w:rPr>
         <w:t xml:space="preserve">5 de diciembre de 2025</w:t>
       </w:r>
@@ -625,7 +562,7 @@
           <w:kern w:val="0"/>
           <w:shd w:val="clear" w:color="auto" w:fill="FFFFFF"/>
           <w:lang w:eastAsia="es-PE"/>
-          <ns2:ligatures ns2:val="none"/>
+          <w14:ligatures w14:val="none"/>
         </w:rPr>
         <w:t xml:space="preserve"/>
       </w:r>
@@ -636,12 +573,12 @@
           <w:kern w:val="0"/>
           <w:shd w:val="clear" w:color="auto" w:fill="FFFFFF"/>
           <w:lang w:eastAsia="es-PE"/>
-          <ns2:ligatures ns2:val="none"/>
+          <w14:ligatures w14:val="none"/>
         </w:rPr>
         <w:t xml:space="preserve"/>
       </w:r>
     </w:p>
-    <w:p ns2:paraId="1EF3C256" ns2:textId="77777777">
+    <w:p>
       <w:pPr>
         <w:tabs>
           <w:tab w:val="left" w:pos="1014"/>
@@ -653,11 +590,11 @@
           <w:color w:val="000000"/>
           <w:kern w:val="0"/>
           <w:lang w:eastAsia="es-PE"/>
-          <ns2:ligatures ns2:val="none"/>
-        </w:rPr>
-      </w:pPr>
-    </w:p>
-    <w:p ns2:paraId="087322B4" ns2:textId="77777777">
+          <w14:ligatures w14:val="none"/>
+        </w:rPr>
+      </w:pPr>
+    </w:p>
+    <w:p>
       <w:pPr>
         <w:numPr>
           <w:ilvl w:val="0"/>
@@ -671,22 +608,22 @@
           <w:color w:val="000000"/>
           <w:kern w:val="0"/>
           <w:lang w:eastAsia="es-PE"/>
-          <ns2:ligatures ns2:val="none"/>
-        </w:rPr>
-      </w:pPr>
-      <w:r>
-        <w:rPr>
-          <w:rFonts w:ascii="Arial Narrow" w:eastAsia="Arial Narrow" w:hAnsi="Arial Narrow" w:cs="Arial Narrow"/>
-          <w:b/>
-          <w:color w:val="000000"/>
-          <w:kern w:val="0"/>
-          <w:lang w:eastAsia="es-PE"/>
-          <ns2:ligatures ns2:val="none"/>
+          <w14:ligatures w14:val="none"/>
+        </w:rPr>
+      </w:pPr>
+      <w:r>
+        <w:rPr>
+          <w:rFonts w:ascii="Arial Narrow" w:eastAsia="Arial Narrow" w:hAnsi="Arial Narrow" w:cs="Arial Narrow"/>
+          <w:b/>
+          <w:color w:val="000000"/>
+          <w:kern w:val="0"/>
+          <w:lang w:eastAsia="es-PE"/>
+          <w14:ligatures w14:val="none"/>
         </w:rPr>
         <w:t xml:space="preserve">HECHOS </w:t>
       </w:r>
     </w:p>
-    <w:p ns2:paraId="4407157A" ns2:textId="77777777">
+    <w:p>
       <w:pPr>
         <w:spacing w:after="0" w:line="240" w:lineRule="auto"/>
         <w:jc w:val="both"/>
@@ -695,11 +632,11 @@
           <w:color w:val="000000"/>
           <w:kern w:val="0"/>
           <w:lang w:eastAsia="es-PE"/>
-          <ns2:ligatures ns2:val="none"/>
-        </w:rPr>
-      </w:pPr>
-    </w:p>
-    <w:p ns2:paraId="5ECFCB1A" ns2:textId="63A86962">
+          <w14:ligatures w14:val="none"/>
+        </w:rPr>
+      </w:pPr>
+    </w:p>
+    <w:p>
       <w:pPr>
         <w:numPr>
           <w:ilvl w:val="1"/>
@@ -713,16 +650,16 @@
           <w:color w:val="000000"/>
           <w:kern w:val="0"/>
           <w:lang w:val="es-ES" w:eastAsia="es-ES"/>
-          <ns2:ligatures ns2:val="none"/>
-        </w:rPr>
-      </w:pPr>
-      <w:r>
-        <w:rPr>
-          <w:rFonts w:ascii="Arial Narrow" w:eastAsia="Times New Roman" w:hAnsi="Arial Narrow" w:cs="Arial"/>
-          <w:color w:val="000000"/>
-          <w:kern w:val="0"/>
-          <w:lang w:val="es-ES" w:eastAsia="es-ES"/>
-          <ns2:ligatures ns2:val="none"/>
+          <w14:ligatures w14:val="none"/>
+        </w:rPr>
+      </w:pPr>
+      <w:r>
+        <w:rPr>
+          <w:rFonts w:ascii="Arial Narrow" w:eastAsia="Times New Roman" w:hAnsi="Arial Narrow" w:cs="Arial"/>
+          <w:color w:val="000000"/>
+          <w:kern w:val="0"/>
+          <w:lang w:val="es-ES" w:eastAsia="es-ES"/>
+          <w14:ligatures w14:val="none"/>
         </w:rPr>
         <w:t xml:space="preserve">Mediante la denuncia del 2 de noviembre de 2025, subsanada mediante escrito del 27 de noviembre de 2025, la señora [APELLIDO] denunció al Banco por presuntas infracciones a la Ley 29571, Código de Protección y Defensa del Consumidor (en adelante, Código), señalando lo siguiente:</w:t>
       </w:r>
@@ -732,7 +669,7 @@
           <w:color w:val="000000"/>
           <w:kern w:val="0"/>
           <w:lang w:val="es-ES" w:eastAsia="es-ES"/>
-          <ns2:ligatures ns2:val="none"/>
+          <w14:ligatures w14:val="none"/>
         </w:rPr>
         <w:t/>
       </w:r>
@@ -742,7 +679,7 @@
           <w:color w:val="000000"/>
           <w:kern w:val="0"/>
           <w:lang w:val="es-ES" w:eastAsia="es-ES"/>
-          <ns2:ligatures ns2:val="none"/>
+          <w14:ligatures w14:val="none"/>
         </w:rPr>
         <w:t xml:space="preserve"/>
       </w:r>
@@ -752,7 +689,7 @@
           <w:color w:val="000000"/>
           <w:kern w:val="0"/>
           <w:lang w:val="es-ES" w:eastAsia="es-ES"/>
-          <ns2:ligatures ns2:val="none"/>
+          <w14:ligatures w14:val="none"/>
         </w:rPr>
         <w:t/>
       </w:r>
@@ -762,7 +699,7 @@
           <w:color w:val="000000"/>
           <w:kern w:val="0"/>
           <w:lang w:val="es-ES" w:eastAsia="es-ES"/>
-          <ns2:ligatures ns2:val="none"/>
+          <w14:ligatures w14:val="none"/>
         </w:rPr>
         <w:t xml:space="preserve"/>
       </w:r>
@@ -772,7 +709,7 @@
           <w:color w:val="000000"/>
           <w:kern w:val="0"/>
           <w:lang w:val="es-ES" w:eastAsia="es-ES"/>
-          <ns2:ligatures ns2:val="none"/>
+          <w14:ligatures w14:val="none"/>
         </w:rPr>
         <w:t/>
       </w:r>
@@ -782,7 +719,7 @@
           <w:color w:val="000000"/>
           <w:kern w:val="0"/>
           <w:lang w:val="es-ES" w:eastAsia="es-ES"/>
-          <ns2:ligatures ns2:val="none"/>
+          <w14:ligatures w14:val="none"/>
         </w:rPr>
         <w:t/>
       </w:r>
@@ -792,7 +729,7 @@
           <w:color w:val="000000"/>
           <w:kern w:val="0"/>
           <w:lang w:val="es-ES" w:eastAsia="es-ES"/>
-          <ns2:ligatures ns2:val="none"/>
+          <w14:ligatures w14:val="none"/>
         </w:rPr>
         <w:t xml:space="preserve"/>
       </w:r>
@@ -802,7 +739,7 @@
           <w:color w:val="000000"/>
           <w:kern w:val="0"/>
           <w:lang w:val="es-ES" w:eastAsia="es-ES"/>
-          <ns2:ligatures ns2:val="none"/>
+          <w14:ligatures w14:val="none"/>
         </w:rPr>
         <w:t xml:space="preserve"/>
       </w:r>
@@ -812,7 +749,7 @@
           <w:color w:val="000000"/>
           <w:kern w:val="0"/>
           <w:lang w:val="es-ES" w:eastAsia="es-ES"/>
-          <ns2:ligatures ns2:val="none"/>
+          <w14:ligatures w14:val="none"/>
         </w:rPr>
         <w:t/>
       </w:r>
@@ -822,7 +759,7 @@
           <w:color w:val="000000"/>
           <w:kern w:val="0"/>
           <w:lang w:val="es-ES" w:eastAsia="es-ES"/>
-          <ns2:ligatures ns2:val="none"/>
+          <w14:ligatures w14:val="none"/>
         </w:rPr>
         <w:t xml:space="preserve"/>
       </w:r>
@@ -830,7 +767,7 @@
         <w:rPr>
           <w:rFonts w:ascii="Arial Narrow" w:eastAsia="Calibri" w:hAnsi="Arial Narrow" w:cs="Arial"/>
           <w:kern w:val="0"/>
-          <ns2:ligatures ns2:val="none"/>
+          <w14:ligatures w14:val="none"/>
         </w:rPr>
         <w:t xml:space="preserve"/>
       </w:r>
@@ -838,7 +775,7 @@
         <w:rPr>
           <w:rFonts w:ascii="Arial Narrow" w:eastAsia="Calibri" w:hAnsi="Arial Narrow" w:cs="Arial"/>
           <w:kern w:val="0"/>
-          <ns2:ligatures ns2:val="none"/>
+          <w14:ligatures w14:val="none"/>
         </w:rPr>
         <w:t/>
       </w:r>
@@ -846,7 +783,7 @@
         <w:rPr>
           <w:rFonts w:ascii="Arial Narrow" w:eastAsia="Calibri" w:hAnsi="Arial Narrow" w:cs="Arial"/>
           <w:kern w:val="0"/>
-          <ns2:ligatures ns2:val="none"/>
+          <w14:ligatures w14:val="none"/>
         </w:rPr>
         <w:t/>
       </w:r>
@@ -854,7 +791,7 @@
         <w:rPr>
           <w:rFonts w:ascii="Arial Narrow" w:eastAsia="Calibri" w:hAnsi="Arial Narrow" w:cs="Arial"/>
           <w:kern w:val="0"/>
-          <ns2:ligatures ns2:val="none"/>
+          <w14:ligatures w14:val="none"/>
         </w:rPr>
         <w:t xml:space="preserve"/>
       </w:r>
@@ -862,7 +799,7 @@
         <w:rPr>
           <w:rFonts w:ascii="Arial Narrow" w:eastAsia="Calibri" w:hAnsi="Arial Narrow" w:cs="Arial"/>
           <w:kern w:val="0"/>
-          <ns2:ligatures ns2:val="none"/>
+          <w14:ligatures w14:val="none"/>
         </w:rPr>
         <w:t xml:space="preserve"/>
       </w:r>
@@ -872,7 +809,7 @@
           <w:color w:val="000000"/>
           <w:kern w:val="0"/>
           <w:lang w:val="es-ES" w:eastAsia="es-ES"/>
-          <ns2:ligatures ns2:val="none"/>
+          <w14:ligatures w14:val="none"/>
         </w:rPr>
         <w:t/>
       </w:r>
@@ -882,7 +819,7 @@
           <w:color w:val="000000"/>
           <w:kern w:val="0"/>
           <w:lang w:val="es-ES" w:eastAsia="es-ES"/>
-          <ns2:ligatures ns2:val="none"/>
+          <w14:ligatures w14:val="none"/>
         </w:rPr>
         <w:t xml:space="preserve"/>
       </w:r>
@@ -892,7 +829,7 @@
           <w:color w:val="000000"/>
           <w:kern w:val="0"/>
           <w:lang w:val="es-ES" w:eastAsia="es-ES"/>
-          <ns2:ligatures ns2:val="none"/>
+          <w14:ligatures w14:val="none"/>
         </w:rPr>
         <w:t/>
       </w:r>
@@ -902,7 +839,7 @@
           <w:color w:val="000000"/>
           <w:kern w:val="0"/>
           <w:lang w:val="es-ES" w:eastAsia="es-ES"/>
-          <ns2:ligatures ns2:val="none"/>
+          <w14:ligatures w14:val="none"/>
         </w:rPr>
         <w:t xml:space="preserve"/>
       </w:r>
@@ -914,7 +851,7 @@
           <w:kern w:val="0"/>
           <w:vertAlign w:val="superscript"/>
           <w:lang w:val="es-ES" w:eastAsia="es-ES"/>
-          <ns2:ligatures ns2:val="none"/>
+          <w14:ligatures w14:val="none"/>
         </w:rPr>
         <w:footnoteReference w:id="1"/>
       </w:r>
@@ -924,7 +861,7 @@
           <w:color w:val="000000"/>
           <w:kern w:val="0"/>
           <w:lang w:val="es-ES" w:eastAsia="es-ES"/>
-          <ns2:ligatures ns2:val="none"/>
+          <w14:ligatures w14:val="none"/>
         </w:rPr>
         <w:t xml:space="preserve"/>
       </w:r>
@@ -935,12 +872,12 @@
           <w:color w:val="000000"/>
           <w:kern w:val="0"/>
           <w:lang w:val="es-ES" w:eastAsia="es-ES"/>
-          <ns2:ligatures ns2:val="none"/>
+          <w14:ligatures w14:val="none"/>
         </w:rPr>
         <w:t/>
       </w:r>
     </w:p>
-    <w:p ns2:paraId="64AF7FDB" ns2:textId="77777777">
+    <w:p>
       <w:pPr>
         <w:tabs>
           <w:tab w:val="left" w:pos="1134"/>
@@ -952,11 +889,11 @@
           <w:color w:val="000000"/>
           <w:kern w:val="0"/>
           <w:lang w:val="es-ES" w:eastAsia="es-ES"/>
-          <ns2:ligatures ns2:val="none"/>
-        </w:rPr>
-      </w:pPr>
-    </w:p>
-    <w:p ns2:paraId="30043C1D" ns2:textId="2BB8AEB1">
+          <w14:ligatures w14:val="none"/>
+        </w:rPr>
+      </w:pPr>
+    </w:p>
+    <w:p>
       <w:pPr>
         <w:pStyle w:val="Prrafodelista"/>
         <w:numPr>
@@ -973,16 +910,16 @@
           <w:color w:val="000000"/>
           <w:kern w:val="0"/>
           <w:lang w:eastAsia="es-ES"/>
-          <ns2:ligatures ns2:val="none"/>
-        </w:rPr>
-      </w:pPr>
-      <w:r>
-        <w:rPr>
-          <w:rFonts w:ascii="Arial Narrow" w:eastAsia="Times New Roman" w:hAnsi="Arial Narrow" w:cs="Arial"/>
-          <w:color w:val="000000"/>
-          <w:kern w:val="0"/>
-          <w:lang w:eastAsia="es-ES"/>
-          <ns2:ligatures ns2:val="none"/>
+          <w14:ligatures w14:val="none"/>
+        </w:rPr>
+      </w:pPr>
+      <w:r>
+        <w:rPr>
+          <w:rFonts w:ascii="Arial Narrow" w:eastAsia="Times New Roman" w:hAnsi="Arial Narrow" w:cs="Arial"/>
+          <w:color w:val="000000"/>
+          <w:kern w:val="0"/>
+          <w:lang w:eastAsia="es-ES"/>
+          <w14:ligatures w14:val="none"/>
         </w:rPr>
         <w:t xml:space="preserve">El 9 de agosto de 2023, realizó la apertura de la cuenta mancomunada 194-913xxxxx-0-00 en el Banco, conjuntamente con la señora [APELLIDO] de Pastor (en adelante, la señora [APELLIDO] ). Simultáneamente, y contrató el Seguro de Protección de los Fondos de la cuenta mancomunada - Póliza 1000001429 (en adelante, Seguro de Protección de Fondos), designando a la señora [APELLIDO] como única titular de la tarjeta asociada a la cuenta.</w:t>
       </w:r>
@@ -992,7 +929,7 @@
           <w:color w:val="000000"/>
           <w:kern w:val="0"/>
           <w:lang w:eastAsia="es-ES"/>
-          <ns2:ligatures ns2:val="none"/>
+          <w14:ligatures w14:val="none"/>
         </w:rPr>
         <w:t/>
       </w:r>
@@ -1002,7 +939,7 @@
           <w:color w:val="000000"/>
           <w:kern w:val="0"/>
           <w:lang w:eastAsia="es-ES"/>
-          <ns2:ligatures ns2:val="none"/>
+          <w14:ligatures w14:val="none"/>
         </w:rPr>
         <w:t xml:space="preserve"/>
       </w:r>
@@ -1013,7 +950,7 @@
           <w:color w:val="000000"/>
           <w:kern w:val="0"/>
           <w:lang w:eastAsia="es-ES"/>
-          <ns2:ligatures ns2:val="none"/>
+          <w14:ligatures w14:val="none"/>
         </w:rPr>
         <w:t/>
       </w:r>
@@ -1024,7 +961,7 @@
           <w:color w:val="000000"/>
           <w:kern w:val="0"/>
           <w:lang w:eastAsia="es-ES"/>
-          <ns2:ligatures ns2:val="none"/>
+          <w14:ligatures w14:val="none"/>
         </w:rPr>
         <w:t xml:space="preserve"/>
       </w:r>
@@ -1034,7 +971,7 @@
           <w:color w:val="000000"/>
           <w:kern w:val="0"/>
           <w:lang w:eastAsia="es-ES"/>
-          <ns2:ligatures ns2:val="none"/>
+          <w14:ligatures w14:val="none"/>
         </w:rPr>
         <w:t/>
       </w:r>
@@ -1044,7 +981,7 @@
           <w:color w:val="000000"/>
           <w:kern w:val="0"/>
           <w:lang w:eastAsia="es-ES"/>
-          <ns2:ligatures ns2:val="none"/>
+          <w14:ligatures w14:val="none"/>
         </w:rPr>
         <w:t/>
       </w:r>
@@ -1054,7 +991,7 @@
           <w:color w:val="000000"/>
           <w:kern w:val="0"/>
           <w:lang w:eastAsia="es-ES"/>
-          <ns2:ligatures ns2:val="none"/>
+          <w14:ligatures w14:val="none"/>
         </w:rPr>
         <w:t/>
       </w:r>
@@ -1064,7 +1001,7 @@
           <w:color w:val="000000"/>
           <w:kern w:val="0"/>
           <w:lang w:eastAsia="es-ES"/>
-          <ns2:ligatures ns2:val="none"/>
+          <w14:ligatures w14:val="none"/>
         </w:rPr>
         <w:t xml:space="preserve"/>
       </w:r>
@@ -1075,7 +1012,7 @@
           <w:color w:val="000000"/>
           <w:kern w:val="0"/>
           <w:lang w:eastAsia="es-ES"/>
-          <ns2:ligatures ns2:val="none"/>
+          <w14:ligatures w14:val="none"/>
         </w:rPr>
         <w:t/>
       </w:r>
@@ -1086,7 +1023,7 @@
           <w:color w:val="000000"/>
           <w:kern w:val="0"/>
           <w:lang w:eastAsia="es-ES"/>
-          <ns2:ligatures ns2:val="none"/>
+          <w14:ligatures w14:val="none"/>
         </w:rPr>
         <w:t xml:space="preserve"/>
       </w:r>
@@ -1096,7 +1033,7 @@
           <w:color w:val="000000"/>
           <w:kern w:val="0"/>
           <w:lang w:eastAsia="es-ES"/>
-          <ns2:ligatures ns2:val="none"/>
+          <w14:ligatures w14:val="none"/>
         </w:rPr>
         <w:t xml:space="preserve"/>
       </w:r>
@@ -1106,7 +1043,7 @@
           <w:color w:val="000000"/>
           <w:kern w:val="0"/>
           <w:lang w:eastAsia="es-ES"/>
-          <ns2:ligatures ns2:val="none"/>
+          <w14:ligatures w14:val="none"/>
         </w:rPr>
         <w:t/>
       </w:r>
@@ -1116,7 +1053,7 @@
           <w:color w:val="000000"/>
           <w:kern w:val="0"/>
           <w:lang w:eastAsia="es-ES"/>
-          <ns2:ligatures ns2:val="none"/>
+          <w14:ligatures w14:val="none"/>
         </w:rPr>
         <w:t/>
       </w:r>
@@ -1126,7 +1063,7 @@
           <w:color w:val="000000"/>
           <w:kern w:val="0"/>
           <w:lang w:eastAsia="es-ES"/>
-          <ns2:ligatures ns2:val="none"/>
+          <w14:ligatures w14:val="none"/>
         </w:rPr>
         <w:t xml:space="preserve"/>
       </w:r>
@@ -1136,7 +1073,7 @@
           <w:color w:val="000000"/>
           <w:kern w:val="0"/>
           <w:lang w:eastAsia="es-ES"/>
-          <ns2:ligatures ns2:val="none"/>
+          <w14:ligatures w14:val="none"/>
         </w:rPr>
         <w:t xml:space="preserve"/>
       </w:r>
@@ -1146,7 +1083,7 @@
           <w:color w:val="000000"/>
           <w:kern w:val="0"/>
           <w:lang w:eastAsia="es-ES"/>
-          <ns2:ligatures ns2:val="none"/>
+          <w14:ligatures w14:val="none"/>
         </w:rPr>
         <w:t/>
       </w:r>
@@ -1156,7 +1093,7 @@
           <w:color w:val="000000"/>
           <w:kern w:val="0"/>
           <w:lang w:eastAsia="es-ES"/>
-          <ns2:ligatures ns2:val="none"/>
+          <w14:ligatures w14:val="none"/>
         </w:rPr>
         <w:t xml:space="preserve"/>
       </w:r>
@@ -1166,7 +1103,7 @@
           <w:color w:val="000000"/>
           <w:kern w:val="0"/>
           <w:lang w:eastAsia="es-ES"/>
-          <ns2:ligatures ns2:val="none"/>
+          <w14:ligatures w14:val="none"/>
         </w:rPr>
         <w:t/>
       </w:r>
@@ -1176,7 +1113,7 @@
           <w:color w:val="000000"/>
           <w:kern w:val="0"/>
           <w:lang w:eastAsia="es-ES"/>
-          <ns2:ligatures ns2:val="none"/>
+          <w14:ligatures w14:val="none"/>
         </w:rPr>
         <w:t xml:space="preserve"/>
       </w:r>
@@ -1186,7 +1123,7 @@
           <w:color w:val="000000"/>
           <w:kern w:val="0"/>
           <w:lang w:eastAsia="es-ES"/>
-          <ns2:ligatures ns2:val="none"/>
+          <w14:ligatures w14:val="none"/>
         </w:rPr>
         <w:t/>
       </w:r>
@@ -1196,7 +1133,7 @@
           <w:color w:val="000000"/>
           <w:kern w:val="0"/>
           <w:lang w:eastAsia="es-ES"/>
-          <ns2:ligatures ns2:val="none"/>
+          <w14:ligatures w14:val="none"/>
         </w:rPr>
         <w:t xml:space="preserve"/>
       </w:r>
@@ -1206,7 +1143,7 @@
           <w:color w:val="000000"/>
           <w:kern w:val="0"/>
           <w:lang w:eastAsia="es-ES"/>
-          <ns2:ligatures ns2:val="none"/>
+          <w14:ligatures w14:val="none"/>
         </w:rPr>
         <w:t/>
       </w:r>
@@ -1216,7 +1153,7 @@
           <w:color w:val="000000"/>
           <w:kern w:val="0"/>
           <w:lang w:eastAsia="es-ES"/>
-          <ns2:ligatures ns2:val="none"/>
+          <w14:ligatures w14:val="none"/>
         </w:rPr>
         <w:t xml:space="preserve"/>
       </w:r>
@@ -1226,7 +1163,7 @@
           <w:color w:val="000000"/>
           <w:kern w:val="0"/>
           <w:lang w:eastAsia="es-ES"/>
-          <ns2:ligatures ns2:val="none"/>
+          <w14:ligatures w14:val="none"/>
         </w:rPr>
         <w:t/>
       </w:r>
@@ -1236,7 +1173,7 @@
           <w:color w:val="000000"/>
           <w:kern w:val="0"/>
           <w:lang w:eastAsia="es-ES"/>
-          <ns2:ligatures ns2:val="none"/>
+          <w14:ligatures w14:val="none"/>
         </w:rPr>
         <w:t xml:space="preserve"/>
       </w:r>
@@ -1246,7 +1183,7 @@
           <w:color w:val="000000"/>
           <w:kern w:val="0"/>
           <w:lang w:eastAsia="es-ES"/>
-          <ns2:ligatures ns2:val="none"/>
+          <w14:ligatures w14:val="none"/>
         </w:rPr>
         <w:t xml:space="preserve"/>
       </w:r>
@@ -1256,7 +1193,7 @@
           <w:color w:val="000000"/>
           <w:kern w:val="0"/>
           <w:lang w:eastAsia="es-ES"/>
-          <ns2:ligatures ns2:val="none"/>
+          <w14:ligatures w14:val="none"/>
         </w:rPr>
         <w:t/>
       </w:r>
@@ -1266,7 +1203,7 @@
           <w:color w:val="000000"/>
           <w:kern w:val="0"/>
           <w:lang w:eastAsia="es-ES"/>
-          <ns2:ligatures ns2:val="none"/>
+          <w14:ligatures w14:val="none"/>
         </w:rPr>
         <w:t xml:space="preserve"/>
       </w:r>
@@ -1276,7 +1213,7 @@
           <w:color w:val="000000"/>
           <w:kern w:val="0"/>
           <w:lang w:eastAsia="es-ES"/>
-          <ns2:ligatures ns2:val="none"/>
+          <w14:ligatures w14:val="none"/>
         </w:rPr>
         <w:t/>
       </w:r>
@@ -1286,7 +1223,7 @@
           <w:color w:val="000000"/>
           <w:kern w:val="0"/>
           <w:lang w:eastAsia="es-ES"/>
-          <ns2:ligatures ns2:val="none"/>
+          <w14:ligatures w14:val="none"/>
         </w:rPr>
         <w:t xml:space="preserve"/>
       </w:r>
@@ -1296,7 +1233,7 @@
           <w:color w:val="000000"/>
           <w:kern w:val="0"/>
           <w:lang w:eastAsia="es-ES"/>
-          <ns2:ligatures ns2:val="none"/>
+          <w14:ligatures w14:val="none"/>
         </w:rPr>
         <w:t xml:space="preserve"/>
       </w:r>
@@ -1307,7 +1244,7 @@
           <w:color w:val="000000"/>
           <w:kern w:val="0"/>
           <w:lang w:eastAsia="es-ES"/>
-          <ns2:ligatures ns2:val="none"/>
+          <w14:ligatures w14:val="none"/>
         </w:rPr>
         <w:t/>
       </w:r>
@@ -1318,7 +1255,7 @@
           <w:color w:val="000000"/>
           <w:kern w:val="0"/>
           <w:lang w:eastAsia="es-ES"/>
-          <ns2:ligatures ns2:val="none"/>
+          <w14:ligatures w14:val="none"/>
         </w:rPr>
         <w:t xml:space="preserve"/>
       </w:r>
@@ -1328,7 +1265,7 @@
           <w:color w:val="000000"/>
           <w:kern w:val="0"/>
           <w:lang w:eastAsia="es-ES"/>
-          <ns2:ligatures ns2:val="none"/>
+          <w14:ligatures w14:val="none"/>
         </w:rPr>
         <w:t xml:space="preserve"/>
       </w:r>
@@ -1338,7 +1275,7 @@
           <w:color w:val="000000"/>
           <w:kern w:val="0"/>
           <w:lang w:eastAsia="es-ES"/>
-          <ns2:ligatures ns2:val="none"/>
+          <w14:ligatures w14:val="none"/>
         </w:rPr>
         <w:t/>
       </w:r>
@@ -1348,7 +1285,7 @@
           <w:color w:val="000000"/>
           <w:kern w:val="0"/>
           <w:lang w:eastAsia="es-ES"/>
-          <ns2:ligatures ns2:val="none"/>
+          <w14:ligatures w14:val="none"/>
         </w:rPr>
         <w:t/>
       </w:r>
@@ -1358,12 +1295,12 @@
           <w:color w:val="000000"/>
           <w:kern w:val="0"/>
           <w:lang w:eastAsia="es-ES"/>
-          <ns2:ligatures ns2:val="none"/>
+          <w14:ligatures w14:val="none"/>
         </w:rPr>
         <w:t/>
       </w:r>
     </w:p>
-    <w:p ns2:paraId="6E150AFD" ns2:textId="77777777">
+    <w:p>
       <w:pPr>
         <w:pStyle w:val="Prrafodelista"/>
         <w:spacing w:after="0" w:line="240" w:lineRule="auto"/>
@@ -1374,11 +1311,11 @@
           <w:color w:val="000000"/>
           <w:kern w:val="0"/>
           <w:lang w:eastAsia="es-ES"/>
-          <ns2:ligatures ns2:val="none"/>
-        </w:rPr>
-      </w:pPr>
-    </w:p>
-    <w:p ns2:paraId="63C17764" ns2:textId="2DDACC0E">
+          <w14:ligatures w14:val="none"/>
+        </w:rPr>
+      </w:pPr>
+    </w:p>
+    <w:p>
       <w:pPr>
         <w:pStyle w:val="Prrafodelista"/>
         <w:numPr>
@@ -1395,16 +1332,16 @@
           <w:color w:val="000000"/>
           <w:kern w:val="0"/>
           <w:lang w:eastAsia="es-ES"/>
-          <ns2:ligatures ns2:val="none"/>
-        </w:rPr>
-      </w:pPr>
-      <w:r>
-        <w:rPr>
-          <w:rFonts w:ascii="Arial Narrow" w:eastAsia="Times New Roman" w:hAnsi="Arial Narrow" w:cs="Arial"/>
-          <w:color w:val="000000"/>
-          <w:kern w:val="0"/>
-          <w:lang w:eastAsia="es-ES"/>
-          <ns2:ligatures ns2:val="none"/>
+          <w14:ligatures w14:val="none"/>
+        </w:rPr>
+      </w:pPr>
+      <w:r>
+        <w:rPr>
+          <w:rFonts w:ascii="Arial Narrow" w:eastAsia="Times New Roman" w:hAnsi="Arial Narrow" w:cs="Arial"/>
+          <w:color w:val="000000"/>
+          <w:kern w:val="0"/>
+          <w:lang w:eastAsia="es-ES"/>
+          <w14:ligatures w14:val="none"/>
         </w:rPr>
         <w:t>El 5 de mayo de 2024, luego de detectarse un retiro fraudulento de la totalidad de los fondos de la cuenta mancomunada, se verificó que e</w:t>
       </w:r>
@@ -1414,7 +1351,7 @@
           <w:color w:val="000000"/>
           <w:kern w:val="0"/>
           <w:lang w:eastAsia="es-ES"/>
-          <ns2:ligatures ns2:val="none"/>
+          <w14:ligatures w14:val="none"/>
         </w:rPr>
         <w:t>l Banco</w:t>
       </w:r>
@@ -1424,7 +1361,7 @@
           <w:color w:val="000000"/>
           <w:kern w:val="0"/>
           <w:lang w:eastAsia="es-ES"/>
-          <ns2:ligatures ns2:val="none"/>
+          <w14:ligatures w14:val="none"/>
         </w:rPr>
         <w:t xml:space="preserve"> nunca había activado el </w:t>
       </w:r>
@@ -1434,7 +1371,7 @@
           <w:color w:val="000000"/>
           <w:kern w:val="0"/>
           <w:lang w:eastAsia="es-ES"/>
-          <ns2:ligatures ns2:val="none"/>
+          <w14:ligatures w14:val="none"/>
         </w:rPr>
         <w:t>Seguro de Protección de Fondos</w:t>
       </w:r>
@@ -1444,7 +1381,7 @@
           <w:color w:val="000000"/>
           <w:kern w:val="0"/>
           <w:lang w:eastAsia="es-ES"/>
-          <ns2:ligatures ns2:val="none"/>
+          <w14:ligatures w14:val="none"/>
         </w:rPr>
         <w:t xml:space="preserve"> </w:t>
       </w:r>
@@ -1454,7 +1391,7 @@
           <w:color w:val="000000"/>
           <w:kern w:val="0"/>
           <w:lang w:eastAsia="es-ES"/>
-          <ns2:ligatures ns2:val="none"/>
+          <w14:ligatures w14:val="none"/>
         </w:rPr>
         <w:t>solicitado originalmente.</w:t>
       </w:r>
@@ -1464,7 +1401,7 @@
           <w:color w:val="000000"/>
           <w:kern w:val="0"/>
           <w:lang w:eastAsia="es-ES"/>
-          <ns2:ligatures ns2:val="none"/>
+          <w14:ligatures w14:val="none"/>
         </w:rPr>
         <w:t xml:space="preserve"> </w:t>
       </w:r>
@@ -1474,7 +1411,7 @@
           <w:color w:val="000000"/>
           <w:kern w:val="0"/>
           <w:lang w:eastAsia="es-ES"/>
-          <ns2:ligatures ns2:val="none"/>
+          <w14:ligatures w14:val="none"/>
         </w:rPr>
         <w:t>Por el contrario, se constató que e</w:t>
       </w:r>
@@ -1484,7 +1421,7 @@
           <w:color w:val="000000"/>
           <w:kern w:val="0"/>
           <w:lang w:eastAsia="es-ES"/>
-          <ns2:ligatures ns2:val="none"/>
+          <w14:ligatures w14:val="none"/>
         </w:rPr>
         <w:t>l Banco</w:t>
       </w:r>
@@ -1494,7 +1431,7 @@
           <w:color w:val="000000"/>
           <w:kern w:val="0"/>
           <w:lang w:eastAsia="es-ES"/>
-          <ns2:ligatures ns2:val="none"/>
+          <w14:ligatures w14:val="none"/>
         </w:rPr>
         <w:t xml:space="preserve"> y Pacífico habían contratado un </w:t>
       </w:r>
@@ -1504,7 +1441,7 @@
           <w:color w:val="000000"/>
           <w:kern w:val="0"/>
           <w:lang w:eastAsia="es-ES"/>
-          <ns2:ligatures ns2:val="none"/>
+          <w14:ligatures w14:val="none"/>
         </w:rPr>
         <w:t xml:space="preserve">tipo de </w:t>
       </w:r>
@@ -1514,7 +1451,7 @@
           <w:color w:val="000000"/>
           <w:kern w:val="0"/>
           <w:lang w:eastAsia="es-ES"/>
-          <ns2:ligatures ns2:val="none"/>
+          <w14:ligatures w14:val="none"/>
         </w:rPr>
         <w:t xml:space="preserve">seguro distinto a su nombre, sin mediar consentimiento previo y </w:t>
       </w:r>
@@ -1524,7 +1461,7 @@
           <w:color w:val="000000"/>
           <w:kern w:val="0"/>
           <w:lang w:eastAsia="es-ES"/>
-          <ns2:ligatures ns2:val="none"/>
+          <w14:ligatures w14:val="none"/>
         </w:rPr>
         <w:t>pese a</w:t>
       </w:r>
@@ -1534,7 +1471,7 @@
           <w:color w:val="000000"/>
           <w:kern w:val="0"/>
           <w:lang w:eastAsia="es-ES"/>
-          <ns2:ligatures ns2:val="none"/>
+          <w14:ligatures w14:val="none"/>
         </w:rPr>
         <w:t xml:space="preserve"> que se había detallado a otra persona como la usuaria de la tarjeta.</w:t>
       </w:r>
@@ -1544,12 +1481,12 @@
           <w:color w:val="000000"/>
           <w:kern w:val="0"/>
           <w:lang w:eastAsia="es-ES"/>
-          <ns2:ligatures ns2:val="none"/>
+          <w14:ligatures w14:val="none"/>
         </w:rPr>
         <w:t xml:space="preserve"> </w:t>
       </w:r>
     </w:p>
-    <w:p ns2:paraId="100E16A4" ns2:textId="77777777">
+    <w:p>
       <w:pPr>
         <w:pStyle w:val="Prrafodelista"/>
         <w:rPr>
@@ -1557,11 +1494,11 @@
           <w:color w:val="000000"/>
           <w:kern w:val="0"/>
           <w:lang w:val="es-ES" w:eastAsia="es-ES"/>
-          <ns2:ligatures ns2:val="none"/>
-        </w:rPr>
-      </w:pPr>
-    </w:p>
-    <w:p ns2:paraId="5F02D872" ns2:textId="15B071AB">
+          <w14:ligatures w14:val="none"/>
+        </w:rPr>
+      </w:pPr>
+    </w:p>
+    <w:p>
       <w:pPr>
         <w:pStyle w:val="Prrafodelista"/>
         <w:numPr>
@@ -1578,16 +1515,16 @@
           <w:color w:val="000000"/>
           <w:kern w:val="0"/>
           <w:lang w:eastAsia="es-ES"/>
-          <ns2:ligatures ns2:val="none"/>
-        </w:rPr>
-      </w:pPr>
-      <w:r>
-        <w:rPr>
-          <w:rFonts w:ascii="Arial Narrow" w:eastAsia="Times New Roman" w:hAnsi="Arial Narrow" w:cs="Arial"/>
-          <w:color w:val="000000"/>
-          <w:kern w:val="0"/>
-          <w:lang w:val="es-ES" w:eastAsia="es-ES"/>
-          <ns2:ligatures ns2:val="none"/>
+          <w14:ligatures w14:val="none"/>
+        </w:rPr>
+      </w:pPr>
+      <w:r>
+        <w:rPr>
+          <w:rFonts w:ascii="Arial Narrow" w:eastAsia="Times New Roman" w:hAnsi="Arial Narrow" w:cs="Arial"/>
+          <w:color w:val="000000"/>
+          <w:kern w:val="0"/>
+          <w:lang w:val="es-ES" w:eastAsia="es-ES"/>
+          <w14:ligatures w14:val="none"/>
         </w:rPr>
         <w:t>E</w:t>
       </w:r>
@@ -1597,7 +1534,7 @@
           <w:color w:val="000000"/>
           <w:kern w:val="0"/>
           <w:lang w:val="es-ES" w:eastAsia="es-ES"/>
-          <ns2:ligatures ns2:val="none"/>
+          <w14:ligatures w14:val="none"/>
         </w:rPr>
         <w:t>l Banco</w:t>
       </w:r>
@@ -1607,7 +1544,7 @@
           <w:color w:val="000000"/>
           <w:kern w:val="0"/>
           <w:lang w:val="es-ES" w:eastAsia="es-ES"/>
-          <ns2:ligatures ns2:val="none"/>
+          <w14:ligatures w14:val="none"/>
         </w:rPr>
         <w:t xml:space="preserve"> omitió informar sobre cualquier limitación para la emisión del seguro solicitado o sobre el cambio de titularidad </w:t>
       </w:r>
@@ -1618,7 +1555,7 @@
           <w:color w:val="000000"/>
           <w:kern w:val="0"/>
           <w:lang w:val="es-ES" w:eastAsia="es-ES"/>
-          <ns2:ligatures ns2:val="none"/>
+          <w14:ligatures w14:val="none"/>
         </w:rPr>
         <w:t>del mismo</w:t>
       </w:r>
@@ -1629,12 +1566,12 @@
           <w:color w:val="000000"/>
           <w:kern w:val="0"/>
           <w:lang w:val="es-ES" w:eastAsia="es-ES"/>
-          <ns2:ligatures ns2:val="none"/>
+          <w14:ligatures w14:val="none"/>
         </w:rPr>
         <w:t>, ejerciendo una variación unilateral de las condiciones del contrato, realizada sin ninguna autorización.</w:t>
       </w:r>
     </w:p>
-    <w:p ns2:paraId="0B368228" ns2:textId="77777777">
+    <w:p>
       <w:pPr>
         <w:pStyle w:val="Prrafodelista"/>
         <w:rPr>
@@ -1642,11 +1579,11 @@
           <w:color w:val="000000"/>
           <w:kern w:val="0"/>
           <w:lang w:val="es-ES" w:eastAsia="es-ES"/>
-          <ns2:ligatures ns2:val="none"/>
-        </w:rPr>
-      </w:pPr>
-    </w:p>
-    <w:p ns2:paraId="147E8E41" ns2:textId="371A832F">
+          <w14:ligatures w14:val="none"/>
+        </w:rPr>
+      </w:pPr>
+    </w:p>
+    <w:p>
       <w:pPr>
         <w:pStyle w:val="Prrafodelista"/>
         <w:numPr>
@@ -1663,16 +1600,16 @@
           <w:color w:val="000000"/>
           <w:kern w:val="0"/>
           <w:lang w:eastAsia="es-ES"/>
-          <ns2:ligatures ns2:val="none"/>
-        </w:rPr>
-      </w:pPr>
-      <w:r>
-        <w:rPr>
-          <w:rFonts w:ascii="Arial Narrow" w:eastAsia="Times New Roman" w:hAnsi="Arial Narrow" w:cs="Arial"/>
-          <w:color w:val="000000"/>
-          <w:kern w:val="0"/>
-          <w:lang w:val="es-ES" w:eastAsia="es-ES"/>
-          <ns2:ligatures ns2:val="none"/>
+          <w14:ligatures w14:val="none"/>
+        </w:rPr>
+      </w:pPr>
+      <w:r>
+        <w:rPr>
+          <w:rFonts w:ascii="Arial Narrow" w:eastAsia="Times New Roman" w:hAnsi="Arial Narrow" w:cs="Arial"/>
+          <w:color w:val="000000"/>
+          <w:kern w:val="0"/>
+          <w:lang w:val="es-ES" w:eastAsia="es-ES"/>
+          <w14:ligatures w14:val="none"/>
         </w:rPr>
         <w:t xml:space="preserve">El Banco otorgó una indemnización parcial por el monto de S/ 30 000,00, mediante la activación del Seguro Personal - Póliza 9201780 (en adelante, Seguro Personal), consistente en un seguro previo destinado a proteger otras cuentas de la señora [APELLIDO] . Sin embargo, el Seguro de Protección de Fondos, específicamente solicitada para la cuenta afectada por el fraude nunca fue activada.</w:t>
       </w:r>
@@ -1682,7 +1619,7 @@
           <w:color w:val="000000"/>
           <w:kern w:val="0"/>
           <w:lang w:val="es-ES" w:eastAsia="es-ES"/>
-          <ns2:ligatures ns2:val="none"/>
+          <w14:ligatures w14:val="none"/>
         </w:rPr>
         <w:t/>
       </w:r>
@@ -1692,7 +1629,7 @@
           <w:color w:val="000000"/>
           <w:kern w:val="0"/>
           <w:lang w:val="es-ES" w:eastAsia="es-ES"/>
-          <ns2:ligatures ns2:val="none"/>
+          <w14:ligatures w14:val="none"/>
         </w:rPr>
         <w:t xml:space="preserve"/>
       </w:r>
@@ -1702,7 +1639,7 @@
           <w:color w:val="000000"/>
           <w:kern w:val="0"/>
           <w:lang w:val="es-ES" w:eastAsia="es-ES"/>
-          <ns2:ligatures ns2:val="none"/>
+          <w14:ligatures w14:val="none"/>
         </w:rPr>
         <w:t xml:space="preserve"/>
       </w:r>
@@ -1712,7 +1649,7 @@
           <w:color w:val="000000"/>
           <w:kern w:val="0"/>
           <w:lang w:val="es-ES" w:eastAsia="es-ES"/>
-          <ns2:ligatures ns2:val="none"/>
+          <w14:ligatures w14:val="none"/>
         </w:rPr>
         <w:t xml:space="preserve"/>
       </w:r>
@@ -1723,7 +1660,7 @@
           <w:color w:val="000000"/>
           <w:kern w:val="0"/>
           <w:lang w:val="es-ES" w:eastAsia="es-ES"/>
-          <ns2:ligatures ns2:val="none"/>
+          <w14:ligatures w14:val="none"/>
         </w:rPr>
         <w:t/>
       </w:r>
@@ -1734,7 +1671,7 @@
           <w:color w:val="000000"/>
           <w:kern w:val="0"/>
           <w:lang w:val="es-ES" w:eastAsia="es-ES"/>
-          <ns2:ligatures ns2:val="none"/>
+          <w14:ligatures w14:val="none"/>
         </w:rPr>
         <w:t xml:space="preserve"/>
       </w:r>
@@ -1744,7 +1681,7 @@
           <w:color w:val="000000"/>
           <w:kern w:val="0"/>
           <w:lang w:val="es-ES" w:eastAsia="es-ES"/>
-          <ns2:ligatures ns2:val="none"/>
+          <w14:ligatures w14:val="none"/>
         </w:rPr>
         <w:t xml:space="preserve"/>
       </w:r>
@@ -1754,7 +1691,7 @@
           <w:color w:val="000000"/>
           <w:kern w:val="0"/>
           <w:lang w:val="es-ES" w:eastAsia="es-ES"/>
-          <ns2:ligatures ns2:val="none"/>
+          <w14:ligatures w14:val="none"/>
         </w:rPr>
         <w:t/>
       </w:r>
@@ -1764,7 +1701,7 @@
           <w:color w:val="000000"/>
           <w:kern w:val="0"/>
           <w:lang w:val="es-ES" w:eastAsia="es-ES"/>
-          <ns2:ligatures ns2:val="none"/>
+          <w14:ligatures w14:val="none"/>
         </w:rPr>
         <w:t xml:space="preserve"/>
       </w:r>
@@ -1774,7 +1711,7 @@
           <w:color w:val="000000"/>
           <w:kern w:val="0"/>
           <w:lang w:val="es-ES" w:eastAsia="es-ES"/>
-          <ns2:ligatures ns2:val="none"/>
+          <w14:ligatures w14:val="none"/>
         </w:rPr>
         <w:t xml:space="preserve"/>
       </w:r>
@@ -1784,7 +1721,7 @@
           <w:color w:val="000000"/>
           <w:kern w:val="0"/>
           <w:lang w:val="es-ES" w:eastAsia="es-ES"/>
-          <ns2:ligatures ns2:val="none"/>
+          <w14:ligatures w14:val="none"/>
         </w:rPr>
         <w:t/>
       </w:r>
@@ -1794,7 +1731,7 @@
           <w:color w:val="000000"/>
           <w:kern w:val="0"/>
           <w:lang w:val="es-ES" w:eastAsia="es-ES"/>
-          <ns2:ligatures ns2:val="none"/>
+          <w14:ligatures w14:val="none"/>
         </w:rPr>
         <w:t xml:space="preserve"/>
       </w:r>
@@ -1804,7 +1741,7 @@
           <w:color w:val="000000"/>
           <w:kern w:val="0"/>
           <w:lang w:val="es-ES" w:eastAsia="es-ES"/>
-          <ns2:ligatures ns2:val="none"/>
+          <w14:ligatures w14:val="none"/>
         </w:rPr>
         <w:t xml:space="preserve"/>
       </w:r>
@@ -1814,7 +1751,7 @@
           <w:color w:val="000000"/>
           <w:kern w:val="0"/>
           <w:lang w:eastAsia="es-ES"/>
-          <ns2:ligatures ns2:val="none"/>
+          <w14:ligatures w14:val="none"/>
         </w:rPr>
         <w:t/>
       </w:r>
@@ -1824,7 +1761,7 @@
           <w:color w:val="000000"/>
           <w:kern w:val="0"/>
           <w:lang w:eastAsia="es-ES"/>
-          <ns2:ligatures ns2:val="none"/>
+          <w14:ligatures w14:val="none"/>
         </w:rPr>
         <w:t xml:space="preserve"/>
       </w:r>
@@ -1834,12 +1771,12 @@
           <w:color w:val="000000"/>
           <w:kern w:val="0"/>
           <w:lang w:val="es-ES" w:eastAsia="es-ES"/>
-          <ns2:ligatures ns2:val="none"/>
+          <w14:ligatures w14:val="none"/>
         </w:rPr>
         <w:t/>
       </w:r>
     </w:p>
-    <w:p ns2:paraId="75112828" ns2:textId="77777777">
+    <w:p>
       <w:pPr>
         <w:pStyle w:val="Prrafodelista"/>
         <w:rPr>
@@ -1847,11 +1784,11 @@
           <w:color w:val="000000"/>
           <w:kern w:val="0"/>
           <w:lang w:eastAsia="es-ES"/>
-          <ns2:ligatures ns2:val="none"/>
-        </w:rPr>
-      </w:pPr>
-    </w:p>
-    <w:p ns2:paraId="6478458D" ns2:textId="20D2FA37">
+          <w14:ligatures w14:val="none"/>
+        </w:rPr>
+      </w:pPr>
+    </w:p>
+    <w:p>
       <w:pPr>
         <w:pStyle w:val="Prrafodelista"/>
         <w:numPr>
@@ -1868,16 +1805,16 @@
           <w:color w:val="000000"/>
           <w:kern w:val="0"/>
           <w:lang w:eastAsia="es-ES"/>
-          <ns2:ligatures ns2:val="none"/>
-        </w:rPr>
-      </w:pPr>
-      <w:r>
-        <w:rPr>
-          <w:rFonts w:ascii="Arial Narrow" w:eastAsia="Times New Roman" w:hAnsi="Arial Narrow" w:cs="Arial"/>
-          <w:color w:val="000000"/>
-          <w:kern w:val="0"/>
-          <w:lang w:val="es-ES" w:eastAsia="es-ES"/>
-          <ns2:ligatures ns2:val="none"/>
+          <w14:ligatures w14:val="none"/>
+        </w:rPr>
+      </w:pPr>
+      <w:r>
+        <w:rPr>
+          <w:rFonts w:ascii="Arial Narrow" w:eastAsia="Times New Roman" w:hAnsi="Arial Narrow" w:cs="Arial"/>
+          <w:color w:val="000000"/>
+          <w:kern w:val="0"/>
+          <w:lang w:val="es-ES" w:eastAsia="es-ES"/>
+          <w14:ligatures w14:val="none"/>
         </w:rPr>
         <w:t xml:space="preserve">De esta manera, dos (2) pólizas quedaron vigentes: el Seguro Personal previo de señora [APELLIDO] (utilizado para la indemnización parcial) y el seguro creado sin autorización a su nombre. A pesar de que los pagos de este último se realizaron regularmente, no se activó la cobertura del seguro para el siniestro ocurrido el 5 de mayo de 2024.</w:t>
       </w:r>
@@ -1887,7 +1824,7 @@
           <w:color w:val="000000"/>
           <w:kern w:val="0"/>
           <w:lang w:val="es-ES" w:eastAsia="es-ES"/>
-          <ns2:ligatures ns2:val="none"/>
+          <w14:ligatures w14:val="none"/>
         </w:rPr>
         <w:t xml:space="preserve"/>
       </w:r>
@@ -1897,7 +1834,7 @@
           <w:color w:val="000000"/>
           <w:kern w:val="0"/>
           <w:lang w:val="es-ES" w:eastAsia="es-ES"/>
-          <ns2:ligatures ns2:val="none"/>
+          <w14:ligatures w14:val="none"/>
         </w:rPr>
         <w:t xml:space="preserve"/>
       </w:r>
@@ -1907,7 +1844,7 @@
           <w:color w:val="000000"/>
           <w:kern w:val="0"/>
           <w:lang w:val="es-ES" w:eastAsia="es-ES"/>
-          <ns2:ligatures ns2:val="none"/>
+          <w14:ligatures w14:val="none"/>
         </w:rPr>
         <w:t xml:space="preserve"/>
       </w:r>
@@ -1917,7 +1854,7 @@
           <w:color w:val="000000"/>
           <w:kern w:val="0"/>
           <w:lang w:val="es-ES" w:eastAsia="es-ES"/>
-          <ns2:ligatures ns2:val="none"/>
+          <w14:ligatures w14:val="none"/>
         </w:rPr>
         <w:t xml:space="preserve"/>
       </w:r>
@@ -1927,7 +1864,7 @@
           <w:color w:val="000000"/>
           <w:kern w:val="0"/>
           <w:lang w:val="es-ES" w:eastAsia="es-ES"/>
-          <ns2:ligatures ns2:val="none"/>
+          <w14:ligatures w14:val="none"/>
         </w:rPr>
         <w:t/>
       </w:r>
@@ -1937,7 +1874,7 @@
           <w:color w:val="000000"/>
           <w:kern w:val="0"/>
           <w:lang w:val="es-ES" w:eastAsia="es-ES"/>
-          <ns2:ligatures ns2:val="none"/>
+          <w14:ligatures w14:val="none"/>
         </w:rPr>
         <w:t xml:space="preserve"/>
       </w:r>
@@ -1947,7 +1884,7 @@
           <w:color w:val="000000"/>
           <w:kern w:val="0"/>
           <w:lang w:val="es-ES" w:eastAsia="es-ES"/>
-          <ns2:ligatures ns2:val="none"/>
+          <w14:ligatures w14:val="none"/>
         </w:rPr>
         <w:t xml:space="preserve"/>
       </w:r>
@@ -1957,12 +1894,12 @@
           <w:color w:val="000000"/>
           <w:kern w:val="0"/>
           <w:lang w:val="es-ES" w:eastAsia="es-ES"/>
-          <ns2:ligatures ns2:val="none"/>
+          <w14:ligatures w14:val="none"/>
         </w:rPr>
         <w:t/>
       </w:r>
     </w:p>
-    <w:p ns2:paraId="52F63A2E" ns2:textId="77777777">
+    <w:p>
       <w:pPr>
         <w:pStyle w:val="Prrafodelista"/>
         <w:rPr>
@@ -1970,11 +1907,11 @@
           <w:color w:val="000000"/>
           <w:kern w:val="0"/>
           <w:lang w:eastAsia="es-ES"/>
-          <ns2:ligatures ns2:val="none"/>
-        </w:rPr>
-      </w:pPr>
-    </w:p>
-    <w:p ns2:paraId="3084A276" ns2:textId="3DD2F60D">
+          <w14:ligatures w14:val="none"/>
+        </w:rPr>
+      </w:pPr>
+    </w:p>
+    <w:p>
       <w:pPr>
         <w:pStyle w:val="Prrafodelista"/>
         <w:numPr>
@@ -1991,16 +1928,16 @@
           <w:color w:val="000000"/>
           <w:kern w:val="0"/>
           <w:lang w:eastAsia="es-ES"/>
-          <ns2:ligatures ns2:val="none"/>
-        </w:rPr>
-      </w:pPr>
-      <w:r>
-        <w:rPr>
-          <w:rFonts w:ascii="Arial Narrow" w:eastAsia="Times New Roman" w:hAnsi="Arial Narrow" w:cs="Arial"/>
-          <w:color w:val="000000"/>
-          <w:kern w:val="0"/>
-          <w:lang w:val="es-ES" w:eastAsia="es-ES"/>
-          <ns2:ligatures ns2:val="none"/>
+          <w14:ligatures w14:val="none"/>
+        </w:rPr>
+      </w:pPr>
+      <w:r>
+        <w:rPr>
+          <w:rFonts w:ascii="Arial Narrow" w:eastAsia="Times New Roman" w:hAnsi="Arial Narrow" w:cs="Arial"/>
+          <w:color w:val="000000"/>
+          <w:kern w:val="0"/>
+          <w:lang w:val="es-ES" w:eastAsia="es-ES"/>
+          <w14:ligatures w14:val="none"/>
         </w:rPr>
         <w:t xml:space="preserve">Desde marzo de 2025, solicitó la devolución del monto restante para cubrir la totalidad del siniestro, adjuntando la documentación correspondiente. No obstante, </w:t>
       </w:r>
@@ -2010,7 +1947,7 @@
           <w:color w:val="000000"/>
           <w:kern w:val="0"/>
           <w:lang w:eastAsia="es-ES"/>
-          <ns2:ligatures ns2:val="none"/>
+          <w14:ligatures w14:val="none"/>
         </w:rPr>
         <w:t>e</w:t>
       </w:r>
@@ -2020,7 +1957,7 @@
           <w:color w:val="000000"/>
           <w:kern w:val="0"/>
           <w:lang w:eastAsia="es-ES"/>
-          <ns2:ligatures ns2:val="none"/>
+          <w14:ligatures w14:val="none"/>
         </w:rPr>
         <w:t>l Banco</w:t>
       </w:r>
@@ -2030,7 +1967,7 @@
           <w:color w:val="000000"/>
           <w:kern w:val="0"/>
           <w:lang w:eastAsia="es-ES"/>
-          <ns2:ligatures ns2:val="none"/>
+          <w14:ligatures w14:val="none"/>
         </w:rPr>
         <w:t xml:space="preserve"> </w:t>
       </w:r>
@@ -2040,7 +1977,7 @@
           <w:color w:val="000000"/>
           <w:kern w:val="0"/>
           <w:lang w:eastAsia="es-ES"/>
-          <ns2:ligatures ns2:val="none"/>
+          <w14:ligatures w14:val="none"/>
         </w:rPr>
         <w:lastRenderedPageBreak/>
         <w:t>denegó el reclamo argumentando que</w:t>
@@ -2051,7 +1988,7 @@
           <w:color w:val="000000"/>
           <w:kern w:val="0"/>
           <w:lang w:eastAsia="es-ES"/>
-          <ns2:ligatures ns2:val="none"/>
+          <w14:ligatures w14:val="none"/>
         </w:rPr>
         <w:t xml:space="preserve"> </w:t>
       </w:r>
@@ -2061,7 +1998,7 @@
           <w:color w:val="000000"/>
           <w:kern w:val="0"/>
           <w:lang w:eastAsia="es-ES"/>
-          <ns2:ligatures ns2:val="none"/>
+          <w14:ligatures w14:val="none"/>
         </w:rPr>
         <w:t xml:space="preserve">la persona señalada como titular del seguro </w:t>
       </w:r>
@@ -2071,7 +2008,7 @@
           <w:color w:val="000000"/>
           <w:kern w:val="0"/>
           <w:lang w:eastAsia="es-ES"/>
-          <ns2:ligatures ns2:val="none"/>
+          <w14:ligatures w14:val="none"/>
         </w:rPr>
         <w:t>no contaba con tarjeta física</w:t>
       </w:r>
@@ -2081,12 +2018,12 @@
           <w:color w:val="000000"/>
           <w:kern w:val="0"/>
           <w:lang w:eastAsia="es-ES"/>
-          <ns2:ligatures ns2:val="none"/>
+          <w14:ligatures w14:val="none"/>
         </w:rPr>
         <w:t xml:space="preserve"> de su entidad bancaria.</w:t>
       </w:r>
     </w:p>
-    <w:p ns2:paraId="6B5957D7" ns2:textId="77777777">
+    <w:p>
       <w:pPr>
         <w:pStyle w:val="Prrafodelista"/>
         <w:rPr>
@@ -2094,11 +2031,11 @@
           <w:color w:val="000000"/>
           <w:kern w:val="0"/>
           <w:lang w:val="es-ES" w:eastAsia="es-ES"/>
-          <ns2:ligatures ns2:val="none"/>
-        </w:rPr>
-      </w:pPr>
-    </w:p>
-    <w:p ns2:paraId="44C44AB0" ns2:textId="3A6E8FCA">
+          <w14:ligatures w14:val="none"/>
+        </w:rPr>
+      </w:pPr>
+    </w:p>
+    <w:p>
       <w:pPr>
         <w:pStyle w:val="Prrafodelista"/>
         <w:numPr>
@@ -2115,16 +2052,16 @@
           <w:color w:val="000000"/>
           <w:kern w:val="0"/>
           <w:lang w:eastAsia="es-ES"/>
-          <ns2:ligatures ns2:val="none"/>
-        </w:rPr>
-      </w:pPr>
-      <w:r>
-        <w:rPr>
-          <w:rFonts w:ascii="Arial Narrow" w:eastAsia="Times New Roman" w:hAnsi="Arial Narrow" w:cs="Arial"/>
-          <w:color w:val="000000"/>
-          <w:kern w:val="0"/>
-          <w:lang w:val="es-ES" w:eastAsia="es-ES"/>
-          <ns2:ligatures ns2:val="none"/>
+          <w14:ligatures w14:val="none"/>
+        </w:rPr>
+      </w:pPr>
+      <w:r>
+        <w:rPr>
+          <w:rFonts w:ascii="Arial Narrow" w:eastAsia="Times New Roman" w:hAnsi="Arial Narrow" w:cs="Arial"/>
+          <w:color w:val="000000"/>
+          <w:kern w:val="0"/>
+          <w:lang w:val="es-ES" w:eastAsia="es-ES"/>
+          <w14:ligatures w14:val="none"/>
         </w:rPr>
         <w:t>El argumento de la falta de tarjeta se considera arbitrario, dado que e</w:t>
       </w:r>
@@ -2134,7 +2071,7 @@
           <w:color w:val="000000"/>
           <w:kern w:val="0"/>
           <w:lang w:val="es-ES" w:eastAsia="es-ES"/>
-          <ns2:ligatures ns2:val="none"/>
+          <w14:ligatures w14:val="none"/>
         </w:rPr>
         <w:t>l Banco</w:t>
       </w:r>
@@ -2144,12 +2081,12 @@
           <w:color w:val="000000"/>
           <w:kern w:val="0"/>
           <w:lang w:val="es-ES" w:eastAsia="es-ES"/>
-          <ns2:ligatures ns2:val="none"/>
+          <w14:ligatures w14:val="none"/>
         </w:rPr>
         <w:t xml:space="preserve"> conocía esta condición desde la apertura de la cuenta, siendo precisamente la razón por la cual se solicitó la contratación del seguro a nombre de la Sra. Api Huamán (como única titular de la tarjeta asociada).</w:t>
       </w:r>
     </w:p>
-    <w:p ns2:paraId="7E8EAD22" ns2:textId="77777777">
+    <w:p>
       <w:pPr>
         <w:pStyle w:val="Prrafodelista"/>
         <w:rPr>
@@ -2157,11 +2094,11 @@
           <w:color w:val="000000"/>
           <w:kern w:val="0"/>
           <w:lang w:eastAsia="es-ES"/>
-          <ns2:ligatures ns2:val="none"/>
-        </w:rPr>
-      </w:pPr>
-    </w:p>
-    <w:p ns2:paraId="576F8D20" ns2:textId="1112BDFC">
+          <w14:ligatures w14:val="none"/>
+        </w:rPr>
+      </w:pPr>
+    </w:p>
+    <w:p>
       <w:pPr>
         <w:pStyle w:val="Prrafodelista"/>
         <w:numPr>
@@ -2178,16 +2115,16 @@
           <w:color w:val="000000"/>
           <w:kern w:val="0"/>
           <w:lang w:eastAsia="es-ES"/>
-          <ns2:ligatures ns2:val="none"/>
-        </w:rPr>
-      </w:pPr>
-      <w:r>
-        <w:rPr>
-          <w:rFonts w:ascii="Arial Narrow" w:eastAsia="Times New Roman" w:hAnsi="Arial Narrow" w:cs="Arial"/>
-          <w:color w:val="000000"/>
-          <w:kern w:val="0"/>
-          <w:lang w:eastAsia="es-ES"/>
-          <ns2:ligatures ns2:val="none"/>
+          <w14:ligatures w14:val="none"/>
+        </w:rPr>
+      </w:pPr>
+      <w:r>
+        <w:rPr>
+          <w:rFonts w:ascii="Arial Narrow" w:eastAsia="Times New Roman" w:hAnsi="Arial Narrow" w:cs="Arial"/>
+          <w:color w:val="000000"/>
+          <w:kern w:val="0"/>
+          <w:lang w:eastAsia="es-ES"/>
+          <w14:ligatures w14:val="none"/>
         </w:rPr>
         <w:t>E</w:t>
       </w:r>
@@ -2197,7 +2134,7 @@
           <w:color w:val="000000"/>
           <w:kern w:val="0"/>
           <w:lang w:eastAsia="es-ES"/>
-          <ns2:ligatures ns2:val="none"/>
+          <w14:ligatures w14:val="none"/>
         </w:rPr>
         <w:t>l Banco</w:t>
       </w:r>
@@ -2207,7 +2144,7 @@
           <w:color w:val="000000"/>
           <w:kern w:val="0"/>
           <w:lang w:eastAsia="es-ES"/>
-          <ns2:ligatures ns2:val="none"/>
+          <w14:ligatures w14:val="none"/>
         </w:rPr>
         <w:t xml:space="preserve"> no activó alertas ni bloqueos, permitiendo el</w:t>
       </w:r>
@@ -2217,7 +2154,7 @@
           <w:color w:val="000000"/>
           <w:kern w:val="0"/>
           <w:lang w:eastAsia="es-ES"/>
-          <ns2:ligatures ns2:val="none"/>
+          <w14:ligatures w14:val="none"/>
         </w:rPr>
         <w:t xml:space="preserve"> retiro</w:t>
       </w:r>
@@ -2227,7 +2164,7 @@
           <w:color w:val="000000"/>
           <w:kern w:val="0"/>
           <w:lang w:eastAsia="es-ES"/>
-          <ns2:ligatures ns2:val="none"/>
+          <w14:ligatures w14:val="none"/>
         </w:rPr>
         <w:t xml:space="preserve"> fraudulento de los fondos</w:t>
       </w:r>
@@ -2237,7 +2174,7 @@
           <w:color w:val="000000"/>
           <w:kern w:val="0"/>
           <w:lang w:eastAsia="es-ES"/>
-          <ns2:ligatures ns2:val="none"/>
+          <w14:ligatures w14:val="none"/>
         </w:rPr>
         <w:t xml:space="preserve"> de </w:t>
       </w:r>
@@ -2247,7 +2184,7 @@
           <w:color w:val="000000"/>
           <w:kern w:val="0"/>
           <w:lang w:eastAsia="es-ES"/>
-          <ns2:ligatures ns2:val="none"/>
+          <w14:ligatures w14:val="none"/>
         </w:rPr>
         <w:t>la cuenta mancomunad</w:t>
       </w:r>
@@ -2257,7 +2194,7 @@
           <w:color w:val="000000"/>
           <w:kern w:val="0"/>
           <w:lang w:eastAsia="es-ES"/>
-          <ns2:ligatures ns2:val="none"/>
+          <w14:ligatures w14:val="none"/>
         </w:rPr>
         <w:t>a.</w:t>
       </w:r>
@@ -2267,7 +2204,7 @@
           <w:color w:val="000000"/>
           <w:kern w:val="0"/>
           <w:lang w:eastAsia="es-ES"/>
-          <ns2:ligatures ns2:val="none"/>
+          <w14:ligatures w14:val="none"/>
         </w:rPr>
         <w:t xml:space="preserve"> </w:t>
       </w:r>
@@ -2277,7 +2214,7 @@
           <w:color w:val="000000"/>
           <w:kern w:val="0"/>
           <w:lang w:eastAsia="es-ES"/>
-          <ns2:ligatures ns2:val="none"/>
+          <w14:ligatures w14:val="none"/>
         </w:rPr>
         <w:t>P</w:t>
       </w:r>
@@ -2287,7 +2224,7 @@
           <w:color w:val="000000"/>
           <w:kern w:val="0"/>
           <w:lang w:eastAsia="es-ES"/>
-          <ns2:ligatures ns2:val="none"/>
+          <w14:ligatures w14:val="none"/>
         </w:rPr>
         <w:t xml:space="preserve">osterior al fraude, </w:t>
       </w:r>
@@ -2297,7 +2234,7 @@
           <w:color w:val="000000"/>
           <w:kern w:val="0"/>
           <w:lang w:eastAsia="es-ES"/>
-          <ns2:ligatures ns2:val="none"/>
+          <w14:ligatures w14:val="none"/>
         </w:rPr>
         <w:t xml:space="preserve">recién informó </w:t>
       </w:r>
@@ -2307,7 +2244,7 @@
           <w:color w:val="000000"/>
           <w:kern w:val="0"/>
           <w:lang w:eastAsia="es-ES"/>
-          <ns2:ligatures ns2:val="none"/>
+          <w14:ligatures w14:val="none"/>
         </w:rPr>
         <w:t>sobre la habilitación de su sistema "ALERTAS BCP"</w:t>
       </w:r>
@@ -2317,7 +2254,7 @@
           <w:color w:val="000000"/>
           <w:kern w:val="0"/>
           <w:lang w:eastAsia="es-ES"/>
-          <ns2:ligatures ns2:val="none"/>
+          <w14:ligatures w14:val="none"/>
         </w:rPr>
         <w:t xml:space="preserve">, lo que </w:t>
       </w:r>
@@ -2327,7 +2264,7 @@
           <w:color w:val="000000"/>
           <w:kern w:val="0"/>
           <w:lang w:eastAsia="es-ES"/>
-          <ns2:ligatures ns2:val="none"/>
+          <w14:ligatures w14:val="none"/>
         </w:rPr>
         <w:t>dem</w:t>
       </w:r>
@@ -2337,7 +2274,7 @@
           <w:color w:val="000000"/>
           <w:kern w:val="0"/>
           <w:lang w:eastAsia="es-ES"/>
-          <ns2:ligatures ns2:val="none"/>
+          <w14:ligatures w14:val="none"/>
         </w:rPr>
         <w:t>ostraría</w:t>
       </w:r>
@@ -2347,12 +2284,12 @@
           <w:color w:val="000000"/>
           <w:kern w:val="0"/>
           <w:lang w:eastAsia="es-ES"/>
-          <ns2:ligatures ns2:val="none"/>
+          <w14:ligatures w14:val="none"/>
         </w:rPr>
         <w:t xml:space="preserve"> que a la fecha del siniestro (05 de mayo de 2024) no contaba con mecanismos de seguridad adecuados, facilitando la sustracción de fondos.</w:t>
       </w:r>
     </w:p>
-    <w:p ns2:paraId="41ADE1C7" ns2:textId="77777777">
+    <w:p>
       <w:pPr>
         <w:tabs>
           <w:tab w:val="num" w:pos="1440"/>
@@ -2365,11 +2302,11 @@
           <w:color w:val="000000"/>
           <w:kern w:val="0"/>
           <w:lang w:val="es-ES" w:eastAsia="es-ES"/>
-          <ns2:ligatures ns2:val="none"/>
-        </w:rPr>
-      </w:pPr>
-    </w:p>
-    <w:p ns2:paraId="4FB15987" ns2:textId="32A2C57D">
+          <w14:ligatures w14:val="none"/>
+        </w:rPr>
+      </w:pPr>
+    </w:p>
+    <w:p>
       <w:pPr>
         <w:numPr>
           <w:ilvl w:val="1"/>
@@ -2387,16 +2324,16 @@
           <w:color w:val="000000"/>
           <w:kern w:val="0"/>
           <w:lang w:val="es-ES" w:eastAsia="es-ES"/>
-          <ns2:ligatures ns2:val="none"/>
-        </w:rPr>
-      </w:pPr>
-      <w:r>
-        <w:rPr>
-          <w:rFonts w:ascii="Arial Narrow" w:eastAsia="Times New Roman" w:hAnsi="Arial Narrow" w:cs="Arial"/>
-          <w:color w:val="000000"/>
-          <w:kern w:val="0"/>
-          <w:lang w:val="es-ES" w:eastAsia="es-ES"/>
-          <ns2:ligatures ns2:val="none"/>
+          <w14:ligatures w14:val="none"/>
+        </w:rPr>
+      </w:pPr>
+      <w:r>
+        <w:rPr>
+          <w:rFonts w:ascii="Arial Narrow" w:eastAsia="Times New Roman" w:hAnsi="Arial Narrow" w:cs="Arial"/>
+          <w:color w:val="000000"/>
+          <w:kern w:val="0"/>
+          <w:lang w:val="es-ES" w:eastAsia="es-ES"/>
+          <w14:ligatures w14:val="none"/>
         </w:rPr>
         <w:t xml:space="preserve">La señora [APELLIDO] solicitó, en calidad de medida correctiva, que el Banco y Pacífico cumplan con: i) la devolución del monto faltante ascendente a S/ 13 512,00, correspondiente a la diferencia no cubierta por la indemnización parcial del Seguro de Protección de Fondos, más los intereses legales correspondientes. Asimismo, requirió la devolución de las costas del proceso.</w:t>
       </w:r>
@@ -2406,7 +2343,7 @@
           <w:color w:val="000000"/>
           <w:kern w:val="0"/>
           <w:lang w:val="es-ES" w:eastAsia="es-ES"/>
-          <ns2:ligatures ns2:val="none"/>
+          <w14:ligatures w14:val="none"/>
         </w:rPr>
         <w:t xml:space="preserve"/>
       </w:r>
@@ -2417,7 +2354,7 @@
           <w:color w:val="000000"/>
           <w:kern w:val="0"/>
           <w:lang w:val="es-ES" w:eastAsia="es-ES"/>
-          <ns2:ligatures ns2:val="none"/>
+          <w14:ligatures w14:val="none"/>
         </w:rPr>
         <w:t/>
       </w:r>
@@ -2427,7 +2364,7 @@
           <w:color w:val="000000"/>
           <w:kern w:val="0"/>
           <w:lang w:val="es-ES" w:eastAsia="es-ES"/>
-          <ns2:ligatures ns2:val="none"/>
+          <w14:ligatures w14:val="none"/>
         </w:rPr>
         <w:t/>
       </w:r>
@@ -2437,7 +2374,7 @@
           <w:color w:val="000000"/>
           <w:kern w:val="0"/>
           <w:lang w:val="es-ES" w:eastAsia="es-ES"/>
-          <ns2:ligatures ns2:val="none"/>
+          <w14:ligatures w14:val="none"/>
         </w:rPr>
         <w:t xml:space="preserve"/>
       </w:r>
@@ -2447,7 +2384,7 @@
           <w:color w:val="000000"/>
           <w:kern w:val="0"/>
           <w:lang w:val="es-ES" w:eastAsia="es-ES"/>
-          <ns2:ligatures ns2:val="none"/>
+          <w14:ligatures w14:val="none"/>
         </w:rPr>
         <w:t/>
       </w:r>
@@ -2457,7 +2394,7 @@
           <w:color w:val="000000"/>
           <w:kern w:val="0"/>
           <w:lang w:val="es-ES" w:eastAsia="es-ES"/>
-          <ns2:ligatures ns2:val="none"/>
+          <w14:ligatures w14:val="none"/>
         </w:rPr>
         <w:t xml:space="preserve"/>
       </w:r>
@@ -2467,7 +2404,7 @@
           <w:color w:val="000000"/>
           <w:kern w:val="0"/>
           <w:lang w:val="es-ES" w:eastAsia="es-ES"/>
-          <ns2:ligatures ns2:val="none"/>
+          <w14:ligatures w14:val="none"/>
         </w:rPr>
         <w:t/>
       </w:r>
@@ -2477,7 +2414,7 @@
           <w:color w:val="000000"/>
           <w:kern w:val="0"/>
           <w:lang w:eastAsia="es-ES"/>
-          <ns2:ligatures ns2:val="none"/>
+          <w14:ligatures w14:val="none"/>
         </w:rPr>
         <w:t xml:space="preserve"/>
       </w:r>
@@ -2487,7 +2424,7 @@
           <w:color w:val="000000"/>
           <w:kern w:val="0"/>
           <w:lang w:eastAsia="es-ES"/>
-          <ns2:ligatures ns2:val="none"/>
+          <w14:ligatures w14:val="none"/>
         </w:rPr>
         <w:t xml:space="preserve"/>
       </w:r>
@@ -2497,7 +2434,7 @@
           <w:color w:val="000000"/>
           <w:kern w:val="0"/>
           <w:lang w:eastAsia="es-ES"/>
-          <ns2:ligatures ns2:val="none"/>
+          <w14:ligatures w14:val="none"/>
         </w:rPr>
         <w:t/>
       </w:r>
@@ -2507,7 +2444,7 @@
           <w:color w:val="000000"/>
           <w:kern w:val="0"/>
           <w:lang w:eastAsia="es-ES"/>
-          <ns2:ligatures ns2:val="none"/>
+          <w14:ligatures w14:val="none"/>
         </w:rPr>
         <w:t/>
       </w:r>
@@ -2517,7 +2454,7 @@
           <w:color w:val="000000"/>
           <w:kern w:val="0"/>
           <w:lang w:eastAsia="es-ES"/>
-          <ns2:ligatures ns2:val="none"/>
+          <w14:ligatures w14:val="none"/>
         </w:rPr>
         <w:t/>
       </w:r>
@@ -2527,7 +2464,7 @@
           <w:color w:val="000000"/>
           <w:kern w:val="0"/>
           <w:lang w:eastAsia="es-ES"/>
-          <ns2:ligatures ns2:val="none"/>
+          <w14:ligatures w14:val="none"/>
         </w:rPr>
         <w:t xml:space="preserve"/>
       </w:r>
@@ -2538,7 +2475,7 @@
           <w:kern w:val="0"/>
           <w:u w:val="single"/>
           <w:lang w:eastAsia="es-ES"/>
-          <ns2:ligatures ns2:val="none"/>
+          <w14:ligatures w14:val="none"/>
         </w:rPr>
         <w:t/>
       </w:r>
@@ -2548,13 +2485,13 @@
           <w:color w:val="000000"/>
           <w:kern w:val="0"/>
           <w:lang w:eastAsia="es-ES"/>
-          <ns2:ligatures ns2:val="none"/>
+          <w14:ligatures w14:val="none"/>
         </w:rPr>
         <w:t/>
       </w:r>
     </w:p>
     <w:bookmarkEnd w:id="1"/>
-    <w:p ns2:paraId="61C46995" ns2:textId="77777777">
+    <w:p>
       <w:pPr>
         <w:spacing w:after="0" w:line="240" w:lineRule="auto"/>
         <w:contextualSpacing/>
@@ -2565,11 +2502,11 @@
           <w:color w:val="000000"/>
           <w:kern w:val="0"/>
           <w:lang w:eastAsia="es-PE"/>
-          <ns2:ligatures ns2:val="none"/>
-        </w:rPr>
-      </w:pPr>
-    </w:p>
-    <w:p ns2:paraId="4713554A" ns2:textId="77777777">
+          <w14:ligatures w14:val="none"/>
+        </w:rPr>
+      </w:pPr>
+    </w:p>
+    <w:p>
       <w:pPr>
         <w:pStyle w:val="Prrafodelista"/>
         <w:numPr>
@@ -2589,22 +2526,22 @@
           <w:color w:val="000000"/>
           <w:kern w:val="0"/>
           <w:lang w:eastAsia="es-PE"/>
-          <ns2:ligatures ns2:val="none"/>
-        </w:rPr>
-      </w:pPr>
-      <w:r>
-        <w:rPr>
-          <w:rFonts w:ascii="Arial Narrow" w:eastAsia="Arial Narrow" w:hAnsi="Arial Narrow" w:cs="Arial Narrow"/>
-          <w:b/>
-          <w:color w:val="000000"/>
-          <w:kern w:val="0"/>
-          <w:lang w:eastAsia="es-PE"/>
-          <ns2:ligatures ns2:val="none"/>
+          <w14:ligatures w14:val="none"/>
+        </w:rPr>
+      </w:pPr>
+      <w:r>
+        <w:rPr>
+          <w:rFonts w:ascii="Arial Narrow" w:eastAsia="Arial Narrow" w:hAnsi="Arial Narrow" w:cs="Arial Narrow"/>
+          <w:b/>
+          <w:color w:val="000000"/>
+          <w:kern w:val="0"/>
+          <w:lang w:eastAsia="es-PE"/>
+          <w14:ligatures w14:val="none"/>
         </w:rPr>
         <w:t>DE LA ADMISIÓN A TRÁMITE DE LA DENUNCIA</w:t>
       </w:r>
     </w:p>
-    <w:p ns2:paraId="4BBBE1C2" ns2:textId="77777777">
+    <w:p>
       <w:pPr>
         <w:spacing w:after="0" w:line="240" w:lineRule="auto"/>
         <w:ind w:left="567"/>
@@ -2616,11 +2553,11 @@
           <w:color w:val="000000"/>
           <w:kern w:val="0"/>
           <w:lang w:eastAsia="es-PE"/>
-          <ns2:ligatures ns2:val="none"/>
-        </w:rPr>
-      </w:pPr>
-    </w:p>
-    <w:p ns2:paraId="749C69A0" ns2:textId="3A5E86C2">
+          <w14:ligatures w14:val="none"/>
+        </w:rPr>
+      </w:pPr>
+    </w:p>
+    <w:p>
       <w:pPr>
         <w:pStyle w:val="Prrafodelista"/>
         <w:numPr>
@@ -2633,7 +2570,7 @@
         <w:rPr>
           <w:rFonts w:ascii="Arial Narrow" w:eastAsia="Arial Narrow" w:hAnsi="Arial Narrow" w:cs="Arial Narrow"/>
           <w:kern w:val="0"/>
-          <ns2:ligatures ns2:val="none"/>
+          <w14:ligatures w14:val="none"/>
         </w:rPr>
       </w:pPr>
       <w:bookmarkStart w:id="2" w:name="_Hlk140755208"/>
@@ -2645,7 +2582,7 @@
           <w:color w:val="000000"/>
           <w:kern w:val="0"/>
           <w:lang w:eastAsia="es-PE"/>
-          <ns2:ligatures ns2:val="none"/>
+          <w14:ligatures w14:val="none"/>
         </w:rPr>
         <w:t xml:space="preserve">La Secretaría </w:t>
       </w:r>
@@ -2658,7 +2595,7 @@
           <w:color w:val="000000"/>
           <w:kern w:val="0"/>
           <w:lang w:eastAsia="es-PE"/>
-          <ns2:ligatures ns2:val="none"/>
+          <w14:ligatures w14:val="none"/>
         </w:rPr>
         <w:t>Técnica de la Comisión de Protección al Consumidor 1 (en adelante, la Secretaría Técnica), en ejercicio de sus facultades</w:t>
       </w:r>
@@ -2668,7 +2605,7 @@
           <w:rFonts w:ascii="Arial Narrow" w:eastAsia="Arial Narrow" w:hAnsi="Arial Narrow" w:cs="Arial Narrow"/>
           <w:kern w:val="0"/>
           <w:vertAlign w:val="superscript"/>
-          <ns2:ligatures ns2:val="none"/>
+          <w14:ligatures w14:val="none"/>
         </w:rPr>
         <w:footnoteReference w:id="2"/>
       </w:r>
@@ -2678,7 +2615,7 @@
           <w:color w:val="000000"/>
           <w:kern w:val="0"/>
           <w:lang w:eastAsia="es-PE"/>
-          <ns2:ligatures ns2:val="none"/>
+          <w14:ligatures w14:val="none"/>
         </w:rPr>
         <w:t xml:space="preserve">, considera </w:t>
       </w:r>
@@ -2686,7 +2623,7 @@
         <w:rPr>
           <w:rFonts w:ascii="Arial Narrow" w:eastAsia="Arial Narrow" w:hAnsi="Arial Narrow" w:cs="Arial Narrow"/>
           <w:kern w:val="0"/>
-          <ns2:ligatures ns2:val="none"/>
+          <w14:ligatures w14:val="none"/>
         </w:rPr>
         <w:t xml:space="preserve">que el hecho denunciado, </w:t>
       </w:r>
@@ -2694,7 +2631,7 @@
         <w:rPr>
           <w:rFonts w:ascii="Arial Narrow" w:eastAsia="Arial Narrow" w:hAnsi="Arial Narrow" w:cs="Arial Narrow"/>
           <w:kern w:val="0"/>
-          <ns2:ligatures ns2:val="none"/>
+          <w14:ligatures w14:val="none"/>
         </w:rPr>
         <w:t xml:space="preserve">consistente en que </w:t>
       </w:r>
@@ -2705,7 +2642,7 @@
           <w:kern w:val="0"/>
           <w:shd w:val="clear" w:color="auto" w:fill="FFFFFF"/>
           <w:lang w:eastAsia="es-PE"/>
-          <ns2:ligatures ns2:val="none"/>
+          <w14:ligatures w14:val="none"/>
         </w:rPr>
         <w:t xml:space="preserve">el Banco de Crédito del Perú S.A. habría negado injustificadamente otorgar la cobertura del monto reclamado por el siniestro ocurrido el 5 de mayo de 2024, pese a que al momento de la contratación de la Póliza </w:t>
       </w:r>
@@ -2717,7 +2654,7 @@
           <w:kern w:val="0"/>
           <w:shd w:val="clear" w:color="auto" w:fill="FFFFFF"/>
           <w:lang w:eastAsia="es-PE"/>
-          <ns2:ligatures ns2:val="none"/>
+          <w14:ligatures w14:val="none"/>
         </w:rPr>
         <w:t/>
       </w:r>
@@ -2729,7 +2666,7 @@
           <w:kern w:val="0"/>
           <w:shd w:val="clear" w:color="auto" w:fill="FFFFFF"/>
           <w:lang w:eastAsia="es-PE"/>
-          <ns2:ligatures ns2:val="none"/>
+          <w14:ligatures w14:val="none"/>
         </w:rPr>
         <w:t xml:space="preserve"> 1000001429 se ofreció una cobertura total de los fondos de la cuenta mancomunada </w:t>
       </w:r>
@@ -2741,7 +2678,7 @@
           <w:kern w:val="0"/>
           <w:shd w:val="clear" w:color="auto" w:fill="FFFFFF"/>
           <w:lang w:eastAsia="es-PE"/>
-          <ns2:ligatures ns2:val="none"/>
+          <w14:ligatures w14:val="none"/>
         </w:rPr>
         <w:t/>
       </w:r>
@@ -2753,7 +2690,7 @@
           <w:kern w:val="0"/>
           <w:shd w:val="clear" w:color="auto" w:fill="FFFFFF"/>
           <w:lang w:eastAsia="es-PE"/>
-          <ns2:ligatures ns2:val="none"/>
+          <w14:ligatures w14:val="none"/>
         </w:rPr>
         <w:t xml:space="preserve"> 194-913xxxxx-0-00</w:t>
       </w:r>
@@ -2761,7 +2698,7 @@
         <w:rPr>
           <w:rFonts w:ascii="Arial Narrow" w:eastAsia="Arial Narrow" w:hAnsi="Arial Narrow" w:cs="Arial Narrow"/>
           <w:kern w:val="0"/>
-          <ns2:ligatures ns2:val="none"/>
+          <w14:ligatures w14:val="none"/>
         </w:rPr>
         <w:t>; involucraría una presunta afectación a sus expectativas, quien no habría encontrado una correspondencia entre lo que esperaba recibir de parte del proveedor y lo que realmente recibió. Por consiguiente, corresponde calificar el hecho materia de denuncia como una presunta infracción al deber de idoneidad, tipificado en los artículos 18</w:t>
       </w:r>
@@ -2771,7 +2708,7 @@
           <w:color w:val="000000"/>
           <w:kern w:val="0"/>
           <w:lang w:eastAsia="es-PE"/>
-          <ns2:ligatures ns2:val="none"/>
+          <w14:ligatures w14:val="none"/>
         </w:rPr>
         <w:t/>
       </w:r>
@@ -2779,7 +2716,7 @@
         <w:rPr>
           <w:rFonts w:ascii="Arial Narrow" w:eastAsia="Arial Narrow" w:hAnsi="Arial Narrow" w:cs="Arial Narrow"/>
           <w:kern w:val="0"/>
-          <ns2:ligatures ns2:val="none"/>
+          <w14:ligatures w14:val="none"/>
         </w:rPr>
         <w:t xml:space="preserve"> y 19</w:t>
       </w:r>
@@ -2789,7 +2726,7 @@
           <w:color w:val="000000"/>
           <w:kern w:val="0"/>
           <w:lang w:eastAsia="es-PE"/>
-          <ns2:ligatures ns2:val="none"/>
+          <w14:ligatures w14:val="none"/>
         </w:rPr>
         <w:t/>
       </w:r>
@@ -2797,7 +2734,7 @@
         <w:rPr>
           <w:rFonts w:ascii="Arial Narrow" w:eastAsia="Arial Narrow" w:hAnsi="Arial Narrow" w:cs="Arial Narrow"/>
           <w:kern w:val="0"/>
-          <ns2:ligatures ns2:val="none"/>
+          <w14:ligatures w14:val="none"/>
         </w:rPr>
         <w:t xml:space="preserve"> del Código</w:t>
       </w:r>
@@ -2808,7 +2745,7 @@
           <w:rFonts w:ascii="Arial Narrow" w:eastAsia="Arial Narrow" w:hAnsi="Arial Narrow" w:cs="Arial"/>
           <w:kern w:val="0"/>
           <w:vertAlign w:val="superscript"/>
-          <ns2:ligatures ns2:val="none"/>
+          <w14:ligatures w14:val="none"/>
         </w:rPr>
         <w:footnoteReference w:id="3"/>
       </w:r>
@@ -2816,13 +2753,13 @@
         <w:rPr>
           <w:rFonts w:ascii="Arial Narrow" w:eastAsia="Arial Narrow" w:hAnsi="Arial Narrow" w:cs="Arial Narrow"/>
           <w:kern w:val="0"/>
-          <ns2:ligatures ns2:val="none"/>
+          <w14:ligatures w14:val="none"/>
         </w:rPr>
         <w:t>.</w:t>
       </w:r>
       <w:bookmarkEnd w:id="5"/>
     </w:p>
-    <w:p ns2:paraId="2F8D23C0" ns2:textId="77777777">
+    <w:p>
       <w:pPr>
         <w:pStyle w:val="Prrafodelista"/>
         <w:spacing w:after="0" w:line="240" w:lineRule="auto"/>
@@ -2831,11 +2768,11 @@
         <w:rPr>
           <w:rFonts w:ascii="Arial Narrow" w:eastAsia="Arial Narrow" w:hAnsi="Arial Narrow" w:cs="Arial Narrow"/>
           <w:kern w:val="0"/>
-          <ns2:ligatures ns2:val="none"/>
-        </w:rPr>
-      </w:pPr>
-    </w:p>
-    <w:p ns2:paraId="54A143B5" ns2:textId="17918C2C">
+          <w14:ligatures w14:val="none"/>
+        </w:rPr>
+      </w:pPr>
+    </w:p>
+    <w:p>
       <w:pPr>
         <w:pStyle w:val="Prrafodelista"/>
         <w:numPr>
@@ -2848,14 +2785,14 @@
         <w:rPr>
           <w:rFonts w:ascii="Arial Narrow" w:eastAsia="Arial Narrow" w:hAnsi="Arial Narrow" w:cs="Arial Narrow"/>
           <w:kern w:val="0"/>
-          <ns2:ligatures ns2:val="none"/>
-        </w:rPr>
-      </w:pPr>
-      <w:r>
-        <w:rPr>
-          <w:rFonts w:ascii="Arial Narrow" w:eastAsia="Arial Narrow" w:hAnsi="Arial Narrow" w:cs="Arial Narrow"/>
-          <w:kern w:val="0"/>
-          <ns2:ligatures ns2:val="none"/>
+          <w14:ligatures w14:val="none"/>
+        </w:rPr>
+      </w:pPr>
+      <w:r>
+        <w:rPr>
+          <w:rFonts w:ascii="Arial Narrow" w:eastAsia="Arial Narrow" w:hAnsi="Arial Narrow" w:cs="Arial Narrow"/>
+          <w:kern w:val="0"/>
+          <w14:ligatures w14:val="none"/>
         </w:rPr>
         <w:t xml:space="preserve">Así también, la Secretaría Técnica, en ejercicio de sus facultades, </w:t>
       </w:r>
@@ -2866,7 +2803,7 @@
           <w:color w:val="000000"/>
           <w:kern w:val="0"/>
           <w:lang w:eastAsia="es-PE"/>
-          <ns2:ligatures ns2:val="none"/>
+          <w14:ligatures w14:val="none"/>
         </w:rPr>
         <w:t xml:space="preserve">considera </w:t>
       </w:r>
@@ -2874,7 +2811,7 @@
         <w:rPr>
           <w:rFonts w:ascii="Arial Narrow" w:eastAsia="Arial Narrow" w:hAnsi="Arial Narrow" w:cs="Arial Narrow"/>
           <w:kern w:val="0"/>
-          <ns2:ligatures ns2:val="none"/>
+          <w14:ligatures w14:val="none"/>
         </w:rPr>
         <w:t xml:space="preserve">que el hecho denunciado, consistente en que </w:t>
       </w:r>
@@ -2882,7 +2819,7 @@
         <w:rPr>
           <w:rFonts w:ascii="Arial Narrow" w:eastAsia="Arial Narrow" w:hAnsi="Arial Narrow" w:cs="Arial Narrow"/>
           <w:kern w:val="0"/>
-          <ns2:ligatures ns2:val="none"/>
+          <w14:ligatures w14:val="none"/>
         </w:rPr>
         <w:t xml:space="preserve">el Banco de Crédito del Perú S.A. y Pacífico Compañía de Seguros y Reaseguros S.A. habrían incurrido en métodos comerciales coercitivos al contratar indebidamente la Póliza </w:t>
       </w:r>
@@ -2891,7 +2828,7 @@
         <w:rPr>
           <w:rFonts w:ascii="Arial Narrow" w:eastAsia="Arial Narrow" w:hAnsi="Arial Narrow" w:cs="Arial Narrow"/>
           <w:kern w:val="0"/>
-          <ns2:ligatures ns2:val="none"/>
+          <w14:ligatures w14:val="none"/>
         </w:rPr>
         <w:t/>
       </w:r>
@@ -2900,7 +2837,7 @@
         <w:rPr>
           <w:rFonts w:ascii="Arial Narrow" w:eastAsia="Arial Narrow" w:hAnsi="Arial Narrow" w:cs="Arial Narrow"/>
           <w:kern w:val="0"/>
-          <ns2:ligatures ns2:val="none"/>
+          <w14:ligatures w14:val="none"/>
         </w:rPr>
         <w:t xml:space="preserve"> 1000001429 y designar a un titular no autorizado, modificando unilateralmente las condiciones acordadas al momento de la suscripción del contrato y dejando en desprotección a la cuenta mancomunada </w:t>
       </w:r>
@@ -2909,7 +2846,7 @@
         <w:rPr>
           <w:rFonts w:ascii="Arial Narrow" w:eastAsia="Arial Narrow" w:hAnsi="Arial Narrow" w:cs="Arial Narrow"/>
           <w:kern w:val="0"/>
-          <ns2:ligatures ns2:val="none"/>
+          <w14:ligatures w14:val="none"/>
         </w:rPr>
         <w:t/>
       </w:r>
@@ -2918,7 +2855,7 @@
         <w:rPr>
           <w:rFonts w:ascii="Arial Narrow" w:eastAsia="Arial Narrow" w:hAnsi="Arial Narrow" w:cs="Arial Narrow"/>
           <w:kern w:val="0"/>
-          <ns2:ligatures ns2:val="none"/>
+          <w14:ligatures w14:val="none"/>
         </w:rPr>
         <w:t xml:space="preserve"> 194-913xxxxx-0-00</w:t>
       </w:r>
@@ -2926,7 +2863,7 @@
         <w:rPr>
           <w:rFonts w:ascii="Arial Narrow" w:eastAsia="Arial Narrow" w:hAnsi="Arial Narrow" w:cs="Arial Narrow"/>
           <w:kern w:val="0"/>
-          <ns2:ligatures ns2:val="none"/>
+          <w14:ligatures w14:val="none"/>
         </w:rPr>
         <w:t xml:space="preserve">. </w:t>
       </w:r>
@@ -2937,7 +2874,7 @@
           <w:color w:val="000000"/>
           <w:kern w:val="0"/>
           <w:lang w:eastAsia="es-PE"/>
-          <ns2:ligatures ns2:val="none"/>
+          <w14:ligatures w14:val="none"/>
         </w:rPr>
         <w:t>Por consiguiente, corresponde calificar el hecho materia de denuncia como una presunta infracción al deber de protección contra los métodos comerciales</w:t>
       </w:r>
@@ -2948,7 +2885,7 @@
           <w:color w:val="000000"/>
           <w:kern w:val="0"/>
           <w:lang w:eastAsia="es-PE"/>
-          <ns2:ligatures ns2:val="none"/>
+          <w14:ligatures w14:val="none"/>
         </w:rPr>
         <w:t xml:space="preserve"> coercitivos</w:t>
       </w:r>
@@ -2959,7 +2896,7 @@
           <w:color w:val="000000"/>
           <w:kern w:val="0"/>
           <w:lang w:eastAsia="es-PE"/>
-          <ns2:ligatures ns2:val="none"/>
+          <w14:ligatures w14:val="none"/>
         </w:rPr>
         <w:t xml:space="preserve">, tipificado en </w:t>
       </w:r>
@@ -2970,7 +2907,7 @@
           <w:kern w:val="0"/>
           <w:shd w:val="clear" w:color="auto" w:fill="FFFFFF"/>
           <w:lang w:eastAsia="es-PE"/>
-          <ns2:ligatures ns2:val="none"/>
+          <w14:ligatures w14:val="none"/>
         </w:rPr>
         <w:t>literal</w:t>
       </w:r>
@@ -2981,7 +2918,7 @@
           <w:kern w:val="0"/>
           <w:shd w:val="clear" w:color="auto" w:fill="FFFFFF"/>
           <w:lang w:eastAsia="es-PE"/>
-          <ns2:ligatures ns2:val="none"/>
+          <w14:ligatures w14:val="none"/>
         </w:rPr>
         <w:t xml:space="preserve"> c) y</w:t>
       </w:r>
@@ -2992,7 +2929,7 @@
           <w:kern w:val="0"/>
           <w:shd w:val="clear" w:color="auto" w:fill="FFFFFF"/>
           <w:lang w:eastAsia="es-PE"/>
-          <ns2:ligatures ns2:val="none"/>
+          <w14:ligatures w14:val="none"/>
         </w:rPr>
         <w:t xml:space="preserve"> </w:t>
       </w:r>
@@ -3003,7 +2940,7 @@
           <w:kern w:val="0"/>
           <w:shd w:val="clear" w:color="auto" w:fill="FFFFFF"/>
           <w:lang w:eastAsia="es-PE"/>
-          <ns2:ligatures ns2:val="none"/>
+          <w14:ligatures w14:val="none"/>
         </w:rPr>
         <w:t>d</w:t>
       </w:r>
@@ -3014,7 +2951,7 @@
           <w:kern w:val="0"/>
           <w:shd w:val="clear" w:color="auto" w:fill="FFFFFF"/>
           <w:lang w:eastAsia="es-PE"/>
-          <ns2:ligatures ns2:val="none"/>
+          <w14:ligatures w14:val="none"/>
         </w:rPr>
         <w:t xml:space="preserve">) del artículo 56 </w:t>
       </w:r>
@@ -3025,7 +2962,7 @@
           <w:color w:val="000000"/>
           <w:kern w:val="0"/>
           <w:lang w:eastAsia="es-PE"/>
-          <ns2:ligatures ns2:val="none"/>
+          <w14:ligatures w14:val="none"/>
         </w:rPr>
         <w:t>del Código</w:t>
       </w:r>
@@ -3044,13 +2981,13 @@
           <w:color w:val="000000"/>
           <w:kern w:val="0"/>
           <w:lang w:eastAsia="es-PE"/>
-          <ns2:ligatures ns2:val="none"/>
+          <w14:ligatures w14:val="none"/>
         </w:rPr>
         <w:t xml:space="preserve">. </w:t>
       </w:r>
     </w:p>
     <w:bookmarkEnd w:id="6"/>
-    <w:p ns2:paraId="61A06595" ns2:textId="77777777">
+    <w:p>
       <w:pPr>
         <w:pStyle w:val="Prrafodelista"/>
         <w:spacing w:line="240" w:lineRule="auto"/>
@@ -3061,11 +2998,11 @@
           <w:color w:val="000000"/>
           <w:kern w:val="0"/>
           <w:lang w:eastAsia="es-PE"/>
-          <ns2:ligatures ns2:val="none"/>
-        </w:rPr>
-      </w:pPr>
-    </w:p>
-    <w:p ns2:paraId="12CC45FE" ns2:textId="5D353DD2">
+          <w14:ligatures w14:val="none"/>
+        </w:rPr>
+      </w:pPr>
+    </w:p>
+    <w:p>
       <w:pPr>
         <w:pStyle w:val="Prrafodelista"/>
         <w:numPr>
@@ -3079,7 +3016,7 @@
           <w:rFonts w:ascii="Arial Narrow" w:eastAsia="Calibri" w:hAnsi="Arial Narrow" w:cs="Arial Narrow"/>
           <w:kern w:val="0"/>
           <w:lang w:eastAsia="es-PE"/>
-          <ns2:ligatures ns2:val="none"/>
+          <w14:ligatures w14:val="none"/>
         </w:rPr>
       </w:pPr>
       <w:r>
@@ -3087,7 +3024,7 @@
           <w:rFonts w:ascii="Arial Narrow" w:eastAsia="Calibri" w:hAnsi="Arial Narrow" w:cs="Arial Narrow"/>
           <w:kern w:val="0"/>
           <w:lang w:eastAsia="es-PE"/>
-          <ns2:ligatures ns2:val="none"/>
+          <w14:ligatures w14:val="none"/>
         </w:rPr>
         <w:t xml:space="preserve">Del mismo modo, </w:t>
       </w:r>
@@ -3095,7 +3032,7 @@
         <w:rPr>
           <w:rFonts w:ascii="Arial Narrow" w:eastAsia="Arial Narrow" w:hAnsi="Arial Narrow" w:cs="Arial Narrow"/>
           <w:kern w:val="0"/>
-          <ns2:ligatures ns2:val="none"/>
+          <w14:ligatures w14:val="none"/>
         </w:rPr>
         <w:t xml:space="preserve">la Secretaría Técnica, en ejercicio de sus facultades, </w:t>
       </w:r>
@@ -3105,7 +3042,7 @@
           <w:color w:val="000000"/>
           <w:kern w:val="0"/>
           <w:lang w:eastAsia="es-PE"/>
-          <ns2:ligatures ns2:val="none"/>
+          <w14:ligatures w14:val="none"/>
         </w:rPr>
         <w:t xml:space="preserve">considera </w:t>
       </w:r>
@@ -3113,7 +3050,7 @@
         <w:rPr>
           <w:rFonts w:ascii="Arial Narrow" w:eastAsia="Arial Narrow" w:hAnsi="Arial Narrow" w:cs="Arial Narrow"/>
           <w:kern w:val="0"/>
-          <ns2:ligatures ns2:val="none"/>
+          <w14:ligatures w14:val="none"/>
         </w:rPr>
         <w:t xml:space="preserve">que el hecho denunciado, consistente en que </w:t>
       </w:r>
@@ -3121,7 +3058,7 @@
         <w:rPr>
           <w:rFonts w:ascii="Arial Narrow" w:eastAsia="Arial Narrow" w:hAnsi="Arial Narrow" w:cs="Arial Narrow"/>
           <w:kern w:val="0"/>
-          <ns2:ligatures ns2:val="none"/>
+          <w14:ligatures w14:val="none"/>
         </w:rPr>
         <w:t xml:space="preserve">el Banco de Crédito del Perú S.A. no habría adoptado las medidas de seguridad de forma idónea y oportuna para prevenir el retiro fraudulento de los fondos de la cuenta mancomunada </w:t>
       </w:r>
@@ -3130,7 +3067,7 @@
         <w:rPr>
           <w:rFonts w:ascii="Arial Narrow" w:eastAsia="Arial Narrow" w:hAnsi="Arial Narrow" w:cs="Arial Narrow"/>
           <w:kern w:val="0"/>
-          <ns2:ligatures ns2:val="none"/>
+          <w14:ligatures w14:val="none"/>
         </w:rPr>
         <w:t/>
       </w:r>
@@ -3139,7 +3076,7 @@
         <w:rPr>
           <w:rFonts w:ascii="Arial Narrow" w:eastAsia="Arial Narrow" w:hAnsi="Arial Narrow" w:cs="Arial Narrow"/>
           <w:kern w:val="0"/>
-          <ns2:ligatures ns2:val="none"/>
+          <w14:ligatures w14:val="none"/>
         </w:rPr>
         <w:t xml:space="preserve"> 194-913xxxxx-0-00, al no emitir oportunamente los correspondientes mecanismos de alerta ni bloqueos preventivos</w:t>
       </w:r>
@@ -3147,7 +3084,7 @@
         <w:rPr>
           <w:rFonts w:ascii="Arial Narrow" w:eastAsia="Arial Narrow" w:hAnsi="Arial Narrow" w:cs="Arial Narrow"/>
           <w:kern w:val="0"/>
-          <ns2:ligatures ns2:val="none"/>
+          <w14:ligatures w14:val="none"/>
         </w:rPr>
         <w:t>; involucraría una presunta afectación a sus expectativas, quien no habría encontrado una correspondencia entre lo que esperaba recibir de parte del proveedor y lo que realmente recibió. Por consiguiente, corresponde calificar el hecho materia de denuncia como una presunta infracción al deber de idoneidad, tipificado en los artículos 18</w:t>
       </w:r>
@@ -3157,7 +3094,7 @@
           <w:color w:val="000000"/>
           <w:kern w:val="0"/>
           <w:lang w:eastAsia="es-PE"/>
-          <ns2:ligatures ns2:val="none"/>
+          <w14:ligatures w14:val="none"/>
         </w:rPr>
         <w:t/>
       </w:r>
@@ -3165,7 +3102,7 @@
         <w:rPr>
           <w:rFonts w:ascii="Arial Narrow" w:eastAsia="Arial Narrow" w:hAnsi="Arial Narrow" w:cs="Arial Narrow"/>
           <w:kern w:val="0"/>
-          <ns2:ligatures ns2:val="none"/>
+          <w14:ligatures w14:val="none"/>
         </w:rPr>
         <w:t xml:space="preserve"> y 19</w:t>
       </w:r>
@@ -3175,7 +3112,7 @@
           <w:color w:val="000000"/>
           <w:kern w:val="0"/>
           <w:lang w:eastAsia="es-PE"/>
-          <ns2:ligatures ns2:val="none"/>
+          <w14:ligatures w14:val="none"/>
         </w:rPr>
         <w:t/>
       </w:r>
@@ -3183,23 +3120,23 @@
         <w:rPr>
           <w:rFonts w:ascii="Arial Narrow" w:eastAsia="Arial Narrow" w:hAnsi="Arial Narrow" w:cs="Arial Narrow"/>
           <w:kern w:val="0"/>
-          <ns2:ligatures ns2:val="none"/>
+          <w14:ligatures w14:val="none"/>
         </w:rPr>
         <w:t xml:space="preserve"> del Código.</w:t>
       </w:r>
     </w:p>
-    <w:p ns2:paraId="52889FB4" ns2:textId="77777777">
+    <w:p>
       <w:pPr>
         <w:pStyle w:val="Prrafodelista"/>
         <w:rPr>
           <w:rFonts w:ascii="Arial Narrow" w:eastAsia="Calibri" w:hAnsi="Arial Narrow" w:cs="Arial Narrow"/>
           <w:kern w:val="0"/>
           <w:lang w:eastAsia="es-PE"/>
-          <ns2:ligatures ns2:val="none"/>
-        </w:rPr>
-      </w:pPr>
-    </w:p>
-    <w:p ns2:paraId="0AFE22C5" ns2:textId="5A1D01CE">
+          <w14:ligatures w14:val="none"/>
+        </w:rPr>
+      </w:pPr>
+    </w:p>
+    <w:p>
       <w:pPr>
         <w:pStyle w:val="Prrafodelista"/>
         <w:numPr>
@@ -3213,7 +3150,7 @@
           <w:rFonts w:ascii="Arial Narrow" w:eastAsia="Calibri" w:hAnsi="Arial Narrow" w:cs="Arial Narrow"/>
           <w:kern w:val="0"/>
           <w:lang w:eastAsia="es-PE"/>
-          <ns2:ligatures ns2:val="none"/>
+          <w14:ligatures w14:val="none"/>
         </w:rPr>
       </w:pPr>
       <w:r>
@@ -3294,7 +3231,7 @@
         <w:t>.</w:t>
       </w:r>
     </w:p>
-    <w:p ns2:paraId="41A5E5AF" ns2:textId="77777777">
+    <w:p>
       <w:pPr>
         <w:pStyle w:val="Prrafodelista"/>
         <w:rPr>
@@ -3302,11 +3239,11 @@
           <w:color w:val="000000"/>
           <w:kern w:val="0"/>
           <w:lang w:eastAsia="es-PE"/>
-          <ns2:ligatures ns2:val="none"/>
-        </w:rPr>
-      </w:pPr>
-    </w:p>
-    <w:p ns2:paraId="37321452" ns2:textId="3DD79718">
+          <w14:ligatures w14:val="none"/>
+        </w:rPr>
+      </w:pPr>
+    </w:p>
+    <w:p>
       <w:pPr>
         <w:pStyle w:val="Prrafodelista"/>
         <w:numPr>
@@ -3320,7 +3257,7 @@
           <w:rFonts w:ascii="Arial Narrow" w:eastAsia="Calibri" w:hAnsi="Arial Narrow" w:cs="Arial Narrow"/>
           <w:kern w:val="0"/>
           <w:lang w:eastAsia="es-PE"/>
-          <ns2:ligatures ns2:val="none"/>
+          <w14:ligatures w14:val="none"/>
         </w:rPr>
       </w:pPr>
       <w:r>
@@ -3329,7 +3266,7 @@
           <w:color w:val="000000"/>
           <w:kern w:val="0"/>
           <w:lang w:eastAsia="es-PE"/>
-          <ns2:ligatures ns2:val="none"/>
+          <w14:ligatures w14:val="none"/>
         </w:rPr>
         <w:t>En tanto la denuncia reúne los requisitos establecidos por la norma citada, corresponde admitirla a trámite</w:t>
       </w:r>
@@ -3339,7 +3276,7 @@
           <w:rFonts w:ascii="Arial Narrow" w:eastAsia="Arial Narrow" w:hAnsi="Arial Narrow" w:cs="Arial Narrow"/>
           <w:kern w:val="0"/>
           <w:vertAlign w:val="superscript"/>
-          <ns2:ligatures ns2:val="none"/>
+          <w14:ligatures w14:val="none"/>
         </w:rPr>
         <w:footnoteReference w:id="5"/>
       </w:r>
@@ -3349,12 +3286,12 @@
           <w:color w:val="000000"/>
           <w:kern w:val="0"/>
           <w:lang w:eastAsia="es-PE"/>
-          <ns2:ligatures ns2:val="none"/>
+          <w14:ligatures w14:val="none"/>
         </w:rPr>
         <w:t>.</w:t>
       </w:r>
     </w:p>
-    <w:p ns2:paraId="17426A8E" ns2:textId="77777777">
+    <w:p>
       <w:pPr>
         <w:spacing w:after="0" w:line="240" w:lineRule="auto"/>
         <w:ind w:left="567"/>
@@ -3365,11 +3302,11 @@
           <w:color w:val="000000"/>
           <w:kern w:val="0"/>
           <w:lang w:eastAsia="es-PE"/>
-          <ns2:ligatures ns2:val="none"/>
-        </w:rPr>
-      </w:pPr>
-    </w:p>
-    <w:p ns2:paraId="69FE781D" ns2:textId="77777777">
+          <w14:ligatures w14:val="none"/>
+        </w:rPr>
+      </w:pPr>
+    </w:p>
+    <w:p>
       <w:pPr>
         <w:pStyle w:val="Prrafodelista"/>
         <w:numPr>
@@ -3389,22 +3326,22 @@
           <w:color w:val="000000"/>
           <w:kern w:val="0"/>
           <w:lang w:eastAsia="es-PE"/>
-          <ns2:ligatures ns2:val="none"/>
-        </w:rPr>
-      </w:pPr>
-      <w:r>
-        <w:rPr>
-          <w:rFonts w:ascii="Arial Narrow" w:eastAsia="Arial Narrow" w:hAnsi="Arial Narrow" w:cs="Arial Narrow"/>
-          <w:b/>
-          <w:color w:val="000000"/>
-          <w:kern w:val="0"/>
-          <w:lang w:eastAsia="es-PE"/>
-          <ns2:ligatures ns2:val="none"/>
+          <w14:ligatures w14:val="none"/>
+        </w:rPr>
+      </w:pPr>
+      <w:r>
+        <w:rPr>
+          <w:rFonts w:ascii="Arial Narrow" w:eastAsia="Arial Narrow" w:hAnsi="Arial Narrow" w:cs="Arial Narrow"/>
+          <w:b/>
+          <w:color w:val="000000"/>
+          <w:kern w:val="0"/>
+          <w:lang w:eastAsia="es-PE"/>
+          <w14:ligatures w14:val="none"/>
         </w:rPr>
         <w:t>REQUERIMIENTO DE INFORMACION</w:t>
       </w:r>
     </w:p>
-    <w:p ns2:paraId="6252E905" ns2:textId="77777777">
+    <w:p>
       <w:pPr>
         <w:spacing w:after="0" w:line="240" w:lineRule="auto"/>
         <w:jc w:val="both"/>
@@ -3413,11 +3350,11 @@
           <w:color w:val="000000"/>
           <w:kern w:val="0"/>
           <w:lang w:val="es-ES" w:eastAsia="es-ES"/>
-          <ns2:ligatures ns2:val="none"/>
-        </w:rPr>
-      </w:pPr>
-    </w:p>
-    <w:p ns2:paraId="32FA4A2D" ns2:textId="77777777">
+          <w14:ligatures w14:val="none"/>
+        </w:rPr>
+      </w:pPr>
+    </w:p>
+    <w:p>
       <w:pPr>
         <w:pStyle w:val="Prrafodelista"/>
         <w:numPr>
@@ -3432,16 +3369,16 @@
           <w:color w:val="000000"/>
           <w:kern w:val="0"/>
           <w:lang w:val="es-ES" w:eastAsia="es-ES"/>
-          <ns2:ligatures ns2:val="none"/>
-        </w:rPr>
-      </w:pPr>
-      <w:r>
-        <w:rPr>
-          <w:rFonts w:ascii="Arial Narrow" w:eastAsia="Times New Roman" w:hAnsi="Arial Narrow" w:cs="Arial"/>
-          <w:color w:val="000000"/>
-          <w:kern w:val="0"/>
-          <w:lang w:val="es-ES" w:eastAsia="es-ES"/>
-          <ns2:ligatures ns2:val="none"/>
+          <w14:ligatures w14:val="none"/>
+        </w:rPr>
+      </w:pPr>
+      <w:r>
+        <w:rPr>
+          <w:rFonts w:ascii="Arial Narrow" w:eastAsia="Times New Roman" w:hAnsi="Arial Narrow" w:cs="Arial"/>
+          <w:color w:val="000000"/>
+          <w:kern w:val="0"/>
+          <w:lang w:val="es-ES" w:eastAsia="es-ES"/>
+          <w14:ligatures w14:val="none"/>
         </w:rPr>
         <w:t xml:space="preserve">A efectos de tener mayores elementos que sirvan para la </w:t>
       </w:r>
@@ -3451,7 +3388,7 @@
           <w:color w:val="000000"/>
           <w:kern w:val="0"/>
           <w:lang w:val="es-ES" w:eastAsia="es-ES"/>
-          <ns2:ligatures ns2:val="none"/>
+          <w14:ligatures w14:val="none"/>
         </w:rPr>
         <w:t xml:space="preserve">resolución definitiva del presente caso, la Secretaría Técnica, en ejercicio de las facultades que la ley le confiere, </w:t>
       </w:r>
@@ -3462,7 +3399,7 @@
           <w:color w:val="000000"/>
           <w:kern w:val="0"/>
           <w:lang w:val="es-ES" w:eastAsia="es-ES"/>
-          <ns2:ligatures ns2:val="none"/>
+          <w14:ligatures w14:val="none"/>
         </w:rPr>
         <w:t xml:space="preserve">conviene requerir a los proveedores denunciados </w:t>
       </w:r>
@@ -3473,7 +3410,7 @@
           <w:color w:val="000000"/>
           <w:kern w:val="0"/>
           <w:lang w:val="es-ES" w:eastAsia="es-ES"/>
-          <ns2:ligatures ns2:val="none"/>
+          <w14:ligatures w14:val="none"/>
         </w:rPr>
         <w:t xml:space="preserve">que, en un plazo no mayor de cinco (5) días hábiles contado a partir del día siguiente de la notificación de la presente resolución, </w:t>
       </w:r>
@@ -3484,12 +3421,12 @@
           <w:color w:val="000000"/>
           <w:kern w:val="0"/>
           <w:lang w:val="es-ES" w:eastAsia="es-ES"/>
-          <ns2:ligatures ns2:val="none"/>
+          <w14:ligatures w14:val="none"/>
         </w:rPr>
         <w:t>cumplan con lo siguiente:</w:t>
       </w:r>
     </w:p>
-    <w:p ns2:paraId="5F3031E0" ns2:textId="77777777">
+    <w:p>
       <w:pPr>
         <w:pStyle w:val="Prrafodelista"/>
         <w:spacing w:after="0" w:line="240" w:lineRule="auto"/>
@@ -3500,12 +3437,12 @@
           <w:color w:val="000000"/>
           <w:kern w:val="0"/>
           <w:lang w:val="es-ES" w:eastAsia="es-ES"/>
-          <ns2:ligatures ns2:val="none"/>
+          <w14:ligatures w14:val="none"/>
         </w:rPr>
       </w:pPr>
     </w:p>
     <w:bookmarkEnd w:id="8"/>
-    <w:p ns2:paraId="49A6DA59" ns2:textId="181C3159">
+    <w:p>
       <w:pPr>
         <w:spacing w:after="0" w:line="240" w:lineRule="auto"/>
         <w:ind w:left="567"/>
@@ -3513,7 +3450,7 @@
         <w:rPr>
           <w:rFonts w:ascii="Arial Narrow" w:eastAsia="Arial Narrow" w:hAnsi="Arial Narrow" w:cs="Arial Narrow"/>
           <w:kern w:val="0"/>
-          <ns2:ligatures ns2:val="none"/>
+          <w14:ligatures w14:val="none"/>
         </w:rPr>
       </w:pPr>
       <w:r>
@@ -3523,7 +3460,7 @@
           <w:kern w:val="0"/>
           <w:u w:val="single"/>
           <w:lang w:val="es-ES" w:eastAsia="es-ES"/>
-          <ns2:ligatures ns2:val="none"/>
+          <w14:ligatures w14:val="none"/>
         </w:rPr>
         <w:t>A</w:t>
       </w:r>
@@ -3534,7 +3471,7 @@
           <w:kern w:val="0"/>
           <w:u w:val="single"/>
           <w:lang w:val="es-ES" w:eastAsia="es-ES"/>
-          <ns2:ligatures ns2:val="none"/>
+          <w14:ligatures w14:val="none"/>
         </w:rPr>
         <w:t>l Banco</w:t>
       </w:r>
@@ -3544,7 +3481,7 @@
           <w:color w:val="000000"/>
           <w:kern w:val="0"/>
           <w:lang w:eastAsia="es-ES"/>
-          <ns2:ligatures ns2:val="none"/>
+          <w14:ligatures w14:val="none"/>
         </w:rPr>
         <w:t xml:space="preserve">: </w:t>
       </w:r>
@@ -3554,7 +3491,7 @@
           <w:color w:val="000000"/>
           <w:kern w:val="0"/>
           <w:lang w:val="es-ES" w:eastAsia="es-ES"/>
-          <ns2:ligatures ns2:val="none"/>
+          <w14:ligatures w14:val="none"/>
         </w:rPr>
         <w:t xml:space="preserve">(i) </w:t>
       </w:r>
@@ -3564,7 +3501,7 @@
           <w:color w:val="000000"/>
           <w:kern w:val="0"/>
           <w:lang w:eastAsia="es-ES"/>
-          <ns2:ligatures ns2:val="none"/>
+          <w14:ligatures w14:val="none"/>
         </w:rPr>
         <w:t>presentar</w:t>
       </w:r>
@@ -3574,7 +3511,7 @@
           <w:color w:val="000000"/>
           <w:kern w:val="0"/>
           <w:lang w:val="es-ES" w:eastAsia="es-ES"/>
-          <ns2:ligatures ns2:val="none"/>
+          <w14:ligatures w14:val="none"/>
         </w:rPr>
         <w:t xml:space="preserve"> una copia</w:t>
       </w:r>
@@ -3584,7 +3521,7 @@
           <w:color w:val="000000"/>
           <w:kern w:val="0"/>
           <w:lang w:val="es-ES" w:eastAsia="es-ES"/>
-          <ns2:ligatures ns2:val="none"/>
+          <w14:ligatures w14:val="none"/>
         </w:rPr>
         <w:t xml:space="preserve"> completa, legible y</w:t>
       </w:r>
@@ -3594,7 +3531,7 @@
           <w:color w:val="000000"/>
           <w:kern w:val="0"/>
           <w:lang w:val="es-ES" w:eastAsia="es-ES"/>
-          <ns2:ligatures ns2:val="none"/>
+          <w14:ligatures w14:val="none"/>
         </w:rPr>
         <w:t xml:space="preserve"> debidamente suscrit</w:t>
       </w:r>
@@ -3604,7 +3541,7 @@
           <w:color w:val="000000"/>
           <w:kern w:val="0"/>
           <w:lang w:val="es-ES" w:eastAsia="es-ES"/>
-          <ns2:ligatures ns2:val="none"/>
+          <w14:ligatures w14:val="none"/>
         </w:rPr>
         <w:t>o</w:t>
       </w:r>
@@ -3614,7 +3551,7 @@
           <w:color w:val="000000"/>
           <w:kern w:val="0"/>
           <w:lang w:val="es-ES" w:eastAsia="es-ES"/>
-          <ns2:ligatures ns2:val="none"/>
+          <w14:ligatures w14:val="none"/>
         </w:rPr>
         <w:t xml:space="preserve"> </w:t>
       </w:r>
@@ -3624,7 +3561,7 @@
           <w:color w:val="000000"/>
           <w:kern w:val="0"/>
           <w:lang w:val="es-ES" w:eastAsia="es-ES"/>
-          <ns2:ligatures ns2:val="none"/>
+          <w14:ligatures w14:val="none"/>
         </w:rPr>
         <w:t xml:space="preserve">del contrato de apertura de la </w:t>
       </w:r>
@@ -3632,7 +3569,7 @@
         <w:rPr>
           <w:rFonts w:ascii="Arial Narrow" w:eastAsia="Arial Narrow" w:hAnsi="Arial Narrow" w:cs="Arial Narrow"/>
           <w:kern w:val="0"/>
-          <ns2:ligatures ns2:val="none"/>
+          <w14:ligatures w14:val="none"/>
         </w:rPr>
         <w:t xml:space="preserve">cuenta mancomunada </w:t>
       </w:r>
@@ -3643,7 +3580,7 @@
           <w:color w:val="000000"/>
           <w:kern w:val="0"/>
           <w:lang w:eastAsia="es-ES"/>
-          <ns2:ligatures ns2:val="none"/>
+          <w14:ligatures w14:val="none"/>
         </w:rPr>
         <w:t/>
       </w:r>
@@ -3654,7 +3591,7 @@
           <w:color w:val="000000"/>
           <w:kern w:val="0"/>
           <w:lang w:eastAsia="es-ES"/>
-          <ns2:ligatures ns2:val="none"/>
+          <w14:ligatures w14:val="none"/>
         </w:rPr>
         <w:t xml:space="preserve"> </w:t>
       </w:r>
@@ -3664,7 +3601,7 @@
           <w:color w:val="000000"/>
           <w:kern w:val="0"/>
           <w:lang w:eastAsia="es-ES"/>
-          <ns2:ligatures ns2:val="none"/>
+          <w14:ligatures w14:val="none"/>
         </w:rPr>
         <w:t>194-913</w:t>
       </w:r>
@@ -3674,7 +3611,7 @@
           <w:color w:val="000000"/>
           <w:kern w:val="0"/>
           <w:lang w:eastAsia="es-ES"/>
-          <ns2:ligatures ns2:val="none"/>
+          <w14:ligatures w14:val="none"/>
         </w:rPr>
         <w:t>xxxxx</w:t>
       </w:r>
@@ -3684,7 +3621,7 @@
           <w:color w:val="000000"/>
           <w:kern w:val="0"/>
           <w:lang w:eastAsia="es-ES"/>
-          <ns2:ligatures ns2:val="none"/>
+          <w14:ligatures w14:val="none"/>
         </w:rPr>
         <w:t>-0-00</w:t>
       </w:r>
@@ -3692,7 +3629,7 @@
         <w:rPr>
           <w:rFonts w:ascii="Arial Narrow" w:eastAsia="Arial Narrow" w:hAnsi="Arial Narrow" w:cs="Arial Narrow"/>
           <w:kern w:val="0"/>
-          <ns2:ligatures ns2:val="none"/>
+          <w14:ligatures w14:val="none"/>
         </w:rPr>
         <w:t xml:space="preserve">; </w:t>
       </w:r>
@@ -3700,7 +3637,7 @@
         <w:rPr>
           <w:rFonts w:ascii="Arial Narrow" w:eastAsia="Arial Narrow" w:hAnsi="Arial Narrow" w:cs="Arial Narrow"/>
           <w:kern w:val="0"/>
-          <ns2:ligatures ns2:val="none"/>
+          <w14:ligatures w14:val="none"/>
         </w:rPr>
         <w:t>(</w:t>
       </w:r>
@@ -3709,7 +3646,7 @@
         <w:rPr>
           <w:rFonts w:ascii="Arial Narrow" w:eastAsia="Arial Narrow" w:hAnsi="Arial Narrow" w:cs="Arial Narrow"/>
           <w:kern w:val="0"/>
-          <ns2:ligatures ns2:val="none"/>
+          <w14:ligatures w14:val="none"/>
         </w:rPr>
         <w:t>ii</w:t>
       </w:r>
@@ -3718,7 +3655,7 @@
         <w:rPr>
           <w:rFonts w:ascii="Arial Narrow" w:eastAsia="Arial Narrow" w:hAnsi="Arial Narrow" w:cs="Arial Narrow"/>
           <w:kern w:val="0"/>
-          <ns2:ligatures ns2:val="none"/>
+          <w14:ligatures w14:val="none"/>
         </w:rPr>
         <w:t xml:space="preserve">) </w:t>
       </w:r>
@@ -3728,7 +3665,7 @@
           <w:color w:val="000000"/>
           <w:kern w:val="0"/>
           <w:lang w:eastAsia="es-ES"/>
-          <ns2:ligatures ns2:val="none"/>
+          <w14:ligatures w14:val="none"/>
         </w:rPr>
         <w:t xml:space="preserve">una copia completa, legible y debidamente suscrita de la </w:t>
       </w:r>
@@ -3738,7 +3675,7 @@
           <w:color w:val="000000"/>
           <w:kern w:val="0"/>
           <w:lang w:val="es-ES" w:eastAsia="es-ES"/>
-          <ns2:ligatures ns2:val="none"/>
+          <w14:ligatures w14:val="none"/>
         </w:rPr>
         <w:t xml:space="preserve">Póliza </w:t>
       </w:r>
@@ -3749,7 +3686,7 @@
           <w:color w:val="000000"/>
           <w:kern w:val="0"/>
           <w:lang w:val="es-ES" w:eastAsia="es-ES"/>
-          <ns2:ligatures ns2:val="none"/>
+          <w14:ligatures w14:val="none"/>
         </w:rPr>
         <w:t/>
       </w:r>
@@ -3760,7 +3697,7 @@
           <w:color w:val="000000"/>
           <w:kern w:val="0"/>
           <w:lang w:val="es-ES" w:eastAsia="es-ES"/>
-          <ns2:ligatures ns2:val="none"/>
+          <w14:ligatures w14:val="none"/>
         </w:rPr>
         <w:t xml:space="preserve"> 9201780</w:t>
       </w:r>
@@ -3770,7 +3707,7 @@
           <w:color w:val="000000"/>
           <w:kern w:val="0"/>
           <w:lang w:val="es-ES" w:eastAsia="es-ES"/>
-          <ns2:ligatures ns2:val="none"/>
+          <w14:ligatures w14:val="none"/>
         </w:rPr>
         <w:t xml:space="preserve"> </w:t>
       </w:r>
@@ -3780,7 +3717,7 @@
           <w:color w:val="000000"/>
           <w:kern w:val="0"/>
           <w:lang w:eastAsia="es-ES"/>
-          <ns2:ligatures ns2:val="none"/>
+          <w14:ligatures w14:val="none"/>
         </w:rPr>
         <w:t xml:space="preserve">materia de denuncia, al igual que, el cargo de remisión de </w:t>
       </w:r>
@@ -3791,7 +3728,7 @@
           <w:color w:val="000000"/>
           <w:kern w:val="0"/>
           <w:lang w:eastAsia="es-ES"/>
-          <ns2:ligatures ns2:val="none"/>
+          <w14:ligatures w14:val="none"/>
         </w:rPr>
         <w:t>la misma</w:t>
       </w:r>
@@ -3802,12 +3739,12 @@
           <w:color w:val="000000"/>
           <w:kern w:val="0"/>
           <w:lang w:eastAsia="es-ES"/>
-          <ns2:ligatures ns2:val="none"/>
+          <w14:ligatures w14:val="none"/>
         </w:rPr>
         <w:t>;</w:t>
       </w:r>
     </w:p>
-    <w:p ns2:paraId="37C5A63B" ns2:textId="3E8801EA">
+    <w:p>
       <w:pPr>
         <w:spacing w:after="0" w:line="240" w:lineRule="auto"/>
         <w:ind w:left="567"/>
@@ -3817,14 +3754,14 @@
           <w:color w:val="000000"/>
           <w:kern w:val="0"/>
           <w:lang w:val="es-ES" w:eastAsia="es-ES"/>
-          <ns2:ligatures ns2:val="none"/>
-        </w:rPr>
-      </w:pPr>
-      <w:r>
-        <w:rPr>
-          <w:rFonts w:ascii="Arial Narrow" w:eastAsia="Arial Narrow" w:hAnsi="Arial Narrow" w:cs="Arial Narrow"/>
-          <w:kern w:val="0"/>
-          <ns2:ligatures ns2:val="none"/>
+          <w14:ligatures w14:val="none"/>
+        </w:rPr>
+      </w:pPr>
+      <w:r>
+        <w:rPr>
+          <w:rFonts w:ascii="Arial Narrow" w:eastAsia="Arial Narrow" w:hAnsi="Arial Narrow" w:cs="Arial Narrow"/>
+          <w:kern w:val="0"/>
+          <w14:ligatures w14:val="none"/>
         </w:rPr>
         <w:t>y,</w:t>
       </w:r>
@@ -3834,7 +3771,7 @@
           <w:color w:val="000000"/>
           <w:kern w:val="0"/>
           <w:lang w:val="es-ES" w:eastAsia="es-ES"/>
-          <ns2:ligatures ns2:val="none"/>
+          <w14:ligatures w14:val="none"/>
         </w:rPr>
         <w:t xml:space="preserve"> (</w:t>
       </w:r>
@@ -3845,7 +3782,7 @@
           <w:color w:val="000000"/>
           <w:kern w:val="0"/>
           <w:lang w:val="es-ES" w:eastAsia="es-ES"/>
-          <ns2:ligatures ns2:val="none"/>
+          <w14:ligatures w14:val="none"/>
         </w:rPr>
         <w:t>i</w:t>
       </w:r>
@@ -3855,7 +3792,7 @@
           <w:color w:val="000000"/>
           <w:kern w:val="0"/>
           <w:lang w:val="es-ES" w:eastAsia="es-ES"/>
-          <ns2:ligatures ns2:val="none"/>
+          <w14:ligatures w14:val="none"/>
         </w:rPr>
         <w:t>i</w:t>
       </w:r>
@@ -3865,7 +3802,7 @@
           <w:color w:val="000000"/>
           <w:kern w:val="0"/>
           <w:lang w:val="es-ES" w:eastAsia="es-ES"/>
-          <ns2:ligatures ns2:val="none"/>
+          <w14:ligatures w14:val="none"/>
         </w:rPr>
         <w:t>i</w:t>
       </w:r>
@@ -3876,12 +3813,12 @@
           <w:color w:val="000000"/>
           <w:kern w:val="0"/>
           <w:lang w:val="es-ES" w:eastAsia="es-ES"/>
-          <ns2:ligatures ns2:val="none"/>
+          <w14:ligatures w14:val="none"/>
         </w:rPr>
         <w:t>) presentar todas las comunicaciones cursadas con la parte denunciante en virtud de los hechos materia de denuncia.</w:t>
       </w:r>
     </w:p>
-    <w:p ns2:paraId="45AE8DA2" ns2:textId="77777777">
+    <w:p>
       <w:pPr>
         <w:pStyle w:val="Prrafodelista"/>
         <w:spacing w:after="0" w:line="240" w:lineRule="auto"/>
@@ -3892,11 +3829,11 @@
           <w:color w:val="000000"/>
           <w:kern w:val="0"/>
           <w:lang w:val="es-ES" w:eastAsia="es-ES"/>
-          <ns2:ligatures ns2:val="none"/>
-        </w:rPr>
-      </w:pPr>
-    </w:p>
-    <w:p ns2:paraId="263FF827" ns2:textId="77777777">
+          <w14:ligatures w14:val="none"/>
+        </w:rPr>
+      </w:pPr>
+    </w:p>
+    <w:p>
       <w:pPr>
         <w:spacing w:after="0" w:line="240" w:lineRule="auto"/>
         <w:ind w:left="567"/>
@@ -3906,7 +3843,7 @@
           <w:color w:val="000000"/>
           <w:kern w:val="0"/>
           <w:lang w:val="es-ES" w:eastAsia="es-ES"/>
-          <ns2:ligatures ns2:val="none"/>
+          <w14:ligatures w14:val="none"/>
         </w:rPr>
       </w:pPr>
       <w:r>
@@ -3916,7 +3853,7 @@
           <w:kern w:val="0"/>
           <w:u w:val="single"/>
           <w:lang w:val="es-ES" w:eastAsia="es-ES"/>
-          <ns2:ligatures ns2:val="none"/>
+          <w14:ligatures w14:val="none"/>
         </w:rPr>
         <w:t xml:space="preserve">A </w:t>
       </w:r>
@@ -3928,7 +3865,7 @@
           <w:kern w:val="0"/>
           <w:u w:val="single"/>
           <w:lang w:eastAsia="es-PE"/>
-          <ns2:ligatures ns2:val="none"/>
+          <w14:ligatures w14:val="none"/>
         </w:rPr>
         <w:t>Pacífico</w:t>
       </w:r>
@@ -3939,7 +3876,7 @@
           <w:kern w:val="0"/>
           <w:u w:val="single"/>
           <w:lang w:val="es-ES" w:eastAsia="es-ES"/>
-          <ns2:ligatures ns2:val="none"/>
+          <w14:ligatures w14:val="none"/>
         </w:rPr>
         <w:t>:</w:t>
       </w:r>
@@ -3949,7 +3886,7 @@
           <w:color w:val="000000"/>
           <w:kern w:val="0"/>
           <w:lang w:val="es-ES" w:eastAsia="es-ES"/>
-          <ns2:ligatures ns2:val="none"/>
+          <w14:ligatures w14:val="none"/>
         </w:rPr>
         <w:t xml:space="preserve"> </w:t>
       </w:r>
@@ -3959,7 +3896,7 @@
           <w:color w:val="000000"/>
           <w:kern w:val="0"/>
           <w:lang w:val="es-ES" w:eastAsia="es-ES"/>
-          <ns2:ligatures ns2:val="none"/>
+          <w14:ligatures w14:val="none"/>
         </w:rPr>
         <w:t xml:space="preserve">(i) </w:t>
       </w:r>
@@ -3969,7 +3906,7 @@
           <w:color w:val="000000"/>
           <w:kern w:val="0"/>
           <w:lang w:eastAsia="es-ES"/>
-          <ns2:ligatures ns2:val="none"/>
+          <w14:ligatures w14:val="none"/>
         </w:rPr>
         <w:t xml:space="preserve">una copia completa, legible y debidamente suscrita de la Póliza </w:t>
       </w:r>
@@ -3980,7 +3917,7 @@
           <w:color w:val="000000"/>
           <w:kern w:val="0"/>
           <w:lang w:eastAsia="es-ES"/>
-          <ns2:ligatures ns2:val="none"/>
+          <w14:ligatures w14:val="none"/>
         </w:rPr>
         <w:t/>
       </w:r>
@@ -3991,7 +3928,7 @@
           <w:color w:val="000000"/>
           <w:kern w:val="0"/>
           <w:lang w:eastAsia="es-ES"/>
-          <ns2:ligatures ns2:val="none"/>
+          <w14:ligatures w14:val="none"/>
         </w:rPr>
         <w:t xml:space="preserve"> 1000001429 materia de denuncia, al igual que, el cargo de remisión de </w:t>
       </w:r>
@@ -4002,7 +3939,7 @@
           <w:color w:val="000000"/>
           <w:kern w:val="0"/>
           <w:lang w:eastAsia="es-ES"/>
-          <ns2:ligatures ns2:val="none"/>
+          <w14:ligatures w14:val="none"/>
         </w:rPr>
         <w:t>la misma</w:t>
       </w:r>
@@ -4013,7 +3950,7 @@
           <w:color w:val="000000"/>
           <w:kern w:val="0"/>
           <w:lang w:eastAsia="es-ES"/>
-          <ns2:ligatures ns2:val="none"/>
+          <w14:ligatures w14:val="none"/>
         </w:rPr>
         <w:t xml:space="preserve">. </w:t>
       </w:r>
@@ -4024,7 +3961,7 @@
           <w:kern w:val="0"/>
           <w:u w:val="single"/>
           <w:lang w:eastAsia="es-ES"/>
-          <ns2:ligatures ns2:val="none"/>
+          <w14:ligatures w14:val="none"/>
         </w:rPr>
         <w:t>Asimismo, en caso de haber existido modificaciones a las condiciones de dicho producto, presentar los medios probatorios que sustenten el procedimiento seguido para proceder con ello</w:t>
       </w:r>
@@ -4035,7 +3972,7 @@
           <w:kern w:val="0"/>
           <w:u w:val="single"/>
           <w:lang w:eastAsia="es-ES"/>
-          <ns2:ligatures ns2:val="none"/>
+          <w14:ligatures w14:val="none"/>
         </w:rPr>
         <w:t>;</w:t>
       </w:r>
@@ -4045,7 +3982,7 @@
           <w:color w:val="000000"/>
           <w:kern w:val="0"/>
           <w:lang w:eastAsia="es-ES"/>
-          <ns2:ligatures ns2:val="none"/>
+          <w14:ligatures w14:val="none"/>
         </w:rPr>
         <w:t xml:space="preserve"> y, </w:t>
       </w:r>
@@ -4055,7 +3992,7 @@
           <w:color w:val="000000"/>
           <w:kern w:val="0"/>
           <w:lang w:eastAsia="es-ES"/>
-          <ns2:ligatures ns2:val="none"/>
+          <w14:ligatures w14:val="none"/>
         </w:rPr>
         <w:t>(</w:t>
       </w:r>
@@ -4066,7 +4003,7 @@
           <w:color w:val="000000"/>
           <w:kern w:val="0"/>
           <w:lang w:eastAsia="es-ES"/>
-          <ns2:ligatures ns2:val="none"/>
+          <w14:ligatures w14:val="none"/>
         </w:rPr>
         <w:t>ii</w:t>
       </w:r>
@@ -4077,7 +4014,7 @@
           <w:color w:val="000000"/>
           <w:kern w:val="0"/>
           <w:lang w:eastAsia="es-ES"/>
-          <ns2:ligatures ns2:val="none"/>
+          <w14:ligatures w14:val="none"/>
         </w:rPr>
         <w:t xml:space="preserve">) </w:t>
       </w:r>
@@ -4087,12 +4024,12 @@
           <w:color w:val="000000"/>
           <w:kern w:val="0"/>
           <w:lang w:val="es-ES" w:eastAsia="es-ES"/>
-          <ns2:ligatures ns2:val="none"/>
+          <w14:ligatures w14:val="none"/>
         </w:rPr>
         <w:t xml:space="preserve">presentar todas las comunicaciones cursadas con la parte denunciante en virtud del hecho materia de denuncia. </w:t>
       </w:r>
     </w:p>
-    <w:p ns2:paraId="76AC2520" ns2:textId="77777777">
+    <w:p>
       <w:pPr>
         <w:pStyle w:val="Prrafodelista"/>
         <w:spacing w:after="0" w:line="240" w:lineRule="auto"/>
@@ -4103,11 +4040,11 @@
           <w:color w:val="000000"/>
           <w:kern w:val="0"/>
           <w:lang w:val="es-ES" w:eastAsia="es-ES"/>
-          <ns2:ligatures ns2:val="none"/>
-        </w:rPr>
-      </w:pPr>
-    </w:p>
-    <w:p ns2:paraId="45192A8B" ns2:textId="77777777">
+          <w14:ligatures w14:val="none"/>
+        </w:rPr>
+      </w:pPr>
+    </w:p>
+    <w:p>
       <w:pPr>
         <w:pStyle w:val="Prrafodelista"/>
         <w:numPr>
@@ -4127,22 +4064,22 @@
           <w:color w:val="000000"/>
           <w:kern w:val="0"/>
           <w:lang w:eastAsia="es-PE"/>
-          <ns2:ligatures ns2:val="none"/>
-        </w:rPr>
-      </w:pPr>
-      <w:r>
-        <w:rPr>
-          <w:rFonts w:ascii="Arial Narrow" w:eastAsia="Arial Narrow" w:hAnsi="Arial Narrow" w:cs="Arial Narrow"/>
-          <w:b/>
-          <w:color w:val="000000"/>
-          <w:kern w:val="0"/>
-          <w:lang w:eastAsia="es-PE"/>
-          <ns2:ligatures ns2:val="none"/>
+          <w14:ligatures w14:val="none"/>
+        </w:rPr>
+      </w:pPr>
+      <w:r>
+        <w:rPr>
+          <w:rFonts w:ascii="Arial Narrow" w:eastAsia="Arial Narrow" w:hAnsi="Arial Narrow" w:cs="Arial Narrow"/>
+          <w:b/>
+          <w:color w:val="000000"/>
+          <w:kern w:val="0"/>
+          <w:lang w:eastAsia="es-PE"/>
+          <w14:ligatures w14:val="none"/>
         </w:rPr>
         <w:t xml:space="preserve">RESOLUCIÓN DE LA SECRETARÍA TÉCNICA </w:t>
       </w:r>
     </w:p>
-    <w:p ns2:paraId="71820251" ns2:textId="77777777">
+    <w:p>
       <w:pPr>
         <w:spacing w:after="0" w:line="240" w:lineRule="auto"/>
         <w:jc w:val="both"/>
@@ -4152,11 +4089,11 @@
           <w:color w:val="000000"/>
           <w:kern w:val="0"/>
           <w:lang w:eastAsia="es-PE"/>
-          <ns2:ligatures ns2:val="none"/>
-        </w:rPr>
-      </w:pPr>
-    </w:p>
-    <w:p ns2:paraId="5E432484" ns2:textId="56A3FF26">
+          <w14:ligatures w14:val="none"/>
+        </w:rPr>
+      </w:pPr>
+    </w:p>
+    <w:p>
       <w:pPr>
         <w:spacing w:after="0" w:line="240" w:lineRule="auto"/>
         <w:jc w:val="both"/>
@@ -4165,17 +4102,17 @@
           <w:color w:val="000000"/>
           <w:kern w:val="0"/>
           <w:lang w:eastAsia="es-PE"/>
-          <ns2:ligatures ns2:val="none"/>
-        </w:rPr>
-      </w:pPr>
-      <w:r>
-        <w:rPr>
-          <w:rFonts w:ascii="Arial Narrow" w:eastAsia="Arial Narrow" w:hAnsi="Arial Narrow" w:cs="Arial Narrow"/>
-          <w:b/>
-          <w:color w:val="000000"/>
-          <w:kern w:val="0"/>
-          <w:lang w:eastAsia="es-PE"/>
-          <ns2:ligatures ns2:val="none"/>
+          <w14:ligatures w14:val="none"/>
+        </w:rPr>
+      </w:pPr>
+      <w:r>
+        <w:rPr>
+          <w:rFonts w:ascii="Arial Narrow" w:eastAsia="Arial Narrow" w:hAnsi="Arial Narrow" w:cs="Arial Narrow"/>
+          <w:b/>
+          <w:color w:val="000000"/>
+          <w:kern w:val="0"/>
+          <w:lang w:eastAsia="es-PE"/>
+          <w14:ligatures w14:val="none"/>
         </w:rPr>
         <w:t xml:space="preserve">PRIMERO: admitir a trámite la denuncia del 02 de noviembre de 2025, subsanada mediante escrito del 27 de noviembre de 2025, interpuesta por la señora [DENUNCIANTE]contra el Banco de Crédito del Perú S.A. y Pacífico Compañía de Seguros y Reaseguros S.A, por lo siguiente:</w:t>
       </w:r>
@@ -4186,7 +4123,7 @@
           <w:kern w:val="0"/>
           <w:shd w:val="clear" w:color="auto" w:fill="FFFFFF"/>
           <w:lang w:eastAsia="es-PE"/>
-          <ns2:ligatures ns2:val="none"/>
+          <w14:ligatures w14:val="none"/>
         </w:rPr>
         <w:t xml:space="preserve"/>
       </w:r>
@@ -4197,7 +4134,7 @@
           <w:kern w:val="0"/>
           <w:shd w:val="clear" w:color="auto" w:fill="FFFFFF"/>
           <w:lang w:eastAsia="es-PE"/>
-          <ns2:ligatures ns2:val="none"/>
+          <w14:ligatures w14:val="none"/>
         </w:rPr>
         <w:t xml:space="preserve"/>
       </w:r>
@@ -4207,7 +4144,7 @@
           <w:color w:val="000000"/>
           <w:kern w:val="0"/>
           <w:lang w:val="es-ES" w:eastAsia="es-ES"/>
-          <ns2:ligatures ns2:val="none"/>
+          <w14:ligatures w14:val="none"/>
         </w:rPr>
         <w:t/>
       </w:r>
@@ -4217,7 +4154,7 @@
           <w:color w:val="000000"/>
           <w:kern w:val="0"/>
           <w:lang w:val="es-ES" w:eastAsia="es-ES"/>
-          <ns2:ligatures ns2:val="none"/>
+          <w14:ligatures w14:val="none"/>
         </w:rPr>
         <w:t xml:space="preserve"/>
       </w:r>
@@ -4227,7 +4164,7 @@
           <w:color w:val="000000"/>
           <w:kern w:val="0"/>
           <w:lang w:val="es-ES" w:eastAsia="es-ES"/>
-          <ns2:ligatures ns2:val="none"/>
+          <w14:ligatures w14:val="none"/>
         </w:rPr>
         <w:t/>
       </w:r>
@@ -4237,7 +4174,7 @@
           <w:color w:val="000000"/>
           <w:kern w:val="0"/>
           <w:lang w:val="es-ES" w:eastAsia="es-ES"/>
-          <ns2:ligatures ns2:val="none"/>
+          <w14:ligatures w14:val="none"/>
         </w:rPr>
         <w:t xml:space="preserve"/>
       </w:r>
@@ -4247,7 +4184,7 @@
           <w:color w:val="000000"/>
           <w:kern w:val="0"/>
           <w:lang w:val="es-ES" w:eastAsia="es-ES"/>
-          <ns2:ligatures ns2:val="none"/>
+          <w14:ligatures w14:val="none"/>
         </w:rPr>
         <w:t xml:space="preserve"/>
       </w:r>
@@ -4258,7 +4195,7 @@
           <w:kern w:val="0"/>
           <w:shd w:val="clear" w:color="auto" w:fill="FFFFFF"/>
           <w:lang w:eastAsia="es-PE"/>
-          <ns2:ligatures ns2:val="none"/>
+          <w14:ligatures w14:val="none"/>
         </w:rPr>
         <w:t/>
       </w:r>
@@ -4269,7 +4206,7 @@
           <w:kern w:val="0"/>
           <w:shd w:val="clear" w:color="auto" w:fill="FFFFFF"/>
           <w:lang w:eastAsia="es-PE"/>
-          <ns2:ligatures ns2:val="none"/>
+          <w14:ligatures w14:val="none"/>
         </w:rPr>
         <w:t/>
       </w:r>
@@ -4280,7 +4217,7 @@
           <w:kern w:val="0"/>
           <w:shd w:val="clear" w:color="auto" w:fill="FFFFFF"/>
           <w:lang w:eastAsia="es-PE"/>
-          <ns2:ligatures ns2:val="none"/>
+          <w14:ligatures w14:val="none"/>
         </w:rPr>
         <w:t xml:space="preserve"/>
       </w:r>
@@ -4291,7 +4228,7 @@
           <w:kern w:val="0"/>
           <w:shd w:val="clear" w:color="auto" w:fill="FFFFFF"/>
           <w:lang w:eastAsia="es-PE"/>
-          <ns2:ligatures ns2:val="none"/>
+          <w14:ligatures w14:val="none"/>
         </w:rPr>
         <w:t xml:space="preserve"/>
       </w:r>
@@ -4302,7 +4239,7 @@
           <w:color w:val="000000"/>
           <w:kern w:val="0"/>
           <w:lang w:eastAsia="es-PE"/>
-          <ns2:ligatures ns2:val="none"/>
+          <w14:ligatures w14:val="none"/>
         </w:rPr>
         <w:t/>
       </w:r>
@@ -4313,7 +4250,7 @@
           <w:color w:val="000000"/>
           <w:kern w:val="0"/>
           <w:lang w:eastAsia="es-PE"/>
-          <ns2:ligatures ns2:val="none"/>
+          <w14:ligatures w14:val="none"/>
         </w:rPr>
         <w:t/>
       </w:r>
@@ -4324,7 +4261,7 @@
           <w:kern w:val="0"/>
           <w:shd w:val="clear" w:color="auto" w:fill="FFFFFF"/>
           <w:lang w:eastAsia="es-PE"/>
-          <ns2:ligatures ns2:val="none"/>
+          <w14:ligatures w14:val="none"/>
         </w:rPr>
         <w:t/>
       </w:r>
@@ -4335,7 +4272,7 @@
           <w:color w:val="000000"/>
           <w:kern w:val="0"/>
           <w:lang w:eastAsia="es-PE"/>
-          <ns2:ligatures ns2:val="none"/>
+          <w14:ligatures w14:val="none"/>
         </w:rPr>
         <w:t xml:space="preserve"/>
       </w:r>
@@ -4346,7 +4283,7 @@
           <w:kern w:val="0"/>
           <w:shd w:val="clear" w:color="auto" w:fill="FFFFFF"/>
           <w:lang w:eastAsia="es-PE"/>
-          <ns2:ligatures ns2:val="none"/>
+          <w14:ligatures w14:val="none"/>
         </w:rPr>
         <w:t xml:space="preserve"/>
       </w:r>
@@ -4357,7 +4294,7 @@
           <w:kern w:val="0"/>
           <w:shd w:val="clear" w:color="auto" w:fill="FFFFFF"/>
           <w:lang w:eastAsia="es-PE"/>
-          <ns2:ligatures ns2:val="none"/>
+          <w14:ligatures w14:val="none"/>
         </w:rPr>
         <w:t xml:space="preserve"/>
       </w:r>
@@ -4375,7 +4312,7 @@
           <w:color w:val="000000"/>
           <w:kern w:val="0"/>
           <w:lang w:eastAsia="es-PE"/>
-          <ns2:ligatures ns2:val="none"/>
+          <w14:ligatures w14:val="none"/>
         </w:rPr>
         <w:t/>
       </w:r>
@@ -4386,7 +4323,7 @@
           <w:kern w:val="0"/>
           <w:shd w:val="clear" w:color="auto" w:fill="FFFFFF"/>
           <w:lang w:eastAsia="es-PE"/>
-          <ns2:ligatures ns2:val="none"/>
+          <w14:ligatures w14:val="none"/>
         </w:rPr>
         <w:t xml:space="preserve"/>
       </w:r>
@@ -4397,12 +4334,12 @@
           <w:kern w:val="0"/>
           <w:shd w:val="clear" w:color="auto" w:fill="FFFFFF"/>
           <w:lang w:eastAsia="es-PE"/>
-          <ns2:ligatures ns2:val="none"/>
+          <w14:ligatures w14:val="none"/>
         </w:rPr>
         <w:t/>
       </w:r>
     </w:p>
-    <w:p ns2:paraId="50DCBB7C" ns2:textId="77777777">
+    <w:p>
       <w:pPr>
         <w:spacing w:after="0" w:line="240" w:lineRule="auto"/>
         <w:jc w:val="both"/>
@@ -4411,11 +4348,11 @@
           <w:color w:val="000000"/>
           <w:kern w:val="0"/>
           <w:lang w:eastAsia="es-PE"/>
-          <ns2:ligatures ns2:val="none"/>
-        </w:rPr>
-      </w:pPr>
-    </w:p>
-    <w:p ns2:paraId="3F117497" ns2:textId="22938357">
+          <w14:ligatures w14:val="none"/>
+        </w:rPr>
+      </w:pPr>
+    </w:p>
+    <w:p>
       <w:pPr>
         <w:pStyle w:val="Prrafodelista"/>
         <w:numPr>
@@ -4433,7 +4370,7 @@
           <w:rFonts w:ascii="Arial Narrow" w:eastAsia="Calibri" w:hAnsi="Arial Narrow" w:cs="Arial Narrow"/>
           <w:kern w:val="0"/>
           <w:lang w:eastAsia="es-PE"/>
-          <ns2:ligatures ns2:val="none"/>
+          <w14:ligatures w14:val="none"/>
         </w:rPr>
       </w:pPr>
       <w:r>
@@ -4442,7 +4379,7 @@
           <w:color w:val="000000"/>
           <w:kern w:val="0"/>
           <w:lang w:eastAsia="es-PE"/>
-          <ns2:ligatures ns2:val="none"/>
+          <w14:ligatures w14:val="none"/>
         </w:rPr>
         <w:t>Presunta</w:t>
       </w:r>
@@ -4452,7 +4389,7 @@
           <w:kern w:val="0"/>
           <w:shd w:val="clear" w:color="auto" w:fill="FFFFFF"/>
           <w:lang w:eastAsia="es-PE"/>
-          <ns2:ligatures ns2:val="none"/>
+          <w14:ligatures w14:val="none"/>
         </w:rPr>
         <w:t xml:space="preserve"> infracción a los artículos 18 y 19</w:t>
       </w:r>
@@ -4461,7 +4398,7 @@
           <w:rFonts w:ascii="Arial Narrow" w:eastAsia="Calibri" w:hAnsi="Arial Narrow" w:cs="Arial Narrow"/>
           <w:kern w:val="0"/>
           <w:lang w:eastAsia="es-PE"/>
-          <ns2:ligatures ns2:val="none"/>
+          <w14:ligatures w14:val="none"/>
         </w:rPr>
         <w:t xml:space="preserve"> de </w:t>
       </w:r>
@@ -4471,7 +4408,7 @@
           <w:kern w:val="0"/>
           <w:shd w:val="clear" w:color="auto" w:fill="FFFFFF"/>
           <w:lang w:eastAsia="es-PE"/>
-          <ns2:ligatures ns2:val="none"/>
+          <w14:ligatures w14:val="none"/>
         </w:rPr>
         <w:t xml:space="preserve">la Ley 29571, Código de Protección y Defensa del Consumidor, en tanto </w:t>
       </w:r>
@@ -4481,7 +4418,7 @@
           <w:kern w:val="0"/>
           <w:shd w:val="clear" w:color="auto" w:fill="FFFFFF"/>
           <w:lang w:eastAsia="es-PE"/>
-          <ns2:ligatures ns2:val="none"/>
+          <w14:ligatures w14:val="none"/>
         </w:rPr>
         <w:t xml:space="preserve">el </w:t>
       </w:r>
@@ -4492,7 +4429,7 @@
           <w:color w:val="000000"/>
           <w:kern w:val="0"/>
           <w:lang w:eastAsia="es-PE"/>
-          <ns2:ligatures ns2:val="none"/>
+          <w14:ligatures w14:val="none"/>
         </w:rPr>
         <w:t>Banco de Crédito del Perú</w:t>
       </w:r>
@@ -4503,7 +4440,7 @@
           <w:color w:val="000000"/>
           <w:kern w:val="0"/>
           <w:lang w:eastAsia="es-PE"/>
-          <ns2:ligatures ns2:val="none"/>
+          <w14:ligatures w14:val="none"/>
         </w:rPr>
         <w:t xml:space="preserve"> S.A.</w:t>
       </w:r>
@@ -4514,7 +4451,7 @@
           <w:kern w:val="0"/>
           <w:shd w:val="clear" w:color="auto" w:fill="FFFFFF"/>
           <w:lang w:eastAsia="es-PE"/>
-          <ns2:ligatures ns2:val="none"/>
+          <w14:ligatures w14:val="none"/>
         </w:rPr>
         <w:t xml:space="preserve"> habría negado injustificadamente otorgar la cobertura del monto reclamado por el siniestro ocurrido el 5 de mayo de 2024, </w:t>
       </w:r>
@@ -4525,7 +4462,7 @@
           <w:kern w:val="0"/>
           <w:shd w:val="clear" w:color="auto" w:fill="FFFFFF"/>
           <w:lang w:eastAsia="es-PE"/>
-          <ns2:ligatures ns2:val="none"/>
+          <w14:ligatures w14:val="none"/>
         </w:rPr>
         <w:t>pese a</w:t>
       </w:r>
@@ -4536,7 +4473,7 @@
           <w:kern w:val="0"/>
           <w:shd w:val="clear" w:color="auto" w:fill="FFFFFF"/>
           <w:lang w:eastAsia="es-PE"/>
-          <ns2:ligatures ns2:val="none"/>
+          <w14:ligatures w14:val="none"/>
         </w:rPr>
         <w:t xml:space="preserve"> que al momento de la contratación de la </w:t>
       </w:r>
@@ -4546,7 +4483,7 @@
           <w:color w:val="000000"/>
           <w:kern w:val="0"/>
           <w:lang w:eastAsia="es-ES"/>
-          <ns2:ligatures ns2:val="none"/>
+          <w14:ligatures w14:val="none"/>
         </w:rPr>
         <w:t xml:space="preserve">Póliza </w:t>
       </w:r>
@@ -4557,7 +4494,7 @@
           <w:color w:val="000000"/>
           <w:kern w:val="0"/>
           <w:lang w:eastAsia="es-ES"/>
-          <ns2:ligatures ns2:val="none"/>
+          <w14:ligatures w14:val="none"/>
         </w:rPr>
         <w:t/>
       </w:r>
@@ -4568,7 +4505,7 @@
           <w:color w:val="000000"/>
           <w:kern w:val="0"/>
           <w:lang w:eastAsia="es-ES"/>
-          <ns2:ligatures ns2:val="none"/>
+          <w14:ligatures w14:val="none"/>
         </w:rPr>
         <w:t xml:space="preserve"> 1000001429 </w:t>
       </w:r>
@@ -4579,7 +4516,7 @@
           <w:kern w:val="0"/>
           <w:shd w:val="clear" w:color="auto" w:fill="FFFFFF"/>
           <w:lang w:eastAsia="es-PE"/>
-          <ns2:ligatures ns2:val="none"/>
+          <w14:ligatures w14:val="none"/>
         </w:rPr>
         <w:t xml:space="preserve">se ofreció una cobertura total de los fondos de la cuenta mancomunada </w:t>
       </w:r>
@@ -4590,7 +4527,7 @@
           <w:color w:val="000000"/>
           <w:kern w:val="0"/>
           <w:lang w:eastAsia="es-ES"/>
-          <ns2:ligatures ns2:val="none"/>
+          <w14:ligatures w14:val="none"/>
         </w:rPr>
         <w:t/>
       </w:r>
@@ -4601,7 +4538,7 @@
           <w:color w:val="000000"/>
           <w:kern w:val="0"/>
           <w:lang w:eastAsia="es-ES"/>
-          <ns2:ligatures ns2:val="none"/>
+          <w14:ligatures w14:val="none"/>
         </w:rPr>
         <w:t xml:space="preserve"> </w:t>
       </w:r>
@@ -4611,7 +4548,7 @@
           <w:color w:val="000000"/>
           <w:kern w:val="0"/>
           <w:lang w:eastAsia="es-ES"/>
-          <ns2:ligatures ns2:val="none"/>
+          <w14:ligatures w14:val="none"/>
         </w:rPr>
         <w:t>194-913xxxxx-0-00</w:t>
       </w:r>
@@ -4621,12 +4558,12 @@
           <w:color w:val="000000"/>
           <w:kern w:val="0"/>
           <w:lang w:eastAsia="es-ES"/>
-          <ns2:ligatures ns2:val="none"/>
+          <w14:ligatures w14:val="none"/>
         </w:rPr>
         <w:t>.</w:t>
       </w:r>
     </w:p>
-    <w:p ns2:paraId="1BB297F4" ns2:textId="77777777">
+    <w:p>
       <w:pPr>
         <w:pStyle w:val="Prrafodelista"/>
         <w:spacing w:after="0" w:line="240" w:lineRule="auto"/>
@@ -4636,11 +4573,11 @@
           <w:rFonts w:ascii="Arial Narrow" w:eastAsia="Calibri" w:hAnsi="Arial Narrow" w:cs="Arial Narrow"/>
           <w:kern w:val="0"/>
           <w:lang w:eastAsia="es-PE"/>
-          <ns2:ligatures ns2:val="none"/>
-        </w:rPr>
-      </w:pPr>
-    </w:p>
-    <w:p ns2:paraId="029B1FE7" ns2:textId="1350E10E">
+          <w14:ligatures w14:val="none"/>
+        </w:rPr>
+      </w:pPr>
+    </w:p>
+    <w:p>
       <w:pPr>
         <w:pStyle w:val="Prrafodelista"/>
         <w:numPr>
@@ -4658,7 +4595,7 @@
           <w:rFonts w:ascii="Arial Narrow" w:eastAsia="Calibri" w:hAnsi="Arial Narrow" w:cs="Arial Narrow"/>
           <w:kern w:val="0"/>
           <w:lang w:eastAsia="es-PE"/>
-          <ns2:ligatures ns2:val="none"/>
+          <w14:ligatures w14:val="none"/>
         </w:rPr>
       </w:pPr>
       <w:r>
@@ -4667,7 +4604,7 @@
           <w:color w:val="000000"/>
           <w:kern w:val="0"/>
           <w:lang w:eastAsia="es-PE"/>
-          <ns2:ligatures ns2:val="none"/>
+          <w14:ligatures w14:val="none"/>
         </w:rPr>
         <w:t xml:space="preserve">Presunta infracción al literal </w:t>
       </w:r>
@@ -4677,7 +4614,7 @@
           <w:color w:val="000000"/>
           <w:kern w:val="0"/>
           <w:lang w:eastAsia="es-PE"/>
-          <ns2:ligatures ns2:val="none"/>
+          <w14:ligatures w14:val="none"/>
         </w:rPr>
         <w:t>c</w:t>
       </w:r>
@@ -4687,7 +4624,7 @@
           <w:color w:val="000000"/>
           <w:kern w:val="0"/>
           <w:lang w:eastAsia="es-PE"/>
-          <ns2:ligatures ns2:val="none"/>
+          <w14:ligatures w14:val="none"/>
         </w:rPr>
         <w:t xml:space="preserve">) </w:t>
       </w:r>
@@ -4697,7 +4634,7 @@
           <w:color w:val="000000"/>
           <w:kern w:val="0"/>
           <w:lang w:eastAsia="es-PE"/>
-          <ns2:ligatures ns2:val="none"/>
+          <w14:ligatures w14:val="none"/>
         </w:rPr>
         <w:t xml:space="preserve">y d) </w:t>
       </w:r>
@@ -4707,7 +4644,7 @@
           <w:color w:val="000000"/>
           <w:kern w:val="0"/>
           <w:lang w:eastAsia="es-PE"/>
-          <ns2:ligatures ns2:val="none"/>
+          <w14:ligatures w14:val="none"/>
         </w:rPr>
         <w:t>del artículo 56 de la Ley 29571, Código de Protección y Defensa del Consumidor</w:t>
       </w:r>
@@ -4717,7 +4654,7 @@
           <w:kern w:val="0"/>
           <w:shd w:val="clear" w:color="auto" w:fill="FFFFFF"/>
           <w:lang w:eastAsia="es-PE"/>
-          <ns2:ligatures ns2:val="none"/>
+          <w14:ligatures w14:val="none"/>
         </w:rPr>
         <w:t xml:space="preserve">, en tanto </w:t>
       </w:r>
@@ -4728,7 +4665,7 @@
           <w:kern w:val="0"/>
           <w:shd w:val="clear" w:color="auto" w:fill="FFFFFF"/>
           <w:lang w:eastAsia="es-PE"/>
-          <ns2:ligatures ns2:val="none"/>
+          <w14:ligatures w14:val="none"/>
         </w:rPr>
         <w:t xml:space="preserve">el </w:t>
       </w:r>
@@ -4739,7 +4676,7 @@
           <w:color w:val="000000"/>
           <w:kern w:val="0"/>
           <w:lang w:eastAsia="es-PE"/>
-          <ns2:ligatures ns2:val="none"/>
+          <w14:ligatures w14:val="none"/>
         </w:rPr>
         <w:t>Banco de Crédito del Perú</w:t>
       </w:r>
@@ -4750,7 +4687,7 @@
           <w:color w:val="000000"/>
           <w:kern w:val="0"/>
           <w:lang w:eastAsia="es-PE"/>
-          <ns2:ligatures ns2:val="none"/>
+          <w14:ligatures w14:val="none"/>
         </w:rPr>
         <w:t xml:space="preserve"> </w:t>
       </w:r>
@@ -4761,7 +4698,7 @@
           <w:color w:val="000000"/>
           <w:kern w:val="0"/>
           <w:lang w:eastAsia="es-PE"/>
-          <ns2:ligatures ns2:val="none"/>
+          <w14:ligatures w14:val="none"/>
         </w:rPr>
         <w:t xml:space="preserve">S.A. </w:t>
       </w:r>
@@ -4772,7 +4709,7 @@
           <w:color w:val="000000"/>
           <w:kern w:val="0"/>
           <w:lang w:eastAsia="es-PE"/>
-          <ns2:ligatures ns2:val="none"/>
+          <w14:ligatures w14:val="none"/>
         </w:rPr>
         <w:t xml:space="preserve">y </w:t>
       </w:r>
@@ -4782,7 +4719,7 @@
           <w:kern w:val="0"/>
           <w:shd w:val="clear" w:color="auto" w:fill="FFFFFF"/>
           <w:lang w:eastAsia="es-PE"/>
-          <ns2:ligatures ns2:val="none"/>
+          <w14:ligatures w14:val="none"/>
         </w:rPr>
         <w:t>Pacífico Compañía de Seguros y Reaseguros S.A.</w:t>
       </w:r>
@@ -4792,7 +4729,7 @@
           <w:kern w:val="0"/>
           <w:shd w:val="clear" w:color="auto" w:fill="FFFFFF"/>
           <w:lang w:eastAsia="es-PE"/>
-          <ns2:ligatures ns2:val="none"/>
+          <w14:ligatures w14:val="none"/>
         </w:rPr>
         <w:t xml:space="preserve"> </w:t>
       </w:r>
@@ -4803,7 +4740,7 @@
           <w:color w:val="000000"/>
           <w:kern w:val="0"/>
           <w:lang w:eastAsia="es-PE"/>
-          <ns2:ligatures ns2:val="none"/>
+          <w14:ligatures w14:val="none"/>
         </w:rPr>
         <w:t xml:space="preserve">habrían incurrido en métodos comerciales coercitivos al contratar indebidamente la </w:t>
       </w:r>
@@ -4813,7 +4750,7 @@
           <w:color w:val="000000"/>
           <w:kern w:val="0"/>
           <w:lang w:eastAsia="es-ES"/>
-          <ns2:ligatures ns2:val="none"/>
+          <w14:ligatures w14:val="none"/>
         </w:rPr>
         <w:t xml:space="preserve">Póliza </w:t>
       </w:r>
@@ -4824,7 +4761,7 @@
           <w:color w:val="000000"/>
           <w:kern w:val="0"/>
           <w:lang w:eastAsia="es-ES"/>
-          <ns2:ligatures ns2:val="none"/>
+          <w14:ligatures w14:val="none"/>
         </w:rPr>
         <w:t/>
       </w:r>
@@ -4835,7 +4772,7 @@
           <w:color w:val="000000"/>
           <w:kern w:val="0"/>
           <w:lang w:eastAsia="es-ES"/>
-          <ns2:ligatures ns2:val="none"/>
+          <w14:ligatures w14:val="none"/>
         </w:rPr>
         <w:t xml:space="preserve"> 1000001429 </w:t>
       </w:r>
@@ -4846,7 +4783,7 @@
           <w:color w:val="000000"/>
           <w:kern w:val="0"/>
           <w:lang w:eastAsia="es-PE"/>
-          <ns2:ligatures ns2:val="none"/>
+          <w14:ligatures w14:val="none"/>
         </w:rPr>
         <w:t>y designar a un titular no autorizado</w:t>
       </w:r>
@@ -4854,7 +4791,7 @@
         <w:rPr>
           <w:rFonts w:ascii="Arial Narrow" w:eastAsia="Arial Narrow" w:hAnsi="Arial Narrow" w:cs="Arial Narrow"/>
           <w:kern w:val="0"/>
-          <ns2:ligatures ns2:val="none"/>
+          <w14:ligatures w14:val="none"/>
         </w:rPr>
         <w:t xml:space="preserve">, </w:t>
       </w:r>
@@ -4865,7 +4802,7 @@
           <w:color w:val="000000"/>
           <w:kern w:val="0"/>
           <w:lang w:eastAsia="es-PE"/>
-          <ns2:ligatures ns2:val="none"/>
+          <w14:ligatures w14:val="none"/>
         </w:rPr>
         <w:t xml:space="preserve">modificando unilateralmente las condiciones acordadas al momento de la suscripción del contrato y dejando en desprotección a la cuenta mancomunada </w:t>
       </w:r>
@@ -4876,7 +4813,7 @@
           <w:color w:val="000000"/>
           <w:kern w:val="0"/>
           <w:lang w:eastAsia="es-ES"/>
-          <ns2:ligatures ns2:val="none"/>
+          <w14:ligatures w14:val="none"/>
         </w:rPr>
         <w:t/>
       </w:r>
@@ -4887,7 +4824,7 @@
           <w:color w:val="000000"/>
           <w:kern w:val="0"/>
           <w:lang w:eastAsia="es-ES"/>
-          <ns2:ligatures ns2:val="none"/>
+          <w14:ligatures w14:val="none"/>
         </w:rPr>
         <w:t xml:space="preserve"> </w:t>
       </w:r>
@@ -4897,7 +4834,7 @@
           <w:color w:val="000000"/>
           <w:kern w:val="0"/>
           <w:lang w:eastAsia="es-ES"/>
-          <ns2:ligatures ns2:val="none"/>
+          <w14:ligatures w14:val="none"/>
         </w:rPr>
         <w:t>194-913xxxxx-0-00</w:t>
       </w:r>
@@ -4905,23 +4842,23 @@
         <w:rPr>
           <w:rFonts w:ascii="Arial Narrow" w:eastAsia="Arial Narrow" w:hAnsi="Arial Narrow" w:cs="Arial Narrow"/>
           <w:kern w:val="0"/>
-          <ns2:ligatures ns2:val="none"/>
+          <w14:ligatures w14:val="none"/>
         </w:rPr>
         <w:t>.</w:t>
       </w:r>
     </w:p>
-    <w:p ns2:paraId="7082DEB1" ns2:textId="77777777">
+    <w:p>
       <w:pPr>
         <w:pStyle w:val="Prrafodelista"/>
         <w:rPr>
           <w:rFonts w:ascii="Arial Narrow" w:eastAsia="Calibri" w:hAnsi="Arial Narrow" w:cs="Arial Narrow"/>
           <w:kern w:val="0"/>
           <w:lang w:eastAsia="es-PE"/>
-          <ns2:ligatures ns2:val="none"/>
-        </w:rPr>
-      </w:pPr>
-    </w:p>
-    <w:p ns2:paraId="1D5F6A6F" ns2:textId="50D7D14F">
+          <w14:ligatures w14:val="none"/>
+        </w:rPr>
+      </w:pPr>
+    </w:p>
+    <w:p>
       <w:pPr>
         <w:pStyle w:val="Prrafodelista"/>
         <w:numPr>
@@ -4939,7 +4876,7 @@
           <w:rFonts w:ascii="Arial Narrow" w:eastAsia="Calibri" w:hAnsi="Arial Narrow" w:cs="Arial Narrow"/>
           <w:kern w:val="0"/>
           <w:lang w:eastAsia="es-PE"/>
-          <ns2:ligatures ns2:val="none"/>
+          <w14:ligatures w14:val="none"/>
         </w:rPr>
       </w:pPr>
       <w:r>
@@ -4948,7 +4885,7 @@
           <w:color w:val="000000"/>
           <w:kern w:val="0"/>
           <w:lang w:eastAsia="es-PE"/>
-          <ns2:ligatures ns2:val="none"/>
+          <w14:ligatures w14:val="none"/>
         </w:rPr>
         <w:t>Presunta</w:t>
       </w:r>
@@ -4958,7 +4895,7 @@
           <w:kern w:val="0"/>
           <w:shd w:val="clear" w:color="auto" w:fill="FFFFFF"/>
           <w:lang w:eastAsia="es-PE"/>
-          <ns2:ligatures ns2:val="none"/>
+          <w14:ligatures w14:val="none"/>
         </w:rPr>
         <w:t xml:space="preserve"> infracción a los artículos 18 y 19</w:t>
       </w:r>
@@ -4967,7 +4904,7 @@
           <w:rFonts w:ascii="Arial Narrow" w:eastAsia="Calibri" w:hAnsi="Arial Narrow" w:cs="Arial Narrow"/>
           <w:kern w:val="0"/>
           <w:lang w:eastAsia="es-PE"/>
-          <ns2:ligatures ns2:val="none"/>
+          <w14:ligatures w14:val="none"/>
         </w:rPr>
         <w:t xml:space="preserve"> de </w:t>
       </w:r>
@@ -4977,7 +4914,7 @@
           <w:kern w:val="0"/>
           <w:shd w:val="clear" w:color="auto" w:fill="FFFFFF"/>
           <w:lang w:eastAsia="es-PE"/>
-          <ns2:ligatures ns2:val="none"/>
+          <w14:ligatures w14:val="none"/>
         </w:rPr>
         <w:t xml:space="preserve">la Ley 29571, Código de Protección y Defensa del Consumidor, en tanto </w:t>
       </w:r>
@@ -4987,7 +4924,7 @@
           <w:kern w:val="0"/>
           <w:shd w:val="clear" w:color="auto" w:fill="FFFFFF"/>
           <w:lang w:eastAsia="es-PE"/>
-          <ns2:ligatures ns2:val="none"/>
+          <w14:ligatures w14:val="none"/>
         </w:rPr>
         <w:t>e</w:t>
       </w:r>
@@ -4997,7 +4934,7 @@
           <w:kern w:val="0"/>
           <w:shd w:val="clear" w:color="auto" w:fill="FFFFFF"/>
           <w:lang w:eastAsia="es-PE"/>
-          <ns2:ligatures ns2:val="none"/>
+          <w14:ligatures w14:val="none"/>
         </w:rPr>
         <w:t xml:space="preserve">l </w:t>
       </w:r>
@@ -5007,7 +4944,7 @@
           <w:kern w:val="0"/>
           <w:shd w:val="clear" w:color="auto" w:fill="FFFFFF"/>
           <w:lang w:eastAsia="es-PE"/>
-          <ns2:ligatures ns2:val="none"/>
+          <w14:ligatures w14:val="none"/>
         </w:rPr>
         <w:t>Banco de Crédito del Perú S.A.</w:t>
       </w:r>
@@ -5017,7 +4954,7 @@
           <w:kern w:val="0"/>
           <w:shd w:val="clear" w:color="auto" w:fill="FFFFFF"/>
           <w:lang w:eastAsia="es-PE"/>
-          <ns2:ligatures ns2:val="none"/>
+          <w14:ligatures w14:val="none"/>
         </w:rPr>
         <w:t xml:space="preserve"> </w:t>
       </w:r>
@@ -5025,7 +4962,7 @@
         <w:rPr>
           <w:rFonts w:ascii="Arial Narrow" w:eastAsia="Arial Narrow" w:hAnsi="Arial Narrow" w:cs="Arial Narrow"/>
           <w:kern w:val="0"/>
-          <ns2:ligatures ns2:val="none"/>
+          <w14:ligatures w14:val="none"/>
         </w:rPr>
         <w:t xml:space="preserve">no habría adoptado las medidas de seguridad de forma idónea y oportuna para prevenir el retiro fraudulento de los fondos de la cuenta mancomunada </w:t>
       </w:r>
@@ -5036,7 +4973,7 @@
           <w:color w:val="000000"/>
           <w:kern w:val="0"/>
           <w:lang w:eastAsia="es-ES"/>
-          <ns2:ligatures ns2:val="none"/>
+          <w14:ligatures w14:val="none"/>
         </w:rPr>
         <w:t/>
       </w:r>
@@ -5047,7 +4984,7 @@
           <w:color w:val="000000"/>
           <w:kern w:val="0"/>
           <w:lang w:eastAsia="es-ES"/>
-          <ns2:ligatures ns2:val="none"/>
+          <w14:ligatures w14:val="none"/>
         </w:rPr>
         <w:t xml:space="preserve"> </w:t>
       </w:r>
@@ -5057,7 +4994,7 @@
           <w:color w:val="000000"/>
           <w:kern w:val="0"/>
           <w:lang w:eastAsia="es-ES"/>
-          <ns2:ligatures ns2:val="none"/>
+          <w14:ligatures w14:val="none"/>
         </w:rPr>
         <w:t>194-913xxxxx-0-00</w:t>
       </w:r>
@@ -5065,7 +5002,7 @@
         <w:rPr>
           <w:rFonts w:ascii="Arial Narrow" w:eastAsia="Arial Narrow" w:hAnsi="Arial Narrow" w:cs="Arial Narrow"/>
           <w:kern w:val="0"/>
-          <ns2:ligatures ns2:val="none"/>
+          <w14:ligatures w14:val="none"/>
         </w:rPr>
         <w:t xml:space="preserve">, </w:t>
       </w:r>
@@ -5074,7 +5011,7 @@
         <w:rPr>
           <w:rFonts w:ascii="Arial Narrow" w:eastAsia="Arial Narrow" w:hAnsi="Arial Narrow" w:cs="Arial Narrow"/>
           <w:kern w:val="0"/>
-          <ns2:ligatures ns2:val="none"/>
+          <w14:ligatures w14:val="none"/>
         </w:rPr>
         <w:t>al</w:t>
       </w:r>
@@ -5083,7 +5020,7 @@
         <w:rPr>
           <w:rFonts w:ascii="Arial Narrow" w:eastAsia="Arial Narrow" w:hAnsi="Arial Narrow" w:cs="Arial Narrow"/>
           <w:kern w:val="0"/>
-          <ns2:ligatures ns2:val="none"/>
+          <w14:ligatures w14:val="none"/>
         </w:rPr>
         <w:t xml:space="preserve"> no emitir oportunamente</w:t>
       </w:r>
@@ -5091,7 +5028,7 @@
         <w:rPr>
           <w:rFonts w:ascii="Arial Narrow" w:eastAsia="Arial Narrow" w:hAnsi="Arial Narrow" w:cs="Arial Narrow"/>
           <w:kern w:val="0"/>
-          <ns2:ligatures ns2:val="none"/>
+          <w14:ligatures w14:val="none"/>
         </w:rPr>
         <w:t xml:space="preserve"> l</w:t>
       </w:r>
@@ -5099,7 +5036,7 @@
         <w:rPr>
           <w:rFonts w:ascii="Arial Narrow" w:eastAsia="Arial Narrow" w:hAnsi="Arial Narrow" w:cs="Arial Narrow"/>
           <w:kern w:val="0"/>
-          <ns2:ligatures ns2:val="none"/>
+          <w14:ligatures w14:val="none"/>
         </w:rPr>
         <w:t xml:space="preserve">os correspondientes mecanismos </w:t>
       </w:r>
@@ -5107,7 +5044,7 @@
         <w:rPr>
           <w:rFonts w:ascii="Arial Narrow" w:eastAsia="Arial Narrow" w:hAnsi="Arial Narrow" w:cs="Arial Narrow"/>
           <w:kern w:val="0"/>
-          <ns2:ligatures ns2:val="none"/>
+          <w14:ligatures w14:val="none"/>
         </w:rPr>
         <w:t>de alerta ni bloqueos preventivo</w:t>
       </w:r>
@@ -5115,7 +5052,7 @@
         <w:rPr>
           <w:rFonts w:ascii="Arial Narrow" w:eastAsia="Arial Narrow" w:hAnsi="Arial Narrow" w:cs="Arial Narrow"/>
           <w:kern w:val="0"/>
-          <ns2:ligatures ns2:val="none"/>
+          <w14:ligatures w14:val="none"/>
         </w:rPr>
         <w:t>s</w:t>
       </w:r>
@@ -5123,23 +5060,23 @@
         <w:rPr>
           <w:rFonts w:ascii="Arial Narrow" w:eastAsia="Arial Narrow" w:hAnsi="Arial Narrow" w:cs="Arial Narrow"/>
           <w:kern w:val="0"/>
-          <ns2:ligatures ns2:val="none"/>
+          <w14:ligatures w14:val="none"/>
         </w:rPr>
         <w:t>.</w:t>
       </w:r>
     </w:p>
-    <w:p ns2:paraId="32D1B87C" ns2:textId="77777777">
+    <w:p>
       <w:pPr>
         <w:pStyle w:val="Prrafodelista"/>
         <w:rPr>
           <w:rFonts w:ascii="Arial Narrow" w:eastAsia="Calibri" w:hAnsi="Arial Narrow" w:cs="Arial Narrow"/>
           <w:kern w:val="0"/>
           <w:lang w:eastAsia="es-PE"/>
-          <ns2:ligatures ns2:val="none"/>
-        </w:rPr>
-      </w:pPr>
-    </w:p>
-    <w:p ns2:paraId="24633B94" ns2:textId="122F46BC">
+          <w14:ligatures w14:val="none"/>
+        </w:rPr>
+      </w:pPr>
+    </w:p>
+    <w:p>
       <w:pPr>
         <w:pStyle w:val="Prrafodelista"/>
         <w:numPr>
@@ -5157,7 +5094,7 @@
           <w:rFonts w:ascii="Arial Narrow" w:eastAsia="Calibri" w:hAnsi="Arial Narrow" w:cs="Arial Narrow"/>
           <w:kern w:val="0"/>
           <w:lang w:eastAsia="es-PE"/>
-          <ns2:ligatures ns2:val="none"/>
+          <w14:ligatures w14:val="none"/>
         </w:rPr>
       </w:pPr>
       <w:r>
@@ -5240,7 +5177,7 @@
           <w:color w:val="000000"/>
           <w:kern w:val="0"/>
           <w:lang w:eastAsia="es-ES"/>
-          <ns2:ligatures ns2:val="none"/>
+          <w14:ligatures w14:val="none"/>
         </w:rPr>
         <w:t xml:space="preserve">seguros </w:t>
       </w:r>
@@ -5250,7 +5187,7 @@
           <w:color w:val="000000"/>
           <w:kern w:val="0"/>
           <w:lang w:eastAsia="es-ES"/>
-          <ns2:ligatures ns2:val="none"/>
+          <w14:ligatures w14:val="none"/>
         </w:rPr>
         <w:t xml:space="preserve">de </w:t>
       </w:r>
@@ -5260,7 +5197,7 @@
           <w:color w:val="000000"/>
           <w:kern w:val="0"/>
           <w:lang w:eastAsia="es-ES"/>
-          <ns2:ligatures ns2:val="none"/>
+          <w14:ligatures w14:val="none"/>
         </w:rPr>
         <w:t>protección</w:t>
       </w:r>
@@ -5270,7 +5207,7 @@
           <w:color w:val="000000"/>
           <w:kern w:val="0"/>
           <w:lang w:eastAsia="es-ES"/>
-          <ns2:ligatures ns2:val="none"/>
+          <w14:ligatures w14:val="none"/>
         </w:rPr>
         <w:t xml:space="preserve"> de </w:t>
       </w:r>
@@ -5280,7 +5217,7 @@
           <w:color w:val="000000"/>
           <w:kern w:val="0"/>
           <w:lang w:eastAsia="es-ES"/>
-          <ns2:ligatures ns2:val="none"/>
+          <w14:ligatures w14:val="none"/>
         </w:rPr>
         <w:t xml:space="preserve">fondos </w:t>
       </w:r>
@@ -5371,18 +5308,18 @@
         <w:t>.</w:t>
       </w:r>
     </w:p>
-    <w:p ns2:paraId="1DEB3481" ns2:textId="77777777">
+    <w:p>
       <w:pPr>
         <w:spacing w:after="0" w:line="240" w:lineRule="auto"/>
         <w:jc w:val="both"/>
         <w:rPr>
           <w:rFonts w:ascii="Arial Narrow" w:eastAsia="Arial Narrow" w:hAnsi="Arial Narrow" w:cs="Arial Narrow"/>
           <w:kern w:val="0"/>
-          <ns2:ligatures ns2:val="none"/>
-        </w:rPr>
-      </w:pPr>
-    </w:p>
-    <w:p ns2:paraId="2AF03E3F" ns2:textId="6081D410">
+          <w14:ligatures w14:val="none"/>
+        </w:rPr>
+      </w:pPr>
+    </w:p>
+    <w:p>
       <w:pPr>
         <w:spacing w:line="240" w:lineRule="auto"/>
         <w:contextualSpacing/>
@@ -5392,17 +5329,17 @@
           <w:color w:val="000000"/>
           <w:kern w:val="0"/>
           <w:lang w:val="es-ES" w:eastAsia="es-ES"/>
-          <ns2:ligatures ns2:val="none"/>
-        </w:rPr>
-      </w:pPr>
-      <w:r>
-        <w:rPr>
-          <w:rFonts w:ascii="Arial Narrow" w:eastAsia="Arial Narrow" w:hAnsi="Arial Narrow" w:cs="Arial Narrow"/>
-          <w:b/>
-          <w:color w:val="000000"/>
-          <w:kern w:val="0"/>
-          <w:lang w:eastAsia="es-PE"/>
-          <ns2:ligatures ns2:val="none"/>
+          <w14:ligatures w14:val="none"/>
+        </w:rPr>
+      </w:pPr>
+      <w:r>
+        <w:rPr>
+          <w:rFonts w:ascii="Arial Narrow" w:eastAsia="Arial Narrow" w:hAnsi="Arial Narrow" w:cs="Arial Narrow"/>
+          <w:b/>
+          <w:color w:val="000000"/>
+          <w:kern w:val="0"/>
+          <w:lang w:eastAsia="es-PE"/>
+          <w14:ligatures w14:val="none"/>
         </w:rPr>
         <w:lastRenderedPageBreak/>
         <w:t>SEGUNDO:</w:t>
@@ -5413,7 +5350,7 @@
           <w:color w:val="000000"/>
           <w:kern w:val="0"/>
           <w:lang w:eastAsia="es-PE"/>
-          <ns2:ligatures ns2:val="none"/>
+          <w14:ligatures w14:val="none"/>
         </w:rPr>
         <w:t xml:space="preserve"> tener por ofrecidos los medios probatorios presentados en el escrito de denuncia</w:t>
       </w:r>
@@ -5423,7 +5360,7 @@
           <w:color w:val="000000"/>
           <w:kern w:val="0"/>
           <w:lang w:eastAsia="es-PE"/>
-          <ns2:ligatures ns2:val="none"/>
+          <w14:ligatures w14:val="none"/>
         </w:rPr>
         <w:t xml:space="preserve"> </w:t>
       </w:r>
@@ -5434,7 +5371,7 @@
           <w:kern w:val="0"/>
           <w:shd w:val="clear" w:color="auto" w:fill="FFFFFF"/>
           <w:lang w:eastAsia="es-PE"/>
-          <ns2:ligatures ns2:val="none"/>
+          <w14:ligatures w14:val="none"/>
         </w:rPr>
         <w:t xml:space="preserve">del </w:t>
       </w:r>
@@ -5444,7 +5381,7 @@
           <w:color w:val="000000"/>
           <w:kern w:val="0"/>
           <w:lang w:val="es-ES" w:eastAsia="es-ES"/>
-          <ns2:ligatures ns2:val="none"/>
+          <w14:ligatures w14:val="none"/>
         </w:rPr>
         <w:t xml:space="preserve">02 de noviembre de 2025</w:t>
       </w:r>
@@ -5454,7 +5391,7 @@
           <w:color w:val="000000"/>
           <w:kern w:val="0"/>
           <w:lang w:val="es-ES" w:eastAsia="es-ES"/>
-          <ns2:ligatures ns2:val="none"/>
+          <w14:ligatures w14:val="none"/>
         </w:rPr>
         <w:t xml:space="preserve">, subsanada mediante escrito del 27 de noviembre de 2025</w:t>
       </w:r>
@@ -5464,7 +5401,7 @@
           <w:color w:val="000000"/>
           <w:kern w:val="0"/>
           <w:lang w:val="es-ES" w:eastAsia="es-ES"/>
-          <ns2:ligatures ns2:val="none"/>
+          <w14:ligatures w14:val="none"/>
         </w:rPr>
         <w:t xml:space="preserve"/>
       </w:r>
@@ -5474,7 +5411,7 @@
           <w:color w:val="000000"/>
           <w:kern w:val="0"/>
           <w:lang w:val="es-ES" w:eastAsia="es-ES"/>
-          <ns2:ligatures ns2:val="none"/>
+          <w14:ligatures w14:val="none"/>
         </w:rPr>
         <w:t xml:space="preserve"/>
       </w:r>
@@ -5484,12 +5421,12 @@
           <w:color w:val="000000"/>
           <w:kern w:val="0"/>
           <w:lang w:val="es-ES" w:eastAsia="es-ES"/>
-          <ns2:ligatures ns2:val="none"/>
+          <w14:ligatures w14:val="none"/>
         </w:rPr>
         <w:t>.</w:t>
       </w:r>
     </w:p>
-    <w:p ns2:paraId="67019C5C" ns2:textId="77777777">
+    <w:p>
       <w:pPr>
         <w:spacing w:line="240" w:lineRule="auto"/>
         <w:contextualSpacing/>
@@ -5499,11 +5436,11 @@
           <w:color w:val="000000"/>
           <w:kern w:val="0"/>
           <w:lang w:eastAsia="es-PE"/>
-          <ns2:ligatures ns2:val="none"/>
-        </w:rPr>
-      </w:pPr>
-    </w:p>
-    <w:p ns2:paraId="5D90C1F7" ns2:textId="759F553D">
+          <w14:ligatures w14:val="none"/>
+        </w:rPr>
+      </w:pPr>
+    </w:p>
+    <w:p>
       <w:pPr>
         <w:spacing w:after="0" w:line="240" w:lineRule="auto"/>
         <w:jc w:val="both"/>
@@ -5512,17 +5449,17 @@
           <w:color w:val="000000"/>
           <w:kern w:val="0"/>
           <w:lang w:eastAsia="es-PE"/>
-          <ns2:ligatures ns2:val="none"/>
-        </w:rPr>
-      </w:pPr>
-      <w:r>
-        <w:rPr>
-          <w:rFonts w:ascii="Arial Narrow" w:eastAsia="Arial Narrow" w:hAnsi="Arial Narrow" w:cs="Arial Narrow"/>
-          <w:b/>
-          <w:color w:val="000000"/>
-          <w:kern w:val="0"/>
-          <w:lang w:eastAsia="es-PE"/>
-          <ns2:ligatures ns2:val="none"/>
+          <w14:ligatures w14:val="none"/>
+        </w:rPr>
+      </w:pPr>
+      <w:r>
+        <w:rPr>
+          <w:rFonts w:ascii="Arial Narrow" w:eastAsia="Arial Narrow" w:hAnsi="Arial Narrow" w:cs="Arial Narrow"/>
+          <w:b/>
+          <w:color w:val="000000"/>
+          <w:kern w:val="0"/>
+          <w:lang w:eastAsia="es-PE"/>
+          <w14:ligatures w14:val="none"/>
         </w:rPr>
         <w:t xml:space="preserve">TERCERO: </w:t>
       </w:r>
@@ -5532,7 +5469,7 @@
           <w:color w:val="000000"/>
           <w:kern w:val="0"/>
           <w:lang w:eastAsia="es-PE"/>
-          <ns2:ligatures ns2:val="none"/>
+          <w14:ligatures w14:val="none"/>
         </w:rPr>
         <w:t xml:space="preserve">requerir a </w:t>
       </w:r>
@@ -5543,7 +5480,7 @@
           <w:color w:val="000000"/>
           <w:kern w:val="0"/>
           <w:lang w:eastAsia="es-PE"/>
-          <ns2:ligatures ns2:val="none"/>
+          <w14:ligatures w14:val="none"/>
         </w:rPr>
         <w:t>Banco de Crédito del Perú</w:t>
       </w:r>
@@ -5554,7 +5491,7 @@
           <w:color w:val="000000"/>
           <w:kern w:val="0"/>
           <w:lang w:eastAsia="es-PE"/>
-          <ns2:ligatures ns2:val="none"/>
+          <w14:ligatures w14:val="none"/>
         </w:rPr>
         <w:t xml:space="preserve"> S.A.</w:t>
       </w:r>
@@ -5565,7 +5502,7 @@
           <w:kern w:val="0"/>
           <w:shd w:val="clear" w:color="auto" w:fill="FFFFFF"/>
           <w:lang w:eastAsia="es-PE"/>
-          <ns2:ligatures ns2:val="none"/>
+          <w14:ligatures w14:val="none"/>
         </w:rPr>
         <w:t xml:space="preserve"> </w:t>
       </w:r>
@@ -5583,7 +5520,7 @@
           <w:color w:val="000000"/>
           <w:kern w:val="0"/>
           <w:lang w:eastAsia="es-PE"/>
-          <ns2:ligatures ns2:val="none"/>
+          <w14:ligatures w14:val="none"/>
         </w:rPr>
         <w:t>Pacífico Compañía de Seguros y Reaseguros S.A</w:t>
       </w:r>
@@ -5594,7 +5531,7 @@
           <w:kern w:val="0"/>
           <w:shd w:val="clear" w:color="auto" w:fill="FFFFFF"/>
           <w:lang w:eastAsia="es-PE"/>
-          <ns2:ligatures ns2:val="none"/>
+          <w14:ligatures w14:val="none"/>
         </w:rPr>
         <w:t>.,</w:t>
       </w:r>
@@ -5611,7 +5548,7 @@
           <w:color w:val="000000"/>
           <w:kern w:val="0"/>
           <w:lang w:eastAsia="es-PE"/>
-          <ns2:ligatures ns2:val="none"/>
+          <w14:ligatures w14:val="none"/>
         </w:rPr>
         <w:t>que cumpla</w:t>
       </w:r>
@@ -5621,7 +5558,7 @@
           <w:color w:val="000000"/>
           <w:kern w:val="0"/>
           <w:lang w:eastAsia="es-PE"/>
-          <ns2:ligatures ns2:val="none"/>
+          <w14:ligatures w14:val="none"/>
         </w:rPr>
         <w:t>n</w:t>
       </w:r>
@@ -5631,12 +5568,12 @@
           <w:color w:val="000000"/>
           <w:kern w:val="0"/>
           <w:lang w:eastAsia="es-PE"/>
-          <ns2:ligatures ns2:val="none"/>
+          <w14:ligatures w14:val="none"/>
         </w:rPr>
         <w:t xml:space="preserve"> con lo siguiente:</w:t>
       </w:r>
     </w:p>
-    <w:p ns2:paraId="156DFAB9" ns2:textId="77777777">
+    <w:p>
       <w:pPr>
         <w:spacing w:after="0" w:line="240" w:lineRule="auto"/>
         <w:jc w:val="both"/>
@@ -5645,11 +5582,11 @@
           <w:color w:val="000000"/>
           <w:kern w:val="0"/>
           <w:lang w:eastAsia="es-PE"/>
-          <ns2:ligatures ns2:val="none"/>
-        </w:rPr>
-      </w:pPr>
-    </w:p>
-    <w:p ns2:paraId="37384474" ns2:textId="77777777">
+          <w14:ligatures w14:val="none"/>
+        </w:rPr>
+      </w:pPr>
+    </w:p>
+    <w:p>
       <w:pPr>
         <w:numPr>
           <w:ilvl w:val="0"/>
@@ -5663,21 +5600,21 @@
           <w:color w:val="000000"/>
           <w:kern w:val="0"/>
           <w:lang w:eastAsia="es-PE"/>
-          <ns2:ligatures ns2:val="none"/>
-        </w:rPr>
-      </w:pPr>
-      <w:r>
-        <w:rPr>
-          <w:rFonts w:ascii="Arial Narrow" w:eastAsia="Arial Narrow" w:hAnsi="Arial Narrow" w:cs="Arial Narrow"/>
-          <w:color w:val="000000"/>
-          <w:kern w:val="0"/>
-          <w:lang w:eastAsia="es-PE"/>
-          <ns2:ligatures ns2:val="none"/>
+          <w14:ligatures w14:val="none"/>
+        </w:rPr>
+      </w:pPr>
+      <w:r>
+        <w:rPr>
+          <w:rFonts w:ascii="Arial Narrow" w:eastAsia="Arial Narrow" w:hAnsi="Arial Narrow" w:cs="Arial Narrow"/>
+          <w:color w:val="000000"/>
+          <w:kern w:val="0"/>
+          <w:lang w:eastAsia="es-PE"/>
+          <w14:ligatures w14:val="none"/>
         </w:rPr>
         <w:t>presentar documentos que acrediten su inscripción en los Registros Públicos o una declaración jurada que indique que cuenta con dicha inscripción;</w:t>
       </w:r>
     </w:p>
-    <w:p ns2:paraId="04A6E74B" ns2:textId="77777777">
+    <w:p>
       <w:pPr>
         <w:numPr>
           <w:ilvl w:val="0"/>
@@ -5691,21 +5628,21 @@
           <w:color w:val="000000"/>
           <w:kern w:val="0"/>
           <w:lang w:eastAsia="es-PE"/>
-          <ns2:ligatures ns2:val="none"/>
-        </w:rPr>
-      </w:pPr>
-      <w:r>
-        <w:rPr>
-          <w:rFonts w:ascii="Arial Narrow" w:eastAsia="Arial Narrow" w:hAnsi="Arial Narrow" w:cs="Arial Narrow"/>
-          <w:color w:val="000000"/>
-          <w:kern w:val="0"/>
-          <w:lang w:eastAsia="es-PE"/>
-          <ns2:ligatures ns2:val="none"/>
+          <w14:ligatures w14:val="none"/>
+        </w:rPr>
+      </w:pPr>
+      <w:r>
+        <w:rPr>
+          <w:rFonts w:ascii="Arial Narrow" w:eastAsia="Arial Narrow" w:hAnsi="Arial Narrow" w:cs="Arial Narrow"/>
+          <w:color w:val="000000"/>
+          <w:kern w:val="0"/>
+          <w:lang w:eastAsia="es-PE"/>
+          <w14:ligatures w14:val="none"/>
         </w:rPr>
         <w:t>presentar copia simple de las facultades de representación de su representante legal en el presente procedimiento o la declaración jurada que indique que cuenta con dichas facultades y que estas se encuentran vigentes;</w:t>
       </w:r>
     </w:p>
-    <w:p ns2:paraId="1203D0DC" ns2:textId="77777777">
+    <w:p>
       <w:pPr>
         <w:numPr>
           <w:ilvl w:val="0"/>
@@ -5719,21 +5656,21 @@
           <w:color w:val="000000"/>
           <w:kern w:val="0"/>
           <w:lang w:eastAsia="es-PE"/>
-          <ns2:ligatures ns2:val="none"/>
-        </w:rPr>
-      </w:pPr>
-      <w:r>
-        <w:rPr>
-          <w:rFonts w:ascii="Arial Narrow" w:eastAsia="Arial Narrow" w:hAnsi="Arial Narrow" w:cs="Arial Narrow"/>
-          <w:color w:val="000000"/>
-          <w:kern w:val="0"/>
-          <w:lang w:eastAsia="es-PE"/>
-          <ns2:ligatures ns2:val="none"/>
+          <w14:ligatures w14:val="none"/>
+        </w:rPr>
+      </w:pPr>
+      <w:r>
+        <w:rPr>
+          <w:rFonts w:ascii="Arial Narrow" w:eastAsia="Arial Narrow" w:hAnsi="Arial Narrow" w:cs="Arial Narrow"/>
+          <w:color w:val="000000"/>
+          <w:kern w:val="0"/>
+          <w:lang w:eastAsia="es-PE"/>
+          <w14:ligatures w14:val="none"/>
         </w:rPr>
         <w:t>consignar el Número de Registro Único de Contribuyentes (RUC); y,</w:t>
       </w:r>
     </w:p>
-    <w:p ns2:paraId="37704CA2" ns2:textId="77777777">
+    <w:p>
       <w:pPr>
         <w:numPr>
           <w:ilvl w:val="0"/>
@@ -5745,16 +5682,16 @@
         <w:rPr>
           <w:rFonts w:ascii="Arial Narrow" w:eastAsia="Calibri" w:hAnsi="Arial Narrow" w:cs="Arial"/>
           <w:kern w:val="0"/>
-          <ns2:ligatures ns2:val="none"/>
-        </w:rPr>
-      </w:pPr>
-      <w:r>
-        <w:rPr>
-          <w:rFonts w:ascii="Arial Narrow" w:eastAsia="Arial Narrow" w:hAnsi="Arial Narrow" w:cs="Arial Narrow"/>
-          <w:color w:val="000000"/>
-          <w:kern w:val="0"/>
-          <w:lang w:eastAsia="es-PE"/>
-          <ns2:ligatures ns2:val="none"/>
+          <w14:ligatures w14:val="none"/>
+        </w:rPr>
+      </w:pPr>
+      <w:r>
+        <w:rPr>
+          <w:rFonts w:ascii="Arial Narrow" w:eastAsia="Arial Narrow" w:hAnsi="Arial Narrow" w:cs="Arial Narrow"/>
+          <w:color w:val="000000"/>
+          <w:kern w:val="0"/>
+          <w:lang w:eastAsia="es-PE"/>
+          <w14:ligatures w14:val="none"/>
         </w:rPr>
         <w:t>fijar domicilio procesal para el procedimiento, de conformidad con el numeral 1 del artículo 442</w:t>
       </w:r>
@@ -5764,7 +5701,7 @@
           <w:color w:val="000000"/>
           <w:kern w:val="0"/>
           <w:lang w:eastAsia="es-PE"/>
-          <ns2:ligatures ns2:val="none"/>
+          <w14:ligatures w14:val="none"/>
         </w:rPr>
         <w:t/>
       </w:r>
@@ -5774,7 +5711,7 @@
           <w:color w:val="000000"/>
           <w:kern w:val="0"/>
           <w:lang w:eastAsia="es-PE"/>
-          <ns2:ligatures ns2:val="none"/>
+          <w14:ligatures w14:val="none"/>
         </w:rPr>
         <w:t xml:space="preserve"> del Código Procesal Civil. </w:t>
       </w:r>
@@ -5782,7 +5719,7 @@
         <w:rPr>
           <w:rFonts w:ascii="Arial Narrow" w:eastAsia="Calibri" w:hAnsi="Arial Narrow" w:cs="Arial"/>
           <w:kern w:val="0"/>
-          <ns2:ligatures ns2:val="none"/>
+          <w14:ligatures w14:val="none"/>
         </w:rPr>
         <w:t>Para ello podrá señalar domicilio físico o una dirección electrónica a la que pueda remitirse las notificaciones</w:t>
       </w:r>
@@ -5791,12 +5728,12 @@
           <w:rFonts w:ascii="Arial Narrow" w:eastAsia="Arial" w:hAnsi="Arial Narrow" w:cs="Arial"/>
           <w:kern w:val="0"/>
           <w:lang w:val="es"/>
-          <ns2:ligatures ns2:val="none"/>
+          <w14:ligatures w14:val="none"/>
         </w:rPr>
         <w:t>;</w:t>
       </w:r>
     </w:p>
-    <w:p ns2:paraId="6A38ABFB" ns2:textId="77777777">
+    <w:p>
       <w:pPr>
         <w:numPr>
           <w:ilvl w:val="0"/>
@@ -5808,14 +5745,14 @@
         <w:rPr>
           <w:rFonts w:ascii="Arial Narrow" w:eastAsia="Calibri" w:hAnsi="Arial Narrow" w:cs="Arial"/>
           <w:kern w:val="0"/>
-          <ns2:ligatures ns2:val="none"/>
+          <w14:ligatures w14:val="none"/>
         </w:rPr>
       </w:pPr>
       <w:r>
         <w:rPr>
           <w:rFonts w:ascii="Arial Narrow" w:eastAsia="Calibri" w:hAnsi="Arial Narrow" w:cs="Arial"/>
           <w:kern w:val="0"/>
-          <ns2:ligatures ns2:val="none"/>
+          <w14:ligatures w14:val="none"/>
         </w:rPr>
         <w:t xml:space="preserve">en caso califique como </w:t>
       </w:r>
@@ -5824,7 +5761,7 @@
         <w:rPr>
           <w:rFonts w:ascii="Arial Narrow" w:eastAsia="Calibri" w:hAnsi="Arial Narrow" w:cs="Arial"/>
           <w:kern w:val="0"/>
-          <ns2:ligatures ns2:val="none"/>
+          <w14:ligatures w14:val="none"/>
         </w:rPr>
         <w:t>micro empresa</w:t>
       </w:r>
@@ -5833,7 +5770,7 @@
         <w:rPr>
           <w:rFonts w:ascii="Arial Narrow" w:eastAsia="Calibri" w:hAnsi="Arial Narrow" w:cs="Arial"/>
           <w:kern w:val="0"/>
-          <ns2:ligatures ns2:val="none"/>
+          <w14:ligatures w14:val="none"/>
         </w:rPr>
         <w:t xml:space="preserve"> o pequeña empresa, presentar los documentos que acrediten su volumen de ventas o ingresos brutos percibidos el año anterior relativo a todas sus actividades económicas y el número de trabajadores con el que cuenta</w:t>
       </w:r>
@@ -5843,7 +5780,7 @@
           <w:rFonts w:ascii="Arial Narrow" w:eastAsia="Calibri" w:hAnsi="Arial Narrow" w:cs="Arial"/>
           <w:kern w:val="0"/>
           <w:vertAlign w:val="superscript"/>
-          <ns2:ligatures ns2:val="none"/>
+          <w14:ligatures w14:val="none"/>
         </w:rPr>
         <w:footnoteReference w:id="6"/>
       </w:r>
@@ -5851,7 +5788,7 @@
         <w:rPr>
           <w:rFonts w:ascii="Arial Narrow" w:eastAsia="Calibri" w:hAnsi="Arial Narrow" w:cs="Arial"/>
           <w:kern w:val="0"/>
-          <ns2:ligatures ns2:val="none"/>
+          <w14:ligatures w14:val="none"/>
         </w:rPr>
         <w:t>. Ello, a fin de que la Comisión pueda meritar dicha documentación, conforme lo establece el artículo 110</w:t>
       </w:r>
@@ -5861,7 +5798,7 @@
           <w:color w:val="000000"/>
           <w:kern w:val="0"/>
           <w:lang w:eastAsia="es-PE"/>
-          <ns2:ligatures ns2:val="none"/>
+          <w14:ligatures w14:val="none"/>
         </w:rPr>
         <w:t/>
       </w:r>
@@ -5869,7 +5806,7 @@
         <w:rPr>
           <w:rFonts w:ascii="Arial Narrow" w:eastAsia="Calibri" w:hAnsi="Arial Narrow" w:cs="Arial"/>
           <w:kern w:val="0"/>
-          <ns2:ligatures ns2:val="none"/>
+          <w14:ligatures w14:val="none"/>
         </w:rPr>
         <w:t xml:space="preserve"> del </w:t>
       </w:r>
@@ -5878,7 +5815,7 @@
           <w:rFonts w:ascii="Arial Narrow" w:eastAsia="Calibri" w:hAnsi="Arial Narrow" w:cs="Arial"/>
           <w:spacing w:val="-2"/>
           <w:kern w:val="0"/>
-          <ns2:ligatures ns2:val="none"/>
+          <w14:ligatures w14:val="none"/>
         </w:rPr>
         <w:t>Código</w:t>
       </w:r>
@@ -5889,7 +5826,7 @@
           <w:spacing w:val="-2"/>
           <w:kern w:val="0"/>
           <w:vertAlign w:val="superscript"/>
-          <ns2:ligatures ns2:val="none"/>
+          <w14:ligatures w14:val="none"/>
         </w:rPr>
         <w:footnoteReference w:id="7"/>
       </w:r>
@@ -5898,12 +5835,12 @@
           <w:rFonts w:ascii="Arial Narrow" w:eastAsia="Calibri" w:hAnsi="Arial Narrow" w:cs="Arial"/>
           <w:spacing w:val="-2"/>
           <w:kern w:val="0"/>
-          <ns2:ligatures ns2:val="none"/>
+          <w14:ligatures w14:val="none"/>
         </w:rPr>
         <w:t>.</w:t>
       </w:r>
     </w:p>
-    <w:p ns2:paraId="1B2AA0D1" ns2:textId="77777777">
+    <w:p>
       <w:pPr>
         <w:spacing w:after="0" w:line="240" w:lineRule="auto"/>
         <w:ind w:left="567"/>
@@ -5913,7 +5850,7 @@
           <w:color w:val="000000"/>
           <w:kern w:val="0"/>
           <w:lang w:eastAsia="es-PE"/>
-          <ns2:ligatures ns2:val="none"/>
+          <w14:ligatures w14:val="none"/>
         </w:rPr>
       </w:pPr>
     </w:p>
@@ -5926,7 +5863,7 @@
           <w:color w:val="000000"/>
           <w:kern w:val="0"/>
           <w:lang w:eastAsia="es-PE"/>
-          <ns2:ligatures ns2:val="none"/>
+          <w14:ligatures w14:val="none"/>
         </w:rPr>
       </w:pPr>
       <w:r>
@@ -5945,10 +5882,50 @@
           <w:sz w:val="20"/>
           <w:szCs w:val="20"/>
         </w:rPr>
-        <w:t xml:space="preserve">correr traslado de la presente resolución a Banco de Crédito del Perú S.A. y Pacífico Compañía de Seguros y Reaseguros S.A. para que, de conformidad con lo dispuesto por el artículo 26 de la Ley sobre Facultades, Normas y Organización del Indecopi, aprobada por Decreto Legislativo 807, presenten sus descargos sobre la imputación de cargos realizada en un plazo no mayor a cinco (5) días hábiles contado a partir del día siguiente de la notificación de la presente resolución, vencido el cual, el Secretario Técnico declarará en rebeldía a los denunciados que no lo hubieran presentado. Debe precisarse que de conformidad con lo establecido por el artículo 223 del Texto Único Ordenado de la Ley 27444, Ley del Procedimiento Administrativo General, las alegaciones y los hechos relevantes de la reclamación, salvo que hayan sido específicamente negadas en la contestación, se tendrán por aceptadas o merituadas como ciertas.</w:t>
-      </w:r>
-    </w:p>
-    <w:p ns2:paraId="2F1C55D7" ns2:textId="77777777">
+        <w:t xml:space="preserve">correr traslado de la presente resolución a Banco de Crédito del Perú S.A. y Pacífico Compañía de Seguros y Reaseguros S.A. para que, de conformidad con lo dispuesto por el artículo 26 de la Ley sobre Facultades, Normas y Organización del Indecopi, aprobada por Decreto Legislativo 807</w:t>
+      </w:r>
+      <w:r>
+        <w:rPr>
+          <w:rStyle w:val="Refdenotaalpie"/>
+          <w:rFonts w:ascii="Arial Narrow" w:eastAsia="Times New Roman" w:hAnsi="Arial Narrow" w:cs="Times New Roman"/>
+          <w:color w:val="000000"/>
+          <w:kern w:val="0"/>
+          <w:vertAlign w:val="superscript"/>
+          <w:lang w:val="es-ES" w:eastAsia="es-ES"/>
+          <w14:ligatures w14:val="none"/>
+        </w:rPr>
+        <w:footnoteReference w:id="13"/>
+      </w:r>
+      <w:r>
+        <w:rPr>
+          <w:rFonts w:ascii="Arial Narrow" w:hAnsi="Arial Narrow" w:cs="Arial Narrow"/>
+          <w:sz w:val="20"/>
+          <w:szCs w:val="20"/>
+        </w:rPr>
+        <w:t xml:space="preserve">, presenten sus descargos sobre la imputación de cargos realizada en un plazo no mayor a cinco (5) días hábiles contado a partir del día siguiente de la notificación de la presente resolución, vencido el cual, el Secretario Técnico declarará en rebeldía a los denunciados que no lo hubieran presentado. Debe precisarse que de conformidad con lo establecido por el artículo 223 del Texto Único Ordenado de la Ley 27444, Ley del Procedimiento Administrativo General</w:t>
+      </w:r>
+      <w:r>
+        <w:rPr>
+          <w:rStyle w:val="Refdenotaalpie"/>
+          <w:rFonts w:ascii="Arial Narrow" w:eastAsia="Times New Roman" w:hAnsi="Arial Narrow" w:cs="Times New Roman"/>
+          <w:color w:val="000000"/>
+          <w:kern w:val="0"/>
+          <w:vertAlign w:val="superscript"/>
+          <w:lang w:val="es-ES" w:eastAsia="es-ES"/>
+          <w14:ligatures w14:val="none"/>
+        </w:rPr>
+        <w:footnoteReference w:id="14"/>
+      </w:r>
+      <w:r>
+        <w:rPr>
+          <w:rFonts w:ascii="Arial Narrow" w:hAnsi="Arial Narrow" w:cs="Arial Narrow"/>
+          <w:sz w:val="20"/>
+          <w:szCs w:val="20"/>
+        </w:rPr>
+        <w:t xml:space="preserve">, las alegaciones y los hechos relevantes de la reclamación, salvo que hayan sido específicamente negadas en la contestación, se tendrán por aceptadas o merituadas como ciertas.</w:t>
+      </w:r>
+    </w:p>
+    <w:p>
       <w:pPr>
         <w:spacing w:after="0" w:line="240" w:lineRule="auto"/>
         <w:jc w:val="both"/>
@@ -5957,11 +5934,11 @@
           <w:color w:val="000000"/>
           <w:kern w:val="0"/>
           <w:lang w:eastAsia="es-PE"/>
-          <ns2:ligatures ns2:val="none"/>
-        </w:rPr>
-      </w:pPr>
-    </w:p>
-    <w:p ns2:paraId="04B46A83" ns2:textId="492BF663">
+          <w14:ligatures w14:val="none"/>
+        </w:rPr>
+      </w:pPr>
+    </w:p>
+    <w:p>
       <w:pPr>
         <w:spacing w:after="0" w:line="240" w:lineRule="auto"/>
         <w:jc w:val="both"/>
@@ -5970,17 +5947,17 @@
           <w:color w:val="000000"/>
           <w:kern w:val="0"/>
           <w:lang w:val="es-ES" w:eastAsia="es-ES"/>
-          <ns2:ligatures ns2:val="none"/>
-        </w:rPr>
-      </w:pPr>
-      <w:r>
-        <w:rPr>
-          <w:rFonts w:ascii="Arial Narrow" w:eastAsia="Arial Narrow" w:hAnsi="Arial Narrow" w:cs="Arial Narrow"/>
-          <w:b/>
-          <w:color w:val="000000"/>
-          <w:kern w:val="0"/>
-          <w:lang w:eastAsia="es-PE"/>
-          <ns2:ligatures ns2:val="none"/>
+          <w14:ligatures w14:val="none"/>
+        </w:rPr>
+      </w:pPr>
+      <w:r>
+        <w:rPr>
+          <w:rFonts w:ascii="Arial Narrow" w:eastAsia="Arial Narrow" w:hAnsi="Arial Narrow" w:cs="Arial Narrow"/>
+          <w:b/>
+          <w:color w:val="000000"/>
+          <w:kern w:val="0"/>
+          <w:lang w:eastAsia="es-PE"/>
+          <w14:ligatures w14:val="none"/>
         </w:rPr>
         <w:t xml:space="preserve">QUINTO: </w:t>
       </w:r>
@@ -5991,7 +5968,7 @@
           <w:color w:val="000000"/>
           <w:kern w:val="0"/>
           <w:lang w:eastAsia="es-ES"/>
-          <ns2:ligatures ns2:val="none"/>
+          <w14:ligatures w14:val="none"/>
         </w:rPr>
         <w:t xml:space="preserve">requerir </w:t>
       </w:r>
@@ -6001,7 +5978,7 @@
           <w:color w:val="000000"/>
           <w:kern w:val="0"/>
           <w:lang w:val="es-ES" w:eastAsia="es-ES"/>
-          <ns2:ligatures ns2:val="none"/>
+          <w14:ligatures w14:val="none"/>
         </w:rPr>
         <w:t xml:space="preserve">que, en un </w:t>
       </w:r>
@@ -6011,7 +5988,7 @@
           <w:color w:val="000000"/>
           <w:kern w:val="0"/>
           <w:lang w:eastAsia="es-ES"/>
-          <ns2:ligatures ns2:val="none"/>
+          <w14:ligatures w14:val="none"/>
         </w:rPr>
         <w:t>plazo no mayor de cinco (5) días hábiles contado a partir del día siguiente de la notificación de la presente resolución</w:t>
       </w:r>
@@ -6022,7 +5999,7 @@
           <w:color w:val="000000"/>
           <w:kern w:val="0"/>
           <w:lang w:eastAsia="es-ES"/>
-          <ns2:ligatures ns2:val="none"/>
+          <w14:ligatures w14:val="none"/>
         </w:rPr>
         <w:t xml:space="preserve">, </w:t>
       </w:r>
@@ -6033,7 +6010,7 @@
           <w:color w:val="000000"/>
           <w:kern w:val="0"/>
           <w:lang w:eastAsia="es-ES"/>
-          <ns2:ligatures ns2:val="none"/>
+          <w14:ligatures w14:val="none"/>
         </w:rPr>
         <w:t xml:space="preserve">el </w:t>
       </w:r>
@@ -6044,7 +6021,7 @@
           <w:color w:val="000000"/>
           <w:kern w:val="0"/>
           <w:lang w:eastAsia="es-PE"/>
-          <ns2:ligatures ns2:val="none"/>
+          <w14:ligatures w14:val="none"/>
         </w:rPr>
         <w:t>Banco de Crédito del Perú</w:t>
       </w:r>
@@ -6054,7 +6031,7 @@
           <w:color w:val="000000"/>
           <w:kern w:val="0"/>
           <w:lang w:eastAsia="es-ES"/>
-          <ns2:ligatures ns2:val="none"/>
+          <w14:ligatures w14:val="none"/>
         </w:rPr>
         <w:t xml:space="preserve"> </w:t>
       </w:r>
@@ -6065,7 +6042,7 @@
           <w:color w:val="000000"/>
           <w:kern w:val="0"/>
           <w:lang w:eastAsia="es-ES"/>
-          <ns2:ligatures ns2:val="none"/>
+          <w14:ligatures w14:val="none"/>
         </w:rPr>
         <w:t xml:space="preserve">S.A. </w:t>
       </w:r>
@@ -6075,7 +6052,7 @@
           <w:color w:val="000000"/>
           <w:kern w:val="0"/>
           <w:lang w:val="es-ES" w:eastAsia="es-ES"/>
-          <ns2:ligatures ns2:val="none"/>
+          <w14:ligatures w14:val="none"/>
         </w:rPr>
         <w:t>cumpla</w:t>
       </w:r>
@@ -6085,7 +6062,7 @@
           <w:color w:val="000000"/>
           <w:kern w:val="0"/>
           <w:lang w:val="es-ES" w:eastAsia="es-ES"/>
-          <ns2:ligatures ns2:val="none"/>
+          <w14:ligatures w14:val="none"/>
         </w:rPr>
         <w:t xml:space="preserve"> </w:t>
       </w:r>
@@ -6095,7 +6072,7 @@
           <w:color w:val="000000"/>
           <w:kern w:val="0"/>
           <w:lang w:val="es-ES" w:eastAsia="es-ES"/>
-          <ns2:ligatures ns2:val="none"/>
+          <w14:ligatures w14:val="none"/>
         </w:rPr>
         <w:t>con:</w:t>
       </w:r>
@@ -6105,12 +6082,12 @@
           <w:color w:val="000000"/>
           <w:kern w:val="0"/>
           <w:lang w:val="es-ES" w:eastAsia="es-ES"/>
-          <ns2:ligatures ns2:val="none"/>
+          <w14:ligatures w14:val="none"/>
         </w:rPr>
         <w:t xml:space="preserve"> </w:t>
       </w:r>
     </w:p>
-    <w:p ns2:paraId="39F6F423" ns2:textId="77777777">
+    <w:p>
       <w:pPr>
         <w:spacing w:after="0" w:line="240" w:lineRule="auto"/>
         <w:jc w:val="both"/>
@@ -6119,11 +6096,11 @@
           <w:color w:val="000000"/>
           <w:kern w:val="0"/>
           <w:lang w:val="es-ES" w:eastAsia="es-ES"/>
-          <ns2:ligatures ns2:val="none"/>
-        </w:rPr>
-      </w:pPr>
-    </w:p>
-    <w:p ns2:paraId="7EAE58BA" ns2:textId="732079EF">
+          <w14:ligatures w14:val="none"/>
+        </w:rPr>
+      </w:pPr>
+    </w:p>
+    <w:p>
       <w:pPr>
         <w:spacing w:after="0" w:line="240" w:lineRule="auto"/>
         <w:jc w:val="both"/>
@@ -6132,16 +6109,16 @@
           <w:color w:val="000000"/>
           <w:kern w:val="0"/>
           <w:lang w:val="es-ES" w:eastAsia="es-ES"/>
-          <ns2:ligatures ns2:val="none"/>
-        </w:rPr>
-      </w:pPr>
-      <w:r>
-        <w:rPr>
-          <w:rFonts w:ascii="Arial Narrow" w:eastAsia="Times New Roman" w:hAnsi="Arial Narrow" w:cs="Arial"/>
-          <w:color w:val="000000"/>
-          <w:kern w:val="0"/>
-          <w:lang w:val="es-ES" w:eastAsia="es-ES"/>
-          <ns2:ligatures ns2:val="none"/>
+          <w14:ligatures w14:val="none"/>
+        </w:rPr>
+      </w:pPr>
+      <w:r>
+        <w:rPr>
+          <w:rFonts w:ascii="Arial Narrow" w:eastAsia="Times New Roman" w:hAnsi="Arial Narrow" w:cs="Arial"/>
+          <w:color w:val="000000"/>
+          <w:kern w:val="0"/>
+          <w:lang w:val="es-ES" w:eastAsia="es-ES"/>
+          <w14:ligatures w14:val="none"/>
         </w:rPr>
         <w:t xml:space="preserve">(i) </w:t>
       </w:r>
@@ -6151,7 +6128,7 @@
           <w:color w:val="000000"/>
           <w:kern w:val="0"/>
           <w:lang w:eastAsia="es-ES"/>
-          <ns2:ligatures ns2:val="none"/>
+          <w14:ligatures w14:val="none"/>
         </w:rPr>
         <w:t>presentar</w:t>
       </w:r>
@@ -6161,7 +6138,7 @@
           <w:color w:val="000000"/>
           <w:kern w:val="0"/>
           <w:lang w:val="es-ES" w:eastAsia="es-ES"/>
-          <ns2:ligatures ns2:val="none"/>
+          <w14:ligatures w14:val="none"/>
         </w:rPr>
         <w:t xml:space="preserve"> una copia</w:t>
       </w:r>
@@ -6171,7 +6148,7 @@
           <w:color w:val="000000"/>
           <w:kern w:val="0"/>
           <w:lang w:val="es-ES" w:eastAsia="es-ES"/>
-          <ns2:ligatures ns2:val="none"/>
+          <w14:ligatures w14:val="none"/>
         </w:rPr>
         <w:t xml:space="preserve"> completa, legible y</w:t>
       </w:r>
@@ -6181,7 +6158,7 @@
           <w:color w:val="000000"/>
           <w:kern w:val="0"/>
           <w:lang w:val="es-ES" w:eastAsia="es-ES"/>
-          <ns2:ligatures ns2:val="none"/>
+          <w14:ligatures w14:val="none"/>
         </w:rPr>
         <w:t xml:space="preserve"> debidamente suscrit</w:t>
       </w:r>
@@ -6191,7 +6168,7 @@
           <w:color w:val="000000"/>
           <w:kern w:val="0"/>
           <w:lang w:val="es-ES" w:eastAsia="es-ES"/>
-          <ns2:ligatures ns2:val="none"/>
+          <w14:ligatures w14:val="none"/>
         </w:rPr>
         <w:t>o</w:t>
       </w:r>
@@ -6201,7 +6178,7 @@
           <w:color w:val="000000"/>
           <w:kern w:val="0"/>
           <w:lang w:val="es-ES" w:eastAsia="es-ES"/>
-          <ns2:ligatures ns2:val="none"/>
+          <w14:ligatures w14:val="none"/>
         </w:rPr>
         <w:t xml:space="preserve"> </w:t>
       </w:r>
@@ -6211,7 +6188,7 @@
           <w:color w:val="000000"/>
           <w:kern w:val="0"/>
           <w:lang w:val="es-ES" w:eastAsia="es-ES"/>
-          <ns2:ligatures ns2:val="none"/>
+          <w14:ligatures w14:val="none"/>
         </w:rPr>
         <w:t xml:space="preserve">del contrato de apertura de la </w:t>
       </w:r>
@@ -6219,7 +6196,7 @@
         <w:rPr>
           <w:rFonts w:ascii="Arial Narrow" w:eastAsia="Arial Narrow" w:hAnsi="Arial Narrow" w:cs="Arial Narrow"/>
           <w:kern w:val="0"/>
-          <ns2:ligatures ns2:val="none"/>
+          <w14:ligatures w14:val="none"/>
         </w:rPr>
         <w:t xml:space="preserve">cuenta mancomunada </w:t>
       </w:r>
@@ -6230,7 +6207,7 @@
           <w:color w:val="000000"/>
           <w:kern w:val="0"/>
           <w:lang w:eastAsia="es-ES"/>
-          <ns2:ligatures ns2:val="none"/>
+          <w14:ligatures w14:val="none"/>
         </w:rPr>
         <w:t/>
       </w:r>
@@ -6241,7 +6218,7 @@
           <w:color w:val="000000"/>
           <w:kern w:val="0"/>
           <w:lang w:eastAsia="es-ES"/>
-          <ns2:ligatures ns2:val="none"/>
+          <w14:ligatures w14:val="none"/>
         </w:rPr>
         <w:t xml:space="preserve"> </w:t>
       </w:r>
@@ -6251,7 +6228,7 @@
           <w:color w:val="000000"/>
           <w:kern w:val="0"/>
           <w:lang w:eastAsia="es-ES"/>
-          <ns2:ligatures ns2:val="none"/>
+          <w14:ligatures w14:val="none"/>
         </w:rPr>
         <w:t>194-913</w:t>
       </w:r>
@@ -6261,7 +6238,7 @@
           <w:color w:val="000000"/>
           <w:kern w:val="0"/>
           <w:lang w:eastAsia="es-ES"/>
-          <ns2:ligatures ns2:val="none"/>
+          <w14:ligatures w14:val="none"/>
         </w:rPr>
         <w:t>xxxxx</w:t>
       </w:r>
@@ -6271,7 +6248,7 @@
           <w:color w:val="000000"/>
           <w:kern w:val="0"/>
           <w:lang w:eastAsia="es-ES"/>
-          <ns2:ligatures ns2:val="none"/>
+          <w14:ligatures w14:val="none"/>
         </w:rPr>
         <w:t>-0-00</w:t>
       </w:r>
@@ -6279,7 +6256,7 @@
         <w:rPr>
           <w:rFonts w:ascii="Arial Narrow" w:eastAsia="Arial Narrow" w:hAnsi="Arial Narrow" w:cs="Arial Narrow"/>
           <w:kern w:val="0"/>
-          <ns2:ligatures ns2:val="none"/>
+          <w14:ligatures w14:val="none"/>
         </w:rPr>
         <w:t>; (</w:t>
       </w:r>
@@ -6288,7 +6265,7 @@
         <w:rPr>
           <w:rFonts w:ascii="Arial Narrow" w:eastAsia="Arial Narrow" w:hAnsi="Arial Narrow" w:cs="Arial Narrow"/>
           <w:kern w:val="0"/>
-          <ns2:ligatures ns2:val="none"/>
+          <w14:ligatures w14:val="none"/>
         </w:rPr>
         <w:t>ii</w:t>
       </w:r>
@@ -6297,7 +6274,7 @@
         <w:rPr>
           <w:rFonts w:ascii="Arial Narrow" w:eastAsia="Arial Narrow" w:hAnsi="Arial Narrow" w:cs="Arial Narrow"/>
           <w:kern w:val="0"/>
-          <ns2:ligatures ns2:val="none"/>
+          <w14:ligatures w14:val="none"/>
         </w:rPr>
         <w:t xml:space="preserve">) </w:t>
       </w:r>
@@ -6307,7 +6284,7 @@
           <w:color w:val="000000"/>
           <w:kern w:val="0"/>
           <w:lang w:eastAsia="es-ES"/>
-          <ns2:ligatures ns2:val="none"/>
+          <w14:ligatures w14:val="none"/>
         </w:rPr>
         <w:t xml:space="preserve">una copia completa, legible y debidamente suscrita de la </w:t>
       </w:r>
@@ -6317,7 +6294,7 @@
           <w:color w:val="000000"/>
           <w:kern w:val="0"/>
           <w:lang w:val="es-ES" w:eastAsia="es-ES"/>
-          <ns2:ligatures ns2:val="none"/>
+          <w14:ligatures w14:val="none"/>
         </w:rPr>
         <w:t xml:space="preserve">Póliza </w:t>
       </w:r>
@@ -6328,7 +6305,7 @@
           <w:color w:val="000000"/>
           <w:kern w:val="0"/>
           <w:lang w:val="es-ES" w:eastAsia="es-ES"/>
-          <ns2:ligatures ns2:val="none"/>
+          <w14:ligatures w14:val="none"/>
         </w:rPr>
         <w:t/>
       </w:r>
@@ -6339,7 +6316,7 @@
           <w:color w:val="000000"/>
           <w:kern w:val="0"/>
           <w:lang w:val="es-ES" w:eastAsia="es-ES"/>
-          <ns2:ligatures ns2:val="none"/>
+          <w14:ligatures w14:val="none"/>
         </w:rPr>
         <w:t xml:space="preserve"> 9201780</w:t>
       </w:r>
@@ -6349,7 +6326,7 @@
           <w:color w:val="000000"/>
           <w:kern w:val="0"/>
           <w:lang w:val="es-ES" w:eastAsia="es-ES"/>
-          <ns2:ligatures ns2:val="none"/>
+          <w14:ligatures w14:val="none"/>
         </w:rPr>
         <w:t xml:space="preserve"> </w:t>
       </w:r>
@@ -6359,7 +6336,7 @@
           <w:color w:val="000000"/>
           <w:kern w:val="0"/>
           <w:lang w:eastAsia="es-ES"/>
-          <ns2:ligatures ns2:val="none"/>
+          <w14:ligatures w14:val="none"/>
         </w:rPr>
         <w:t xml:space="preserve">materia de denuncia, al igual que, el cargo de remisión de </w:t>
       </w:r>
@@ -6370,7 +6347,7 @@
           <w:color w:val="000000"/>
           <w:kern w:val="0"/>
           <w:lang w:eastAsia="es-ES"/>
-          <ns2:ligatures ns2:val="none"/>
+          <w14:ligatures w14:val="none"/>
         </w:rPr>
         <w:t>la misma</w:t>
       </w:r>
@@ -6379,7 +6356,7 @@
         <w:rPr>
           <w:rFonts w:ascii="Arial Narrow" w:eastAsia="Arial Narrow" w:hAnsi="Arial Narrow" w:cs="Arial Narrow"/>
           <w:kern w:val="0"/>
-          <ns2:ligatures ns2:val="none"/>
+          <w14:ligatures w14:val="none"/>
         </w:rPr>
         <w:t>; y,</w:t>
       </w:r>
@@ -6389,7 +6366,7 @@
           <w:color w:val="000000"/>
           <w:kern w:val="0"/>
           <w:lang w:val="es-ES" w:eastAsia="es-ES"/>
-          <ns2:ligatures ns2:val="none"/>
+          <w14:ligatures w14:val="none"/>
         </w:rPr>
         <w:t xml:space="preserve"> (</w:t>
       </w:r>
@@ -6400,7 +6377,7 @@
           <w:color w:val="000000"/>
           <w:kern w:val="0"/>
           <w:lang w:val="es-ES" w:eastAsia="es-ES"/>
-          <ns2:ligatures ns2:val="none"/>
+          <w14:ligatures w14:val="none"/>
         </w:rPr>
         <w:t>i</w:t>
       </w:r>
@@ -6410,7 +6387,7 @@
           <w:color w:val="000000"/>
           <w:kern w:val="0"/>
           <w:lang w:val="es-ES" w:eastAsia="es-ES"/>
-          <ns2:ligatures ns2:val="none"/>
+          <w14:ligatures w14:val="none"/>
         </w:rPr>
         <w:t>i</w:t>
       </w:r>
@@ -6420,7 +6397,7 @@
           <w:color w:val="000000"/>
           <w:kern w:val="0"/>
           <w:lang w:val="es-ES" w:eastAsia="es-ES"/>
-          <ns2:ligatures ns2:val="none"/>
+          <w14:ligatures w14:val="none"/>
         </w:rPr>
         <w:t>i</w:t>
       </w:r>
@@ -6431,12 +6408,12 @@
           <w:color w:val="000000"/>
           <w:kern w:val="0"/>
           <w:lang w:val="es-ES" w:eastAsia="es-ES"/>
-          <ns2:ligatures ns2:val="none"/>
+          <w14:ligatures w14:val="none"/>
         </w:rPr>
         <w:t>) presentar todas las comunicaciones cursadas con la parte denunciante en virtud de los hechos materia de denuncia.</w:t>
       </w:r>
     </w:p>
-    <w:p ns2:paraId="26C2FC28" ns2:textId="77777777">
+    <w:p>
       <w:pPr>
         <w:spacing w:after="0" w:line="240" w:lineRule="auto"/>
         <w:jc w:val="both"/>
@@ -6445,11 +6422,11 @@
           <w:color w:val="000000"/>
           <w:kern w:val="0"/>
           <w:lang w:val="es-ES" w:eastAsia="es-ES"/>
-          <ns2:ligatures ns2:val="none"/>
-        </w:rPr>
-      </w:pPr>
-    </w:p>
-    <w:p ns2:paraId="5ECD4D79" ns2:textId="77777777">
+          <w14:ligatures w14:val="none"/>
+        </w:rPr>
+      </w:pPr>
+    </w:p>
+    <w:p>
       <w:pPr>
         <w:spacing w:after="0" w:line="240" w:lineRule="auto"/>
         <w:jc w:val="both"/>
@@ -6458,17 +6435,17 @@
           <w:color w:val="000000"/>
           <w:kern w:val="0"/>
           <w:lang w:val="es-ES" w:eastAsia="es-ES"/>
-          <ns2:ligatures ns2:val="none"/>
-        </w:rPr>
-      </w:pPr>
-      <w:r>
-        <w:rPr>
-          <w:rFonts w:ascii="Arial Narrow" w:eastAsia="Arial Narrow" w:hAnsi="Arial Narrow" w:cs="Arial Narrow"/>
-          <w:b/>
-          <w:color w:val="000000"/>
-          <w:kern w:val="0"/>
-          <w:lang w:eastAsia="es-PE"/>
-          <ns2:ligatures ns2:val="none"/>
+          <w14:ligatures w14:val="none"/>
+        </w:rPr>
+      </w:pPr>
+      <w:r>
+        <w:rPr>
+          <w:rFonts w:ascii="Arial Narrow" w:eastAsia="Arial Narrow" w:hAnsi="Arial Narrow" w:cs="Arial Narrow"/>
+          <w:b/>
+          <w:color w:val="000000"/>
+          <w:kern w:val="0"/>
+          <w:lang w:eastAsia="es-PE"/>
+          <w14:ligatures w14:val="none"/>
         </w:rPr>
         <w:t xml:space="preserve">SEXTO: </w:t>
       </w:r>
@@ -6478,7 +6455,7 @@
           <w:color w:val="000000"/>
           <w:kern w:val="0"/>
           <w:lang w:eastAsia="es-ES"/>
-          <ns2:ligatures ns2:val="none"/>
+          <w14:ligatures w14:val="none"/>
         </w:rPr>
         <w:t xml:space="preserve">requerir </w:t>
       </w:r>
@@ -6488,7 +6465,7 @@
           <w:color w:val="000000"/>
           <w:kern w:val="0"/>
           <w:lang w:val="es-ES" w:eastAsia="es-ES"/>
-          <ns2:ligatures ns2:val="none"/>
+          <w14:ligatures w14:val="none"/>
         </w:rPr>
         <w:t xml:space="preserve">que, en un </w:t>
       </w:r>
@@ -6498,7 +6475,7 @@
           <w:color w:val="000000"/>
           <w:kern w:val="0"/>
           <w:lang w:eastAsia="es-ES"/>
-          <ns2:ligatures ns2:val="none"/>
+          <w14:ligatures w14:val="none"/>
         </w:rPr>
         <w:t>plazo no mayor de cinco (5) días hábiles contado a partir del día siguiente de la notificación de la presente resolución</w:t>
       </w:r>
@@ -6508,7 +6485,7 @@
           <w:color w:val="000000"/>
           <w:kern w:val="0"/>
           <w:lang w:eastAsia="es-ES"/>
-          <ns2:ligatures ns2:val="none"/>
+          <w14:ligatures w14:val="none"/>
         </w:rPr>
         <w:t xml:space="preserve">, </w:t>
       </w:r>
@@ -6519,7 +6496,7 @@
           <w:color w:val="000000"/>
           <w:kern w:val="0"/>
           <w:lang w:eastAsia="es-PE"/>
-          <ns2:ligatures ns2:val="none"/>
+          <w14:ligatures w14:val="none"/>
         </w:rPr>
         <w:t>Pacífico Compañía de Seguros y Reaseguros S.A</w:t>
       </w:r>
@@ -6530,7 +6507,7 @@
           <w:kern w:val="0"/>
           <w:shd w:val="clear" w:color="auto" w:fill="FFFFFF"/>
           <w:lang w:eastAsia="es-PE"/>
-          <ns2:ligatures ns2:val="none"/>
+          <w14:ligatures w14:val="none"/>
         </w:rPr>
         <w:t>.</w:t>
       </w:r>
@@ -6540,7 +6517,7 @@
           <w:color w:val="000000"/>
           <w:kern w:val="0"/>
           <w:lang w:eastAsia="es-ES"/>
-          <ns2:ligatures ns2:val="none"/>
+          <w14:ligatures w14:val="none"/>
         </w:rPr>
         <w:t xml:space="preserve">, </w:t>
       </w:r>
@@ -6550,7 +6527,7 @@
           <w:color w:val="000000"/>
           <w:kern w:val="0"/>
           <w:lang w:val="es-ES" w:eastAsia="es-ES"/>
-          <ns2:ligatures ns2:val="none"/>
+          <w14:ligatures w14:val="none"/>
         </w:rPr>
         <w:t>cumpla con</w:t>
       </w:r>
@@ -6560,7 +6537,7 @@
           <w:color w:val="000000"/>
           <w:kern w:val="0"/>
           <w:lang w:val="es-ES" w:eastAsia="es-ES"/>
-          <ns2:ligatures ns2:val="none"/>
+          <w14:ligatures w14:val="none"/>
         </w:rPr>
         <w:t xml:space="preserve"> presentar</w:t>
       </w:r>
@@ -6570,12 +6547,12 @@
           <w:color w:val="000000"/>
           <w:kern w:val="0"/>
           <w:lang w:val="es-ES" w:eastAsia="es-ES"/>
-          <ns2:ligatures ns2:val="none"/>
+          <w14:ligatures w14:val="none"/>
         </w:rPr>
         <w:t xml:space="preserve">: </w:t>
       </w:r>
     </w:p>
-    <w:p ns2:paraId="06ACDA43" ns2:textId="77777777">
+    <w:p>
       <w:pPr>
         <w:spacing w:after="0" w:line="240" w:lineRule="auto"/>
         <w:jc w:val="both"/>
@@ -6584,11 +6561,11 @@
           <w:color w:val="000000"/>
           <w:kern w:val="0"/>
           <w:lang w:val="es-ES" w:eastAsia="es-ES"/>
-          <ns2:ligatures ns2:val="none"/>
-        </w:rPr>
-      </w:pPr>
-    </w:p>
-    <w:p ns2:paraId="06C45676" ns2:textId="3DC49310">
+          <w14:ligatures w14:val="none"/>
+        </w:rPr>
+      </w:pPr>
+    </w:p>
+    <w:p>
       <w:pPr>
         <w:spacing w:after="0" w:line="240" w:lineRule="auto"/>
         <w:jc w:val="both"/>
@@ -6597,16 +6574,16 @@
           <w:color w:val="000000"/>
           <w:kern w:val="0"/>
           <w:lang w:val="es-ES" w:eastAsia="es-ES"/>
-          <ns2:ligatures ns2:val="none"/>
-        </w:rPr>
-      </w:pPr>
-      <w:r>
-        <w:rPr>
-          <w:rFonts w:ascii="Arial Narrow" w:eastAsia="Times New Roman" w:hAnsi="Arial Narrow" w:cs="Arial"/>
-          <w:color w:val="000000"/>
-          <w:kern w:val="0"/>
-          <w:lang w:val="es-ES" w:eastAsia="es-ES"/>
-          <ns2:ligatures ns2:val="none"/>
+          <w14:ligatures w14:val="none"/>
+        </w:rPr>
+      </w:pPr>
+      <w:r>
+        <w:rPr>
+          <w:rFonts w:ascii="Arial Narrow" w:eastAsia="Times New Roman" w:hAnsi="Arial Narrow" w:cs="Arial"/>
+          <w:color w:val="000000"/>
+          <w:kern w:val="0"/>
+          <w:lang w:val="es-ES" w:eastAsia="es-ES"/>
+          <w14:ligatures w14:val="none"/>
         </w:rPr>
         <w:lastRenderedPageBreak/>
         <w:t xml:space="preserve">(i) </w:t>
@@ -6617,7 +6594,7 @@
           <w:color w:val="000000"/>
           <w:kern w:val="0"/>
           <w:lang w:eastAsia="es-ES"/>
-          <ns2:ligatures ns2:val="none"/>
+          <w14:ligatures w14:val="none"/>
         </w:rPr>
         <w:t xml:space="preserve">una copia completa, legible y debidamente </w:t>
       </w:r>
@@ -6627,7 +6604,7 @@
           <w:color w:val="000000"/>
           <w:kern w:val="0"/>
           <w:lang w:val="es-ES" w:eastAsia="es-ES"/>
-          <ns2:ligatures ns2:val="none"/>
+          <w14:ligatures w14:val="none"/>
         </w:rPr>
         <w:t>suscrita</w:t>
       </w:r>
@@ -6637,7 +6614,7 @@
           <w:color w:val="000000"/>
           <w:kern w:val="0"/>
           <w:lang w:eastAsia="es-ES"/>
-          <ns2:ligatures ns2:val="none"/>
+          <w14:ligatures w14:val="none"/>
         </w:rPr>
         <w:t xml:space="preserve"> de la</w:t>
       </w:r>
@@ -6647,7 +6624,7 @@
           <w:color w:val="000000"/>
           <w:kern w:val="0"/>
           <w:lang w:eastAsia="es-ES"/>
-          <ns2:ligatures ns2:val="none"/>
+          <w14:ligatures w14:val="none"/>
         </w:rPr>
         <w:t>s</w:t>
       </w:r>
@@ -6657,7 +6634,7 @@
           <w:color w:val="000000"/>
           <w:kern w:val="0"/>
           <w:lang w:eastAsia="es-ES"/>
-          <ns2:ligatures ns2:val="none"/>
+          <w14:ligatures w14:val="none"/>
         </w:rPr>
         <w:t xml:space="preserve"> Póliza </w:t>
       </w:r>
@@ -6668,7 +6645,7 @@
           <w:color w:val="000000"/>
           <w:kern w:val="0"/>
           <w:lang w:eastAsia="es-ES"/>
-          <ns2:ligatures ns2:val="none"/>
+          <w14:ligatures w14:val="none"/>
         </w:rPr>
         <w:t/>
       </w:r>
@@ -6679,7 +6656,7 @@
           <w:color w:val="000000"/>
           <w:kern w:val="0"/>
           <w:lang w:eastAsia="es-ES"/>
-          <ns2:ligatures ns2:val="none"/>
+          <w14:ligatures w14:val="none"/>
         </w:rPr>
         <w:t xml:space="preserve"> 1000001429 materia de denuncia, al igual que, el cargo de remisión de </w:t>
       </w:r>
@@ -6690,7 +6667,7 @@
           <w:color w:val="000000"/>
           <w:kern w:val="0"/>
           <w:lang w:eastAsia="es-ES"/>
-          <ns2:ligatures ns2:val="none"/>
+          <w14:ligatures w14:val="none"/>
         </w:rPr>
         <w:t>la misma</w:t>
       </w:r>
@@ -6701,7 +6678,7 @@
           <w:color w:val="000000"/>
           <w:kern w:val="0"/>
           <w:lang w:eastAsia="es-ES"/>
-          <ns2:ligatures ns2:val="none"/>
+          <w14:ligatures w14:val="none"/>
         </w:rPr>
         <w:t xml:space="preserve">. </w:t>
       </w:r>
@@ -6712,7 +6689,7 @@
           <w:kern w:val="0"/>
           <w:u w:val="single"/>
           <w:lang w:eastAsia="es-ES"/>
-          <ns2:ligatures ns2:val="none"/>
+          <w14:ligatures w14:val="none"/>
         </w:rPr>
         <w:t>Asimismo, en caso de haber existido modificaciones a las condiciones de dicho producto, presentar los medios probatorios que sustenten el procedimiento seguido para proceder con ello;</w:t>
       </w:r>
@@ -6722,7 +6699,7 @@
           <w:color w:val="000000"/>
           <w:kern w:val="0"/>
           <w:lang w:eastAsia="es-ES"/>
-          <ns2:ligatures ns2:val="none"/>
+          <w14:ligatures w14:val="none"/>
         </w:rPr>
         <w:t xml:space="preserve"> y, (</w:t>
       </w:r>
@@ -6733,7 +6710,7 @@
           <w:color w:val="000000"/>
           <w:kern w:val="0"/>
           <w:lang w:eastAsia="es-ES"/>
-          <ns2:ligatures ns2:val="none"/>
+          <w14:ligatures w14:val="none"/>
         </w:rPr>
         <w:t>ii</w:t>
       </w:r>
@@ -6744,7 +6721,7 @@
           <w:color w:val="000000"/>
           <w:kern w:val="0"/>
           <w:lang w:eastAsia="es-ES"/>
-          <ns2:ligatures ns2:val="none"/>
+          <w14:ligatures w14:val="none"/>
         </w:rPr>
         <w:t xml:space="preserve">) </w:t>
       </w:r>
@@ -6754,12 +6731,12 @@
           <w:color w:val="000000"/>
           <w:kern w:val="0"/>
           <w:lang w:val="es-ES" w:eastAsia="es-ES"/>
-          <ns2:ligatures ns2:val="none"/>
+          <w14:ligatures w14:val="none"/>
         </w:rPr>
         <w:t xml:space="preserve">presentar todas las comunicaciones cursadas con la parte denunciante en virtud del hecho materia de denuncia. </w:t>
       </w:r>
     </w:p>
-    <w:p ns2:paraId="786FA426" ns2:textId="77777777">
+    <w:p>
       <w:pPr>
         <w:spacing w:after="0" w:line="240" w:lineRule="auto"/>
         <w:jc w:val="both"/>
@@ -6768,11 +6745,11 @@
           <w:color w:val="000000"/>
           <w:kern w:val="0"/>
           <w:lang w:val="es-ES" w:eastAsia="es-ES"/>
-          <ns2:ligatures ns2:val="none"/>
-        </w:rPr>
-      </w:pPr>
-    </w:p>
-    <w:p ns2:paraId="58D4E496" ns2:textId="77777777">
+          <w14:ligatures w14:val="none"/>
+        </w:rPr>
+      </w:pPr>
+    </w:p>
+    <w:p>
       <w:pPr>
         <w:spacing w:after="0" w:line="240" w:lineRule="auto"/>
         <w:jc w:val="both"/>
@@ -6781,17 +6758,17 @@
           <w:color w:val="000000"/>
           <w:kern w:val="0"/>
           <w:lang w:eastAsia="es-PE"/>
-          <ns2:ligatures ns2:val="none"/>
-        </w:rPr>
-      </w:pPr>
-      <w:r>
-        <w:rPr>
-          <w:rFonts w:ascii="Arial Narrow" w:eastAsia="Arial Narrow" w:hAnsi="Arial Narrow" w:cs="Arial Narrow"/>
-          <w:b/>
-          <w:color w:val="000000"/>
-          <w:kern w:val="0"/>
-          <w:lang w:eastAsia="es-PE"/>
-          <ns2:ligatures ns2:val="none"/>
+          <w14:ligatures w14:val="none"/>
+        </w:rPr>
+      </w:pPr>
+      <w:r>
+        <w:rPr>
+          <w:rFonts w:ascii="Arial Narrow" w:eastAsia="Arial Narrow" w:hAnsi="Arial Narrow" w:cs="Arial Narrow"/>
+          <w:b/>
+          <w:color w:val="000000"/>
+          <w:kern w:val="0"/>
+          <w:lang w:eastAsia="es-PE"/>
+          <w14:ligatures w14:val="none"/>
         </w:rPr>
         <w:t>SÉTIMO:</w:t>
       </w:r>
@@ -6801,7 +6778,7 @@
           <w:color w:val="000000"/>
           <w:kern w:val="0"/>
           <w:lang w:eastAsia="es-PE"/>
-          <ns2:ligatures ns2:val="none"/>
+          <w14:ligatures w14:val="none"/>
         </w:rPr>
         <w:t xml:space="preserve"> </w:t>
       </w:r>
@@ -6812,7 +6789,7 @@
           <w:color w:val="000000"/>
           <w:kern w:val="0"/>
           <w:lang w:eastAsia="es-PE"/>
-          <ns2:ligatures ns2:val="none"/>
+          <w14:ligatures w14:val="none"/>
         </w:rPr>
         <w:t>informar a las partes que el artículo 110</w:t>
       </w:r>
@@ -6822,7 +6799,7 @@
           <w:color w:val="000000"/>
           <w:kern w:val="0"/>
           <w:lang w:eastAsia="es-PE"/>
-          <ns2:ligatures ns2:val="none"/>
+          <w14:ligatures w14:val="none"/>
         </w:rPr>
         <w:t/>
       </w:r>
@@ -6832,7 +6809,7 @@
           <w:color w:val="000000"/>
           <w:kern w:val="0"/>
           <w:lang w:eastAsia="es-PE"/>
-          <ns2:ligatures ns2:val="none"/>
+          <w14:ligatures w14:val="none"/>
         </w:rPr>
         <w:t xml:space="preserve"> de la Ley 29571, Código de Protección y Defensa del Consumidor</w:t>
       </w:r>
@@ -6844,7 +6821,7 @@
           <w:kern w:val="0"/>
           <w:vertAlign w:val="superscript"/>
           <w:lang w:eastAsia="es-PE"/>
-          <ns2:ligatures ns2:val="none"/>
+          <w14:ligatures w14:val="none"/>
         </w:rPr>
         <w:footnoteReference w:id="8"/>
       </w:r>
@@ -6854,7 +6831,7 @@
           <w:color w:val="000000"/>
           <w:kern w:val="0"/>
           <w:lang w:eastAsia="es-PE"/>
-          <ns2:ligatures ns2:val="none"/>
+          <w14:ligatures w14:val="none"/>
         </w:rPr>
         <w:t>, faculta a la Comisión a calificar las infracciones de la referida norma como leves, graves o muy graves e imponer sanciones que van desde una amonestación hasta una multa por un máximo de 450 Unidades Impositivas Tributarias, sin perjuicio de las medidas correctivas, reparadoras y complementarias, que puedan ordenarse de acuerdo a lo estipulado en los artículos 114</w:t>
       </w:r>
@@ -6864,7 +6841,7 @@
           <w:color w:val="000000"/>
           <w:kern w:val="0"/>
           <w:lang w:eastAsia="es-PE"/>
-          <ns2:ligatures ns2:val="none"/>
+          <w14:ligatures w14:val="none"/>
         </w:rPr>
         <w:t/>
       </w:r>
@@ -6874,7 +6851,7 @@
           <w:color w:val="000000"/>
           <w:kern w:val="0"/>
           <w:lang w:eastAsia="es-PE"/>
-          <ns2:ligatures ns2:val="none"/>
+          <w14:ligatures w14:val="none"/>
         </w:rPr>
         <w:t>, 115</w:t>
       </w:r>
@@ -6884,7 +6861,7 @@
           <w:color w:val="000000"/>
           <w:kern w:val="0"/>
           <w:lang w:eastAsia="es-PE"/>
-          <ns2:ligatures ns2:val="none"/>
+          <w14:ligatures w14:val="none"/>
         </w:rPr>
         <w:t/>
       </w:r>
@@ -6894,7 +6871,7 @@
           <w:color w:val="000000"/>
           <w:kern w:val="0"/>
           <w:lang w:eastAsia="es-PE"/>
-          <ns2:ligatures ns2:val="none"/>
+          <w14:ligatures w14:val="none"/>
         </w:rPr>
         <w:t xml:space="preserve"> y 116</w:t>
       </w:r>
@@ -6904,7 +6881,7 @@
           <w:color w:val="000000"/>
           <w:kern w:val="0"/>
           <w:lang w:eastAsia="es-PE"/>
-          <ns2:ligatures ns2:val="none"/>
+          <w14:ligatures w14:val="none"/>
         </w:rPr>
         <w:t/>
       </w:r>
@@ -6914,7 +6891,7 @@
           <w:color w:val="000000"/>
           <w:kern w:val="0"/>
           <w:lang w:eastAsia="es-PE"/>
-          <ns2:ligatures ns2:val="none"/>
+          <w14:ligatures w14:val="none"/>
         </w:rPr>
         <w:t xml:space="preserve"> de la referida norma</w:t>
       </w:r>
@@ -6926,7 +6903,7 @@
           <w:kern w:val="0"/>
           <w:vertAlign w:val="superscript"/>
           <w:lang w:eastAsia="es-PE"/>
-          <ns2:ligatures ns2:val="none"/>
+          <w14:ligatures w14:val="none"/>
         </w:rPr>
         <w:footnoteReference w:id="9"/>
       </w:r>
@@ -6936,7 +6913,7 @@
           <w:color w:val="000000"/>
           <w:kern w:val="0"/>
           <w:lang w:eastAsia="es-PE"/>
-          <ns2:ligatures ns2:val="none"/>
+          <w14:ligatures w14:val="none"/>
         </w:rPr>
         <w:t xml:space="preserve">. </w:t>
       </w:r>
@@ -6947,7 +6924,7 @@
           <w:color w:val="000000"/>
           <w:kern w:val="0"/>
           <w:lang w:eastAsia="es-PE"/>
-          <ns2:ligatures ns2:val="none"/>
+          <w14:ligatures w14:val="none"/>
         </w:rPr>
         <w:lastRenderedPageBreak/>
         <w:t>Asimismo, se consideran circunstancias atenuantes para la graduación de la sanción, el allanamiento de la denuncia o el reconocimiento de las pretensiones en ella contenidas, de acuerdo con el artículo 112</w:t>
@@ -6958,7 +6935,7 @@
           <w:color w:val="000000"/>
           <w:kern w:val="0"/>
           <w:lang w:eastAsia="es-PE"/>
-          <ns2:ligatures ns2:val="none"/>
+          <w14:ligatures w14:val="none"/>
         </w:rPr>
         <w:t/>
       </w:r>
@@ -6968,7 +6945,7 @@
           <w:color w:val="000000"/>
           <w:kern w:val="0"/>
           <w:lang w:eastAsia="es-PE"/>
-          <ns2:ligatures ns2:val="none"/>
+          <w14:ligatures w14:val="none"/>
         </w:rPr>
         <w:t xml:space="preserve"> del Código</w:t>
       </w:r>
@@ -6980,7 +6957,7 @@
           <w:kern w:val="0"/>
           <w:vertAlign w:val="superscript"/>
           <w:lang w:eastAsia="es-PE"/>
-          <ns2:ligatures ns2:val="none"/>
+          <w14:ligatures w14:val="none"/>
         </w:rPr>
         <w:footnoteReference w:id="10"/>
       </w:r>
@@ -6990,12 +6967,12 @@
           <w:color w:val="000000"/>
           <w:kern w:val="0"/>
           <w:lang w:eastAsia="es-PE"/>
-          <ns2:ligatures ns2:val="none"/>
+          <w14:ligatures w14:val="none"/>
         </w:rPr>
         <w:t>.</w:t>
       </w:r>
     </w:p>
-    <w:p ns2:paraId="7A5236A4" ns2:textId="77777777">
+    <w:p>
       <w:pPr>
         <w:shd w:val="clear" w:color="auto" w:fill="FFFFFF"/>
         <w:spacing w:after="0" w:line="240" w:lineRule="auto"/>
@@ -7006,11 +6983,11 @@
           <w:color w:val="000000"/>
           <w:kern w:val="0"/>
           <w:lang w:eastAsia="es-PE"/>
-          <ns2:ligatures ns2:val="none"/>
-        </w:rPr>
-      </w:pPr>
-    </w:p>
-    <w:p ns2:paraId="3F071DDA" ns2:textId="77777777">
+          <w14:ligatures w14:val="none"/>
+        </w:rPr>
+      </w:pPr>
+    </w:p>
+    <w:p>
       <w:pPr>
         <w:shd w:val="clear" w:color="auto" w:fill="FFFFFF"/>
         <w:spacing w:after="0" w:line="240" w:lineRule="auto"/>
@@ -7020,7 +6997,7 @@
           <w:color w:val="000000"/>
           <w:kern w:val="0"/>
           <w:lang w:eastAsia="es-PE"/>
-          <ns2:ligatures ns2:val="none"/>
+          <w14:ligatures w14:val="none"/>
         </w:rPr>
       </w:pPr>
       <w:r>
@@ -7029,7 +7006,7 @@
           <w:b/>
           <w:bCs/>
           <w:kern w:val="0"/>
-          <ns2:ligatures ns2:val="none"/>
+          <w14:ligatures w14:val="none"/>
         </w:rPr>
         <w:t>OCTAVO</w:t>
       </w:r>
@@ -7040,7 +7017,7 @@
           <w:color w:val="000000"/>
           <w:kern w:val="0"/>
           <w:lang w:eastAsia="es-PE"/>
-          <ns2:ligatures ns2:val="none"/>
+          <w14:ligatures w14:val="none"/>
         </w:rPr>
         <w:t>:</w:t>
       </w:r>
@@ -7050,7 +7027,7 @@
           <w:color w:val="000000"/>
           <w:kern w:val="0"/>
           <w:lang w:eastAsia="es-PE"/>
-          <ns2:ligatures ns2:val="none"/>
+          <w14:ligatures w14:val="none"/>
         </w:rPr>
         <w:t xml:space="preserve"> informar a las partes que conforme a lo establecido en el artículo 39</w:t>
       </w:r>
@@ -7060,7 +7037,7 @@
           <w:color w:val="000000"/>
           <w:kern w:val="0"/>
           <w:lang w:eastAsia="es-PE"/>
-          <ns2:ligatures ns2:val="none"/>
+          <w14:ligatures w14:val="none"/>
         </w:rPr>
         <w:t/>
       </w:r>
@@ -7070,12 +7047,12 @@
           <w:color w:val="000000"/>
           <w:kern w:val="0"/>
           <w:lang w:eastAsia="es-PE"/>
-          <ns2:ligatures ns2:val="none"/>
+          <w14:ligatures w14:val="none"/>
         </w:rPr>
         <w:t xml:space="preserve"> de la Ley sobre Facultades, Normas y Organización del Indecopi, aprobada por Decreto Legislativo 807, los gastos por los peritajes realizados, actuación de pruebas, inspecciones y otros derivados de la tramitación del proceso serán de cargo de la parte que solicita la prueba, salvo pacto en contrario. En todos los casos, la resolución final determinará si los gastos deben ser asumidos por alguna de las partes, o reembolsados a la otra parte o al Indecopi, según sea el caso, de manera adicional a la sanción que haya podido imponerse. </w:t>
       </w:r>
     </w:p>
-    <w:p ns2:paraId="0F10F9CF" ns2:textId="77777777">
+    <w:p>
       <w:pPr>
         <w:shd w:val="clear" w:color="auto" w:fill="FFFFFF"/>
         <w:spacing w:after="0" w:line="240" w:lineRule="auto"/>
@@ -7085,11 +7062,11 @@
           <w:color w:val="000000"/>
           <w:kern w:val="0"/>
           <w:lang w:eastAsia="es-PE"/>
-          <ns2:ligatures ns2:val="none"/>
-        </w:rPr>
-      </w:pPr>
-    </w:p>
-    <w:p ns2:paraId="194C23DD" ns2:textId="77777777">
+          <w14:ligatures w14:val="none"/>
+        </w:rPr>
+      </w:pPr>
+    </w:p>
+    <w:p>
       <w:pPr>
         <w:suppressAutoHyphens/>
         <w:spacing w:after="0" w:line="240" w:lineRule="auto"/>
@@ -7098,7 +7075,7 @@
           <w:rFonts w:ascii="Arial Narrow" w:eastAsia="Calibri" w:hAnsi="Arial Narrow" w:cs="Arial"/>
           <w:kern w:val="0"/>
           <w:u w:val="single"/>
-          <ns2:ligatures ns2:val="none"/>
+          <w14:ligatures w14:val="none"/>
         </w:rPr>
       </w:pPr>
       <w:r>
@@ -7108,7 +7085,7 @@
           <w:color w:val="000000"/>
           <w:kern w:val="0"/>
           <w:lang w:eastAsia="es-PE"/>
-          <ns2:ligatures ns2:val="none"/>
+          <w14:ligatures w14:val="none"/>
         </w:rPr>
         <w:t>NOVENO</w:t>
       </w:r>
@@ -7117,7 +7094,7 @@
           <w:rFonts w:ascii="Arial Narrow" w:eastAsia="Calibri" w:hAnsi="Arial Narrow" w:cs="Arial"/>
           <w:b/>
           <w:kern w:val="0"/>
-          <ns2:ligatures ns2:val="none"/>
+          <w14:ligatures w14:val="none"/>
         </w:rPr>
         <w:t>:</w:t>
       </w:r>
@@ -7125,7 +7102,7 @@
         <w:rPr>
           <w:rFonts w:ascii="Arial Narrow" w:eastAsia="Calibri" w:hAnsi="Arial Narrow" w:cs="Arial"/>
           <w:kern w:val="0"/>
-          <ns2:ligatures ns2:val="none"/>
+          <w14:ligatures w14:val="none"/>
         </w:rPr>
         <w:t xml:space="preserve"> comunicar a las partes que, </w:t>
       </w:r>
@@ -7134,7 +7111,7 @@
         <w:rPr>
           <w:rFonts w:ascii="Arial Narrow" w:eastAsia="Calibri" w:hAnsi="Arial Narrow" w:cs="Arial"/>
           <w:kern w:val="0"/>
-          <ns2:ligatures ns2:val="none"/>
+          <w14:ligatures w14:val="none"/>
         </w:rPr>
         <w:t>de acuerdo a</w:t>
       </w:r>
@@ -7143,7 +7120,7 @@
         <w:rPr>
           <w:rFonts w:ascii="Arial Narrow" w:eastAsia="Calibri" w:hAnsi="Arial Narrow" w:cs="Arial"/>
           <w:kern w:val="0"/>
-          <ns2:ligatures ns2:val="none"/>
+          <w14:ligatures w14:val="none"/>
         </w:rPr>
         <w:t xml:space="preserve"> lo señalado por el artículo 29</w:t>
       </w:r>
@@ -7153,7 +7130,7 @@
           <w:color w:val="000000"/>
           <w:kern w:val="0"/>
           <w:lang w:eastAsia="es-PE"/>
-          <ns2:ligatures ns2:val="none"/>
+          <w14:ligatures w14:val="none"/>
         </w:rPr>
         <w:t/>
       </w:r>
@@ -7161,7 +7138,7 @@
         <w:rPr>
           <w:rFonts w:ascii="Arial Narrow" w:eastAsia="Calibri" w:hAnsi="Arial Narrow" w:cs="Arial"/>
           <w:kern w:val="0"/>
-          <ns2:ligatures ns2:val="none"/>
+          <w14:ligatures w14:val="none"/>
         </w:rPr>
         <w:t xml:space="preserve"> del Decreto Legislativo </w:t>
       </w:r>
@@ -7170,7 +7147,7 @@
         <w:rPr>
           <w:rFonts w:ascii="Arial Narrow" w:eastAsia="Calibri" w:hAnsi="Arial Narrow" w:cs="Arial"/>
           <w:kern w:val="0"/>
-          <ns2:ligatures ns2:val="none"/>
+          <w14:ligatures w14:val="none"/>
         </w:rPr>
         <w:t/>
       </w:r>
@@ -7179,7 +7156,7 @@
         <w:rPr>
           <w:rFonts w:ascii="Arial Narrow" w:eastAsia="Calibri" w:hAnsi="Arial Narrow" w:cs="Arial"/>
           <w:kern w:val="0"/>
-          <ns2:ligatures ns2:val="none"/>
+          <w14:ligatures w14:val="none"/>
         </w:rPr>
         <w:t xml:space="preserve"> 807</w:t>
       </w:r>
@@ -7189,7 +7166,7 @@
           <w:rFonts w:ascii="Arial Narrow" w:eastAsia="Calibri" w:hAnsi="Arial Narrow" w:cs="Arial"/>
           <w:kern w:val="0"/>
           <w:vertAlign w:val="superscript"/>
-          <ns2:ligatures ns2:val="none"/>
+          <w14:ligatures w14:val="none"/>
         </w:rPr>
         <w:footnoteReference w:id="11"/>
       </w:r>
@@ -7197,7 +7174,7 @@
         <w:rPr>
           <w:rFonts w:ascii="Arial Narrow" w:eastAsia="Calibri" w:hAnsi="Arial Narrow" w:cs="Arial"/>
           <w:kern w:val="0"/>
-          <ns2:ligatures ns2:val="none"/>
+          <w14:ligatures w14:val="none"/>
         </w:rPr>
         <w:t xml:space="preserve">, hasta antes de la emisión de la Resolución Final tienen la posibilidad de solicitar una audiencia de conciliación. En caso deleguen a favor de una tercera persona su actuación en la diligencia programada, esta deberá presentar un poder especial con firma legalizada ante Notario Público, donde conste </w:t>
       </w:r>
@@ -7206,7 +7183,7 @@
           <w:rFonts w:ascii="Arial Narrow" w:eastAsia="Calibri" w:hAnsi="Arial Narrow" w:cs="Arial"/>
           <w:kern w:val="0"/>
           <w:u w:val="single"/>
-          <ns2:ligatures ns2:val="none"/>
+          <w14:ligatures w14:val="none"/>
         </w:rPr>
         <w:t>expresamente su facultad para asistir y conciliar en su representación</w:t>
       </w:r>
@@ -7215,7 +7192,7 @@
           <w:rFonts w:ascii="Arial Narrow" w:eastAsia="Calibri" w:hAnsi="Arial Narrow" w:cs="Arial"/>
           <w:bCs/>
           <w:kern w:val="0"/>
-          <ns2:ligatures ns2:val="none"/>
+          <w14:ligatures w14:val="none"/>
         </w:rPr>
         <w:t>.</w:t>
       </w:r>
@@ -7225,7 +7202,7 @@
           <w:b/>
           <w:bCs/>
           <w:kern w:val="0"/>
-          <ns2:ligatures ns2:val="none"/>
+          <w14:ligatures w14:val="none"/>
         </w:rPr>
         <w:t xml:space="preserve"> </w:t>
       </w:r>
@@ -7234,12 +7211,12 @@
           <w:rFonts w:ascii="Arial Narrow" w:eastAsia="Calibri" w:hAnsi="Arial Narrow" w:cs="Arial"/>
           <w:kern w:val="0"/>
           <w:u w:val="single"/>
-          <ns2:ligatures ns2:val="none"/>
+          <w14:ligatures w14:val="none"/>
         </w:rPr>
         <w:t xml:space="preserve">Ello bajo apercibimiento de no realizar la audiencia de conciliación y levantar el acta de inasistencia correspondiente. </w:t>
       </w:r>
     </w:p>
-    <w:p ns2:paraId="19088877" ns2:textId="77777777">
+    <w:p>
       <w:pPr>
         <w:suppressAutoHyphens/>
         <w:spacing w:after="0" w:line="240" w:lineRule="auto"/>
@@ -7248,11 +7225,11 @@
           <w:rFonts w:ascii="Arial Narrow" w:eastAsia="Calibri" w:hAnsi="Arial Narrow" w:cs="Arial"/>
           <w:kern w:val="0"/>
           <w:u w:val="single"/>
-          <ns2:ligatures ns2:val="none"/>
-        </w:rPr>
-      </w:pPr>
-    </w:p>
-    <w:p ns2:paraId="7767F307" ns2:textId="77777777">
+          <w14:ligatures w14:val="none"/>
+        </w:rPr>
+      </w:pPr>
+    </w:p>
+    <w:p>
       <w:pPr>
         <w:suppressAutoHyphens/>
         <w:spacing w:after="0" w:line="240" w:lineRule="auto"/>
@@ -7269,7 +7246,7 @@
           <w:b/>
           <w:spacing w:val="-3"/>
           <w:kern w:val="0"/>
-          <ns2:ligatures ns2:val="none"/>
+          <w14:ligatures w14:val="none"/>
         </w:rPr>
         <w:lastRenderedPageBreak/>
         <w:t>DÉCIMO</w:t>
@@ -7281,7 +7258,7 @@
           <w:color w:val="000000"/>
           <w:kern w:val="0"/>
           <w:lang w:eastAsia="es-PE"/>
-          <ns2:ligatures ns2:val="none"/>
+          <w14:ligatures w14:val="none"/>
         </w:rPr>
         <w:t>:</w:t>
       </w:r>
@@ -7291,14 +7268,14 @@
           <w:color w:val="000000"/>
           <w:kern w:val="0"/>
           <w:lang w:eastAsia="es-PE"/>
-          <ns2:ligatures ns2:val="none"/>
+          <w14:ligatures w14:val="none"/>
         </w:rPr>
         <w:t xml:space="preserve"> poner en conocimiento de las partes que, antes de la emisión de la Resolución Final, tienen la posibilidad de formular su desistimiento o presentar el acuerdo arribado mediante la conciliación, mediación, transacción o cualquier otro que, de forma indubitable, deje constancia que se ha solucionado la controversia materia de denuncia.</w:t>
       </w:r>
       <w:bookmarkStart w:id="12" w:name="h.gjdgxs" w:colFirst="0" w:colLast="0"/>
       <w:bookmarkEnd w:id="12"/>
     </w:p>
-    <w:p ns2:paraId="69E33D6A" ns2:textId="77777777">
+    <w:p>
       <w:pPr>
         <w:suppressAutoHyphens/>
         <w:spacing w:after="0" w:line="240" w:lineRule="auto"/>
@@ -7308,11 +7285,11 @@
           <w:color w:val="000000"/>
           <w:kern w:val="0"/>
           <w:lang w:eastAsia="es-PE"/>
-          <ns2:ligatures ns2:val="none"/>
-        </w:rPr>
-      </w:pPr>
-    </w:p>
-    <w:p ns2:paraId="4DB7FEAC" ns2:textId="166515C6">
+          <w14:ligatures w14:val="none"/>
+        </w:rPr>
+      </w:pPr>
+    </w:p>
+    <w:p>
       <w:pPr>
         <w:suppressAutoHyphens/>
         <w:spacing w:after="0" w:line="240" w:lineRule="auto"/>
@@ -7343,7 +7320,7 @@
           <w:b/>
           <w:spacing w:val="-3"/>
           <w:kern w:val="0"/>
-          <ns2:ligatures ns2:val="none"/>
+          <w14:ligatures w14:val="none"/>
         </w:rPr>
         <w:t/>
       </w:r>
@@ -7353,7 +7330,7 @@
           <w:bCs/>
           <w:spacing w:val="-3"/>
           <w:kern w:val="0"/>
-          <ns2:ligatures ns2:val="none"/>
+          <w14:ligatures w14:val="none"/>
         </w:rPr>
         <w:t xml:space="preserve"/>
       </w:r>
@@ -7363,7 +7340,7 @@
           <w:bCs/>
           <w:spacing w:val="-3"/>
           <w:kern w:val="0"/>
-          <ns2:ligatures ns2:val="none"/>
+          <w14:ligatures w14:val="none"/>
         </w:rPr>
         <w:t/>
       </w:r>
@@ -7373,7 +7350,7 @@
           <w:bCs/>
           <w:spacing w:val="-3"/>
           <w:kern w:val="0"/>
-          <ns2:ligatures ns2:val="none"/>
+          <w14:ligatures w14:val="none"/>
         </w:rPr>
         <w:t xml:space="preserve"/>
       </w:r>
@@ -7384,7 +7361,7 @@
           <w:kern w:val="0"/>
           <w:shd w:val="clear" w:color="auto" w:fill="FFFFFF"/>
           <w:lang w:eastAsia="es-PE"/>
-          <ns2:ligatures ns2:val="none"/>
+          <w14:ligatures w14:val="none"/>
         </w:rPr>
         <w:t/>
       </w:r>
@@ -7395,7 +7372,7 @@
           <w:kern w:val="0"/>
           <w:shd w:val="clear" w:color="auto" w:fill="FFFFFF"/>
           <w:lang w:eastAsia="es-PE"/>
-          <ns2:ligatures ns2:val="none"/>
+          <w14:ligatures w14:val="none"/>
         </w:rPr>
         <w:t/>
       </w:r>
@@ -7406,7 +7383,7 @@
           <w:kern w:val="0"/>
           <w:shd w:val="clear" w:color="auto" w:fill="FFFFFF"/>
           <w:lang w:eastAsia="es-PE"/>
-          <ns2:ligatures ns2:val="none"/>
+          <w14:ligatures w14:val="none"/>
         </w:rPr>
         <w:t xml:space="preserve"/>
       </w:r>
@@ -7417,7 +7394,7 @@
           <w:kern w:val="0"/>
           <w:shd w:val="clear" w:color="auto" w:fill="FFFFFF"/>
           <w:lang w:eastAsia="es-PE"/>
-          <ns2:ligatures ns2:val="none"/>
+          <w14:ligatures w14:val="none"/>
         </w:rPr>
         <w:t xml:space="preserve"/>
       </w:r>
@@ -7428,7 +7405,7 @@
           <w:color w:val="000000"/>
           <w:kern w:val="0"/>
           <w:lang w:eastAsia="es-PE"/>
-          <ns2:ligatures ns2:val="none"/>
+          <w14:ligatures w14:val="none"/>
         </w:rPr>
         <w:t xml:space="preserve"/>
       </w:r>
@@ -7439,7 +7416,7 @@
           <w:color w:val="000000"/>
           <w:kern w:val="0"/>
           <w:lang w:eastAsia="es-PE"/>
-          <ns2:ligatures ns2:val="none"/>
+          <w14:ligatures w14:val="none"/>
         </w:rPr>
         <w:t/>
       </w:r>
@@ -7450,7 +7427,7 @@
           <w:color w:val="000000"/>
           <w:kern w:val="0"/>
           <w:lang w:eastAsia="es-PE"/>
-          <ns2:ligatures ns2:val="none"/>
+          <w14:ligatures w14:val="none"/>
         </w:rPr>
         <w:t/>
       </w:r>
@@ -7461,7 +7438,7 @@
           <w:color w:val="000000"/>
           <w:kern w:val="0"/>
           <w:lang w:eastAsia="es-PE"/>
-          <ns2:ligatures ns2:val="none"/>
+          <w14:ligatures w14:val="none"/>
         </w:rPr>
         <w:t xml:space="preserve"/>
       </w:r>
@@ -7472,7 +7449,7 @@
           <w:color w:val="000000"/>
           <w:kern w:val="0"/>
           <w:lang w:eastAsia="es-PE"/>
-          <ns2:ligatures ns2:val="none"/>
+          <w14:ligatures w14:val="none"/>
         </w:rPr>
         <w:t/>
       </w:r>
@@ -7483,7 +7460,7 @@
           <w:color w:val="000000"/>
           <w:kern w:val="0"/>
           <w:lang w:eastAsia="es-PE"/>
-          <ns2:ligatures ns2:val="none"/>
+          <w14:ligatures w14:val="none"/>
         </w:rPr>
         <w:t xml:space="preserve"/>
       </w:r>
@@ -7494,7 +7471,7 @@
           <w:color w:val="000000"/>
           <w:kern w:val="0"/>
           <w:lang w:eastAsia="es-PE"/>
-          <ns2:ligatures ns2:val="none"/>
+          <w14:ligatures w14:val="none"/>
         </w:rPr>
         <w:t/>
       </w:r>
@@ -7630,7 +7607,7 @@
           <w:color w:val="000000"/>
           <w:kern w:val="0"/>
           <w:lang w:eastAsia="es-PE"/>
-          <ns2:ligatures ns2:val="none"/>
+          <w14:ligatures w14:val="none"/>
         </w:rPr>
         <w:t/>
       </w:r>
@@ -7663,7 +7640,7 @@
           <w:color w:val="000000"/>
           <w:kern w:val="0"/>
           <w:lang w:eastAsia="es-PE"/>
-          <ns2:ligatures ns2:val="none"/>
+          <w14:ligatures w14:val="none"/>
         </w:rPr>
         <w:t/>
       </w:r>
@@ -7689,7 +7666,7 @@
         <w:t/>
       </w:r>
     </w:p>
-    <w:p ns2:paraId="26B1ED4B" ns2:textId="77777777">
+    <w:p>
       <w:pPr>
         <w:suppressAutoHyphens/>
         <w:spacing w:after="0" w:line="240" w:lineRule="auto"/>
@@ -7699,7 +7676,7 @@
         </w:rPr>
       </w:pPr>
     </w:p>
-    <w:p ns2:paraId="12E923CD" ns2:textId="0474FE01">
+    <w:p>
       <w:pPr>
         <w:suppressAutoHyphens/>
         <w:spacing w:line="240" w:lineRule="auto"/>
@@ -7752,7 +7729,7 @@
           <w:color w:val="000000"/>
           <w:kern w:val="0"/>
           <w:lang w:eastAsia="es-PE"/>
-          <ns2:ligatures ns2:val="none"/>
+          <w14:ligatures w14:val="none"/>
         </w:rPr>
         <w:t>Pacífico Compañía de Seguros y Reaseguros S.A</w:t>
       </w:r>
@@ -7763,7 +7740,7 @@
           <w:kern w:val="0"/>
           <w:shd w:val="clear" w:color="auto" w:fill="FFFFFF"/>
           <w:lang w:eastAsia="es-PE"/>
-          <ns2:ligatures ns2:val="none"/>
+          <w14:ligatures w14:val="none"/>
         </w:rPr>
         <w:t>.</w:t>
       </w:r>
@@ -7789,7 +7766,7 @@
       </w:r>
     </w:p>
     <w:bookmarkEnd w:id="0"/>
-    <w:p ns2:paraId="41C37225" ns2:textId="77777777">
+    <w:p>
       <w:pPr>
         <w:spacing w:after="0" w:line="240" w:lineRule="auto"/>
         <w:jc w:val="both"/>
@@ -7799,11 +7776,11 @@
           <w:color w:val="000000"/>
           <w:kern w:val="0"/>
           <w:lang w:eastAsia="es-PE"/>
-          <ns2:ligatures ns2:val="none"/>
-        </w:rPr>
-      </w:pPr>
-    </w:p>
-    <w:p ns2:paraId="00CDB54B" ns2:textId="77777777">
+          <w14:ligatures w14:val="none"/>
+        </w:rPr>
+      </w:pPr>
+    </w:p>
+    <w:p>
       <w:pPr>
         <w:spacing w:after="0" w:line="240" w:lineRule="auto"/>
         <w:jc w:val="both"/>
@@ -7813,11 +7790,11 @@
           <w:color w:val="000000"/>
           <w:kern w:val="0"/>
           <w:lang w:eastAsia="es-PE"/>
-          <ns2:ligatures ns2:val="none"/>
-        </w:rPr>
-      </w:pPr>
-    </w:p>
-    <w:p ns2:paraId="0931F3D1" ns2:textId="77777777">
+          <w14:ligatures w14:val="none"/>
+        </w:rPr>
+      </w:pPr>
+    </w:p>
+    <w:p>
       <w:pPr>
         <w:spacing w:after="0" w:line="240" w:lineRule="auto"/>
         <w:jc w:val="both"/>
@@ -7827,11 +7804,11 @@
           <w:color w:val="000000"/>
           <w:kern w:val="0"/>
           <w:lang w:eastAsia="es-PE"/>
-          <ns2:ligatures ns2:val="none"/>
-        </w:rPr>
-      </w:pPr>
-    </w:p>
-    <w:p ns2:paraId="6B4B3C7F" ns2:textId="77777777">
+          <w14:ligatures w14:val="none"/>
+        </w:rPr>
+      </w:pPr>
+    </w:p>
+    <w:p>
       <w:pPr>
         <w:spacing w:after="0" w:line="240" w:lineRule="auto"/>
         <w:jc w:val="both"/>
@@ -7841,11 +7818,11 @@
           <w:color w:val="000000"/>
           <w:kern w:val="0"/>
           <w:lang w:eastAsia="es-PE"/>
-          <ns2:ligatures ns2:val="none"/>
-        </w:rPr>
-      </w:pPr>
-    </w:p>
-    <w:p ns2:paraId="43D224C9" ns2:textId="77777777">
+          <w14:ligatures w14:val="none"/>
+        </w:rPr>
+      </w:pPr>
+    </w:p>
+    <w:p>
       <w:pPr>
         <w:spacing w:after="0" w:line="240" w:lineRule="auto"/>
         <w:jc w:val="both"/>
@@ -7855,11 +7832,11 @@
           <w:color w:val="000000"/>
           <w:kern w:val="0"/>
           <w:lang w:eastAsia="es-PE"/>
-          <ns2:ligatures ns2:val="none"/>
-        </w:rPr>
-      </w:pPr>
-    </w:p>
-    <w:p ns2:paraId="44C416C1" ns2:textId="77777777">
+          <w14:ligatures w14:val="none"/>
+        </w:rPr>
+      </w:pPr>
+    </w:p>
+    <w:p>
       <w:pPr>
         <w:shd w:val="clear" w:color="auto" w:fill="FFFFFF"/>
         <w:spacing w:after="0" w:line="240" w:lineRule="auto"/>
@@ -7870,7 +7847,7 @@
           <w:bCs/>
           <w:color w:val="000000"/>
           <w:kern w:val="0"/>
-          <ns2:ligatures ns2:val="none"/>
+          <w14:ligatures w14:val="none"/>
         </w:rPr>
       </w:pPr>
       <w:r>
@@ -7880,12 +7857,12 @@
           <w:bCs/>
           <w:color w:val="000000"/>
           <w:kern w:val="0"/>
-          <ns2:ligatures ns2:val="none"/>
+          <w14:ligatures w14:val="none"/>
         </w:rPr>
         <w:t>EVELING ROA QUISPE</w:t>
       </w:r>
     </w:p>
-    <w:p ns2:paraId="31A9CE85" ns2:textId="77777777">
+    <w:p>
       <w:pPr>
         <w:shd w:val="clear" w:color="auto" w:fill="FFFFFF"/>
         <w:spacing w:after="0" w:line="240" w:lineRule="auto"/>
@@ -7896,7 +7873,7 @@
           <w:bCs/>
           <w:color w:val="000000"/>
           <w:kern w:val="0"/>
-          <ns2:ligatures ns2:val="none"/>
+          <w14:ligatures w14:val="none"/>
         </w:rPr>
       </w:pPr>
       <w:r>
@@ -7906,12 +7883,12 @@
           <w:bCs/>
           <w:color w:val="000000"/>
           <w:kern w:val="0"/>
-          <ns2:ligatures ns2:val="none"/>
+          <w14:ligatures w14:val="none"/>
         </w:rPr>
         <w:t>Secretaria Técnica</w:t>
       </w:r>
     </w:p>
-    <w:p ns2:paraId="5A648714" ns2:textId="77777777">
+    <w:p>
       <w:pPr>
         <w:shd w:val="clear" w:color="auto" w:fill="FFFFFF"/>
         <w:spacing w:after="0" w:line="240" w:lineRule="auto"/>
@@ -7922,7 +7899,7 @@
           <w:bCs/>
           <w:color w:val="000000"/>
           <w:kern w:val="0"/>
-          <ns2:ligatures ns2:val="none"/>
+          <w14:ligatures w14:val="none"/>
         </w:rPr>
       </w:pPr>
       <w:r>
@@ -7932,12 +7909,12 @@
           <w:bCs/>
           <w:color w:val="000000"/>
           <w:kern w:val="0"/>
-          <ns2:ligatures ns2:val="none"/>
+          <w14:ligatures w14:val="none"/>
         </w:rPr>
         <w:t>Comisión de Protección al Consumidor 1</w:t>
       </w:r>
     </w:p>
-    <w:p ns2:paraId="5D9EDE09" ns2:textId="77777777">
+    <w:p>
       <w:pPr>
         <w:spacing w:after="0" w:line="240" w:lineRule="auto"/>
         <w:jc w:val="both"/>
@@ -7947,11 +7924,11 @@
           <w:color w:val="000000"/>
           <w:kern w:val="0"/>
           <w:lang w:eastAsia="es-PE"/>
-          <ns2:ligatures ns2:val="none"/>
-        </w:rPr>
-      </w:pPr>
-    </w:p>
-    <w:p ns2:paraId="32B8DBF5" ns2:textId="7427E8A8">
+          <w14:ligatures w14:val="none"/>
+        </w:rPr>
+      </w:pPr>
+    </w:p>
+    <w:p>
       <w:pPr>
         <w:spacing w:after="0" w:line="240" w:lineRule="auto"/>
         <w:jc w:val="both"/>
@@ -7969,7 +7946,7 @@
           <w:sz w:val="16"/>
           <w:szCs w:val="16"/>
           <w:lang w:eastAsia="es-PE"/>
-          <ns2:ligatures ns2:val="none"/>
+          <w14:ligatures w14:val="none"/>
         </w:rPr>
         <w:t>LSM/</w:t>
       </w:r>
@@ -7981,12 +7958,12 @@
           <w:sz w:val="16"/>
           <w:szCs w:val="16"/>
           <w:lang w:eastAsia="es-PE"/>
-          <ns2:ligatures ns2:val="none"/>
+          <w14:ligatures w14:val="none"/>
         </w:rPr>
         <w:t>LCG</w:t>
       </w:r>
     </w:p>
-    <w:p ns2:paraId="68107EE2" ns2:textId="77777777">
+    <w:p>
       <w:pPr>
         <w:spacing w:line="240" w:lineRule="auto"/>
         <w:rPr>
@@ -7995,8 +7972,8 @@
       </w:pPr>
     </w:p>
     <w:sectPr>
-      <w:headerReference w:type="default" ns3:id="rId8"/>
-      <w:footerReference w:type="default" ns3:id="rId9"/>
+      <w:headerReference w:type="default" r:id="rId8"/>
+      <w:footerReference w:type="default" r:id="rId9"/>
       <w:pgSz w:w="11906" w:h="16838"/>
       <w:pgMar w:top="1417" w:right="1701" w:bottom="1417" w:left="1701" w:header="708" w:footer="708" w:gutter="0"/>
       <w:cols w:space="708"/>
@@ -8007,7 +7984,7 @@
 </file>
 
 <file path=word/endnotes.xml><?xml version="1.0" encoding="utf-8"?>
-<w:endnotes xmlns:wpc="http://schemas.microsoft.com/office/word/2010/wordprocessingCanvas" xmlns:cx="http://schemas.microsoft.com/office/drawing/2014/chartex" xmlns:cx1="http://schemas.microsoft.com/office/drawing/2015/9/8/chartex" xmlns:cx2="http://schemas.microsoft.com/office/drawing/2015/10/21/chartex" xmlns:cx3="http://schemas.microsoft.com/office/drawing/2016/5/9/chartex" xmlns:cx4="http://schemas.microsoft.com/office/drawing/2016/5/10/chartex" xmlns:cx5="http://schemas.microsoft.com/office/drawing/2016/5/11/chartex" xmlns:cx6="http://schemas.microsoft.com/office/drawing/2016/5/12/chartex" xmlns:cx7="http://schemas.microsoft.com/office/drawing/2016/5/13/chartex" xmlns:cx8="http://schemas.microsoft.com/office/drawing/2016/5/14/chartex" xmlns:mc="http://schemas.openxmlformats.org/markup-compatibility/2006" xmlns:aink="http://schemas.microsoft.com/office/drawing/2016/ink" xmlns:am3d="http://schemas.microsoft.com/office/drawing/2017/model3d" xmlns:o="urn:schemas-microsoft-com:office:office" xmlns:oel="http://schemas.microsoft.com/office/2019/extlst" xmlns:r="http://schemas.openxmlformats.org/officeDocument/2006/relationships" xmlns:m="http://schemas.openxmlformats.org/officeDocument/2006/math" xmlns:v="urn:schemas-microsoft-com:vml" xmlns:wp14="http://schemas.microsoft.com/office/word/2010/wordprocessingDrawing" xmlns:wp="http://schemas.openxmlformats.org/drawingml/2006/wordprocessingDrawing" xmlns:w10="urn:schemas-microsoft-com:office:word" xmlns:w="http://schemas.openxmlformats.org/wordprocessingml/2006/main" xmlns:w14="http://schemas.microsoft.com/office/word/2010/wordml" xmlns:w15="http://schemas.microsoft.com/office/word/2012/wordml" xmlns:w16cex="http://schemas.microsoft.com/office/word/2018/wordml/cex" xmlns:w16cid="http://schemas.microsoft.com/office/word/2016/wordml/cid" xmlns:w16="http://schemas.microsoft.com/office/word/2018/wordml" xmlns:w16du="http://schemas.microsoft.com/office/word/2023/wordml/word16du" xmlns:w16sdtdh="http://schemas.microsoft.com/office/word/2020/wordml/sdtdatahash" xmlns:w16sdtfl="http://schemas.microsoft.com/office/word/2024/wordml/sdtformatlock" xmlns:w16se="http://schemas.microsoft.com/office/word/2015/wordml/symex" xmlns:wpg="http://schemas.microsoft.com/office/word/2010/wordprocessingGroup" xmlns:wpi="http://schemas.microsoft.com/office/word/2010/wordprocessingInk" xmlns:wne="http://schemas.microsoft.com/office/word/2006/wordml" xmlns:wps="http://schemas.microsoft.com/office/word/2010/wordprocessingShape" mc:Ignorable="w14 w15 w16se w16cid w16 w16cex w16sdtdh w16sdtfl w16du wp14">
+<w:endnotes xmlns:mc="http://schemas.openxmlformats.org/markup-compatibility/2006" xmlns:r="http://schemas.openxmlformats.org/officeDocument/2006/relationships" xmlns:w="http://schemas.openxmlformats.org/wordprocessingml/2006/main" xmlns:w14="http://schemas.microsoft.com/office/word/2010/wordml" xmlns:w15="http://schemas.microsoft.com/office/word/2012/wordml" xmlns:w16="http://schemas.microsoft.com/office/word/2018/wordml" xmlns:w16cex="http://schemas.microsoft.com/office/word/2018/wordml/cex" xmlns:w16cid="http://schemas.microsoft.com/office/word/2016/wordml/cid" xmlns:w16du="http://schemas.microsoft.com/office/word/2023/wordml/word16du" xmlns:w16sdtdh="http://schemas.microsoft.com/office/word/2020/wordml/sdtdatahash" xmlns:w16se="http://schemas.microsoft.com/office/word/2015/wordml/symex" xmlns:wp14="http://schemas.microsoft.com/office/word/2010/wordprocessingDrawing" mc:Ignorable="w14 w15 w16se w16cid w16 w16cex w16sdtdh w16du wp14">
   <w:endnote w:type="separator" w:id="-1">
     <w:p>
       <w:pPr>
@@ -8032,7 +8009,7 @@
 </file>
 
 <file path=word/footer1.xml><?xml version="1.0" encoding="utf-8"?>
-<w:ftr xmlns:wpc="http://schemas.microsoft.com/office/word/2010/wordprocessingCanvas" xmlns:cx="http://schemas.microsoft.com/office/drawing/2014/chartex" xmlns:cx1="http://schemas.microsoft.com/office/drawing/2015/9/8/chartex" xmlns:cx2="http://schemas.microsoft.com/office/drawing/2015/10/21/chartex" xmlns:cx3="http://schemas.microsoft.com/office/drawing/2016/5/9/chartex" xmlns:cx4="http://schemas.microsoft.com/office/drawing/2016/5/10/chartex" xmlns:cx5="http://schemas.microsoft.com/office/drawing/2016/5/11/chartex" xmlns:cx6="http://schemas.microsoft.com/office/drawing/2016/5/12/chartex" xmlns:cx7="http://schemas.microsoft.com/office/drawing/2016/5/13/chartex" xmlns:cx8="http://schemas.microsoft.com/office/drawing/2016/5/14/chartex" xmlns:mc="http://schemas.openxmlformats.org/markup-compatibility/2006" xmlns:aink="http://schemas.microsoft.com/office/drawing/2016/ink" xmlns:am3d="http://schemas.microsoft.com/office/drawing/2017/model3d" xmlns:o="urn:schemas-microsoft-com:office:office" xmlns:oel="http://schemas.microsoft.com/office/2019/extlst" xmlns:r="http://schemas.openxmlformats.org/officeDocument/2006/relationships" xmlns:m="http://schemas.openxmlformats.org/officeDocument/2006/math" xmlns:v="urn:schemas-microsoft-com:vml" xmlns:wp14="http://schemas.microsoft.com/office/word/2010/wordprocessingDrawing" xmlns:wp="http://schemas.openxmlformats.org/drawingml/2006/wordprocessingDrawing" xmlns:w10="urn:schemas-microsoft-com:office:word" xmlns:w="http://schemas.openxmlformats.org/wordprocessingml/2006/main" xmlns:w14="http://schemas.microsoft.com/office/word/2010/wordml" xmlns:w15="http://schemas.microsoft.com/office/word/2012/wordml" xmlns:w16cex="http://schemas.microsoft.com/office/word/2018/wordml/cex" xmlns:w16cid="http://schemas.microsoft.com/office/word/2016/wordml/cid" xmlns:w16="http://schemas.microsoft.com/office/word/2018/wordml" xmlns:w16du="http://schemas.microsoft.com/office/word/2023/wordml/word16du" xmlns:w16sdtdh="http://schemas.microsoft.com/office/word/2020/wordml/sdtdatahash" xmlns:w16sdtfl="http://schemas.microsoft.com/office/word/2024/wordml/sdtformatlock" xmlns:w16se="http://schemas.microsoft.com/office/word/2015/wordml/symex" xmlns:wpg="http://schemas.microsoft.com/office/word/2010/wordprocessingGroup" xmlns:wpi="http://schemas.microsoft.com/office/word/2010/wordprocessingInk" xmlns:wne="http://schemas.microsoft.com/office/word/2006/wordml" xmlns:wps="http://schemas.microsoft.com/office/word/2010/wordprocessingShape" mc:Ignorable="w14 w15 w16se w16cid w16 w16cex w16sdtdh w16sdtfl w16du wp14">
+<w:ftr xmlns:mc="http://schemas.openxmlformats.org/markup-compatibility/2006" xmlns:r="http://schemas.openxmlformats.org/officeDocument/2006/relationships" xmlns:w="http://schemas.openxmlformats.org/wordprocessingml/2006/main" xmlns:w14="http://schemas.microsoft.com/office/word/2010/wordml" xmlns:w15="http://schemas.microsoft.com/office/word/2012/wordml" xmlns:w16="http://schemas.microsoft.com/office/word/2018/wordml" xmlns:w16cex="http://schemas.microsoft.com/office/word/2018/wordml/cex" xmlns:w16cid="http://schemas.microsoft.com/office/word/2016/wordml/cid" xmlns:w16du="http://schemas.microsoft.com/office/word/2023/wordml/word16du" xmlns:w16sdtdh="http://schemas.microsoft.com/office/word/2020/wordml/sdtdatahash" xmlns:w16se="http://schemas.microsoft.com/office/word/2015/wordml/symex" xmlns:wp14="http://schemas.microsoft.com/office/word/2010/wordprocessingDrawing" mc:Ignorable="w14 w15 w16se w16cid w16 w16cex w16sdtdh w16du wp14">
   <w:p>
     <w:pPr>
       <w:pBdr>
@@ -8111,7 +8088,7 @@
 </file>
 
 <file path=word/footnotes.xml><?xml version="1.0" encoding="utf-8"?>
-<w:footnotes xmlns:wpc="http://schemas.microsoft.com/office/word/2010/wordprocessingCanvas" xmlns:cx="http://schemas.microsoft.com/office/drawing/2014/chartex" xmlns:cx1="http://schemas.microsoft.com/office/drawing/2015/9/8/chartex" xmlns:cx2="http://schemas.microsoft.com/office/drawing/2015/10/21/chartex" xmlns:cx3="http://schemas.microsoft.com/office/drawing/2016/5/9/chartex" xmlns:cx4="http://schemas.microsoft.com/office/drawing/2016/5/10/chartex" xmlns:cx5="http://schemas.microsoft.com/office/drawing/2016/5/11/chartex" xmlns:cx6="http://schemas.microsoft.com/office/drawing/2016/5/12/chartex" xmlns:cx7="http://schemas.microsoft.com/office/drawing/2016/5/13/chartex" xmlns:cx8="http://schemas.microsoft.com/office/drawing/2016/5/14/chartex" xmlns:mc="http://schemas.openxmlformats.org/markup-compatibility/2006" xmlns:aink="http://schemas.microsoft.com/office/drawing/2016/ink" xmlns:am3d="http://schemas.microsoft.com/office/drawing/2017/model3d" xmlns:o="urn:schemas-microsoft-com:office:office" xmlns:oel="http://schemas.microsoft.com/office/2019/extlst" xmlns:r="http://schemas.openxmlformats.org/officeDocument/2006/relationships" xmlns:m="http://schemas.openxmlformats.org/officeDocument/2006/math" xmlns:v="urn:schemas-microsoft-com:vml" xmlns:wp14="http://schemas.microsoft.com/office/word/2010/wordprocessingDrawing" xmlns:wp="http://schemas.openxmlformats.org/drawingml/2006/wordprocessingDrawing" xmlns:w10="urn:schemas-microsoft-com:office:word" xmlns:w="http://schemas.openxmlformats.org/wordprocessingml/2006/main" xmlns:w14="http://schemas.microsoft.com/office/word/2010/wordml" xmlns:w15="http://schemas.microsoft.com/office/word/2012/wordml" xmlns:w16cex="http://schemas.microsoft.com/office/word/2018/wordml/cex" xmlns:w16cid="http://schemas.microsoft.com/office/word/2016/wordml/cid" xmlns:w16="http://schemas.microsoft.com/office/word/2018/wordml" xmlns:w16du="http://schemas.microsoft.com/office/word/2023/wordml/word16du" xmlns:w16sdtdh="http://schemas.microsoft.com/office/word/2020/wordml/sdtdatahash" xmlns:w16sdtfl="http://schemas.microsoft.com/office/word/2024/wordml/sdtformatlock" xmlns:w16se="http://schemas.microsoft.com/office/word/2015/wordml/symex" xmlns:wpg="http://schemas.microsoft.com/office/word/2010/wordprocessingGroup" xmlns:wpi="http://schemas.microsoft.com/office/word/2010/wordprocessingInk" xmlns:wne="http://schemas.microsoft.com/office/word/2006/wordml" xmlns:wps="http://schemas.microsoft.com/office/word/2010/wordprocessingShape" mc:Ignorable="w14 w15 w16se w16cid w16 w16cex w16sdtdh w16sdtfl w16du wp14">
+<w:footnotes xmlns:mc="http://schemas.openxmlformats.org/markup-compatibility/2006" xmlns:r="http://schemas.openxmlformats.org/officeDocument/2006/relationships" xmlns:w="http://schemas.openxmlformats.org/wordprocessingml/2006/main" xmlns:w14="http://schemas.microsoft.com/office/word/2010/wordml" xmlns:w15="http://schemas.microsoft.com/office/word/2012/wordml" xmlns:w16="http://schemas.microsoft.com/office/word/2018/wordml" xmlns:w16cex="http://schemas.microsoft.com/office/word/2018/wordml/cex" xmlns:w16cid="http://schemas.microsoft.com/office/word/2016/wordml/cid" xmlns:w16du="http://schemas.microsoft.com/office/word/2023/wordml/word16du" xmlns:w16sdtdh="http://schemas.microsoft.com/office/word/2020/wordml/sdtdatahash" xmlns:w16se="http://schemas.microsoft.com/office/word/2015/wordml/symex" xmlns:wp14="http://schemas.microsoft.com/office/word/2010/wordprocessingDrawing" mc:Ignorable="w14 w15 w16se w16cid w16 w16cex w16sdtdh w16du wp14">
   <w:footnote w:type="separator" w:id="-1">
     <w:p>
       <w:pPr>
@@ -9520,6 +9497,161 @@
           <w:szCs w:val="16"/>
         </w:rPr>
       </w:pPr>
+    </w:p>
+  </w:footnote>
+  <w:footnote w:id="13">
+    <w:p>
+      <w:pPr>
+        <w:pStyle w:val="Textonotapie"/>
+        <w:ind w:left="567" w:hanging="567"/>
+        <w:jc w:val="both"/>
+      </w:pPr>
+      <w:r>
+        <w:rPr>
+          <w:rStyle w:val="Refdenotaalpie"/>
+          <w:rFonts w:ascii="Arial Narrow" w:hAnsi="Arial Narrow" w:cs="Arial"/>
+          <w:sz w:val="16"/>
+          <w:szCs w:val="16"/>
+          <w:vertAlign w:val="superscript"/>
+        </w:rPr>
+        <w:footnoteRef/>
+      </w:r>
+      <w:r>
+        <w:rPr>
+          <w:rFonts w:ascii="Arial Narrow" w:hAnsi="Arial Narrow" w:cs="Arial"/>
+          <w:sz w:val="16"/>
+          <w:szCs w:val="16"/>
+        </w:rPr>
+        <w:tab/>
+      </w:r>
+      <w:r>
+        <w:rPr>
+          <w:rFonts w:ascii="Arial Narrow" w:hAnsi="Arial Narrow" w:cs="Arial"/>
+          <w:b/>
+          <w:bCs/>
+          <w:sz w:val="16"/>
+          <w:szCs w:val="16"/>
+        </w:rPr>
+        <w:t xml:space="preserve">DECRETO LEGISLATIVO 807, LEY SOBRE FACULTADES, NORMAS Y ORGANIZACIÓN DEL INDECOPI, publicado el 18 de abril de 1996</w:t>
+      </w:r>
+    </w:p>
+    <w:p>
+      <w:pPr>
+        <w:pStyle w:val="Textonotapie"/>
+        <w:ind w:left="567" w:hanging="567"/>
+        <w:jc w:val="both"/>
+      </w:pPr>
+      <w:r>
+        <w:rPr>
+          <w:rFonts w:ascii="Arial Narrow" w:hAnsi="Arial Narrow" w:cs="Arial"/>
+          <w:sz w:val="16"/>
+          <w:szCs w:val="16"/>
+        </w:rPr>
+        <w:tab/>
+      </w:r>
+      <w:r>
+        <w:rPr>
+          <w:rFonts w:ascii="Arial Narrow" w:hAnsi="Arial Narrow" w:cs="Arial"/>
+          <w:b/>
+          <w:bCs/>
+          <w:sz w:val="16"/>
+          <w:szCs w:val="16"/>
+        </w:rPr>
+        <w:t xml:space="preserve">Artículo 26.-</w:t>
+      </w:r>
+      <w:r>
+        <w:rPr>
+          <w:rFonts w:ascii="Arial Narrow" w:hAnsi="Arial Narrow" w:cs="Arial"/>
+          <w:sz w:val="16"/>
+          <w:szCs w:val="16"/>
+        </w:rPr>
+        <w:t xml:space="preserve"> Una vez admitida a trámite la denuncia, se correrá traslado de la misma al denunciado, a fin de que éste presente su descargo. El plazo para la presentación del descargo será de cinco (5) días contados desde la notificación, vencido el cual, el Secretario Técnico declarará en rebeldía al denunciado que no lo hubiera presentado.</w:t>
+      </w:r>
+    </w:p>
+  </w:footnote>
+  <w:footnote w:id="14">
+    <w:p>
+      <w:pPr>
+        <w:pStyle w:val="Textonotapie"/>
+        <w:ind w:left="567" w:hanging="567"/>
+        <w:jc w:val="both"/>
+      </w:pPr>
+      <w:r>
+        <w:rPr>
+          <w:rStyle w:val="Refdenotaalpie"/>
+          <w:rFonts w:ascii="Arial Narrow" w:hAnsi="Arial Narrow" w:cs="Arial"/>
+          <w:sz w:val="16"/>
+          <w:szCs w:val="16"/>
+          <w:vertAlign w:val="superscript"/>
+        </w:rPr>
+        <w:footnoteRef/>
+      </w:r>
+      <w:r>
+        <w:rPr>
+          <w:rFonts w:ascii="Arial Narrow" w:hAnsi="Arial Narrow" w:cs="Arial"/>
+          <w:sz w:val="16"/>
+          <w:szCs w:val="16"/>
+        </w:rPr>
+        <w:tab/>
+      </w:r>
+      <w:r>
+        <w:rPr>
+          <w:rFonts w:ascii="Arial Narrow" w:hAnsi="Arial Narrow" w:cs="Arial"/>
+          <w:b/>
+          <w:bCs/>
+          <w:sz w:val="16"/>
+          <w:szCs w:val="16"/>
+        </w:rPr>
+        <w:t xml:space="preserve">DECRETO SUPREMO 006-2026-JUS, TEXTO ÚNICO ORDENADO DE LA LEY 27444, LEY DEL PROCEDIMIENTO ADMINISTRATIVO GENERAL, publicado el 30 de abril de 2026</w:t>
+      </w:r>
+    </w:p>
+    <w:p>
+      <w:pPr>
+        <w:pStyle w:val="Textonotapie"/>
+        <w:ind w:left="567" w:hanging="567"/>
+        <w:jc w:val="both"/>
+      </w:pPr>
+      <w:r>
+        <w:rPr>
+          <w:rFonts w:ascii="Arial Narrow" w:hAnsi="Arial Narrow" w:cs="Arial"/>
+          <w:sz w:val="16"/>
+          <w:szCs w:val="16"/>
+        </w:rPr>
+        <w:tab/>
+      </w:r>
+      <w:r>
+        <w:rPr>
+          <w:rFonts w:ascii="Arial Narrow" w:hAnsi="Arial Narrow" w:cs="Arial"/>
+          <w:b/>
+          <w:bCs/>
+          <w:sz w:val="16"/>
+          <w:szCs w:val="16"/>
+        </w:rPr>
+        <w:t xml:space="preserve">Artículo 223.- Contestación de la reclamación</w:t>
+      </w:r>
+    </w:p>
+    <w:p>
+      <w:pPr>
+        <w:pStyle w:val="Textonotapie"/>
+        <w:ind w:left="567" w:hanging="567"/>
+        <w:jc w:val="both"/>
+      </w:pPr>
+      <w:r>
+        <w:rPr>
+          <w:rFonts w:ascii="Arial Narrow" w:hAnsi="Arial Narrow" w:cs="Arial"/>
+          <w:sz w:val="16"/>
+          <w:szCs w:val="16"/>
+        </w:rPr>
+        <w:tab/>
+      </w:r>
+      <w:r>
+        <w:rPr>
+          <w:rFonts w:ascii="Arial Narrow" w:hAnsi="Arial Narrow" w:cs="Arial"/>
+          <w:sz w:val="16"/>
+          <w:szCs w:val="16"/>
+        </w:rPr>
+        <w:t xml:space="preserve">223.1 El reclamado deberá presentar la contestación de la reclamación dentro de los quince (15) días posteriores a la notificación de ésta; vencido este plazo, la Administración declarará en rebeldía al reclamado que no la hubiera presentado. La contestación deberá contener los requisitos de los escritos previstos en el artículo 113 de la presente Ley, así como la absolución de todos los asuntos controvertidos de hecho y de derecho, Las alegaciones y los hechos relevantes de la reclamación, salvo que hayan sido específicamente negadas en la contestación, se tendrán por aceptadas o merituadas como ciertas.</w:t>
+      </w:r>
     </w:p>
   </w:footnote>
   <w:footnote w:id="8">
@@ -11128,7 +11260,7 @@
 </file>
 
 <file path=word/header1.xml><?xml version="1.0" encoding="utf-8"?>
-<w:hdr xmlns:wpc="http://schemas.microsoft.com/office/word/2010/wordprocessingCanvas" xmlns:cx="http://schemas.microsoft.com/office/drawing/2014/chartex" xmlns:cx1="http://schemas.microsoft.com/office/drawing/2015/9/8/chartex" xmlns:cx2="http://schemas.microsoft.com/office/drawing/2015/10/21/chartex" xmlns:cx3="http://schemas.microsoft.com/office/drawing/2016/5/9/chartex" xmlns:cx4="http://schemas.microsoft.com/office/drawing/2016/5/10/chartex" xmlns:cx5="http://schemas.microsoft.com/office/drawing/2016/5/11/chartex" xmlns:cx6="http://schemas.microsoft.com/office/drawing/2016/5/12/chartex" xmlns:cx7="http://schemas.microsoft.com/office/drawing/2016/5/13/chartex" xmlns:cx8="http://schemas.microsoft.com/office/drawing/2016/5/14/chartex" xmlns:mc="http://schemas.openxmlformats.org/markup-compatibility/2006" xmlns:aink="http://schemas.microsoft.com/office/drawing/2016/ink" xmlns:am3d="http://schemas.microsoft.com/office/drawing/2017/model3d" xmlns:o="urn:schemas-microsoft-com:office:office" xmlns:oel="http://schemas.microsoft.com/office/2019/extlst" xmlns:r="http://schemas.openxmlformats.org/officeDocument/2006/relationships" xmlns:m="http://schemas.openxmlformats.org/officeDocument/2006/math" xmlns:v="urn:schemas-microsoft-com:vml" xmlns:wp14="http://schemas.microsoft.com/office/word/2010/wordprocessingDrawing" xmlns:wp="http://schemas.openxmlformats.org/drawingml/2006/wordprocessingDrawing" xmlns:w10="urn:schemas-microsoft-com:office:word" xmlns:w="http://schemas.openxmlformats.org/wordprocessingml/2006/main" xmlns:w14="http://schemas.microsoft.com/office/word/2010/wordml" xmlns:w15="http://schemas.microsoft.com/office/word/2012/wordml" xmlns:w16cex="http://schemas.microsoft.com/office/word/2018/wordml/cex" xmlns:w16cid="http://schemas.microsoft.com/office/word/2016/wordml/cid" xmlns:w16="http://schemas.microsoft.com/office/word/2018/wordml" xmlns:w16du="http://schemas.microsoft.com/office/word/2023/wordml/word16du" xmlns:w16sdtdh="http://schemas.microsoft.com/office/word/2020/wordml/sdtdatahash" xmlns:w16sdtfl="http://schemas.microsoft.com/office/word/2024/wordml/sdtformatlock" xmlns:w16se="http://schemas.microsoft.com/office/word/2015/wordml/symex" xmlns:wpg="http://schemas.microsoft.com/office/word/2010/wordprocessingGroup" xmlns:wpi="http://schemas.microsoft.com/office/word/2010/wordprocessingInk" xmlns:wne="http://schemas.microsoft.com/office/word/2006/wordml" xmlns:wps="http://schemas.microsoft.com/office/word/2010/wordprocessingShape" mc:Ignorable="w14 w15 w16se w16cid w16 w16cex w16sdtdh w16sdtfl w16du wp14">
+<w:hdr xmlns:a="http://schemas.openxmlformats.org/drawingml/2006/main" xmlns:a14="http://schemas.microsoft.com/office/drawing/2010/main" xmlns:mc="http://schemas.openxmlformats.org/markup-compatibility/2006" xmlns:pic="http://schemas.openxmlformats.org/drawingml/2006/picture" xmlns:r="http://schemas.openxmlformats.org/officeDocument/2006/relationships" xmlns:w="http://schemas.openxmlformats.org/wordprocessingml/2006/main" xmlns:w14="http://schemas.microsoft.com/office/word/2010/wordml" xmlns:w15="http://schemas.microsoft.com/office/word/2012/wordml" xmlns:w16="http://schemas.microsoft.com/office/word/2018/wordml" xmlns:w16cex="http://schemas.microsoft.com/office/word/2018/wordml/cex" xmlns:w16cid="http://schemas.microsoft.com/office/word/2016/wordml/cid" xmlns:w16du="http://schemas.microsoft.com/office/word/2023/wordml/word16du" xmlns:w16sdtdh="http://schemas.microsoft.com/office/word/2020/wordml/sdtdatahash" xmlns:w16se="http://schemas.microsoft.com/office/word/2015/wordml/symex" xmlns:wp="http://schemas.openxmlformats.org/drawingml/2006/wordprocessingDrawing" xmlns:wp14="http://schemas.microsoft.com/office/word/2010/wordprocessingDrawing" mc:Ignorable="w14 w15 w16se w16cid w16 w16cex w16sdtdh w16du wp14">
   <w:tbl>
     <w:tblPr>
       <w:tblW w:w="8645" w:type="dxa"/>

--- a/plantillas_maestras/15_sistema_previsional_afp_onp/negativa_cobertura/1_ddo_banco_o_financiera/mujer/TPL_2834_2025_SISTEMA_PREVISIONAL_AFP_ONP_NEGATIVA_COBERTURA_BANCO_MUJER_R2.docx
+++ b/plantillas_maestras/15_sistema_previsional_afp_onp/negativa_cobertura/1_ddo_banco_o_financiera/mujer/TPL_2834_2025_SISTEMA_PREVISIONAL_AFP_ONP_NEGATIVA_COBERTURA_BANCO_MUJER_R2.docx
@@ -763,225 +763,7 @@
           <w:lang w:val="es-ES" w:eastAsia="es-ES"/>
           <w14:ligatures w14:val="none"/>
         </w:rPr>
-        <w:t xml:space="preserve">Mediante la denuncia del 2 de noviembre de 2025, subsanada mediante escrito del 27 de noviembre de 2025, la señora [APELLIDO] denunció al Banco por presuntas infracciones a la Ley 29571, Código de Protección y Defensa del Consumidor (en adelante, Código), señalando lo siguiente:</w:t>
-      </w:r>
-      <w:r>
-        <w:rPr>
-          <w:rFonts w:ascii="Arial Narrow" w:eastAsia="Arial Narrow" w:hAnsi="Arial Narrow" w:cs="Arial Narrow"/>
-          <w:color w:val="000000"/>
-          <w:kern w:val="0"/>
-          <w:sz w:val="22"/>
-          <w:szCs w:val="22"/>
-          <w:lang w:val="es-ES" w:eastAsia="es-ES"/>
-          <w14:ligatures w14:val="none"/>
-        </w:rPr>
-        <w:t/>
-      </w:r>
-      <w:r>
-        <w:rPr>
-          <w:rFonts w:ascii="Arial Narrow" w:eastAsia="Arial Narrow" w:hAnsi="Arial Narrow" w:cs="Arial Narrow"/>
-          <w:color w:val="000000"/>
-          <w:kern w:val="0"/>
-          <w:sz w:val="22"/>
-          <w:szCs w:val="22"/>
-          <w:lang w:val="es-ES" w:eastAsia="es-ES"/>
-          <w14:ligatures w14:val="none"/>
-        </w:rPr>
-        <w:t xml:space="preserve"/>
-      </w:r>
-      <w:r>
-        <w:rPr>
-          <w:rFonts w:ascii="Arial Narrow" w:eastAsia="Arial Narrow" w:hAnsi="Arial Narrow" w:cs="Arial Narrow"/>
-          <w:color w:val="000000"/>
-          <w:kern w:val="0"/>
-          <w:sz w:val="22"/>
-          <w:szCs w:val="22"/>
-          <w:lang w:val="es-ES" w:eastAsia="es-ES"/>
-          <w14:ligatures w14:val="none"/>
-        </w:rPr>
-        <w:t/>
-      </w:r>
-      <w:r>
-        <w:rPr>
-          <w:rFonts w:ascii="Arial Narrow" w:eastAsia="Arial Narrow" w:hAnsi="Arial Narrow" w:cs="Arial Narrow"/>
-          <w:color w:val="000000"/>
-          <w:kern w:val="0"/>
-          <w:sz w:val="22"/>
-          <w:szCs w:val="22"/>
-          <w:lang w:val="es-ES" w:eastAsia="es-ES"/>
-          <w14:ligatures w14:val="none"/>
-        </w:rPr>
-        <w:t xml:space="preserve"/>
-      </w:r>
-      <w:r>
-        <w:rPr>
-          <w:rFonts w:ascii="Arial Narrow" w:eastAsia="Arial Narrow" w:hAnsi="Arial Narrow" w:cs="Arial Narrow"/>
-          <w:color w:val="000000"/>
-          <w:kern w:val="0"/>
-          <w:sz w:val="22"/>
-          <w:szCs w:val="22"/>
-          <w:lang w:val="es-ES" w:eastAsia="es-ES"/>
-          <w14:ligatures w14:val="none"/>
-        </w:rPr>
-        <w:t/>
-      </w:r>
-      <w:r>
-        <w:rPr>
-          <w:rFonts w:ascii="Arial Narrow" w:eastAsia="Arial Narrow" w:hAnsi="Arial Narrow" w:cs="Arial Narrow"/>
-          <w:color w:val="000000"/>
-          <w:kern w:val="0"/>
-          <w:sz w:val="22"/>
-          <w:szCs w:val="22"/>
-          <w:lang w:val="es-ES" w:eastAsia="es-ES"/>
-          <w14:ligatures w14:val="none"/>
-        </w:rPr>
-        <w:t/>
-      </w:r>
-      <w:r>
-        <w:rPr>
-          <w:rFonts w:ascii="Arial Narrow" w:eastAsia="Arial Narrow" w:hAnsi="Arial Narrow" w:cs="Arial Narrow"/>
-          <w:color w:val="000000"/>
-          <w:kern w:val="0"/>
-          <w:sz w:val="22"/>
-          <w:szCs w:val="22"/>
-          <w:lang w:val="es-ES" w:eastAsia="es-ES"/>
-          <w14:ligatures w14:val="none"/>
-        </w:rPr>
-        <w:t xml:space="preserve"/>
-      </w:r>
-      <w:r>
-        <w:rPr>
-          <w:rFonts w:ascii="Arial Narrow" w:eastAsia="Arial Narrow" w:hAnsi="Arial Narrow" w:cs="Arial Narrow"/>
-          <w:color w:val="000000"/>
-          <w:kern w:val="0"/>
-          <w:sz w:val="22"/>
-          <w:szCs w:val="22"/>
-          <w:lang w:val="es-ES" w:eastAsia="es-ES"/>
-          <w14:ligatures w14:val="none"/>
-        </w:rPr>
-        <w:t xml:space="preserve"/>
-      </w:r>
-      <w:r>
-        <w:rPr>
-          <w:rFonts w:ascii="Arial Narrow" w:eastAsia="Arial Narrow" w:hAnsi="Arial Narrow" w:cs="Arial Narrow"/>
-          <w:color w:val="000000"/>
-          <w:kern w:val="0"/>
-          <w:sz w:val="22"/>
-          <w:szCs w:val="22"/>
-          <w:lang w:val="es-ES" w:eastAsia="es-ES"/>
-          <w14:ligatures w14:val="none"/>
-        </w:rPr>
-        <w:t/>
-      </w:r>
-      <w:r>
-        <w:rPr>
-          <w:rFonts w:ascii="Arial Narrow" w:eastAsia="Arial Narrow" w:hAnsi="Arial Narrow" w:cs="Arial Narrow"/>
-          <w:color w:val="000000"/>
-          <w:kern w:val="0"/>
-          <w:sz w:val="22"/>
-          <w:szCs w:val="22"/>
-          <w:lang w:val="es-ES" w:eastAsia="es-ES"/>
-          <w14:ligatures w14:val="none"/>
-        </w:rPr>
-        <w:t xml:space="preserve"/>
-      </w:r>
-      <w:r>
-        <w:rPr>
-          <w:rFonts w:ascii="Arial Narrow" w:eastAsia="Arial Narrow" w:hAnsi="Arial Narrow" w:cs="Arial Narrow"/>
-          <w:kern w:val="0"/>
-          <w14:ligatures w14:val="none"/>
-          <w:sz w:val="22"/>
-          <w:szCs w:val="22"/>
-        </w:rPr>
-        <w:t xml:space="preserve"/>
-      </w:r>
-      <w:r>
-        <w:rPr>
-          <w:rFonts w:ascii="Arial Narrow" w:eastAsia="Arial Narrow" w:hAnsi="Arial Narrow" w:cs="Arial Narrow"/>
-          <w:kern w:val="0"/>
-          <w14:ligatures w14:val="none"/>
-          <w:sz w:val="22"/>
-          <w:szCs w:val="22"/>
-        </w:rPr>
-        <w:t/>
-      </w:r>
-      <w:r>
-        <w:rPr>
-          <w:rFonts w:ascii="Arial Narrow" w:eastAsia="Arial Narrow" w:hAnsi="Arial Narrow" w:cs="Arial Narrow"/>
-          <w:kern w:val="0"/>
-          <w14:ligatures w14:val="none"/>
-          <w:sz w:val="22"/>
-          <w:szCs w:val="22"/>
-        </w:rPr>
-        <w:t/>
-      </w:r>
-      <w:r>
-        <w:rPr>
-          <w:rFonts w:ascii="Arial Narrow" w:eastAsia="Arial Narrow" w:hAnsi="Arial Narrow" w:cs="Arial Narrow"/>
-          <w:kern w:val="0"/>
-          <w14:ligatures w14:val="none"/>
-          <w:sz w:val="22"/>
-          <w:szCs w:val="22"/>
-        </w:rPr>
-        <w:t xml:space="preserve"/>
-      </w:r>
-      <w:r>
-        <w:rPr>
-          <w:rFonts w:ascii="Arial Narrow" w:eastAsia="Arial Narrow" w:hAnsi="Arial Narrow" w:cs="Arial Narrow"/>
-          <w:kern w:val="0"/>
-          <w14:ligatures w14:val="none"/>
-          <w:sz w:val="22"/>
-          <w:szCs w:val="22"/>
-        </w:rPr>
-        <w:t xml:space="preserve"/>
-      </w:r>
-      <w:r>
-        <w:rPr>
-          <w:rFonts w:ascii="Arial Narrow" w:eastAsia="Arial Narrow" w:hAnsi="Arial Narrow" w:cs="Arial Narrow"/>
-          <w:color w:val="000000"/>
-          <w:kern w:val="0"/>
-          <w:sz w:val="22"/>
-          <w:szCs w:val="22"/>
-          <w:lang w:val="es-ES" w:eastAsia="es-ES"/>
-          <w14:ligatures w14:val="none"/>
-        </w:rPr>
-        <w:t/>
-      </w:r>
-      <w:r>
-        <w:rPr>
-          <w:rFonts w:ascii="Arial Narrow" w:eastAsia="Arial Narrow" w:hAnsi="Arial Narrow" w:cs="Arial Narrow"/>
-          <w:color w:val="000000"/>
-          <w:kern w:val="0"/>
-          <w:sz w:val="22"/>
-          <w:szCs w:val="22"/>
-          <w:lang w:val="es-ES" w:eastAsia="es-ES"/>
-          <w14:ligatures w14:val="none"/>
-        </w:rPr>
-        <w:t xml:space="preserve"/>
-      </w:r>
-      <w:r>
-        <w:rPr>
-          <w:rFonts w:ascii="Arial Narrow" w:eastAsia="Arial Narrow" w:hAnsi="Arial Narrow" w:cs="Arial Narrow"/>
-          <w:color w:val="000000"/>
-          <w:kern w:val="0"/>
-          <w:sz w:val="22"/>
-          <w:szCs w:val="22"/>
-          <w:lang w:val="es-ES" w:eastAsia="es-ES"/>
-          <w14:ligatures w14:val="none"/>
-        </w:rPr>
-        <w:t/>
-      </w:r>
-      <w:r>
-        <w:rPr>
-          <w:rFonts w:ascii="Arial Narrow" w:eastAsia="Arial Narrow" w:hAnsi="Arial Narrow" w:cs="Arial Narrow"/>
-          <w:color w:val="000000"/>
-          <w:kern w:val="0"/>
-          <w:sz w:val="22"/>
-          <w:szCs w:val="22"/>
-          <w:lang w:val="es-ES" w:eastAsia="es-ES"/>
-          <w14:ligatures w14:val="none"/>
-        </w:rPr>
-        <w:t xml:space="preserve"/>
+        <w:t xml:space="preserve">Mediante la denuncia del 2 de noviembre de 2025, subsanada mediante escrito del 27 de noviembre de 2025, la señora [APELLIDO] denunció al Banco por presuntas infracciones a la Ley 29571, Código de Protección y Defensa del Consumidor</w:t>
       </w:r>
       <w:r>
         <w:rPr>
@@ -996,6 +778,236 @@
           <w14:ligatures w14:val="none"/>
         </w:rPr>
         <w:footnoteReference w:id="1"/>
+      </w:r>
+      <w:r>
+        <w:rPr>
+          <w:rFonts w:ascii="Arial Narrow" w:eastAsia="Arial Narrow" w:hAnsi="Arial Narrow" w:cs="Arial Narrow"/>
+          <w:color w:val="000000"/>
+          <w:kern w:val="0"/>
+          <w:sz w:val="22"/>
+          <w:szCs w:val="22"/>
+          <w:lang w:val="es-ES" w:eastAsia="es-ES"/>
+          <w14:ligatures w14:val="none"/>
+        </w:rPr>
+        <w:t xml:space="preserve"> (en adelante, Código), señalando lo siguiente:</w:t>
+      </w:r>
+      <w:r>
+        <w:rPr>
+          <w:rFonts w:ascii="Arial Narrow" w:eastAsia="Arial Narrow" w:hAnsi="Arial Narrow" w:cs="Arial Narrow"/>
+          <w:color w:val="000000"/>
+          <w:kern w:val="0"/>
+          <w:sz w:val="22"/>
+          <w:szCs w:val="22"/>
+          <w:lang w:val="es-ES" w:eastAsia="es-ES"/>
+          <w14:ligatures w14:val="none"/>
+        </w:rPr>
+        <w:t/>
+      </w:r>
+      <w:r>
+        <w:rPr>
+          <w:rFonts w:ascii="Arial Narrow" w:eastAsia="Arial Narrow" w:hAnsi="Arial Narrow" w:cs="Arial Narrow"/>
+          <w:color w:val="000000"/>
+          <w:kern w:val="0"/>
+          <w:sz w:val="22"/>
+          <w:szCs w:val="22"/>
+          <w:lang w:val="es-ES" w:eastAsia="es-ES"/>
+          <w14:ligatures w14:val="none"/>
+        </w:rPr>
+        <w:t xml:space="preserve"/>
+      </w:r>
+      <w:r>
+        <w:rPr>
+          <w:rFonts w:ascii="Arial Narrow" w:eastAsia="Arial Narrow" w:hAnsi="Arial Narrow" w:cs="Arial Narrow"/>
+          <w:color w:val="000000"/>
+          <w:kern w:val="0"/>
+          <w:sz w:val="22"/>
+          <w:szCs w:val="22"/>
+          <w:lang w:val="es-ES" w:eastAsia="es-ES"/>
+          <w14:ligatures w14:val="none"/>
+        </w:rPr>
+        <w:t/>
+      </w:r>
+      <w:r>
+        <w:rPr>
+          <w:rFonts w:ascii="Arial Narrow" w:eastAsia="Arial Narrow" w:hAnsi="Arial Narrow" w:cs="Arial Narrow"/>
+          <w:color w:val="000000"/>
+          <w:kern w:val="0"/>
+          <w:sz w:val="22"/>
+          <w:szCs w:val="22"/>
+          <w:lang w:val="es-ES" w:eastAsia="es-ES"/>
+          <w14:ligatures w14:val="none"/>
+        </w:rPr>
+        <w:t xml:space="preserve"/>
+      </w:r>
+      <w:r>
+        <w:rPr>
+          <w:rFonts w:ascii="Arial Narrow" w:eastAsia="Arial Narrow" w:hAnsi="Arial Narrow" w:cs="Arial Narrow"/>
+          <w:color w:val="000000"/>
+          <w:kern w:val="0"/>
+          <w:sz w:val="22"/>
+          <w:szCs w:val="22"/>
+          <w:lang w:val="es-ES" w:eastAsia="es-ES"/>
+          <w14:ligatures w14:val="none"/>
+        </w:rPr>
+        <w:t/>
+      </w:r>
+      <w:r>
+        <w:rPr>
+          <w:rFonts w:ascii="Arial Narrow" w:eastAsia="Arial Narrow" w:hAnsi="Arial Narrow" w:cs="Arial Narrow"/>
+          <w:color w:val="000000"/>
+          <w:kern w:val="0"/>
+          <w:sz w:val="22"/>
+          <w:szCs w:val="22"/>
+          <w:lang w:val="es-ES" w:eastAsia="es-ES"/>
+          <w14:ligatures w14:val="none"/>
+        </w:rPr>
+        <w:t/>
+      </w:r>
+      <w:r>
+        <w:rPr>
+          <w:rFonts w:ascii="Arial Narrow" w:eastAsia="Arial Narrow" w:hAnsi="Arial Narrow" w:cs="Arial Narrow"/>
+          <w:color w:val="000000"/>
+          <w:kern w:val="0"/>
+          <w:sz w:val="22"/>
+          <w:szCs w:val="22"/>
+          <w:lang w:val="es-ES" w:eastAsia="es-ES"/>
+          <w14:ligatures w14:val="none"/>
+        </w:rPr>
+        <w:t xml:space="preserve"/>
+      </w:r>
+      <w:r>
+        <w:rPr>
+          <w:rFonts w:ascii="Arial Narrow" w:eastAsia="Arial Narrow" w:hAnsi="Arial Narrow" w:cs="Arial Narrow"/>
+          <w:color w:val="000000"/>
+          <w:kern w:val="0"/>
+          <w:sz w:val="22"/>
+          <w:szCs w:val="22"/>
+          <w:lang w:val="es-ES" w:eastAsia="es-ES"/>
+          <w14:ligatures w14:val="none"/>
+        </w:rPr>
+        <w:t xml:space="preserve"/>
+      </w:r>
+      <w:r>
+        <w:rPr>
+          <w:rFonts w:ascii="Arial Narrow" w:eastAsia="Arial Narrow" w:hAnsi="Arial Narrow" w:cs="Arial Narrow"/>
+          <w:color w:val="000000"/>
+          <w:kern w:val="0"/>
+          <w:sz w:val="22"/>
+          <w:szCs w:val="22"/>
+          <w:lang w:val="es-ES" w:eastAsia="es-ES"/>
+          <w14:ligatures w14:val="none"/>
+        </w:rPr>
+        <w:t/>
+      </w:r>
+      <w:r>
+        <w:rPr>
+          <w:rFonts w:ascii="Arial Narrow" w:eastAsia="Arial Narrow" w:hAnsi="Arial Narrow" w:cs="Arial Narrow"/>
+          <w:color w:val="000000"/>
+          <w:kern w:val="0"/>
+          <w:sz w:val="22"/>
+          <w:szCs w:val="22"/>
+          <w:lang w:val="es-ES" w:eastAsia="es-ES"/>
+          <w14:ligatures w14:val="none"/>
+        </w:rPr>
+        <w:t xml:space="preserve"/>
+      </w:r>
+      <w:r>
+        <w:rPr>
+          <w:rFonts w:ascii="Arial Narrow" w:eastAsia="Arial Narrow" w:hAnsi="Arial Narrow" w:cs="Arial Narrow"/>
+          <w:kern w:val="0"/>
+          <w14:ligatures w14:val="none"/>
+          <w:sz w:val="22"/>
+          <w:szCs w:val="22"/>
+        </w:rPr>
+        <w:t xml:space="preserve"/>
+      </w:r>
+      <w:r>
+        <w:rPr>
+          <w:rFonts w:ascii="Arial Narrow" w:eastAsia="Arial Narrow" w:hAnsi="Arial Narrow" w:cs="Arial Narrow"/>
+          <w:kern w:val="0"/>
+          <w14:ligatures w14:val="none"/>
+          <w:sz w:val="22"/>
+          <w:szCs w:val="22"/>
+        </w:rPr>
+        <w:t/>
+      </w:r>
+      <w:r>
+        <w:rPr>
+          <w:rFonts w:ascii="Arial Narrow" w:eastAsia="Arial Narrow" w:hAnsi="Arial Narrow" w:cs="Arial Narrow"/>
+          <w:kern w:val="0"/>
+          <w14:ligatures w14:val="none"/>
+          <w:sz w:val="22"/>
+          <w:szCs w:val="22"/>
+        </w:rPr>
+        <w:t/>
+      </w:r>
+      <w:r>
+        <w:rPr>
+          <w:rFonts w:ascii="Arial Narrow" w:eastAsia="Arial Narrow" w:hAnsi="Arial Narrow" w:cs="Arial Narrow"/>
+          <w:kern w:val="0"/>
+          <w14:ligatures w14:val="none"/>
+          <w:sz w:val="22"/>
+          <w:szCs w:val="22"/>
+        </w:rPr>
+        <w:t xml:space="preserve"/>
+      </w:r>
+      <w:r>
+        <w:rPr>
+          <w:rFonts w:ascii="Arial Narrow" w:eastAsia="Arial Narrow" w:hAnsi="Arial Narrow" w:cs="Arial Narrow"/>
+          <w:kern w:val="0"/>
+          <w14:ligatures w14:val="none"/>
+          <w:sz w:val="22"/>
+          <w:szCs w:val="22"/>
+        </w:rPr>
+        <w:t xml:space="preserve"/>
+      </w:r>
+      <w:r>
+        <w:rPr>
+          <w:rFonts w:ascii="Arial Narrow" w:eastAsia="Arial Narrow" w:hAnsi="Arial Narrow" w:cs="Arial Narrow"/>
+          <w:color w:val="000000"/>
+          <w:kern w:val="0"/>
+          <w:sz w:val="22"/>
+          <w:szCs w:val="22"/>
+          <w:lang w:val="es-ES" w:eastAsia="es-ES"/>
+          <w14:ligatures w14:val="none"/>
+        </w:rPr>
+        <w:t/>
+      </w:r>
+      <w:r>
+        <w:rPr>
+          <w:rFonts w:ascii="Arial Narrow" w:eastAsia="Arial Narrow" w:hAnsi="Arial Narrow" w:cs="Arial Narrow"/>
+          <w:color w:val="000000"/>
+          <w:kern w:val="0"/>
+          <w:sz w:val="22"/>
+          <w:szCs w:val="22"/>
+          <w:lang w:val="es-ES" w:eastAsia="es-ES"/>
+          <w14:ligatures w14:val="none"/>
+        </w:rPr>
+        <w:t xml:space="preserve"/>
+      </w:r>
+      <w:r>
+        <w:rPr>
+          <w:rFonts w:ascii="Arial Narrow" w:eastAsia="Arial Narrow" w:hAnsi="Arial Narrow" w:cs="Arial Narrow"/>
+          <w:color w:val="000000"/>
+          <w:kern w:val="0"/>
+          <w:sz w:val="22"/>
+          <w:szCs w:val="22"/>
+          <w:lang w:val="es-ES" w:eastAsia="es-ES"/>
+          <w14:ligatures w14:val="none"/>
+        </w:rPr>
+        <w:t/>
+      </w:r>
+      <w:r>
+        <w:rPr>
+          <w:rFonts w:ascii="Arial Narrow" w:eastAsia="Arial Narrow" w:hAnsi="Arial Narrow" w:cs="Arial Narrow"/>
+          <w:color w:val="000000"/>
+          <w:kern w:val="0"/>
+          <w:sz w:val="22"/>
+          <w:szCs w:val="22"/>
+          <w:lang w:val="es-ES" w:eastAsia="es-ES"/>
+          <w14:ligatures w14:val="none"/>
+        </w:rPr>
+        <w:t xml:space="preserve"/>
       </w:r>
       <w:r>
         <w:rPr>
@@ -2911,7 +2923,6 @@
           <w:kern w:val="0"/>
           <w:sz w:val="22"/>
           <w:szCs w:val="22"/>
-          <w:u w:val="single"/>
           <w:lang w:eastAsia="es-ES"/>
           <w14:ligatures w14:val="none"/>
         </w:rPr>
@@ -4857,7 +4868,19 @@
           <w:lang w:eastAsia="es-PE"/>
           <w14:ligatures w14:val="none"/>
         </w:rPr>
-        <w:t xml:space="preserve">PRIMERO: admitir a trámite la denuncia del 02 de noviembre de 2025, subsanada mediante escrito del 27 de noviembre de 2025, interpuesta por la señora [DENUNCIANTE]contra el Banco de Crédito del Perú S.A. y Pacífico Compañía de Seguros y Reaseguros S.A, por lo siguiente:</w:t>
+        <w:t xml:space="preserve">PRIMERO:</w:t>
+      </w:r>
+      <w:r>
+        <w:rPr>
+          <w:rFonts w:ascii="Arial Narrow" w:eastAsia="Arial Narrow" w:hAnsi="Arial Narrow" w:cs="Arial Narrow"/>
+          <w:color w:val="000000"/>
+          <w:kern w:val="0"/>
+          <w:sz w:val="22"/>
+          <w:szCs w:val="22"/>
+          <w:lang w:eastAsia="es-PE"/>
+          <w14:ligatures w14:val="none"/>
+        </w:rPr>
+        <w:t xml:space="preserve"> admitir a trámite la denuncia del 02 de noviembre de 2025, subsanada mediante escrito del 27 de noviembre de 2025, interpuesta por la señora [DENUNCIANTE]contra el Banco de Crédito del Perú S.A. y Pacífico Compañía de Seguros y Reaseguros S.A, por lo siguiente:</w:t>
       </w:r>
       <w:r>
         <w:rPr>
@@ -5000,7 +5023,6 @@
       <w:r>
         <w:rPr>
           <w:rFonts w:ascii="Arial Narrow" w:eastAsia="Arial Narrow" w:hAnsi="Arial Narrow" w:cs="Arial Narrow"/>
-          <w:bCs/>
           <w:color w:val="000000"/>
           <w:kern w:val="0"/>
           <w:sz w:val="22"/>
@@ -5013,7 +5035,6 @@
       <w:r>
         <w:rPr>
           <w:rFonts w:ascii="Arial Narrow" w:eastAsia="Arial Narrow" w:hAnsi="Arial Narrow" w:cs="Arial Narrow"/>
-          <w:b/>
           <w:color w:val="000000"/>
           <w:kern w:val="0"/>
           <w:sz w:val="22"/>
@@ -5039,7 +5060,6 @@
       <w:r>
         <w:rPr>
           <w:rFonts w:ascii="Arial Narrow" w:eastAsia="Arial Narrow" w:hAnsi="Arial Narrow" w:cs="Arial Narrow"/>
-          <w:bCs/>
           <w:color w:val="000000"/>
           <w:kern w:val="0"/>
           <w:sz w:val="22"/>
@@ -5078,7 +5098,6 @@
       <w:r>
         <w:rPr>
           <w:rFonts w:ascii="Arial Narrow" w:eastAsia="Arial Narrow" w:hAnsi="Arial Narrow" w:cs="Arial Narrow"/>
-          <w:bCs/>
           <w:sz w:val="22"/>
           <w:szCs w:val="22"/>
         </w:rPr>
@@ -5087,7 +5106,6 @@
       <w:r>
         <w:rPr>
           <w:rFonts w:ascii="Arial Narrow" w:eastAsia="Arial Narrow" w:hAnsi="Arial Narrow" w:cs="Arial Narrow"/>
-          <w:bCs/>
           <w:color w:val="000000"/>
           <w:kern w:val="0"/>
           <w:sz w:val="22"/>
@@ -6470,7 +6488,19 @@
           <w:lang w:eastAsia="es-PE"/>
           <w14:ligatures w14:val="none"/>
         </w:rPr>
-        <w:t xml:space="preserve">TERCERO: </w:t>
+        <w:t xml:space="preserve">TERCERO:</w:t>
+      </w:r>
+      <w:r>
+        <w:rPr>
+          <w:rFonts w:ascii="Arial Narrow" w:eastAsia="Arial Narrow" w:hAnsi="Arial Narrow" w:cs="Arial Narrow"/>
+          <w:color w:val="000000"/>
+          <w:kern w:val="0"/>
+          <w:sz w:val="22"/>
+          <w:szCs w:val="22"/>
+          <w:lang w:eastAsia="es-PE"/>
+          <w14:ligatures w14:val="none"/>
+        </w:rPr>
+        <w:t xml:space="preserve"> </w:t>
       </w:r>
       <w:r>
         <w:rPr>
@@ -6487,7 +6517,6 @@
       <w:r>
         <w:rPr>
           <w:rFonts w:ascii="Arial Narrow" w:eastAsia="Arial Narrow" w:hAnsi="Arial Narrow" w:cs="Arial Narrow"/>
-          <w:bCs/>
           <w:color w:val="000000"/>
           <w:kern w:val="0"/>
           <w:sz w:val="22"/>
@@ -6500,7 +6529,6 @@
       <w:r>
         <w:rPr>
           <w:rFonts w:ascii="Arial Narrow" w:eastAsia="Arial Narrow" w:hAnsi="Arial Narrow" w:cs="Arial Narrow"/>
-          <w:bCs/>
           <w:color w:val="000000"/>
           <w:kern w:val="0"/>
           <w:sz w:val="22"/>
@@ -6526,7 +6554,6 @@
       <w:r>
         <w:rPr>
           <w:rFonts w:ascii="Arial Narrow" w:eastAsia="Arial Narrow" w:hAnsi="Arial Narrow" w:cs="Arial Narrow"/>
-          <w:bCs/>
           <w:sz w:val="22"/>
           <w:szCs w:val="22"/>
         </w:rPr>
@@ -6535,7 +6562,6 @@
       <w:r>
         <w:rPr>
           <w:rFonts w:ascii="Arial Narrow" w:eastAsia="Arial Narrow" w:hAnsi="Arial Narrow" w:cs="Arial Narrow"/>
-          <w:bCs/>
           <w:color w:val="000000"/>
           <w:kern w:val="0"/>
           <w:sz w:val="22"/>
@@ -6561,7 +6587,6 @@
       <w:r>
         <w:rPr>
           <w:rFonts w:ascii="Arial Narrow" w:eastAsia="Arial Narrow" w:hAnsi="Arial Narrow" w:cs="Arial Narrow"/>
-          <w:bCs/>
           <w:sz w:val="22"/>
           <w:szCs w:val="22"/>
         </w:rPr>
@@ -6957,7 +6982,15 @@
           <w:sz w:val="22"/>
           <w:szCs w:val="22"/>
         </w:rPr>
-        <w:t xml:space="preserve">CUARTO: </w:t>
+        <w:t xml:space="preserve">CUARTO:</w:t>
+      </w:r>
+      <w:r>
+        <w:rPr>
+          <w:rFonts w:ascii="Arial Narrow" w:eastAsia="Arial Narrow" w:hAnsi="Arial Narrow" w:cs="Arial Narrow"/>
+          <w:sz w:val="22"/>
+          <w:szCs w:val="22"/>
+        </w:rPr>
+        <w:t xml:space="preserve"> </w:t>
       </w:r>
       <w:r>
         <w:rPr>
@@ -6979,7 +7012,7 @@
           <w:lang w:val="es-ES" w:eastAsia="es-ES"/>
           <w14:ligatures w14:val="none"/>
         </w:rPr>
-        <w:footnoteReference w:id="13"/>
+        <w:footnoteReference w:id="8"/>
       </w:r>
       <w:r>
         <w:rPr>
@@ -7001,7 +7034,7 @@
           <w:lang w:val="es-ES" w:eastAsia="es-ES"/>
           <w14:ligatures w14:val="none"/>
         </w:rPr>
-        <w:footnoteReference w:id="14"/>
+        <w:footnoteReference w:id="9"/>
       </w:r>
       <w:r>
         <w:rPr>
@@ -7052,7 +7085,19 @@
           <w:lang w:eastAsia="es-PE"/>
           <w14:ligatures w14:val="none"/>
         </w:rPr>
-        <w:t xml:space="preserve">QUINTO: </w:t>
+        <w:t xml:space="preserve">QUINTO:</w:t>
+      </w:r>
+      <w:r>
+        <w:rPr>
+          <w:rFonts w:ascii="Arial Narrow" w:eastAsia="Arial Narrow" w:hAnsi="Arial Narrow" w:cs="Arial Narrow"/>
+          <w:color w:val="000000"/>
+          <w:kern w:val="0"/>
+          <w:sz w:val="22"/>
+          <w:szCs w:val="22"/>
+          <w:lang w:eastAsia="es-PE"/>
+          <w14:ligatures w14:val="none"/>
+        </w:rPr>
+        <w:t xml:space="preserve"> </w:t>
       </w:r>
       <w:bookmarkStart w:id="9" w:name="_Hlk188286813"/>
       <w:r>
@@ -7120,7 +7165,6 @@
       <w:r>
         <w:rPr>
           <w:rFonts w:ascii="Arial Narrow" w:eastAsia="Arial Narrow" w:hAnsi="Arial Narrow" w:cs="Arial Narrow"/>
-          <w:bCs/>
           <w:color w:val="000000"/>
           <w:kern w:val="0"/>
           <w:sz w:val="22"/>
@@ -7634,7 +7678,19 @@
           <w:lang w:eastAsia="es-PE"/>
           <w14:ligatures w14:val="none"/>
         </w:rPr>
-        <w:t xml:space="preserve">SEXTO: </w:t>
+        <w:t xml:space="preserve">SEXTO:</w:t>
+      </w:r>
+      <w:r>
+        <w:rPr>
+          <w:rFonts w:ascii="Arial Narrow" w:eastAsia="Arial Narrow" w:hAnsi="Arial Narrow" w:cs="Arial Narrow"/>
+          <w:color w:val="000000"/>
+          <w:kern w:val="0"/>
+          <w:sz w:val="22"/>
+          <w:szCs w:val="22"/>
+          <w:lang w:eastAsia="es-PE"/>
+          <w14:ligatures w14:val="none"/>
+        </w:rPr>
+        <w:t xml:space="preserve"> </w:t>
       </w:r>
       <w:r>
         <w:rPr>
@@ -7687,7 +7743,6 @@
       <w:r>
         <w:rPr>
           <w:rFonts w:ascii="Arial Narrow" w:eastAsia="Arial Narrow" w:hAnsi="Arial Narrow" w:cs="Arial Narrow"/>
-          <w:bCs/>
           <w:color w:val="000000"/>
           <w:kern w:val="0"/>
           <w:sz w:val="22"/>
@@ -7920,7 +7975,6 @@
           <w:kern w:val="0"/>
           <w:sz w:val="22"/>
           <w:szCs w:val="22"/>
-          <w:u w:val="single"/>
           <w:lang w:eastAsia="es-ES"/>
           <w14:ligatures w14:val="none"/>
         </w:rPr>
@@ -8080,7 +8134,7 @@
           <w:lang w:eastAsia="es-PE"/>
           <w14:ligatures w14:val="none"/>
         </w:rPr>
-        <w:footnoteReference w:id="8"/>
+        <w:footnoteReference w:id="10"/>
       </w:r>
       <w:r>
         <w:rPr>
@@ -8178,7 +8232,7 @@
           <w:lang w:eastAsia="es-PE"/>
           <w14:ligatures w14:val="none"/>
         </w:rPr>
-        <w:footnoteReference w:id="9"/>
+        <w:footnoteReference w:id="11"/>
       </w:r>
       <w:r>
         <w:rPr>
@@ -8242,7 +8296,7 @@
           <w:lang w:eastAsia="es-PE"/>
           <w14:ligatures w14:val="none"/>
         </w:rPr>
-        <w:footnoteReference w:id="10"/>
+        <w:footnoteReference w:id="12"/>
       </w:r>
       <w:r>
         <w:rPr>
@@ -8491,7 +8545,7 @@
           <w:vertAlign w:val="superscript"/>
           <w14:ligatures w14:val="none"/>
         </w:rPr>
-        <w:footnoteReference w:id="11"/>
+        <w:footnoteReference w:id="13"/>
       </w:r>
       <w:r>
         <w:rPr>
@@ -8509,7 +8563,6 @@
           <w:kern w:val="0"/>
           <w:sz w:val="22"/>
           <w:szCs w:val="22"/>
-          <w:u w:val="single"/>
           <w14:ligatures w14:val="none"/>
         </w:rPr>
         <w:t>expresamente su facultad para asistir y conciliar en su representación</w:t>
@@ -8517,7 +8570,6 @@
       <w:r>
         <w:rPr>
           <w:rFonts w:ascii="Arial Narrow" w:eastAsia="Arial Narrow" w:hAnsi="Arial Narrow" w:cs="Arial Narrow"/>
-          <w:bCs/>
           <w:kern w:val="0"/>
           <w14:ligatures w14:val="none"/>
           <w:sz w:val="22"/>
@@ -8528,8 +8580,6 @@
       <w:r>
         <w:rPr>
           <w:rFonts w:ascii="Arial Narrow" w:eastAsia="Arial Narrow" w:hAnsi="Arial Narrow" w:cs="Arial Narrow"/>
-          <w:b/>
-          <w:bCs/>
           <w:kern w:val="0"/>
           <w14:ligatures w14:val="none"/>
           <w:sz w:val="22"/>
@@ -8543,7 +8593,6 @@
           <w:kern w:val="0"/>
           <w:sz w:val="22"/>
           <w:szCs w:val="22"/>
-          <w:u w:val="single"/>
           <w14:ligatures w14:val="none"/>
         </w:rPr>
         <w:t xml:space="preserve">Ello bajo apercibimiento de no realizar la audiencia de conciliación y levantar el acta de inasistencia correspondiente. </w:t>
@@ -8665,15 +8714,23 @@
           <w:sz w:val="22"/>
           <w:szCs w:val="22"/>
         </w:rPr>
-        <w:t xml:space="preserve">DÉCIMO PRIMERO: </w:t>
-      </w:r>
-      <w:r>
-        <w:rPr>
-          <w:rFonts w:ascii="Arial Narrow" w:eastAsia="Arial Narrow" w:hAnsi="Arial Narrow" w:cs="Arial Narrow"/>
-          <w:sz w:val="22"/>
-          <w:szCs w:val="22"/>
-        </w:rPr>
-        <w:t xml:space="preserve">requerir a la señora [DENUNCIANTE]y al Banco de Crédito del Perú S.A. para que, dentro del plazo de dos (2) días hábiles siguientes a la fecha en que reciban la notificación en sus bandejas de correo electrónico, efectúen la confirmación de recepción de la notificación remitida por este despacho a sus correos electrónicos, de conformidad con el segundo párrafo del numeral 4 del artículo 20 del Texto Único Ordenado de la Ley del Procedimiento Administrativo General, aprobado mediante Decreto Supremo 006-2026-JUS, bajo apercibimiento de rehacer el acto de notificación y notificarle conforme al numeral 1 del artículo 20 del citado cuerpo normativo.</w:t>
+        <w:t xml:space="preserve">DÉCIMO PRIMERO:</w:t>
+      </w:r>
+      <w:r>
+        <w:rPr>
+          <w:rFonts w:ascii="Arial Narrow" w:eastAsia="Arial Narrow" w:hAnsi="Arial Narrow" w:cs="Arial Narrow"/>
+          <w:sz w:val="22"/>
+          <w:szCs w:val="22"/>
+        </w:rPr>
+        <w:t xml:space="preserve"> </w:t>
+      </w:r>
+      <w:r>
+        <w:rPr>
+          <w:rFonts w:ascii="Arial Narrow" w:eastAsia="Arial Narrow" w:hAnsi="Arial Narrow" w:cs="Arial Narrow"/>
+          <w:sz w:val="22"/>
+          <w:szCs w:val="22"/>
+        </w:rPr>
+        <w:t xml:space="preserve">requerir a la señora [DENUNCIANTE]y al Banco de Crédito del Perú S.A. para que, dentro del plazo de dos (2) días hábiles siguientes a la fecha en que reciban la notificación en sus bandejas de correo electrónico, efectúen la confirmación de recepción de la notificación remitida por este despacho a sus correos electrónicos, de conformidad con el segundo párrafo del numeral 4 del artículo 20 del Texto Único Ordenado de la Ley del Procedimiento Administrativo General, aprobado mediante Decreto Supremo 006-2026-JUS, bajo apercibimiento de rehacer el acto de notificación y notificarles conforme al numeral 1 del artículo 20 del citado cuerpo normativo.</w:t>
       </w:r>
       <w:r>
         <w:rPr>
@@ -9095,7 +9152,7 @@
           <w:szCs w:val="22"/>
           <w:vertAlign w:val="superscript"/>
         </w:rPr>
-        <w:footnoteReference w:id="12"/>
+        <w:footnoteReference w:id="14"/>
       </w:r>
       <w:r>
         <w:rPr>
@@ -9307,6 +9364,36 @@
           <w14:ligatures w14:val="none"/>
         </w:rPr>
       </w:pPr>
+    </w:p>
+    <w:p>
+      <w:pPr>
+        <w:shd w:val="clear" w:color="auto" w:fill="FFFFFF"/>
+        <w:spacing w:after="0" w:line="240" w:lineRule="auto"/>
+        <w:jc w:val="center"/>
+        <w:rPr>
+          <w:rFonts w:ascii="Arial Narrow" w:eastAsia="Arial Narrow" w:hAnsi="Arial Narrow" w:cs="Arial Narrow"/>
+          <w:b/>
+          <w:bCs/>
+          <w:color w:val="000000"/>
+          <w:kern w:val="0"/>
+          <w14:ligatures w14:val="none"/>
+          <w:sz w:val="22"/>
+          <w:szCs w:val="22"/>
+        </w:rPr>
+      </w:pPr>
+      <w:r>
+        <w:rPr>
+          <w:rFonts w:ascii="Arial Narrow" w:eastAsia="Arial Narrow" w:hAnsi="Arial Narrow" w:cs="Arial Narrow"/>
+          <w:b/>
+          <w:bCs/>
+          <w:color w:val="000000"/>
+          <w:kern w:val="0"/>
+          <w14:ligatures w14:val="none"/>
+          <w:sz w:val="22"/>
+          <w:szCs w:val="22"/>
+        </w:rPr>
+        <w:t xml:space="preserve">Firmado digitalmente por</w:t>
+      </w:r>
     </w:p>
     <w:p>
       <w:pPr>
@@ -9602,6 +9689,9 @@
     <w:p>
       <w:pPr>
         <w:pStyle w:val="Textonotapie"/>
+        <w:tabs>
+          <w:tab w:val="left" w:pos="567"/>
+        </w:tabs>
         <w:ind w:left="567" w:hanging="567"/>
         <w:jc w:val="both"/>
         <w:rPr>
@@ -9626,7 +9716,8 @@
           <w:sz w:val="16"/>
           <w:szCs w:val="16"/>
         </w:rPr>
-        <w:t xml:space="preserve"> </w:t>
+        <w:tab/>
+        <w:t xml:space="preserve"/>
       </w:r>
       <w:r>
         <w:rPr>
@@ -9701,15 +9792,16 @@
           <w:sz w:val="16"/>
           <w:szCs w:val="16"/>
         </w:rPr>
-        <w:t xml:space="preserve"> </w:t>
-      </w:r>
-      <w:r>
-        <w:rPr>
-          <w:rFonts w:ascii="Arial Narrow" w:eastAsia="Arial Narrow" w:hAnsi="Arial Narrow" w:cs="Arial Narrow"/>
-          <w:sz w:val="16"/>
-          <w:szCs w:val="16"/>
-        </w:rPr>
         <w:tab/>
+        <w:t xml:space="preserve"/>
+      </w:r>
+      <w:r>
+        <w:rPr>
+          <w:rFonts w:ascii="Arial Narrow" w:eastAsia="Arial Narrow" w:hAnsi="Arial Narrow" w:cs="Arial Narrow"/>
+          <w:sz w:val="16"/>
+          <w:szCs w:val="16"/>
+        </w:rPr>
+        <w:tab/>
       </w:r>
       <w:r>
         <w:rPr>
@@ -9741,7 +9833,7 @@
           <w:sz w:val="16"/>
           <w:szCs w:val="16"/>
         </w:rPr>
-        <w:t xml:space="preserve"> 29571, CÓDIGO DE PROTECCIÓN Y DEFENSA DEL CONSUMIDOR, publicado el 2 de setiembre de 2010 y modificado por Decreto Legislativo </w:t>
+        <w:t xml:space="preserve">29571, CÓDIGO DE PROTECCIÓN Y DEFENSA DEL CONSUMIDOR, publicado el 2 de setiembre de 2010 y modificado por Decreto Legislativo </w:t>
       </w:r>
       <w:proofErr w:type="spellStart"/>
       <w:r>
@@ -9763,7 +9855,7 @@
           <w:sz w:val="16"/>
           <w:szCs w:val="16"/>
         </w:rPr>
-        <w:t xml:space="preserve"> 1308 </w:t>
+        <w:t xml:space="preserve">1308 </w:t>
       </w:r>
     </w:p>
     <w:p>
@@ -9833,7 +9925,7 @@
           <w:sz w:val="16"/>
           <w:szCs w:val="16"/>
         </w:rPr>
-        <w:t xml:space="preserve"> 1033, Ley de Organización y Funciones del Indecopi. Dicha competencia solo puede ser negada cuando ella haya sido asignada o se asigne a favor de otro organismo por norma expresa con rango de ley. </w:t>
+        <w:t xml:space="preserve">1033, Ley de Organización y Funciones del Indecopi. Dicha competencia solo puede ser negada cuando ella haya sido asignada o se asigne a favor de otro organismo por norma expresa con rango de ley. </w:t>
       </w:r>
     </w:p>
     <w:p>
@@ -9870,10 +9962,52 @@
         <w:jc w:val="both"/>
         <w:rPr>
           <w:rFonts w:ascii="Arial Narrow" w:eastAsia="Arial Narrow" w:hAnsi="Arial Narrow" w:cs="Arial Narrow"/>
-          <w:sz w:val="16"/>
-          <w:szCs w:val="16"/>
-        </w:rPr>
-      </w:pPr>
+          <w:b/>
+          <w:bCs/>
+          <w:sz w:val="16"/>
+          <w:szCs w:val="16"/>
+        </w:rPr>
+      </w:pPr>
+      <w:r>
+        <w:rPr>
+          <w:rFonts w:ascii="Arial Narrow" w:eastAsia="Arial Narrow" w:hAnsi="Arial Narrow" w:cs="Arial Narrow"/>
+          <w:sz w:val="16"/>
+          <w:szCs w:val="16"/>
+        </w:rPr>
+        <w:tab/>
+      </w:r>
+      <w:r>
+        <w:rPr>
+          <w:rFonts w:ascii="Arial Narrow" w:eastAsia="Arial Narrow" w:hAnsi="Arial Narrow" w:cs="Arial Narrow"/>
+          <w:b/>
+          <w:bCs/>
+          <w:sz w:val="16"/>
+          <w:szCs w:val="16"/>
+        </w:rPr>
+        <w:t xml:space="preserve">LEY DE ORGANIZACIÓN Y FUNCIONES DEL INDECOPI, APROBADA POR DECRETO LEGISLATIVO </w:t>
+      </w:r>
+      <w:proofErr w:type="spellStart"/>
+      <w:r>
+        <w:rPr>
+          <w:rFonts w:ascii="Arial Narrow" w:eastAsia="Arial Narrow" w:hAnsi="Arial Narrow" w:cs="Arial Narrow"/>
+          <w:b/>
+          <w:bCs/>
+          <w:sz w:val="16"/>
+          <w:szCs w:val="16"/>
+        </w:rPr>
+        <w:t/>
+      </w:r>
+      <w:proofErr w:type="spellEnd"/>
+      <w:r>
+        <w:rPr>
+          <w:rFonts w:ascii="Arial Narrow" w:eastAsia="Arial Narrow" w:hAnsi="Arial Narrow" w:cs="Arial Narrow"/>
+          <w:b/>
+          <w:bCs/>
+          <w:sz w:val="16"/>
+          <w:szCs w:val="16"/>
+        </w:rPr>
+        <w:t xml:space="preserve">1033 </w:t>
+      </w:r>
     </w:p>
     <w:p>
       <w:pPr>
@@ -9885,51 +10019,46 @@
         <w:jc w:val="both"/>
         <w:rPr>
           <w:rFonts w:ascii="Arial Narrow" w:eastAsia="Arial Narrow" w:hAnsi="Arial Narrow" w:cs="Arial Narrow"/>
+          <w:sz w:val="16"/>
+          <w:szCs w:val="16"/>
+        </w:rPr>
+      </w:pPr>
+      <w:r>
+        <w:rPr>
+          <w:rFonts w:ascii="Arial Narrow" w:eastAsia="Arial Narrow" w:hAnsi="Arial Narrow" w:cs="Arial Narrow"/>
           <w:b/>
           <w:bCs/>
           <w:sz w:val="16"/>
           <w:szCs w:val="16"/>
         </w:rPr>
-      </w:pPr>
-      <w:r>
-        <w:rPr>
-          <w:rFonts w:ascii="Arial Narrow" w:eastAsia="Arial Narrow" w:hAnsi="Arial Narrow" w:cs="Arial Narrow"/>
-          <w:sz w:val="16"/>
-          <w:szCs w:val="16"/>
-        </w:rPr>
         <w:tab/>
-      </w:r>
-      <w:r>
-        <w:rPr>
-          <w:rFonts w:ascii="Arial Narrow" w:eastAsia="Arial Narrow" w:hAnsi="Arial Narrow" w:cs="Arial Narrow"/>
-          <w:b/>
-          <w:bCs/>
-          <w:sz w:val="16"/>
-          <w:szCs w:val="16"/>
-        </w:rPr>
-        <w:t xml:space="preserve">LEY DE ORGANIZACIÓN Y FUNCIONES DEL INDECOPI, APROBADA POR DECRETO LEGISLATIVO </w:t>
-      </w:r>
-      <w:proofErr w:type="spellStart"/>
-      <w:r>
-        <w:rPr>
-          <w:rFonts w:ascii="Arial Narrow" w:eastAsia="Arial Narrow" w:hAnsi="Arial Narrow" w:cs="Arial Narrow"/>
-          <w:b/>
-          <w:bCs/>
-          <w:sz w:val="16"/>
-          <w:szCs w:val="16"/>
-        </w:rPr>
-        <w:t/>
-      </w:r>
-      <w:proofErr w:type="spellEnd"/>
-      <w:r>
-        <w:rPr>
-          <w:rFonts w:ascii="Arial Narrow" w:eastAsia="Arial Narrow" w:hAnsi="Arial Narrow" w:cs="Arial Narrow"/>
-          <w:b/>
-          <w:bCs/>
-          <w:sz w:val="16"/>
-          <w:szCs w:val="16"/>
-        </w:rPr>
-        <w:t xml:space="preserve"> 1033 </w:t>
+        <w:t>Artículo 27.-</w:t>
+      </w:r>
+      <w:r>
+        <w:rPr>
+          <w:rFonts w:ascii="Arial Narrow" w:eastAsia="Arial Narrow" w:hAnsi="Arial Narrow" w:cs="Arial Narrow"/>
+          <w:sz w:val="16"/>
+          <w:szCs w:val="16"/>
+        </w:rPr>
+        <w:t xml:space="preserve"> De la Comisión de Protección al </w:t>
+      </w:r>
+      <w:proofErr w:type="gramStart"/>
+      <w:r>
+        <w:rPr>
+          <w:rFonts w:ascii="Arial Narrow" w:eastAsia="Arial Narrow" w:hAnsi="Arial Narrow" w:cs="Arial Narrow"/>
+          <w:sz w:val="16"/>
+          <w:szCs w:val="16"/>
+        </w:rPr>
+        <w:t>Consumidor.-</w:t>
+      </w:r>
+      <w:proofErr w:type="gramEnd"/>
+      <w:r>
+        <w:rPr>
+          <w:rFonts w:ascii="Arial Narrow" w:eastAsia="Arial Narrow" w:hAnsi="Arial Narrow" w:cs="Arial Narrow"/>
+          <w:sz w:val="16"/>
+          <w:szCs w:val="16"/>
+        </w:rPr>
+        <w:t xml:space="preserve"> </w:t>
       </w:r>
     </w:p>
     <w:p>
@@ -9949,39 +10078,11 @@
       <w:r>
         <w:rPr>
           <w:rFonts w:ascii="Arial Narrow" w:eastAsia="Arial Narrow" w:hAnsi="Arial Narrow" w:cs="Arial Narrow"/>
-          <w:b/>
-          <w:bCs/>
           <w:sz w:val="16"/>
           <w:szCs w:val="16"/>
         </w:rPr>
         <w:tab/>
-        <w:t>Artículo 27.-</w:t>
-      </w:r>
-      <w:r>
-        <w:rPr>
-          <w:rFonts w:ascii="Arial Narrow" w:eastAsia="Arial Narrow" w:hAnsi="Arial Narrow" w:cs="Arial Narrow"/>
-          <w:sz w:val="16"/>
-          <w:szCs w:val="16"/>
-        </w:rPr>
-        <w:t xml:space="preserve"> De la Comisión de Protección al </w:t>
-      </w:r>
-      <w:proofErr w:type="gramStart"/>
-      <w:r>
-        <w:rPr>
-          <w:rFonts w:ascii="Arial Narrow" w:eastAsia="Arial Narrow" w:hAnsi="Arial Narrow" w:cs="Arial Narrow"/>
-          <w:sz w:val="16"/>
-          <w:szCs w:val="16"/>
-        </w:rPr>
-        <w:t>Consumidor.-</w:t>
-      </w:r>
-      <w:proofErr w:type="gramEnd"/>
-      <w:r>
-        <w:rPr>
-          <w:rFonts w:ascii="Arial Narrow" w:eastAsia="Arial Narrow" w:hAnsi="Arial Narrow" w:cs="Arial Narrow"/>
-          <w:sz w:val="16"/>
-          <w:szCs w:val="16"/>
-        </w:rPr>
-        <w:t xml:space="preserve"> </w:t>
+        <w:t>Corresponde a la Comisión de Protección al Consumidor velar por el cumplimiento de la Ley de Protección al Consumidor y de las leyes que, en general, protegen a los consumidores de la falta de idoneidad de los bienes y servicios en función de la información brindada, de las omisiones de información y de la discriminación en el consumo, así como de aquellas que complementen o sustituyan a las anteriores.</w:t>
       </w:r>
     </w:p>
     <w:p>
@@ -9994,20 +10095,15 @@
         <w:jc w:val="both"/>
         <w:rPr>
           <w:rFonts w:ascii="Arial Narrow" w:eastAsia="Arial Narrow" w:hAnsi="Arial Narrow" w:cs="Arial Narrow"/>
-          <w:sz w:val="16"/>
-          <w:szCs w:val="16"/>
-        </w:rPr>
-      </w:pPr>
-      <w:r>
-        <w:rPr>
-          <w:rFonts w:ascii="Arial Narrow" w:eastAsia="Arial Narrow" w:hAnsi="Arial Narrow" w:cs="Arial Narrow"/>
-          <w:sz w:val="16"/>
-          <w:szCs w:val="16"/>
-        </w:rPr>
-        <w:tab/>
-        <w:t>Corresponde a la Comisión de Protección al Consumidor velar por el cumplimiento de la Ley de Protección al Consumidor y de las leyes que, en general, protegen a los consumidores de la falta de idoneidad de los bienes y servicios en función de la información brindada, de las omisiones de información y de la discriminación en el consumo, así como de aquellas que complementen o sustituyan a las anteriores.</w:t>
-      </w:r>
-    </w:p>
+          <w:b/>
+          <w:bCs/>
+          <w:sz w:val="16"/>
+          <w:szCs w:val="16"/>
+        </w:rPr>
+      </w:pPr>
+    </w:p>
+  </w:footnote>
+  <w:footnote w:id="3">
     <w:p>
       <w:pPr>
         <w:pStyle w:val="Textonotapie"/>
@@ -10024,9 +10120,194 @@
           <w:szCs w:val="16"/>
         </w:rPr>
       </w:pPr>
-    </w:p>
-  </w:footnote>
-  <w:footnote w:id="3">
+      <w:r>
+        <w:rPr>
+          <w:rStyle w:val="Refdenotaalpie"/>
+          <w:rFonts w:ascii="Arial Narrow" w:eastAsia="Arial Narrow" w:hAnsi="Arial Narrow" w:cs="Arial Narrow"/>
+          <w:sz w:val="16"/>
+          <w:szCs w:val="16"/>
+          <w:vertAlign w:val="superscript"/>
+        </w:rPr>
+        <w:footnoteRef/>
+      </w:r>
+      <w:r>
+        <w:rPr>
+          <w:rFonts w:ascii="Arial Narrow" w:eastAsia="Arial Narrow" w:hAnsi="Arial Narrow" w:cs="Arial Narrow"/>
+          <w:sz w:val="16"/>
+          <w:szCs w:val="16"/>
+        </w:rPr>
+        <w:tab/>
+        <w:t xml:space="preserve"/>
+      </w:r>
+      <w:r>
+        <w:rPr>
+          <w:rFonts w:ascii="Arial Narrow" w:eastAsia="Arial Narrow" w:hAnsi="Arial Narrow" w:cs="Arial Narrow"/>
+          <w:sz w:val="16"/>
+          <w:szCs w:val="16"/>
+        </w:rPr>
+        <w:tab/>
+      </w:r>
+      <w:r>
+        <w:rPr>
+          <w:rFonts w:ascii="Arial Narrow" w:eastAsia="Arial Narrow" w:hAnsi="Arial Narrow" w:cs="Arial Narrow"/>
+          <w:b/>
+          <w:bCs/>
+          <w:sz w:val="16"/>
+          <w:szCs w:val="16"/>
+        </w:rPr>
+        <w:t xml:space="preserve">LEY </w:t>
+      </w:r>
+      <w:proofErr w:type="spellStart"/>
+      <w:r>
+        <w:rPr>
+          <w:rFonts w:ascii="Arial Narrow" w:eastAsia="Arial Narrow" w:hAnsi="Arial Narrow" w:cs="Arial Narrow"/>
+          <w:b/>
+          <w:bCs/>
+          <w:sz w:val="16"/>
+          <w:szCs w:val="16"/>
+        </w:rPr>
+        <w:t/>
+      </w:r>
+      <w:proofErr w:type="spellEnd"/>
+      <w:r>
+        <w:rPr>
+          <w:rFonts w:ascii="Arial Narrow" w:eastAsia="Arial Narrow" w:hAnsi="Arial Narrow" w:cs="Arial Narrow"/>
+          <w:b/>
+          <w:bCs/>
+          <w:sz w:val="16"/>
+          <w:szCs w:val="16"/>
+        </w:rPr>
+        <w:t xml:space="preserve">29571, CÓDIGO DE PROTECCIÓN Y DEFENSA DEL CONSUMIDOR, publicado el 2 de setiembre de 2010 y modificado por Decreto Legislativo </w:t>
+      </w:r>
+      <w:proofErr w:type="spellStart"/>
+      <w:r>
+        <w:rPr>
+          <w:rFonts w:ascii="Arial Narrow" w:eastAsia="Arial Narrow" w:hAnsi="Arial Narrow" w:cs="Arial Narrow"/>
+          <w:b/>
+          <w:bCs/>
+          <w:sz w:val="16"/>
+          <w:szCs w:val="16"/>
+        </w:rPr>
+        <w:t/>
+      </w:r>
+      <w:proofErr w:type="spellEnd"/>
+      <w:r>
+        <w:rPr>
+          <w:rFonts w:ascii="Arial Narrow" w:eastAsia="Arial Narrow" w:hAnsi="Arial Narrow" w:cs="Arial Narrow"/>
+          <w:b/>
+          <w:bCs/>
+          <w:sz w:val="16"/>
+          <w:szCs w:val="16"/>
+        </w:rPr>
+        <w:t xml:space="preserve">1308 </w:t>
+      </w:r>
+    </w:p>
+    <w:p>
+      <w:pPr>
+        <w:pStyle w:val="Textonotapie"/>
+        <w:ind w:left="567" w:right="-1"/>
+        <w:jc w:val="both"/>
+        <w:rPr>
+          <w:rFonts w:ascii="Arial Narrow" w:eastAsia="Arial Narrow" w:hAnsi="Arial Narrow" w:cs="Arial Narrow"/>
+          <w:b/>
+          <w:bCs/>
+          <w:sz w:val="16"/>
+          <w:szCs w:val="16"/>
+        </w:rPr>
+      </w:pPr>
+      <w:r>
+        <w:rPr>
+          <w:rFonts w:ascii="Arial Narrow" w:eastAsia="Arial Narrow" w:hAnsi="Arial Narrow" w:cs="Arial Narrow"/>
+          <w:b/>
+          <w:bCs/>
+          <w:sz w:val="16"/>
+          <w:szCs w:val="16"/>
+        </w:rPr>
+        <w:t xml:space="preserve">Artículo 18.- Idoneidad </w:t>
+      </w:r>
+    </w:p>
+    <w:p>
+      <w:pPr>
+        <w:pStyle w:val="Textonotapie"/>
+        <w:ind w:left="567" w:right="-1"/>
+        <w:jc w:val="both"/>
+        <w:rPr>
+          <w:rFonts w:ascii="Arial Narrow" w:eastAsia="Arial Narrow" w:hAnsi="Arial Narrow" w:cs="Arial Narrow"/>
+          <w:sz w:val="16"/>
+          <w:szCs w:val="16"/>
+        </w:rPr>
+      </w:pPr>
+      <w:r>
+        <w:rPr>
+          <w:rFonts w:ascii="Arial Narrow" w:eastAsia="Arial Narrow" w:hAnsi="Arial Narrow" w:cs="Arial Narrow"/>
+          <w:sz w:val="16"/>
+          <w:szCs w:val="16"/>
+        </w:rPr>
+        <w:t xml:space="preserve">Se entiende por idoneidad la correspondencia entre lo que un consumidor espera y lo que efectivamente recibe, en función a lo que se le hubiera ofrecido, la publicidad e información transmitida, las condiciones y circunstancias de la transacción, las características y naturaleza del producto o servicio, el precio, entre otros factores, atendiendo a las circunstancias del caso. </w:t>
+      </w:r>
+    </w:p>
+    <w:p>
+      <w:pPr>
+        <w:pStyle w:val="Textonotapie"/>
+        <w:ind w:left="567" w:right="-1"/>
+        <w:jc w:val="both"/>
+        <w:rPr>
+          <w:rFonts w:ascii="Arial Narrow" w:eastAsia="Arial Narrow" w:hAnsi="Arial Narrow" w:cs="Arial Narrow"/>
+          <w:sz w:val="16"/>
+          <w:szCs w:val="16"/>
+        </w:rPr>
+      </w:pPr>
+      <w:r>
+        <w:rPr>
+          <w:rFonts w:ascii="Arial Narrow" w:eastAsia="Arial Narrow" w:hAnsi="Arial Narrow" w:cs="Arial Narrow"/>
+          <w:sz w:val="16"/>
+          <w:szCs w:val="16"/>
+        </w:rPr>
+        <w:t xml:space="preserve">La idoneidad es evaluada en función a la propia naturaleza del producto o servicio y a su aptitud para satisfacer la finalidad para la cual ha sido puesto en el mercado. Las autorizaciones por parte de los organismos del Estado para la fabricación de un producto o la prestación de un servicio, en los casos que sea necesario, no eximen de responsabilidad al proveedor frente al consumidor. </w:t>
+      </w:r>
+    </w:p>
+    <w:p>
+      <w:pPr>
+        <w:pStyle w:val="Textonotapie"/>
+        <w:ind w:left="567" w:right="-1"/>
+        <w:jc w:val="both"/>
+        <w:rPr>
+          <w:rFonts w:ascii="Arial Narrow" w:eastAsia="Arial Narrow" w:hAnsi="Arial Narrow" w:cs="Arial Narrow"/>
+          <w:sz w:val="16"/>
+          <w:szCs w:val="16"/>
+        </w:rPr>
+      </w:pPr>
+      <w:r>
+        <w:rPr>
+          <w:rFonts w:ascii="Arial Narrow" w:eastAsia="Arial Narrow" w:hAnsi="Arial Narrow" w:cs="Arial Narrow"/>
+          <w:b/>
+          <w:bCs/>
+          <w:sz w:val="16"/>
+          <w:szCs w:val="16"/>
+        </w:rPr>
+        <w:t xml:space="preserve">Artículo 19.- Obligación de los proveedores </w:t>
+      </w:r>
+    </w:p>
+    <w:p>
+      <w:pPr>
+        <w:pStyle w:val="Textonotapie"/>
+        <w:ind w:left="567" w:right="-1"/>
+        <w:jc w:val="both"/>
+        <w:rPr>
+          <w:rFonts w:ascii="Arial Narrow" w:eastAsia="Arial Narrow" w:hAnsi="Arial Narrow" w:cs="Arial Narrow"/>
+          <w:sz w:val="16"/>
+          <w:szCs w:val="16"/>
+        </w:rPr>
+      </w:pPr>
+      <w:r>
+        <w:rPr>
+          <w:rFonts w:ascii="Arial Narrow" w:eastAsia="Arial Narrow" w:hAnsi="Arial Narrow" w:cs="Arial Narrow"/>
+          <w:sz w:val="16"/>
+          <w:szCs w:val="16"/>
+        </w:rPr>
+        <w:t>El proveedor responde por la idoneidad y calidad de los productos y servicios ofrecidos; por la autenticidad de las marcas y leyendas que exhiben sus productos o del signo que respalda al prestador del servicio, por la falta de conformidad entre la publicidad comercial de los productos y servicios y estos, así como por el contenido y la vida útil del producto indicado en el envase, en lo que corresponda.</w:t>
+      </w:r>
+    </w:p>
     <w:p>
       <w:pPr>
         <w:pStyle w:val="Textonotapie"/>
@@ -10043,205 +10324,9 @@
           <w:szCs w:val="16"/>
         </w:rPr>
       </w:pPr>
-      <w:r>
-        <w:rPr>
-          <w:rStyle w:val="Refdenotaalpie"/>
-          <w:rFonts w:ascii="Arial Narrow" w:eastAsia="Arial Narrow" w:hAnsi="Arial Narrow" w:cs="Arial Narrow"/>
-          <w:sz w:val="16"/>
-          <w:szCs w:val="16"/>
-          <w:vertAlign w:val="superscript"/>
-        </w:rPr>
-        <w:footnoteRef/>
-      </w:r>
-      <w:r>
-        <w:rPr>
-          <w:rFonts w:ascii="Arial Narrow" w:eastAsia="Arial Narrow" w:hAnsi="Arial Narrow" w:cs="Arial Narrow"/>
-          <w:sz w:val="16"/>
-          <w:szCs w:val="16"/>
-        </w:rPr>
-        <w:t xml:space="preserve"> </w:t>
-      </w:r>
-      <w:r>
-        <w:rPr>
-          <w:rFonts w:ascii="Arial Narrow" w:eastAsia="Arial Narrow" w:hAnsi="Arial Narrow" w:cs="Arial Narrow"/>
-          <w:sz w:val="16"/>
-          <w:szCs w:val="16"/>
-        </w:rPr>
-        <w:tab/>
-      </w:r>
-      <w:r>
-        <w:rPr>
-          <w:rFonts w:ascii="Arial Narrow" w:eastAsia="Arial Narrow" w:hAnsi="Arial Narrow" w:cs="Arial Narrow"/>
-          <w:b/>
-          <w:bCs/>
-          <w:sz w:val="16"/>
-          <w:szCs w:val="16"/>
-        </w:rPr>
-        <w:t xml:space="preserve">LEY </w:t>
-      </w:r>
-      <w:proofErr w:type="spellStart"/>
-      <w:r>
-        <w:rPr>
-          <w:rFonts w:ascii="Arial Narrow" w:eastAsia="Arial Narrow" w:hAnsi="Arial Narrow" w:cs="Arial Narrow"/>
-          <w:b/>
-          <w:bCs/>
-          <w:sz w:val="16"/>
-          <w:szCs w:val="16"/>
-        </w:rPr>
-        <w:t/>
-      </w:r>
-      <w:proofErr w:type="spellEnd"/>
-      <w:r>
-        <w:rPr>
-          <w:rFonts w:ascii="Arial Narrow" w:eastAsia="Arial Narrow" w:hAnsi="Arial Narrow" w:cs="Arial Narrow"/>
-          <w:b/>
-          <w:bCs/>
-          <w:sz w:val="16"/>
-          <w:szCs w:val="16"/>
-        </w:rPr>
-        <w:t xml:space="preserve"> 29571, CÓDIGO DE PROTECCIÓN Y DEFENSA DEL CONSUMIDOR, publicado el 2 de setiembre de 2010 y modificado por Decreto Legislativo </w:t>
-      </w:r>
-      <w:proofErr w:type="spellStart"/>
-      <w:r>
-        <w:rPr>
-          <w:rFonts w:ascii="Arial Narrow" w:eastAsia="Arial Narrow" w:hAnsi="Arial Narrow" w:cs="Arial Narrow"/>
-          <w:b/>
-          <w:bCs/>
-          <w:sz w:val="16"/>
-          <w:szCs w:val="16"/>
-        </w:rPr>
-        <w:t/>
-      </w:r>
-      <w:proofErr w:type="spellEnd"/>
-      <w:r>
-        <w:rPr>
-          <w:rFonts w:ascii="Arial Narrow" w:eastAsia="Arial Narrow" w:hAnsi="Arial Narrow" w:cs="Arial Narrow"/>
-          <w:b/>
-          <w:bCs/>
-          <w:sz w:val="16"/>
-          <w:szCs w:val="16"/>
-        </w:rPr>
-        <w:t xml:space="preserve"> 1308 </w:t>
-      </w:r>
-    </w:p>
-    <w:p>
-      <w:pPr>
-        <w:pStyle w:val="Textonotapie"/>
-        <w:ind w:left="567" w:right="-1"/>
-        <w:jc w:val="both"/>
-        <w:rPr>
-          <w:rFonts w:ascii="Arial Narrow" w:eastAsia="Arial Narrow" w:hAnsi="Arial Narrow" w:cs="Arial Narrow"/>
-          <w:b/>
-          <w:bCs/>
-          <w:sz w:val="16"/>
-          <w:szCs w:val="16"/>
-        </w:rPr>
-      </w:pPr>
-      <w:r>
-        <w:rPr>
-          <w:rFonts w:ascii="Arial Narrow" w:eastAsia="Arial Narrow" w:hAnsi="Arial Narrow" w:cs="Arial Narrow"/>
-          <w:b/>
-          <w:bCs/>
-          <w:sz w:val="16"/>
-          <w:szCs w:val="16"/>
-        </w:rPr>
-        <w:t xml:space="preserve">Artículo 18.- Idoneidad </w:t>
-      </w:r>
-    </w:p>
-    <w:p>
-      <w:pPr>
-        <w:pStyle w:val="Textonotapie"/>
-        <w:ind w:left="567" w:right="-1"/>
-        <w:jc w:val="both"/>
-        <w:rPr>
-          <w:rFonts w:ascii="Arial Narrow" w:eastAsia="Arial Narrow" w:hAnsi="Arial Narrow" w:cs="Arial Narrow"/>
-          <w:sz w:val="16"/>
-          <w:szCs w:val="16"/>
-        </w:rPr>
-      </w:pPr>
-      <w:r>
-        <w:rPr>
-          <w:rFonts w:ascii="Arial Narrow" w:eastAsia="Arial Narrow" w:hAnsi="Arial Narrow" w:cs="Arial Narrow"/>
-          <w:sz w:val="16"/>
-          <w:szCs w:val="16"/>
-        </w:rPr>
-        <w:t xml:space="preserve">Se entiende por idoneidad la correspondencia entre lo que un consumidor espera y lo que efectivamente recibe, en función a lo que se le hubiera ofrecido, la publicidad e información transmitida, las condiciones y circunstancias de la transacción, las características y naturaleza del producto o servicio, el precio, entre otros factores, atendiendo a las circunstancias del caso. </w:t>
-      </w:r>
-    </w:p>
-    <w:p>
-      <w:pPr>
-        <w:pStyle w:val="Textonotapie"/>
-        <w:ind w:left="567" w:right="-1"/>
-        <w:jc w:val="both"/>
-        <w:rPr>
-          <w:rFonts w:ascii="Arial Narrow" w:eastAsia="Arial Narrow" w:hAnsi="Arial Narrow" w:cs="Arial Narrow"/>
-          <w:sz w:val="16"/>
-          <w:szCs w:val="16"/>
-        </w:rPr>
-      </w:pPr>
-      <w:r>
-        <w:rPr>
-          <w:rFonts w:ascii="Arial Narrow" w:eastAsia="Arial Narrow" w:hAnsi="Arial Narrow" w:cs="Arial Narrow"/>
-          <w:sz w:val="16"/>
-          <w:szCs w:val="16"/>
-        </w:rPr>
-        <w:t xml:space="preserve">La idoneidad es evaluada en función a la propia naturaleza del producto o servicio y a su aptitud para satisfacer la finalidad para la cual ha sido puesto en el mercado. Las autorizaciones por parte de los organismos del Estado para la fabricación de un producto o la prestación de un servicio, en los casos que sea necesario, no eximen de responsabilidad al proveedor frente al consumidor. </w:t>
-      </w:r>
-    </w:p>
-    <w:p>
-      <w:pPr>
-        <w:pStyle w:val="Textonotapie"/>
-        <w:ind w:left="567" w:right="-1"/>
-        <w:jc w:val="both"/>
-        <w:rPr>
-          <w:rFonts w:ascii="Arial Narrow" w:eastAsia="Arial Narrow" w:hAnsi="Arial Narrow" w:cs="Arial Narrow"/>
-          <w:sz w:val="16"/>
-          <w:szCs w:val="16"/>
-        </w:rPr>
-      </w:pPr>
-    </w:p>
-    <w:p>
-      <w:pPr>
-        <w:pStyle w:val="Textonotapie"/>
-        <w:ind w:left="567" w:right="-1"/>
-        <w:jc w:val="both"/>
-        <w:rPr>
-          <w:rFonts w:ascii="Arial Narrow" w:eastAsia="Arial Narrow" w:hAnsi="Arial Narrow" w:cs="Arial Narrow"/>
-          <w:sz w:val="16"/>
-          <w:szCs w:val="16"/>
-        </w:rPr>
-      </w:pPr>
-      <w:r>
-        <w:rPr>
-          <w:rFonts w:ascii="Arial Narrow" w:eastAsia="Arial Narrow" w:hAnsi="Arial Narrow" w:cs="Arial Narrow"/>
-          <w:b/>
-          <w:bCs/>
-          <w:sz w:val="16"/>
-          <w:szCs w:val="16"/>
-        </w:rPr>
-        <w:t xml:space="preserve">Artículo 19.- Obligación de los proveedores </w:t>
-      </w:r>
-    </w:p>
-    <w:p>
-      <w:pPr>
-        <w:pStyle w:val="Textonotapie"/>
-        <w:ind w:left="567" w:right="-1"/>
-        <w:jc w:val="both"/>
-        <w:rPr>
-          <w:rFonts w:ascii="Arial Narrow" w:eastAsia="Arial Narrow" w:hAnsi="Arial Narrow" w:cs="Arial Narrow"/>
-          <w:sz w:val="16"/>
-          <w:szCs w:val="16"/>
-        </w:rPr>
-      </w:pPr>
-      <w:r>
-        <w:rPr>
-          <w:rFonts w:ascii="Arial Narrow" w:eastAsia="Arial Narrow" w:hAnsi="Arial Narrow" w:cs="Arial Narrow"/>
-          <w:sz w:val="16"/>
-          <w:szCs w:val="16"/>
-        </w:rPr>
-        <w:t>El proveedor responde por la idoneidad y calidad de los productos y servicios ofrecidos; por la autenticidad de las marcas y leyendas que exhiben sus productos o del signo que respalda al prestador del servicio, por la falta de conformidad entre la publicidad comercial de los productos y servicios y estos, así como por el contenido y la vida útil del producto indicado en el envase, en lo que corresponda.</w:t>
-      </w:r>
-    </w:p>
+    </w:p>
+  </w:footnote>
+  <w:footnote w:id="4">
     <w:p>
       <w:pPr>
         <w:pStyle w:val="Textonotapie"/>
@@ -10258,9 +10343,201 @@
           <w:szCs w:val="16"/>
         </w:rPr>
       </w:pPr>
-    </w:p>
-  </w:footnote>
-  <w:footnote w:id="4">
+      <w:r>
+        <w:rPr>
+          <w:rStyle w:val="Refdenotaalpie"/>
+          <w:rFonts w:ascii="Arial Narrow" w:eastAsia="Arial Narrow" w:hAnsi="Arial Narrow" w:cs="Arial Narrow"/>
+          <w:sz w:val="16"/>
+          <w:szCs w:val="16"/>
+          <w:vertAlign w:val="superscript"/>
+        </w:rPr>
+        <w:footnoteRef/>
+      </w:r>
+      <w:r>
+        <w:rPr>
+          <w:rFonts w:ascii="Arial Narrow" w:eastAsia="Arial Narrow" w:hAnsi="Arial Narrow" w:cs="Arial Narrow"/>
+          <w:sz w:val="16"/>
+          <w:szCs w:val="16"/>
+        </w:rPr>
+        <w:tab/>
+        <w:t xml:space="preserve"/>
+      </w:r>
+      <w:r>
+        <w:rPr>
+          <w:rFonts w:ascii="Arial Narrow" w:eastAsia="Arial Narrow" w:hAnsi="Arial Narrow" w:cs="Arial Narrow"/>
+          <w:sz w:val="16"/>
+          <w:szCs w:val="16"/>
+        </w:rPr>
+        <w:tab/>
+      </w:r>
+      <w:r>
+        <w:rPr>
+          <w:rFonts w:ascii="Arial Narrow" w:eastAsia="Arial Narrow" w:hAnsi="Arial Narrow" w:cs="Arial Narrow"/>
+          <w:b/>
+          <w:bCs/>
+          <w:sz w:val="16"/>
+          <w:szCs w:val="16"/>
+        </w:rPr>
+        <w:t xml:space="preserve">LEY </w:t>
+      </w:r>
+      <w:proofErr w:type="spellStart"/>
+      <w:r>
+        <w:rPr>
+          <w:rFonts w:ascii="Arial Narrow" w:eastAsia="Arial Narrow" w:hAnsi="Arial Narrow" w:cs="Arial Narrow"/>
+          <w:b/>
+          <w:bCs/>
+          <w:sz w:val="16"/>
+          <w:szCs w:val="16"/>
+        </w:rPr>
+        <w:t/>
+      </w:r>
+      <w:proofErr w:type="spellEnd"/>
+      <w:r>
+        <w:rPr>
+          <w:rFonts w:ascii="Arial Narrow" w:eastAsia="Arial Narrow" w:hAnsi="Arial Narrow" w:cs="Arial Narrow"/>
+          <w:b/>
+          <w:bCs/>
+          <w:sz w:val="16"/>
+          <w:szCs w:val="16"/>
+        </w:rPr>
+        <w:t xml:space="preserve">29571, CÓDIGO DE PROTECCIÓN Y DEFENSA DEL CONSUMIDOR, publicado el 2 de setiembre de 2010 y modificado por Decreto Legislativo </w:t>
+      </w:r>
+      <w:proofErr w:type="spellStart"/>
+      <w:r>
+        <w:rPr>
+          <w:rFonts w:ascii="Arial Narrow" w:eastAsia="Arial Narrow" w:hAnsi="Arial Narrow" w:cs="Arial Narrow"/>
+          <w:b/>
+          <w:bCs/>
+          <w:sz w:val="16"/>
+          <w:szCs w:val="16"/>
+        </w:rPr>
+        <w:t/>
+      </w:r>
+      <w:proofErr w:type="spellEnd"/>
+      <w:r>
+        <w:rPr>
+          <w:rFonts w:ascii="Arial Narrow" w:eastAsia="Arial Narrow" w:hAnsi="Arial Narrow" w:cs="Arial Narrow"/>
+          <w:b/>
+          <w:bCs/>
+          <w:sz w:val="16"/>
+          <w:szCs w:val="16"/>
+        </w:rPr>
+        <w:t xml:space="preserve">1308 </w:t>
+      </w:r>
+    </w:p>
+    <w:p>
+      <w:pPr>
+        <w:pStyle w:val="Textonotapie"/>
+        <w:tabs>
+          <w:tab w:val="left" w:pos="567"/>
+        </w:tabs>
+        <w:jc w:val="both"/>
+        <w:rPr>
+          <w:rFonts w:ascii="Arial Narrow" w:eastAsia="Arial Narrow" w:hAnsi="Arial Narrow" w:cs="Arial Narrow"/>
+          <w:sz w:val="16"/>
+          <w:szCs w:val="16"/>
+        </w:rPr>
+      </w:pPr>
+      <w:r>
+        <w:rPr>
+          <w:rFonts w:ascii="Arial Narrow" w:eastAsia="Arial Narrow" w:hAnsi="Arial Narrow" w:cs="Arial Narrow"/>
+          <w:b/>
+          <w:bCs/>
+          <w:sz w:val="16"/>
+          <w:szCs w:val="16"/>
+        </w:rPr>
+        <w:tab/>
+        <w:t>Artículo 56.- Métodos comerciales coercitivos</w:t>
+      </w:r>
+    </w:p>
+    <w:p>
+      <w:pPr>
+        <w:pStyle w:val="Textonotapie"/>
+        <w:ind w:left="567"/>
+        <w:jc w:val="both"/>
+        <w:rPr>
+          <w:rFonts w:ascii="Arial Narrow" w:eastAsia="Arial Narrow" w:hAnsi="Arial Narrow" w:cs="Arial Narrow"/>
+          <w:sz w:val="16"/>
+          <w:szCs w:val="16"/>
+        </w:rPr>
+      </w:pPr>
+      <w:r>
+        <w:rPr>
+          <w:rFonts w:ascii="Arial Narrow" w:eastAsia="Arial Narrow" w:hAnsi="Arial Narrow" w:cs="Arial Narrow"/>
+          <w:sz w:val="16"/>
+          <w:szCs w:val="16"/>
+        </w:rPr>
+        <w:t>56.1 De manera enunciativa y no limitativa, el derecho de todo consumidor a la protección contra los métodos comerciales coercitivos implica que los proveedores no pueden:</w:t>
+      </w:r>
+    </w:p>
+    <w:p>
+      <w:pPr>
+        <w:pStyle w:val="Textonotapie"/>
+        <w:ind w:left="567"/>
+        <w:jc w:val="both"/>
+        <w:rPr>
+          <w:rFonts w:ascii="Arial Narrow" w:eastAsia="Arial Narrow" w:hAnsi="Arial Narrow" w:cs="Arial Narrow"/>
+          <w:sz w:val="16"/>
+          <w:szCs w:val="16"/>
+        </w:rPr>
+      </w:pPr>
+      <w:r>
+        <w:rPr>
+          <w:rFonts w:ascii="Arial Narrow" w:eastAsia="Arial Narrow" w:hAnsi="Arial Narrow" w:cs="Arial Narrow"/>
+          <w:sz w:val="16"/>
+          <w:szCs w:val="16"/>
+        </w:rPr>
+        <w:t>(…)</w:t>
+      </w:r>
+    </w:p>
+    <w:p>
+      <w:pPr>
+        <w:pStyle w:val="Textonotapie"/>
+        <w:ind w:left="567"/>
+        <w:jc w:val="both"/>
+        <w:rPr>
+          <w:rFonts w:ascii="Arial Narrow" w:eastAsia="Arial Narrow" w:hAnsi="Arial Narrow" w:cs="Arial Narrow"/>
+          <w:sz w:val="16"/>
+          <w:szCs w:val="16"/>
+        </w:rPr>
+      </w:pPr>
+      <w:r>
+        <w:rPr>
+          <w:rFonts w:ascii="Arial Narrow" w:eastAsia="Arial Narrow" w:hAnsi="Arial Narrow" w:cs="Arial Narrow"/>
+          <w:sz w:val="16"/>
+          <w:szCs w:val="16"/>
+        </w:rPr>
+        <w:t>c. Modificar, sin el consentimiento expreso del consumidor, las condiciones y términos en los que adquirió un producto o contrató un servicio, inclusive si el proveedor considera que la modificación podría ser beneficiosa para el consumidor. No se puede presumir el silencio del consumidor como aceptación, salvo que él así lo haya autorizado expresamente y con anterioridad</w:t>
+      </w:r>
+      <w:r>
+        <w:rPr>
+          <w:rFonts w:ascii="Arial Narrow" w:eastAsia="Arial Narrow" w:hAnsi="Arial Narrow" w:cs="Arial Narrow"/>
+          <w:sz w:val="16"/>
+          <w:szCs w:val="16"/>
+        </w:rPr>
+        <w:t>.</w:t>
+      </w:r>
+    </w:p>
+    <w:p>
+      <w:pPr>
+        <w:pStyle w:val="Textonotapie"/>
+        <w:ind w:left="567"/>
+        <w:jc w:val="both"/>
+        <w:rPr>
+          <w:rFonts w:ascii="Arial Narrow" w:eastAsia="Arial Narrow" w:hAnsi="Arial Narrow" w:cs="Arial Narrow"/>
+          <w:sz w:val="16"/>
+          <w:szCs w:val="16"/>
+        </w:rPr>
+      </w:pPr>
+      <w:r>
+        <w:rPr>
+          <w:rFonts w:ascii="Arial Narrow" w:eastAsia="Arial Narrow" w:hAnsi="Arial Narrow" w:cs="Arial Narrow"/>
+          <w:sz w:val="16"/>
+          <w:szCs w:val="16"/>
+        </w:rPr>
+        <w:t>d. Completar formularios, formatos, títulos valores y otros documentos emitidos incompletos por el consumidor, de manera distinta a la que fue expresamente acordada al momento de su suscripción.</w:t>
+      </w:r>
+    </w:p>
     <w:p>
       <w:pPr>
         <w:pStyle w:val="Textonotapie"/>
@@ -10277,200 +10554,9 @@
           <w:szCs w:val="16"/>
         </w:rPr>
       </w:pPr>
-      <w:r>
-        <w:rPr>
-          <w:rStyle w:val="Refdenotaalpie"/>
-          <w:rFonts w:ascii="Arial Narrow" w:eastAsia="Arial Narrow" w:hAnsi="Arial Narrow" w:cs="Arial Narrow"/>
-          <w:sz w:val="16"/>
-          <w:szCs w:val="16"/>
-          <w:vertAlign w:val="superscript"/>
-        </w:rPr>
-        <w:footnoteRef/>
-      </w:r>
-      <w:r>
-        <w:rPr>
-          <w:rFonts w:ascii="Arial Narrow" w:eastAsia="Arial Narrow" w:hAnsi="Arial Narrow" w:cs="Arial Narrow"/>
-          <w:sz w:val="16"/>
-          <w:szCs w:val="16"/>
-        </w:rPr>
-        <w:t xml:space="preserve"> </w:t>
-      </w:r>
-      <w:r>
-        <w:rPr>
-          <w:rFonts w:ascii="Arial Narrow" w:eastAsia="Arial Narrow" w:hAnsi="Arial Narrow" w:cs="Arial Narrow"/>
-          <w:sz w:val="16"/>
-          <w:szCs w:val="16"/>
-        </w:rPr>
-        <w:tab/>
-      </w:r>
-      <w:r>
-        <w:rPr>
-          <w:rFonts w:ascii="Arial Narrow" w:eastAsia="Arial Narrow" w:hAnsi="Arial Narrow" w:cs="Arial Narrow"/>
-          <w:b/>
-          <w:bCs/>
-          <w:sz w:val="16"/>
-          <w:szCs w:val="16"/>
-        </w:rPr>
-        <w:t xml:space="preserve">LEY </w:t>
-      </w:r>
-      <w:proofErr w:type="spellStart"/>
-      <w:r>
-        <w:rPr>
-          <w:rFonts w:ascii="Arial Narrow" w:eastAsia="Arial Narrow" w:hAnsi="Arial Narrow" w:cs="Arial Narrow"/>
-          <w:b/>
-          <w:bCs/>
-          <w:sz w:val="16"/>
-          <w:szCs w:val="16"/>
-        </w:rPr>
-        <w:t/>
-      </w:r>
-      <w:proofErr w:type="spellEnd"/>
-      <w:r>
-        <w:rPr>
-          <w:rFonts w:ascii="Arial Narrow" w:eastAsia="Arial Narrow" w:hAnsi="Arial Narrow" w:cs="Arial Narrow"/>
-          <w:b/>
-          <w:bCs/>
-          <w:sz w:val="16"/>
-          <w:szCs w:val="16"/>
-        </w:rPr>
-        <w:t xml:space="preserve"> 29571, CÓDIGO DE PROTECCIÓN Y DEFENSA DEL CONSUMIDOR, publicado el 2 de setiembre de 2010 y modificado por Decreto Legislativo </w:t>
-      </w:r>
-      <w:proofErr w:type="spellStart"/>
-      <w:r>
-        <w:rPr>
-          <w:rFonts w:ascii="Arial Narrow" w:eastAsia="Arial Narrow" w:hAnsi="Arial Narrow" w:cs="Arial Narrow"/>
-          <w:b/>
-          <w:bCs/>
-          <w:sz w:val="16"/>
-          <w:szCs w:val="16"/>
-        </w:rPr>
-        <w:t/>
-      </w:r>
-      <w:proofErr w:type="spellEnd"/>
-      <w:r>
-        <w:rPr>
-          <w:rFonts w:ascii="Arial Narrow" w:eastAsia="Arial Narrow" w:hAnsi="Arial Narrow" w:cs="Arial Narrow"/>
-          <w:b/>
-          <w:bCs/>
-          <w:sz w:val="16"/>
-          <w:szCs w:val="16"/>
-        </w:rPr>
-        <w:t xml:space="preserve"> 1308 </w:t>
-      </w:r>
-    </w:p>
-    <w:p>
-      <w:pPr>
-        <w:pStyle w:val="Textonotapie"/>
-        <w:tabs>
-          <w:tab w:val="left" w:pos="567"/>
-        </w:tabs>
-        <w:jc w:val="both"/>
-        <w:rPr>
-          <w:rFonts w:ascii="Arial Narrow" w:eastAsia="Arial Narrow" w:hAnsi="Arial Narrow" w:cs="Arial Narrow"/>
-          <w:sz w:val="16"/>
-          <w:szCs w:val="16"/>
-        </w:rPr>
-      </w:pPr>
-      <w:r>
-        <w:rPr>
-          <w:rFonts w:ascii="Arial Narrow" w:eastAsia="Arial Narrow" w:hAnsi="Arial Narrow" w:cs="Arial Narrow"/>
-          <w:b/>
-          <w:bCs/>
-          <w:sz w:val="16"/>
-          <w:szCs w:val="16"/>
-        </w:rPr>
-        <w:tab/>
-        <w:t>Artículo 56.- Métodos comerciales coercitivos</w:t>
-      </w:r>
-    </w:p>
-    <w:p>
-      <w:pPr>
-        <w:pStyle w:val="Textonotapie"/>
-        <w:ind w:left="567"/>
-        <w:jc w:val="both"/>
-        <w:rPr>
-          <w:rFonts w:ascii="Arial Narrow" w:eastAsia="Arial Narrow" w:hAnsi="Arial Narrow" w:cs="Arial Narrow"/>
-          <w:sz w:val="16"/>
-          <w:szCs w:val="16"/>
-        </w:rPr>
-      </w:pPr>
-      <w:r>
-        <w:rPr>
-          <w:rFonts w:ascii="Arial Narrow" w:eastAsia="Arial Narrow" w:hAnsi="Arial Narrow" w:cs="Arial Narrow"/>
-          <w:sz w:val="16"/>
-          <w:szCs w:val="16"/>
-        </w:rPr>
-        <w:t>56.1 De manera enunciativa y no limitativa, el derecho de todo consumidor a la protección contra los métodos comerciales coercitivos implica que los proveedores no pueden:</w:t>
-      </w:r>
-    </w:p>
-    <w:p>
-      <w:pPr>
-        <w:pStyle w:val="Textonotapie"/>
-        <w:ind w:left="567"/>
-        <w:jc w:val="both"/>
-        <w:rPr>
-          <w:rFonts w:ascii="Arial Narrow" w:eastAsia="Arial Narrow" w:hAnsi="Arial Narrow" w:cs="Arial Narrow"/>
-          <w:sz w:val="16"/>
-          <w:szCs w:val="16"/>
-        </w:rPr>
-      </w:pPr>
-      <w:r>
-        <w:rPr>
-          <w:rFonts w:ascii="Arial Narrow" w:eastAsia="Arial Narrow" w:hAnsi="Arial Narrow" w:cs="Arial Narrow"/>
-          <w:sz w:val="16"/>
-          <w:szCs w:val="16"/>
-        </w:rPr>
-        <w:t>(…)</w:t>
-      </w:r>
-    </w:p>
-    <w:p>
-      <w:pPr>
-        <w:pStyle w:val="Textonotapie"/>
-        <w:ind w:left="567"/>
-        <w:jc w:val="both"/>
-        <w:rPr>
-          <w:rFonts w:ascii="Arial Narrow" w:eastAsia="Arial Narrow" w:hAnsi="Arial Narrow" w:cs="Arial Narrow"/>
-          <w:sz w:val="16"/>
-          <w:szCs w:val="16"/>
-        </w:rPr>
-      </w:pPr>
-      <w:r>
-        <w:rPr>
-          <w:rFonts w:ascii="Arial Narrow" w:eastAsia="Arial Narrow" w:hAnsi="Arial Narrow" w:cs="Arial Narrow"/>
-          <w:sz w:val="16"/>
-          <w:szCs w:val="16"/>
-        </w:rPr>
-        <w:t>c. Modificar, sin el consentimiento expreso del consumidor, las condiciones y términos en los que adquirió un producto o contrató un servicio, inclusive si el proveedor considera que la modificación podría ser beneficiosa para el consumidor. No se puede presumir el silencio del consumidor como aceptación, salvo que él así lo haya autorizado expresamente y con anterioridad</w:t>
-      </w:r>
-      <w:r>
-        <w:rPr>
-          <w:rFonts w:ascii="Arial Narrow" w:eastAsia="Arial Narrow" w:hAnsi="Arial Narrow" w:cs="Arial Narrow"/>
-          <w:sz w:val="16"/>
-          <w:szCs w:val="16"/>
-        </w:rPr>
-        <w:t>.</w:t>
-      </w:r>
-    </w:p>
-    <w:p>
-      <w:pPr>
-        <w:pStyle w:val="Textonotapie"/>
-        <w:ind w:left="567"/>
-        <w:jc w:val="both"/>
-        <w:rPr>
-          <w:rFonts w:ascii="Arial Narrow" w:eastAsia="Arial Narrow" w:hAnsi="Arial Narrow" w:cs="Arial Narrow"/>
-          <w:sz w:val="16"/>
-          <w:szCs w:val="16"/>
-        </w:rPr>
-      </w:pPr>
-      <w:r>
-        <w:rPr>
-          <w:rFonts w:ascii="Arial Narrow" w:eastAsia="Arial Narrow" w:hAnsi="Arial Narrow" w:cs="Arial Narrow"/>
-          <w:sz w:val="16"/>
-          <w:szCs w:val="16"/>
-        </w:rPr>
-        <w:t>d. Completar formularios, formatos, títulos valores y otros documentos emitidos incompletos por el consumidor, de manera distinta a la que fue expresamente acordada al momento de su suscripción.</w:t>
-      </w:r>
-    </w:p>
+    </w:p>
+  </w:footnote>
+  <w:footnote w:id="5">
     <w:p>
       <w:pPr>
         <w:pStyle w:val="Textonotapie"/>
@@ -10481,15 +10567,96 @@
         <w:jc w:val="both"/>
         <w:rPr>
           <w:rFonts w:ascii="Arial Narrow" w:eastAsia="Arial Narrow" w:hAnsi="Arial Narrow" w:cs="Arial Narrow"/>
+          <w:sz w:val="16"/>
+          <w:szCs w:val="16"/>
+        </w:rPr>
+      </w:pPr>
+      <w:r>
+        <w:rPr>
+          <w:rStyle w:val="Refdenotaalpie"/>
+          <w:rFonts w:ascii="Arial Narrow" w:eastAsia="Arial Narrow" w:hAnsi="Arial Narrow" w:cs="Arial Narrow"/>
+          <w:sz w:val="16"/>
+          <w:szCs w:val="16"/>
+          <w:vertAlign w:val="superscript"/>
+        </w:rPr>
+        <w:footnoteRef/>
+      </w:r>
+      <w:r>
+        <w:rPr>
+          <w:rFonts w:ascii="Arial Narrow" w:eastAsia="Arial Narrow" w:hAnsi="Arial Narrow" w:cs="Arial Narrow"/>
+          <w:sz w:val="16"/>
+          <w:szCs w:val="16"/>
+        </w:rPr>
+        <w:tab/>
+        <w:t xml:space="preserve"/>
+      </w:r>
+      <w:r>
+        <w:rPr>
+          <w:rFonts w:ascii="Arial Narrow" w:eastAsia="Arial Narrow" w:hAnsi="Arial Narrow" w:cs="Arial Narrow"/>
+          <w:sz w:val="16"/>
+          <w:szCs w:val="16"/>
+        </w:rPr>
+        <w:tab/>
+      </w:r>
+      <w:r>
+        <w:rPr>
+          <w:rFonts w:ascii="Arial Narrow" w:eastAsia="Arial Narrow" w:hAnsi="Arial Narrow" w:cs="Arial Narrow"/>
           <w:b/>
           <w:bCs/>
           <w:sz w:val="16"/>
           <w:szCs w:val="16"/>
         </w:rPr>
-      </w:pPr>
-    </w:p>
-  </w:footnote>
-  <w:footnote w:id="5">
+        <w:t xml:space="preserve">LEY SOBRE FACULTADES, NORMAS Y ORGANIZACIÓN DEL INDECOPI, APROBADA POR DECRETO LEGISLATIVO </w:t>
+      </w:r>
+      <w:proofErr w:type="spellStart"/>
+      <w:r>
+        <w:rPr>
+          <w:rFonts w:ascii="Arial Narrow" w:eastAsia="Arial Narrow" w:hAnsi="Arial Narrow" w:cs="Arial Narrow"/>
+          <w:b/>
+          <w:bCs/>
+          <w:sz w:val="16"/>
+          <w:szCs w:val="16"/>
+        </w:rPr>
+        <w:t/>
+      </w:r>
+      <w:proofErr w:type="spellEnd"/>
+      <w:r>
+        <w:rPr>
+          <w:rFonts w:ascii="Arial Narrow" w:eastAsia="Arial Narrow" w:hAnsi="Arial Narrow" w:cs="Arial Narrow"/>
+          <w:b/>
+          <w:bCs/>
+          <w:sz w:val="16"/>
+          <w:szCs w:val="16"/>
+        </w:rPr>
+        <w:t xml:space="preserve">807 Artículo 24.-</w:t>
+      </w:r>
+      <w:r>
+        <w:rPr>
+          <w:rFonts w:ascii="Arial Narrow" w:eastAsia="Arial Narrow" w:hAnsi="Arial Narrow" w:cs="Arial Narrow"/>
+          <w:sz w:val="16"/>
+          <w:szCs w:val="16"/>
+        </w:rPr>
+        <w:t xml:space="preserve"> El </w:t>
+      </w:r>
+      <w:proofErr w:type="gramStart"/>
+      <w:r>
+        <w:rPr>
+          <w:rFonts w:ascii="Arial Narrow" w:eastAsia="Arial Narrow" w:hAnsi="Arial Narrow" w:cs="Arial Narrow"/>
+          <w:sz w:val="16"/>
+          <w:szCs w:val="16"/>
+        </w:rPr>
+        <w:t>Secretario Técnico</w:t>
+      </w:r>
+      <w:proofErr w:type="gramEnd"/>
+      <w:r>
+        <w:rPr>
+          <w:rFonts w:ascii="Arial Narrow" w:eastAsia="Arial Narrow" w:hAnsi="Arial Narrow" w:cs="Arial Narrow"/>
+          <w:sz w:val="16"/>
+          <w:szCs w:val="16"/>
+        </w:rPr>
+        <w:t xml:space="preserve"> se encargará de la tramitación del procedimiento. Para ello, cuenta con las siguientes facultades:</w:t>
+      </w:r>
+    </w:p>
     <w:p>
       <w:pPr>
         <w:pStyle w:val="Textonotapie"/>
@@ -10506,87 +10673,12 @@
       </w:pPr>
       <w:r>
         <w:rPr>
-          <w:rStyle w:val="Refdenotaalpie"/>
-          <w:rFonts w:ascii="Arial Narrow" w:eastAsia="Arial Narrow" w:hAnsi="Arial Narrow" w:cs="Arial Narrow"/>
-          <w:sz w:val="16"/>
-          <w:szCs w:val="16"/>
-          <w:vertAlign w:val="superscript"/>
-        </w:rPr>
-        <w:footnoteRef/>
-      </w:r>
-      <w:r>
-        <w:rPr>
-          <w:rFonts w:ascii="Arial Narrow" w:eastAsia="Arial Narrow" w:hAnsi="Arial Narrow" w:cs="Arial Narrow"/>
-          <w:sz w:val="16"/>
-          <w:szCs w:val="16"/>
-        </w:rPr>
-        <w:t xml:space="preserve"> </w:t>
-      </w:r>
-      <w:r>
-        <w:rPr>
           <w:rFonts w:ascii="Arial Narrow" w:eastAsia="Arial Narrow" w:hAnsi="Arial Narrow" w:cs="Arial Narrow"/>
           <w:sz w:val="16"/>
           <w:szCs w:val="16"/>
         </w:rPr>
         <w:tab/>
-      </w:r>
-      <w:r>
-        <w:rPr>
-          <w:rFonts w:ascii="Arial Narrow" w:eastAsia="Arial Narrow" w:hAnsi="Arial Narrow" w:cs="Arial Narrow"/>
-          <w:b/>
-          <w:bCs/>
-          <w:sz w:val="16"/>
-          <w:szCs w:val="16"/>
-        </w:rPr>
-        <w:t xml:space="preserve">LEY SOBRE FACULTADES, NORMAS Y ORGANIZACIÓN DEL INDECOPI, APROBADA POR DECRETO LEGISLATIVO </w:t>
-      </w:r>
-      <w:proofErr w:type="spellStart"/>
-      <w:r>
-        <w:rPr>
-          <w:rFonts w:ascii="Arial Narrow" w:eastAsia="Arial Narrow" w:hAnsi="Arial Narrow" w:cs="Arial Narrow"/>
-          <w:b/>
-          <w:bCs/>
-          <w:sz w:val="16"/>
-          <w:szCs w:val="16"/>
-        </w:rPr>
-        <w:t/>
-      </w:r>
-      <w:proofErr w:type="spellEnd"/>
-      <w:r>
-        <w:rPr>
-          <w:rFonts w:ascii="Arial Narrow" w:eastAsia="Arial Narrow" w:hAnsi="Arial Narrow" w:cs="Arial Narrow"/>
-          <w:b/>
-          <w:bCs/>
-          <w:sz w:val="16"/>
-          <w:szCs w:val="16"/>
-        </w:rPr>
-        <w:t xml:space="preserve"> 807 Artículo 24.-</w:t>
-      </w:r>
-      <w:r>
-        <w:rPr>
-          <w:rFonts w:ascii="Arial Narrow" w:eastAsia="Arial Narrow" w:hAnsi="Arial Narrow" w:cs="Arial Narrow"/>
-          <w:sz w:val="16"/>
-          <w:szCs w:val="16"/>
-        </w:rPr>
-        <w:t xml:space="preserve"> El </w:t>
-      </w:r>
-      <w:proofErr w:type="gramStart"/>
-      <w:r>
-        <w:rPr>
-          <w:rFonts w:ascii="Arial Narrow" w:eastAsia="Arial Narrow" w:hAnsi="Arial Narrow" w:cs="Arial Narrow"/>
-          <w:sz w:val="16"/>
-          <w:szCs w:val="16"/>
-        </w:rPr>
-        <w:t>Secretario Técnico</w:t>
-      </w:r>
-      <w:proofErr w:type="gramEnd"/>
-      <w:r>
-        <w:rPr>
-          <w:rFonts w:ascii="Arial Narrow" w:eastAsia="Arial Narrow" w:hAnsi="Arial Narrow" w:cs="Arial Narrow"/>
-          <w:sz w:val="16"/>
-          <w:szCs w:val="16"/>
-        </w:rPr>
-        <w:t xml:space="preserve"> se encargará de la tramitación del procedimiento. Para ello, cuenta con las siguientes facultades:</w:t>
+        <w:t xml:space="preserve">(...) </w:t>
       </w:r>
     </w:p>
     <w:p>
@@ -10610,7 +10702,7 @@
           <w:szCs w:val="16"/>
         </w:rPr>
         <w:tab/>
-        <w:t xml:space="preserve">(...) </w:t>
+        <w:t xml:space="preserve">c) Admitir denuncias a trámite, en aquellos casos en que la Comisión le haya delegado esta facultad. </w:t>
       </w:r>
     </w:p>
     <w:p>
@@ -10634,7 +10726,7 @@
           <w:szCs w:val="16"/>
         </w:rPr>
         <w:tab/>
-        <w:t xml:space="preserve">c) Admitir denuncias a trámite, en aquellos casos en que la Comisión le haya delegado esta facultad. </w:t>
+        <w:t>(...).</w:t>
       </w:r>
     </w:p>
     <w:p>
@@ -10651,59 +10743,108 @@
           <w:szCs w:val="16"/>
         </w:rPr>
       </w:pPr>
-      <w:r>
-        <w:rPr>
-          <w:rFonts w:ascii="Arial Narrow" w:eastAsia="Arial Narrow" w:hAnsi="Arial Narrow" w:cs="Arial Narrow"/>
-          <w:sz w:val="16"/>
-          <w:szCs w:val="16"/>
-        </w:rPr>
-        <w:tab/>
-        <w:t>(...).</w:t>
-      </w:r>
-    </w:p>
+    </w:p>
+  </w:footnote>
+  <w:footnote w:id="6">
     <w:p>
       <w:pPr>
         <w:pStyle w:val="Textonotapie"/>
         <w:tabs>
           <w:tab w:val="left" w:pos="567"/>
         </w:tabs>
-        <w:ind w:left="567" w:right="-1" w:hanging="567"/>
-        <w:jc w:val="both"/>
-        <w:rPr>
-          <w:rFonts w:ascii="Arial Narrow" w:eastAsia="Arial Narrow" w:hAnsi="Arial Narrow" w:cs="Arial Narrow"/>
-          <w:sz w:val="16"/>
-          <w:szCs w:val="16"/>
-        </w:rPr>
-      </w:pPr>
-      <w:r>
-        <w:rPr>
-          <w:rFonts w:ascii="Arial Narrow" w:eastAsia="Arial Narrow" w:hAnsi="Arial Narrow" w:cs="Arial Narrow"/>
-          <w:sz w:val="16"/>
-          <w:szCs w:val="16"/>
-        </w:rPr>
-        <w:t xml:space="preserve">. </w:t>
-      </w:r>
-    </w:p>
+        <w:ind w:left="567" w:hanging="567"/>
+        <w:jc w:val="both"/>
+        <w:rPr>
+          <w:rFonts w:ascii="Arial Narrow" w:eastAsia="Arial Narrow" w:hAnsi="Arial Narrow" w:cs="Arial Narrow"/>
+          <w:sz w:val="16"/>
+          <w:szCs w:val="16"/>
+        </w:rPr>
+      </w:pPr>
+      <w:r>
+        <w:rPr>
+          <w:rStyle w:val="Refdenotaalpie"/>
+          <w:rFonts w:ascii="Arial Narrow" w:eastAsia="Arial Narrow" w:hAnsi="Arial Narrow" w:cs="Arial Narrow"/>
+          <w:sz w:val="16"/>
+          <w:szCs w:val="16"/>
+          <w:vertAlign w:val="superscript"/>
+        </w:rPr>
+        <w:footnoteRef/>
+      </w:r>
+      <w:r>
+        <w:rPr>
+          <w:rFonts w:ascii="Arial Narrow" w:eastAsia="Arial Narrow" w:hAnsi="Arial Narrow" w:cs="Arial Narrow"/>
+          <w:sz w:val="16"/>
+          <w:szCs w:val="16"/>
+        </w:rPr>
+        <w:tab/>
+        <w:t xml:space="preserve"/>
+      </w:r>
+      <w:r>
+        <w:rPr>
+          <w:rFonts w:ascii="Arial Narrow" w:eastAsia="Arial Narrow" w:hAnsi="Arial Narrow" w:cs="Arial Narrow"/>
+          <w:sz w:val="16"/>
+          <w:szCs w:val="16"/>
+        </w:rPr>
+        <w:tab/>
+        <w:t xml:space="preserve">El número de trabajadores se atenderá siempre que la empresa haya sido constituida antes de la vigencia de la Ley </w:t>
+      </w:r>
+      <w:proofErr w:type="spellStart"/>
+      <w:r>
+        <w:rPr>
+          <w:rFonts w:ascii="Arial Narrow" w:eastAsia="Arial Narrow" w:hAnsi="Arial Narrow" w:cs="Arial Narrow"/>
+          <w:sz w:val="16"/>
+          <w:szCs w:val="16"/>
+        </w:rPr>
+        <w:t/>
+      </w:r>
+      <w:proofErr w:type="spellEnd"/>
+      <w:r>
+        <w:rPr>
+          <w:rFonts w:ascii="Arial Narrow" w:eastAsia="Arial Narrow" w:hAnsi="Arial Narrow" w:cs="Arial Narrow"/>
+          <w:sz w:val="16"/>
+          <w:szCs w:val="16"/>
+        </w:rPr>
+        <w:t xml:space="preserve">30056, publicada el 2 de julio de 2013, que modificó el artículo 5 del Texto Único Ordenado de la Ley de Promoción de la Competitividad, Formalización y Desarrollo de la Micro y Pequeña Empresa y de Acceso al Empleo Decente (LEY MYPE). Ello, en la medida que la Tercera Disposición Complementaria Transitoria de la norma modificatoria precisa que las empresas constituidas antes de la </w:t>
+      </w:r>
+      <w:proofErr w:type="gramStart"/>
+      <w:r>
+        <w:rPr>
+          <w:rFonts w:ascii="Arial Narrow" w:eastAsia="Arial Narrow" w:hAnsi="Arial Narrow" w:cs="Arial Narrow"/>
+          <w:sz w:val="16"/>
+          <w:szCs w:val="16"/>
+        </w:rPr>
+        <w:t>entrada en vigencia</w:t>
+      </w:r>
+      <w:proofErr w:type="gramEnd"/>
+      <w:r>
+        <w:rPr>
+          <w:rFonts w:ascii="Arial Narrow" w:eastAsia="Arial Narrow" w:hAnsi="Arial Narrow" w:cs="Arial Narrow"/>
+          <w:sz w:val="16"/>
+          <w:szCs w:val="16"/>
+        </w:rPr>
+        <w:t xml:space="preserve"> de dicha Ley se rigen por los requisitos de acogimiento al régimen de las micro y pequeñas empresas regulados en el Decreto Legislativo 1086.</w:t>
+      </w:r>
+    </w:p>
+    <w:p>
+      <w:pPr>
+        <w:pStyle w:val="Textonotapie"/>
+        <w:ind w:left="567" w:hanging="567"/>
+        <w:jc w:val="both"/>
+        <w:rPr>
+          <w:rFonts w:ascii="Arial Narrow" w:eastAsia="Arial Narrow" w:hAnsi="Arial Narrow" w:cs="Arial Narrow"/>
+          <w:sz w:val="16"/>
+          <w:szCs w:val="16"/>
+        </w:rPr>
+      </w:pPr>
+    </w:p>
+  </w:footnote>
+  <w:footnote w:id="7">
     <w:p>
       <w:pPr>
         <w:pStyle w:val="Textonotapie"/>
         <w:tabs>
           <w:tab w:val="left" w:pos="567"/>
         </w:tabs>
-        <w:ind w:left="567" w:right="-1" w:hanging="567"/>
-        <w:jc w:val="both"/>
-        <w:rPr>
-          <w:rFonts w:ascii="Arial Narrow" w:eastAsia="Arial Narrow" w:hAnsi="Arial Narrow" w:cs="Arial Narrow"/>
-          <w:sz w:val="16"/>
-          <w:szCs w:val="16"/>
-        </w:rPr>
-      </w:pPr>
-    </w:p>
-  </w:footnote>
-  <w:footnote w:id="6">
-    <w:p>
-      <w:pPr>
-        <w:pStyle w:val="Textonotapie"/>
         <w:ind w:left="567" w:hanging="567"/>
         <w:jc w:val="both"/>
         <w:rPr>
@@ -10728,21 +10869,50 @@
           <w:sz w:val="16"/>
           <w:szCs w:val="16"/>
         </w:rPr>
-        <w:t xml:space="preserve"> </w:t>
-      </w:r>
-      <w:r>
-        <w:rPr>
-          <w:rFonts w:ascii="Arial Narrow" w:eastAsia="Arial Narrow" w:hAnsi="Arial Narrow" w:cs="Arial Narrow"/>
-          <w:sz w:val="16"/>
-          <w:szCs w:val="16"/>
-        </w:rPr>
         <w:tab/>
-        <w:t xml:space="preserve">El número de trabajadores se atenderá siempre que la empresa haya sido constituida antes de la vigencia de la Ley </w:t>
+        <w:t xml:space="preserve"/>
+      </w:r>
+      <w:r>
+        <w:rPr>
+          <w:rFonts w:ascii="Arial Narrow" w:eastAsia="Arial Narrow" w:hAnsi="Arial Narrow" w:cs="Arial Narrow"/>
+          <w:sz w:val="16"/>
+          <w:szCs w:val="16"/>
+        </w:rPr>
+        <w:tab/>
+      </w:r>
+      <w:r>
+        <w:rPr>
+          <w:rFonts w:ascii="Arial Narrow" w:eastAsia="Arial Narrow" w:hAnsi="Arial Narrow" w:cs="Arial Narrow"/>
+          <w:b/>
+          <w:sz w:val="16"/>
+          <w:szCs w:val="16"/>
+        </w:rPr>
+        <w:t>LEY 29571, CÓDIGO DE PROTECCIÓN Y DEFENSA DEL CONSUMIDOR</w:t>
+      </w:r>
+      <w:r>
+        <w:rPr>
+          <w:rFonts w:ascii="Arial Narrow" w:eastAsia="Arial Narrow" w:hAnsi="Arial Narrow" w:cs="Arial Narrow"/>
+          <w:b/>
+          <w:bCs/>
+          <w:sz w:val="16"/>
+          <w:szCs w:val="16"/>
+        </w:rPr>
+        <w:t xml:space="preserve">, </w:t>
+      </w:r>
+      <w:r>
+        <w:rPr>
+          <w:rFonts w:ascii="Arial Narrow" w:eastAsia="Arial Narrow" w:hAnsi="Arial Narrow" w:cs="Arial Narrow"/>
+          <w:b/>
+          <w:sz w:val="16"/>
+          <w:szCs w:val="16"/>
+        </w:rPr>
+        <w:t xml:space="preserve">publicado el 2 de setiembre de 2010 y modificado por Decreto Legislativo </w:t>
       </w:r>
       <w:proofErr w:type="spellStart"/>
       <w:r>
         <w:rPr>
           <w:rFonts w:ascii="Arial Narrow" w:eastAsia="Arial Narrow" w:hAnsi="Arial Narrow" w:cs="Arial Narrow"/>
+          <w:b/>
           <w:sz w:val="16"/>
           <w:szCs w:val="16"/>
         </w:rPr>
@@ -10752,128 +10922,11 @@
       <w:r>
         <w:rPr>
           <w:rFonts w:ascii="Arial Narrow" w:eastAsia="Arial Narrow" w:hAnsi="Arial Narrow" w:cs="Arial Narrow"/>
-          <w:sz w:val="16"/>
-          <w:szCs w:val="16"/>
-        </w:rPr>
-        <w:t xml:space="preserve"> 30056, publicada el 2 de julio de 2013, que modificó el artículo 5 del Texto Único Ordenado de la Ley de Promoción de la Competitividad, Formalización y Desarrollo de la Micro y Pequeña Empresa y de Acceso al Empleo Decente (LEY MYPE). Ello, en la medida que la Tercera Disposición Complementaria Transitoria de la norma modificatoria precisa que las empresas constituidas antes de la </w:t>
-      </w:r>
-      <w:proofErr w:type="gramStart"/>
-      <w:r>
-        <w:rPr>
-          <w:rFonts w:ascii="Arial Narrow" w:eastAsia="Arial Narrow" w:hAnsi="Arial Narrow" w:cs="Arial Narrow"/>
-          <w:sz w:val="16"/>
-          <w:szCs w:val="16"/>
-        </w:rPr>
-        <w:t>entrada en vigencia</w:t>
-      </w:r>
-      <w:proofErr w:type="gramEnd"/>
-      <w:r>
-        <w:rPr>
-          <w:rFonts w:ascii="Arial Narrow" w:eastAsia="Arial Narrow" w:hAnsi="Arial Narrow" w:cs="Arial Narrow"/>
-          <w:sz w:val="16"/>
-          <w:szCs w:val="16"/>
-        </w:rPr>
-        <w:t xml:space="preserve"> de dicha Ley se rigen por los requisitos de acogimiento al régimen de las micro y pequeñas empresas regulados en el Decreto Legislativo 1086.</w:t>
-      </w:r>
-    </w:p>
-    <w:p>
-      <w:pPr>
-        <w:pStyle w:val="Textonotapie"/>
-        <w:ind w:left="567" w:hanging="567"/>
-        <w:jc w:val="both"/>
-        <w:rPr>
-          <w:rFonts w:ascii="Arial Narrow" w:eastAsia="Arial Narrow" w:hAnsi="Arial Narrow" w:cs="Arial Narrow"/>
-          <w:sz w:val="16"/>
-          <w:szCs w:val="16"/>
-        </w:rPr>
-      </w:pPr>
-    </w:p>
-  </w:footnote>
-  <w:footnote w:id="7">
-    <w:p>
-      <w:pPr>
-        <w:pStyle w:val="Textonotapie"/>
-        <w:ind w:left="567" w:hanging="567"/>
-        <w:jc w:val="both"/>
-        <w:rPr>
-          <w:rFonts w:ascii="Arial Narrow" w:eastAsia="Arial Narrow" w:hAnsi="Arial Narrow" w:cs="Arial Narrow"/>
-          <w:sz w:val="16"/>
-          <w:szCs w:val="16"/>
-        </w:rPr>
-      </w:pPr>
-      <w:r>
-        <w:rPr>
-          <w:rStyle w:val="Refdenotaalpie"/>
-          <w:rFonts w:ascii="Arial Narrow" w:eastAsia="Arial Narrow" w:hAnsi="Arial Narrow" w:cs="Arial Narrow"/>
-          <w:sz w:val="16"/>
-          <w:szCs w:val="16"/>
-          <w:vertAlign w:val="superscript"/>
-        </w:rPr>
-        <w:footnoteRef/>
-      </w:r>
-      <w:r>
-        <w:rPr>
-          <w:rFonts w:ascii="Arial Narrow" w:eastAsia="Arial Narrow" w:hAnsi="Arial Narrow" w:cs="Arial Narrow"/>
-          <w:sz w:val="16"/>
-          <w:szCs w:val="16"/>
-        </w:rPr>
-        <w:t xml:space="preserve"> </w:t>
-      </w:r>
-      <w:r>
-        <w:rPr>
-          <w:rFonts w:ascii="Arial Narrow" w:eastAsia="Arial Narrow" w:hAnsi="Arial Narrow" w:cs="Arial Narrow"/>
-          <w:sz w:val="16"/>
-          <w:szCs w:val="16"/>
-        </w:rPr>
-        <w:tab/>
-      </w:r>
-      <w:r>
-        <w:rPr>
-          <w:rFonts w:ascii="Arial Narrow" w:eastAsia="Arial Narrow" w:hAnsi="Arial Narrow" w:cs="Arial Narrow"/>
-          <w:b/>
-          <w:sz w:val="16"/>
-          <w:szCs w:val="16"/>
-        </w:rPr>
-        <w:t>LEY 29571, CÓDIGO DE PROTECCIÓN Y DEFENSA DEL CONSUMIDOR</w:t>
-      </w:r>
-      <w:r>
-        <w:rPr>
-          <w:rFonts w:ascii="Arial Narrow" w:eastAsia="Arial Narrow" w:hAnsi="Arial Narrow" w:cs="Arial Narrow"/>
-          <w:b/>
-          <w:bCs/>
-          <w:sz w:val="16"/>
-          <w:szCs w:val="16"/>
-        </w:rPr>
-        <w:t xml:space="preserve">, </w:t>
-      </w:r>
-      <w:r>
-        <w:rPr>
-          <w:rFonts w:ascii="Arial Narrow" w:eastAsia="Arial Narrow" w:hAnsi="Arial Narrow" w:cs="Arial Narrow"/>
-          <w:b/>
-          <w:sz w:val="16"/>
-          <w:szCs w:val="16"/>
-        </w:rPr>
-        <w:t xml:space="preserve">publicado el 2 de setiembre de 2010 y modificado por Decreto Legislativo </w:t>
-      </w:r>
-      <w:proofErr w:type="spellStart"/>
-      <w:r>
-        <w:rPr>
-          <w:rFonts w:ascii="Arial Narrow" w:eastAsia="Arial Narrow" w:hAnsi="Arial Narrow" w:cs="Arial Narrow"/>
-          <w:b/>
-          <w:sz w:val="16"/>
-          <w:szCs w:val="16"/>
-        </w:rPr>
-        <w:t/>
-      </w:r>
-      <w:proofErr w:type="spellEnd"/>
-      <w:r>
-        <w:rPr>
-          <w:rFonts w:ascii="Arial Narrow" w:eastAsia="Arial Narrow" w:hAnsi="Arial Narrow" w:cs="Arial Narrow"/>
-          <w:b/>
-          <w:sz w:val="16"/>
-          <w:szCs w:val="16"/>
-        </w:rPr>
-        <w:t xml:space="preserve"> 1308</w:t>
+          <w:b/>
+          <w:sz w:val="16"/>
+          <w:szCs w:val="16"/>
+        </w:rPr>
+        <w:t xml:space="preserve">1308</w:t>
       </w:r>
     </w:p>
     <w:p>
@@ -10996,7 +11049,50 @@
       </w:pPr>
     </w:p>
   </w:footnote>
-  <w:footnote w:id="13">
+  <w:footnote w:id="8">
+    <w:p>
+      <w:pPr>
+        <w:pStyle w:val="Textonotapie"/>
+        <w:tabs>
+          <w:tab w:val="left" w:pos="567"/>
+        </w:tabs>
+        <w:ind w:left="567" w:hanging="567"/>
+        <w:jc w:val="both"/>
+        <w:rPr>
+          <w:rFonts w:ascii="Arial Narrow" w:eastAsia="Arial Narrow" w:hAnsi="Arial Narrow" w:cs="Arial Narrow"/>
+          <w:sz w:val="16"/>
+          <w:szCs w:val="16"/>
+        </w:rPr>
+      </w:pPr>
+      <w:r>
+        <w:rPr>
+          <w:rStyle w:val="Refdenotaalpie"/>
+          <w:rFonts w:ascii="Arial Narrow" w:eastAsia="Arial Narrow" w:hAnsi="Arial Narrow" w:cs="Arial Narrow"/>
+          <w:sz w:val="16"/>
+          <w:szCs w:val="16"/>
+          <w:vertAlign w:val="superscript"/>
+        </w:rPr>
+        <w:footnoteRef/>
+      </w:r>
+      <w:r>
+        <w:rPr>
+          <w:rFonts w:ascii="Arial Narrow" w:eastAsia="Arial Narrow" w:hAnsi="Arial Narrow" w:cs="Arial Narrow"/>
+          <w:sz w:val="16"/>
+          <w:szCs w:val="16"/>
+        </w:rPr>
+        <w:tab/>
+      </w:r>
+      <w:r>
+        <w:rPr>
+          <w:rFonts w:ascii="Arial Narrow" w:eastAsia="Arial Narrow" w:hAnsi="Arial Narrow" w:cs="Arial Narrow"/>
+          <w:b/>
+          <w:bCs/>
+          <w:sz w:val="16"/>
+          <w:szCs w:val="16"/>
+        </w:rPr>
+        <w:t xml:space="preserve">DECRETO LEGISLATIVO 807, LEY SOBRE FACULTADES, NORMAS Y ORGANIZACIÓN DEL INDECOPI, publicado el 18 de abril de 1996</w:t>
+      </w:r>
+    </w:p>
     <w:p>
       <w:pPr>
         <w:pStyle w:val="Textonotapie"/>
@@ -11010,16 +11106,6 @@
       </w:pPr>
       <w:r>
         <w:rPr>
-          <w:rStyle w:val="Refdenotaalpie"/>
-          <w:rFonts w:ascii="Arial Narrow" w:eastAsia="Arial Narrow" w:hAnsi="Arial Narrow" w:cs="Arial Narrow"/>
-          <w:sz w:val="16"/>
-          <w:szCs w:val="16"/>
-          <w:vertAlign w:val="superscript"/>
-        </w:rPr>
-        <w:footnoteRef/>
-      </w:r>
-      <w:r>
-        <w:rPr>
           <w:rFonts w:ascii="Arial Narrow" w:eastAsia="Arial Narrow" w:hAnsi="Arial Narrow" w:cs="Arial Narrow"/>
           <w:sz w:val="16"/>
           <w:szCs w:val="16"/>
@@ -11034,7 +11120,15 @@
           <w:sz w:val="16"/>
           <w:szCs w:val="16"/>
         </w:rPr>
-        <w:t xml:space="preserve">DECRETO LEGISLATIVO 807, LEY SOBRE FACULTADES, NORMAS Y ORGANIZACIÓN DEL INDECOPI, publicado el 18 de abril de 1996</w:t>
+        <w:t xml:space="preserve">Artículo 26.-</w:t>
+      </w:r>
+      <w:r>
+        <w:rPr>
+          <w:rFonts w:ascii="Arial Narrow" w:eastAsia="Arial Narrow" w:hAnsi="Arial Narrow" w:cs="Arial Narrow"/>
+          <w:sz w:val="16"/>
+          <w:szCs w:val="16"/>
+        </w:rPr>
+        <w:t xml:space="preserve"> Una vez admitida a trámite la denuncia, se correrá traslado de la misma al denunciado, a fin de que éste presente su descargo. El plazo para la presentación del descargo será de cinco (5) días contados desde la notificación, vencido el cual, el Secretario Técnico declarará en rebeldía al denunciado que no lo hubiera presentado.</w:t>
       </w:r>
     </w:p>
     <w:p>
@@ -11048,6 +11142,33 @@
           <w:szCs w:val="16"/>
         </w:rPr>
       </w:pPr>
+    </w:p>
+  </w:footnote>
+  <w:footnote w:id="9">
+    <w:p>
+      <w:pPr>
+        <w:pStyle w:val="Textonotapie"/>
+        <w:tabs>
+          <w:tab w:val="left" w:pos="567"/>
+        </w:tabs>
+        <w:ind w:left="567" w:hanging="567"/>
+        <w:jc w:val="both"/>
+        <w:rPr>
+          <w:rFonts w:ascii="Arial Narrow" w:eastAsia="Arial Narrow" w:hAnsi="Arial Narrow" w:cs="Arial Narrow"/>
+          <w:sz w:val="16"/>
+          <w:szCs w:val="16"/>
+        </w:rPr>
+      </w:pPr>
+      <w:r>
+        <w:rPr>
+          <w:rStyle w:val="Refdenotaalpie"/>
+          <w:rFonts w:ascii="Arial Narrow" w:eastAsia="Arial Narrow" w:hAnsi="Arial Narrow" w:cs="Arial Narrow"/>
+          <w:sz w:val="16"/>
+          <w:szCs w:val="16"/>
+          <w:vertAlign w:val="superscript"/>
+        </w:rPr>
+        <w:footnoteRef/>
+      </w:r>
       <w:r>
         <w:rPr>
           <w:rFonts w:ascii="Arial Narrow" w:eastAsia="Arial Narrow" w:hAnsi="Arial Narrow" w:cs="Arial Narrow"/>
@@ -11064,15 +11185,7 @@
           <w:sz w:val="16"/>
           <w:szCs w:val="16"/>
         </w:rPr>
-        <w:t xml:space="preserve">Artículo 26.-</w:t>
-      </w:r>
-      <w:r>
-        <w:rPr>
-          <w:rFonts w:ascii="Arial Narrow" w:eastAsia="Arial Narrow" w:hAnsi="Arial Narrow" w:cs="Arial Narrow"/>
-          <w:sz w:val="16"/>
-          <w:szCs w:val="16"/>
-        </w:rPr>
-        <w:t xml:space="preserve"> Una vez admitida a trámite la denuncia, se correrá traslado de la misma al denunciado, a fin de que éste presente su descargo. El plazo para la presentación del descargo será de cinco (5) días contados desde la notificación, vencido el cual, el Secretario Técnico declarará en rebeldía al denunciado que no lo hubiera presentado.</w:t>
+        <w:t xml:space="preserve">DECRETO SUPREMO 006-2026-JUS, TEXTO ÚNICO ORDENADO DE LA LEY 27444, LEY DEL PROCEDIMIENTO ADMINISTRATIVO GENERAL, publicado el 30 de abril de 2026</w:t>
       </w:r>
     </w:p>
     <w:p>
@@ -11086,9 +11199,25 @@
           <w:szCs w:val="16"/>
         </w:rPr>
       </w:pPr>
-    </w:p>
-  </w:footnote>
-  <w:footnote w:id="14">
+      <w:r>
+        <w:rPr>
+          <w:rFonts w:ascii="Arial Narrow" w:eastAsia="Arial Narrow" w:hAnsi="Arial Narrow" w:cs="Arial Narrow"/>
+          <w:sz w:val="16"/>
+          <w:szCs w:val="16"/>
+        </w:rPr>
+        <w:tab/>
+      </w:r>
+      <w:r>
+        <w:rPr>
+          <w:rFonts w:ascii="Arial Narrow" w:eastAsia="Arial Narrow" w:hAnsi="Arial Narrow" w:cs="Arial Narrow"/>
+          <w:b/>
+          <w:bCs/>
+          <w:sz w:val="16"/>
+          <w:szCs w:val="16"/>
+        </w:rPr>
+        <w:t xml:space="preserve">Artículo 223.- Contestación de la reclamación</w:t>
+      </w:r>
+    </w:p>
     <w:p>
       <w:pPr>
         <w:pStyle w:val="Textonotapie"/>
@@ -11102,16 +11231,6 @@
       </w:pPr>
       <w:r>
         <w:rPr>
-          <w:rStyle w:val="Refdenotaalpie"/>
-          <w:rFonts w:ascii="Arial Narrow" w:eastAsia="Arial Narrow" w:hAnsi="Arial Narrow" w:cs="Arial Narrow"/>
-          <w:sz w:val="16"/>
-          <w:szCs w:val="16"/>
-          <w:vertAlign w:val="superscript"/>
-        </w:rPr>
-        <w:footnoteRef/>
-      </w:r>
-      <w:r>
-        <w:rPr>
           <w:rFonts w:ascii="Arial Narrow" w:eastAsia="Arial Narrow" w:hAnsi="Arial Narrow" w:cs="Arial Narrow"/>
           <w:sz w:val="16"/>
           <w:szCs w:val="16"/>
@@ -11121,12 +11240,10 @@
       <w:r>
         <w:rPr>
           <w:rFonts w:ascii="Arial Narrow" w:eastAsia="Arial Narrow" w:hAnsi="Arial Narrow" w:cs="Arial Narrow"/>
-          <w:b/>
-          <w:bCs/>
-          <w:sz w:val="16"/>
-          <w:szCs w:val="16"/>
-        </w:rPr>
-        <w:t xml:space="preserve">DECRETO SUPREMO 006-2026-JUS, TEXTO ÚNICO ORDENADO DE LA LEY 27444, LEY DEL PROCEDIMIENTO ADMINISTRATIVO GENERAL, publicado el 30 de abril de 2026</w:t>
+          <w:sz w:val="16"/>
+          <w:szCs w:val="16"/>
+        </w:rPr>
+        <w:t xml:space="preserve">223.1 El reclamado deberá presentar la contestación de la reclamación dentro de los quince (15) días posteriores a la notificación de ésta; vencido este plazo, la Administración declarará en rebeldía al reclamado que no la hubiera presentado. La contestación deberá contener los requisitos de los escritos previstos en el artículo 113 de la presente Ley, así como la absolución de todos los asuntos controvertidos de hecho y de derecho, Las alegaciones y los hechos relevantes de la reclamación, salvo que hayan sido específicamente negadas en la contestación, se tendrán por aceptadas o merituadas como ciertas.</w:t>
       </w:r>
     </w:p>
     <w:p>
@@ -11140,69 +11257,14 @@
           <w:szCs w:val="16"/>
         </w:rPr>
       </w:pPr>
-      <w:r>
-        <w:rPr>
-          <w:rFonts w:ascii="Arial Narrow" w:eastAsia="Arial Narrow" w:hAnsi="Arial Narrow" w:cs="Arial Narrow"/>
-          <w:sz w:val="16"/>
-          <w:szCs w:val="16"/>
-        </w:rPr>
-        <w:tab/>
-      </w:r>
-      <w:r>
-        <w:rPr>
-          <w:rFonts w:ascii="Arial Narrow" w:eastAsia="Arial Narrow" w:hAnsi="Arial Narrow" w:cs="Arial Narrow"/>
-          <w:b/>
-          <w:bCs/>
-          <w:sz w:val="16"/>
-          <w:szCs w:val="16"/>
-        </w:rPr>
-        <w:t xml:space="preserve">Artículo 223.- Contestación de la reclamación</w:t>
-      </w:r>
-    </w:p>
-    <w:p>
-      <w:pPr>
-        <w:pStyle w:val="Textonotapie"/>
-        <w:ind w:left="567" w:hanging="567"/>
-        <w:jc w:val="both"/>
-        <w:rPr>
-          <w:rFonts w:ascii="Arial Narrow" w:eastAsia="Arial Narrow" w:hAnsi="Arial Narrow" w:cs="Arial Narrow"/>
-          <w:sz w:val="16"/>
-          <w:szCs w:val="16"/>
-        </w:rPr>
-      </w:pPr>
-      <w:r>
-        <w:rPr>
-          <w:rFonts w:ascii="Arial Narrow" w:eastAsia="Arial Narrow" w:hAnsi="Arial Narrow" w:cs="Arial Narrow"/>
-          <w:sz w:val="16"/>
-          <w:szCs w:val="16"/>
-        </w:rPr>
-        <w:tab/>
-      </w:r>
-      <w:r>
-        <w:rPr>
-          <w:rFonts w:ascii="Arial Narrow" w:eastAsia="Arial Narrow" w:hAnsi="Arial Narrow" w:cs="Arial Narrow"/>
-          <w:sz w:val="16"/>
-          <w:szCs w:val="16"/>
-        </w:rPr>
-        <w:t xml:space="preserve">223.1 El reclamado deberá presentar la contestación de la reclamación dentro de los quince (15) días posteriores a la notificación de ésta; vencido este plazo, la Administración declarará en rebeldía al reclamado que no la hubiera presentado. La contestación deberá contener los requisitos de los escritos previstos en el artículo 113 de la presente Ley, así como la absolución de todos los asuntos controvertidos de hecho y de derecho, Las alegaciones y los hechos relevantes de la reclamación, salvo que hayan sido específicamente negadas en la contestación, se tendrán por aceptadas o merituadas como ciertas.</w:t>
-      </w:r>
-    </w:p>
-    <w:p>
-      <w:pPr>
-        <w:pStyle w:val="Textonotapie"/>
-        <w:ind w:left="567" w:hanging="567"/>
-        <w:jc w:val="both"/>
-        <w:rPr>
-          <w:rFonts w:ascii="Arial Narrow" w:eastAsia="Arial Narrow" w:hAnsi="Arial Narrow" w:cs="Arial Narrow"/>
-          <w:sz w:val="16"/>
-          <w:szCs w:val="16"/>
-        </w:rPr>
-      </w:pPr>
     </w:p>
   </w:footnote>
-  <w:footnote w:id="8">
-    <w:p>
-      <w:pPr>
+  <w:footnote w:id="10">
+    <w:p>
+      <w:pPr>
+        <w:tabs>
+          <w:tab w:val="left" w:pos="567"/>
+        </w:tabs>
         <w:spacing w:after="0" w:line="240" w:lineRule="auto"/>
         <w:ind w:left="567" w:hanging="567"/>
         <w:jc w:val="both"/>
@@ -11229,6 +11291,15 @@
           <w:szCs w:val="16"/>
           <w:vertAlign w:val="superscript"/>
         </w:rPr>
+        <w:tab/>
+        <w:t xml:space="preserve"/>
+      </w:r>
+      <w:r>
+        <w:rPr>
+          <w:rFonts w:ascii="Arial Narrow" w:eastAsia="Arial Narrow" w:hAnsi="Arial Narrow" w:cs="Arial Narrow"/>
+          <w:sz w:val="16"/>
+          <w:szCs w:val="16"/>
+        </w:rPr>
         <w:t xml:space="preserve"> </w:t>
       </w:r>
       <w:r>
@@ -11237,14 +11308,6 @@
           <w:sz w:val="16"/>
           <w:szCs w:val="16"/>
         </w:rPr>
-        <w:t xml:space="preserve"> </w:t>
-      </w:r>
-      <w:r>
-        <w:rPr>
-          <w:rFonts w:ascii="Arial Narrow" w:eastAsia="Arial Narrow" w:hAnsi="Arial Narrow" w:cs="Arial Narrow"/>
-          <w:sz w:val="16"/>
-          <w:szCs w:val="16"/>
-        </w:rPr>
         <w:tab/>
       </w:r>
       <w:r>
@@ -11293,7 +11356,7 @@
           <w:sz w:val="16"/>
           <w:szCs w:val="16"/>
         </w:rPr>
-        <w:t xml:space="preserve"> 1308</w:t>
+        <w:t xml:space="preserve">1308</w:t>
       </w:r>
     </w:p>
     <w:p>
@@ -11444,9 +11507,110 @@
       </w:pPr>
     </w:p>
   </w:footnote>
-  <w:footnote w:id="9">
-    <w:p>
-      <w:pPr>
+  <w:footnote w:id="11">
+    <w:p>
+      <w:pPr>
+        <w:pStyle w:val="Textonotapie"/>
+        <w:tabs>
+          <w:tab w:val="left" w:pos="567"/>
+        </w:tabs>
+        <w:ind w:left="567" w:right="-1" w:hanging="567"/>
+        <w:jc w:val="both"/>
+        <w:rPr>
+          <w:rFonts w:ascii="Arial Narrow" w:eastAsia="Arial Narrow" w:hAnsi="Arial Narrow" w:cs="Arial Narrow"/>
+          <w:b/>
+          <w:bCs/>
+          <w:sz w:val="16"/>
+          <w:szCs w:val="16"/>
+        </w:rPr>
+      </w:pPr>
+      <w:r>
+        <w:rPr>
+          <w:rStyle w:val="Refdenotaalpie"/>
+          <w:rFonts w:ascii="Arial Narrow" w:eastAsia="Arial Narrow" w:hAnsi="Arial Narrow" w:cs="Arial Narrow"/>
+          <w:sz w:val="16"/>
+          <w:szCs w:val="16"/>
+          <w:vertAlign w:val="superscript"/>
+        </w:rPr>
+        <w:footnoteRef/>
+      </w:r>
+      <w:r>
+        <w:rPr>
+          <w:rFonts w:ascii="Arial Narrow" w:eastAsia="Arial Narrow" w:hAnsi="Arial Narrow" w:cs="Arial Narrow"/>
+          <w:sz w:val="16"/>
+          <w:szCs w:val="16"/>
+        </w:rPr>
+        <w:tab/>
+        <w:t xml:space="preserve"/>
+      </w:r>
+      <w:r>
+        <w:rPr>
+          <w:rFonts w:ascii="Arial Narrow" w:eastAsia="Arial Narrow" w:hAnsi="Arial Narrow" w:cs="Arial Narrow"/>
+          <w:sz w:val="16"/>
+          <w:szCs w:val="16"/>
+        </w:rPr>
+        <w:tab/>
+      </w:r>
+      <w:r>
+        <w:rPr>
+          <w:rFonts w:ascii="Arial Narrow" w:eastAsia="Arial Narrow" w:hAnsi="Arial Narrow" w:cs="Arial Narrow"/>
+          <w:b/>
+          <w:bCs/>
+          <w:sz w:val="16"/>
+          <w:szCs w:val="16"/>
+        </w:rPr>
+        <w:t xml:space="preserve">LEY </w:t>
+      </w:r>
+      <w:proofErr w:type="spellStart"/>
+      <w:r>
+        <w:rPr>
+          <w:rFonts w:ascii="Arial Narrow" w:eastAsia="Arial Narrow" w:hAnsi="Arial Narrow" w:cs="Arial Narrow"/>
+          <w:b/>
+          <w:bCs/>
+          <w:sz w:val="16"/>
+          <w:szCs w:val="16"/>
+        </w:rPr>
+        <w:t/>
+      </w:r>
+      <w:proofErr w:type="spellEnd"/>
+      <w:r>
+        <w:rPr>
+          <w:rFonts w:ascii="Arial Narrow" w:eastAsia="Arial Narrow" w:hAnsi="Arial Narrow" w:cs="Arial Narrow"/>
+          <w:b/>
+          <w:bCs/>
+          <w:sz w:val="16"/>
+          <w:szCs w:val="16"/>
+        </w:rPr>
+        <w:t xml:space="preserve">29571, CÓDIGO DE PROTECCIÓN Y DEFENSA DEL CONSUMIDOR, publicado el 2 de setiembre de 2010 y modificado por Decreto Legislativo </w:t>
+      </w:r>
+      <w:proofErr w:type="spellStart"/>
+      <w:r>
+        <w:rPr>
+          <w:rFonts w:ascii="Arial Narrow" w:eastAsia="Arial Narrow" w:hAnsi="Arial Narrow" w:cs="Arial Narrow"/>
+          <w:b/>
+          <w:bCs/>
+          <w:sz w:val="16"/>
+          <w:szCs w:val="16"/>
+        </w:rPr>
+        <w:t/>
+      </w:r>
+      <w:proofErr w:type="spellEnd"/>
+      <w:r>
+        <w:rPr>
+          <w:rFonts w:ascii="Arial Narrow" w:eastAsia="Arial Narrow" w:hAnsi="Arial Narrow" w:cs="Arial Narrow"/>
+          <w:b/>
+          <w:bCs/>
+          <w:sz w:val="16"/>
+          <w:szCs w:val="16"/>
+        </w:rPr>
+        <w:t xml:space="preserve">1308 </w:t>
+      </w:r>
+    </w:p>
+    <w:p>
+      <w:pPr>
+        <w:tabs>
+          <w:tab w:val="left" w:pos="567"/>
+        </w:tabs>
         <w:spacing w:after="0" w:line="240" w:lineRule="auto"/>
         <w:ind w:left="567" w:hanging="567"/>
         <w:jc w:val="both"/>
@@ -11458,29 +11622,12 @@
       </w:pPr>
       <w:r>
         <w:rPr>
-          <w:rStyle w:val="Refdenotaalpie"/>
-          <w:rFonts w:ascii="Arial Narrow" w:eastAsia="Arial Narrow" w:hAnsi="Arial Narrow" w:cs="Arial Narrow"/>
-          <w:sz w:val="16"/>
-          <w:szCs w:val="16"/>
-          <w:vertAlign w:val="superscript"/>
-        </w:rPr>
-        <w:footnoteRef/>
-      </w:r>
-      <w:r>
-        <w:rPr>
-          <w:rFonts w:ascii="Arial Narrow" w:eastAsia="Arial Narrow" w:hAnsi="Arial Narrow" w:cs="Arial Narrow"/>
-          <w:sz w:val="16"/>
-          <w:szCs w:val="16"/>
-        </w:rPr>
-        <w:t xml:space="preserve"> </w:t>
-      </w:r>
-      <w:r>
-        <w:rPr>
           <w:rFonts w:ascii="Arial Narrow" w:eastAsia="Arial Narrow" w:hAnsi="Arial Narrow" w:cs="Arial Narrow"/>
           <w:sz w:val="16"/>
           <w:szCs w:val="16"/>
         </w:rPr>
         <w:tab/>
+        <w:t xml:space="preserve"/>
       </w:r>
       <w:r>
         <w:rPr>
@@ -11553,18 +11700,6 @@
         <w:tab/>
         <w:t>Las medidas correctivas complementarias pueden dictarse de oficio o a pedido de parte.</w:t>
       </w:r>
-    </w:p>
-    <w:p>
-      <w:pPr>
-        <w:spacing w:after="0" w:line="240" w:lineRule="auto"/>
-        <w:ind w:left="567" w:hanging="567"/>
-        <w:jc w:val="both"/>
-        <w:rPr>
-          <w:rFonts w:ascii="Arial Narrow" w:eastAsia="Arial Narrow" w:hAnsi="Arial Narrow" w:cs="Arial Narrow"/>
-          <w:sz w:val="16"/>
-          <w:szCs w:val="16"/>
-        </w:rPr>
-      </w:pPr>
     </w:p>
     <w:p>
       <w:pPr>
@@ -11779,8 +11914,12 @@
     </w:p>
     <w:p>
       <w:pPr>
-        <w:pStyle w:val="Sinespaciado"/>
-        <w:ind w:firstLine="567"/>
+        <w:numPr>
+          <w:ilvl w:val="0"/>
+          <w:numId w:val="1"/>
+        </w:numPr>
+        <w:spacing w:after="0" w:line="240" w:lineRule="auto"/>
+        <w:ind w:left="567" w:firstLine="0"/>
         <w:jc w:val="both"/>
         <w:rPr>
           <w:rFonts w:ascii="Arial Narrow" w:eastAsia="Arial Narrow" w:hAnsi="Arial Narrow" w:cs="Arial Narrow"/>
@@ -11799,8 +11938,12 @@
     </w:p>
     <w:p>
       <w:pPr>
-        <w:pStyle w:val="Sinespaciado"/>
-        <w:ind w:firstLine="567"/>
+        <w:numPr>
+          <w:ilvl w:val="0"/>
+          <w:numId w:val="1"/>
+        </w:numPr>
+        <w:spacing w:after="0" w:line="240" w:lineRule="auto"/>
+        <w:ind w:left="567" w:firstLine="0"/>
         <w:jc w:val="both"/>
         <w:rPr>
           <w:rFonts w:ascii="Arial Narrow" w:eastAsia="Arial Narrow" w:hAnsi="Arial Narrow" w:cs="Arial Narrow"/>
@@ -11962,10 +12105,22 @@
         <w:jc w:val="both"/>
         <w:rPr>
           <w:rFonts w:ascii="Arial Narrow" w:eastAsia="Arial Narrow" w:hAnsi="Arial Narrow" w:cs="Arial Narrow"/>
-          <w:sz w:val="16"/>
-          <w:szCs w:val="16"/>
-        </w:rPr>
-      </w:pPr>
+          <w:b/>
+          <w:bCs/>
+          <w:sz w:val="16"/>
+          <w:szCs w:val="16"/>
+        </w:rPr>
+      </w:pPr>
+      <w:r>
+        <w:rPr>
+          <w:rFonts w:ascii="Arial Narrow" w:eastAsia="Arial Narrow" w:hAnsi="Arial Narrow" w:cs="Arial Narrow"/>
+          <w:b/>
+          <w:bCs/>
+          <w:sz w:val="16"/>
+          <w:szCs w:val="16"/>
+        </w:rPr>
+        <w:t>Artículo 116.- Medidas correctivas complementarias</w:t>
+      </w:r>
     </w:p>
     <w:p>
       <w:pPr>
@@ -11974,21 +12129,17 @@
         <w:jc w:val="both"/>
         <w:rPr>
           <w:rFonts w:ascii="Arial Narrow" w:eastAsia="Arial Narrow" w:hAnsi="Arial Narrow" w:cs="Arial Narrow"/>
-          <w:b/>
-          <w:bCs/>
-          <w:sz w:val="16"/>
-          <w:szCs w:val="16"/>
-        </w:rPr>
-      </w:pPr>
-      <w:r>
-        <w:rPr>
-          <w:rFonts w:ascii="Arial Narrow" w:eastAsia="Arial Narrow" w:hAnsi="Arial Narrow" w:cs="Arial Narrow"/>
-          <w:b/>
-          <w:bCs/>
-          <w:sz w:val="16"/>
-          <w:szCs w:val="16"/>
-        </w:rPr>
-        <w:t>Artículo 116.- Medidas correctivas complementarias</w:t>
+          <w:sz w:val="16"/>
+          <w:szCs w:val="16"/>
+        </w:rPr>
+      </w:pPr>
+      <w:r>
+        <w:rPr>
+          <w:rFonts w:ascii="Arial Narrow" w:eastAsia="Arial Narrow" w:hAnsi="Arial Narrow" w:cs="Arial Narrow"/>
+          <w:sz w:val="16"/>
+          <w:szCs w:val="16"/>
+        </w:rPr>
+        <w:t xml:space="preserve">Las medidas correctivas complementarias tienen el objeto de revertir los efectos de la conducta infractora o evitar que esta se produzca nuevamente en el futuro y pueden ser, entre otras, las siguientes: </w:t>
       </w:r>
     </w:p>
     <w:p>
@@ -12008,7 +12159,7 @@
           <w:sz w:val="16"/>
           <w:szCs w:val="16"/>
         </w:rPr>
-        <w:t xml:space="preserve">Las medidas correctivas complementarias tienen el objeto de revertir los efectos de la conducta infractora o evitar que esta se produzca nuevamente en el futuro y pueden ser, entre otras, las siguientes: </w:t>
+        <w:t xml:space="preserve">a. Que el proveedor cumpla con atender la solicitud de información requerida por el consumidor, siempre que dicho requerimiento guarde relación con el producto adquirido o servicio contratado. </w:t>
       </w:r>
     </w:p>
     <w:p>
@@ -12028,7 +12179,7 @@
           <w:sz w:val="16"/>
           <w:szCs w:val="16"/>
         </w:rPr>
-        <w:t xml:space="preserve">a. Que el proveedor cumpla con atender la solicitud de información requerida por el consumidor, siempre que dicho requerimiento guarde relación con el producto adquirido o servicio contratado. </w:t>
+        <w:t xml:space="preserve">b. Declarar inexigibles las cláusulas que han sido identificadas como abusivas en el procedimiento. </w:t>
       </w:r>
     </w:p>
     <w:p>
@@ -12048,7 +12199,7 @@
           <w:sz w:val="16"/>
           <w:szCs w:val="16"/>
         </w:rPr>
-        <w:t xml:space="preserve">b. Declarar inexigibles las cláusulas que han sido identificadas como abusivas en el procedimiento. </w:t>
+        <w:t xml:space="preserve">c. El decomiso y destrucción de la mercadería, envases, envolturas o etiquetas. </w:t>
       </w:r>
     </w:p>
     <w:p>
@@ -12068,7 +12219,25 @@
           <w:sz w:val="16"/>
           <w:szCs w:val="16"/>
         </w:rPr>
-        <w:t xml:space="preserve">c. El decomiso y destrucción de la mercadería, envases, envolturas o etiquetas. </w:t>
+        <w:t xml:space="preserve">d. En caso de infracciones muy graves y de reincidencia o </w:t>
+      </w:r>
+      <w:proofErr w:type="spellStart"/>
+      <w:r>
+        <w:rPr>
+          <w:rFonts w:ascii="Arial Narrow" w:eastAsia="Arial Narrow" w:hAnsi="Arial Narrow" w:cs="Arial Narrow"/>
+          <w:sz w:val="16"/>
+          <w:szCs w:val="16"/>
+        </w:rPr>
+        <w:t>reiterancia</w:t>
+      </w:r>
+      <w:proofErr w:type="spellEnd"/>
+      <w:r>
+        <w:rPr>
+          <w:rFonts w:ascii="Arial Narrow" w:eastAsia="Arial Narrow" w:hAnsi="Arial Narrow" w:cs="Arial Narrow"/>
+          <w:sz w:val="16"/>
+          <w:szCs w:val="16"/>
+        </w:rPr>
+        <w:t xml:space="preserve">: </w:t>
       </w:r>
     </w:p>
     <w:p>
@@ -12088,25 +12257,7 @@
           <w:sz w:val="16"/>
           <w:szCs w:val="16"/>
         </w:rPr>
-        <w:t xml:space="preserve">d. En caso de infracciones muy graves y de reincidencia o </w:t>
-      </w:r>
-      <w:proofErr w:type="spellStart"/>
-      <w:r>
-        <w:rPr>
-          <w:rFonts w:ascii="Arial Narrow" w:eastAsia="Arial Narrow" w:hAnsi="Arial Narrow" w:cs="Arial Narrow"/>
-          <w:sz w:val="16"/>
-          <w:szCs w:val="16"/>
-        </w:rPr>
-        <w:t>reiterancia</w:t>
-      </w:r>
-      <w:proofErr w:type="spellEnd"/>
-      <w:r>
-        <w:rPr>
-          <w:rFonts w:ascii="Arial Narrow" w:eastAsia="Arial Narrow" w:hAnsi="Arial Narrow" w:cs="Arial Narrow"/>
-          <w:sz w:val="16"/>
-          <w:szCs w:val="16"/>
-        </w:rPr>
-        <w:t xml:space="preserve">: </w:t>
+        <w:t xml:space="preserve">(i) Solicitar a la autoridad correspondiente la clausura temporal del establecimiento industrial, comercial o de servicios por un plazo máximo de seis (6) meses. </w:t>
       </w:r>
     </w:p>
     <w:p>
@@ -12126,7 +12277,25 @@
           <w:sz w:val="16"/>
           <w:szCs w:val="16"/>
         </w:rPr>
-        <w:t xml:space="preserve">(i) Solicitar a la autoridad correspondiente la clausura temporal del establecimiento industrial, comercial o de servicios por un plazo máximo de seis (6) meses. </w:t>
+        <w:t>(</w:t>
+      </w:r>
+      <w:proofErr w:type="spellStart"/>
+      <w:r>
+        <w:rPr>
+          <w:rFonts w:ascii="Arial Narrow" w:eastAsia="Arial Narrow" w:hAnsi="Arial Narrow" w:cs="Arial Narrow"/>
+          <w:sz w:val="16"/>
+          <w:szCs w:val="16"/>
+        </w:rPr>
+        <w:t>ii</w:t>
+      </w:r>
+      <w:proofErr w:type="spellEnd"/>
+      <w:r>
+        <w:rPr>
+          <w:rFonts w:ascii="Arial Narrow" w:eastAsia="Arial Narrow" w:hAnsi="Arial Narrow" w:cs="Arial Narrow"/>
+          <w:sz w:val="16"/>
+          <w:szCs w:val="16"/>
+        </w:rPr>
+        <w:t xml:space="preserve">) Solicitar a la autoridad competente la inhabilitación, temporal o permanente, del proveedor en función de los alcances de la infracción sancionada. </w:t>
       </w:r>
     </w:p>
     <w:p>
@@ -12146,7 +12315,7 @@
           <w:sz w:val="16"/>
           <w:szCs w:val="16"/>
         </w:rPr>
-        <w:t>(</w:t>
+        <w:t xml:space="preserve">e. Publicación de avisos </w:t>
       </w:r>
       <w:proofErr w:type="spellStart"/>
       <w:r>
@@ -12155,7 +12324,7 @@
           <w:sz w:val="16"/>
           <w:szCs w:val="16"/>
         </w:rPr>
-        <w:t>ii</w:t>
+        <w:t>rectificatorios</w:t>
       </w:r>
       <w:proofErr w:type="spellEnd"/>
       <w:r>
@@ -12164,7 +12333,7 @@
           <w:sz w:val="16"/>
           <w:szCs w:val="16"/>
         </w:rPr>
-        <w:t xml:space="preserve">) Solicitar a la autoridad competente la inhabilitación, temporal o permanente, del proveedor en función de los alcances de la infracción sancionada. </w:t>
+        <w:t xml:space="preserve"> o informativos en la forma que determine el Indecopi, tomando en consideración los medios que resulten idóneos para revertir los efectos que el acto objeto de sanción ha ocasionado. </w:t>
       </w:r>
     </w:p>
     <w:p>
@@ -12184,25 +12353,7 @@
           <w:sz w:val="16"/>
           <w:szCs w:val="16"/>
         </w:rPr>
-        <w:t xml:space="preserve">e. Publicación de avisos </w:t>
-      </w:r>
-      <w:proofErr w:type="spellStart"/>
-      <w:r>
-        <w:rPr>
-          <w:rFonts w:ascii="Arial Narrow" w:eastAsia="Arial Narrow" w:hAnsi="Arial Narrow" w:cs="Arial Narrow"/>
-          <w:sz w:val="16"/>
-          <w:szCs w:val="16"/>
-        </w:rPr>
-        <w:t>rectificatorios</w:t>
-      </w:r>
-      <w:proofErr w:type="spellEnd"/>
-      <w:r>
-        <w:rPr>
-          <w:rFonts w:ascii="Arial Narrow" w:eastAsia="Arial Narrow" w:hAnsi="Arial Narrow" w:cs="Arial Narrow"/>
-          <w:sz w:val="16"/>
-          <w:szCs w:val="16"/>
-        </w:rPr>
-        <w:t xml:space="preserve"> o informativos en la forma que determine el Indecopi, tomando en consideración los medios que resulten idóneos para revertir los efectos que el acto objeto de sanción ha ocasionado. </w:t>
+        <w:t xml:space="preserve">f. Cualquier otra medida correctiva que tenga el objeto de revertir los efectos de la conducta infractora o evitar que esta se produzca nuevamente en el futuro. </w:t>
       </w:r>
     </w:p>
     <w:p>
@@ -12222,26 +12373,6 @@
           <w:sz w:val="16"/>
           <w:szCs w:val="16"/>
         </w:rPr>
-        <w:t xml:space="preserve">f. Cualquier otra medida correctiva que tenga el objeto de revertir los efectos de la conducta infractora o evitar que esta se produzca nuevamente en el futuro. </w:t>
-      </w:r>
-    </w:p>
-    <w:p>
-      <w:pPr>
-        <w:spacing w:after="0" w:line="240" w:lineRule="auto"/>
-        <w:ind w:left="567"/>
-        <w:jc w:val="both"/>
-        <w:rPr>
-          <w:rFonts w:ascii="Arial Narrow" w:eastAsia="Arial Narrow" w:hAnsi="Arial Narrow" w:cs="Arial Narrow"/>
-          <w:sz w:val="16"/>
-          <w:szCs w:val="16"/>
-        </w:rPr>
-      </w:pPr>
-      <w:r>
-        <w:rPr>
-          <w:rFonts w:ascii="Arial Narrow" w:eastAsia="Arial Narrow" w:hAnsi="Arial Narrow" w:cs="Arial Narrow"/>
-          <w:sz w:val="16"/>
-          <w:szCs w:val="16"/>
-        </w:rPr>
         <w:t>El Indecopi está facultado para solicitar a la autoridad municipal y policial el apoyo respectivo para la ejecución de las medidas correctivas complementarias correspondientes.</w:t>
       </w:r>
     </w:p>
@@ -12258,7 +12389,7 @@
       </w:pPr>
     </w:p>
   </w:footnote>
-  <w:footnote w:id="10">
+  <w:footnote w:id="12">
     <w:p>
       <w:pPr>
         <w:pStyle w:val="Textonotapie"/>
@@ -12290,15 +12421,16 @@
           <w:sz w:val="16"/>
           <w:szCs w:val="16"/>
         </w:rPr>
-        <w:t xml:space="preserve"> </w:t>
-      </w:r>
-      <w:r>
-        <w:rPr>
-          <w:rFonts w:ascii="Arial Narrow" w:eastAsia="Arial Narrow" w:hAnsi="Arial Narrow" w:cs="Arial Narrow"/>
-          <w:sz w:val="16"/>
-          <w:szCs w:val="16"/>
-        </w:rPr>
         <w:tab/>
+        <w:t xml:space="preserve"/>
+      </w:r>
+      <w:r>
+        <w:rPr>
+          <w:rFonts w:ascii="Arial Narrow" w:eastAsia="Arial Narrow" w:hAnsi="Arial Narrow" w:cs="Arial Narrow"/>
+          <w:sz w:val="16"/>
+          <w:szCs w:val="16"/>
+        </w:rPr>
+        <w:tab/>
       </w:r>
       <w:r>
         <w:rPr>
@@ -12346,7 +12478,7 @@
           <w:sz w:val="16"/>
           <w:szCs w:val="16"/>
         </w:rPr>
-        <w:t xml:space="preserve"> 1308</w:t>
+        <w:t xml:space="preserve">1308</w:t>
       </w:r>
     </w:p>
     <w:p>
@@ -12501,7 +12633,155 @@
       </w:pPr>
     </w:p>
   </w:footnote>
-  <w:footnote w:id="11">
+  <w:footnote w:id="13">
+    <w:p>
+      <w:pPr>
+        <w:autoSpaceDE w:val="0"/>
+        <w:autoSpaceDN w:val="0"/>
+        <w:adjustRightInd w:val="0"/>
+        <w:tabs>
+          <w:tab w:val="left" w:pos="567"/>
+        </w:tabs>
+        <w:spacing w:after="0" w:line="240" w:lineRule="auto"/>
+        <w:ind w:left="567" w:hanging="567"/>
+        <w:jc w:val="both"/>
+        <w:rPr>
+          <w:rFonts w:ascii="Arial Narrow" w:eastAsia="Arial Narrow" w:hAnsi="Arial Narrow" w:cs="Arial Narrow"/>
+          <w:b/>
+          <w:bCs/>
+          <w:sz w:val="16"/>
+          <w:szCs w:val="16"/>
+        </w:rPr>
+      </w:pPr>
+      <w:r>
+        <w:rPr>
+          <w:rStyle w:val="Refdenotaalpie"/>
+          <w:rFonts w:ascii="Arial Narrow" w:eastAsia="Arial Narrow" w:hAnsi="Arial Narrow" w:cs="Arial Narrow"/>
+          <w:b/>
+          <w:bCs/>
+          <w:sz w:val="16"/>
+          <w:szCs w:val="16"/>
+          <w:vertAlign w:val="superscript"/>
+        </w:rPr>
+        <w:footnoteRef/>
+      </w:r>
+      <w:r>
+        <w:rPr>
+          <w:rFonts w:ascii="Arial Narrow" w:eastAsia="Arial Narrow" w:hAnsi="Arial Narrow" w:cs="Arial Narrow"/>
+          <w:b/>
+          <w:bCs/>
+          <w:sz w:val="16"/>
+          <w:szCs w:val="16"/>
+        </w:rPr>
+        <w:tab/>
+        <w:t xml:space="preserve"/>
+      </w:r>
+      <w:r>
+        <w:rPr>
+          <w:rFonts w:ascii="Arial Narrow" w:eastAsia="Arial Narrow" w:hAnsi="Arial Narrow" w:cs="Arial Narrow"/>
+          <w:b/>
+          <w:bCs/>
+          <w:sz w:val="16"/>
+          <w:szCs w:val="16"/>
+        </w:rPr>
+        <w:tab/>
+        <w:t xml:space="preserve">DECRETO LEGISLATIVO </w:t>
+      </w:r>
+      <w:proofErr w:type="spellStart"/>
+      <w:r>
+        <w:rPr>
+          <w:rFonts w:ascii="Arial Narrow" w:eastAsia="Arial Narrow" w:hAnsi="Arial Narrow" w:cs="Arial Narrow"/>
+          <w:b/>
+          <w:bCs/>
+          <w:sz w:val="16"/>
+          <w:szCs w:val="16"/>
+        </w:rPr>
+        <w:t/>
+      </w:r>
+      <w:proofErr w:type="spellEnd"/>
+      <w:r>
+        <w:rPr>
+          <w:rFonts w:ascii="Arial Narrow" w:eastAsia="Arial Narrow" w:hAnsi="Arial Narrow" w:cs="Arial Narrow"/>
+          <w:b/>
+          <w:bCs/>
+          <w:sz w:val="16"/>
+          <w:szCs w:val="16"/>
+        </w:rPr>
+        <w:t xml:space="preserve">807, LEY SOBRE FACULTADES, NORMAS Y ORGANIZACIÓN DEL INDECOPI FACULTADES DE LAS COMISIONES Y OFICINAS DEL INDECOPI</w:t>
+      </w:r>
+    </w:p>
+    <w:p>
+      <w:pPr>
+        <w:pStyle w:val="NormalWeb"/>
+        <w:spacing w:after="0" w:line="240" w:lineRule="auto"/>
+        <w:ind w:left="567"/>
+        <w:jc w:val="both"/>
+        <w:rPr>
+          <w:rFonts w:ascii="Arial Narrow" w:eastAsia="Arial Narrow" w:hAnsi="Arial Narrow" w:cs="Arial Narrow"/>
+          <w:bCs/>
+          <w:sz w:val="16"/>
+          <w:szCs w:val="16"/>
+        </w:rPr>
+      </w:pPr>
+      <w:r>
+        <w:rPr>
+          <w:rFonts w:ascii="Arial Narrow" w:eastAsia="Arial Narrow" w:hAnsi="Arial Narrow" w:cs="Arial Narrow"/>
+          <w:b/>
+          <w:sz w:val="16"/>
+          <w:szCs w:val="16"/>
+        </w:rPr>
+        <w:t xml:space="preserve">Artículo 29.- </w:t>
+      </w:r>
+      <w:r>
+        <w:rPr>
+          <w:rFonts w:ascii="Arial Narrow" w:eastAsia="Arial Narrow" w:hAnsi="Arial Narrow" w:cs="Arial Narrow"/>
+          <w:bCs/>
+          <w:sz w:val="16"/>
+          <w:szCs w:val="16"/>
+        </w:rPr>
+        <w:t xml:space="preserve">En cualquier estado del procedimiento, e incluso antes de admitirse a trámite la denuncia, el </w:t>
+      </w:r>
+      <w:proofErr w:type="gramStart"/>
+      <w:r>
+        <w:rPr>
+          <w:rFonts w:ascii="Arial Narrow" w:eastAsia="Arial Narrow" w:hAnsi="Arial Narrow" w:cs="Arial Narrow"/>
+          <w:bCs/>
+          <w:sz w:val="16"/>
+          <w:szCs w:val="16"/>
+        </w:rPr>
+        <w:t>Secretario Técnico</w:t>
+      </w:r>
+      <w:proofErr w:type="gramEnd"/>
+      <w:r>
+        <w:rPr>
+          <w:rFonts w:ascii="Arial Narrow" w:eastAsia="Arial Narrow" w:hAnsi="Arial Narrow" w:cs="Arial Narrow"/>
+          <w:bCs/>
+          <w:sz w:val="16"/>
+          <w:szCs w:val="16"/>
+        </w:rPr>
+        <w:t xml:space="preserve"> podrá citar a las partes a audiencia de conciliación. La audiencia se desarrollará ante el </w:t>
+      </w:r>
+      <w:proofErr w:type="gramStart"/>
+      <w:r>
+        <w:rPr>
+          <w:rFonts w:ascii="Arial Narrow" w:eastAsia="Arial Narrow" w:hAnsi="Arial Narrow" w:cs="Arial Narrow"/>
+          <w:bCs/>
+          <w:sz w:val="16"/>
+          <w:szCs w:val="16"/>
+        </w:rPr>
+        <w:t>Secretario Técnico</w:t>
+      </w:r>
+      <w:proofErr w:type="gramEnd"/>
+      <w:r>
+        <w:rPr>
+          <w:rFonts w:ascii="Arial Narrow" w:eastAsia="Arial Narrow" w:hAnsi="Arial Narrow" w:cs="Arial Narrow"/>
+          <w:bCs/>
+          <w:sz w:val="16"/>
+          <w:szCs w:val="16"/>
+        </w:rPr>
+        <w:t xml:space="preserve"> o ante la persona que este designe. Si ambas partes arribaran a un acuerdo respecto de la denuncia, se levantará un acta donde conste el acuerdo respectivo, el mismo que tendrá efectos de transacción extrajudicial. En cualquier caso, la Comisión podrá continuar de oficio el procedimiento, si del análisis de los hechos denunciados considera que podría estarse afectando intereses de terceros.</w:t>
+      </w:r>
+    </w:p>
     <w:p>
       <w:pPr>
         <w:autoSpaceDE w:val="0"/>
@@ -12518,12 +12798,27 @@
           <w:szCs w:val="16"/>
         </w:rPr>
       </w:pPr>
+    </w:p>
+  </w:footnote>
+  <w:footnote w:id="14">
+    <w:p>
+      <w:pPr>
+        <w:pStyle w:val="Textonotapie"/>
+        <w:tabs>
+          <w:tab w:val="left" w:pos="567"/>
+        </w:tabs>
+        <w:ind w:left="567" w:hanging="567"/>
+        <w:jc w:val="both"/>
+        <w:rPr>
+          <w:rFonts w:ascii="Arial Narrow" w:eastAsia="Arial Narrow" w:hAnsi="Arial Narrow" w:cs="Arial Narrow"/>
+          <w:sz w:val="16"/>
+          <w:szCs w:val="16"/>
+        </w:rPr>
+      </w:pPr>
       <w:r>
         <w:rPr>
           <w:rStyle w:val="Refdenotaalpie"/>
           <w:rFonts w:ascii="Arial Narrow" w:eastAsia="Arial Narrow" w:hAnsi="Arial Narrow" w:cs="Arial Narrow"/>
-          <w:b/>
-          <w:bCs/>
           <w:sz w:val="16"/>
           <w:szCs w:val="16"/>
           <w:vertAlign w:val="superscript"/>
@@ -12533,30 +12828,34 @@
       <w:r>
         <w:rPr>
           <w:rFonts w:ascii="Arial Narrow" w:eastAsia="Arial Narrow" w:hAnsi="Arial Narrow" w:cs="Arial Narrow"/>
-          <w:b/>
-          <w:bCs/>
-          <w:sz w:val="16"/>
-          <w:szCs w:val="16"/>
-        </w:rPr>
-        <w:t xml:space="preserve"> </w:t>
-      </w:r>
-      <w:r>
-        <w:rPr>
-          <w:rFonts w:ascii="Arial Narrow" w:eastAsia="Arial Narrow" w:hAnsi="Arial Narrow" w:cs="Arial Narrow"/>
-          <w:b/>
-          <w:bCs/>
           <w:sz w:val="16"/>
           <w:szCs w:val="16"/>
         </w:rPr>
         <w:tab/>
-        <w:t xml:space="preserve">DECRETO LEGISLATIVO </w:t>
+        <w:t xml:space="preserve"/>
+      </w:r>
+      <w:r>
+        <w:rPr>
+          <w:rFonts w:ascii="Arial Narrow" w:eastAsia="Arial Narrow" w:hAnsi="Arial Narrow" w:cs="Arial Narrow"/>
+          <w:sz w:val="16"/>
+          <w:szCs w:val="16"/>
+        </w:rPr>
+        <w:tab/>
+      </w:r>
+      <w:r>
+        <w:rPr>
+          <w:rFonts w:ascii="Arial Narrow" w:eastAsia="Arial Narrow" w:hAnsi="Arial Narrow" w:cs="Arial Narrow"/>
+          <w:b/>
+          <w:sz w:val="16"/>
+          <w:szCs w:val="16"/>
+        </w:rPr>
+        <w:t xml:space="preserve">TEXTO ÚNICO ORDENADO DE LA LEY DEL PROCEDIMIENTO ADMINISTRATIVO GENERAL, aprobado mediante DECRETO SUPREMO </w:t>
       </w:r>
       <w:proofErr w:type="spellStart"/>
       <w:r>
         <w:rPr>
           <w:rFonts w:ascii="Arial Narrow" w:eastAsia="Arial Narrow" w:hAnsi="Arial Narrow" w:cs="Arial Narrow"/>
           <w:b/>
-          <w:bCs/>
           <w:sz w:val="16"/>
           <w:szCs w:val="16"/>
         </w:rPr>
@@ -12567,169 +12866,10 @@
         <w:rPr>
           <w:rFonts w:ascii="Arial Narrow" w:eastAsia="Arial Narrow" w:hAnsi="Arial Narrow" w:cs="Arial Narrow"/>
           <w:b/>
-          <w:bCs/>
-          <w:sz w:val="16"/>
-          <w:szCs w:val="16"/>
-        </w:rPr>
-        <w:t xml:space="preserve"> 807, LEY SOBRE FACULTADES, NORMAS Y ORGANIZACIÓN DEL INDECOPI FACULTADES DE LAS COMISIONES Y OFICINAS DEL INDECOPI</w:t>
-      </w:r>
-    </w:p>
-    <w:p>
-      <w:pPr>
-        <w:pStyle w:val="NormalWeb"/>
-        <w:spacing w:after="0" w:line="240" w:lineRule="auto"/>
-        <w:ind w:left="567"/>
-        <w:jc w:val="both"/>
-        <w:rPr>
-          <w:rFonts w:ascii="Arial Narrow" w:eastAsia="Arial Narrow" w:hAnsi="Arial Narrow" w:cs="Arial Narrow"/>
-          <w:bCs/>
-          <w:sz w:val="16"/>
-          <w:szCs w:val="16"/>
-        </w:rPr>
-      </w:pPr>
-      <w:r>
-        <w:rPr>
-          <w:rFonts w:ascii="Arial Narrow" w:eastAsia="Arial Narrow" w:hAnsi="Arial Narrow" w:cs="Arial Narrow"/>
-          <w:b/>
-          <w:sz w:val="16"/>
-          <w:szCs w:val="16"/>
-        </w:rPr>
-        <w:t xml:space="preserve">Artículo 29.- </w:t>
-      </w:r>
-      <w:r>
-        <w:rPr>
-          <w:rFonts w:ascii="Arial Narrow" w:eastAsia="Arial Narrow" w:hAnsi="Arial Narrow" w:cs="Arial Narrow"/>
-          <w:bCs/>
-          <w:sz w:val="16"/>
-          <w:szCs w:val="16"/>
-        </w:rPr>
-        <w:t xml:space="preserve">En cualquier estado del procedimiento, e incluso antes de admitirse a trámite la denuncia, el </w:t>
-      </w:r>
-      <w:proofErr w:type="gramStart"/>
-      <w:r>
-        <w:rPr>
-          <w:rFonts w:ascii="Arial Narrow" w:eastAsia="Arial Narrow" w:hAnsi="Arial Narrow" w:cs="Arial Narrow"/>
-          <w:bCs/>
-          <w:sz w:val="16"/>
-          <w:szCs w:val="16"/>
-        </w:rPr>
-        <w:t>Secretario Técnico</w:t>
-      </w:r>
-      <w:proofErr w:type="gramEnd"/>
-      <w:r>
-        <w:rPr>
-          <w:rFonts w:ascii="Arial Narrow" w:eastAsia="Arial Narrow" w:hAnsi="Arial Narrow" w:cs="Arial Narrow"/>
-          <w:bCs/>
-          <w:sz w:val="16"/>
-          <w:szCs w:val="16"/>
-        </w:rPr>
-        <w:t xml:space="preserve"> podrá citar a las partes a audiencia de conciliación. La audiencia se desarrollará ante el </w:t>
-      </w:r>
-      <w:proofErr w:type="gramStart"/>
-      <w:r>
-        <w:rPr>
-          <w:rFonts w:ascii="Arial Narrow" w:eastAsia="Arial Narrow" w:hAnsi="Arial Narrow" w:cs="Arial Narrow"/>
-          <w:bCs/>
-          <w:sz w:val="16"/>
-          <w:szCs w:val="16"/>
-        </w:rPr>
-        <w:t>Secretario Técnico</w:t>
-      </w:r>
-      <w:proofErr w:type="gramEnd"/>
-      <w:r>
-        <w:rPr>
-          <w:rFonts w:ascii="Arial Narrow" w:eastAsia="Arial Narrow" w:hAnsi="Arial Narrow" w:cs="Arial Narrow"/>
-          <w:bCs/>
-          <w:sz w:val="16"/>
-          <w:szCs w:val="16"/>
-        </w:rPr>
-        <w:t xml:space="preserve"> o ante la persona que este designe. Si ambas partes arribaran a un acuerdo respecto de la denuncia, se levantará un acta donde conste el acuerdo respectivo, el mismo que tendrá efectos de transacción extrajudicial. En cualquier caso, la Comisión podrá continuar de oficio el procedimiento, si del análisis de los hechos denunciados considera que podría estarse afectando intereses de terceros.</w:t>
-      </w:r>
-    </w:p>
-    <w:p>
-      <w:pPr>
-        <w:autoSpaceDE w:val="0"/>
-        <w:autoSpaceDN w:val="0"/>
-        <w:adjustRightInd w:val="0"/>
-        <w:spacing w:after="0" w:line="240" w:lineRule="auto"/>
-        <w:ind w:left="567" w:hanging="567"/>
-        <w:jc w:val="both"/>
-        <w:rPr>
-          <w:rFonts w:ascii="Arial Narrow" w:eastAsia="Arial Narrow" w:hAnsi="Arial Narrow" w:cs="Arial Narrow"/>
-          <w:b/>
-          <w:bCs/>
-          <w:sz w:val="16"/>
-          <w:szCs w:val="16"/>
-        </w:rPr>
-      </w:pPr>
-    </w:p>
-  </w:footnote>
-  <w:footnote w:id="12">
-    <w:p>
-      <w:pPr>
-        <w:pStyle w:val="Textonotapie"/>
-        <w:ind w:left="567" w:hanging="567"/>
-        <w:jc w:val="both"/>
-        <w:rPr>
-          <w:rFonts w:ascii="Arial Narrow" w:eastAsia="Arial Narrow" w:hAnsi="Arial Narrow" w:cs="Arial Narrow"/>
-          <w:sz w:val="16"/>
-          <w:szCs w:val="16"/>
-        </w:rPr>
-      </w:pPr>
-      <w:r>
-        <w:rPr>
-          <w:rStyle w:val="Refdenotaalpie"/>
-          <w:rFonts w:ascii="Arial Narrow" w:eastAsia="Arial Narrow" w:hAnsi="Arial Narrow" w:cs="Arial Narrow"/>
-          <w:sz w:val="16"/>
-          <w:szCs w:val="16"/>
-          <w:vertAlign w:val="superscript"/>
-        </w:rPr>
-        <w:footnoteRef/>
-      </w:r>
-      <w:r>
-        <w:rPr>
-          <w:rFonts w:ascii="Arial Narrow" w:eastAsia="Arial Narrow" w:hAnsi="Arial Narrow" w:cs="Arial Narrow"/>
-          <w:sz w:val="16"/>
-          <w:szCs w:val="16"/>
-        </w:rPr>
-        <w:t xml:space="preserve"> </w:t>
-      </w:r>
-      <w:r>
-        <w:rPr>
-          <w:rFonts w:ascii="Arial Narrow" w:eastAsia="Arial Narrow" w:hAnsi="Arial Narrow" w:cs="Arial Narrow"/>
-          <w:sz w:val="16"/>
-          <w:szCs w:val="16"/>
-        </w:rPr>
-        <w:tab/>
-      </w:r>
-      <w:r>
-        <w:rPr>
-          <w:rFonts w:ascii="Arial Narrow" w:eastAsia="Arial Narrow" w:hAnsi="Arial Narrow" w:cs="Arial Narrow"/>
-          <w:b/>
-          <w:sz w:val="16"/>
-          <w:szCs w:val="16"/>
-        </w:rPr>
-        <w:t xml:space="preserve">TEXTO ÚNICO ORDENADO DE LA LEY DEL PROCEDIMIENTO ADMINISTRATIVO GENERAL, aprobado mediante DECRETO SUPREMO </w:t>
-      </w:r>
-      <w:proofErr w:type="spellStart"/>
-      <w:r>
-        <w:rPr>
-          <w:rFonts w:ascii="Arial Narrow" w:eastAsia="Arial Narrow" w:hAnsi="Arial Narrow" w:cs="Arial Narrow"/>
-          <w:b/>
-          <w:sz w:val="16"/>
-          <w:szCs w:val="16"/>
-        </w:rPr>
-        <w:t/>
-      </w:r>
-      <w:proofErr w:type="spellEnd"/>
-      <w:r>
-        <w:rPr>
-          <w:rFonts w:ascii="Arial Narrow" w:eastAsia="Arial Narrow" w:hAnsi="Arial Narrow" w:cs="Arial Narrow"/>
-          <w:b/>
-          <w:sz w:val="16"/>
-          <w:szCs w:val="16"/>
-        </w:rPr>
-        <w:t xml:space="preserve"> 006-2026-JUS y publicado el 30 de abril de 2026</w:t>
+          <w:sz w:val="16"/>
+          <w:szCs w:val="16"/>
+        </w:rPr>
+        <w:t xml:space="preserve">006-2026-JUS y publicado el 30 de abril de 2026</w:t>
       </w:r>
     </w:p>
     <w:p>

--- a/plantillas_maestras/15_sistema_previsional_afp_onp/negativa_cobertura/1_ddo_banco_o_financiera/mujer/TPL_2834_2025_SISTEMA_PREVISIONAL_AFP_ONP_NEGATIVA_COBERTURA_BANCO_MUJER_R2.docx
+++ b/plantillas_maestras/15_sistema_previsional_afp_onp/negativa_cobertura/1_ddo_banco_o_financiera/mujer/TPL_2834_2025_SISTEMA_PREVISIONAL_AFP_ONP_NEGATIVA_COBERTURA_BANCO_MUJER_R2.docx
@@ -721,7 +721,7 @@
     </w:p>
     <w:p>
       <w:pPr>
-        <w:spacing w:after="0" w:line="240" w:lineRule="auto"/>
+        <w:spacing w:before="0" w:after="0" w:line="240" w:lineRule="auto"/>
         <w:jc w:val="both"/>
         <w:rPr>
           <w:rFonts w:ascii="Arial Narrow" w:eastAsia="Arial Narrow" w:hAnsi="Arial Narrow" w:cs="Arial Narrow"/>
@@ -1037,10 +1037,10 @@
     </w:p>
     <w:p>
       <w:pPr>
+        <w:spacing w:before="0" w:after="0" w:line="240" w:lineRule="auto"/>
         <w:tabs>
           <w:tab w:val="left" w:pos="1134"/>
         </w:tabs>
-        <w:spacing w:after="0" w:line="240" w:lineRule="auto"/>
         <w:jc w:val="both"/>
         <w:rPr>
           <w:rFonts w:ascii="Arial Narrow" w:eastAsia="Arial Narrow" w:hAnsi="Arial Narrow" w:cs="Arial Narrow"/>
@@ -1541,7 +1541,7 @@
     <w:p>
       <w:pPr>
         <w:pStyle w:val="Prrafodelista"/>
-        <w:spacing w:after="0" w:line="240" w:lineRule="auto"/>
+        <w:spacing w:before="0" w:after="0" w:line="240" w:lineRule="auto"/>
         <w:ind w:left="1430"/>
         <w:jc w:val="both"/>
         <w:rPr>
@@ -1761,6 +1761,7 @@
     <w:p>
       <w:pPr>
         <w:pStyle w:val="Prrafodelista"/>
+        <w:spacing w:before="0" w:after="0" w:line="240" w:lineRule="auto"/>
         <w:rPr>
           <w:rFonts w:ascii="Arial Narrow" w:eastAsia="Arial Narrow" w:hAnsi="Arial Narrow" w:cs="Arial Narrow"/>
           <w:color w:val="000000"/>
@@ -1860,6 +1861,7 @@
     <w:p>
       <w:pPr>
         <w:pStyle w:val="Prrafodelista"/>
+        <w:spacing w:before="0" w:after="0" w:line="240" w:lineRule="auto"/>
         <w:rPr>
           <w:rFonts w:ascii="Arial Narrow" w:eastAsia="Arial Narrow" w:hAnsi="Arial Narrow" w:cs="Arial Narrow"/>
           <w:color w:val="000000"/>
@@ -2103,6 +2105,7 @@
     <w:p>
       <w:pPr>
         <w:pStyle w:val="Prrafodelista"/>
+        <w:spacing w:before="0" w:after="0" w:line="240" w:lineRule="auto"/>
         <w:rPr>
           <w:rFonts w:ascii="Arial Narrow" w:eastAsia="Arial Narrow" w:hAnsi="Arial Narrow" w:cs="Arial Narrow"/>
           <w:color w:val="000000"/>
@@ -2248,6 +2251,7 @@
     <w:p>
       <w:pPr>
         <w:pStyle w:val="Prrafodelista"/>
+        <w:spacing w:before="0" w:after="0" w:line="240" w:lineRule="auto"/>
         <w:rPr>
           <w:rFonts w:ascii="Arial Narrow" w:eastAsia="Arial Narrow" w:hAnsi="Arial Narrow" w:cs="Arial Narrow"/>
           <w:color w:val="000000"/>
@@ -2394,6 +2398,7 @@
     <w:p>
       <w:pPr>
         <w:pStyle w:val="Prrafodelista"/>
+        <w:spacing w:before="0" w:after="0" w:line="240" w:lineRule="auto"/>
         <w:rPr>
           <w:rFonts w:ascii="Arial Narrow" w:eastAsia="Arial Narrow" w:hAnsi="Arial Narrow" w:cs="Arial Narrow"/>
           <w:color w:val="000000"/>
@@ -2467,6 +2472,7 @@
     <w:p>
       <w:pPr>
         <w:pStyle w:val="Prrafodelista"/>
+        <w:spacing w:before="0" w:after="0" w:line="240" w:lineRule="auto"/>
         <w:rPr>
           <w:rFonts w:ascii="Arial Narrow" w:eastAsia="Arial Narrow" w:hAnsi="Arial Narrow" w:cs="Arial Narrow"/>
           <w:color w:val="000000"/>
@@ -2707,10 +2713,10 @@
     </w:p>
     <w:p>
       <w:pPr>
+        <w:spacing w:before="0" w:after="0" w:line="240" w:lineRule="auto"/>
         <w:tabs>
           <w:tab w:val="num" w:pos="1440"/>
         </w:tabs>
-        <w:spacing w:after="0" w:line="240" w:lineRule="auto"/>
         <w:contextualSpacing/>
         <w:jc w:val="both"/>
         <w:rPr>
@@ -2944,7 +2950,7 @@
     <w:bookmarkEnd w:id="1"/>
     <w:p>
       <w:pPr>
-        <w:spacing w:after="0" w:line="240" w:lineRule="auto"/>
+        <w:spacing w:before="0" w:after="0" w:line="240" w:lineRule="auto"/>
         <w:contextualSpacing/>
         <w:jc w:val="both"/>
         <w:rPr>
@@ -3000,7 +3006,7 @@
     </w:p>
     <w:p>
       <w:pPr>
-        <w:spacing w:after="0" w:line="240" w:lineRule="auto"/>
+        <w:spacing w:before="0" w:after="0" w:line="240" w:lineRule="auto"/>
         <w:ind w:left="567"/>
         <w:contextualSpacing/>
         <w:jc w:val="both"/>
@@ -3259,7 +3265,7 @@
     <w:p>
       <w:pPr>
         <w:pStyle w:val="Prrafodelista"/>
-        <w:spacing w:after="0" w:line="240" w:lineRule="auto"/>
+        <w:spacing w:before="0" w:after="0" w:line="240" w:lineRule="auto"/>
         <w:ind w:left="567"/>
         <w:jc w:val="both"/>
         <w:rPr>
@@ -3532,7 +3538,7 @@
     <w:p>
       <w:pPr>
         <w:pStyle w:val="Prrafodelista"/>
-        <w:spacing w:line="240" w:lineRule="auto"/>
+        <w:spacing w:before="0" w:after="0" w:line="240" w:lineRule="auto"/>
         <w:jc w:val="both"/>
         <w:rPr>
           <w:rFonts w:ascii="Arial Narrow" w:eastAsia="Arial Narrow" w:hAnsi="Arial Narrow" w:cs="Arial Narrow"/>
@@ -3698,6 +3704,7 @@
     <w:p>
       <w:pPr>
         <w:pStyle w:val="Prrafodelista"/>
+        <w:spacing w:before="0" w:after="0" w:line="240" w:lineRule="auto"/>
         <w:rPr>
           <w:rFonts w:ascii="Arial Narrow" w:eastAsia="Arial Narrow" w:hAnsi="Arial Narrow" w:cs="Arial Narrow"/>
           <w:kern w:val="0"/>
@@ -3832,6 +3839,7 @@
     <w:p>
       <w:pPr>
         <w:pStyle w:val="Prrafodelista"/>
+        <w:spacing w:before="0" w:after="0" w:line="240" w:lineRule="auto"/>
         <w:rPr>
           <w:rFonts w:ascii="Arial Narrow" w:eastAsia="Arial Narrow" w:hAnsi="Arial Narrow" w:cs="Arial Narrow"/>
           <w:color w:val="000000"/>
@@ -3901,7 +3909,7 @@
     </w:p>
     <w:p>
       <w:pPr>
-        <w:spacing w:after="0" w:line="240" w:lineRule="auto"/>
+        <w:spacing w:before="0" w:after="0" w:line="240" w:lineRule="auto"/>
         <w:ind w:left="567"/>
         <w:contextualSpacing/>
         <w:jc w:val="both"/>
@@ -3957,7 +3965,7 @@
     </w:p>
     <w:p>
       <w:pPr>
-        <w:spacing w:after="0" w:line="240" w:lineRule="auto"/>
+        <w:spacing w:before="0" w:after="0" w:line="240" w:lineRule="auto"/>
         <w:jc w:val="both"/>
         <w:rPr>
           <w:rFonts w:ascii="Arial Narrow" w:eastAsia="Arial Narrow" w:hAnsi="Arial Narrow" w:cs="Arial Narrow"/>
@@ -4057,21 +4065,395 @@
     <w:p>
       <w:pPr>
         <w:pStyle w:val="Prrafodelista"/>
+        <w:spacing w:before="0" w:after="0" w:line="240" w:lineRule="auto"/>
+        <w:ind w:left="567"/>
+        <w:jc w:val="both"/>
+        <w:rPr>
+          <w:rFonts w:ascii="Arial Narrow" w:eastAsia="Arial Narrow" w:hAnsi="Arial Narrow" w:cs="Arial Narrow"/>
+          <w:color w:val="000000"/>
+          <w:kern w:val="0"/>
+          <w:sz w:val="22"/>
+          <w:szCs w:val="22"/>
+          <w:lang w:val="es-ES" w:eastAsia="es-ES"/>
+          <w14:ligatures w14:val="none"/>
+        </w:rPr>
+      </w:pPr>
+    </w:p>
+    <w:bookmarkEnd w:id="8"/>
+    <w:p>
+      <w:pPr>
         <w:spacing w:after="0" w:line="240" w:lineRule="auto"/>
         <w:ind w:left="567"/>
         <w:jc w:val="both"/>
         <w:rPr>
           <w:rFonts w:ascii="Arial Narrow" w:eastAsia="Arial Narrow" w:hAnsi="Arial Narrow" w:cs="Arial Narrow"/>
-          <w:color w:val="000000"/>
-          <w:kern w:val="0"/>
-          <w:sz w:val="22"/>
-          <w:szCs w:val="22"/>
+          <w:kern w:val="0"/>
+          <w14:ligatures w14:val="none"/>
+          <w:sz w:val="22"/>
+          <w:szCs w:val="22"/>
+        </w:rPr>
+      </w:pPr>
+      <w:r>
+        <w:rPr>
+          <w:rFonts w:ascii="Arial Narrow" w:eastAsia="Arial Narrow" w:hAnsi="Arial Narrow" w:cs="Arial Narrow"/>
+          <w:color w:val="000000"/>
+          <w:kern w:val="0"/>
+          <w:sz w:val="22"/>
+          <w:szCs w:val="22"/>
+          <w:u w:val="single"/>
           <w:lang w:val="es-ES" w:eastAsia="es-ES"/>
           <w14:ligatures w14:val="none"/>
         </w:rPr>
-      </w:pPr>
-    </w:p>
-    <w:bookmarkEnd w:id="8"/>
+        <w:t>A</w:t>
+      </w:r>
+      <w:r>
+        <w:rPr>
+          <w:rFonts w:ascii="Arial Narrow" w:eastAsia="Arial Narrow" w:hAnsi="Arial Narrow" w:cs="Arial Narrow"/>
+          <w:color w:val="000000"/>
+          <w:kern w:val="0"/>
+          <w:sz w:val="22"/>
+          <w:szCs w:val="22"/>
+          <w:u w:val="single"/>
+          <w:lang w:val="es-ES" w:eastAsia="es-ES"/>
+          <w14:ligatures w14:val="none"/>
+        </w:rPr>
+        <w:t>l Banco</w:t>
+      </w:r>
+      <w:r>
+        <w:rPr>
+          <w:rFonts w:ascii="Arial Narrow" w:eastAsia="Arial Narrow" w:hAnsi="Arial Narrow" w:cs="Arial Narrow"/>
+          <w:color w:val="000000"/>
+          <w:kern w:val="0"/>
+          <w:sz w:val="22"/>
+          <w:szCs w:val="22"/>
+          <w:lang w:eastAsia="es-ES"/>
+          <w14:ligatures w14:val="none"/>
+        </w:rPr>
+        <w:t xml:space="preserve">:</w:t>
+      </w:r>
+      <w:r>
+        <w:rPr>
+          <w:rFonts w:ascii="Arial Narrow" w:eastAsia="Arial Narrow" w:hAnsi="Arial Narrow" w:cs="Arial Narrow"/>
+          <w:color w:val="000000"/>
+          <w:kern w:val="0"/>
+          <w:sz w:val="22"/>
+          <w:szCs w:val="22"/>
+          <w:lang w:eastAsia="es-ES"/>
+          <w14:ligatures w14:val="none"/>
+        </w:rPr>
+        <w:t xml:space="preserve"> </w:t>
+      </w:r>
+      <w:r>
+        <w:rPr>
+          <w:rFonts w:ascii="Arial Narrow" w:eastAsia="Arial Narrow" w:hAnsi="Arial Narrow" w:cs="Arial Narrow"/>
+          <w:color w:val="000000"/>
+          <w:kern w:val="0"/>
+          <w:sz w:val="22"/>
+          <w:szCs w:val="22"/>
+          <w:lang w:val="es-ES" w:eastAsia="es-ES"/>
+          <w14:ligatures w14:val="none"/>
+        </w:rPr>
+        <w:t xml:space="preserve">(i) </w:t>
+      </w:r>
+      <w:r>
+        <w:rPr>
+          <w:rFonts w:ascii="Arial Narrow" w:eastAsia="Arial Narrow" w:hAnsi="Arial Narrow" w:cs="Arial Narrow"/>
+          <w:color w:val="000000"/>
+          <w:kern w:val="0"/>
+          <w:sz w:val="22"/>
+          <w:szCs w:val="22"/>
+          <w:lang w:eastAsia="es-ES"/>
+          <w14:ligatures w14:val="none"/>
+        </w:rPr>
+        <w:t>presentar</w:t>
+      </w:r>
+      <w:r>
+        <w:rPr>
+          <w:rFonts w:ascii="Arial Narrow" w:eastAsia="Arial Narrow" w:hAnsi="Arial Narrow" w:cs="Arial Narrow"/>
+          <w:color w:val="000000"/>
+          <w:kern w:val="0"/>
+          <w:sz w:val="22"/>
+          <w:szCs w:val="22"/>
+          <w:lang w:val="es-ES" w:eastAsia="es-ES"/>
+          <w14:ligatures w14:val="none"/>
+        </w:rPr>
+        <w:t xml:space="preserve"> una copia</w:t>
+      </w:r>
+      <w:r>
+        <w:rPr>
+          <w:rFonts w:ascii="Arial Narrow" w:eastAsia="Arial Narrow" w:hAnsi="Arial Narrow" w:cs="Arial Narrow"/>
+          <w:color w:val="000000"/>
+          <w:kern w:val="0"/>
+          <w:sz w:val="22"/>
+          <w:szCs w:val="22"/>
+          <w:lang w:val="es-ES" w:eastAsia="es-ES"/>
+          <w14:ligatures w14:val="none"/>
+        </w:rPr>
+        <w:t xml:space="preserve"> completa, legible y</w:t>
+      </w:r>
+      <w:r>
+        <w:rPr>
+          <w:rFonts w:ascii="Arial Narrow" w:eastAsia="Arial Narrow" w:hAnsi="Arial Narrow" w:cs="Arial Narrow"/>
+          <w:color w:val="000000"/>
+          <w:kern w:val="0"/>
+          <w:sz w:val="22"/>
+          <w:szCs w:val="22"/>
+          <w:lang w:val="es-ES" w:eastAsia="es-ES"/>
+          <w14:ligatures w14:val="none"/>
+        </w:rPr>
+        <w:t xml:space="preserve"> debidamente suscrit</w:t>
+      </w:r>
+      <w:r>
+        <w:rPr>
+          <w:rFonts w:ascii="Arial Narrow" w:eastAsia="Arial Narrow" w:hAnsi="Arial Narrow" w:cs="Arial Narrow"/>
+          <w:color w:val="000000"/>
+          <w:kern w:val="0"/>
+          <w:sz w:val="22"/>
+          <w:szCs w:val="22"/>
+          <w:lang w:val="es-ES" w:eastAsia="es-ES"/>
+          <w14:ligatures w14:val="none"/>
+        </w:rPr>
+        <w:t>o</w:t>
+      </w:r>
+      <w:r>
+        <w:rPr>
+          <w:rFonts w:ascii="Arial Narrow" w:eastAsia="Arial Narrow" w:hAnsi="Arial Narrow" w:cs="Arial Narrow"/>
+          <w:color w:val="000000"/>
+          <w:kern w:val="0"/>
+          <w:sz w:val="22"/>
+          <w:szCs w:val="22"/>
+          <w:lang w:val="es-ES" w:eastAsia="es-ES"/>
+          <w14:ligatures w14:val="none"/>
+        </w:rPr>
+        <w:t xml:space="preserve"> </w:t>
+      </w:r>
+      <w:r>
+        <w:rPr>
+          <w:rFonts w:ascii="Arial Narrow" w:eastAsia="Arial Narrow" w:hAnsi="Arial Narrow" w:cs="Arial Narrow"/>
+          <w:color w:val="000000"/>
+          <w:kern w:val="0"/>
+          <w:sz w:val="22"/>
+          <w:szCs w:val="22"/>
+          <w:lang w:val="es-ES" w:eastAsia="es-ES"/>
+          <w14:ligatures w14:val="none"/>
+        </w:rPr>
+        <w:t xml:space="preserve">del contrato de apertura de la </w:t>
+      </w:r>
+      <w:r>
+        <w:rPr>
+          <w:rFonts w:ascii="Arial Narrow" w:eastAsia="Arial Narrow" w:hAnsi="Arial Narrow" w:cs="Arial Narrow"/>
+          <w:kern w:val="0"/>
+          <w14:ligatures w14:val="none"/>
+          <w:sz w:val="22"/>
+          <w:szCs w:val="22"/>
+        </w:rPr>
+        <w:t xml:space="preserve">cuenta mancomunada </w:t>
+      </w:r>
+      <w:proofErr w:type="spellStart"/>
+      <w:r>
+        <w:rPr>
+          <w:rFonts w:ascii="Arial Narrow" w:eastAsia="Arial Narrow" w:hAnsi="Arial Narrow" w:cs="Arial Narrow"/>
+          <w:color w:val="000000"/>
+          <w:kern w:val="0"/>
+          <w:sz w:val="22"/>
+          <w:szCs w:val="22"/>
+          <w:lang w:eastAsia="es-ES"/>
+          <w14:ligatures w14:val="none"/>
+        </w:rPr>
+        <w:t/>
+      </w:r>
+      <w:proofErr w:type="spellEnd"/>
+      <w:r>
+        <w:rPr>
+          <w:rFonts w:ascii="Arial Narrow" w:eastAsia="Arial Narrow" w:hAnsi="Arial Narrow" w:cs="Arial Narrow"/>
+          <w:color w:val="000000"/>
+          <w:kern w:val="0"/>
+          <w:sz w:val="22"/>
+          <w:szCs w:val="22"/>
+          <w:lang w:eastAsia="es-ES"/>
+          <w14:ligatures w14:val="none"/>
+        </w:rPr>
+        <w:t xml:space="preserve"> </w:t>
+      </w:r>
+      <w:r>
+        <w:rPr>
+          <w:rFonts w:ascii="Arial Narrow" w:eastAsia="Arial Narrow" w:hAnsi="Arial Narrow" w:cs="Arial Narrow"/>
+          <w:color w:val="000000"/>
+          <w:kern w:val="0"/>
+          <w:sz w:val="22"/>
+          <w:szCs w:val="22"/>
+          <w:lang w:eastAsia="es-ES"/>
+          <w14:ligatures w14:val="none"/>
+        </w:rPr>
+        <w:t>194-913</w:t>
+      </w:r>
+      <w:r>
+        <w:rPr>
+          <w:rFonts w:ascii="Arial Narrow" w:eastAsia="Arial Narrow" w:hAnsi="Arial Narrow" w:cs="Arial Narrow"/>
+          <w:color w:val="000000"/>
+          <w:kern w:val="0"/>
+          <w:sz w:val="22"/>
+          <w:szCs w:val="22"/>
+          <w:lang w:eastAsia="es-ES"/>
+          <w14:ligatures w14:val="none"/>
+        </w:rPr>
+        <w:t>xxxxx</w:t>
+      </w:r>
+      <w:r>
+        <w:rPr>
+          <w:rFonts w:ascii="Arial Narrow" w:eastAsia="Arial Narrow" w:hAnsi="Arial Narrow" w:cs="Arial Narrow"/>
+          <w:color w:val="000000"/>
+          <w:kern w:val="0"/>
+          <w:sz w:val="22"/>
+          <w:szCs w:val="22"/>
+          <w:lang w:eastAsia="es-ES"/>
+          <w14:ligatures w14:val="none"/>
+        </w:rPr>
+        <w:t>-0-00</w:t>
+      </w:r>
+      <w:r>
+        <w:rPr>
+          <w:rFonts w:ascii="Arial Narrow" w:eastAsia="Arial Narrow" w:hAnsi="Arial Narrow" w:cs="Arial Narrow"/>
+          <w:kern w:val="0"/>
+          <w14:ligatures w14:val="none"/>
+          <w:sz w:val="22"/>
+          <w:szCs w:val="22"/>
+        </w:rPr>
+        <w:t xml:space="preserve">; </w:t>
+      </w:r>
+      <w:r>
+        <w:rPr>
+          <w:rFonts w:ascii="Arial Narrow" w:eastAsia="Arial Narrow" w:hAnsi="Arial Narrow" w:cs="Arial Narrow"/>
+          <w:kern w:val="0"/>
+          <w14:ligatures w14:val="none"/>
+          <w:sz w:val="22"/>
+          <w:szCs w:val="22"/>
+        </w:rPr>
+        <w:t>(</w:t>
+      </w:r>
+      <w:proofErr w:type="spellStart"/>
+      <w:r>
+        <w:rPr>
+          <w:rFonts w:ascii="Arial Narrow" w:eastAsia="Arial Narrow" w:hAnsi="Arial Narrow" w:cs="Arial Narrow"/>
+          <w:kern w:val="0"/>
+          <w14:ligatures w14:val="none"/>
+          <w:sz w:val="22"/>
+          <w:szCs w:val="22"/>
+        </w:rPr>
+        <w:t>ii</w:t>
+      </w:r>
+      <w:proofErr w:type="spellEnd"/>
+      <w:r>
+        <w:rPr>
+          <w:rFonts w:ascii="Arial Narrow" w:eastAsia="Arial Narrow" w:hAnsi="Arial Narrow" w:cs="Arial Narrow"/>
+          <w:kern w:val="0"/>
+          <w14:ligatures w14:val="none"/>
+          <w:sz w:val="22"/>
+          <w:szCs w:val="22"/>
+        </w:rPr>
+        <w:t xml:space="preserve">) </w:t>
+      </w:r>
+      <w:r>
+        <w:rPr>
+          <w:rFonts w:ascii="Arial Narrow" w:eastAsia="Arial Narrow" w:hAnsi="Arial Narrow" w:cs="Arial Narrow"/>
+          <w:color w:val="000000"/>
+          <w:kern w:val="0"/>
+          <w:sz w:val="22"/>
+          <w:szCs w:val="22"/>
+          <w:lang w:eastAsia="es-ES"/>
+          <w14:ligatures w14:val="none"/>
+        </w:rPr>
+        <w:t xml:space="preserve">una copia completa, legible y debidamente suscrita de la </w:t>
+      </w:r>
+      <w:r>
+        <w:rPr>
+          <w:rFonts w:ascii="Arial Narrow" w:eastAsia="Arial Narrow" w:hAnsi="Arial Narrow" w:cs="Arial Narrow"/>
+          <w:color w:val="000000"/>
+          <w:kern w:val="0"/>
+          <w:sz w:val="22"/>
+          <w:szCs w:val="22"/>
+          <w:lang w:val="es-ES" w:eastAsia="es-ES"/>
+          <w14:ligatures w14:val="none"/>
+        </w:rPr>
+        <w:t xml:space="preserve">Póliza </w:t>
+      </w:r>
+      <w:proofErr w:type="spellStart"/>
+      <w:r>
+        <w:rPr>
+          <w:rFonts w:ascii="Arial Narrow" w:eastAsia="Arial Narrow" w:hAnsi="Arial Narrow" w:cs="Arial Narrow"/>
+          <w:color w:val="000000"/>
+          <w:kern w:val="0"/>
+          <w:sz w:val="22"/>
+          <w:szCs w:val="22"/>
+          <w:lang w:val="es-ES" w:eastAsia="es-ES"/>
+          <w14:ligatures w14:val="none"/>
+        </w:rPr>
+        <w:t/>
+      </w:r>
+      <w:proofErr w:type="spellEnd"/>
+      <w:r>
+        <w:rPr>
+          <w:rFonts w:ascii="Arial Narrow" w:eastAsia="Arial Narrow" w:hAnsi="Arial Narrow" w:cs="Arial Narrow"/>
+          <w:color w:val="000000"/>
+          <w:kern w:val="0"/>
+          <w:sz w:val="22"/>
+          <w:szCs w:val="22"/>
+          <w:lang w:val="es-ES" w:eastAsia="es-ES"/>
+          <w14:ligatures w14:val="none"/>
+        </w:rPr>
+        <w:t xml:space="preserve"> 9201780</w:t>
+      </w:r>
+      <w:r>
+        <w:rPr>
+          <w:rFonts w:ascii="Arial Narrow" w:eastAsia="Arial Narrow" w:hAnsi="Arial Narrow" w:cs="Arial Narrow"/>
+          <w:color w:val="000000"/>
+          <w:kern w:val="0"/>
+          <w:sz w:val="22"/>
+          <w:szCs w:val="22"/>
+          <w:lang w:val="es-ES" w:eastAsia="es-ES"/>
+          <w14:ligatures w14:val="none"/>
+        </w:rPr>
+        <w:t xml:space="preserve"> </w:t>
+      </w:r>
+      <w:r>
+        <w:rPr>
+          <w:rFonts w:ascii="Arial Narrow" w:eastAsia="Arial Narrow" w:hAnsi="Arial Narrow" w:cs="Arial Narrow"/>
+          <w:color w:val="000000"/>
+          <w:kern w:val="0"/>
+          <w:sz w:val="22"/>
+          <w:szCs w:val="22"/>
+          <w:lang w:eastAsia="es-ES"/>
+          <w14:ligatures w14:val="none"/>
+        </w:rPr>
+        <w:t xml:space="preserve">materia de denuncia, al igual que, el cargo de remisión de </w:t>
+      </w:r>
+      <w:proofErr w:type="gramStart"/>
+      <w:r>
+        <w:rPr>
+          <w:rFonts w:ascii="Arial Narrow" w:eastAsia="Arial Narrow" w:hAnsi="Arial Narrow" w:cs="Arial Narrow"/>
+          <w:color w:val="000000"/>
+          <w:kern w:val="0"/>
+          <w:sz w:val="22"/>
+          <w:szCs w:val="22"/>
+          <w:lang w:eastAsia="es-ES"/>
+          <w14:ligatures w14:val="none"/>
+        </w:rPr>
+        <w:t>la misma</w:t>
+      </w:r>
+      <w:proofErr w:type="gramEnd"/>
+      <w:r>
+        <w:rPr>
+          <w:rFonts w:ascii="Arial Narrow" w:eastAsia="Arial Narrow" w:hAnsi="Arial Narrow" w:cs="Arial Narrow"/>
+          <w:color w:val="000000"/>
+          <w:kern w:val="0"/>
+          <w:sz w:val="22"/>
+          <w:szCs w:val="22"/>
+          <w:lang w:eastAsia="es-ES"/>
+          <w14:ligatures w14:val="none"/>
+        </w:rPr>
+        <w:t>;</w:t>
+      </w:r>
+    </w:p>
     <w:p>
       <w:pPr>
         <w:spacing w:after="0" w:line="240" w:lineRule="auto"/>
@@ -4079,10 +4461,117 @@
         <w:jc w:val="both"/>
         <w:rPr>
           <w:rFonts w:ascii="Arial Narrow" w:eastAsia="Arial Narrow" w:hAnsi="Arial Narrow" w:cs="Arial Narrow"/>
-          <w:kern w:val="0"/>
-          <w14:ligatures w14:val="none"/>
-          <w:sz w:val="22"/>
-          <w:szCs w:val="22"/>
+          <w:color w:val="000000"/>
+          <w:kern w:val="0"/>
+          <w:sz w:val="22"/>
+          <w:szCs w:val="22"/>
+          <w:lang w:val="es-ES" w:eastAsia="es-ES"/>
+          <w14:ligatures w14:val="none"/>
+        </w:rPr>
+      </w:pPr>
+      <w:r>
+        <w:rPr>
+          <w:rFonts w:ascii="Arial Narrow" w:eastAsia="Arial Narrow" w:hAnsi="Arial Narrow" w:cs="Arial Narrow"/>
+          <w:kern w:val="0"/>
+          <w14:ligatures w14:val="none"/>
+          <w:sz w:val="22"/>
+          <w:szCs w:val="22"/>
+        </w:rPr>
+        <w:t>y,</w:t>
+      </w:r>
+      <w:r>
+        <w:rPr>
+          <w:rFonts w:ascii="Arial Narrow" w:eastAsia="Arial Narrow" w:hAnsi="Arial Narrow" w:cs="Arial Narrow"/>
+          <w:color w:val="000000"/>
+          <w:kern w:val="0"/>
+          <w:sz w:val="22"/>
+          <w:szCs w:val="22"/>
+          <w:lang w:val="es-ES" w:eastAsia="es-ES"/>
+          <w14:ligatures w14:val="none"/>
+        </w:rPr>
+        <w:t xml:space="preserve"> (</w:t>
+      </w:r>
+      <w:proofErr w:type="spellStart"/>
+      <w:r>
+        <w:rPr>
+          <w:rFonts w:ascii="Arial Narrow" w:eastAsia="Arial Narrow" w:hAnsi="Arial Narrow" w:cs="Arial Narrow"/>
+          <w:color w:val="000000"/>
+          <w:kern w:val="0"/>
+          <w:sz w:val="22"/>
+          <w:szCs w:val="22"/>
+          <w:lang w:val="es-ES" w:eastAsia="es-ES"/>
+          <w14:ligatures w14:val="none"/>
+        </w:rPr>
+        <w:t>i</w:t>
+      </w:r>
+      <w:r>
+        <w:rPr>
+          <w:rFonts w:ascii="Arial Narrow" w:eastAsia="Arial Narrow" w:hAnsi="Arial Narrow" w:cs="Arial Narrow"/>
+          <w:color w:val="000000"/>
+          <w:kern w:val="0"/>
+          <w:sz w:val="22"/>
+          <w:szCs w:val="22"/>
+          <w:lang w:val="es-ES" w:eastAsia="es-ES"/>
+          <w14:ligatures w14:val="none"/>
+        </w:rPr>
+        <w:t>i</w:t>
+      </w:r>
+      <w:r>
+        <w:rPr>
+          <w:rFonts w:ascii="Arial Narrow" w:eastAsia="Arial Narrow" w:hAnsi="Arial Narrow" w:cs="Arial Narrow"/>
+          <w:color w:val="000000"/>
+          <w:kern w:val="0"/>
+          <w:sz w:val="22"/>
+          <w:szCs w:val="22"/>
+          <w:lang w:val="es-ES" w:eastAsia="es-ES"/>
+          <w14:ligatures w14:val="none"/>
+        </w:rPr>
+        <w:t>i</w:t>
+      </w:r>
+      <w:proofErr w:type="spellEnd"/>
+      <w:r>
+        <w:rPr>
+          <w:rFonts w:ascii="Arial Narrow" w:eastAsia="Arial Narrow" w:hAnsi="Arial Narrow" w:cs="Arial Narrow"/>
+          <w:color w:val="000000"/>
+          <w:kern w:val="0"/>
+          <w:sz w:val="22"/>
+          <w:szCs w:val="22"/>
+          <w:lang w:val="es-ES" w:eastAsia="es-ES"/>
+          <w14:ligatures w14:val="none"/>
+        </w:rPr>
+        <w:t>) presentar todas las comunicaciones cursadas con la parte denunciante en virtud de los hechos materia de denuncia.</w:t>
+      </w:r>
+    </w:p>
+    <w:p>
+      <w:pPr>
+        <w:pStyle w:val="Prrafodelista"/>
+        <w:spacing w:before="0" w:after="0" w:line="240" w:lineRule="auto"/>
+        <w:ind w:left="1430"/>
+        <w:jc w:val="both"/>
+        <w:rPr>
+          <w:rFonts w:ascii="Arial Narrow" w:eastAsia="Arial Narrow" w:hAnsi="Arial Narrow" w:cs="Arial Narrow"/>
+          <w:color w:val="000000"/>
+          <w:kern w:val="0"/>
+          <w:sz w:val="22"/>
+          <w:szCs w:val="22"/>
+          <w:lang w:val="es-ES" w:eastAsia="es-ES"/>
+          <w14:ligatures w14:val="none"/>
+        </w:rPr>
+      </w:pPr>
+    </w:p>
+    <w:p>
+      <w:pPr>
+        <w:spacing w:after="0" w:line="240" w:lineRule="auto"/>
+        <w:ind w:left="567"/>
+        <w:jc w:val="both"/>
+        <w:rPr>
+          <w:rFonts w:ascii="Arial Narrow" w:eastAsia="Arial Narrow" w:hAnsi="Arial Narrow" w:cs="Arial Narrow"/>
+          <w:color w:val="000000"/>
+          <w:kern w:val="0"/>
+          <w:sz w:val="22"/>
+          <w:szCs w:val="22"/>
+          <w:lang w:val="es-ES" w:eastAsia="es-ES"/>
+          <w14:ligatures w14:val="none"/>
         </w:rPr>
       </w:pPr>
       <w:r>
@@ -4096,7 +4585,21 @@
           <w:lang w:val="es-ES" w:eastAsia="es-ES"/>
           <w14:ligatures w14:val="none"/>
         </w:rPr>
-        <w:t>A</w:t>
+        <w:t xml:space="preserve">A </w:t>
+      </w:r>
+      <w:r>
+        <w:rPr>
+          <w:rFonts w:ascii="Arial Narrow" w:eastAsia="Arial Narrow" w:hAnsi="Arial Narrow" w:cs="Arial Narrow"/>
+          <w:bCs/>
+          <w:color w:val="000000"/>
+          <w:kern w:val="0"/>
+          <w:sz w:val="22"/>
+          <w:szCs w:val="22"/>
+          <w:u w:val="single"/>
+          <w:lang w:eastAsia="es-PE"/>
+          <w14:ligatures w14:val="none"/>
+        </w:rPr>
+        <w:t>Pacífico</w:t>
       </w:r>
       <w:r>
         <w:rPr>
@@ -4109,19 +4612,7 @@
           <w:lang w:val="es-ES" w:eastAsia="es-ES"/>
           <w14:ligatures w14:val="none"/>
         </w:rPr>
-        <w:t>l Banco</w:t>
-      </w:r>
-      <w:r>
-        <w:rPr>
-          <w:rFonts w:ascii="Arial Narrow" w:eastAsia="Arial Narrow" w:hAnsi="Arial Narrow" w:cs="Arial Narrow"/>
-          <w:color w:val="000000"/>
-          <w:kern w:val="0"/>
-          <w:sz w:val="22"/>
-          <w:szCs w:val="22"/>
-          <w:lang w:eastAsia="es-ES"/>
-          <w14:ligatures w14:val="none"/>
-        </w:rPr>
-        <w:t xml:space="preserve">: </w:t>
+        <w:t>:</w:t>
       </w:r>
       <w:r>
         <w:rPr>
@@ -4133,6 +4624,18 @@
           <w:lang w:val="es-ES" w:eastAsia="es-ES"/>
           <w14:ligatures w14:val="none"/>
         </w:rPr>
+        <w:t xml:space="preserve"> </w:t>
+      </w:r>
+      <w:r>
+        <w:rPr>
+          <w:rFonts w:ascii="Arial Narrow" w:eastAsia="Arial Narrow" w:hAnsi="Arial Narrow" w:cs="Arial Narrow"/>
+          <w:color w:val="000000"/>
+          <w:kern w:val="0"/>
+          <w:sz w:val="22"/>
+          <w:szCs w:val="22"/>
+          <w:lang w:val="es-ES" w:eastAsia="es-ES"/>
+          <w14:ligatures w14:val="none"/>
+        </w:rPr>
         <w:t xml:space="preserve">(i) </w:t>
       </w:r>
       <w:r>
@@ -4145,7 +4648,133 @@
           <w:lang w:eastAsia="es-ES"/>
           <w14:ligatures w14:val="none"/>
         </w:rPr>
-        <w:t>presentar</w:t>
+        <w:t xml:space="preserve">una copia completa, legible y debidamente suscrita de la Póliza </w:t>
+      </w:r>
+      <w:proofErr w:type="spellStart"/>
+      <w:r>
+        <w:rPr>
+          <w:rFonts w:ascii="Arial Narrow" w:eastAsia="Arial Narrow" w:hAnsi="Arial Narrow" w:cs="Arial Narrow"/>
+          <w:color w:val="000000"/>
+          <w:kern w:val="0"/>
+          <w:sz w:val="22"/>
+          <w:szCs w:val="22"/>
+          <w:lang w:eastAsia="es-ES"/>
+          <w14:ligatures w14:val="none"/>
+        </w:rPr>
+        <w:t/>
+      </w:r>
+      <w:proofErr w:type="spellEnd"/>
+      <w:r>
+        <w:rPr>
+          <w:rFonts w:ascii="Arial Narrow" w:eastAsia="Arial Narrow" w:hAnsi="Arial Narrow" w:cs="Arial Narrow"/>
+          <w:color w:val="000000"/>
+          <w:kern w:val="0"/>
+          <w:sz w:val="22"/>
+          <w:szCs w:val="22"/>
+          <w:lang w:eastAsia="es-ES"/>
+          <w14:ligatures w14:val="none"/>
+        </w:rPr>
+        <w:t xml:space="preserve"> 1000001429 materia de denuncia, al igual que, el cargo de remisión de </w:t>
+      </w:r>
+      <w:proofErr w:type="gramStart"/>
+      <w:r>
+        <w:rPr>
+          <w:rFonts w:ascii="Arial Narrow" w:eastAsia="Arial Narrow" w:hAnsi="Arial Narrow" w:cs="Arial Narrow"/>
+          <w:color w:val="000000"/>
+          <w:kern w:val="0"/>
+          <w:sz w:val="22"/>
+          <w:szCs w:val="22"/>
+          <w:lang w:eastAsia="es-ES"/>
+          <w14:ligatures w14:val="none"/>
+        </w:rPr>
+        <w:t>la misma</w:t>
+      </w:r>
+      <w:proofErr w:type="gramEnd"/>
+      <w:r>
+        <w:rPr>
+          <w:rFonts w:ascii="Arial Narrow" w:eastAsia="Arial Narrow" w:hAnsi="Arial Narrow" w:cs="Arial Narrow"/>
+          <w:color w:val="000000"/>
+          <w:kern w:val="0"/>
+          <w:sz w:val="22"/>
+          <w:szCs w:val="22"/>
+          <w:lang w:eastAsia="es-ES"/>
+          <w14:ligatures w14:val="none"/>
+        </w:rPr>
+        <w:t xml:space="preserve">. </w:t>
+      </w:r>
+      <w:r>
+        <w:rPr>
+          <w:rFonts w:ascii="Arial Narrow" w:eastAsia="Arial Narrow" w:hAnsi="Arial Narrow" w:cs="Arial Narrow"/>
+          <w:color w:val="000000"/>
+          <w:kern w:val="0"/>
+          <w:sz w:val="22"/>
+          <w:szCs w:val="22"/>
+          <w:lang w:eastAsia="es-ES"/>
+          <w14:ligatures w14:val="none"/>
+        </w:rPr>
+        <w:t>Asimismo, en caso de haber existido modificaciones a las condiciones de dicho producto, presentar los medios probatorios que sustenten el procedimiento seguido para proceder con ello</w:t>
+      </w:r>
+      <w:r>
+        <w:rPr>
+          <w:rFonts w:ascii="Arial Narrow" w:eastAsia="Arial Narrow" w:hAnsi="Arial Narrow" w:cs="Arial Narrow"/>
+          <w:color w:val="000000"/>
+          <w:kern w:val="0"/>
+          <w:sz w:val="22"/>
+          <w:szCs w:val="22"/>
+          <w:lang w:eastAsia="es-ES"/>
+          <w14:ligatures w14:val="none"/>
+        </w:rPr>
+        <w:t>;</w:t>
+      </w:r>
+      <w:r>
+        <w:rPr>
+          <w:rFonts w:ascii="Arial Narrow" w:eastAsia="Arial Narrow" w:hAnsi="Arial Narrow" w:cs="Arial Narrow"/>
+          <w:color w:val="000000"/>
+          <w:kern w:val="0"/>
+          <w:sz w:val="22"/>
+          <w:szCs w:val="22"/>
+          <w:lang w:eastAsia="es-ES"/>
+          <w14:ligatures w14:val="none"/>
+        </w:rPr>
+        <w:t xml:space="preserve"> y, </w:t>
+      </w:r>
+      <w:r>
+        <w:rPr>
+          <w:rFonts w:ascii="Arial Narrow" w:eastAsia="Arial Narrow" w:hAnsi="Arial Narrow" w:cs="Arial Narrow"/>
+          <w:color w:val="000000"/>
+          <w:kern w:val="0"/>
+          <w:sz w:val="22"/>
+          <w:szCs w:val="22"/>
+          <w:lang w:eastAsia="es-ES"/>
+          <w14:ligatures w14:val="none"/>
+        </w:rPr>
+        <w:t>(</w:t>
+      </w:r>
+      <w:proofErr w:type="spellStart"/>
+      <w:r>
+        <w:rPr>
+          <w:rFonts w:ascii="Arial Narrow" w:eastAsia="Arial Narrow" w:hAnsi="Arial Narrow" w:cs="Arial Narrow"/>
+          <w:color w:val="000000"/>
+          <w:kern w:val="0"/>
+          <w:sz w:val="22"/>
+          <w:szCs w:val="22"/>
+          <w:lang w:eastAsia="es-ES"/>
+          <w14:ligatures w14:val="none"/>
+        </w:rPr>
+        <w:t>ii</w:t>
+      </w:r>
+      <w:proofErr w:type="spellEnd"/>
+      <w:r>
+        <w:rPr>
+          <w:rFonts w:ascii="Arial Narrow" w:eastAsia="Arial Narrow" w:hAnsi="Arial Narrow" w:cs="Arial Narrow"/>
+          <w:color w:val="000000"/>
+          <w:kern w:val="0"/>
+          <w:sz w:val="22"/>
+          <w:szCs w:val="22"/>
+          <w:lang w:eastAsia="es-ES"/>
+          <w14:ligatures w14:val="none"/>
+        </w:rPr>
+        <w:t xml:space="preserve">) </w:t>
       </w:r>
       <w:r>
         <w:rPr>
@@ -4157,624 +4786,13 @@
           <w:lang w:val="es-ES" w:eastAsia="es-ES"/>
           <w14:ligatures w14:val="none"/>
         </w:rPr>
-        <w:t xml:space="preserve"> una copia</w:t>
-      </w:r>
-      <w:r>
-        <w:rPr>
-          <w:rFonts w:ascii="Arial Narrow" w:eastAsia="Arial Narrow" w:hAnsi="Arial Narrow" w:cs="Arial Narrow"/>
-          <w:color w:val="000000"/>
-          <w:kern w:val="0"/>
-          <w:sz w:val="22"/>
-          <w:szCs w:val="22"/>
-          <w:lang w:val="es-ES" w:eastAsia="es-ES"/>
-          <w14:ligatures w14:val="none"/>
-        </w:rPr>
-        <w:t xml:space="preserve"> completa, legible y</w:t>
-      </w:r>
-      <w:r>
-        <w:rPr>
-          <w:rFonts w:ascii="Arial Narrow" w:eastAsia="Arial Narrow" w:hAnsi="Arial Narrow" w:cs="Arial Narrow"/>
-          <w:color w:val="000000"/>
-          <w:kern w:val="0"/>
-          <w:sz w:val="22"/>
-          <w:szCs w:val="22"/>
-          <w:lang w:val="es-ES" w:eastAsia="es-ES"/>
-          <w14:ligatures w14:val="none"/>
-        </w:rPr>
-        <w:t xml:space="preserve"> debidamente suscrit</w:t>
-      </w:r>
-      <w:r>
-        <w:rPr>
-          <w:rFonts w:ascii="Arial Narrow" w:eastAsia="Arial Narrow" w:hAnsi="Arial Narrow" w:cs="Arial Narrow"/>
-          <w:color w:val="000000"/>
-          <w:kern w:val="0"/>
-          <w:sz w:val="22"/>
-          <w:szCs w:val="22"/>
-          <w:lang w:val="es-ES" w:eastAsia="es-ES"/>
-          <w14:ligatures w14:val="none"/>
-        </w:rPr>
-        <w:t>o</w:t>
-      </w:r>
-      <w:r>
-        <w:rPr>
-          <w:rFonts w:ascii="Arial Narrow" w:eastAsia="Arial Narrow" w:hAnsi="Arial Narrow" w:cs="Arial Narrow"/>
-          <w:color w:val="000000"/>
-          <w:kern w:val="0"/>
-          <w:sz w:val="22"/>
-          <w:szCs w:val="22"/>
-          <w:lang w:val="es-ES" w:eastAsia="es-ES"/>
-          <w14:ligatures w14:val="none"/>
-        </w:rPr>
-        <w:t xml:space="preserve"> </w:t>
-      </w:r>
-      <w:r>
-        <w:rPr>
-          <w:rFonts w:ascii="Arial Narrow" w:eastAsia="Arial Narrow" w:hAnsi="Arial Narrow" w:cs="Arial Narrow"/>
-          <w:color w:val="000000"/>
-          <w:kern w:val="0"/>
-          <w:sz w:val="22"/>
-          <w:szCs w:val="22"/>
-          <w:lang w:val="es-ES" w:eastAsia="es-ES"/>
-          <w14:ligatures w14:val="none"/>
-        </w:rPr>
-        <w:t xml:space="preserve">del contrato de apertura de la </w:t>
-      </w:r>
-      <w:r>
-        <w:rPr>
-          <w:rFonts w:ascii="Arial Narrow" w:eastAsia="Arial Narrow" w:hAnsi="Arial Narrow" w:cs="Arial Narrow"/>
-          <w:kern w:val="0"/>
-          <w14:ligatures w14:val="none"/>
-          <w:sz w:val="22"/>
-          <w:szCs w:val="22"/>
-        </w:rPr>
-        <w:t xml:space="preserve">cuenta mancomunada </w:t>
-      </w:r>
-      <w:proofErr w:type="spellStart"/>
-      <w:r>
-        <w:rPr>
-          <w:rFonts w:ascii="Arial Narrow" w:eastAsia="Arial Narrow" w:hAnsi="Arial Narrow" w:cs="Arial Narrow"/>
-          <w:color w:val="000000"/>
-          <w:kern w:val="0"/>
-          <w:sz w:val="22"/>
-          <w:szCs w:val="22"/>
-          <w:lang w:eastAsia="es-ES"/>
-          <w14:ligatures w14:val="none"/>
-        </w:rPr>
-        <w:t/>
-      </w:r>
-      <w:proofErr w:type="spellEnd"/>
-      <w:r>
-        <w:rPr>
-          <w:rFonts w:ascii="Arial Narrow" w:eastAsia="Arial Narrow" w:hAnsi="Arial Narrow" w:cs="Arial Narrow"/>
-          <w:color w:val="000000"/>
-          <w:kern w:val="0"/>
-          <w:sz w:val="22"/>
-          <w:szCs w:val="22"/>
-          <w:lang w:eastAsia="es-ES"/>
-          <w14:ligatures w14:val="none"/>
-        </w:rPr>
-        <w:t xml:space="preserve"> </w:t>
-      </w:r>
-      <w:r>
-        <w:rPr>
-          <w:rFonts w:ascii="Arial Narrow" w:eastAsia="Arial Narrow" w:hAnsi="Arial Narrow" w:cs="Arial Narrow"/>
-          <w:color w:val="000000"/>
-          <w:kern w:val="0"/>
-          <w:sz w:val="22"/>
-          <w:szCs w:val="22"/>
-          <w:lang w:eastAsia="es-ES"/>
-          <w14:ligatures w14:val="none"/>
-        </w:rPr>
-        <w:t>194-913</w:t>
-      </w:r>
-      <w:r>
-        <w:rPr>
-          <w:rFonts w:ascii="Arial Narrow" w:eastAsia="Arial Narrow" w:hAnsi="Arial Narrow" w:cs="Arial Narrow"/>
-          <w:color w:val="000000"/>
-          <w:kern w:val="0"/>
-          <w:sz w:val="22"/>
-          <w:szCs w:val="22"/>
-          <w:lang w:eastAsia="es-ES"/>
-          <w14:ligatures w14:val="none"/>
-        </w:rPr>
-        <w:t>xxxxx</w:t>
-      </w:r>
-      <w:r>
-        <w:rPr>
-          <w:rFonts w:ascii="Arial Narrow" w:eastAsia="Arial Narrow" w:hAnsi="Arial Narrow" w:cs="Arial Narrow"/>
-          <w:color w:val="000000"/>
-          <w:kern w:val="0"/>
-          <w:sz w:val="22"/>
-          <w:szCs w:val="22"/>
-          <w:lang w:eastAsia="es-ES"/>
-          <w14:ligatures w14:val="none"/>
-        </w:rPr>
-        <w:t>-0-00</w:t>
-      </w:r>
-      <w:r>
-        <w:rPr>
-          <w:rFonts w:ascii="Arial Narrow" w:eastAsia="Arial Narrow" w:hAnsi="Arial Narrow" w:cs="Arial Narrow"/>
-          <w:kern w:val="0"/>
-          <w14:ligatures w14:val="none"/>
-          <w:sz w:val="22"/>
-          <w:szCs w:val="22"/>
-        </w:rPr>
-        <w:t xml:space="preserve">; </w:t>
-      </w:r>
-      <w:r>
-        <w:rPr>
-          <w:rFonts w:ascii="Arial Narrow" w:eastAsia="Arial Narrow" w:hAnsi="Arial Narrow" w:cs="Arial Narrow"/>
-          <w:kern w:val="0"/>
-          <w14:ligatures w14:val="none"/>
-          <w:sz w:val="22"/>
-          <w:szCs w:val="22"/>
-        </w:rPr>
-        <w:t>(</w:t>
-      </w:r>
-      <w:proofErr w:type="spellStart"/>
-      <w:r>
-        <w:rPr>
-          <w:rFonts w:ascii="Arial Narrow" w:eastAsia="Arial Narrow" w:hAnsi="Arial Narrow" w:cs="Arial Narrow"/>
-          <w:kern w:val="0"/>
-          <w14:ligatures w14:val="none"/>
-          <w:sz w:val="22"/>
-          <w:szCs w:val="22"/>
-        </w:rPr>
-        <w:t>ii</w:t>
-      </w:r>
-      <w:proofErr w:type="spellEnd"/>
-      <w:r>
-        <w:rPr>
-          <w:rFonts w:ascii="Arial Narrow" w:eastAsia="Arial Narrow" w:hAnsi="Arial Narrow" w:cs="Arial Narrow"/>
-          <w:kern w:val="0"/>
-          <w14:ligatures w14:val="none"/>
-          <w:sz w:val="22"/>
-          <w:szCs w:val="22"/>
-        </w:rPr>
-        <w:t xml:space="preserve">) </w:t>
-      </w:r>
-      <w:r>
-        <w:rPr>
-          <w:rFonts w:ascii="Arial Narrow" w:eastAsia="Arial Narrow" w:hAnsi="Arial Narrow" w:cs="Arial Narrow"/>
-          <w:color w:val="000000"/>
-          <w:kern w:val="0"/>
-          <w:sz w:val="22"/>
-          <w:szCs w:val="22"/>
-          <w:lang w:eastAsia="es-ES"/>
-          <w14:ligatures w14:val="none"/>
-        </w:rPr>
-        <w:t xml:space="preserve">una copia completa, legible y debidamente suscrita de la </w:t>
-      </w:r>
-      <w:r>
-        <w:rPr>
-          <w:rFonts w:ascii="Arial Narrow" w:eastAsia="Arial Narrow" w:hAnsi="Arial Narrow" w:cs="Arial Narrow"/>
-          <w:color w:val="000000"/>
-          <w:kern w:val="0"/>
-          <w:sz w:val="22"/>
-          <w:szCs w:val="22"/>
-          <w:lang w:val="es-ES" w:eastAsia="es-ES"/>
-          <w14:ligatures w14:val="none"/>
-        </w:rPr>
-        <w:t xml:space="preserve">Póliza </w:t>
-      </w:r>
-      <w:proofErr w:type="spellStart"/>
-      <w:r>
-        <w:rPr>
-          <w:rFonts w:ascii="Arial Narrow" w:eastAsia="Arial Narrow" w:hAnsi="Arial Narrow" w:cs="Arial Narrow"/>
-          <w:color w:val="000000"/>
-          <w:kern w:val="0"/>
-          <w:sz w:val="22"/>
-          <w:szCs w:val="22"/>
-          <w:lang w:val="es-ES" w:eastAsia="es-ES"/>
-          <w14:ligatures w14:val="none"/>
-        </w:rPr>
-        <w:t/>
-      </w:r>
-      <w:proofErr w:type="spellEnd"/>
-      <w:r>
-        <w:rPr>
-          <w:rFonts w:ascii="Arial Narrow" w:eastAsia="Arial Narrow" w:hAnsi="Arial Narrow" w:cs="Arial Narrow"/>
-          <w:color w:val="000000"/>
-          <w:kern w:val="0"/>
-          <w:sz w:val="22"/>
-          <w:szCs w:val="22"/>
-          <w:lang w:val="es-ES" w:eastAsia="es-ES"/>
-          <w14:ligatures w14:val="none"/>
-        </w:rPr>
-        <w:t xml:space="preserve"> 9201780</w:t>
-      </w:r>
-      <w:r>
-        <w:rPr>
-          <w:rFonts w:ascii="Arial Narrow" w:eastAsia="Arial Narrow" w:hAnsi="Arial Narrow" w:cs="Arial Narrow"/>
-          <w:color w:val="000000"/>
-          <w:kern w:val="0"/>
-          <w:sz w:val="22"/>
-          <w:szCs w:val="22"/>
-          <w:lang w:val="es-ES" w:eastAsia="es-ES"/>
-          <w14:ligatures w14:val="none"/>
-        </w:rPr>
-        <w:t xml:space="preserve"> </w:t>
-      </w:r>
-      <w:r>
-        <w:rPr>
-          <w:rFonts w:ascii="Arial Narrow" w:eastAsia="Arial Narrow" w:hAnsi="Arial Narrow" w:cs="Arial Narrow"/>
-          <w:color w:val="000000"/>
-          <w:kern w:val="0"/>
-          <w:sz w:val="22"/>
-          <w:szCs w:val="22"/>
-          <w:lang w:eastAsia="es-ES"/>
-          <w14:ligatures w14:val="none"/>
-        </w:rPr>
-        <w:t xml:space="preserve">materia de denuncia, al igual que, el cargo de remisión de </w:t>
-      </w:r>
-      <w:proofErr w:type="gramStart"/>
-      <w:r>
-        <w:rPr>
-          <w:rFonts w:ascii="Arial Narrow" w:eastAsia="Arial Narrow" w:hAnsi="Arial Narrow" w:cs="Arial Narrow"/>
-          <w:color w:val="000000"/>
-          <w:kern w:val="0"/>
-          <w:sz w:val="22"/>
-          <w:szCs w:val="22"/>
-          <w:lang w:eastAsia="es-ES"/>
-          <w14:ligatures w14:val="none"/>
-        </w:rPr>
-        <w:t>la misma</w:t>
-      </w:r>
-      <w:proofErr w:type="gramEnd"/>
-      <w:r>
-        <w:rPr>
-          <w:rFonts w:ascii="Arial Narrow" w:eastAsia="Arial Narrow" w:hAnsi="Arial Narrow" w:cs="Arial Narrow"/>
-          <w:color w:val="000000"/>
-          <w:kern w:val="0"/>
-          <w:sz w:val="22"/>
-          <w:szCs w:val="22"/>
-          <w:lang w:eastAsia="es-ES"/>
-          <w14:ligatures w14:val="none"/>
-        </w:rPr>
-        <w:t>;</w:t>
-      </w:r>
-    </w:p>
-    <w:p>
-      <w:pPr>
-        <w:spacing w:after="0" w:line="240" w:lineRule="auto"/>
-        <w:ind w:left="567"/>
-        <w:jc w:val="both"/>
-        <w:rPr>
-          <w:rFonts w:ascii="Arial Narrow" w:eastAsia="Arial Narrow" w:hAnsi="Arial Narrow" w:cs="Arial Narrow"/>
-          <w:color w:val="000000"/>
-          <w:kern w:val="0"/>
-          <w:sz w:val="22"/>
-          <w:szCs w:val="22"/>
-          <w:lang w:val="es-ES" w:eastAsia="es-ES"/>
-          <w14:ligatures w14:val="none"/>
-        </w:rPr>
-      </w:pPr>
-      <w:r>
-        <w:rPr>
-          <w:rFonts w:ascii="Arial Narrow" w:eastAsia="Arial Narrow" w:hAnsi="Arial Narrow" w:cs="Arial Narrow"/>
-          <w:kern w:val="0"/>
-          <w14:ligatures w14:val="none"/>
-          <w:sz w:val="22"/>
-          <w:szCs w:val="22"/>
-        </w:rPr>
-        <w:t>y,</w:t>
-      </w:r>
-      <w:r>
-        <w:rPr>
-          <w:rFonts w:ascii="Arial Narrow" w:eastAsia="Arial Narrow" w:hAnsi="Arial Narrow" w:cs="Arial Narrow"/>
-          <w:color w:val="000000"/>
-          <w:kern w:val="0"/>
-          <w:sz w:val="22"/>
-          <w:szCs w:val="22"/>
-          <w:lang w:val="es-ES" w:eastAsia="es-ES"/>
-          <w14:ligatures w14:val="none"/>
-        </w:rPr>
-        <w:t xml:space="preserve"> (</w:t>
-      </w:r>
-      <w:proofErr w:type="spellStart"/>
-      <w:r>
-        <w:rPr>
-          <w:rFonts w:ascii="Arial Narrow" w:eastAsia="Arial Narrow" w:hAnsi="Arial Narrow" w:cs="Arial Narrow"/>
-          <w:color w:val="000000"/>
-          <w:kern w:val="0"/>
-          <w:sz w:val="22"/>
-          <w:szCs w:val="22"/>
-          <w:lang w:val="es-ES" w:eastAsia="es-ES"/>
-          <w14:ligatures w14:val="none"/>
-        </w:rPr>
-        <w:t>i</w:t>
-      </w:r>
-      <w:r>
-        <w:rPr>
-          <w:rFonts w:ascii="Arial Narrow" w:eastAsia="Arial Narrow" w:hAnsi="Arial Narrow" w:cs="Arial Narrow"/>
-          <w:color w:val="000000"/>
-          <w:kern w:val="0"/>
-          <w:sz w:val="22"/>
-          <w:szCs w:val="22"/>
-          <w:lang w:val="es-ES" w:eastAsia="es-ES"/>
-          <w14:ligatures w14:val="none"/>
-        </w:rPr>
-        <w:t>i</w:t>
-      </w:r>
-      <w:r>
-        <w:rPr>
-          <w:rFonts w:ascii="Arial Narrow" w:eastAsia="Arial Narrow" w:hAnsi="Arial Narrow" w:cs="Arial Narrow"/>
-          <w:color w:val="000000"/>
-          <w:kern w:val="0"/>
-          <w:sz w:val="22"/>
-          <w:szCs w:val="22"/>
-          <w:lang w:val="es-ES" w:eastAsia="es-ES"/>
-          <w14:ligatures w14:val="none"/>
-        </w:rPr>
-        <w:t>i</w:t>
-      </w:r>
-      <w:proofErr w:type="spellEnd"/>
-      <w:r>
-        <w:rPr>
-          <w:rFonts w:ascii="Arial Narrow" w:eastAsia="Arial Narrow" w:hAnsi="Arial Narrow" w:cs="Arial Narrow"/>
-          <w:color w:val="000000"/>
-          <w:kern w:val="0"/>
-          <w:sz w:val="22"/>
-          <w:szCs w:val="22"/>
-          <w:lang w:val="es-ES" w:eastAsia="es-ES"/>
-          <w14:ligatures w14:val="none"/>
-        </w:rPr>
-        <w:t>) presentar todas las comunicaciones cursadas con la parte denunciante en virtud de los hechos materia de denuncia.</w:t>
+        <w:t xml:space="preserve">presentar todas las comunicaciones cursadas con la parte denunciante en virtud del hecho materia de denuncia. </w:t>
       </w:r>
     </w:p>
     <w:p>
       <w:pPr>
         <w:pStyle w:val="Prrafodelista"/>
-        <w:spacing w:after="0" w:line="240" w:lineRule="auto"/>
-        <w:ind w:left="1430"/>
-        <w:jc w:val="both"/>
-        <w:rPr>
-          <w:rFonts w:ascii="Arial Narrow" w:eastAsia="Arial Narrow" w:hAnsi="Arial Narrow" w:cs="Arial Narrow"/>
-          <w:color w:val="000000"/>
-          <w:kern w:val="0"/>
-          <w:sz w:val="22"/>
-          <w:szCs w:val="22"/>
-          <w:lang w:val="es-ES" w:eastAsia="es-ES"/>
-          <w14:ligatures w14:val="none"/>
-        </w:rPr>
-      </w:pPr>
-    </w:p>
-    <w:p>
-      <w:pPr>
-        <w:spacing w:after="0" w:line="240" w:lineRule="auto"/>
-        <w:ind w:left="567"/>
-        <w:jc w:val="both"/>
-        <w:rPr>
-          <w:rFonts w:ascii="Arial Narrow" w:eastAsia="Arial Narrow" w:hAnsi="Arial Narrow" w:cs="Arial Narrow"/>
-          <w:color w:val="000000"/>
-          <w:kern w:val="0"/>
-          <w:sz w:val="22"/>
-          <w:szCs w:val="22"/>
-          <w:lang w:val="es-ES" w:eastAsia="es-ES"/>
-          <w14:ligatures w14:val="none"/>
-        </w:rPr>
-      </w:pPr>
-      <w:r>
-        <w:rPr>
-          <w:rFonts w:ascii="Arial Narrow" w:eastAsia="Arial Narrow" w:hAnsi="Arial Narrow" w:cs="Arial Narrow"/>
-          <w:color w:val="000000"/>
-          <w:kern w:val="0"/>
-          <w:sz w:val="22"/>
-          <w:szCs w:val="22"/>
-          <w:u w:val="single"/>
-          <w:lang w:val="es-ES" w:eastAsia="es-ES"/>
-          <w14:ligatures w14:val="none"/>
-        </w:rPr>
-        <w:t xml:space="preserve">A </w:t>
-      </w:r>
-      <w:r>
-        <w:rPr>
-          <w:rFonts w:ascii="Arial Narrow" w:eastAsia="Arial Narrow" w:hAnsi="Arial Narrow" w:cs="Arial Narrow"/>
-          <w:bCs/>
-          <w:color w:val="000000"/>
-          <w:kern w:val="0"/>
-          <w:sz w:val="22"/>
-          <w:szCs w:val="22"/>
-          <w:u w:val="single"/>
-          <w:lang w:eastAsia="es-PE"/>
-          <w14:ligatures w14:val="none"/>
-        </w:rPr>
-        <w:t>Pacífico</w:t>
-      </w:r>
-      <w:r>
-        <w:rPr>
-          <w:rFonts w:ascii="Arial Narrow" w:eastAsia="Arial Narrow" w:hAnsi="Arial Narrow" w:cs="Arial Narrow"/>
-          <w:color w:val="000000"/>
-          <w:kern w:val="0"/>
-          <w:sz w:val="22"/>
-          <w:szCs w:val="22"/>
-          <w:u w:val="single"/>
-          <w:lang w:val="es-ES" w:eastAsia="es-ES"/>
-          <w14:ligatures w14:val="none"/>
-        </w:rPr>
-        <w:t>:</w:t>
-      </w:r>
-      <w:r>
-        <w:rPr>
-          <w:rFonts w:ascii="Arial Narrow" w:eastAsia="Arial Narrow" w:hAnsi="Arial Narrow" w:cs="Arial Narrow"/>
-          <w:color w:val="000000"/>
-          <w:kern w:val="0"/>
-          <w:sz w:val="22"/>
-          <w:szCs w:val="22"/>
-          <w:lang w:val="es-ES" w:eastAsia="es-ES"/>
-          <w14:ligatures w14:val="none"/>
-        </w:rPr>
-        <w:t xml:space="preserve"> </w:t>
-      </w:r>
-      <w:r>
-        <w:rPr>
-          <w:rFonts w:ascii="Arial Narrow" w:eastAsia="Arial Narrow" w:hAnsi="Arial Narrow" w:cs="Arial Narrow"/>
-          <w:color w:val="000000"/>
-          <w:kern w:val="0"/>
-          <w:sz w:val="22"/>
-          <w:szCs w:val="22"/>
-          <w:lang w:val="es-ES" w:eastAsia="es-ES"/>
-          <w14:ligatures w14:val="none"/>
-        </w:rPr>
-        <w:t xml:space="preserve">(i) </w:t>
-      </w:r>
-      <w:r>
-        <w:rPr>
-          <w:rFonts w:ascii="Arial Narrow" w:eastAsia="Arial Narrow" w:hAnsi="Arial Narrow" w:cs="Arial Narrow"/>
-          <w:color w:val="000000"/>
-          <w:kern w:val="0"/>
-          <w:sz w:val="22"/>
-          <w:szCs w:val="22"/>
-          <w:lang w:eastAsia="es-ES"/>
-          <w14:ligatures w14:val="none"/>
-        </w:rPr>
-        <w:t xml:space="preserve">una copia completa, legible y debidamente suscrita de la Póliza </w:t>
-      </w:r>
-      <w:proofErr w:type="spellStart"/>
-      <w:r>
-        <w:rPr>
-          <w:rFonts w:ascii="Arial Narrow" w:eastAsia="Arial Narrow" w:hAnsi="Arial Narrow" w:cs="Arial Narrow"/>
-          <w:color w:val="000000"/>
-          <w:kern w:val="0"/>
-          <w:sz w:val="22"/>
-          <w:szCs w:val="22"/>
-          <w:lang w:eastAsia="es-ES"/>
-          <w14:ligatures w14:val="none"/>
-        </w:rPr>
-        <w:t/>
-      </w:r>
-      <w:proofErr w:type="spellEnd"/>
-      <w:r>
-        <w:rPr>
-          <w:rFonts w:ascii="Arial Narrow" w:eastAsia="Arial Narrow" w:hAnsi="Arial Narrow" w:cs="Arial Narrow"/>
-          <w:color w:val="000000"/>
-          <w:kern w:val="0"/>
-          <w:sz w:val="22"/>
-          <w:szCs w:val="22"/>
-          <w:lang w:eastAsia="es-ES"/>
-          <w14:ligatures w14:val="none"/>
-        </w:rPr>
-        <w:t xml:space="preserve"> 1000001429 materia de denuncia, al igual que, el cargo de remisión de </w:t>
-      </w:r>
-      <w:proofErr w:type="gramStart"/>
-      <w:r>
-        <w:rPr>
-          <w:rFonts w:ascii="Arial Narrow" w:eastAsia="Arial Narrow" w:hAnsi="Arial Narrow" w:cs="Arial Narrow"/>
-          <w:color w:val="000000"/>
-          <w:kern w:val="0"/>
-          <w:sz w:val="22"/>
-          <w:szCs w:val="22"/>
-          <w:lang w:eastAsia="es-ES"/>
-          <w14:ligatures w14:val="none"/>
-        </w:rPr>
-        <w:t>la misma</w:t>
-      </w:r>
-      <w:proofErr w:type="gramEnd"/>
-      <w:r>
-        <w:rPr>
-          <w:rFonts w:ascii="Arial Narrow" w:eastAsia="Arial Narrow" w:hAnsi="Arial Narrow" w:cs="Arial Narrow"/>
-          <w:color w:val="000000"/>
-          <w:kern w:val="0"/>
-          <w:sz w:val="22"/>
-          <w:szCs w:val="22"/>
-          <w:lang w:eastAsia="es-ES"/>
-          <w14:ligatures w14:val="none"/>
-        </w:rPr>
-        <w:t xml:space="preserve">. </w:t>
-      </w:r>
-      <w:r>
-        <w:rPr>
-          <w:rFonts w:ascii="Arial Narrow" w:eastAsia="Arial Narrow" w:hAnsi="Arial Narrow" w:cs="Arial Narrow"/>
-          <w:color w:val="000000"/>
-          <w:kern w:val="0"/>
-          <w:sz w:val="22"/>
-          <w:szCs w:val="22"/>
-          <w:u w:val="single"/>
-          <w:lang w:eastAsia="es-ES"/>
-          <w14:ligatures w14:val="none"/>
-        </w:rPr>
-        <w:t>Asimismo, en caso de haber existido modificaciones a las condiciones de dicho producto, presentar los medios probatorios que sustenten el procedimiento seguido para proceder con ello</w:t>
-      </w:r>
-      <w:r>
-        <w:rPr>
-          <w:rFonts w:ascii="Arial Narrow" w:eastAsia="Arial Narrow" w:hAnsi="Arial Narrow" w:cs="Arial Narrow"/>
-          <w:color w:val="000000"/>
-          <w:kern w:val="0"/>
-          <w:sz w:val="22"/>
-          <w:szCs w:val="22"/>
-          <w:u w:val="single"/>
-          <w:lang w:eastAsia="es-ES"/>
-          <w14:ligatures w14:val="none"/>
-        </w:rPr>
-        <w:t>;</w:t>
-      </w:r>
-      <w:r>
-        <w:rPr>
-          <w:rFonts w:ascii="Arial Narrow" w:eastAsia="Arial Narrow" w:hAnsi="Arial Narrow" w:cs="Arial Narrow"/>
-          <w:color w:val="000000"/>
-          <w:kern w:val="0"/>
-          <w:sz w:val="22"/>
-          <w:szCs w:val="22"/>
-          <w:lang w:eastAsia="es-ES"/>
-          <w14:ligatures w14:val="none"/>
-        </w:rPr>
-        <w:t xml:space="preserve"> y, </w:t>
-      </w:r>
-      <w:r>
-        <w:rPr>
-          <w:rFonts w:ascii="Arial Narrow" w:eastAsia="Arial Narrow" w:hAnsi="Arial Narrow" w:cs="Arial Narrow"/>
-          <w:color w:val="000000"/>
-          <w:kern w:val="0"/>
-          <w:sz w:val="22"/>
-          <w:szCs w:val="22"/>
-          <w:lang w:eastAsia="es-ES"/>
-          <w14:ligatures w14:val="none"/>
-        </w:rPr>
-        <w:t>(</w:t>
-      </w:r>
-      <w:proofErr w:type="spellStart"/>
-      <w:r>
-        <w:rPr>
-          <w:rFonts w:ascii="Arial Narrow" w:eastAsia="Arial Narrow" w:hAnsi="Arial Narrow" w:cs="Arial Narrow"/>
-          <w:color w:val="000000"/>
-          <w:kern w:val="0"/>
-          <w:sz w:val="22"/>
-          <w:szCs w:val="22"/>
-          <w:lang w:eastAsia="es-ES"/>
-          <w14:ligatures w14:val="none"/>
-        </w:rPr>
-        <w:t>ii</w:t>
-      </w:r>
-      <w:proofErr w:type="spellEnd"/>
-      <w:r>
-        <w:rPr>
-          <w:rFonts w:ascii="Arial Narrow" w:eastAsia="Arial Narrow" w:hAnsi="Arial Narrow" w:cs="Arial Narrow"/>
-          <w:color w:val="000000"/>
-          <w:kern w:val="0"/>
-          <w:sz w:val="22"/>
-          <w:szCs w:val="22"/>
-          <w:lang w:eastAsia="es-ES"/>
-          <w14:ligatures w14:val="none"/>
-        </w:rPr>
-        <w:t xml:space="preserve">) </w:t>
-      </w:r>
-      <w:r>
-        <w:rPr>
-          <w:rFonts w:ascii="Arial Narrow" w:eastAsia="Arial Narrow" w:hAnsi="Arial Narrow" w:cs="Arial Narrow"/>
-          <w:color w:val="000000"/>
-          <w:kern w:val="0"/>
-          <w:sz w:val="22"/>
-          <w:szCs w:val="22"/>
-          <w:lang w:val="es-ES" w:eastAsia="es-ES"/>
-          <w14:ligatures w14:val="none"/>
-        </w:rPr>
-        <w:t xml:space="preserve">presentar todas las comunicaciones cursadas con la parte denunciante en virtud del hecho materia de denuncia. </w:t>
-      </w:r>
-    </w:p>
-    <w:p>
-      <w:pPr>
-        <w:pStyle w:val="Prrafodelista"/>
-        <w:spacing w:after="0" w:line="240" w:lineRule="auto"/>
+        <w:spacing w:before="0" w:after="0" w:line="240" w:lineRule="auto"/>
         <w:ind w:left="567"/>
         <w:jc w:val="both"/>
         <w:rPr>
@@ -4829,26 +4847,26 @@
     </w:p>
     <w:p>
       <w:pPr>
+        <w:spacing w:before="0" w:after="0" w:line="240" w:lineRule="auto"/>
+        <w:jc w:val="both"/>
+        <w:rPr>
+          <w:rFonts w:ascii="Arial Narrow" w:eastAsia="Arial Narrow" w:hAnsi="Arial Narrow" w:cs="Arial Narrow"/>
+          <w:b/>
+          <w:color w:val="000000"/>
+          <w:kern w:val="0"/>
+          <w:sz w:val="22"/>
+          <w:szCs w:val="22"/>
+          <w:lang w:eastAsia="es-PE"/>
+          <w14:ligatures w14:val="none"/>
+        </w:rPr>
+      </w:pPr>
+    </w:p>
+    <w:p>
+      <w:pPr>
         <w:spacing w:after="0" w:line="240" w:lineRule="auto"/>
         <w:jc w:val="both"/>
         <w:rPr>
           <w:rFonts w:ascii="Arial Narrow" w:eastAsia="Arial Narrow" w:hAnsi="Arial Narrow" w:cs="Arial Narrow"/>
-          <w:b/>
-          <w:color w:val="000000"/>
-          <w:kern w:val="0"/>
-          <w:sz w:val="22"/>
-          <w:szCs w:val="22"/>
-          <w:lang w:eastAsia="es-PE"/>
-          <w14:ligatures w14:val="none"/>
-        </w:rPr>
-      </w:pPr>
-    </w:p>
-    <w:p>
-      <w:pPr>
-        <w:spacing w:after="0" w:line="240" w:lineRule="auto"/>
-        <w:jc w:val="both"/>
-        <w:rPr>
-          <w:rFonts w:ascii="Arial Narrow" w:eastAsia="Arial Narrow" w:hAnsi="Arial Narrow" w:cs="Arial Narrow"/>
           <w:color w:val="000000"/>
           <w:kern w:val="0"/>
           <w:sz w:val="22"/>
@@ -5144,7 +5162,7 @@
     </w:p>
     <w:p>
       <w:pPr>
-        <w:spacing w:after="0" w:line="240" w:lineRule="auto"/>
+        <w:spacing w:before="0" w:after="0" w:line="240" w:lineRule="auto"/>
         <w:jc w:val="both"/>
         <w:rPr>
           <w:rFonts w:ascii="Arial Narrow" w:eastAsia="Arial Narrow" w:hAnsi="Arial Narrow" w:cs="Arial Narrow"/>
@@ -5409,7 +5427,7 @@
     <w:p>
       <w:pPr>
         <w:pStyle w:val="Prrafodelista"/>
-        <w:spacing w:after="0" w:line="240" w:lineRule="auto"/>
+        <w:spacing w:before="0" w:after="0" w:line="240" w:lineRule="auto"/>
         <w:ind w:left="567"/>
         <w:jc w:val="both"/>
         <w:rPr>
@@ -5745,6 +5763,7 @@
     <w:p>
       <w:pPr>
         <w:pStyle w:val="Prrafodelista"/>
+        <w:spacing w:before="0" w:after="0" w:line="240" w:lineRule="auto"/>
         <w:rPr>
           <w:rFonts w:ascii="Arial Narrow" w:eastAsia="Arial Narrow" w:hAnsi="Arial Narrow" w:cs="Arial Narrow"/>
           <w:kern w:val="0"/>
@@ -6007,6 +6026,7 @@
     <w:p>
       <w:pPr>
         <w:pStyle w:val="Prrafodelista"/>
+        <w:spacing w:before="0" w:after="0" w:line="240" w:lineRule="auto"/>
         <w:rPr>
           <w:rFonts w:ascii="Arial Narrow" w:eastAsia="Arial Narrow" w:hAnsi="Arial Narrow" w:cs="Arial Narrow"/>
           <w:kern w:val="0"/>
@@ -6309,7 +6329,7 @@
     </w:p>
     <w:p>
       <w:pPr>
-        <w:spacing w:after="0" w:line="240" w:lineRule="auto"/>
+        <w:spacing w:before="0" w:after="0" w:line="240" w:lineRule="auto"/>
         <w:jc w:val="both"/>
         <w:rPr>
           <w:rFonts w:ascii="Arial Narrow" w:eastAsia="Arial Narrow" w:hAnsi="Arial Narrow" w:cs="Arial Narrow"/>
@@ -6449,7 +6469,7 @@
     </w:p>
     <w:p>
       <w:pPr>
-        <w:spacing w:line="240" w:lineRule="auto"/>
+        <w:spacing w:before="0" w:after="0" w:line="240" w:lineRule="auto"/>
         <w:contextualSpacing/>
         <w:jc w:val="both"/>
         <w:rPr>
@@ -6631,7 +6651,7 @@
     </w:p>
     <w:p>
       <w:pPr>
-        <w:spacing w:after="0" w:line="240" w:lineRule="auto"/>
+        <w:spacing w:before="0" w:after="0" w:line="240" w:lineRule="auto"/>
         <w:jc w:val="both"/>
         <w:rPr>
           <w:rFonts w:ascii="Arial Narrow" w:eastAsia="Arial Narrow" w:hAnsi="Arial Narrow" w:cs="Arial Narrow"/>
@@ -6946,7 +6966,7 @@
     </w:p>
     <w:p>
       <w:pPr>
-        <w:spacing w:after="0" w:line="240" w:lineRule="auto"/>
+        <w:spacing w:before="0" w:after="0" w:line="240" w:lineRule="auto"/>
         <w:ind w:left="567"/>
         <w:jc w:val="both"/>
         <w:rPr>
@@ -7047,6 +7067,21 @@
     </w:p>
     <w:p>
       <w:pPr>
+        <w:spacing w:before="0" w:after="0" w:line="240" w:lineRule="auto"/>
+        <w:jc w:val="both"/>
+        <w:rPr>
+          <w:rFonts w:ascii="Arial Narrow" w:eastAsia="Arial Narrow" w:hAnsi="Arial Narrow" w:cs="Arial Narrow"/>
+          <w:color w:val="000000"/>
+          <w:kern w:val="0"/>
+          <w:sz w:val="22"/>
+          <w:szCs w:val="22"/>
+          <w:lang w:eastAsia="es-PE"/>
+          <w14:ligatures w14:val="none"/>
+        </w:rPr>
+      </w:pPr>
+    </w:p>
+    <w:p>
+      <w:pPr>
         <w:spacing w:after="0" w:line="240" w:lineRule="auto"/>
         <w:jc w:val="both"/>
         <w:rPr>
@@ -7055,7 +7090,195 @@
           <w:kern w:val="0"/>
           <w:sz w:val="22"/>
           <w:szCs w:val="22"/>
-          <w:lang w:eastAsia="es-PE"/>
+          <w:lang w:val="es-ES" w:eastAsia="es-ES"/>
+          <w14:ligatures w14:val="none"/>
+        </w:rPr>
+      </w:pPr>
+      <w:r>
+        <w:rPr>
+          <w:rFonts w:ascii="Arial Narrow" w:eastAsia="Arial Narrow" w:hAnsi="Arial Narrow" w:cs="Arial Narrow"/>
+          <w:b/>
+          <w:color w:val="000000"/>
+          <w:kern w:val="0"/>
+          <w:sz w:val="22"/>
+          <w:szCs w:val="22"/>
+          <w:lang w:eastAsia="es-PE"/>
+          <w14:ligatures w14:val="none"/>
+        </w:rPr>
+        <w:t xml:space="preserve">QUINTO:</w:t>
+      </w:r>
+      <w:r>
+        <w:rPr>
+          <w:rFonts w:ascii="Arial Narrow" w:eastAsia="Arial Narrow" w:hAnsi="Arial Narrow" w:cs="Arial Narrow"/>
+          <w:color w:val="000000"/>
+          <w:kern w:val="0"/>
+          <w:sz w:val="22"/>
+          <w:szCs w:val="22"/>
+          <w:lang w:eastAsia="es-PE"/>
+          <w14:ligatures w14:val="none"/>
+        </w:rPr>
+        <w:t xml:space="preserve"> </w:t>
+      </w:r>
+      <w:bookmarkStart w:id="9" w:name="_Hlk188286813"/>
+      <w:r>
+        <w:rPr>
+          <w:rFonts w:ascii="Arial Narrow" w:eastAsia="Arial Narrow" w:hAnsi="Arial Narrow" w:cs="Arial Narrow"/>
+          <w:color w:val="000000"/>
+          <w:kern w:val="0"/>
+          <w:sz w:val="22"/>
+          <w:szCs w:val="22"/>
+          <w:lang w:eastAsia="es-ES"/>
+          <w14:ligatures w14:val="none"/>
+        </w:rPr>
+        <w:t xml:space="preserve">requerir </w:t>
+      </w:r>
+      <w:r>
+        <w:rPr>
+          <w:rFonts w:ascii="Arial Narrow" w:eastAsia="Arial Narrow" w:hAnsi="Arial Narrow" w:cs="Arial Narrow"/>
+          <w:color w:val="000000"/>
+          <w:kern w:val="0"/>
+          <w:sz w:val="22"/>
+          <w:szCs w:val="22"/>
+          <w:lang w:val="es-ES" w:eastAsia="es-ES"/>
+          <w14:ligatures w14:val="none"/>
+        </w:rPr>
+        <w:t xml:space="preserve">que, en un </w:t>
+      </w:r>
+      <w:r>
+        <w:rPr>
+          <w:rFonts w:ascii="Arial Narrow" w:eastAsia="Arial Narrow" w:hAnsi="Arial Narrow" w:cs="Arial Narrow"/>
+          <w:color w:val="000000"/>
+          <w:kern w:val="0"/>
+          <w:sz w:val="22"/>
+          <w:szCs w:val="22"/>
+          <w:lang w:eastAsia="es-ES"/>
+          <w14:ligatures w14:val="none"/>
+        </w:rPr>
+        <w:t>plazo no mayor de cinco (5) días hábiles contado a partir del día siguiente de la notificación de la presente resolución</w:t>
+      </w:r>
+      <w:bookmarkEnd w:id="9"/>
+      <w:r>
+        <w:rPr>
+          <w:rFonts w:ascii="Arial Narrow" w:eastAsia="Arial Narrow" w:hAnsi="Arial Narrow" w:cs="Arial Narrow"/>
+          <w:color w:val="000000"/>
+          <w:kern w:val="0"/>
+          <w:sz w:val="22"/>
+          <w:szCs w:val="22"/>
+          <w:lang w:eastAsia="es-ES"/>
+          <w14:ligatures w14:val="none"/>
+        </w:rPr>
+        <w:t xml:space="preserve">, </w:t>
+      </w:r>
+      <w:bookmarkStart w:id="10" w:name="_Hlk188286828"/>
+      <w:r>
+        <w:rPr>
+          <w:rFonts w:ascii="Arial Narrow" w:eastAsia="Arial Narrow" w:hAnsi="Arial Narrow" w:cs="Arial Narrow"/>
+          <w:color w:val="000000"/>
+          <w:kern w:val="0"/>
+          <w:sz w:val="22"/>
+          <w:szCs w:val="22"/>
+          <w:lang w:eastAsia="es-ES"/>
+          <w14:ligatures w14:val="none"/>
+        </w:rPr>
+        <w:t xml:space="preserve">el </w:t>
+      </w:r>
+      <w:r>
+        <w:rPr>
+          <w:rFonts w:ascii="Arial Narrow" w:eastAsia="Arial Narrow" w:hAnsi="Arial Narrow" w:cs="Arial Narrow"/>
+          <w:color w:val="000000"/>
+          <w:kern w:val="0"/>
+          <w:sz w:val="22"/>
+          <w:szCs w:val="22"/>
+          <w:lang w:eastAsia="es-PE"/>
+          <w14:ligatures w14:val="none"/>
+        </w:rPr>
+        <w:t>Banco de Crédito del Perú</w:t>
+      </w:r>
+      <w:r>
+        <w:rPr>
+          <w:rFonts w:ascii="Arial Narrow" w:eastAsia="Arial Narrow" w:hAnsi="Arial Narrow" w:cs="Arial Narrow"/>
+          <w:color w:val="000000"/>
+          <w:kern w:val="0"/>
+          <w:sz w:val="22"/>
+          <w:szCs w:val="22"/>
+          <w:lang w:eastAsia="es-ES"/>
+          <w14:ligatures w14:val="none"/>
+        </w:rPr>
+        <w:t xml:space="preserve"> </w:t>
+      </w:r>
+      <w:bookmarkEnd w:id="10"/>
+      <w:r>
+        <w:rPr>
+          <w:rFonts w:ascii="Arial Narrow" w:eastAsia="Arial Narrow" w:hAnsi="Arial Narrow" w:cs="Arial Narrow"/>
+          <w:color w:val="000000"/>
+          <w:kern w:val="0"/>
+          <w:sz w:val="22"/>
+          <w:szCs w:val="22"/>
+          <w:lang w:eastAsia="es-ES"/>
+          <w14:ligatures w14:val="none"/>
+        </w:rPr>
+        <w:t xml:space="preserve">S.A. </w:t>
+      </w:r>
+      <w:r>
+        <w:rPr>
+          <w:rFonts w:ascii="Arial Narrow" w:eastAsia="Arial Narrow" w:hAnsi="Arial Narrow" w:cs="Arial Narrow"/>
+          <w:color w:val="000000"/>
+          <w:kern w:val="0"/>
+          <w:sz w:val="22"/>
+          <w:szCs w:val="22"/>
+          <w:lang w:val="es-ES" w:eastAsia="es-ES"/>
+          <w14:ligatures w14:val="none"/>
+        </w:rPr>
+        <w:t>cumpla</w:t>
+      </w:r>
+      <w:r>
+        <w:rPr>
+          <w:rFonts w:ascii="Arial Narrow" w:eastAsia="Arial Narrow" w:hAnsi="Arial Narrow" w:cs="Arial Narrow"/>
+          <w:color w:val="000000"/>
+          <w:kern w:val="0"/>
+          <w:sz w:val="22"/>
+          <w:szCs w:val="22"/>
+          <w:lang w:val="es-ES" w:eastAsia="es-ES"/>
+          <w14:ligatures w14:val="none"/>
+        </w:rPr>
+        <w:t xml:space="preserve"> </w:t>
+      </w:r>
+      <w:r>
+        <w:rPr>
+          <w:rFonts w:ascii="Arial Narrow" w:eastAsia="Arial Narrow" w:hAnsi="Arial Narrow" w:cs="Arial Narrow"/>
+          <w:color w:val="000000"/>
+          <w:kern w:val="0"/>
+          <w:sz w:val="22"/>
+          <w:szCs w:val="22"/>
+          <w:lang w:val="es-ES" w:eastAsia="es-ES"/>
+          <w14:ligatures w14:val="none"/>
+        </w:rPr>
+        <w:t>con:</w:t>
+      </w:r>
+      <w:r>
+        <w:rPr>
+          <w:rFonts w:ascii="Arial Narrow" w:eastAsia="Arial Narrow" w:hAnsi="Arial Narrow" w:cs="Arial Narrow"/>
+          <w:color w:val="000000"/>
+          <w:kern w:val="0"/>
+          <w:sz w:val="22"/>
+          <w:szCs w:val="22"/>
+          <w:lang w:val="es-ES" w:eastAsia="es-ES"/>
+          <w14:ligatures w14:val="none"/>
+        </w:rPr>
+        <w:t xml:space="preserve"> </w:t>
+      </w:r>
+    </w:p>
+    <w:p>
+      <w:pPr>
+        <w:spacing w:before="0" w:after="0" w:line="240" w:lineRule="auto"/>
+        <w:jc w:val="both"/>
+        <w:rPr>
+          <w:rFonts w:ascii="Arial Narrow" w:eastAsia="Arial Narrow" w:hAnsi="Arial Narrow" w:cs="Arial Narrow"/>
+          <w:color w:val="000000"/>
+          <w:kern w:val="0"/>
+          <w:sz w:val="22"/>
+          <w:szCs w:val="22"/>
+          <w:lang w:val="es-ES" w:eastAsia="es-ES"/>
           <w14:ligatures w14:val="none"/>
         </w:rPr>
       </w:pPr>
@@ -7077,29 +7300,418 @@
       <w:r>
         <w:rPr>
           <w:rFonts w:ascii="Arial Narrow" w:eastAsia="Arial Narrow" w:hAnsi="Arial Narrow" w:cs="Arial Narrow"/>
-          <w:b/>
-          <w:color w:val="000000"/>
-          <w:kern w:val="0"/>
-          <w:sz w:val="22"/>
-          <w:szCs w:val="22"/>
-          <w:lang w:eastAsia="es-PE"/>
-          <w14:ligatures w14:val="none"/>
-        </w:rPr>
-        <w:t xml:space="preserve">QUINTO:</w:t>
-      </w:r>
-      <w:r>
-        <w:rPr>
-          <w:rFonts w:ascii="Arial Narrow" w:eastAsia="Arial Narrow" w:hAnsi="Arial Narrow" w:cs="Arial Narrow"/>
-          <w:color w:val="000000"/>
-          <w:kern w:val="0"/>
-          <w:sz w:val="22"/>
-          <w:szCs w:val="22"/>
-          <w:lang w:eastAsia="es-PE"/>
+          <w:color w:val="000000"/>
+          <w:kern w:val="0"/>
+          <w:sz w:val="22"/>
+          <w:szCs w:val="22"/>
+          <w:lang w:val="es-ES" w:eastAsia="es-ES"/>
+          <w14:ligatures w14:val="none"/>
+        </w:rPr>
+        <w:t xml:space="preserve">(i) </w:t>
+      </w:r>
+      <w:r>
+        <w:rPr>
+          <w:rFonts w:ascii="Arial Narrow" w:eastAsia="Arial Narrow" w:hAnsi="Arial Narrow" w:cs="Arial Narrow"/>
+          <w:color w:val="000000"/>
+          <w:kern w:val="0"/>
+          <w:sz w:val="22"/>
+          <w:szCs w:val="22"/>
+          <w:lang w:eastAsia="es-ES"/>
+          <w14:ligatures w14:val="none"/>
+        </w:rPr>
+        <w:t>presentar</w:t>
+      </w:r>
+      <w:r>
+        <w:rPr>
+          <w:rFonts w:ascii="Arial Narrow" w:eastAsia="Arial Narrow" w:hAnsi="Arial Narrow" w:cs="Arial Narrow"/>
+          <w:color w:val="000000"/>
+          <w:kern w:val="0"/>
+          <w:sz w:val="22"/>
+          <w:szCs w:val="22"/>
+          <w:lang w:val="es-ES" w:eastAsia="es-ES"/>
+          <w14:ligatures w14:val="none"/>
+        </w:rPr>
+        <w:t xml:space="preserve"> una copia</w:t>
+      </w:r>
+      <w:r>
+        <w:rPr>
+          <w:rFonts w:ascii="Arial Narrow" w:eastAsia="Arial Narrow" w:hAnsi="Arial Narrow" w:cs="Arial Narrow"/>
+          <w:color w:val="000000"/>
+          <w:kern w:val="0"/>
+          <w:sz w:val="22"/>
+          <w:szCs w:val="22"/>
+          <w:lang w:val="es-ES" w:eastAsia="es-ES"/>
+          <w14:ligatures w14:val="none"/>
+        </w:rPr>
+        <w:t xml:space="preserve"> completa, legible y</w:t>
+      </w:r>
+      <w:r>
+        <w:rPr>
+          <w:rFonts w:ascii="Arial Narrow" w:eastAsia="Arial Narrow" w:hAnsi="Arial Narrow" w:cs="Arial Narrow"/>
+          <w:color w:val="000000"/>
+          <w:kern w:val="0"/>
+          <w:sz w:val="22"/>
+          <w:szCs w:val="22"/>
+          <w:lang w:val="es-ES" w:eastAsia="es-ES"/>
+          <w14:ligatures w14:val="none"/>
+        </w:rPr>
+        <w:t xml:space="preserve"> debidamente suscrit</w:t>
+      </w:r>
+      <w:r>
+        <w:rPr>
+          <w:rFonts w:ascii="Arial Narrow" w:eastAsia="Arial Narrow" w:hAnsi="Arial Narrow" w:cs="Arial Narrow"/>
+          <w:color w:val="000000"/>
+          <w:kern w:val="0"/>
+          <w:sz w:val="22"/>
+          <w:szCs w:val="22"/>
+          <w:lang w:val="es-ES" w:eastAsia="es-ES"/>
+          <w14:ligatures w14:val="none"/>
+        </w:rPr>
+        <w:t>o</w:t>
+      </w:r>
+      <w:r>
+        <w:rPr>
+          <w:rFonts w:ascii="Arial Narrow" w:eastAsia="Arial Narrow" w:hAnsi="Arial Narrow" w:cs="Arial Narrow"/>
+          <w:color w:val="000000"/>
+          <w:kern w:val="0"/>
+          <w:sz w:val="22"/>
+          <w:szCs w:val="22"/>
+          <w:lang w:val="es-ES" w:eastAsia="es-ES"/>
           <w14:ligatures w14:val="none"/>
         </w:rPr>
         <w:t xml:space="preserve"> </w:t>
       </w:r>
-      <w:bookmarkStart w:id="9" w:name="_Hlk188286813"/>
+      <w:r>
+        <w:rPr>
+          <w:rFonts w:ascii="Arial Narrow" w:eastAsia="Arial Narrow" w:hAnsi="Arial Narrow" w:cs="Arial Narrow"/>
+          <w:color w:val="000000"/>
+          <w:kern w:val="0"/>
+          <w:sz w:val="22"/>
+          <w:szCs w:val="22"/>
+          <w:lang w:val="es-ES" w:eastAsia="es-ES"/>
+          <w14:ligatures w14:val="none"/>
+        </w:rPr>
+        <w:t xml:space="preserve">del contrato de apertura de la </w:t>
+      </w:r>
+      <w:r>
+        <w:rPr>
+          <w:rFonts w:ascii="Arial Narrow" w:eastAsia="Arial Narrow" w:hAnsi="Arial Narrow" w:cs="Arial Narrow"/>
+          <w:kern w:val="0"/>
+          <w14:ligatures w14:val="none"/>
+          <w:sz w:val="22"/>
+          <w:szCs w:val="22"/>
+        </w:rPr>
+        <w:t xml:space="preserve">cuenta mancomunada </w:t>
+      </w:r>
+      <w:proofErr w:type="spellStart"/>
+      <w:r>
+        <w:rPr>
+          <w:rFonts w:ascii="Arial Narrow" w:eastAsia="Arial Narrow" w:hAnsi="Arial Narrow" w:cs="Arial Narrow"/>
+          <w:color w:val="000000"/>
+          <w:kern w:val="0"/>
+          <w:sz w:val="22"/>
+          <w:szCs w:val="22"/>
+          <w:lang w:eastAsia="es-ES"/>
+          <w14:ligatures w14:val="none"/>
+        </w:rPr>
+        <w:t/>
+      </w:r>
+      <w:proofErr w:type="spellEnd"/>
+      <w:r>
+        <w:rPr>
+          <w:rFonts w:ascii="Arial Narrow" w:eastAsia="Arial Narrow" w:hAnsi="Arial Narrow" w:cs="Arial Narrow"/>
+          <w:color w:val="000000"/>
+          <w:kern w:val="0"/>
+          <w:sz w:val="22"/>
+          <w:szCs w:val="22"/>
+          <w:lang w:eastAsia="es-ES"/>
+          <w14:ligatures w14:val="none"/>
+        </w:rPr>
+        <w:t xml:space="preserve"> </w:t>
+      </w:r>
+      <w:r>
+        <w:rPr>
+          <w:rFonts w:ascii="Arial Narrow" w:eastAsia="Arial Narrow" w:hAnsi="Arial Narrow" w:cs="Arial Narrow"/>
+          <w:color w:val="000000"/>
+          <w:kern w:val="0"/>
+          <w:sz w:val="22"/>
+          <w:szCs w:val="22"/>
+          <w:lang w:eastAsia="es-ES"/>
+          <w14:ligatures w14:val="none"/>
+        </w:rPr>
+        <w:t>194-913</w:t>
+      </w:r>
+      <w:r>
+        <w:rPr>
+          <w:rFonts w:ascii="Arial Narrow" w:eastAsia="Arial Narrow" w:hAnsi="Arial Narrow" w:cs="Arial Narrow"/>
+          <w:color w:val="000000"/>
+          <w:kern w:val="0"/>
+          <w:sz w:val="22"/>
+          <w:szCs w:val="22"/>
+          <w:lang w:eastAsia="es-ES"/>
+          <w14:ligatures w14:val="none"/>
+        </w:rPr>
+        <w:t>xxxxx</w:t>
+      </w:r>
+      <w:r>
+        <w:rPr>
+          <w:rFonts w:ascii="Arial Narrow" w:eastAsia="Arial Narrow" w:hAnsi="Arial Narrow" w:cs="Arial Narrow"/>
+          <w:color w:val="000000"/>
+          <w:kern w:val="0"/>
+          <w:sz w:val="22"/>
+          <w:szCs w:val="22"/>
+          <w:lang w:eastAsia="es-ES"/>
+          <w14:ligatures w14:val="none"/>
+        </w:rPr>
+        <w:t>-0-00</w:t>
+      </w:r>
+      <w:r>
+        <w:rPr>
+          <w:rFonts w:ascii="Arial Narrow" w:eastAsia="Arial Narrow" w:hAnsi="Arial Narrow" w:cs="Arial Narrow"/>
+          <w:kern w:val="0"/>
+          <w14:ligatures w14:val="none"/>
+          <w:sz w:val="22"/>
+          <w:szCs w:val="22"/>
+        </w:rPr>
+        <w:t>; (</w:t>
+      </w:r>
+      <w:proofErr w:type="spellStart"/>
+      <w:r>
+        <w:rPr>
+          <w:rFonts w:ascii="Arial Narrow" w:eastAsia="Arial Narrow" w:hAnsi="Arial Narrow" w:cs="Arial Narrow"/>
+          <w:kern w:val="0"/>
+          <w14:ligatures w14:val="none"/>
+          <w:sz w:val="22"/>
+          <w:szCs w:val="22"/>
+        </w:rPr>
+        <w:t>ii</w:t>
+      </w:r>
+      <w:proofErr w:type="spellEnd"/>
+      <w:r>
+        <w:rPr>
+          <w:rFonts w:ascii="Arial Narrow" w:eastAsia="Arial Narrow" w:hAnsi="Arial Narrow" w:cs="Arial Narrow"/>
+          <w:kern w:val="0"/>
+          <w14:ligatures w14:val="none"/>
+          <w:sz w:val="22"/>
+          <w:szCs w:val="22"/>
+        </w:rPr>
+        <w:t xml:space="preserve">) </w:t>
+      </w:r>
+      <w:r>
+        <w:rPr>
+          <w:rFonts w:ascii="Arial Narrow" w:eastAsia="Arial Narrow" w:hAnsi="Arial Narrow" w:cs="Arial Narrow"/>
+          <w:color w:val="000000"/>
+          <w:kern w:val="0"/>
+          <w:sz w:val="22"/>
+          <w:szCs w:val="22"/>
+          <w:lang w:eastAsia="es-ES"/>
+          <w14:ligatures w14:val="none"/>
+        </w:rPr>
+        <w:t xml:space="preserve">una copia completa, legible y debidamente suscrita de la </w:t>
+      </w:r>
+      <w:r>
+        <w:rPr>
+          <w:rFonts w:ascii="Arial Narrow" w:eastAsia="Arial Narrow" w:hAnsi="Arial Narrow" w:cs="Arial Narrow"/>
+          <w:color w:val="000000"/>
+          <w:kern w:val="0"/>
+          <w:sz w:val="22"/>
+          <w:szCs w:val="22"/>
+          <w:lang w:val="es-ES" w:eastAsia="es-ES"/>
+          <w14:ligatures w14:val="none"/>
+        </w:rPr>
+        <w:t xml:space="preserve">Póliza </w:t>
+      </w:r>
+      <w:proofErr w:type="spellStart"/>
+      <w:r>
+        <w:rPr>
+          <w:rFonts w:ascii="Arial Narrow" w:eastAsia="Arial Narrow" w:hAnsi="Arial Narrow" w:cs="Arial Narrow"/>
+          <w:color w:val="000000"/>
+          <w:kern w:val="0"/>
+          <w:sz w:val="22"/>
+          <w:szCs w:val="22"/>
+          <w:lang w:val="es-ES" w:eastAsia="es-ES"/>
+          <w14:ligatures w14:val="none"/>
+        </w:rPr>
+        <w:t/>
+      </w:r>
+      <w:proofErr w:type="spellEnd"/>
+      <w:r>
+        <w:rPr>
+          <w:rFonts w:ascii="Arial Narrow" w:eastAsia="Arial Narrow" w:hAnsi="Arial Narrow" w:cs="Arial Narrow"/>
+          <w:color w:val="000000"/>
+          <w:kern w:val="0"/>
+          <w:sz w:val="22"/>
+          <w:szCs w:val="22"/>
+          <w:lang w:val="es-ES" w:eastAsia="es-ES"/>
+          <w14:ligatures w14:val="none"/>
+        </w:rPr>
+        <w:t xml:space="preserve"> 9201780</w:t>
+      </w:r>
+      <w:r>
+        <w:rPr>
+          <w:rFonts w:ascii="Arial Narrow" w:eastAsia="Arial Narrow" w:hAnsi="Arial Narrow" w:cs="Arial Narrow"/>
+          <w:color w:val="000000"/>
+          <w:kern w:val="0"/>
+          <w:sz w:val="22"/>
+          <w:szCs w:val="22"/>
+          <w:lang w:val="es-ES" w:eastAsia="es-ES"/>
+          <w14:ligatures w14:val="none"/>
+        </w:rPr>
+        <w:t xml:space="preserve"> </w:t>
+      </w:r>
+      <w:r>
+        <w:rPr>
+          <w:rFonts w:ascii="Arial Narrow" w:eastAsia="Arial Narrow" w:hAnsi="Arial Narrow" w:cs="Arial Narrow"/>
+          <w:color w:val="000000"/>
+          <w:kern w:val="0"/>
+          <w:sz w:val="22"/>
+          <w:szCs w:val="22"/>
+          <w:lang w:eastAsia="es-ES"/>
+          <w14:ligatures w14:val="none"/>
+        </w:rPr>
+        <w:t xml:space="preserve">materia de denuncia, al igual que, el cargo de remisión de </w:t>
+      </w:r>
+      <w:proofErr w:type="gramStart"/>
+      <w:r>
+        <w:rPr>
+          <w:rFonts w:ascii="Arial Narrow" w:eastAsia="Arial Narrow" w:hAnsi="Arial Narrow" w:cs="Arial Narrow"/>
+          <w:color w:val="000000"/>
+          <w:kern w:val="0"/>
+          <w:sz w:val="22"/>
+          <w:szCs w:val="22"/>
+          <w:lang w:eastAsia="es-ES"/>
+          <w14:ligatures w14:val="none"/>
+        </w:rPr>
+        <w:t>la misma</w:t>
+      </w:r>
+      <w:proofErr w:type="gramEnd"/>
+      <w:r>
+        <w:rPr>
+          <w:rFonts w:ascii="Arial Narrow" w:eastAsia="Arial Narrow" w:hAnsi="Arial Narrow" w:cs="Arial Narrow"/>
+          <w:kern w:val="0"/>
+          <w14:ligatures w14:val="none"/>
+          <w:sz w:val="22"/>
+          <w:szCs w:val="22"/>
+        </w:rPr>
+        <w:t>; y,</w:t>
+      </w:r>
+      <w:r>
+        <w:rPr>
+          <w:rFonts w:ascii="Arial Narrow" w:eastAsia="Arial Narrow" w:hAnsi="Arial Narrow" w:cs="Arial Narrow"/>
+          <w:color w:val="000000"/>
+          <w:kern w:val="0"/>
+          <w:sz w:val="22"/>
+          <w:szCs w:val="22"/>
+          <w:lang w:val="es-ES" w:eastAsia="es-ES"/>
+          <w14:ligatures w14:val="none"/>
+        </w:rPr>
+        <w:t xml:space="preserve"> (</w:t>
+      </w:r>
+      <w:proofErr w:type="spellStart"/>
+      <w:r>
+        <w:rPr>
+          <w:rFonts w:ascii="Arial Narrow" w:eastAsia="Arial Narrow" w:hAnsi="Arial Narrow" w:cs="Arial Narrow"/>
+          <w:color w:val="000000"/>
+          <w:kern w:val="0"/>
+          <w:sz w:val="22"/>
+          <w:szCs w:val="22"/>
+          <w:lang w:val="es-ES" w:eastAsia="es-ES"/>
+          <w14:ligatures w14:val="none"/>
+        </w:rPr>
+        <w:t>i</w:t>
+      </w:r>
+      <w:r>
+        <w:rPr>
+          <w:rFonts w:ascii="Arial Narrow" w:eastAsia="Arial Narrow" w:hAnsi="Arial Narrow" w:cs="Arial Narrow"/>
+          <w:color w:val="000000"/>
+          <w:kern w:val="0"/>
+          <w:sz w:val="22"/>
+          <w:szCs w:val="22"/>
+          <w:lang w:val="es-ES" w:eastAsia="es-ES"/>
+          <w14:ligatures w14:val="none"/>
+        </w:rPr>
+        <w:t>i</w:t>
+      </w:r>
+      <w:r>
+        <w:rPr>
+          <w:rFonts w:ascii="Arial Narrow" w:eastAsia="Arial Narrow" w:hAnsi="Arial Narrow" w:cs="Arial Narrow"/>
+          <w:color w:val="000000"/>
+          <w:kern w:val="0"/>
+          <w:sz w:val="22"/>
+          <w:szCs w:val="22"/>
+          <w:lang w:val="es-ES" w:eastAsia="es-ES"/>
+          <w14:ligatures w14:val="none"/>
+        </w:rPr>
+        <w:t>i</w:t>
+      </w:r>
+      <w:proofErr w:type="spellEnd"/>
+      <w:r>
+        <w:rPr>
+          <w:rFonts w:ascii="Arial Narrow" w:eastAsia="Arial Narrow" w:hAnsi="Arial Narrow" w:cs="Arial Narrow"/>
+          <w:color w:val="000000"/>
+          <w:kern w:val="0"/>
+          <w:sz w:val="22"/>
+          <w:szCs w:val="22"/>
+          <w:lang w:val="es-ES" w:eastAsia="es-ES"/>
+          <w14:ligatures w14:val="none"/>
+        </w:rPr>
+        <w:t>) presentar todas las comunicaciones cursadas con la parte denunciante en virtud de los hechos materia de denuncia.</w:t>
+      </w:r>
+    </w:p>
+    <w:p>
+      <w:pPr>
+        <w:spacing w:before="0" w:after="0" w:line="240" w:lineRule="auto"/>
+        <w:jc w:val="both"/>
+        <w:rPr>
+          <w:rFonts w:ascii="Arial Narrow" w:eastAsia="Arial Narrow" w:hAnsi="Arial Narrow" w:cs="Arial Narrow"/>
+          <w:color w:val="000000"/>
+          <w:kern w:val="0"/>
+          <w:sz w:val="22"/>
+          <w:szCs w:val="22"/>
+          <w:lang w:val="es-ES" w:eastAsia="es-ES"/>
+          <w14:ligatures w14:val="none"/>
+        </w:rPr>
+      </w:pPr>
+    </w:p>
+    <w:p>
+      <w:pPr>
+        <w:spacing w:after="0" w:line="240" w:lineRule="auto"/>
+        <w:jc w:val="both"/>
+        <w:rPr>
+          <w:rFonts w:ascii="Arial Narrow" w:eastAsia="Arial Narrow" w:hAnsi="Arial Narrow" w:cs="Arial Narrow"/>
+          <w:color w:val="000000"/>
+          <w:kern w:val="0"/>
+          <w:sz w:val="22"/>
+          <w:szCs w:val="22"/>
+          <w:lang w:val="es-ES" w:eastAsia="es-ES"/>
+          <w14:ligatures w14:val="none"/>
+        </w:rPr>
+      </w:pPr>
+      <w:r>
+        <w:rPr>
+          <w:rFonts w:ascii="Arial Narrow" w:eastAsia="Arial Narrow" w:hAnsi="Arial Narrow" w:cs="Arial Narrow"/>
+          <w:b/>
+          <w:color w:val="000000"/>
+          <w:kern w:val="0"/>
+          <w:sz w:val="22"/>
+          <w:szCs w:val="22"/>
+          <w:lang w:eastAsia="es-PE"/>
+          <w14:ligatures w14:val="none"/>
+        </w:rPr>
+        <w:t xml:space="preserve">SEXTO:</w:t>
+      </w:r>
+      <w:r>
+        <w:rPr>
+          <w:rFonts w:ascii="Arial Narrow" w:eastAsia="Arial Narrow" w:hAnsi="Arial Narrow" w:cs="Arial Narrow"/>
+          <w:color w:val="000000"/>
+          <w:kern w:val="0"/>
+          <w:sz w:val="22"/>
+          <w:szCs w:val="22"/>
+          <w:lang w:eastAsia="es-PE"/>
+          <w14:ligatures w14:val="none"/>
+        </w:rPr>
+        <w:t xml:space="preserve"> </w:t>
+      </w:r>
       <w:r>
         <w:rPr>
           <w:rFonts w:ascii="Arial Narrow" w:eastAsia="Arial Narrow" w:hAnsi="Arial Narrow" w:cs="Arial Narrow"/>
@@ -7136,7 +7748,6 @@
         </w:rPr>
         <w:t>plazo no mayor de cinco (5) días hábiles contado a partir del día siguiente de la notificación de la presente resolución</w:t>
       </w:r>
-      <w:bookmarkEnd w:id="9"/>
       <w:r>
         <w:rPr>
           <w:rFonts w:ascii="Arial Narrow" w:eastAsia="Arial Narrow" w:hAnsi="Arial Narrow" w:cs="Arial Narrow"/>
@@ -7149,55 +7760,42 @@
         </w:rPr>
         <w:t xml:space="preserve">, </w:t>
       </w:r>
-      <w:bookmarkStart w:id="10" w:name="_Hlk188286828"/>
-      <w:r>
-        <w:rPr>
-          <w:rFonts w:ascii="Arial Narrow" w:eastAsia="Arial Narrow" w:hAnsi="Arial Narrow" w:cs="Arial Narrow"/>
-          <w:color w:val="000000"/>
-          <w:kern w:val="0"/>
-          <w:sz w:val="22"/>
-          <w:szCs w:val="22"/>
-          <w:lang w:eastAsia="es-ES"/>
-          <w14:ligatures w14:val="none"/>
-        </w:rPr>
-        <w:t xml:space="preserve">el </w:t>
-      </w:r>
-      <w:r>
-        <w:rPr>
-          <w:rFonts w:ascii="Arial Narrow" w:eastAsia="Arial Narrow" w:hAnsi="Arial Narrow" w:cs="Arial Narrow"/>
-          <w:color w:val="000000"/>
-          <w:kern w:val="0"/>
-          <w:sz w:val="22"/>
-          <w:szCs w:val="22"/>
-          <w:lang w:eastAsia="es-PE"/>
-          <w14:ligatures w14:val="none"/>
-        </w:rPr>
-        <w:t>Banco de Crédito del Perú</w:t>
-      </w:r>
-      <w:r>
-        <w:rPr>
-          <w:rFonts w:ascii="Arial Narrow" w:eastAsia="Arial Narrow" w:hAnsi="Arial Narrow" w:cs="Arial Narrow"/>
-          <w:color w:val="000000"/>
-          <w:kern w:val="0"/>
-          <w:sz w:val="22"/>
-          <w:szCs w:val="22"/>
-          <w:lang w:eastAsia="es-ES"/>
-          <w14:ligatures w14:val="none"/>
-        </w:rPr>
-        <w:t xml:space="preserve"> </w:t>
-      </w:r>
-      <w:bookmarkEnd w:id="10"/>
-      <w:r>
-        <w:rPr>
-          <w:rFonts w:ascii="Arial Narrow" w:eastAsia="Arial Narrow" w:hAnsi="Arial Narrow" w:cs="Arial Narrow"/>
-          <w:color w:val="000000"/>
-          <w:kern w:val="0"/>
-          <w:sz w:val="22"/>
-          <w:szCs w:val="22"/>
-          <w:lang w:eastAsia="es-ES"/>
-          <w14:ligatures w14:val="none"/>
-        </w:rPr>
-        <w:t xml:space="preserve">S.A. </w:t>
+      <w:r>
+        <w:rPr>
+          <w:rFonts w:ascii="Arial Narrow" w:eastAsia="Arial Narrow" w:hAnsi="Arial Narrow" w:cs="Arial Narrow"/>
+          <w:color w:val="000000"/>
+          <w:kern w:val="0"/>
+          <w:sz w:val="22"/>
+          <w:szCs w:val="22"/>
+          <w:lang w:eastAsia="es-PE"/>
+          <w14:ligatures w14:val="none"/>
+        </w:rPr>
+        <w:t>Pacífico Compañía de Seguros y Reaseguros S.A</w:t>
+      </w:r>
+      <w:r>
+        <w:rPr>
+          <w:rFonts w:ascii="Arial Narrow" w:eastAsia="Arial Narrow" w:hAnsi="Arial Narrow" w:cs="Arial Narrow"/>
+          <w:color w:val="000000"/>
+          <w:kern w:val="0"/>
+          <w:sz w:val="22"/>
+          <w:szCs w:val="22"/>
+          <w:shd w:val="clear" w:color="auto" w:fill="FFFFFF"/>
+          <w:lang w:eastAsia="es-PE"/>
+          <w14:ligatures w14:val="none"/>
+        </w:rPr>
+        <w:t>.</w:t>
+      </w:r>
+      <w:r>
+        <w:rPr>
+          <w:rFonts w:ascii="Arial Narrow" w:eastAsia="Arial Narrow" w:hAnsi="Arial Narrow" w:cs="Arial Narrow"/>
+          <w:color w:val="000000"/>
+          <w:kern w:val="0"/>
+          <w:sz w:val="22"/>
+          <w:szCs w:val="22"/>
+          <w:lang w:eastAsia="es-ES"/>
+          <w14:ligatures w14:val="none"/>
+        </w:rPr>
+        <w:t xml:space="preserve">, </w:t>
       </w:r>
       <w:r>
         <w:rPr>
@@ -7209,7 +7807,7 @@
           <w:lang w:val="es-ES" w:eastAsia="es-ES"/>
           <w14:ligatures w14:val="none"/>
         </w:rPr>
-        <w:t>cumpla</w:t>
+        <w:t>cumpla con</w:t>
       </w:r>
       <w:r>
         <w:rPr>
@@ -7221,7 +7819,7 @@
           <w:lang w:val="es-ES" w:eastAsia="es-ES"/>
           <w14:ligatures w14:val="none"/>
         </w:rPr>
-        <w:t xml:space="preserve"> </w:t>
+        <w:t xml:space="preserve"> presentar</w:t>
       </w:r>
       <w:r>
         <w:rPr>
@@ -7233,590 +7831,12 @@
           <w:lang w:val="es-ES" w:eastAsia="es-ES"/>
           <w14:ligatures w14:val="none"/>
         </w:rPr>
-        <w:t>con:</w:t>
-      </w:r>
-      <w:r>
-        <w:rPr>
-          <w:rFonts w:ascii="Arial Narrow" w:eastAsia="Arial Narrow" w:hAnsi="Arial Narrow" w:cs="Arial Narrow"/>
-          <w:color w:val="000000"/>
-          <w:kern w:val="0"/>
-          <w:sz w:val="22"/>
-          <w:szCs w:val="22"/>
-          <w:lang w:val="es-ES" w:eastAsia="es-ES"/>
-          <w14:ligatures w14:val="none"/>
-        </w:rPr>
-        <w:t xml:space="preserve"> </w:t>
-      </w:r>
-    </w:p>
-    <w:p>
-      <w:pPr>
-        <w:spacing w:after="0" w:line="240" w:lineRule="auto"/>
-        <w:jc w:val="both"/>
-        <w:rPr>
-          <w:rFonts w:ascii="Arial Narrow" w:eastAsia="Arial Narrow" w:hAnsi="Arial Narrow" w:cs="Arial Narrow"/>
-          <w:color w:val="000000"/>
-          <w:kern w:val="0"/>
-          <w:sz w:val="22"/>
-          <w:szCs w:val="22"/>
-          <w:lang w:val="es-ES" w:eastAsia="es-ES"/>
-          <w14:ligatures w14:val="none"/>
-        </w:rPr>
-      </w:pPr>
-    </w:p>
-    <w:p>
-      <w:pPr>
-        <w:spacing w:after="0" w:line="240" w:lineRule="auto"/>
-        <w:jc w:val="both"/>
-        <w:rPr>
-          <w:rFonts w:ascii="Arial Narrow" w:eastAsia="Arial Narrow" w:hAnsi="Arial Narrow" w:cs="Arial Narrow"/>
-          <w:color w:val="000000"/>
-          <w:kern w:val="0"/>
-          <w:sz w:val="22"/>
-          <w:szCs w:val="22"/>
-          <w:lang w:val="es-ES" w:eastAsia="es-ES"/>
-          <w14:ligatures w14:val="none"/>
-        </w:rPr>
-      </w:pPr>
-      <w:r>
-        <w:rPr>
-          <w:rFonts w:ascii="Arial Narrow" w:eastAsia="Arial Narrow" w:hAnsi="Arial Narrow" w:cs="Arial Narrow"/>
-          <w:color w:val="000000"/>
-          <w:kern w:val="0"/>
-          <w:sz w:val="22"/>
-          <w:szCs w:val="22"/>
-          <w:lang w:val="es-ES" w:eastAsia="es-ES"/>
-          <w14:ligatures w14:val="none"/>
-        </w:rPr>
-        <w:t xml:space="preserve">(i) </w:t>
-      </w:r>
-      <w:r>
-        <w:rPr>
-          <w:rFonts w:ascii="Arial Narrow" w:eastAsia="Arial Narrow" w:hAnsi="Arial Narrow" w:cs="Arial Narrow"/>
-          <w:color w:val="000000"/>
-          <w:kern w:val="0"/>
-          <w:sz w:val="22"/>
-          <w:szCs w:val="22"/>
-          <w:lang w:eastAsia="es-ES"/>
-          <w14:ligatures w14:val="none"/>
-        </w:rPr>
-        <w:t>presentar</w:t>
-      </w:r>
-      <w:r>
-        <w:rPr>
-          <w:rFonts w:ascii="Arial Narrow" w:eastAsia="Arial Narrow" w:hAnsi="Arial Narrow" w:cs="Arial Narrow"/>
-          <w:color w:val="000000"/>
-          <w:kern w:val="0"/>
-          <w:sz w:val="22"/>
-          <w:szCs w:val="22"/>
-          <w:lang w:val="es-ES" w:eastAsia="es-ES"/>
-          <w14:ligatures w14:val="none"/>
-        </w:rPr>
-        <w:t xml:space="preserve"> una copia</w:t>
-      </w:r>
-      <w:r>
-        <w:rPr>
-          <w:rFonts w:ascii="Arial Narrow" w:eastAsia="Arial Narrow" w:hAnsi="Arial Narrow" w:cs="Arial Narrow"/>
-          <w:color w:val="000000"/>
-          <w:kern w:val="0"/>
-          <w:sz w:val="22"/>
-          <w:szCs w:val="22"/>
-          <w:lang w:val="es-ES" w:eastAsia="es-ES"/>
-          <w14:ligatures w14:val="none"/>
-        </w:rPr>
-        <w:t xml:space="preserve"> completa, legible y</w:t>
-      </w:r>
-      <w:r>
-        <w:rPr>
-          <w:rFonts w:ascii="Arial Narrow" w:eastAsia="Arial Narrow" w:hAnsi="Arial Narrow" w:cs="Arial Narrow"/>
-          <w:color w:val="000000"/>
-          <w:kern w:val="0"/>
-          <w:sz w:val="22"/>
-          <w:szCs w:val="22"/>
-          <w:lang w:val="es-ES" w:eastAsia="es-ES"/>
-          <w14:ligatures w14:val="none"/>
-        </w:rPr>
-        <w:t xml:space="preserve"> debidamente suscrit</w:t>
-      </w:r>
-      <w:r>
-        <w:rPr>
-          <w:rFonts w:ascii="Arial Narrow" w:eastAsia="Arial Narrow" w:hAnsi="Arial Narrow" w:cs="Arial Narrow"/>
-          <w:color w:val="000000"/>
-          <w:kern w:val="0"/>
-          <w:sz w:val="22"/>
-          <w:szCs w:val="22"/>
-          <w:lang w:val="es-ES" w:eastAsia="es-ES"/>
-          <w14:ligatures w14:val="none"/>
-        </w:rPr>
-        <w:t>o</w:t>
-      </w:r>
-      <w:r>
-        <w:rPr>
-          <w:rFonts w:ascii="Arial Narrow" w:eastAsia="Arial Narrow" w:hAnsi="Arial Narrow" w:cs="Arial Narrow"/>
-          <w:color w:val="000000"/>
-          <w:kern w:val="0"/>
-          <w:sz w:val="22"/>
-          <w:szCs w:val="22"/>
-          <w:lang w:val="es-ES" w:eastAsia="es-ES"/>
-          <w14:ligatures w14:val="none"/>
-        </w:rPr>
-        <w:t xml:space="preserve"> </w:t>
-      </w:r>
-      <w:r>
-        <w:rPr>
-          <w:rFonts w:ascii="Arial Narrow" w:eastAsia="Arial Narrow" w:hAnsi="Arial Narrow" w:cs="Arial Narrow"/>
-          <w:color w:val="000000"/>
-          <w:kern w:val="0"/>
-          <w:sz w:val="22"/>
-          <w:szCs w:val="22"/>
-          <w:lang w:val="es-ES" w:eastAsia="es-ES"/>
-          <w14:ligatures w14:val="none"/>
-        </w:rPr>
-        <w:t xml:space="preserve">del contrato de apertura de la </w:t>
-      </w:r>
-      <w:r>
-        <w:rPr>
-          <w:rFonts w:ascii="Arial Narrow" w:eastAsia="Arial Narrow" w:hAnsi="Arial Narrow" w:cs="Arial Narrow"/>
-          <w:kern w:val="0"/>
-          <w14:ligatures w14:val="none"/>
-          <w:sz w:val="22"/>
-          <w:szCs w:val="22"/>
-        </w:rPr>
-        <w:t xml:space="preserve">cuenta mancomunada </w:t>
-      </w:r>
-      <w:proofErr w:type="spellStart"/>
-      <w:r>
-        <w:rPr>
-          <w:rFonts w:ascii="Arial Narrow" w:eastAsia="Arial Narrow" w:hAnsi="Arial Narrow" w:cs="Arial Narrow"/>
-          <w:color w:val="000000"/>
-          <w:kern w:val="0"/>
-          <w:sz w:val="22"/>
-          <w:szCs w:val="22"/>
-          <w:lang w:eastAsia="es-ES"/>
-          <w14:ligatures w14:val="none"/>
-        </w:rPr>
-        <w:t/>
-      </w:r>
-      <w:proofErr w:type="spellEnd"/>
-      <w:r>
-        <w:rPr>
-          <w:rFonts w:ascii="Arial Narrow" w:eastAsia="Arial Narrow" w:hAnsi="Arial Narrow" w:cs="Arial Narrow"/>
-          <w:color w:val="000000"/>
-          <w:kern w:val="0"/>
-          <w:sz w:val="22"/>
-          <w:szCs w:val="22"/>
-          <w:lang w:eastAsia="es-ES"/>
-          <w14:ligatures w14:val="none"/>
-        </w:rPr>
-        <w:t xml:space="preserve"> </w:t>
-      </w:r>
-      <w:r>
-        <w:rPr>
-          <w:rFonts w:ascii="Arial Narrow" w:eastAsia="Arial Narrow" w:hAnsi="Arial Narrow" w:cs="Arial Narrow"/>
-          <w:color w:val="000000"/>
-          <w:kern w:val="0"/>
-          <w:sz w:val="22"/>
-          <w:szCs w:val="22"/>
-          <w:lang w:eastAsia="es-ES"/>
-          <w14:ligatures w14:val="none"/>
-        </w:rPr>
-        <w:t>194-913</w:t>
-      </w:r>
-      <w:r>
-        <w:rPr>
-          <w:rFonts w:ascii="Arial Narrow" w:eastAsia="Arial Narrow" w:hAnsi="Arial Narrow" w:cs="Arial Narrow"/>
-          <w:color w:val="000000"/>
-          <w:kern w:val="0"/>
-          <w:sz w:val="22"/>
-          <w:szCs w:val="22"/>
-          <w:lang w:eastAsia="es-ES"/>
-          <w14:ligatures w14:val="none"/>
-        </w:rPr>
-        <w:t>xxxxx</w:t>
-      </w:r>
-      <w:r>
-        <w:rPr>
-          <w:rFonts w:ascii="Arial Narrow" w:eastAsia="Arial Narrow" w:hAnsi="Arial Narrow" w:cs="Arial Narrow"/>
-          <w:color w:val="000000"/>
-          <w:kern w:val="0"/>
-          <w:sz w:val="22"/>
-          <w:szCs w:val="22"/>
-          <w:lang w:eastAsia="es-ES"/>
-          <w14:ligatures w14:val="none"/>
-        </w:rPr>
-        <w:t>-0-00</w:t>
-      </w:r>
-      <w:r>
-        <w:rPr>
-          <w:rFonts w:ascii="Arial Narrow" w:eastAsia="Arial Narrow" w:hAnsi="Arial Narrow" w:cs="Arial Narrow"/>
-          <w:kern w:val="0"/>
-          <w14:ligatures w14:val="none"/>
-          <w:sz w:val="22"/>
-          <w:szCs w:val="22"/>
-        </w:rPr>
-        <w:t>; (</w:t>
-      </w:r>
-      <w:proofErr w:type="spellStart"/>
-      <w:r>
-        <w:rPr>
-          <w:rFonts w:ascii="Arial Narrow" w:eastAsia="Arial Narrow" w:hAnsi="Arial Narrow" w:cs="Arial Narrow"/>
-          <w:kern w:val="0"/>
-          <w14:ligatures w14:val="none"/>
-          <w:sz w:val="22"/>
-          <w:szCs w:val="22"/>
-        </w:rPr>
-        <w:t>ii</w:t>
-      </w:r>
-      <w:proofErr w:type="spellEnd"/>
-      <w:r>
-        <w:rPr>
-          <w:rFonts w:ascii="Arial Narrow" w:eastAsia="Arial Narrow" w:hAnsi="Arial Narrow" w:cs="Arial Narrow"/>
-          <w:kern w:val="0"/>
-          <w14:ligatures w14:val="none"/>
-          <w:sz w:val="22"/>
-          <w:szCs w:val="22"/>
-        </w:rPr>
-        <w:t xml:space="preserve">) </w:t>
-      </w:r>
-      <w:r>
-        <w:rPr>
-          <w:rFonts w:ascii="Arial Narrow" w:eastAsia="Arial Narrow" w:hAnsi="Arial Narrow" w:cs="Arial Narrow"/>
-          <w:color w:val="000000"/>
-          <w:kern w:val="0"/>
-          <w:sz w:val="22"/>
-          <w:szCs w:val="22"/>
-          <w:lang w:eastAsia="es-ES"/>
-          <w14:ligatures w14:val="none"/>
-        </w:rPr>
-        <w:t xml:space="preserve">una copia completa, legible y debidamente suscrita de la </w:t>
-      </w:r>
-      <w:r>
-        <w:rPr>
-          <w:rFonts w:ascii="Arial Narrow" w:eastAsia="Arial Narrow" w:hAnsi="Arial Narrow" w:cs="Arial Narrow"/>
-          <w:color w:val="000000"/>
-          <w:kern w:val="0"/>
-          <w:sz w:val="22"/>
-          <w:szCs w:val="22"/>
-          <w:lang w:val="es-ES" w:eastAsia="es-ES"/>
-          <w14:ligatures w14:val="none"/>
-        </w:rPr>
-        <w:t xml:space="preserve">Póliza </w:t>
-      </w:r>
-      <w:proofErr w:type="spellStart"/>
-      <w:r>
-        <w:rPr>
-          <w:rFonts w:ascii="Arial Narrow" w:eastAsia="Arial Narrow" w:hAnsi="Arial Narrow" w:cs="Arial Narrow"/>
-          <w:color w:val="000000"/>
-          <w:kern w:val="0"/>
-          <w:sz w:val="22"/>
-          <w:szCs w:val="22"/>
-          <w:lang w:val="es-ES" w:eastAsia="es-ES"/>
-          <w14:ligatures w14:val="none"/>
-        </w:rPr>
-        <w:t/>
-      </w:r>
-      <w:proofErr w:type="spellEnd"/>
-      <w:r>
-        <w:rPr>
-          <w:rFonts w:ascii="Arial Narrow" w:eastAsia="Arial Narrow" w:hAnsi="Arial Narrow" w:cs="Arial Narrow"/>
-          <w:color w:val="000000"/>
-          <w:kern w:val="0"/>
-          <w:sz w:val="22"/>
-          <w:szCs w:val="22"/>
-          <w:lang w:val="es-ES" w:eastAsia="es-ES"/>
-          <w14:ligatures w14:val="none"/>
-        </w:rPr>
-        <w:t xml:space="preserve"> 9201780</w:t>
-      </w:r>
-      <w:r>
-        <w:rPr>
-          <w:rFonts w:ascii="Arial Narrow" w:eastAsia="Arial Narrow" w:hAnsi="Arial Narrow" w:cs="Arial Narrow"/>
-          <w:color w:val="000000"/>
-          <w:kern w:val="0"/>
-          <w:sz w:val="22"/>
-          <w:szCs w:val="22"/>
-          <w:lang w:val="es-ES" w:eastAsia="es-ES"/>
-          <w14:ligatures w14:val="none"/>
-        </w:rPr>
-        <w:t xml:space="preserve"> </w:t>
-      </w:r>
-      <w:r>
-        <w:rPr>
-          <w:rFonts w:ascii="Arial Narrow" w:eastAsia="Arial Narrow" w:hAnsi="Arial Narrow" w:cs="Arial Narrow"/>
-          <w:color w:val="000000"/>
-          <w:kern w:val="0"/>
-          <w:sz w:val="22"/>
-          <w:szCs w:val="22"/>
-          <w:lang w:eastAsia="es-ES"/>
-          <w14:ligatures w14:val="none"/>
-        </w:rPr>
-        <w:t xml:space="preserve">materia de denuncia, al igual que, el cargo de remisión de </w:t>
-      </w:r>
-      <w:proofErr w:type="gramStart"/>
-      <w:r>
-        <w:rPr>
-          <w:rFonts w:ascii="Arial Narrow" w:eastAsia="Arial Narrow" w:hAnsi="Arial Narrow" w:cs="Arial Narrow"/>
-          <w:color w:val="000000"/>
-          <w:kern w:val="0"/>
-          <w:sz w:val="22"/>
-          <w:szCs w:val="22"/>
-          <w:lang w:eastAsia="es-ES"/>
-          <w14:ligatures w14:val="none"/>
-        </w:rPr>
-        <w:t>la misma</w:t>
-      </w:r>
-      <w:proofErr w:type="gramEnd"/>
-      <w:r>
-        <w:rPr>
-          <w:rFonts w:ascii="Arial Narrow" w:eastAsia="Arial Narrow" w:hAnsi="Arial Narrow" w:cs="Arial Narrow"/>
-          <w:kern w:val="0"/>
-          <w14:ligatures w14:val="none"/>
-          <w:sz w:val="22"/>
-          <w:szCs w:val="22"/>
-        </w:rPr>
-        <w:t>; y,</w:t>
-      </w:r>
-      <w:r>
-        <w:rPr>
-          <w:rFonts w:ascii="Arial Narrow" w:eastAsia="Arial Narrow" w:hAnsi="Arial Narrow" w:cs="Arial Narrow"/>
-          <w:color w:val="000000"/>
-          <w:kern w:val="0"/>
-          <w:sz w:val="22"/>
-          <w:szCs w:val="22"/>
-          <w:lang w:val="es-ES" w:eastAsia="es-ES"/>
-          <w14:ligatures w14:val="none"/>
-        </w:rPr>
-        <w:t xml:space="preserve"> (</w:t>
-      </w:r>
-      <w:proofErr w:type="spellStart"/>
-      <w:r>
-        <w:rPr>
-          <w:rFonts w:ascii="Arial Narrow" w:eastAsia="Arial Narrow" w:hAnsi="Arial Narrow" w:cs="Arial Narrow"/>
-          <w:color w:val="000000"/>
-          <w:kern w:val="0"/>
-          <w:sz w:val="22"/>
-          <w:szCs w:val="22"/>
-          <w:lang w:val="es-ES" w:eastAsia="es-ES"/>
-          <w14:ligatures w14:val="none"/>
-        </w:rPr>
-        <w:t>i</w:t>
-      </w:r>
-      <w:r>
-        <w:rPr>
-          <w:rFonts w:ascii="Arial Narrow" w:eastAsia="Arial Narrow" w:hAnsi="Arial Narrow" w:cs="Arial Narrow"/>
-          <w:color w:val="000000"/>
-          <w:kern w:val="0"/>
-          <w:sz w:val="22"/>
-          <w:szCs w:val="22"/>
-          <w:lang w:val="es-ES" w:eastAsia="es-ES"/>
-          <w14:ligatures w14:val="none"/>
-        </w:rPr>
-        <w:t>i</w:t>
-      </w:r>
-      <w:r>
-        <w:rPr>
-          <w:rFonts w:ascii="Arial Narrow" w:eastAsia="Arial Narrow" w:hAnsi="Arial Narrow" w:cs="Arial Narrow"/>
-          <w:color w:val="000000"/>
-          <w:kern w:val="0"/>
-          <w:sz w:val="22"/>
-          <w:szCs w:val="22"/>
-          <w:lang w:val="es-ES" w:eastAsia="es-ES"/>
-          <w14:ligatures w14:val="none"/>
-        </w:rPr>
-        <w:t>i</w:t>
-      </w:r>
-      <w:proofErr w:type="spellEnd"/>
-      <w:r>
-        <w:rPr>
-          <w:rFonts w:ascii="Arial Narrow" w:eastAsia="Arial Narrow" w:hAnsi="Arial Narrow" w:cs="Arial Narrow"/>
-          <w:color w:val="000000"/>
-          <w:kern w:val="0"/>
-          <w:sz w:val="22"/>
-          <w:szCs w:val="22"/>
-          <w:lang w:val="es-ES" w:eastAsia="es-ES"/>
-          <w14:ligatures w14:val="none"/>
-        </w:rPr>
-        <w:t>) presentar todas las comunicaciones cursadas con la parte denunciante en virtud de los hechos materia de denuncia.</w:t>
-      </w:r>
-    </w:p>
-    <w:p>
-      <w:pPr>
-        <w:spacing w:after="0" w:line="240" w:lineRule="auto"/>
-        <w:jc w:val="both"/>
-        <w:rPr>
-          <w:rFonts w:ascii="Arial Narrow" w:eastAsia="Arial Narrow" w:hAnsi="Arial Narrow" w:cs="Arial Narrow"/>
-          <w:color w:val="000000"/>
-          <w:kern w:val="0"/>
-          <w:sz w:val="22"/>
-          <w:szCs w:val="22"/>
-          <w:lang w:val="es-ES" w:eastAsia="es-ES"/>
-          <w14:ligatures w14:val="none"/>
-        </w:rPr>
-      </w:pPr>
-    </w:p>
-    <w:p>
-      <w:pPr>
-        <w:spacing w:after="0" w:line="240" w:lineRule="auto"/>
-        <w:jc w:val="both"/>
-        <w:rPr>
-          <w:rFonts w:ascii="Arial Narrow" w:eastAsia="Arial Narrow" w:hAnsi="Arial Narrow" w:cs="Arial Narrow"/>
-          <w:color w:val="000000"/>
-          <w:kern w:val="0"/>
-          <w:sz w:val="22"/>
-          <w:szCs w:val="22"/>
-          <w:lang w:val="es-ES" w:eastAsia="es-ES"/>
-          <w14:ligatures w14:val="none"/>
-        </w:rPr>
-      </w:pPr>
-      <w:r>
-        <w:rPr>
-          <w:rFonts w:ascii="Arial Narrow" w:eastAsia="Arial Narrow" w:hAnsi="Arial Narrow" w:cs="Arial Narrow"/>
-          <w:b/>
-          <w:color w:val="000000"/>
-          <w:kern w:val="0"/>
-          <w:sz w:val="22"/>
-          <w:szCs w:val="22"/>
-          <w:lang w:eastAsia="es-PE"/>
-          <w14:ligatures w14:val="none"/>
-        </w:rPr>
-        <w:t xml:space="preserve">SEXTO:</w:t>
-      </w:r>
-      <w:r>
-        <w:rPr>
-          <w:rFonts w:ascii="Arial Narrow" w:eastAsia="Arial Narrow" w:hAnsi="Arial Narrow" w:cs="Arial Narrow"/>
-          <w:color w:val="000000"/>
-          <w:kern w:val="0"/>
-          <w:sz w:val="22"/>
-          <w:szCs w:val="22"/>
-          <w:lang w:eastAsia="es-PE"/>
-          <w14:ligatures w14:val="none"/>
-        </w:rPr>
-        <w:t xml:space="preserve"> </w:t>
-      </w:r>
-      <w:r>
-        <w:rPr>
-          <w:rFonts w:ascii="Arial Narrow" w:eastAsia="Arial Narrow" w:hAnsi="Arial Narrow" w:cs="Arial Narrow"/>
-          <w:color w:val="000000"/>
-          <w:kern w:val="0"/>
-          <w:sz w:val="22"/>
-          <w:szCs w:val="22"/>
-          <w:lang w:eastAsia="es-ES"/>
-          <w14:ligatures w14:val="none"/>
-        </w:rPr>
-        <w:t xml:space="preserve">requerir </w:t>
-      </w:r>
-      <w:r>
-        <w:rPr>
-          <w:rFonts w:ascii="Arial Narrow" w:eastAsia="Arial Narrow" w:hAnsi="Arial Narrow" w:cs="Arial Narrow"/>
-          <w:color w:val="000000"/>
-          <w:kern w:val="0"/>
-          <w:sz w:val="22"/>
-          <w:szCs w:val="22"/>
-          <w:lang w:val="es-ES" w:eastAsia="es-ES"/>
-          <w14:ligatures w14:val="none"/>
-        </w:rPr>
-        <w:t xml:space="preserve">que, en un </w:t>
-      </w:r>
-      <w:r>
-        <w:rPr>
-          <w:rFonts w:ascii="Arial Narrow" w:eastAsia="Arial Narrow" w:hAnsi="Arial Narrow" w:cs="Arial Narrow"/>
-          <w:color w:val="000000"/>
-          <w:kern w:val="0"/>
-          <w:sz w:val="22"/>
-          <w:szCs w:val="22"/>
-          <w:lang w:eastAsia="es-ES"/>
-          <w14:ligatures w14:val="none"/>
-        </w:rPr>
-        <w:t>plazo no mayor de cinco (5) días hábiles contado a partir del día siguiente de la notificación de la presente resolución</w:t>
-      </w:r>
-      <w:r>
-        <w:rPr>
-          <w:rFonts w:ascii="Arial Narrow" w:eastAsia="Arial Narrow" w:hAnsi="Arial Narrow" w:cs="Arial Narrow"/>
-          <w:color w:val="000000"/>
-          <w:kern w:val="0"/>
-          <w:sz w:val="22"/>
-          <w:szCs w:val="22"/>
-          <w:lang w:eastAsia="es-ES"/>
-          <w14:ligatures w14:val="none"/>
-        </w:rPr>
-        <w:t xml:space="preserve">, </w:t>
-      </w:r>
-      <w:r>
-        <w:rPr>
-          <w:rFonts w:ascii="Arial Narrow" w:eastAsia="Arial Narrow" w:hAnsi="Arial Narrow" w:cs="Arial Narrow"/>
-          <w:color w:val="000000"/>
-          <w:kern w:val="0"/>
-          <w:sz w:val="22"/>
-          <w:szCs w:val="22"/>
-          <w:lang w:eastAsia="es-PE"/>
-          <w14:ligatures w14:val="none"/>
-        </w:rPr>
-        <w:t>Pacífico Compañía de Seguros y Reaseguros S.A</w:t>
-      </w:r>
-      <w:r>
-        <w:rPr>
-          <w:rFonts w:ascii="Arial Narrow" w:eastAsia="Arial Narrow" w:hAnsi="Arial Narrow" w:cs="Arial Narrow"/>
-          <w:color w:val="000000"/>
-          <w:kern w:val="0"/>
-          <w:sz w:val="22"/>
-          <w:szCs w:val="22"/>
-          <w:shd w:val="clear" w:color="auto" w:fill="FFFFFF"/>
-          <w:lang w:eastAsia="es-PE"/>
-          <w14:ligatures w14:val="none"/>
-        </w:rPr>
-        <w:t>.</w:t>
-      </w:r>
-      <w:r>
-        <w:rPr>
-          <w:rFonts w:ascii="Arial Narrow" w:eastAsia="Arial Narrow" w:hAnsi="Arial Narrow" w:cs="Arial Narrow"/>
-          <w:color w:val="000000"/>
-          <w:kern w:val="0"/>
-          <w:sz w:val="22"/>
-          <w:szCs w:val="22"/>
-          <w:lang w:eastAsia="es-ES"/>
-          <w14:ligatures w14:val="none"/>
-        </w:rPr>
-        <w:t xml:space="preserve">, </w:t>
-      </w:r>
-      <w:r>
-        <w:rPr>
-          <w:rFonts w:ascii="Arial Narrow" w:eastAsia="Arial Narrow" w:hAnsi="Arial Narrow" w:cs="Arial Narrow"/>
-          <w:color w:val="000000"/>
-          <w:kern w:val="0"/>
-          <w:sz w:val="22"/>
-          <w:szCs w:val="22"/>
-          <w:lang w:val="es-ES" w:eastAsia="es-ES"/>
-          <w14:ligatures w14:val="none"/>
-        </w:rPr>
-        <w:t>cumpla con</w:t>
-      </w:r>
-      <w:r>
-        <w:rPr>
-          <w:rFonts w:ascii="Arial Narrow" w:eastAsia="Arial Narrow" w:hAnsi="Arial Narrow" w:cs="Arial Narrow"/>
-          <w:color w:val="000000"/>
-          <w:kern w:val="0"/>
-          <w:sz w:val="22"/>
-          <w:szCs w:val="22"/>
-          <w:lang w:val="es-ES" w:eastAsia="es-ES"/>
-          <w14:ligatures w14:val="none"/>
-        </w:rPr>
-        <w:t xml:space="preserve"> presentar</w:t>
-      </w:r>
-      <w:r>
-        <w:rPr>
-          <w:rFonts w:ascii="Arial Narrow" w:eastAsia="Arial Narrow" w:hAnsi="Arial Narrow" w:cs="Arial Narrow"/>
-          <w:color w:val="000000"/>
-          <w:kern w:val="0"/>
-          <w:sz w:val="22"/>
-          <w:szCs w:val="22"/>
-          <w:lang w:val="es-ES" w:eastAsia="es-ES"/>
-          <w14:ligatures w14:val="none"/>
-        </w:rPr>
         <w:t xml:space="preserve">: </w:t>
       </w:r>
     </w:p>
     <w:p>
       <w:pPr>
-        <w:spacing w:after="0" w:line="240" w:lineRule="auto"/>
+        <w:spacing w:before="0" w:after="0" w:line="240" w:lineRule="auto"/>
         <w:jc w:val="both"/>
         <w:rPr>
           <w:rFonts w:ascii="Arial Narrow" w:eastAsia="Arial Narrow" w:hAnsi="Arial Narrow" w:cs="Arial Narrow"/>
@@ -8033,7 +8053,7 @@
     </w:p>
     <w:p>
       <w:pPr>
-        <w:spacing w:after="0" w:line="240" w:lineRule="auto"/>
+        <w:spacing w:before="0" w:after="0" w:line="240" w:lineRule="auto"/>
         <w:jc w:val="both"/>
         <w:rPr>
           <w:rFonts w:ascii="Arial Narrow" w:eastAsia="Arial Narrow" w:hAnsi="Arial Narrow" w:cs="Arial Narrow"/>
@@ -8313,102 +8333,102 @@
     </w:p>
     <w:p>
       <w:pPr>
+        <w:spacing w:before="0" w:after="0" w:line="240" w:lineRule="auto"/>
+        <w:shd w:val="clear" w:color="auto" w:fill="FFFFFF"/>
+        <w:jc w:val="both"/>
+        <w:rPr>
+          <w:rFonts w:ascii="Arial Narrow" w:eastAsia="Arial Narrow" w:hAnsi="Arial Narrow" w:cs="Arial Narrow"/>
+          <w:b/>
+          <w:color w:val="000000"/>
+          <w:kern w:val="0"/>
+          <w:sz w:val="22"/>
+          <w:szCs w:val="22"/>
+          <w:lang w:eastAsia="es-PE"/>
+          <w14:ligatures w14:val="none"/>
+        </w:rPr>
+      </w:pPr>
+    </w:p>
+    <w:p>
+      <w:pPr>
         <w:shd w:val="clear" w:color="auto" w:fill="FFFFFF"/>
         <w:spacing w:after="0" w:line="240" w:lineRule="auto"/>
         <w:jc w:val="both"/>
         <w:rPr>
           <w:rFonts w:ascii="Arial Narrow" w:eastAsia="Arial Narrow" w:hAnsi="Arial Narrow" w:cs="Arial Narrow"/>
-          <w:b/>
-          <w:color w:val="000000"/>
-          <w:kern w:val="0"/>
-          <w:sz w:val="22"/>
-          <w:szCs w:val="22"/>
-          <w:lang w:eastAsia="es-PE"/>
-          <w14:ligatures w14:val="none"/>
-        </w:rPr>
-      </w:pPr>
-    </w:p>
-    <w:p>
-      <w:pPr>
+          <w:color w:val="000000"/>
+          <w:kern w:val="0"/>
+          <w:sz w:val="22"/>
+          <w:szCs w:val="22"/>
+          <w:lang w:eastAsia="es-PE"/>
+          <w14:ligatures w14:val="none"/>
+        </w:rPr>
+      </w:pPr>
+      <w:r>
+        <w:rPr>
+          <w:rFonts w:ascii="Arial Narrow" w:eastAsia="Arial Narrow" w:hAnsi="Arial Narrow" w:cs="Arial Narrow"/>
+          <w:b/>
+          <w:bCs/>
+          <w:kern w:val="0"/>
+          <w14:ligatures w14:val="none"/>
+          <w:sz w:val="22"/>
+          <w:szCs w:val="22"/>
+        </w:rPr>
+        <w:t>OCTAVO</w:t>
+      </w:r>
+      <w:r>
+        <w:rPr>
+          <w:rFonts w:ascii="Arial Narrow" w:eastAsia="Arial Narrow" w:hAnsi="Arial Narrow" w:cs="Arial Narrow"/>
+          <w:b/>
+          <w:color w:val="000000"/>
+          <w:kern w:val="0"/>
+          <w:sz w:val="22"/>
+          <w:szCs w:val="22"/>
+          <w:lang w:eastAsia="es-PE"/>
+          <w14:ligatures w14:val="none"/>
+        </w:rPr>
+        <w:t>:</w:t>
+      </w:r>
+      <w:r>
+        <w:rPr>
+          <w:rFonts w:ascii="Arial Narrow" w:eastAsia="Arial Narrow" w:hAnsi="Arial Narrow" w:cs="Arial Narrow"/>
+          <w:color w:val="000000"/>
+          <w:kern w:val="0"/>
+          <w:sz w:val="22"/>
+          <w:szCs w:val="22"/>
+          <w:lang w:eastAsia="es-PE"/>
+          <w14:ligatures w14:val="none"/>
+        </w:rPr>
+        <w:t xml:space="preserve"> informar a las partes que conforme a lo establecido en el artículo 39</w:t>
+      </w:r>
+      <w:r>
+        <w:rPr>
+          <w:rFonts w:ascii="Arial Narrow" w:eastAsia="Arial Narrow" w:hAnsi="Arial Narrow" w:cs="Arial Narrow"/>
+          <w:color w:val="000000"/>
+          <w:kern w:val="0"/>
+          <w:sz w:val="22"/>
+          <w:szCs w:val="22"/>
+          <w:lang w:eastAsia="es-PE"/>
+          <w14:ligatures w14:val="none"/>
+        </w:rPr>
+        <w:t/>
+      </w:r>
+      <w:r>
+        <w:rPr>
+          <w:rFonts w:ascii="Arial Narrow" w:eastAsia="Arial Narrow" w:hAnsi="Arial Narrow" w:cs="Arial Narrow"/>
+          <w:color w:val="000000"/>
+          <w:kern w:val="0"/>
+          <w:sz w:val="22"/>
+          <w:szCs w:val="22"/>
+          <w:lang w:eastAsia="es-PE"/>
+          <w14:ligatures w14:val="none"/>
+        </w:rPr>
+        <w:t xml:space="preserve"> de la Ley sobre Facultades, Normas y Organización del Indecopi, aprobada por Decreto Legislativo 807, los gastos por los peritajes realizados, actuación de pruebas, inspecciones y otros derivados de la tramitación del proceso serán de cargo de la parte que solicita la prueba, salvo pacto en contrario. En todos los casos, la resolución final determinará si los gastos deben ser asumidos por alguna de las partes, o reembolsados a la otra parte o al Indecopi, según sea el caso, de manera adicional a la sanción que haya podido imponerse. </w:t>
+      </w:r>
+    </w:p>
+    <w:p>
+      <w:pPr>
+        <w:spacing w:before="0" w:after="0" w:line="240" w:lineRule="auto"/>
         <w:shd w:val="clear" w:color="auto" w:fill="FFFFFF"/>
-        <w:spacing w:after="0" w:line="240" w:lineRule="auto"/>
-        <w:jc w:val="both"/>
-        <w:rPr>
-          <w:rFonts w:ascii="Arial Narrow" w:eastAsia="Arial Narrow" w:hAnsi="Arial Narrow" w:cs="Arial Narrow"/>
-          <w:color w:val="000000"/>
-          <w:kern w:val="0"/>
-          <w:sz w:val="22"/>
-          <w:szCs w:val="22"/>
-          <w:lang w:eastAsia="es-PE"/>
-          <w14:ligatures w14:val="none"/>
-        </w:rPr>
-      </w:pPr>
-      <w:r>
-        <w:rPr>
-          <w:rFonts w:ascii="Arial Narrow" w:eastAsia="Arial Narrow" w:hAnsi="Arial Narrow" w:cs="Arial Narrow"/>
-          <w:b/>
-          <w:bCs/>
-          <w:kern w:val="0"/>
-          <w14:ligatures w14:val="none"/>
-          <w:sz w:val="22"/>
-          <w:szCs w:val="22"/>
-        </w:rPr>
-        <w:t>OCTAVO</w:t>
-      </w:r>
-      <w:r>
-        <w:rPr>
-          <w:rFonts w:ascii="Arial Narrow" w:eastAsia="Arial Narrow" w:hAnsi="Arial Narrow" w:cs="Arial Narrow"/>
-          <w:b/>
-          <w:color w:val="000000"/>
-          <w:kern w:val="0"/>
-          <w:sz w:val="22"/>
-          <w:szCs w:val="22"/>
-          <w:lang w:eastAsia="es-PE"/>
-          <w14:ligatures w14:val="none"/>
-        </w:rPr>
-        <w:t>:</w:t>
-      </w:r>
-      <w:r>
-        <w:rPr>
-          <w:rFonts w:ascii="Arial Narrow" w:eastAsia="Arial Narrow" w:hAnsi="Arial Narrow" w:cs="Arial Narrow"/>
-          <w:color w:val="000000"/>
-          <w:kern w:val="0"/>
-          <w:sz w:val="22"/>
-          <w:szCs w:val="22"/>
-          <w:lang w:eastAsia="es-PE"/>
-          <w14:ligatures w14:val="none"/>
-        </w:rPr>
-        <w:t xml:space="preserve"> informar a las partes que conforme a lo establecido en el artículo 39</w:t>
-      </w:r>
-      <w:r>
-        <w:rPr>
-          <w:rFonts w:ascii="Arial Narrow" w:eastAsia="Arial Narrow" w:hAnsi="Arial Narrow" w:cs="Arial Narrow"/>
-          <w:color w:val="000000"/>
-          <w:kern w:val="0"/>
-          <w:sz w:val="22"/>
-          <w:szCs w:val="22"/>
-          <w:lang w:eastAsia="es-PE"/>
-          <w14:ligatures w14:val="none"/>
-        </w:rPr>
-        <w:t/>
-      </w:r>
-      <w:r>
-        <w:rPr>
-          <w:rFonts w:ascii="Arial Narrow" w:eastAsia="Arial Narrow" w:hAnsi="Arial Narrow" w:cs="Arial Narrow"/>
-          <w:color w:val="000000"/>
-          <w:kern w:val="0"/>
-          <w:sz w:val="22"/>
-          <w:szCs w:val="22"/>
-          <w:lang w:eastAsia="es-PE"/>
-          <w14:ligatures w14:val="none"/>
-        </w:rPr>
-        <w:t xml:space="preserve"> de la Ley sobre Facultades, Normas y Organización del Indecopi, aprobada por Decreto Legislativo 807, los gastos por los peritajes realizados, actuación de pruebas, inspecciones y otros derivados de la tramitación del proceso serán de cargo de la parte que solicita la prueba, salvo pacto en contrario. En todos los casos, la resolución final determinará si los gastos deben ser asumidos por alguna de las partes, o reembolsados a la otra parte o al Indecopi, según sea el caso, de manera adicional a la sanción que haya podido imponerse. </w:t>
-      </w:r>
-    </w:p>
-    <w:p>
-      <w:pPr>
-        <w:shd w:val="clear" w:color="auto" w:fill="FFFFFF"/>
-        <w:spacing w:after="0" w:line="240" w:lineRule="auto"/>
         <w:jc w:val="both"/>
         <w:rPr>
           <w:rFonts w:ascii="Arial Narrow" w:eastAsia="Arial Narrow" w:hAnsi="Arial Narrow" w:cs="Arial Narrow"/>
@@ -8600,15 +8620,97 @@
     </w:p>
     <w:p>
       <w:pPr>
+        <w:spacing w:before="0" w:after="0" w:line="240" w:lineRule="auto"/>
+        <w:suppressAutoHyphens/>
+        <w:jc w:val="both"/>
+        <w:rPr>
+          <w:rFonts w:ascii="Arial Narrow" w:eastAsia="Arial Narrow" w:hAnsi="Arial Narrow" w:cs="Arial Narrow"/>
+          <w:kern w:val="0"/>
+          <w:sz w:val="22"/>
+          <w:szCs w:val="22"/>
+          <w:u w:val="single"/>
+          <w14:ligatures w14:val="none"/>
+        </w:rPr>
+      </w:pPr>
+    </w:p>
+    <w:p>
+      <w:pPr>
         <w:suppressAutoHyphens/>
         <w:spacing w:after="0" w:line="240" w:lineRule="auto"/>
         <w:jc w:val="both"/>
         <w:rPr>
           <w:rFonts w:ascii="Arial Narrow" w:eastAsia="Arial Narrow" w:hAnsi="Arial Narrow" w:cs="Arial Narrow"/>
-          <w:kern w:val="0"/>
-          <w:sz w:val="22"/>
-          <w:szCs w:val="22"/>
-          <w:u w:val="single"/>
+          <w:b/>
+          <w:bCs/>
+          <w:sz w:val="22"/>
+          <w:szCs w:val="22"/>
+        </w:rPr>
+      </w:pPr>
+      <w:r>
+        <w:rPr>
+          <w:rFonts w:ascii="Arial Narrow" w:eastAsia="Arial Narrow" w:hAnsi="Arial Narrow" w:cs="Arial Narrow"/>
+          <w:b/>
+          <w:spacing w:val="-3"/>
+          <w:kern w:val="0"/>
+          <w14:ligatures w14:val="none"/>
+          <w:sz w:val="22"/>
+          <w:szCs w:val="22"/>
+        </w:rPr>
+        <w:lastRenderedPageBreak/>
+        <w:t>DÉCIMO</w:t>
+      </w:r>
+      <w:r>
+        <w:rPr>
+          <w:rFonts w:ascii="Arial Narrow" w:eastAsia="Arial Narrow" w:hAnsi="Arial Narrow" w:cs="Arial Narrow"/>
+          <w:b/>
+          <w:color w:val="000000"/>
+          <w:kern w:val="0"/>
+          <w:sz w:val="22"/>
+          <w:szCs w:val="22"/>
+          <w:lang w:eastAsia="es-PE"/>
+          <w14:ligatures w14:val="none"/>
+        </w:rPr>
+        <w:t>:</w:t>
+      </w:r>
+      <w:r>
+        <w:rPr>
+          <w:rFonts w:ascii="Arial Narrow" w:eastAsia="Arial Narrow" w:hAnsi="Arial Narrow" w:cs="Arial Narrow"/>
+          <w:color w:val="000000"/>
+          <w:kern w:val="0"/>
+          <w:sz w:val="22"/>
+          <w:szCs w:val="22"/>
+          <w:lang w:eastAsia="es-PE"/>
+          <w14:ligatures w14:val="none"/>
+        </w:rPr>
+        <w:t xml:space="preserve"> </w:t>
+      </w:r>
+      <w:r>
+        <w:rPr>
+          <w:rFonts w:ascii="Arial Narrow" w:eastAsia="Arial Narrow" w:hAnsi="Arial Narrow" w:cs="Arial Narrow"/>
+          <w:color w:val="000000"/>
+          <w:kern w:val="0"/>
+          <w:sz w:val="22"/>
+          <w:szCs w:val="22"/>
+          <w:lang w:eastAsia="es-PE"/>
+          <w14:ligatures w14:val="none"/>
+        </w:rPr>
+        <w:t xml:space="preserve">poner en conocimiento de las partes que, antes de la emisión de la Resolución Final, tienen la posibilidad de formular su desistimiento o presentar el acuerdo arribado mediante la conciliación, mediación, transacción o cualquier otro que, de forma indubitable, deje constancia que se ha solucionado la controversia materia de denuncia.</w:t>
+      </w:r>
+      <w:bookmarkStart w:id="12" w:name="h.gjdgxs" w:colFirst="0" w:colLast="0"/>
+      <w:bookmarkEnd w:id="12"/>
+    </w:p>
+    <w:p>
+      <w:pPr>
+        <w:spacing w:before="0" w:after="0" w:line="240" w:lineRule="auto"/>
+        <w:suppressAutoHyphens/>
+        <w:jc w:val="both"/>
+        <w:rPr>
+          <w:rFonts w:ascii="Arial Narrow" w:eastAsia="Arial Narrow" w:hAnsi="Arial Narrow" w:cs="Arial Narrow"/>
+          <w:color w:val="000000"/>
+          <w:kern w:val="0"/>
+          <w:sz w:val="22"/>
+          <w:szCs w:val="22"/>
+          <w:lang w:eastAsia="es-PE"/>
           <w14:ligatures w14:val="none"/>
         </w:rPr>
       </w:pPr>
@@ -8620,553 +8722,471 @@
         <w:jc w:val="both"/>
         <w:rPr>
           <w:rFonts w:ascii="Arial Narrow" w:eastAsia="Arial Narrow" w:hAnsi="Arial Narrow" w:cs="Arial Narrow"/>
+          <w:sz w:val="22"/>
+          <w:szCs w:val="22"/>
+        </w:rPr>
+      </w:pPr>
+      <w:r>
+        <w:rPr>
+          <w:rFonts w:ascii="Arial Narrow" w:eastAsia="Arial Narrow" w:hAnsi="Arial Narrow" w:cs="Arial Narrow"/>
           <w:b/>
           <w:bCs/>
           <w:sz w:val="22"/>
           <w:szCs w:val="22"/>
         </w:rPr>
-      </w:pPr>
-      <w:r>
-        <w:rPr>
-          <w:rFonts w:ascii="Arial Narrow" w:eastAsia="Arial Narrow" w:hAnsi="Arial Narrow" w:cs="Arial Narrow"/>
-          <w:b/>
+        <w:t xml:space="preserve">DÉCIMO PRIMERO:</w:t>
+      </w:r>
+      <w:r>
+        <w:rPr>
+          <w:rFonts w:ascii="Arial Narrow" w:eastAsia="Arial Narrow" w:hAnsi="Arial Narrow" w:cs="Arial Narrow"/>
+          <w:sz w:val="22"/>
+          <w:szCs w:val="22"/>
+        </w:rPr>
+        <w:t xml:space="preserve"> </w:t>
+      </w:r>
+      <w:r>
+        <w:rPr>
+          <w:rFonts w:ascii="Arial Narrow" w:eastAsia="Arial Narrow" w:hAnsi="Arial Narrow" w:cs="Arial Narrow"/>
+          <w:sz w:val="22"/>
+          <w:szCs w:val="22"/>
+        </w:rPr>
+        <w:t xml:space="preserve">requerir a la señora [DENUNCIANTE]y al Banco de Crédito del Perú S.A. para que, dentro del plazo de dos (2) días hábiles siguientes a la fecha en que reciban la notificación en sus bandejas de correo electrónico, efectúen la confirmación de recepción de la notificación remitida por este despacho a sus correos electrónicos, de conformidad con el segundo párrafo del numeral 4 del artículo 20 del Texto Único Ordenado de la Ley del Procedimiento Administrativo General, aprobado mediante Decreto Supremo 006-2026-JUS, bajo apercibimiento de rehacer el acto de notificación y notificarles conforme al numeral 1 del artículo 20 del citado cuerpo normativo.</w:t>
+      </w:r>
+      <w:r>
+        <w:rPr>
+          <w:rFonts w:ascii="Arial Narrow" w:eastAsia="Arial Narrow" w:hAnsi="Arial Narrow" w:cs="Arial Narrow"/>
+          <w:sz w:val="22"/>
+          <w:szCs w:val="22"/>
+        </w:rPr>
+        <w:t xml:space="preserve"/>
+      </w:r>
+      <w:r>
+        <w:rPr>
+          <w:rFonts w:ascii="Arial Narrow" w:eastAsia="Arial Narrow" w:hAnsi="Arial Narrow" w:cs="Arial Narrow"/>
           <w:spacing w:val="-3"/>
           <w:kern w:val="0"/>
           <w14:ligatures w14:val="none"/>
           <w:sz w:val="22"/>
           <w:szCs w:val="22"/>
         </w:rPr>
-        <w:lastRenderedPageBreak/>
-        <w:t>DÉCIMO</w:t>
-      </w:r>
-      <w:r>
-        <w:rPr>
-          <w:rFonts w:ascii="Arial Narrow" w:eastAsia="Arial Narrow" w:hAnsi="Arial Narrow" w:cs="Arial Narrow"/>
-          <w:b/>
-          <w:color w:val="000000"/>
-          <w:kern w:val="0"/>
-          <w:sz w:val="22"/>
-          <w:szCs w:val="22"/>
-          <w:lang w:eastAsia="es-PE"/>
-          <w14:ligatures w14:val="none"/>
-        </w:rPr>
-        <w:t>:</w:t>
-      </w:r>
-      <w:r>
-        <w:rPr>
-          <w:rFonts w:ascii="Arial Narrow" w:eastAsia="Arial Narrow" w:hAnsi="Arial Narrow" w:cs="Arial Narrow"/>
-          <w:color w:val="000000"/>
-          <w:kern w:val="0"/>
-          <w:sz w:val="22"/>
-          <w:szCs w:val="22"/>
-          <w:lang w:eastAsia="es-PE"/>
-          <w14:ligatures w14:val="none"/>
-        </w:rPr>
-        <w:t xml:space="preserve"> </w:t>
-      </w:r>
-      <w:r>
-        <w:rPr>
-          <w:rFonts w:ascii="Arial Narrow" w:eastAsia="Arial Narrow" w:hAnsi="Arial Narrow" w:cs="Arial Narrow"/>
-          <w:color w:val="000000"/>
-          <w:kern w:val="0"/>
-          <w:sz w:val="22"/>
-          <w:szCs w:val="22"/>
-          <w:lang w:eastAsia="es-PE"/>
-          <w14:ligatures w14:val="none"/>
-        </w:rPr>
-        <w:t xml:space="preserve">poner en conocimiento de las partes que, antes de la emisión de la Resolución Final, tienen la posibilidad de formular su desistimiento o presentar el acuerdo arribado mediante la conciliación, mediación, transacción o cualquier otro que, de forma indubitable, deje constancia que se ha solucionado la controversia materia de denuncia.</w:t>
-      </w:r>
-      <w:bookmarkStart w:id="12" w:name="h.gjdgxs" w:colFirst="0" w:colLast="0"/>
-      <w:bookmarkEnd w:id="12"/>
-    </w:p>
-    <w:p>
-      <w:pPr>
+        <w:t/>
+      </w:r>
+      <w:r>
+        <w:rPr>
+          <w:rFonts w:ascii="Arial Narrow" w:eastAsia="Arial Narrow" w:hAnsi="Arial Narrow" w:cs="Arial Narrow"/>
+          <w:spacing w:val="-3"/>
+          <w:kern w:val="0"/>
+          <w14:ligatures w14:val="none"/>
+          <w:sz w:val="22"/>
+          <w:szCs w:val="22"/>
+        </w:rPr>
+        <w:t xml:space="preserve"/>
+      </w:r>
+      <w:r>
+        <w:rPr>
+          <w:rFonts w:ascii="Arial Narrow" w:eastAsia="Arial Narrow" w:hAnsi="Arial Narrow" w:cs="Arial Narrow"/>
+          <w:spacing w:val="-3"/>
+          <w:kern w:val="0"/>
+          <w14:ligatures w14:val="none"/>
+          <w:sz w:val="22"/>
+          <w:szCs w:val="22"/>
+        </w:rPr>
+        <w:t/>
+      </w:r>
+      <w:r>
+        <w:rPr>
+          <w:rFonts w:ascii="Arial Narrow" w:eastAsia="Arial Narrow" w:hAnsi="Arial Narrow" w:cs="Arial Narrow"/>
+          <w:spacing w:val="-3"/>
+          <w:kern w:val="0"/>
+          <w14:ligatures w14:val="none"/>
+          <w:sz w:val="22"/>
+          <w:szCs w:val="22"/>
+        </w:rPr>
+        <w:t xml:space="preserve"/>
+      </w:r>
+      <w:r>
+        <w:rPr>
+          <w:rFonts w:ascii="Arial Narrow" w:eastAsia="Arial Narrow" w:hAnsi="Arial Narrow" w:cs="Arial Narrow"/>
+          <w:color w:val="000000"/>
+          <w:kern w:val="0"/>
+          <w:sz w:val="22"/>
+          <w:szCs w:val="22"/>
+          <w:shd w:val="clear" w:color="auto" w:fill="FFFFFF"/>
+          <w:lang w:eastAsia="es-PE"/>
+          <w14:ligatures w14:val="none"/>
+        </w:rPr>
+        <w:t/>
+      </w:r>
+      <w:r>
+        <w:rPr>
+          <w:rFonts w:ascii="Arial Narrow" w:eastAsia="Arial Narrow" w:hAnsi="Arial Narrow" w:cs="Arial Narrow"/>
+          <w:color w:val="000000"/>
+          <w:kern w:val="0"/>
+          <w:sz w:val="22"/>
+          <w:szCs w:val="22"/>
+          <w:shd w:val="clear" w:color="auto" w:fill="FFFFFF"/>
+          <w:lang w:eastAsia="es-PE"/>
+          <w14:ligatures w14:val="none"/>
+        </w:rPr>
+        <w:t/>
+      </w:r>
+      <w:r>
+        <w:rPr>
+          <w:rFonts w:ascii="Arial Narrow" w:eastAsia="Arial Narrow" w:hAnsi="Arial Narrow" w:cs="Arial Narrow"/>
+          <w:color w:val="000000"/>
+          <w:kern w:val="0"/>
+          <w:sz w:val="22"/>
+          <w:szCs w:val="22"/>
+          <w:shd w:val="clear" w:color="auto" w:fill="FFFFFF"/>
+          <w:lang w:eastAsia="es-PE"/>
+          <w14:ligatures w14:val="none"/>
+        </w:rPr>
+        <w:t xml:space="preserve"/>
+      </w:r>
+      <w:r>
+        <w:rPr>
+          <w:rFonts w:ascii="Arial Narrow" w:eastAsia="Arial Narrow" w:hAnsi="Arial Narrow" w:cs="Arial Narrow"/>
+          <w:color w:val="000000"/>
+          <w:kern w:val="0"/>
+          <w:sz w:val="22"/>
+          <w:szCs w:val="22"/>
+          <w:shd w:val="clear" w:color="auto" w:fill="FFFFFF"/>
+          <w:lang w:eastAsia="es-PE"/>
+          <w14:ligatures w14:val="none"/>
+        </w:rPr>
+        <w:t xml:space="preserve"/>
+      </w:r>
+      <w:r>
+        <w:rPr>
+          <w:rFonts w:ascii="Arial Narrow" w:eastAsia="Arial Narrow" w:hAnsi="Arial Narrow" w:cs="Arial Narrow"/>
+          <w:color w:val="000000"/>
+          <w:kern w:val="0"/>
+          <w:sz w:val="22"/>
+          <w:szCs w:val="22"/>
+          <w:lang w:eastAsia="es-PE"/>
+          <w14:ligatures w14:val="none"/>
+        </w:rPr>
+        <w:t xml:space="preserve"/>
+      </w:r>
+      <w:r>
+        <w:rPr>
+          <w:rFonts w:ascii="Arial Narrow" w:eastAsia="Arial Narrow" w:hAnsi="Arial Narrow" w:cs="Arial Narrow"/>
+          <w:color w:val="000000"/>
+          <w:kern w:val="0"/>
+          <w:sz w:val="22"/>
+          <w:szCs w:val="22"/>
+          <w:lang w:eastAsia="es-PE"/>
+          <w14:ligatures w14:val="none"/>
+        </w:rPr>
+        <w:t/>
+      </w:r>
+      <w:r>
+        <w:rPr>
+          <w:rFonts w:ascii="Arial Narrow" w:eastAsia="Arial Narrow" w:hAnsi="Arial Narrow" w:cs="Arial Narrow"/>
+          <w:color w:val="000000"/>
+          <w:kern w:val="0"/>
+          <w:sz w:val="22"/>
+          <w:szCs w:val="22"/>
+          <w:lang w:eastAsia="es-PE"/>
+          <w14:ligatures w14:val="none"/>
+        </w:rPr>
+        <w:t/>
+      </w:r>
+      <w:r>
+        <w:rPr>
+          <w:rFonts w:ascii="Arial Narrow" w:eastAsia="Arial Narrow" w:hAnsi="Arial Narrow" w:cs="Arial Narrow"/>
+          <w:color w:val="000000"/>
+          <w:kern w:val="0"/>
+          <w:sz w:val="22"/>
+          <w:szCs w:val="22"/>
+          <w:lang w:eastAsia="es-PE"/>
+          <w14:ligatures w14:val="none"/>
+        </w:rPr>
+        <w:t xml:space="preserve"/>
+      </w:r>
+      <w:r>
+        <w:rPr>
+          <w:rFonts w:ascii="Arial Narrow" w:eastAsia="Arial Narrow" w:hAnsi="Arial Narrow" w:cs="Arial Narrow"/>
+          <w:color w:val="000000"/>
+          <w:kern w:val="0"/>
+          <w:sz w:val="22"/>
+          <w:szCs w:val="22"/>
+          <w:lang w:eastAsia="es-PE"/>
+          <w14:ligatures w14:val="none"/>
+        </w:rPr>
+        <w:t/>
+      </w:r>
+      <w:r>
+        <w:rPr>
+          <w:rFonts w:ascii="Arial Narrow" w:eastAsia="Arial Narrow" w:hAnsi="Arial Narrow" w:cs="Arial Narrow"/>
+          <w:color w:val="000000"/>
+          <w:kern w:val="0"/>
+          <w:sz w:val="22"/>
+          <w:szCs w:val="22"/>
+          <w:lang w:eastAsia="es-PE"/>
+          <w14:ligatures w14:val="none"/>
+        </w:rPr>
+        <w:t xml:space="preserve"/>
+      </w:r>
+      <w:r>
+        <w:rPr>
+          <w:rFonts w:ascii="Arial Narrow" w:eastAsia="Arial Narrow" w:hAnsi="Arial Narrow" w:cs="Arial Narrow"/>
+          <w:color w:val="000000"/>
+          <w:kern w:val="0"/>
+          <w:sz w:val="22"/>
+          <w:szCs w:val="22"/>
+          <w:lang w:eastAsia="es-PE"/>
+          <w14:ligatures w14:val="none"/>
+        </w:rPr>
+        <w:t/>
+      </w:r>
+      <w:r>
+        <w:rPr>
+          <w:rFonts w:ascii="Arial Narrow" w:eastAsia="Arial Narrow" w:hAnsi="Arial Narrow" w:cs="Arial Narrow"/>
+          <w:color w:val="000000"/>
+          <w:sz w:val="22"/>
+          <w:szCs w:val="22"/>
+        </w:rPr>
+        <w:t xml:space="preserve"/>
+      </w:r>
+      <w:r>
+        <w:rPr>
+          <w:rFonts w:ascii="Arial Narrow" w:eastAsia="Arial Narrow" w:hAnsi="Arial Narrow" w:cs="Arial Narrow"/>
+          <w:color w:val="000000"/>
+          <w:sz w:val="22"/>
+          <w:szCs w:val="22"/>
+        </w:rPr>
+        <w:t/>
+      </w:r>
+      <w:r>
+        <w:rPr>
+          <w:rFonts w:ascii="Arial Narrow" w:eastAsia="Arial Narrow" w:hAnsi="Arial Narrow" w:cs="Arial Narrow"/>
+          <w:color w:val="000000"/>
+          <w:sz w:val="22"/>
+          <w:szCs w:val="22"/>
+        </w:rPr>
+        <w:t/>
+      </w:r>
+      <w:r>
+        <w:rPr>
+          <w:rFonts w:ascii="Arial Narrow" w:eastAsia="Arial Narrow" w:hAnsi="Arial Narrow" w:cs="Arial Narrow"/>
+          <w:color w:val="000000"/>
+          <w:sz w:val="22"/>
+          <w:szCs w:val="22"/>
+        </w:rPr>
+        <w:t xml:space="preserve"/>
+      </w:r>
+      <w:r>
+        <w:rPr>
+          <w:rFonts w:ascii="Arial Narrow" w:eastAsia="Arial Narrow" w:hAnsi="Arial Narrow" w:cs="Arial Narrow"/>
+          <w:color w:val="000000"/>
+          <w:sz w:val="22"/>
+          <w:szCs w:val="22"/>
+        </w:rPr>
+        <w:t/>
+      </w:r>
+      <w:r>
+        <w:rPr>
+          <w:rFonts w:ascii="Arial Narrow" w:eastAsia="Arial Narrow" w:hAnsi="Arial Narrow" w:cs="Arial Narrow"/>
+          <w:color w:val="000000"/>
+          <w:sz w:val="22"/>
+          <w:szCs w:val="22"/>
+        </w:rPr>
+        <w:t xml:space="preserve"/>
+      </w:r>
+      <w:r>
+        <w:rPr>
+          <w:rFonts w:ascii="Arial Narrow" w:eastAsia="Arial Narrow" w:hAnsi="Arial Narrow" w:cs="Arial Narrow"/>
+          <w:color w:val="000000"/>
+          <w:sz w:val="22"/>
+          <w:szCs w:val="22"/>
+        </w:rPr>
+        <w:t/>
+      </w:r>
+      <w:r>
+        <w:rPr>
+          <w:rFonts w:ascii="Arial Narrow" w:eastAsia="Arial Narrow" w:hAnsi="Arial Narrow" w:cs="Arial Narrow"/>
+          <w:color w:val="000000"/>
+          <w:sz w:val="22"/>
+          <w:szCs w:val="22"/>
+        </w:rPr>
+        <w:t xml:space="preserve"/>
+      </w:r>
+      <w:r>
+        <w:rPr>
+          <w:rFonts w:ascii="Arial Narrow" w:eastAsia="Arial Narrow" w:hAnsi="Arial Narrow" w:cs="Arial Narrow"/>
+          <w:color w:val="000000"/>
+          <w:sz w:val="22"/>
+          <w:szCs w:val="22"/>
+        </w:rPr>
+        <w:t/>
+      </w:r>
+      <w:r>
+        <w:rPr>
+          <w:rFonts w:ascii="Arial Narrow" w:eastAsia="Arial Narrow" w:hAnsi="Arial Narrow" w:cs="Arial Narrow"/>
+          <w:color w:val="000000"/>
+          <w:sz w:val="22"/>
+          <w:szCs w:val="22"/>
+        </w:rPr>
+        <w:t xml:space="preserve"/>
+      </w:r>
+      <w:r>
+        <w:rPr>
+          <w:rFonts w:ascii="Arial Narrow" w:eastAsia="Arial Narrow" w:hAnsi="Arial Narrow" w:cs="Arial Narrow"/>
+          <w:color w:val="000000"/>
+          <w:sz w:val="22"/>
+          <w:szCs w:val="22"/>
+        </w:rPr>
+        <w:t xml:space="preserve"/>
+      </w:r>
+      <w:r>
+        <w:rPr>
+          <w:rFonts w:ascii="Arial Narrow" w:eastAsia="Arial Narrow" w:hAnsi="Arial Narrow" w:cs="Arial Narrow"/>
+          <w:color w:val="000000"/>
+          <w:sz w:val="22"/>
+          <w:szCs w:val="22"/>
+        </w:rPr>
+        <w:t/>
+      </w:r>
+      <w:r>
+        <w:rPr>
+          <w:rFonts w:ascii="Arial Narrow" w:eastAsia="Arial Narrow" w:hAnsi="Arial Narrow" w:cs="Arial Narrow"/>
+          <w:color w:val="000000"/>
+          <w:sz w:val="22"/>
+          <w:szCs w:val="22"/>
+        </w:rPr>
+        <w:t xml:space="preserve"/>
+      </w:r>
+      <w:r>
+        <w:rPr>
+          <w:rFonts w:ascii="Arial Narrow" w:eastAsia="Arial Narrow" w:hAnsi="Arial Narrow" w:cs="Arial Narrow"/>
+          <w:color w:val="000000"/>
+          <w:sz w:val="22"/>
+          <w:szCs w:val="22"/>
+        </w:rPr>
+        <w:t/>
+      </w:r>
+      <w:r>
+        <w:rPr>
+          <w:rFonts w:ascii="Arial Narrow" w:eastAsia="Arial Narrow" w:hAnsi="Arial Narrow" w:cs="Arial Narrow"/>
+          <w:color w:val="000000"/>
+          <w:sz w:val="22"/>
+          <w:szCs w:val="22"/>
+        </w:rPr>
+        <w:t xml:space="preserve"/>
+      </w:r>
+      <w:r>
+        <w:rPr>
+          <w:rFonts w:ascii="Arial Narrow" w:eastAsia="Arial Narrow" w:hAnsi="Arial Narrow" w:cs="Arial Narrow"/>
+          <w:color w:val="000000"/>
+          <w:sz w:val="22"/>
+          <w:szCs w:val="22"/>
+        </w:rPr>
+        <w:t/>
+      </w:r>
+      <w:r>
+        <w:rPr>
+          <w:rFonts w:ascii="Arial Narrow" w:eastAsia="Arial Narrow" w:hAnsi="Arial Narrow" w:cs="Arial Narrow"/>
+          <w:color w:val="000000"/>
+          <w:sz w:val="22"/>
+          <w:szCs w:val="22"/>
+        </w:rPr>
+        <w:t/>
+      </w:r>
+      <w:r>
+        <w:rPr>
+          <w:rFonts w:ascii="Arial Narrow" w:eastAsia="Arial Narrow" w:hAnsi="Arial Narrow" w:cs="Arial Narrow"/>
+          <w:color w:val="000000"/>
+          <w:sz w:val="22"/>
+          <w:szCs w:val="22"/>
+        </w:rPr>
+        <w:t xml:space="preserve"/>
+      </w:r>
+      <w:r>
+        <w:rPr>
+          <w:rFonts w:ascii="Arial Narrow" w:eastAsia="Arial Narrow" w:hAnsi="Arial Narrow" w:cs="Arial Narrow"/>
+          <w:color w:val="000000"/>
+          <w:kern w:val="0"/>
+          <w:sz w:val="22"/>
+          <w:szCs w:val="22"/>
+          <w:lang w:eastAsia="es-PE"/>
+          <w14:ligatures w14:val="none"/>
+        </w:rPr>
+        <w:t/>
+      </w:r>
+      <w:r>
+        <w:rPr>
+          <w:rFonts w:ascii="Arial Narrow" w:eastAsia="Arial Narrow" w:hAnsi="Arial Narrow" w:cs="Arial Narrow"/>
+          <w:color w:val="000000"/>
+          <w:sz w:val="22"/>
+          <w:szCs w:val="22"/>
+        </w:rPr>
+        <w:t xml:space="preserve"/>
+      </w:r>
+      <w:proofErr w:type="spellStart"/>
+      <w:r>
+        <w:rPr>
+          <w:rFonts w:ascii="Arial Narrow" w:eastAsia="Arial Narrow" w:hAnsi="Arial Narrow" w:cs="Arial Narrow"/>
+          <w:color w:val="000000"/>
+          <w:sz w:val="22"/>
+          <w:szCs w:val="22"/>
+        </w:rPr>
+        <w:t/>
+      </w:r>
+      <w:proofErr w:type="spellEnd"/>
+      <w:r>
+        <w:rPr>
+          <w:rFonts w:ascii="Arial Narrow" w:eastAsia="Arial Narrow" w:hAnsi="Arial Narrow" w:cs="Arial Narrow"/>
+          <w:color w:val="000000"/>
+          <w:sz w:val="22"/>
+          <w:szCs w:val="22"/>
+        </w:rPr>
+        <w:t xml:space="preserve"/>
+      </w:r>
+      <w:r>
+        <w:rPr>
+          <w:rFonts w:ascii="Arial Narrow" w:eastAsia="Arial Narrow" w:hAnsi="Arial Narrow" w:cs="Arial Narrow"/>
+          <w:color w:val="000000"/>
+          <w:kern w:val="0"/>
+          <w:sz w:val="22"/>
+          <w:szCs w:val="22"/>
+          <w:lang w:eastAsia="es-PE"/>
+          <w14:ligatures w14:val="none"/>
+        </w:rPr>
+        <w:t/>
+      </w:r>
+      <w:r>
+        <w:rPr>
+          <w:rFonts w:ascii="Arial Narrow" w:eastAsia="Arial Narrow" w:hAnsi="Arial Narrow" w:cs="Arial Narrow"/>
+          <w:color w:val="000000"/>
+          <w:sz w:val="22"/>
+          <w:szCs w:val="22"/>
+        </w:rPr>
+        <w:t xml:space="preserve"/>
+      </w:r>
+      <w:r>
+        <w:rPr>
+          <w:rStyle w:val="Refdenotaalpie"/>
+          <w:rFonts w:ascii="Arial Narrow" w:eastAsia="Arial Narrow" w:hAnsi="Arial Narrow" w:cs="Arial Narrow"/>
+          <w:sz w:val="22"/>
+          <w:szCs w:val="22"/>
+          <w:vertAlign w:val="superscript"/>
+        </w:rPr>
+        <w:footnoteReference w:id="14"/>
+      </w:r>
+      <w:r>
+        <w:rPr>
+          <w:rFonts w:ascii="Arial Narrow" w:eastAsia="Arial Narrow" w:hAnsi="Arial Narrow" w:cs="Arial Narrow"/>
+          <w:sz w:val="22"/>
+          <w:szCs w:val="22"/>
+        </w:rPr>
+        <w:t/>
+      </w:r>
+    </w:p>
+    <w:p>
+      <w:pPr>
+        <w:spacing w:before="0" w:after="0" w:line="240" w:lineRule="auto"/>
         <w:suppressAutoHyphens/>
-        <w:spacing w:after="0" w:line="240" w:lineRule="auto"/>
-        <w:jc w:val="both"/>
-        <w:rPr>
-          <w:rFonts w:ascii="Arial Narrow" w:eastAsia="Arial Narrow" w:hAnsi="Arial Narrow" w:cs="Arial Narrow"/>
-          <w:color w:val="000000"/>
-          <w:kern w:val="0"/>
-          <w:sz w:val="22"/>
-          <w:szCs w:val="22"/>
-          <w:lang w:eastAsia="es-PE"/>
-          <w14:ligatures w14:val="none"/>
-        </w:rPr>
-      </w:pPr>
-    </w:p>
-    <w:p>
-      <w:pPr>
-        <w:suppressAutoHyphens/>
-        <w:spacing w:after="0" w:line="240" w:lineRule="auto"/>
-        <w:jc w:val="both"/>
-        <w:rPr>
-          <w:rFonts w:ascii="Arial Narrow" w:eastAsia="Arial Narrow" w:hAnsi="Arial Narrow" w:cs="Arial Narrow"/>
-          <w:sz w:val="22"/>
-          <w:szCs w:val="22"/>
-        </w:rPr>
-      </w:pPr>
-      <w:r>
-        <w:rPr>
-          <w:rFonts w:ascii="Arial Narrow" w:eastAsia="Arial Narrow" w:hAnsi="Arial Narrow" w:cs="Arial Narrow"/>
-          <w:b/>
-          <w:bCs/>
-          <w:sz w:val="22"/>
-          <w:szCs w:val="22"/>
-        </w:rPr>
-        <w:t xml:space="preserve">DÉCIMO PRIMERO:</w:t>
-      </w:r>
-      <w:r>
-        <w:rPr>
-          <w:rFonts w:ascii="Arial Narrow" w:eastAsia="Arial Narrow" w:hAnsi="Arial Narrow" w:cs="Arial Narrow"/>
-          <w:sz w:val="22"/>
-          <w:szCs w:val="22"/>
-        </w:rPr>
-        <w:t xml:space="preserve"> </w:t>
-      </w:r>
-      <w:r>
-        <w:rPr>
-          <w:rFonts w:ascii="Arial Narrow" w:eastAsia="Arial Narrow" w:hAnsi="Arial Narrow" w:cs="Arial Narrow"/>
-          <w:sz w:val="22"/>
-          <w:szCs w:val="22"/>
-        </w:rPr>
-        <w:t xml:space="preserve">requerir a la señora [DENUNCIANTE]y al Banco de Crédito del Perú S.A. para que, dentro del plazo de dos (2) días hábiles siguientes a la fecha en que reciban la notificación en sus bandejas de correo electrónico, efectúen la confirmación de recepción de la notificación remitida por este despacho a sus correos electrónicos, de conformidad con el segundo párrafo del numeral 4 del artículo 20 del Texto Único Ordenado de la Ley del Procedimiento Administrativo General, aprobado mediante Decreto Supremo 006-2026-JUS, bajo apercibimiento de rehacer el acto de notificación y notificarles conforme al numeral 1 del artículo 20 del citado cuerpo normativo.</w:t>
-      </w:r>
-      <w:r>
-        <w:rPr>
-          <w:rFonts w:ascii="Arial Narrow" w:eastAsia="Arial Narrow" w:hAnsi="Arial Narrow" w:cs="Arial Narrow"/>
-          <w:sz w:val="22"/>
-          <w:szCs w:val="22"/>
-        </w:rPr>
-        <w:t xml:space="preserve"/>
-      </w:r>
-      <w:r>
-        <w:rPr>
-          <w:rFonts w:ascii="Arial Narrow" w:eastAsia="Arial Narrow" w:hAnsi="Arial Narrow" w:cs="Arial Narrow"/>
-          <w:spacing w:val="-3"/>
-          <w:kern w:val="0"/>
-          <w14:ligatures w14:val="none"/>
-          <w:sz w:val="22"/>
-          <w:szCs w:val="22"/>
-        </w:rPr>
-        <w:t/>
-      </w:r>
-      <w:r>
-        <w:rPr>
-          <w:rFonts w:ascii="Arial Narrow" w:eastAsia="Arial Narrow" w:hAnsi="Arial Narrow" w:cs="Arial Narrow"/>
-          <w:spacing w:val="-3"/>
-          <w:kern w:val="0"/>
-          <w14:ligatures w14:val="none"/>
-          <w:sz w:val="22"/>
-          <w:szCs w:val="22"/>
-        </w:rPr>
-        <w:t xml:space="preserve"/>
-      </w:r>
-      <w:r>
-        <w:rPr>
-          <w:rFonts w:ascii="Arial Narrow" w:eastAsia="Arial Narrow" w:hAnsi="Arial Narrow" w:cs="Arial Narrow"/>
-          <w:spacing w:val="-3"/>
-          <w:kern w:val="0"/>
-          <w14:ligatures w14:val="none"/>
-          <w:sz w:val="22"/>
-          <w:szCs w:val="22"/>
-        </w:rPr>
-        <w:t/>
-      </w:r>
-      <w:r>
-        <w:rPr>
-          <w:rFonts w:ascii="Arial Narrow" w:eastAsia="Arial Narrow" w:hAnsi="Arial Narrow" w:cs="Arial Narrow"/>
-          <w:spacing w:val="-3"/>
-          <w:kern w:val="0"/>
-          <w14:ligatures w14:val="none"/>
-          <w:sz w:val="22"/>
-          <w:szCs w:val="22"/>
-        </w:rPr>
-        <w:t xml:space="preserve"/>
-      </w:r>
-      <w:r>
-        <w:rPr>
-          <w:rFonts w:ascii="Arial Narrow" w:eastAsia="Arial Narrow" w:hAnsi="Arial Narrow" w:cs="Arial Narrow"/>
-          <w:color w:val="000000"/>
-          <w:kern w:val="0"/>
-          <w:sz w:val="22"/>
-          <w:szCs w:val="22"/>
-          <w:shd w:val="clear" w:color="auto" w:fill="FFFFFF"/>
-          <w:lang w:eastAsia="es-PE"/>
-          <w14:ligatures w14:val="none"/>
-        </w:rPr>
-        <w:t/>
-      </w:r>
-      <w:r>
-        <w:rPr>
-          <w:rFonts w:ascii="Arial Narrow" w:eastAsia="Arial Narrow" w:hAnsi="Arial Narrow" w:cs="Arial Narrow"/>
-          <w:color w:val="000000"/>
-          <w:kern w:val="0"/>
-          <w:sz w:val="22"/>
-          <w:szCs w:val="22"/>
-          <w:shd w:val="clear" w:color="auto" w:fill="FFFFFF"/>
-          <w:lang w:eastAsia="es-PE"/>
-          <w14:ligatures w14:val="none"/>
-        </w:rPr>
-        <w:t/>
-      </w:r>
-      <w:r>
-        <w:rPr>
-          <w:rFonts w:ascii="Arial Narrow" w:eastAsia="Arial Narrow" w:hAnsi="Arial Narrow" w:cs="Arial Narrow"/>
-          <w:color w:val="000000"/>
-          <w:kern w:val="0"/>
-          <w:sz w:val="22"/>
-          <w:szCs w:val="22"/>
-          <w:shd w:val="clear" w:color="auto" w:fill="FFFFFF"/>
-          <w:lang w:eastAsia="es-PE"/>
-          <w14:ligatures w14:val="none"/>
-        </w:rPr>
-        <w:t xml:space="preserve"/>
-      </w:r>
-      <w:r>
-        <w:rPr>
-          <w:rFonts w:ascii="Arial Narrow" w:eastAsia="Arial Narrow" w:hAnsi="Arial Narrow" w:cs="Arial Narrow"/>
-          <w:color w:val="000000"/>
-          <w:kern w:val="0"/>
-          <w:sz w:val="22"/>
-          <w:szCs w:val="22"/>
-          <w:shd w:val="clear" w:color="auto" w:fill="FFFFFF"/>
-          <w:lang w:eastAsia="es-PE"/>
-          <w14:ligatures w14:val="none"/>
-        </w:rPr>
-        <w:t xml:space="preserve"/>
-      </w:r>
-      <w:r>
-        <w:rPr>
-          <w:rFonts w:ascii="Arial Narrow" w:eastAsia="Arial Narrow" w:hAnsi="Arial Narrow" w:cs="Arial Narrow"/>
-          <w:color w:val="000000"/>
-          <w:kern w:val="0"/>
-          <w:sz w:val="22"/>
-          <w:szCs w:val="22"/>
-          <w:lang w:eastAsia="es-PE"/>
-          <w14:ligatures w14:val="none"/>
-        </w:rPr>
-        <w:t xml:space="preserve"/>
-      </w:r>
-      <w:r>
-        <w:rPr>
-          <w:rFonts w:ascii="Arial Narrow" w:eastAsia="Arial Narrow" w:hAnsi="Arial Narrow" w:cs="Arial Narrow"/>
-          <w:color w:val="000000"/>
-          <w:kern w:val="0"/>
-          <w:sz w:val="22"/>
-          <w:szCs w:val="22"/>
-          <w:lang w:eastAsia="es-PE"/>
-          <w14:ligatures w14:val="none"/>
-        </w:rPr>
-        <w:t/>
-      </w:r>
-      <w:r>
-        <w:rPr>
-          <w:rFonts w:ascii="Arial Narrow" w:eastAsia="Arial Narrow" w:hAnsi="Arial Narrow" w:cs="Arial Narrow"/>
-          <w:color w:val="000000"/>
-          <w:kern w:val="0"/>
-          <w:sz w:val="22"/>
-          <w:szCs w:val="22"/>
-          <w:lang w:eastAsia="es-PE"/>
-          <w14:ligatures w14:val="none"/>
-        </w:rPr>
-        <w:t/>
-      </w:r>
-      <w:r>
-        <w:rPr>
-          <w:rFonts w:ascii="Arial Narrow" w:eastAsia="Arial Narrow" w:hAnsi="Arial Narrow" w:cs="Arial Narrow"/>
-          <w:color w:val="000000"/>
-          <w:kern w:val="0"/>
-          <w:sz w:val="22"/>
-          <w:szCs w:val="22"/>
-          <w:lang w:eastAsia="es-PE"/>
-          <w14:ligatures w14:val="none"/>
-        </w:rPr>
-        <w:t xml:space="preserve"/>
-      </w:r>
-      <w:r>
-        <w:rPr>
-          <w:rFonts w:ascii="Arial Narrow" w:eastAsia="Arial Narrow" w:hAnsi="Arial Narrow" w:cs="Arial Narrow"/>
-          <w:color w:val="000000"/>
-          <w:kern w:val="0"/>
-          <w:sz w:val="22"/>
-          <w:szCs w:val="22"/>
-          <w:lang w:eastAsia="es-PE"/>
-          <w14:ligatures w14:val="none"/>
-        </w:rPr>
-        <w:t/>
-      </w:r>
-      <w:r>
-        <w:rPr>
-          <w:rFonts w:ascii="Arial Narrow" w:eastAsia="Arial Narrow" w:hAnsi="Arial Narrow" w:cs="Arial Narrow"/>
-          <w:color w:val="000000"/>
-          <w:kern w:val="0"/>
-          <w:sz w:val="22"/>
-          <w:szCs w:val="22"/>
-          <w:lang w:eastAsia="es-PE"/>
-          <w14:ligatures w14:val="none"/>
-        </w:rPr>
-        <w:t xml:space="preserve"/>
-      </w:r>
-      <w:r>
-        <w:rPr>
-          <w:rFonts w:ascii="Arial Narrow" w:eastAsia="Arial Narrow" w:hAnsi="Arial Narrow" w:cs="Arial Narrow"/>
-          <w:color w:val="000000"/>
-          <w:kern w:val="0"/>
-          <w:sz w:val="22"/>
-          <w:szCs w:val="22"/>
-          <w:lang w:eastAsia="es-PE"/>
-          <w14:ligatures w14:val="none"/>
-        </w:rPr>
-        <w:t/>
-      </w:r>
-      <w:r>
-        <w:rPr>
-          <w:rFonts w:ascii="Arial Narrow" w:eastAsia="Arial Narrow" w:hAnsi="Arial Narrow" w:cs="Arial Narrow"/>
-          <w:color w:val="000000"/>
-          <w:sz w:val="22"/>
-          <w:szCs w:val="22"/>
-        </w:rPr>
-        <w:t xml:space="preserve"/>
-      </w:r>
-      <w:r>
-        <w:rPr>
-          <w:rFonts w:ascii="Arial Narrow" w:eastAsia="Arial Narrow" w:hAnsi="Arial Narrow" w:cs="Arial Narrow"/>
-          <w:color w:val="000000"/>
-          <w:sz w:val="22"/>
-          <w:szCs w:val="22"/>
-        </w:rPr>
-        <w:t/>
-      </w:r>
-      <w:r>
-        <w:rPr>
-          <w:rFonts w:ascii="Arial Narrow" w:eastAsia="Arial Narrow" w:hAnsi="Arial Narrow" w:cs="Arial Narrow"/>
-          <w:color w:val="000000"/>
-          <w:sz w:val="22"/>
-          <w:szCs w:val="22"/>
-        </w:rPr>
-        <w:t/>
-      </w:r>
-      <w:r>
-        <w:rPr>
-          <w:rFonts w:ascii="Arial Narrow" w:eastAsia="Arial Narrow" w:hAnsi="Arial Narrow" w:cs="Arial Narrow"/>
-          <w:color w:val="000000"/>
-          <w:sz w:val="22"/>
-          <w:szCs w:val="22"/>
-        </w:rPr>
-        <w:t xml:space="preserve"/>
-      </w:r>
-      <w:r>
-        <w:rPr>
-          <w:rFonts w:ascii="Arial Narrow" w:eastAsia="Arial Narrow" w:hAnsi="Arial Narrow" w:cs="Arial Narrow"/>
-          <w:color w:val="000000"/>
-          <w:sz w:val="22"/>
-          <w:szCs w:val="22"/>
-        </w:rPr>
-        <w:t/>
-      </w:r>
-      <w:r>
-        <w:rPr>
-          <w:rFonts w:ascii="Arial Narrow" w:eastAsia="Arial Narrow" w:hAnsi="Arial Narrow" w:cs="Arial Narrow"/>
-          <w:color w:val="000000"/>
-          <w:sz w:val="22"/>
-          <w:szCs w:val="22"/>
-        </w:rPr>
-        <w:t xml:space="preserve"/>
-      </w:r>
-      <w:r>
-        <w:rPr>
-          <w:rFonts w:ascii="Arial Narrow" w:eastAsia="Arial Narrow" w:hAnsi="Arial Narrow" w:cs="Arial Narrow"/>
-          <w:color w:val="000000"/>
-          <w:sz w:val="22"/>
-          <w:szCs w:val="22"/>
-        </w:rPr>
-        <w:t/>
-      </w:r>
-      <w:r>
-        <w:rPr>
-          <w:rFonts w:ascii="Arial Narrow" w:eastAsia="Arial Narrow" w:hAnsi="Arial Narrow" w:cs="Arial Narrow"/>
-          <w:color w:val="000000"/>
-          <w:sz w:val="22"/>
-          <w:szCs w:val="22"/>
-        </w:rPr>
-        <w:t xml:space="preserve"/>
-      </w:r>
-      <w:r>
-        <w:rPr>
-          <w:rFonts w:ascii="Arial Narrow" w:eastAsia="Arial Narrow" w:hAnsi="Arial Narrow" w:cs="Arial Narrow"/>
-          <w:color w:val="000000"/>
-          <w:sz w:val="22"/>
-          <w:szCs w:val="22"/>
-        </w:rPr>
-        <w:t/>
-      </w:r>
-      <w:r>
-        <w:rPr>
-          <w:rFonts w:ascii="Arial Narrow" w:eastAsia="Arial Narrow" w:hAnsi="Arial Narrow" w:cs="Arial Narrow"/>
-          <w:color w:val="000000"/>
-          <w:sz w:val="22"/>
-          <w:szCs w:val="22"/>
-        </w:rPr>
-        <w:t xml:space="preserve"/>
-      </w:r>
-      <w:r>
-        <w:rPr>
-          <w:rFonts w:ascii="Arial Narrow" w:eastAsia="Arial Narrow" w:hAnsi="Arial Narrow" w:cs="Arial Narrow"/>
-          <w:color w:val="000000"/>
-          <w:sz w:val="22"/>
-          <w:szCs w:val="22"/>
-        </w:rPr>
-        <w:t xml:space="preserve"/>
-      </w:r>
-      <w:r>
-        <w:rPr>
-          <w:rFonts w:ascii="Arial Narrow" w:eastAsia="Arial Narrow" w:hAnsi="Arial Narrow" w:cs="Arial Narrow"/>
-          <w:color w:val="000000"/>
-          <w:sz w:val="22"/>
-          <w:szCs w:val="22"/>
-        </w:rPr>
-        <w:t/>
-      </w:r>
-      <w:r>
-        <w:rPr>
-          <w:rFonts w:ascii="Arial Narrow" w:eastAsia="Arial Narrow" w:hAnsi="Arial Narrow" w:cs="Arial Narrow"/>
-          <w:color w:val="000000"/>
-          <w:sz w:val="22"/>
-          <w:szCs w:val="22"/>
-        </w:rPr>
-        <w:t xml:space="preserve"/>
-      </w:r>
-      <w:r>
-        <w:rPr>
-          <w:rFonts w:ascii="Arial Narrow" w:eastAsia="Arial Narrow" w:hAnsi="Arial Narrow" w:cs="Arial Narrow"/>
-          <w:color w:val="000000"/>
-          <w:sz w:val="22"/>
-          <w:szCs w:val="22"/>
-        </w:rPr>
-        <w:t/>
-      </w:r>
-      <w:r>
-        <w:rPr>
-          <w:rFonts w:ascii="Arial Narrow" w:eastAsia="Arial Narrow" w:hAnsi="Arial Narrow" w:cs="Arial Narrow"/>
-          <w:color w:val="000000"/>
-          <w:sz w:val="22"/>
-          <w:szCs w:val="22"/>
-        </w:rPr>
-        <w:t xml:space="preserve"/>
-      </w:r>
-      <w:r>
-        <w:rPr>
-          <w:rFonts w:ascii="Arial Narrow" w:eastAsia="Arial Narrow" w:hAnsi="Arial Narrow" w:cs="Arial Narrow"/>
-          <w:color w:val="000000"/>
-          <w:sz w:val="22"/>
-          <w:szCs w:val="22"/>
-        </w:rPr>
-        <w:t/>
-      </w:r>
-      <w:r>
-        <w:rPr>
-          <w:rFonts w:ascii="Arial Narrow" w:eastAsia="Arial Narrow" w:hAnsi="Arial Narrow" w:cs="Arial Narrow"/>
-          <w:color w:val="000000"/>
-          <w:sz w:val="22"/>
-          <w:szCs w:val="22"/>
-        </w:rPr>
-        <w:t/>
-      </w:r>
-      <w:r>
-        <w:rPr>
-          <w:rFonts w:ascii="Arial Narrow" w:eastAsia="Arial Narrow" w:hAnsi="Arial Narrow" w:cs="Arial Narrow"/>
-          <w:color w:val="000000"/>
-          <w:sz w:val="22"/>
-          <w:szCs w:val="22"/>
-        </w:rPr>
-        <w:t xml:space="preserve"/>
-      </w:r>
-      <w:r>
-        <w:rPr>
-          <w:rFonts w:ascii="Arial Narrow" w:eastAsia="Arial Narrow" w:hAnsi="Arial Narrow" w:cs="Arial Narrow"/>
-          <w:color w:val="000000"/>
-          <w:kern w:val="0"/>
-          <w:sz w:val="22"/>
-          <w:szCs w:val="22"/>
-          <w:lang w:eastAsia="es-PE"/>
-          <w14:ligatures w14:val="none"/>
-        </w:rPr>
-        <w:t/>
-      </w:r>
-      <w:r>
-        <w:rPr>
-          <w:rFonts w:ascii="Arial Narrow" w:eastAsia="Arial Narrow" w:hAnsi="Arial Narrow" w:cs="Arial Narrow"/>
-          <w:color w:val="000000"/>
-          <w:sz w:val="22"/>
-          <w:szCs w:val="22"/>
-        </w:rPr>
-        <w:t xml:space="preserve"/>
-      </w:r>
-      <w:proofErr w:type="spellStart"/>
-      <w:r>
-        <w:rPr>
-          <w:rFonts w:ascii="Arial Narrow" w:eastAsia="Arial Narrow" w:hAnsi="Arial Narrow" w:cs="Arial Narrow"/>
-          <w:color w:val="000000"/>
-          <w:sz w:val="22"/>
-          <w:szCs w:val="22"/>
-        </w:rPr>
-        <w:t/>
-      </w:r>
-      <w:proofErr w:type="spellEnd"/>
-      <w:r>
-        <w:rPr>
-          <w:rFonts w:ascii="Arial Narrow" w:eastAsia="Arial Narrow" w:hAnsi="Arial Narrow" w:cs="Arial Narrow"/>
-          <w:color w:val="000000"/>
-          <w:sz w:val="22"/>
-          <w:szCs w:val="22"/>
-        </w:rPr>
-        <w:t xml:space="preserve"/>
-      </w:r>
-      <w:r>
-        <w:rPr>
-          <w:rFonts w:ascii="Arial Narrow" w:eastAsia="Arial Narrow" w:hAnsi="Arial Narrow" w:cs="Arial Narrow"/>
-          <w:color w:val="000000"/>
-          <w:kern w:val="0"/>
-          <w:sz w:val="22"/>
-          <w:szCs w:val="22"/>
-          <w:lang w:eastAsia="es-PE"/>
-          <w14:ligatures w14:val="none"/>
-        </w:rPr>
-        <w:t/>
-      </w:r>
-      <w:r>
-        <w:rPr>
-          <w:rFonts w:ascii="Arial Narrow" w:eastAsia="Arial Narrow" w:hAnsi="Arial Narrow" w:cs="Arial Narrow"/>
-          <w:color w:val="000000"/>
-          <w:sz w:val="22"/>
-          <w:szCs w:val="22"/>
-        </w:rPr>
-        <w:t xml:space="preserve"/>
-      </w:r>
-      <w:r>
-        <w:rPr>
-          <w:rStyle w:val="Refdenotaalpie"/>
-          <w:rFonts w:ascii="Arial Narrow" w:eastAsia="Arial Narrow" w:hAnsi="Arial Narrow" w:cs="Arial Narrow"/>
-          <w:sz w:val="22"/>
-          <w:szCs w:val="22"/>
-          <w:vertAlign w:val="superscript"/>
-        </w:rPr>
-        <w:footnoteReference w:id="14"/>
-      </w:r>
-      <w:r>
-        <w:rPr>
-          <w:rFonts w:ascii="Arial Narrow" w:eastAsia="Arial Narrow" w:hAnsi="Arial Narrow" w:cs="Arial Narrow"/>
-          <w:sz w:val="22"/>
-          <w:szCs w:val="22"/>
-        </w:rPr>
-        <w:t/>
-      </w:r>
-    </w:p>
-    <w:p>
-      <w:pPr>
-        <w:suppressAutoHyphens/>
-        <w:spacing w:after="0" w:line="240" w:lineRule="auto"/>
         <w:jc w:val="both"/>
         <w:rPr>
           <w:rFonts w:ascii="Arial Narrow" w:eastAsia="Arial Narrow" w:hAnsi="Arial Narrow" w:cs="Arial Narrow"/>
@@ -9716,7 +9736,6 @@
           <w:sz w:val="16"/>
           <w:szCs w:val="16"/>
         </w:rPr>
-        <w:tab/>
         <w:t xml:space="preserve"/>
       </w:r>
       <w:r>
@@ -9792,25 +9811,24 @@
           <w:sz w:val="16"/>
           <w:szCs w:val="16"/>
         </w:rPr>
+        <w:t xml:space="preserve"/>
+      </w:r>
+      <w:r>
+        <w:rPr>
+          <w:rFonts w:ascii="Arial Narrow" w:eastAsia="Arial Narrow" w:hAnsi="Arial Narrow" w:cs="Arial Narrow"/>
+          <w:sz w:val="16"/>
+          <w:szCs w:val="16"/>
+        </w:rPr>
+      </w:r>
+      <w:r>
+        <w:rPr>
+          <w:rFonts w:ascii="Arial Narrow" w:eastAsia="Arial Narrow" w:hAnsi="Arial Narrow" w:cs="Arial Narrow"/>
+          <w:b/>
+          <w:bCs/>
+          <w:sz w:val="16"/>
+          <w:szCs w:val="16"/>
+        </w:rPr>
         <w:tab/>
-        <w:t xml:space="preserve"/>
-      </w:r>
-      <w:r>
-        <w:rPr>
-          <w:rFonts w:ascii="Arial Narrow" w:eastAsia="Arial Narrow" w:hAnsi="Arial Narrow" w:cs="Arial Narrow"/>
-          <w:sz w:val="16"/>
-          <w:szCs w:val="16"/>
-        </w:rPr>
-        <w:tab/>
-      </w:r>
-      <w:r>
-        <w:rPr>
-          <w:rFonts w:ascii="Arial Narrow" w:eastAsia="Arial Narrow" w:hAnsi="Arial Narrow" w:cs="Arial Narrow"/>
-          <w:b/>
-          <w:bCs/>
-          <w:sz w:val="16"/>
-          <w:szCs w:val="16"/>
-        </w:rPr>
         <w:t xml:space="preserve">LEY </w:t>
       </w:r>
       <w:proofErr w:type="spellStart"/>
@@ -10136,25 +10154,24 @@
           <w:sz w:val="16"/>
           <w:szCs w:val="16"/>
         </w:rPr>
+        <w:t xml:space="preserve"/>
+      </w:r>
+      <w:r>
+        <w:rPr>
+          <w:rFonts w:ascii="Arial Narrow" w:eastAsia="Arial Narrow" w:hAnsi="Arial Narrow" w:cs="Arial Narrow"/>
+          <w:sz w:val="16"/>
+          <w:szCs w:val="16"/>
+        </w:rPr>
+      </w:r>
+      <w:r>
+        <w:rPr>
+          <w:rFonts w:ascii="Arial Narrow" w:eastAsia="Arial Narrow" w:hAnsi="Arial Narrow" w:cs="Arial Narrow"/>
+          <w:b/>
+          <w:bCs/>
+          <w:sz w:val="16"/>
+          <w:szCs w:val="16"/>
+        </w:rPr>
         <w:tab/>
-        <w:t xml:space="preserve"/>
-      </w:r>
-      <w:r>
-        <w:rPr>
-          <w:rFonts w:ascii="Arial Narrow" w:eastAsia="Arial Narrow" w:hAnsi="Arial Narrow" w:cs="Arial Narrow"/>
-          <w:sz w:val="16"/>
-          <w:szCs w:val="16"/>
-        </w:rPr>
-        <w:tab/>
-      </w:r>
-      <w:r>
-        <w:rPr>
-          <w:rFonts w:ascii="Arial Narrow" w:eastAsia="Arial Narrow" w:hAnsi="Arial Narrow" w:cs="Arial Narrow"/>
-          <w:b/>
-          <w:bCs/>
-          <w:sz w:val="16"/>
-          <w:szCs w:val="16"/>
-        </w:rPr>
         <w:t xml:space="preserve">LEY </w:t>
       </w:r>
       <w:proofErr w:type="spellStart"/>
@@ -10359,25 +10376,24 @@
           <w:sz w:val="16"/>
           <w:szCs w:val="16"/>
         </w:rPr>
+        <w:t xml:space="preserve"/>
+      </w:r>
+      <w:r>
+        <w:rPr>
+          <w:rFonts w:ascii="Arial Narrow" w:eastAsia="Arial Narrow" w:hAnsi="Arial Narrow" w:cs="Arial Narrow"/>
+          <w:sz w:val="16"/>
+          <w:szCs w:val="16"/>
+        </w:rPr>
+      </w:r>
+      <w:r>
+        <w:rPr>
+          <w:rFonts w:ascii="Arial Narrow" w:eastAsia="Arial Narrow" w:hAnsi="Arial Narrow" w:cs="Arial Narrow"/>
+          <w:b/>
+          <w:bCs/>
+          <w:sz w:val="16"/>
+          <w:szCs w:val="16"/>
+        </w:rPr>
         <w:tab/>
-        <w:t xml:space="preserve"/>
-      </w:r>
-      <w:r>
-        <w:rPr>
-          <w:rFonts w:ascii="Arial Narrow" w:eastAsia="Arial Narrow" w:hAnsi="Arial Narrow" w:cs="Arial Narrow"/>
-          <w:sz w:val="16"/>
-          <w:szCs w:val="16"/>
-        </w:rPr>
-        <w:tab/>
-      </w:r>
-      <w:r>
-        <w:rPr>
-          <w:rFonts w:ascii="Arial Narrow" w:eastAsia="Arial Narrow" w:hAnsi="Arial Narrow" w:cs="Arial Narrow"/>
-          <w:b/>
-          <w:bCs/>
-          <w:sz w:val="16"/>
-          <w:szCs w:val="16"/>
-        </w:rPr>
         <w:t xml:space="preserve">LEY </w:t>
       </w:r>
       <w:proofErr w:type="spellStart"/>
@@ -10587,25 +10603,24 @@
           <w:sz w:val="16"/>
           <w:szCs w:val="16"/>
         </w:rPr>
+        <w:t xml:space="preserve"/>
+      </w:r>
+      <w:r>
+        <w:rPr>
+          <w:rFonts w:ascii="Arial Narrow" w:eastAsia="Arial Narrow" w:hAnsi="Arial Narrow" w:cs="Arial Narrow"/>
+          <w:sz w:val="16"/>
+          <w:szCs w:val="16"/>
+        </w:rPr>
+      </w:r>
+      <w:r>
+        <w:rPr>
+          <w:rFonts w:ascii="Arial Narrow" w:eastAsia="Arial Narrow" w:hAnsi="Arial Narrow" w:cs="Arial Narrow"/>
+          <w:b/>
+          <w:bCs/>
+          <w:sz w:val="16"/>
+          <w:szCs w:val="16"/>
+        </w:rPr>
         <w:tab/>
-        <w:t xml:space="preserve"/>
-      </w:r>
-      <w:r>
-        <w:rPr>
-          <w:rFonts w:ascii="Arial Narrow" w:eastAsia="Arial Narrow" w:hAnsi="Arial Narrow" w:cs="Arial Narrow"/>
-          <w:sz w:val="16"/>
-          <w:szCs w:val="16"/>
-        </w:rPr>
-        <w:tab/>
-      </w:r>
-      <w:r>
-        <w:rPr>
-          <w:rFonts w:ascii="Arial Narrow" w:eastAsia="Arial Narrow" w:hAnsi="Arial Narrow" w:cs="Arial Narrow"/>
-          <w:b/>
-          <w:bCs/>
-          <w:sz w:val="16"/>
-          <w:szCs w:val="16"/>
-        </w:rPr>
         <w:t xml:space="preserve">LEY SOBRE FACULTADES, NORMAS Y ORGANIZACIÓN DEL INDECOPI, APROBADA POR DECRETO LEGISLATIVO </w:t>
       </w:r>
       <w:proofErr w:type="spellStart"/>
@@ -10776,7 +10791,6 @@
           <w:sz w:val="16"/>
           <w:szCs w:val="16"/>
         </w:rPr>
-        <w:tab/>
         <w:t xml:space="preserve"/>
       </w:r>
       <w:r>
@@ -10869,24 +10883,23 @@
           <w:sz w:val="16"/>
           <w:szCs w:val="16"/>
         </w:rPr>
+        <w:t xml:space="preserve"/>
+      </w:r>
+      <w:r>
+        <w:rPr>
+          <w:rFonts w:ascii="Arial Narrow" w:eastAsia="Arial Narrow" w:hAnsi="Arial Narrow" w:cs="Arial Narrow"/>
+          <w:sz w:val="16"/>
+          <w:szCs w:val="16"/>
+        </w:rPr>
+      </w:r>
+      <w:r>
+        <w:rPr>
+          <w:rFonts w:ascii="Arial Narrow" w:eastAsia="Arial Narrow" w:hAnsi="Arial Narrow" w:cs="Arial Narrow"/>
+          <w:b/>
+          <w:sz w:val="16"/>
+          <w:szCs w:val="16"/>
+        </w:rPr>
         <w:tab/>
-        <w:t xml:space="preserve"/>
-      </w:r>
-      <w:r>
-        <w:rPr>
-          <w:rFonts w:ascii="Arial Narrow" w:eastAsia="Arial Narrow" w:hAnsi="Arial Narrow" w:cs="Arial Narrow"/>
-          <w:sz w:val="16"/>
-          <w:szCs w:val="16"/>
-        </w:rPr>
-        <w:tab/>
-      </w:r>
-      <w:r>
-        <w:rPr>
-          <w:rFonts w:ascii="Arial Narrow" w:eastAsia="Arial Narrow" w:hAnsi="Arial Narrow" w:cs="Arial Narrow"/>
-          <w:b/>
-          <w:sz w:val="16"/>
-          <w:szCs w:val="16"/>
-        </w:rPr>
         <w:t>LEY 29571, CÓDIGO DE PROTECCIÓN Y DEFENSA DEL CONSUMIDOR</w:t>
       </w:r>
       <w:r>
@@ -11291,32 +11304,31 @@
           <w:szCs w:val="16"/>
           <w:vertAlign w:val="superscript"/>
         </w:rPr>
+        <w:t xml:space="preserve"/>
+      </w:r>
+      <w:r>
+        <w:rPr>
+          <w:rFonts w:ascii="Arial Narrow" w:eastAsia="Arial Narrow" w:hAnsi="Arial Narrow" w:cs="Arial Narrow"/>
+          <w:sz w:val="16"/>
+          <w:szCs w:val="16"/>
+        </w:rPr>
+        <w:t xml:space="preserve"/>
+      </w:r>
+      <w:r>
+        <w:rPr>
+          <w:rFonts w:ascii="Arial Narrow" w:eastAsia="Arial Narrow" w:hAnsi="Arial Narrow" w:cs="Arial Narrow"/>
+          <w:sz w:val="16"/>
+          <w:szCs w:val="16"/>
+        </w:rPr>
+      </w:r>
+      <w:r>
+        <w:rPr>
+          <w:rFonts w:ascii="Arial Narrow" w:eastAsia="Arial Narrow" w:hAnsi="Arial Narrow" w:cs="Arial Narrow"/>
+          <w:b/>
+          <w:sz w:val="16"/>
+          <w:szCs w:val="16"/>
+        </w:rPr>
         <w:tab/>
-        <w:t xml:space="preserve"/>
-      </w:r>
-      <w:r>
-        <w:rPr>
-          <w:rFonts w:ascii="Arial Narrow" w:eastAsia="Arial Narrow" w:hAnsi="Arial Narrow" w:cs="Arial Narrow"/>
-          <w:sz w:val="16"/>
-          <w:szCs w:val="16"/>
-        </w:rPr>
-        <w:t xml:space="preserve"> </w:t>
-      </w:r>
-      <w:r>
-        <w:rPr>
-          <w:rFonts w:ascii="Arial Narrow" w:eastAsia="Arial Narrow" w:hAnsi="Arial Narrow" w:cs="Arial Narrow"/>
-          <w:sz w:val="16"/>
-          <w:szCs w:val="16"/>
-        </w:rPr>
-        <w:tab/>
-      </w:r>
-      <w:r>
-        <w:rPr>
-          <w:rFonts w:ascii="Arial Narrow" w:eastAsia="Arial Narrow" w:hAnsi="Arial Narrow" w:cs="Arial Narrow"/>
-          <w:b/>
-          <w:sz w:val="16"/>
-          <w:szCs w:val="16"/>
-        </w:rPr>
         <w:t>LEY 29571, CÓDIGO DE PROTECCIÓN Y DEFENSA DEL CONSUMIDOR</w:t>
       </w:r>
       <w:r>
@@ -11540,25 +11552,24 @@
           <w:sz w:val="16"/>
           <w:szCs w:val="16"/>
         </w:rPr>
+        <w:t xml:space="preserve"/>
+      </w:r>
+      <w:r>
+        <w:rPr>
+          <w:rFonts w:ascii="Arial Narrow" w:eastAsia="Arial Narrow" w:hAnsi="Arial Narrow" w:cs="Arial Narrow"/>
+          <w:sz w:val="16"/>
+          <w:szCs w:val="16"/>
+        </w:rPr>
+      </w:r>
+      <w:r>
+        <w:rPr>
+          <w:rFonts w:ascii="Arial Narrow" w:eastAsia="Arial Narrow" w:hAnsi="Arial Narrow" w:cs="Arial Narrow"/>
+          <w:b/>
+          <w:bCs/>
+          <w:sz w:val="16"/>
+          <w:szCs w:val="16"/>
+        </w:rPr>
         <w:tab/>
-        <w:t xml:space="preserve"/>
-      </w:r>
-      <w:r>
-        <w:rPr>
-          <w:rFonts w:ascii="Arial Narrow" w:eastAsia="Arial Narrow" w:hAnsi="Arial Narrow" w:cs="Arial Narrow"/>
-          <w:sz w:val="16"/>
-          <w:szCs w:val="16"/>
-        </w:rPr>
-        <w:tab/>
-      </w:r>
-      <w:r>
-        <w:rPr>
-          <w:rFonts w:ascii="Arial Narrow" w:eastAsia="Arial Narrow" w:hAnsi="Arial Narrow" w:cs="Arial Narrow"/>
-          <w:b/>
-          <w:bCs/>
-          <w:sz w:val="16"/>
-          <w:szCs w:val="16"/>
-        </w:rPr>
         <w:t xml:space="preserve">LEY </w:t>
       </w:r>
       <w:proofErr w:type="spellStart"/>
@@ -12421,24 +12432,23 @@
           <w:sz w:val="16"/>
           <w:szCs w:val="16"/>
         </w:rPr>
+        <w:t xml:space="preserve"/>
+      </w:r>
+      <w:r>
+        <w:rPr>
+          <w:rFonts w:ascii="Arial Narrow" w:eastAsia="Arial Narrow" w:hAnsi="Arial Narrow" w:cs="Arial Narrow"/>
+          <w:sz w:val="16"/>
+          <w:szCs w:val="16"/>
+        </w:rPr>
+      </w:r>
+      <w:r>
+        <w:rPr>
+          <w:rFonts w:ascii="Arial Narrow" w:eastAsia="Arial Narrow" w:hAnsi="Arial Narrow" w:cs="Arial Narrow"/>
+          <w:b/>
+          <w:sz w:val="16"/>
+          <w:szCs w:val="16"/>
+        </w:rPr>
         <w:tab/>
-        <w:t xml:space="preserve"/>
-      </w:r>
-      <w:r>
-        <w:rPr>
-          <w:rFonts w:ascii="Arial Narrow" w:eastAsia="Arial Narrow" w:hAnsi="Arial Narrow" w:cs="Arial Narrow"/>
-          <w:sz w:val="16"/>
-          <w:szCs w:val="16"/>
-        </w:rPr>
-        <w:tab/>
-      </w:r>
-      <w:r>
-        <w:rPr>
-          <w:rFonts w:ascii="Arial Narrow" w:eastAsia="Arial Narrow" w:hAnsi="Arial Narrow" w:cs="Arial Narrow"/>
-          <w:b/>
-          <w:sz w:val="16"/>
-          <w:szCs w:val="16"/>
-        </w:rPr>
         <w:t>LEY 29571, CÓDIGO DE PROTECCIÓN Y DEFENSA DEL CONSUMIDOR</w:t>
       </w:r>
       <w:r>
@@ -12673,7 +12683,6 @@
           <w:sz w:val="16"/>
           <w:szCs w:val="16"/>
         </w:rPr>
-        <w:tab/>
         <w:t xml:space="preserve"/>
       </w:r>
       <w:r>
@@ -12831,24 +12840,23 @@
           <w:sz w:val="16"/>
           <w:szCs w:val="16"/>
         </w:rPr>
+        <w:t xml:space="preserve"/>
+      </w:r>
+      <w:r>
+        <w:rPr>
+          <w:rFonts w:ascii="Arial Narrow" w:eastAsia="Arial Narrow" w:hAnsi="Arial Narrow" w:cs="Arial Narrow"/>
+          <w:sz w:val="16"/>
+          <w:szCs w:val="16"/>
+        </w:rPr>
+      </w:r>
+      <w:r>
+        <w:rPr>
+          <w:rFonts w:ascii="Arial Narrow" w:eastAsia="Arial Narrow" w:hAnsi="Arial Narrow" w:cs="Arial Narrow"/>
+          <w:b/>
+          <w:sz w:val="16"/>
+          <w:szCs w:val="16"/>
+        </w:rPr>
         <w:tab/>
-        <w:t xml:space="preserve"/>
-      </w:r>
-      <w:r>
-        <w:rPr>
-          <w:rFonts w:ascii="Arial Narrow" w:eastAsia="Arial Narrow" w:hAnsi="Arial Narrow" w:cs="Arial Narrow"/>
-          <w:sz w:val="16"/>
-          <w:szCs w:val="16"/>
-        </w:rPr>
-        <w:tab/>
-      </w:r>
-      <w:r>
-        <w:rPr>
-          <w:rFonts w:ascii="Arial Narrow" w:eastAsia="Arial Narrow" w:hAnsi="Arial Narrow" w:cs="Arial Narrow"/>
-          <w:b/>
-          <w:sz w:val="16"/>
-          <w:szCs w:val="16"/>
-        </w:rPr>
         <w:t xml:space="preserve">TEXTO ÚNICO ORDENADO DE LA LEY DEL PROCEDIMIENTO ADMINISTRATIVO GENERAL, aprobado mediante DECRETO SUPREMO </w:t>
       </w:r>
       <w:proofErr w:type="spellStart"/>
@@ -12875,7 +12883,7 @@
     <w:p>
       <w:pPr>
         <w:pStyle w:val="Textonotapie"/>
-        <w:ind w:left="1134" w:hanging="567"/>
+        <w:ind w:left="1134"/>
         <w:jc w:val="both"/>
         <w:rPr>
           <w:rFonts w:ascii="Arial Narrow" w:eastAsia="Arial Narrow" w:hAnsi="Arial Narrow" w:cs="Arial Narrow"/>

--- a/plantillas_maestras/15_sistema_previsional_afp_onp/negativa_cobertura/1_ddo_banco_o_financiera/mujer/TPL_2834_2025_SISTEMA_PREVISIONAL_AFP_ONP_NEGATIVA_COBERTURA_BANCO_MUJER_R2.docx
+++ b/plantillas_maestras/15_sistema_previsional_afp_onp/negativa_cobertura/1_ddo_banco_o_financiera/mujer/TPL_2834_2025_SISTEMA_PREVISIONAL_AFP_ONP_NEGATIVA_COBERTURA_BANCO_MUJER_R2.docx
@@ -7018,7 +7018,7 @@
           <w:sz w:val="22"/>
           <w:szCs w:val="22"/>
         </w:rPr>
-        <w:t xml:space="preserve">correr traslado de la presente resolución a Banco de Crédito del Perú S.A. y Pacífico Compañía de Seguros y Reaseguros S.A. para que, de conformidad con lo dispuesto por el artículo 26 de la Ley sobre Facultades, Normas y Organización del Indecopi, aprobada por Decreto Legislativo 807</w:t>
+        <w:t xml:space="preserve">correr traslado de la denuncia del 02 de noviembre de 2025, subsanada mediante escrito del 27 de noviembre de 2025 a Banco de Crédito del Perú S.A. y Pacífico Compañía de Seguros y Reaseguros S.A. para que, de conformidad con lo dispuesto por el artículo 26 de la Ley sobre Facultades, Normas y Organización del Indecopi, aprobada por Decreto Legislativo 807</w:t>
       </w:r>
       <w:r>
         <w:rPr>
